--- a/reports/lab7/LR7_Explanatory_Note_Variant15.docx
+++ b/reports/lab7/LR7_Explanatory_Note_Variant15.docx
@@ -4,325 +4,6631 @@
   <w:body>
     <w:p>
       <w:pPr>
+        <w:spacing w:before="0" w:after="80" w:line="276" w:lineRule="auto"/>
         <w:jc w:val="center"/>
       </w:pPr>
       <w:r>
         <w:rPr>
+          <w:rFonts w:ascii="Times New Roman" w:hAnsi="Times New Roman"/>
           <w:b/>
-          <w:color w:val="0F172A"/>
+          <w:sz w:val="24"/>
+        </w:rPr>
+        <w:t>МИНИСТЕРСТВО НАУКИ И ВЫСШЕГО ОБРАЗОВАНИЯ РОССИЙСКОЙ ФЕДЕРАЦИИ</w:t>
+        <w:br/>
+        <w:t>ФЕДЕРАЛЬНОЕ ГОСУДАРСТВЕННОЕ АВТОНОМНОЕ ОБРАЗОВАТЕЛЬНОЕ УЧРЕЖДЕНИЕ</w:t>
+        <w:br/>
+        <w:t>ВЫСШЕГО ОБРАЗОВАНИЯ</w:t>
+        <w:br/>
+        <w:t>«НАЦИОНАЛЬНЫЙ ИССЛЕДОВАТЕЛЬСКИЙ УНИВЕРСИТЕТ»</w:t>
+        <w:br/>
+        <w:br/>
+        <w:t>Факультет информационных технологий</w:t>
+        <w:br/>
+        <w:t>Кафедра программной инженерии</w:t>
+      </w:r>
+    </w:p>
+    <w:p/>
+    <w:p/>
+    <w:p/>
+    <w:p>
+      <w:pPr>
+        <w:spacing w:after="120"/>
+        <w:jc w:val="center"/>
+      </w:pPr>
+      <w:r>
+        <w:rPr>
+          <w:rFonts w:ascii="Times New Roman" w:hAnsi="Times New Roman"/>
+          <w:b/>
           <w:sz w:val="32"/>
         </w:rPr>
         <w:t>ПОЯСНИТЕЛЬНАЯ ЗАПИСКА К ВЫПУСКНОМУ ПРОЕКТУ</w:t>
         <w:br/>
       </w:r>
-      <w:r>
-        <w:rPr>
-          <w:b/>
-          <w:color w:val="1D4ED8"/>
-          <w:sz w:val="25"/>
-        </w:rPr>
-        <w:t>«Проектирование и разработка корпоративного веб-портала университета:</w:t>
-        <w:br/>
-        <w:t>Модуль Центра аккредитации и независимой оценки качества (АНОК)»</w:t>
-        <w:br/>
-      </w:r>
-      <w:r>
-        <w:rPr>
-          <w:i/>
-          <w:color w:val="475569"/>
-          <w:sz w:val="20"/>
-        </w:rPr>
-        <w:t>Дисциплина: ПРКП • Вариант № 15 • Москва, 2026</w:t>
-        <w:br/>
-      </w:r>
     </w:p>
     <w:p>
       <w:pPr>
-        <w:spacing w:after="160"/>
-      </w:pPr>
+        <w:jc w:val="center"/>
+      </w:pPr>
+      <w:r>
+        <w:rPr>
+          <w:rFonts w:ascii="Times New Roman" w:hAnsi="Times New Roman"/>
+          <w:sz w:val="28"/>
+        </w:rPr>
+        <w:t>по дисциплине: «Практикум по разработке корпоративного портала»</w:t>
+        <w:br/>
+        <w:br/>
+      </w:r>
+      <w:r>
+        <w:rPr>
+          <w:rFonts w:ascii="Times New Roman" w:hAnsi="Times New Roman"/>
+          <w:b/>
+          <w:sz w:val="28"/>
+        </w:rPr>
+        <w:t>Тема: «Проектирование и разработка корпоративного веб-портала университета — Модуль Центра аккредитации и независимой оценки качества образования (АНОК)»</w:t>
+        <w:br/>
+        <w:t>Вариант № 15: «Университет. Центр аккредитации и независимой оценки качества образования (АНОК)»</w:t>
+      </w:r>
+    </w:p>
+    <w:p/>
+    <w:p/>
+    <w:p/>
+    <w:p>
+      <w:pPr>
+        <w:spacing w:line="276" w:lineRule="auto"/>
+        <w:jc w:val="right"/>
+      </w:pPr>
+      <w:r>
+        <w:rPr>
+          <w:rFonts w:ascii="Times New Roman" w:hAnsi="Times New Roman"/>
+          <w:sz w:val="26"/>
+        </w:rPr>
+        <w:t>Выполнил:</w:t>
+        <w:br/>
+        <w:t>студент группы ИВТ-401</w:t>
+        <w:br/>
+        <w:t>Иванов И.И.</w:t>
+        <w:br/>
+        <w:br/>
+        <w:t>Проверил:</w:t>
+        <w:br/>
+        <w:t>к.т.н., доцент</w:t>
+        <w:br/>
+        <w:t>Петров П.П.</w:t>
+        <w:br/>
+      </w:r>
+    </w:p>
+    <w:p/>
+    <w:p/>
+    <w:p/>
+    <w:p>
+      <w:pPr>
+        <w:jc w:val="center"/>
+      </w:pPr>
+      <w:r>
+        <w:rPr>
+          <w:rFonts w:ascii="Times New Roman" w:hAnsi="Times New Roman"/>
+          <w:sz w:val="24"/>
+        </w:rPr>
+        <w:t>Москва, 2026 г.</w:t>
+      </w:r>
     </w:p>
     <w:p>
-      <w:pPr>
-        <w:pStyle w:val="Heading1"/>
-      </w:pPr>
-      <w:r>
-        <w:rPr>
-          <w:color w:val="0F172A"/>
-        </w:rPr>
-        <w:t>Аннотация</w:t>
+      <w:r>
+        <w:br w:type="page"/>
       </w:r>
     </w:p>
     <w:p>
-      <w:r>
-        <w:t>Настоящая пояснительная записка содержит комплексное описание результатов проектирования, архитектурной разработки, алгоритмической реализации, контентного наполнения и интеграционного тестирования корпоративного веб-портала университета для Центра аккредитации и независимой оценки качества образования (Центр АНОК, Вариант № 15). В системе автоматизированы процессы формирования учебных планов, валидации стандартов ФГОС 3++, версионного Diff-контроля, наложения штампа ЭЦП по ГОСТ Р 34.10-2012, аналитической визуализации (Chart.js) и экспорта отчетов (Excel/PDF).</w:t>
+      <w:pPr>
+        <w:spacing w:before="160" w:after="80"/>
+        <w:jc w:val="left"/>
+      </w:pPr>
+      <w:r>
+        <w:rPr>
+          <w:rFonts w:ascii="Times New Roman" w:hAnsi="Times New Roman"/>
+          <w:b/>
+          <w:sz w:val="26"/>
+        </w:rPr>
+        <w:t>Тема: Проектирование и разработка корпоративного веб-портала университета — Модуль «Центр аккредитации и независимой оценки качества образования (АНОК)»</w:t>
       </w:r>
     </w:p>
     <w:p>
       <w:pPr>
-        <w:pStyle w:val="Heading1"/>
-      </w:pPr>
-      <w:r>
-        <w:rPr>
-          <w:color w:val="0F172A"/>
-        </w:rPr>
-        <w:t>Содержание</w:t>
+        <w:spacing w:before="160" w:after="80"/>
+        <w:jc w:val="left"/>
+      </w:pPr>
+      <w:r>
+        <w:rPr>
+          <w:rFonts w:ascii="Times New Roman" w:hAnsi="Times New Roman"/>
+          <w:b/>
+          <w:sz w:val="26"/>
+        </w:rPr>
+        <w:t>Вариант № 15</w:t>
       </w:r>
     </w:p>
     <w:p>
-      <w:r>
-        <w:t>• 1. Введение и нормативно-правовая база</w:t>
+      <w:pPr>
+        <w:spacing w:before="240" w:after="120"/>
+        <w:jc w:val="left"/>
+      </w:pPr>
+      <w:r>
+        <w:rPr>
+          <w:rFonts w:ascii="Times New Roman" w:hAnsi="Times New Roman"/>
+          <w:b/>
+          <w:sz w:val="28"/>
+        </w:rPr>
+        <w:t>АННОТАЦИЯ</w:t>
       </w:r>
     </w:p>
     <w:p>
-      <w:r>
-        <w:t>• 2. Анализ предметной области, стейкхолдеры и прецеденты Use Case</w:t>
+      <w:pPr>
+        <w:spacing w:line="276" w:lineRule="auto" w:after="120"/>
+        <w:ind w:firstLine="709"/>
+        <w:jc w:val="both"/>
+      </w:pPr>
+      <w:r>
+        <w:rPr>
+          <w:rFonts w:ascii="Times New Roman" w:hAnsi="Times New Roman"/>
+          <w:sz w:val="28"/>
+        </w:rPr>
+        <w:t>Настоящая пояснительная записка содержит комплексное описание результатов проектирования, архитектурной разработки, алгоритмической реализации, контентного наполнения и интеграционного тестирования корпоративного веб-портала университета для Центра аккредитации и независимой оценки качества образования (Центр АНОК, Вариант № 15).</w:t>
       </w:r>
     </w:p>
     <w:p>
-      <w:r>
-        <w:t>• 3. Архитектурное проектирование, UML-диаграммы и схема базы данных</w:t>
+      <w:pPr>
+        <w:spacing w:line="276" w:lineRule="auto" w:after="120"/>
+        <w:ind w:firstLine="709"/>
+        <w:jc w:val="both"/>
+      </w:pPr>
+      <w:r>
+        <w:rPr>
+          <w:rFonts w:ascii="Times New Roman" w:hAnsi="Times New Roman"/>
+          <w:sz w:val="28"/>
+        </w:rPr>
+        <w:t>В рамках проекта автоматизированы ключевые процессы нормативного сопровождения основных профессиональных образовательных программ высшего образования (ОПОП ВО):</w:t>
       </w:r>
     </w:p>
     <w:p>
-      <w:r>
-        <w:t>• 4. Проектирование графического интерфейса пользователя (UI/UX)</w:t>
+      <w:pPr>
+        <w:spacing w:line="276" w:lineRule="auto" w:after="60"/>
+        <w:ind w:left="709"/>
+        <w:jc w:val="both"/>
+      </w:pPr>
+      <w:r>
+        <w:rPr>
+          <w:rFonts w:ascii="Times New Roman" w:hAnsi="Times New Roman"/>
+          <w:b/>
+          <w:sz w:val="28"/>
+        </w:rPr>
+        <w:t xml:space="preserve">1. </w:t>
+      </w:r>
+      <w:r>
+        <w:rPr>
+          <w:rFonts w:ascii="Times New Roman" w:hAnsi="Times New Roman"/>
+          <w:sz w:val="28"/>
+        </w:rPr>
+        <w:t>Формирование, структурирование и посеместровый учет учебных планов (УП) по направлениям бакалавриата и магистратуры.</w:t>
       </w:r>
     </w:p>
     <w:p>
-      <w:r>
-        <w:t>• 5. Разработка структуры портала и шаблонов страниц</w:t>
+      <w:pPr>
+        <w:spacing w:line="276" w:lineRule="auto" w:after="60"/>
+        <w:ind w:left="709"/>
+        <w:jc w:val="both"/>
+      </w:pPr>
+      <w:r>
+        <w:rPr>
+          <w:rFonts w:ascii="Times New Roman" w:hAnsi="Times New Roman"/>
+          <w:b/>
+          <w:sz w:val="28"/>
+        </w:rPr>
+        <w:t xml:space="preserve">2. </w:t>
+      </w:r>
+      <w:r>
+        <w:rPr>
+          <w:rFonts w:ascii="Times New Roman" w:hAnsi="Times New Roman"/>
+          <w:sz w:val="28"/>
+        </w:rPr>
+        <w:t>Автоматический аудит соблюдения требований Федеральных государственных образовательных стандартов высшего образования (ФГОС 3++).</w:t>
       </w:r>
     </w:p>
     <w:p>
-      <w:r>
-        <w:t>• 6. Контентное наполнение и реализация 8 информационных блоков</w:t>
+      <w:pPr>
+        <w:spacing w:line="276" w:lineRule="auto" w:after="60"/>
+        <w:ind w:left="709"/>
+        <w:jc w:val="both"/>
+      </w:pPr>
+      <w:r>
+        <w:rPr>
+          <w:rFonts w:ascii="Times New Roman" w:hAnsi="Times New Roman"/>
+          <w:b/>
+          <w:sz w:val="28"/>
+        </w:rPr>
+        <w:t xml:space="preserve">3. </w:t>
+      </w:r>
+      <w:r>
+        <w:rPr>
+          <w:rFonts w:ascii="Times New Roman" w:hAnsi="Times New Roman"/>
+          <w:sz w:val="28"/>
+        </w:rPr>
+        <w:t>Сквозной регламент маршрутизации и согласования служебных записок на внесение изменений в УП с фиксацией версий.</w:t>
       </w:r>
     </w:p>
     <w:p>
-      <w:r>
-        <w:t>• 7. Интеграция готовых модулей и компонентов</w:t>
+      <w:pPr>
+        <w:spacing w:line="276" w:lineRule="auto" w:after="60"/>
+        <w:ind w:left="709"/>
+        <w:jc w:val="both"/>
+      </w:pPr>
+      <w:r>
+        <w:rPr>
+          <w:rFonts w:ascii="Times New Roman" w:hAnsi="Times New Roman"/>
+          <w:b/>
+          <w:sz w:val="28"/>
+        </w:rPr>
+        <w:t xml:space="preserve">4. </w:t>
+      </w:r>
+      <w:r>
+        <w:rPr>
+          <w:rFonts w:ascii="Times New Roman" w:hAnsi="Times New Roman"/>
+          <w:sz w:val="28"/>
+        </w:rPr>
+        <w:t>Построчное визуальное сопоставление (Visual Diff-трекер) редакций учебных планов (v1.0 vs v1.1).</w:t>
       </w:r>
     </w:p>
     <w:p>
-      <w:r>
-        <w:t>• 8. Тестирование, информационная безопасность и расчет эффективности</w:t>
+      <w:pPr>
+        <w:spacing w:line="276" w:lineRule="auto" w:after="60"/>
+        <w:ind w:left="709"/>
+        <w:jc w:val="both"/>
+      </w:pPr>
+      <w:r>
+        <w:rPr>
+          <w:rFonts w:ascii="Times New Roman" w:hAnsi="Times New Roman"/>
+          <w:b/>
+          <w:sz w:val="28"/>
+        </w:rPr>
+        <w:t xml:space="preserve">5. </w:t>
+      </w:r>
+      <w:r>
+        <w:rPr>
+          <w:rFonts w:ascii="Times New Roman" w:hAnsi="Times New Roman"/>
+          <w:sz w:val="28"/>
+        </w:rPr>
+        <w:t>Криптографическое хеширование (SHA-256) структуры УП и наложение официального защитного штампа усиленной квалифицированной электронной цифровой подписи (ЭЦП) по ГОСТ Р 34.10-2012.</w:t>
       </w:r>
     </w:p>
     <w:p>
-      <w:r>
-        <w:t>• 9. Руководство пользователя и порядок развертывания</w:t>
+      <w:pPr>
+        <w:spacing w:line="276" w:lineRule="auto" w:after="60"/>
+        <w:ind w:left="709"/>
+        <w:jc w:val="both"/>
+      </w:pPr>
+      <w:r>
+        <w:rPr>
+          <w:rFonts w:ascii="Times New Roman" w:hAnsi="Times New Roman"/>
+          <w:b/>
+          <w:sz w:val="28"/>
+        </w:rPr>
+        <w:t xml:space="preserve">6. </w:t>
+      </w:r>
+      <w:r>
+        <w:rPr>
+          <w:rFonts w:ascii="Times New Roman" w:hAnsi="Times New Roman"/>
+          <w:sz w:val="28"/>
+        </w:rPr>
+        <w:t>Интерактивная бизнес-аналитика (Chart.js), планирование сроков и заседаний Ученого совета (FullCalendar), живой поиск (DataTables) и клиентская выгрузка отчетов в форматы Microsoft Excel (.xlsx) и PDF.</w:t>
       </w:r>
     </w:p>
     <w:p>
-      <w:r>
-        <w:t>• 10. Заключение</w:t>
+      <w:pPr>
+        <w:spacing w:line="276" w:lineRule="auto" w:after="120"/>
+        <w:ind w:firstLine="709"/>
+        <w:jc w:val="both"/>
+      </w:pPr>
+      <w:r>
+        <w:rPr>
+          <w:rFonts w:ascii="Times New Roman" w:hAnsi="Times New Roman"/>
+          <w:sz w:val="28"/>
+        </w:rPr>
+        <w:t>Система разработана на базе трехуровневой микросервисной веб-архитектуры с использованием языка Python 3.11, веб-фреймворка Flask, реляционной СУБД SQLite / MariaDB, компонентной UI-библиотеки TailwindCSS v3.4 и набора специализированных клиентских модулей.</w:t>
       </w:r>
     </w:p>
     <w:p>
-      <w:r>
-        <w:t>• 11. Список использованных источников</w:t>
+      <w:pPr>
+        <w:spacing w:line="276" w:lineRule="auto" w:after="120"/>
+        <w:ind w:firstLine="709"/>
+        <w:jc w:val="both"/>
+      </w:pPr>
+      <w:r>
+        <w:rPr>
+          <w:rFonts w:ascii="Times New Roman" w:hAnsi="Times New Roman"/>
+          <w:sz w:val="28"/>
+        </w:rPr>
+        <w:t>Объем документации: 7 разделов, таблицы, листинги программного кода, ссылки на 30+ архитектурных диаграмм и макетов экранных форм.</w:t>
       </w:r>
     </w:p>
     <w:p>
-      <w:r>
-        <w:t>• 12. Приложения</w:t>
+      <w:pPr>
+        <w:spacing w:before="240" w:after="120"/>
+        <w:jc w:val="left"/>
+      </w:pPr>
+      <w:r>
+        <w:rPr>
+          <w:rFonts w:ascii="Times New Roman" w:hAnsi="Times New Roman"/>
+          <w:b/>
+          <w:sz w:val="28"/>
+        </w:rPr>
+        <w:t>СОДЕРЖАНИЕ</w:t>
       </w:r>
     </w:p>
     <w:p>
-      <w:r>
-        <w:br w:type="page"/>
+      <w:pPr>
+        <w:spacing w:line="276" w:lineRule="auto" w:after="60"/>
+        <w:ind w:left="709"/>
+        <w:jc w:val="both"/>
+      </w:pPr>
+      <w:r>
+        <w:rPr>
+          <w:rFonts w:ascii="Times New Roman" w:hAnsi="Times New Roman"/>
+          <w:b/>
+          <w:sz w:val="28"/>
+        </w:rPr>
+        <w:t xml:space="preserve">1. </w:t>
+      </w:r>
+      <w:r>
+        <w:rPr>
+          <w:rFonts w:ascii="Times New Roman" w:hAnsi="Times New Roman"/>
+          <w:sz w:val="28"/>
+        </w:rPr>
+        <w:t>[Введение](#1-введение)</w:t>
       </w:r>
     </w:p>
     <w:p>
       <w:pPr>
-        <w:pStyle w:val="Heading1"/>
-      </w:pPr>
-      <w:r>
-        <w:rPr>
-          <w:color w:val="0F172A"/>
-        </w:rPr>
-        <w:t>1. Введение и нормативно-правовая база</w:t>
+        <w:spacing w:line="276" w:lineRule="auto" w:after="60"/>
+        <w:ind w:left="1134"/>
+        <w:jc w:val="both"/>
+      </w:pPr>
+      <w:r>
+        <w:rPr>
+          <w:rFonts w:ascii="Times New Roman" w:hAnsi="Times New Roman"/>
+          <w:b w:val="0"/>
+          <w:sz w:val="28"/>
+        </w:rPr>
+        <w:t xml:space="preserve">• </w:t>
+      </w:r>
+      <w:r>
+        <w:rPr>
+          <w:rFonts w:ascii="Times New Roman" w:hAnsi="Times New Roman"/>
+          <w:sz w:val="28"/>
+        </w:rPr>
+        <w:t>1.1. Актуальность проекта</w:t>
       </w:r>
     </w:p>
     <w:p>
-      <w:r>
-        <w:t>Проектирование корпоративного портала Центра АНОК направлено на цифровизацию и оптимизацию нормативного цикла сопровождения образовательных программ высшего образования (ОПОП ВО). Разработка выполнена на основании требований Федерального закона № 273-ФЗ «Об образовании в РФ», Федерального закона № 63-ФЗ «Об электронной подписи», ГОСТ Р 34.10-2012 и стандартов ФГОС ВО 3++ по направлениям 09.03.01, 09.03.02, 09.03.03, 09.03.04.</w:t>
+      <w:pPr>
+        <w:spacing w:line="276" w:lineRule="auto" w:after="60"/>
+        <w:ind w:left="1134"/>
+        <w:jc w:val="both"/>
+      </w:pPr>
+      <w:r>
+        <w:rPr>
+          <w:rFonts w:ascii="Times New Roman" w:hAnsi="Times New Roman"/>
+          <w:b w:val="0"/>
+          <w:sz w:val="28"/>
+        </w:rPr>
+        <w:t xml:space="preserve">• </w:t>
+      </w:r>
+      <w:r>
+        <w:rPr>
+          <w:rFonts w:ascii="Times New Roman" w:hAnsi="Times New Roman"/>
+          <w:sz w:val="28"/>
+        </w:rPr>
+        <w:t>1.2. Цели и задачи разработки</w:t>
       </w:r>
     </w:p>
     <w:p>
-      <w:r>
-        <w:br w:type="page"/>
+      <w:pPr>
+        <w:spacing w:line="276" w:lineRule="auto" w:after="60"/>
+        <w:ind w:left="1134"/>
+        <w:jc w:val="both"/>
+      </w:pPr>
+      <w:r>
+        <w:rPr>
+          <w:rFonts w:ascii="Times New Roman" w:hAnsi="Times New Roman"/>
+          <w:b w:val="0"/>
+          <w:sz w:val="28"/>
+        </w:rPr>
+        <w:t xml:space="preserve">• </w:t>
+      </w:r>
+      <w:r>
+        <w:rPr>
+          <w:rFonts w:ascii="Times New Roman" w:hAnsi="Times New Roman"/>
+          <w:sz w:val="28"/>
+        </w:rPr>
+        <w:t>1.3. Нормативно-правовая база</w:t>
       </w:r>
     </w:p>
     <w:p>
       <w:pPr>
-        <w:pStyle w:val="Heading1"/>
-      </w:pPr>
-      <w:r>
-        <w:rPr>
-          <w:color w:val="0F172A"/>
-        </w:rPr>
-        <w:t>2. Анализ предметной области и требования к системе</w:t>
+        <w:spacing w:line="276" w:lineRule="auto" w:after="60"/>
+        <w:ind w:left="709"/>
+        <w:jc w:val="both"/>
+      </w:pPr>
+      <w:r>
+        <w:rPr>
+          <w:rFonts w:ascii="Times New Roman" w:hAnsi="Times New Roman"/>
+          <w:b/>
+          <w:sz w:val="28"/>
+        </w:rPr>
+        <w:t xml:space="preserve">2. </w:t>
+      </w:r>
+      <w:r>
+        <w:rPr>
+          <w:rFonts w:ascii="Times New Roman" w:hAnsi="Times New Roman"/>
+          <w:sz w:val="28"/>
+        </w:rPr>
+        <w:t>[Анализ предметной области и требования к системе (Этап ЛР1)](#2-анализ-предметной-области-и-требования-к-системе)</w:t>
       </w:r>
     </w:p>
     <w:p>
-      <w:r>
-        <w:t>В системе выделено 5 ключевых ролей (Директор АНОК, Эксперт, Декан факультета, Заведующий кафедрой, Секретарь Ученого совета) и специфицировано 12 сценариев Use Case. Сформированы строгие функциональные требования к валидации трудоемкости (240 ЗЕТ), контролю аудиторной нагрузки и ведению сквозного аудита.</w:t>
+      <w:pPr>
+        <w:spacing w:line="276" w:lineRule="auto" w:after="60"/>
+        <w:ind w:left="1134"/>
+        <w:jc w:val="both"/>
+      </w:pPr>
+      <w:r>
+        <w:rPr>
+          <w:rFonts w:ascii="Times New Roman" w:hAnsi="Times New Roman"/>
+          <w:b w:val="0"/>
+          <w:sz w:val="28"/>
+        </w:rPr>
+        <w:t xml:space="preserve">• </w:t>
+      </w:r>
+      <w:r>
+        <w:rPr>
+          <w:rFonts w:ascii="Times New Roman" w:hAnsi="Times New Roman"/>
+          <w:sz w:val="28"/>
+        </w:rPr>
+        <w:t>2.1. Стейкхолдеры и матрица ролей (RBAC)</w:t>
       </w:r>
     </w:p>
     <w:p>
-      <w:r>
-        <w:br w:type="page"/>
+      <w:pPr>
+        <w:spacing w:line="276" w:lineRule="auto" w:after="60"/>
+        <w:ind w:left="1134"/>
+        <w:jc w:val="both"/>
+      </w:pPr>
+      <w:r>
+        <w:rPr>
+          <w:rFonts w:ascii="Times New Roman" w:hAnsi="Times New Roman"/>
+          <w:b w:val="0"/>
+          <w:sz w:val="28"/>
+        </w:rPr>
+        <w:t xml:space="preserve">• </w:t>
+      </w:r>
+      <w:r>
+        <w:rPr>
+          <w:rFonts w:ascii="Times New Roman" w:hAnsi="Times New Roman"/>
+          <w:sz w:val="28"/>
+        </w:rPr>
+        <w:t>2.2. Модель прецедентов использования (Use Case)</w:t>
       </w:r>
     </w:p>
     <w:p>
       <w:pPr>
-        <w:pStyle w:val="Heading1"/>
-      </w:pPr>
-      <w:r>
-        <w:rPr>
-          <w:color w:val="0F172A"/>
-        </w:rPr>
-        <w:t>3. Архитектурное проектирование и структура базы данных</w:t>
+        <w:spacing w:line="276" w:lineRule="auto" w:after="60"/>
+        <w:ind w:left="1134"/>
+        <w:jc w:val="both"/>
+      </w:pPr>
+      <w:r>
+        <w:rPr>
+          <w:rFonts w:ascii="Times New Roman" w:hAnsi="Times New Roman"/>
+          <w:b w:val="0"/>
+          <w:sz w:val="28"/>
+        </w:rPr>
+        <w:t xml:space="preserve">• </w:t>
+      </w:r>
+      <w:r>
+        <w:rPr>
+          <w:rFonts w:ascii="Times New Roman" w:hAnsi="Times New Roman"/>
+          <w:sz w:val="28"/>
+        </w:rPr>
+        <w:t>2.3. Функциональные и нефункциональные требования</w:t>
       </w:r>
     </w:p>
     <w:p>
-      <w:r>
-        <w:t>Система построена по трехзвенной архитектуре MVC на базе Python 3.11 / Flask. Реляционная база данных включает 12 нормализованных таблиц (curriculums, curriculum_disciplines, fgos_standards, competencies, service_memos, digital_signatures, audit_logs и др.) с обеспечением каскадной целостности данных.</w:t>
+      <w:pPr>
+        <w:spacing w:line="276" w:lineRule="auto" w:after="60"/>
+        <w:ind w:left="709"/>
+        <w:jc w:val="both"/>
+      </w:pPr>
+      <w:r>
+        <w:rPr>
+          <w:rFonts w:ascii="Times New Roman" w:hAnsi="Times New Roman"/>
+          <w:b/>
+          <w:sz w:val="28"/>
+        </w:rPr>
+        <w:t xml:space="preserve">3. </w:t>
+      </w:r>
+      <w:r>
+        <w:rPr>
+          <w:rFonts w:ascii="Times New Roman" w:hAnsi="Times New Roman"/>
+          <w:sz w:val="28"/>
+        </w:rPr>
+        <w:t>[Архитектурное и структурное проектирование (Этап ЛР2)](#3-архитектурное-и-структурное-проектирование)</w:t>
       </w:r>
     </w:p>
     <w:p>
-      <w:r>
-        <w:br w:type="page"/>
+      <w:pPr>
+        <w:spacing w:line="276" w:lineRule="auto" w:after="60"/>
+        <w:ind w:left="1134"/>
+        <w:jc w:val="both"/>
+      </w:pPr>
+      <w:r>
+        <w:rPr>
+          <w:rFonts w:ascii="Times New Roman" w:hAnsi="Times New Roman"/>
+          <w:b w:val="0"/>
+          <w:sz w:val="28"/>
+        </w:rPr>
+        <w:t xml:space="preserve">• </w:t>
+      </w:r>
+      <w:r>
+        <w:rPr>
+          <w:rFonts w:ascii="Times New Roman" w:hAnsi="Times New Roman"/>
+          <w:sz w:val="28"/>
+        </w:rPr>
+        <w:t>3.1. Трехуровневая топология системы</w:t>
       </w:r>
     </w:p>
     <w:p>
       <w:pPr>
-        <w:pStyle w:val="Heading1"/>
-      </w:pPr>
-      <w:r>
-        <w:rPr>
-          <w:color w:val="0F172A"/>
-        </w:rPr>
-        <w:t>4. Проектирование графического интерфейса пользователя</w:t>
+        <w:spacing w:line="276" w:lineRule="auto" w:after="60"/>
+        <w:ind w:left="1134"/>
+        <w:jc w:val="both"/>
+      </w:pPr>
+      <w:r>
+        <w:rPr>
+          <w:rFonts w:ascii="Times New Roman" w:hAnsi="Times New Roman"/>
+          <w:b w:val="0"/>
+          <w:sz w:val="28"/>
+        </w:rPr>
+        <w:t xml:space="preserve">• </w:t>
+      </w:r>
+      <w:r>
+        <w:rPr>
+          <w:rFonts w:ascii="Times New Roman" w:hAnsi="Times New Roman"/>
+          <w:sz w:val="28"/>
+        </w:rPr>
+        <w:t>3.2. UML-диаграммы классов, компонентов и развертывания</w:t>
       </w:r>
     </w:p>
     <w:p>
-      <w:r>
-        <w:t>Разработана дизайн-система в корпоративной цветовой палитре (Slate/Blue/Sky/Emerald), спроектированы адаптивные wireframes, карточные компоненты и фиксированная навигационная панель. Интерфейс оптимизирован для работы на Desktop, Tablet и Mobile устройствах.</w:t>
+      <w:pPr>
+        <w:spacing w:line="276" w:lineRule="auto" w:after="60"/>
+        <w:ind w:left="1134"/>
+        <w:jc w:val="both"/>
+      </w:pPr>
+      <w:r>
+        <w:rPr>
+          <w:rFonts w:ascii="Times New Roman" w:hAnsi="Times New Roman"/>
+          <w:b w:val="0"/>
+          <w:sz w:val="28"/>
+        </w:rPr>
+        <w:t xml:space="preserve">• </w:t>
+      </w:r>
+      <w:r>
+        <w:rPr>
+          <w:rFonts w:ascii="Times New Roman" w:hAnsi="Times New Roman"/>
+          <w:sz w:val="28"/>
+        </w:rPr>
+        <w:t>3.3. Диаграмма последовательности сквозного процесса визирования</w:t>
       </w:r>
     </w:p>
     <w:p>
-      <w:r>
-        <w:br w:type="page"/>
+      <w:pPr>
+        <w:spacing w:line="276" w:lineRule="auto" w:after="60"/>
+        <w:ind w:left="1134"/>
+        <w:jc w:val="both"/>
+      </w:pPr>
+      <w:r>
+        <w:rPr>
+          <w:rFonts w:ascii="Times New Roman" w:hAnsi="Times New Roman"/>
+          <w:b w:val="0"/>
+          <w:sz w:val="28"/>
+        </w:rPr>
+        <w:t xml:space="preserve">• </w:t>
+      </w:r>
+      <w:r>
+        <w:rPr>
+          <w:rFonts w:ascii="Times New Roman" w:hAnsi="Times New Roman"/>
+          <w:sz w:val="28"/>
+        </w:rPr>
+        <w:t>3.4. Реляционная схема базы данных (12 таблиц)</w:t>
       </w:r>
     </w:p>
     <w:p>
       <w:pPr>
-        <w:pStyle w:val="Heading1"/>
-      </w:pPr>
-      <w:r>
-        <w:rPr>
-          <w:color w:val="0F172A"/>
-        </w:rPr>
-        <w:t>5. Разработка структуры портала и шаблонов страниц</w:t>
+        <w:spacing w:line="276" w:lineRule="auto" w:after="60"/>
+        <w:ind w:left="709"/>
+        <w:jc w:val="both"/>
+      </w:pPr>
+      <w:r>
+        <w:rPr>
+          <w:rFonts w:ascii="Times New Roman" w:hAnsi="Times New Roman"/>
+          <w:b/>
+          <w:sz w:val="28"/>
+        </w:rPr>
+        <w:t xml:space="preserve">4. </w:t>
+      </w:r>
+      <w:r>
+        <w:rPr>
+          <w:rFonts w:ascii="Times New Roman" w:hAnsi="Times New Roman"/>
+          <w:sz w:val="28"/>
+        </w:rPr>
+        <w:t>[Проектирование графического интерфейса пользователя (Этап ЛР3)](#4-проектирование-графического-интерфейса-пользователя)</w:t>
       </w:r>
     </w:p>
     <w:p>
-      <w:r>
-        <w:t>Реализована карта сайта (Sitemap), модульные Jinja2-шаблоны и централизованная маршрутизация Flask Core с RESTful API эндпоинтами для динамического обмена данными.</w:t>
+      <w:pPr>
+        <w:spacing w:line="276" w:lineRule="auto" w:after="60"/>
+        <w:ind w:left="1134"/>
+        <w:jc w:val="both"/>
+      </w:pPr>
+      <w:r>
+        <w:rPr>
+          <w:rFonts w:ascii="Times New Roman" w:hAnsi="Times New Roman"/>
+          <w:b w:val="0"/>
+          <w:sz w:val="28"/>
+        </w:rPr>
+        <w:t xml:space="preserve">• </w:t>
+      </w:r>
+      <w:r>
+        <w:rPr>
+          <w:rFonts w:ascii="Times New Roman" w:hAnsi="Times New Roman"/>
+          <w:sz w:val="28"/>
+        </w:rPr>
+        <w:t>4.1. Дизайн-система, цветовая палитра и типографика</w:t>
       </w:r>
     </w:p>
     <w:p>
-      <w:r>
-        <w:br w:type="page"/>
+      <w:pPr>
+        <w:spacing w:line="276" w:lineRule="auto" w:after="60"/>
+        <w:ind w:left="1134"/>
+        <w:jc w:val="both"/>
+      </w:pPr>
+      <w:r>
+        <w:rPr>
+          <w:rFonts w:ascii="Times New Roman" w:hAnsi="Times New Roman"/>
+          <w:b w:val="0"/>
+          <w:sz w:val="28"/>
+        </w:rPr>
+        <w:t xml:space="preserve">• </w:t>
+      </w:r>
+      <w:r>
+        <w:rPr>
+          <w:rFonts w:ascii="Times New Roman" w:hAnsi="Times New Roman"/>
+          <w:sz w:val="28"/>
+        </w:rPr>
+        <w:t>4.2. Каркасные схемы (Wireframes) и компонентные блоки</w:t>
       </w:r>
     </w:p>
     <w:p>
       <w:pPr>
-        <w:pStyle w:val="Heading1"/>
-      </w:pPr>
-      <w:r>
-        <w:rPr>
-          <w:color w:val="0F172A"/>
-        </w:rPr>
-        <w:t>6. Контентное наполнение и реализация информационных блоков</w:t>
+        <w:spacing w:line="276" w:lineRule="auto" w:after="60"/>
+        <w:ind w:left="1134"/>
+        <w:jc w:val="both"/>
+      </w:pPr>
+      <w:r>
+        <w:rPr>
+          <w:rFonts w:ascii="Times New Roman" w:hAnsi="Times New Roman"/>
+          <w:b w:val="0"/>
+          <w:sz w:val="28"/>
+        </w:rPr>
+        <w:t xml:space="preserve">• </w:t>
+      </w:r>
+      <w:r>
+        <w:rPr>
+          <w:rFonts w:ascii="Times New Roman" w:hAnsi="Times New Roman"/>
+          <w:sz w:val="28"/>
+        </w:rPr>
+        <w:t>4.3. Адаптивность и принципы доступности интерфейса</w:t>
       </w:r>
     </w:p>
     <w:p>
-      <w:r>
-        <w:t>В системе развернуты и наполнены 8 специализированных инфоблоков: Реестр УП, Валидатор ФГОС 3++, Служебные записки, Реестр ЭЦП, Справочник стандартов, Матрица компетенций, Структура кафедр и Лента новостей АНОК.</w:t>
+      <w:pPr>
+        <w:spacing w:line="276" w:lineRule="auto" w:after="60"/>
+        <w:ind w:left="709"/>
+        <w:jc w:val="both"/>
+      </w:pPr>
+      <w:r>
+        <w:rPr>
+          <w:rFonts w:ascii="Times New Roman" w:hAnsi="Times New Roman"/>
+          <w:b/>
+          <w:sz w:val="28"/>
+        </w:rPr>
+        <w:t xml:space="preserve">5. </w:t>
+      </w:r>
+      <w:r>
+        <w:rPr>
+          <w:rFonts w:ascii="Times New Roman" w:hAnsi="Times New Roman"/>
+          <w:sz w:val="28"/>
+        </w:rPr>
+        <w:t>[Разработка структуры портала и шаблонов страниц (Этап ЛР4)](#5-разработка-структуры-портала-и-шаблонов-страниц)</w:t>
       </w:r>
     </w:p>
     <w:p>
-      <w:r>
-        <w:br w:type="page"/>
+      <w:pPr>
+        <w:spacing w:line="276" w:lineRule="auto" w:after="60"/>
+        <w:ind w:left="1134"/>
+        <w:jc w:val="both"/>
+      </w:pPr>
+      <w:r>
+        <w:rPr>
+          <w:rFonts w:ascii="Times New Roman" w:hAnsi="Times New Roman"/>
+          <w:b w:val="0"/>
+          <w:sz w:val="28"/>
+        </w:rPr>
+        <w:t xml:space="preserve">• </w:t>
+      </w:r>
+      <w:r>
+        <w:rPr>
+          <w:rFonts w:ascii="Times New Roman" w:hAnsi="Times New Roman"/>
+          <w:sz w:val="28"/>
+        </w:rPr>
+        <w:t>5.1. Информационная архитектура и карта сайта (Sitemap)</w:t>
       </w:r>
     </w:p>
     <w:p>
       <w:pPr>
-        <w:pStyle w:val="Heading1"/>
-      </w:pPr>
-      <w:r>
-        <w:rPr>
-          <w:color w:val="0F172A"/>
-        </w:rPr>
-        <w:t>7. Интеграция готовых модулей и компонентов</w:t>
+        <w:spacing w:line="276" w:lineRule="auto" w:after="60"/>
+        <w:ind w:left="1134"/>
+        <w:jc w:val="both"/>
+      </w:pPr>
+      <w:r>
+        <w:rPr>
+          <w:rFonts w:ascii="Times New Roman" w:hAnsi="Times New Roman"/>
+          <w:b w:val="0"/>
+          <w:sz w:val="28"/>
+        </w:rPr>
+        <w:t xml:space="preserve">• </w:t>
+      </w:r>
+      <w:r>
+        <w:rPr>
+          <w:rFonts w:ascii="Times New Roman" w:hAnsi="Times New Roman"/>
+          <w:sz w:val="28"/>
+        </w:rPr>
+        <w:t>5.2. Модульная структура шаблонов Jinja2</w:t>
       </w:r>
     </w:p>
     <w:p>
-      <w:r>
-        <w:t>К порталу подключен стек современных библиотек: интерактивная инфографика Chart.js (Doughnut, Bar, Radar), экспорт Excel (SheetJS) и PDF (jsPDF), криптографическое хеширование SHA-256 со штампом ГОСТ (CryptoJS), двухколоночный Diff-трекер версий, планировщик FullCalendar, живой фильтр DataTables и алерты SweetAlert2 / Toastify.</w:t>
+      <w:pPr>
+        <w:spacing w:line="276" w:lineRule="auto" w:after="60"/>
+        <w:ind w:left="1134"/>
+        <w:jc w:val="both"/>
+      </w:pPr>
+      <w:r>
+        <w:rPr>
+          <w:rFonts w:ascii="Times New Roman" w:hAnsi="Times New Roman"/>
+          <w:b w:val="0"/>
+          <w:sz w:val="28"/>
+        </w:rPr>
+        <w:t xml:space="preserve">• </w:t>
+      </w:r>
+      <w:r>
+        <w:rPr>
+          <w:rFonts w:ascii="Times New Roman" w:hAnsi="Times New Roman"/>
+          <w:sz w:val="28"/>
+        </w:rPr>
+        <w:t>5.3. Серверная маршрутизация Flask Core</w:t>
       </w:r>
     </w:p>
     <w:p>
-      <w:r>
-        <w:br w:type="page"/>
+      <w:pPr>
+        <w:spacing w:line="276" w:lineRule="auto" w:after="60"/>
+        <w:ind w:left="709"/>
+        <w:jc w:val="both"/>
+      </w:pPr>
+      <w:r>
+        <w:rPr>
+          <w:rFonts w:ascii="Times New Roman" w:hAnsi="Times New Roman"/>
+          <w:b/>
+          <w:sz w:val="28"/>
+        </w:rPr>
+        <w:t xml:space="preserve">6. </w:t>
+      </w:r>
+      <w:r>
+        <w:rPr>
+          <w:rFonts w:ascii="Times New Roman" w:hAnsi="Times New Roman"/>
+          <w:sz w:val="28"/>
+        </w:rPr>
+        <w:t>[Контентное наполнение и реализация информационных блоков (Этап ЛР5)](#6-контентное-наполнение-и-реализация-информационных-блоков)</w:t>
       </w:r>
     </w:p>
     <w:p>
       <w:pPr>
-        <w:pStyle w:val="Heading1"/>
-      </w:pPr>
-      <w:r>
-        <w:rPr>
-          <w:color w:val="0F172A"/>
-        </w:rPr>
-        <w:t>8. Тестирование, безопасность и оценка эффективности</w:t>
+        <w:spacing w:line="276" w:lineRule="auto" w:after="60"/>
+        <w:ind w:left="1134"/>
+        <w:jc w:val="both"/>
+      </w:pPr>
+      <w:r>
+        <w:rPr>
+          <w:rFonts w:ascii="Times New Roman" w:hAnsi="Times New Roman"/>
+          <w:b w:val="0"/>
+          <w:sz w:val="28"/>
+        </w:rPr>
+        <w:t xml:space="preserve">• </w:t>
+      </w:r>
+      <w:r>
+        <w:rPr>
+          <w:rFonts w:ascii="Times New Roman" w:hAnsi="Times New Roman"/>
+          <w:sz w:val="28"/>
+        </w:rPr>
+        <w:t>6.1. Спецификация 8 специализированных инфоблоков</w:t>
       </w:r>
     </w:p>
     <w:p>
-      <w:r>
-        <w:t>Проведено модульное (94.2% покрытия кода), интеграционное и нагрузочное тестирование (250 одновременных пользователей, отклик 38 мс). Внедрение портала сокращает срок согласования УП с 30 до 3 дней (в 10 раз), снижает трудозатраты экспертов на 82% и полностью исключает технические ошибки расчета трудоемкости.</w:t>
+      <w:pPr>
+        <w:spacing w:line="276" w:lineRule="auto" w:after="60"/>
+        <w:ind w:left="1134"/>
+        <w:jc w:val="both"/>
+      </w:pPr>
+      <w:r>
+        <w:rPr>
+          <w:rFonts w:ascii="Times New Roman" w:hAnsi="Times New Roman"/>
+          <w:b w:val="0"/>
+          <w:sz w:val="28"/>
+        </w:rPr>
+        <w:t xml:space="preserve">• </w:t>
+      </w:r>
+      <w:r>
+        <w:rPr>
+          <w:rFonts w:ascii="Times New Roman" w:hAnsi="Times New Roman"/>
+          <w:sz w:val="28"/>
+        </w:rPr>
+        <w:t>6.2. Наполнение реляционной базы данных реалистичными данными</w:t>
       </w:r>
     </w:p>
     <w:p>
-      <w:r>
-        <w:br w:type="page"/>
+      <w:pPr>
+        <w:spacing w:line="276" w:lineRule="auto" w:after="60"/>
+        <w:ind w:left="1134"/>
+        <w:jc w:val="both"/>
+      </w:pPr>
+      <w:r>
+        <w:rPr>
+          <w:rFonts w:ascii="Times New Roman" w:hAnsi="Times New Roman"/>
+          <w:b w:val="0"/>
+          <w:sz w:val="28"/>
+        </w:rPr>
+        <w:t xml:space="preserve">• </w:t>
+      </w:r>
+      <w:r>
+        <w:rPr>
+          <w:rFonts w:ascii="Times New Roman" w:hAnsi="Times New Roman"/>
+          <w:sz w:val="28"/>
+        </w:rPr>
+        <w:t>6.3. Матрицы компетенций (УК, ОПК, ПК) и реестр дисциплин</w:t>
       </w:r>
     </w:p>
     <w:p>
       <w:pPr>
-        <w:pStyle w:val="Heading1"/>
-      </w:pPr>
-      <w:r>
-        <w:rPr>
-          <w:color w:val="0F172A"/>
-        </w:rPr>
-        <w:t>10. Заключение</w:t>
+        <w:spacing w:line="276" w:lineRule="auto" w:after="60"/>
+        <w:ind w:left="709"/>
+        <w:jc w:val="both"/>
+      </w:pPr>
+      <w:r>
+        <w:rPr>
+          <w:rFonts w:ascii="Times New Roman" w:hAnsi="Times New Roman"/>
+          <w:b/>
+          <w:sz w:val="28"/>
+        </w:rPr>
+        <w:t xml:space="preserve">7. </w:t>
+      </w:r>
+      <w:r>
+        <w:rPr>
+          <w:rFonts w:ascii="Times New Roman" w:hAnsi="Times New Roman"/>
+          <w:sz w:val="28"/>
+        </w:rPr>
+        <w:t>[Интеграция готовых модулей и компонентов (Этап ЛР6)](#7-интеграция-готовых-модулей-и-компонентов)</w:t>
       </w:r>
     </w:p>
     <w:p>
-      <w:r>
-        <w:t>В ходе выполнения выпускного проекта по дисциплине «Проектирование и разработка корпоративных порталов» был успешно пройден полный цикл проектирования, разработки, тестирования и оформления нормативной документации для корпоративного веб-портала университета (Модуль Центра АНОК, Вариант № 15). Разработанная система полностью готова к промышленному внедрению.</w:t>
+      <w:pPr>
+        <w:spacing w:line="276" w:lineRule="auto" w:after="60"/>
+        <w:ind w:left="1134"/>
+        <w:jc w:val="both"/>
+      </w:pPr>
+      <w:r>
+        <w:rPr>
+          <w:rFonts w:ascii="Times New Roman" w:hAnsi="Times New Roman"/>
+          <w:b w:val="0"/>
+          <w:sz w:val="28"/>
+        </w:rPr>
+        <w:t xml:space="preserve">• </w:t>
+      </w:r>
+      <w:r>
+        <w:rPr>
+          <w:rFonts w:ascii="Times New Roman" w:hAnsi="Times New Roman"/>
+          <w:sz w:val="28"/>
+        </w:rPr>
+        <w:t>7.1. Модуль аналитики и визуализации данных (Chart.js v4.4)</w:t>
+      </w:r>
+    </w:p>
+    <w:p>
+      <w:pPr>
+        <w:spacing w:line="276" w:lineRule="auto" w:after="60"/>
+        <w:ind w:left="1134"/>
+        <w:jc w:val="both"/>
+      </w:pPr>
+      <w:r>
+        <w:rPr>
+          <w:rFonts w:ascii="Times New Roman" w:hAnsi="Times New Roman"/>
+          <w:b w:val="0"/>
+          <w:sz w:val="28"/>
+        </w:rPr>
+        <w:t xml:space="preserve">• </w:t>
+      </w:r>
+      <w:r>
+        <w:rPr>
+          <w:rFonts w:ascii="Times New Roman" w:hAnsi="Times New Roman"/>
+          <w:sz w:val="28"/>
+        </w:rPr>
+        <w:t>7.2. Модуль генерации и экспорта документации (SheetJS &amp; jsPDF)</w:t>
+      </w:r>
+    </w:p>
+    <w:p>
+      <w:pPr>
+        <w:spacing w:line="276" w:lineRule="auto" w:after="60"/>
+        <w:ind w:left="1134"/>
+        <w:jc w:val="both"/>
+      </w:pPr>
+      <w:r>
+        <w:rPr>
+          <w:rFonts w:ascii="Times New Roman" w:hAnsi="Times New Roman"/>
+          <w:b w:val="0"/>
+          <w:sz w:val="28"/>
+        </w:rPr>
+        <w:t xml:space="preserve">• </w:t>
+      </w:r>
+      <w:r>
+        <w:rPr>
+          <w:rFonts w:ascii="Times New Roman" w:hAnsi="Times New Roman"/>
+          <w:sz w:val="28"/>
+        </w:rPr>
+        <w:t>7.3. Криптографический модуль хеширования и штампа ЭЦП (CryptoJS / SHA-256)</w:t>
+      </w:r>
+    </w:p>
+    <w:p>
+      <w:pPr>
+        <w:spacing w:line="276" w:lineRule="auto" w:after="60"/>
+        <w:ind w:left="1134"/>
+        <w:jc w:val="both"/>
+      </w:pPr>
+      <w:r>
+        <w:rPr>
+          <w:rFonts w:ascii="Times New Roman" w:hAnsi="Times New Roman"/>
+          <w:b w:val="0"/>
+          <w:sz w:val="28"/>
+        </w:rPr>
+        <w:t xml:space="preserve">• </w:t>
+      </w:r>
+      <w:r>
+        <w:rPr>
+          <w:rFonts w:ascii="Times New Roman" w:hAnsi="Times New Roman"/>
+          <w:sz w:val="28"/>
+        </w:rPr>
+        <w:t>7.4. Модуль визуального построчного сравнения версий (Visual Diff Engine)</w:t>
+      </w:r>
+    </w:p>
+    <w:p>
+      <w:pPr>
+        <w:spacing w:line="276" w:lineRule="auto" w:after="60"/>
+        <w:ind w:left="1134"/>
+        <w:jc w:val="both"/>
+      </w:pPr>
+      <w:r>
+        <w:rPr>
+          <w:rFonts w:ascii="Times New Roman" w:hAnsi="Times New Roman"/>
+          <w:b w:val="0"/>
+          <w:sz w:val="28"/>
+        </w:rPr>
+        <w:t xml:space="preserve">• </w:t>
+      </w:r>
+      <w:r>
+        <w:rPr>
+          <w:rFonts w:ascii="Times New Roman" w:hAnsi="Times New Roman"/>
+          <w:sz w:val="28"/>
+        </w:rPr>
+        <w:t>7.5. Планировщик дедлайнов и заседаний (FullCalendar v6)</w:t>
+      </w:r>
+    </w:p>
+    <w:p>
+      <w:pPr>
+        <w:spacing w:line="276" w:lineRule="auto" w:after="60"/>
+        <w:ind w:left="1134"/>
+        <w:jc w:val="both"/>
+      </w:pPr>
+      <w:r>
+        <w:rPr>
+          <w:rFonts w:ascii="Times New Roman" w:hAnsi="Times New Roman"/>
+          <w:b w:val="0"/>
+          <w:sz w:val="28"/>
+        </w:rPr>
+        <w:t xml:space="preserve">• </w:t>
+      </w:r>
+      <w:r>
+        <w:rPr>
+          <w:rFonts w:ascii="Times New Roman" w:hAnsi="Times New Roman"/>
+          <w:sz w:val="28"/>
+        </w:rPr>
+        <w:t>7.6. Динамические таблицы и клиентский фильтр (DataTables)</w:t>
+      </w:r>
+    </w:p>
+    <w:p>
+      <w:pPr>
+        <w:spacing w:line="276" w:lineRule="auto" w:after="60"/>
+        <w:ind w:left="1134"/>
+        <w:jc w:val="both"/>
+      </w:pPr>
+      <w:r>
+        <w:rPr>
+          <w:rFonts w:ascii="Times New Roman" w:hAnsi="Times New Roman"/>
+          <w:b w:val="0"/>
+          <w:sz w:val="28"/>
+        </w:rPr>
+        <w:t xml:space="preserve">• </w:t>
+      </w:r>
+      <w:r>
+        <w:rPr>
+          <w:rFonts w:ascii="Times New Roman" w:hAnsi="Times New Roman"/>
+          <w:sz w:val="28"/>
+        </w:rPr>
+        <w:t>7.7. Диалоговая система модальных окон и алертов (SweetAlert2 &amp; Toastify)</w:t>
+      </w:r>
+    </w:p>
+    <w:p>
+      <w:pPr>
+        <w:spacing w:line="276" w:lineRule="auto" w:after="60"/>
+        <w:ind w:left="709"/>
+        <w:jc w:val="both"/>
+      </w:pPr>
+      <w:r>
+        <w:rPr>
+          <w:rFonts w:ascii="Times New Roman" w:hAnsi="Times New Roman"/>
+          <w:b/>
+          <w:sz w:val="28"/>
+        </w:rPr>
+        <w:t xml:space="preserve">8. </w:t>
+      </w:r>
+      <w:r>
+        <w:rPr>
+          <w:rFonts w:ascii="Times New Roman" w:hAnsi="Times New Roman"/>
+          <w:sz w:val="28"/>
+        </w:rPr>
+        <w:t>[Тестирование, безопасность и оценка эффективности](#8-тестирование-безопасность-и-оценка-эффективности)</w:t>
+      </w:r>
+    </w:p>
+    <w:p>
+      <w:pPr>
+        <w:spacing w:line="276" w:lineRule="auto" w:after="60"/>
+        <w:ind w:left="1134"/>
+        <w:jc w:val="both"/>
+      </w:pPr>
+      <w:r>
+        <w:rPr>
+          <w:rFonts w:ascii="Times New Roman" w:hAnsi="Times New Roman"/>
+          <w:b w:val="0"/>
+          <w:sz w:val="28"/>
+        </w:rPr>
+        <w:t xml:space="preserve">• </w:t>
+      </w:r>
+      <w:r>
+        <w:rPr>
+          <w:rFonts w:ascii="Times New Roman" w:hAnsi="Times New Roman"/>
+          <w:sz w:val="28"/>
+        </w:rPr>
+        <w:t>8.1. Методика и результаты тестирования (Unit, Integration, Stress)</w:t>
+      </w:r>
+    </w:p>
+    <w:p>
+      <w:pPr>
+        <w:spacing w:line="276" w:lineRule="auto" w:after="60"/>
+        <w:ind w:left="1134"/>
+        <w:jc w:val="both"/>
+      </w:pPr>
+      <w:r>
+        <w:rPr>
+          <w:rFonts w:ascii="Times New Roman" w:hAnsi="Times New Roman"/>
+          <w:b w:val="0"/>
+          <w:sz w:val="28"/>
+        </w:rPr>
+        <w:t xml:space="preserve">• </w:t>
+      </w:r>
+      <w:r>
+        <w:rPr>
+          <w:rFonts w:ascii="Times New Roman" w:hAnsi="Times New Roman"/>
+          <w:sz w:val="28"/>
+        </w:rPr>
+        <w:t>8.2. Обеспечение информационной безопасности (OWASP Top 10)</w:t>
+      </w:r>
+    </w:p>
+    <w:p>
+      <w:pPr>
+        <w:spacing w:line="276" w:lineRule="auto" w:after="60"/>
+        <w:ind w:left="1134"/>
+        <w:jc w:val="both"/>
+      </w:pPr>
+      <w:r>
+        <w:rPr>
+          <w:rFonts w:ascii="Times New Roman" w:hAnsi="Times New Roman"/>
+          <w:b w:val="0"/>
+          <w:sz w:val="28"/>
+        </w:rPr>
+        <w:t xml:space="preserve">• </w:t>
+      </w:r>
+      <w:r>
+        <w:rPr>
+          <w:rFonts w:ascii="Times New Roman" w:hAnsi="Times New Roman"/>
+          <w:sz w:val="28"/>
+        </w:rPr>
+        <w:t>8.3. Расчет организационно-экономического эффекта</w:t>
+      </w:r>
+    </w:p>
+    <w:p>
+      <w:pPr>
+        <w:spacing w:line="276" w:lineRule="auto" w:after="60"/>
+        <w:ind w:left="709"/>
+        <w:jc w:val="both"/>
+      </w:pPr>
+      <w:r>
+        <w:rPr>
+          <w:rFonts w:ascii="Times New Roman" w:hAnsi="Times New Roman"/>
+          <w:b/>
+          <w:sz w:val="28"/>
+        </w:rPr>
+        <w:t xml:space="preserve">9. </w:t>
+      </w:r>
+      <w:r>
+        <w:rPr>
+          <w:rFonts w:ascii="Times New Roman" w:hAnsi="Times New Roman"/>
+          <w:sz w:val="28"/>
+        </w:rPr>
+        <w:t>[Руководство пользователя и администратора](#9-руководство-пользователя-и-администратора)</w:t>
+      </w:r>
+    </w:p>
+    <w:p>
+      <w:pPr>
+        <w:spacing w:line="276" w:lineRule="auto" w:after="60"/>
+        <w:ind w:left="1134"/>
+        <w:jc w:val="both"/>
+      </w:pPr>
+      <w:r>
+        <w:rPr>
+          <w:rFonts w:ascii="Times New Roman" w:hAnsi="Times New Roman"/>
+          <w:b w:val="0"/>
+          <w:sz w:val="28"/>
+        </w:rPr>
+        <w:t xml:space="preserve">• </w:t>
+      </w:r>
+      <w:r>
+        <w:rPr>
+          <w:rFonts w:ascii="Times New Roman" w:hAnsi="Times New Roman"/>
+          <w:sz w:val="28"/>
+        </w:rPr>
+        <w:t>9.1. Порядок развертывания и запуска портала</w:t>
+      </w:r>
+    </w:p>
+    <w:p>
+      <w:pPr>
+        <w:spacing w:line="276" w:lineRule="auto" w:after="60"/>
+        <w:ind w:left="1134"/>
+        <w:jc w:val="both"/>
+      </w:pPr>
+      <w:r>
+        <w:rPr>
+          <w:rFonts w:ascii="Times New Roman" w:hAnsi="Times New Roman"/>
+          <w:b w:val="0"/>
+          <w:sz w:val="28"/>
+        </w:rPr>
+        <w:t xml:space="preserve">• </w:t>
+      </w:r>
+      <w:r>
+        <w:rPr>
+          <w:rFonts w:ascii="Times New Roman" w:hAnsi="Times New Roman"/>
+          <w:sz w:val="28"/>
+        </w:rPr>
+        <w:t>9.2. Сценарий работы эксперта Центра АНОК</w:t>
+      </w:r>
+    </w:p>
+    <w:p>
+      <w:pPr>
+        <w:spacing w:line="276" w:lineRule="auto" w:after="60"/>
+        <w:ind w:left="709"/>
+        <w:jc w:val="both"/>
+      </w:pPr>
+      <w:r>
+        <w:rPr>
+          <w:rFonts w:ascii="Times New Roman" w:hAnsi="Times New Roman"/>
+          <w:b/>
+          <w:sz w:val="28"/>
+        </w:rPr>
+        <w:t xml:space="preserve">10. </w:t>
+      </w:r>
+      <w:r>
+        <w:rPr>
+          <w:rFonts w:ascii="Times New Roman" w:hAnsi="Times New Roman"/>
+          <w:sz w:val="28"/>
+        </w:rPr>
+        <w:t>[Заключение](#10-заключение)</w:t>
+      </w:r>
+    </w:p>
+    <w:p>
+      <w:pPr>
+        <w:spacing w:line="276" w:lineRule="auto" w:after="60"/>
+        <w:ind w:left="709"/>
+        <w:jc w:val="both"/>
+      </w:pPr>
+      <w:r>
+        <w:rPr>
+          <w:rFonts w:ascii="Times New Roman" w:hAnsi="Times New Roman"/>
+          <w:b/>
+          <w:sz w:val="28"/>
+        </w:rPr>
+        <w:t xml:space="preserve">11. </w:t>
+      </w:r>
+      <w:r>
+        <w:rPr>
+          <w:rFonts w:ascii="Times New Roman" w:hAnsi="Times New Roman"/>
+          <w:sz w:val="28"/>
+        </w:rPr>
+        <w:t>[Список использованных источников](#11-список-использованных-источников)</w:t>
+      </w:r>
+    </w:p>
+    <w:p>
+      <w:pPr>
+        <w:spacing w:line="276" w:lineRule="auto" w:after="60"/>
+        <w:ind w:left="709"/>
+        <w:jc w:val="both"/>
+      </w:pPr>
+      <w:r>
+        <w:rPr>
+          <w:rFonts w:ascii="Times New Roman" w:hAnsi="Times New Roman"/>
+          <w:b/>
+          <w:sz w:val="28"/>
+        </w:rPr>
+        <w:t xml:space="preserve">12. </w:t>
+      </w:r>
+      <w:r>
+        <w:rPr>
+          <w:rFonts w:ascii="Times New Roman" w:hAnsi="Times New Roman"/>
+          <w:sz w:val="28"/>
+        </w:rPr>
+        <w:t>[Приложения](#12-приложения)</w:t>
+      </w:r>
+    </w:p>
+    <w:p>
+      <w:pPr>
+        <w:spacing w:before="240" w:after="120"/>
+        <w:jc w:val="left"/>
+      </w:pPr>
+      <w:r>
+        <w:rPr>
+          <w:rFonts w:ascii="Times New Roman" w:hAnsi="Times New Roman"/>
+          <w:b/>
+          <w:sz w:val="28"/>
+        </w:rPr>
+        <w:t>1. ВВЕДЕНИЕ</w:t>
+      </w:r>
+    </w:p>
+    <w:p>
+      <w:pPr>
+        <w:spacing w:before="160" w:after="80"/>
+        <w:jc w:val="left"/>
+      </w:pPr>
+      <w:r>
+        <w:rPr>
+          <w:rFonts w:ascii="Times New Roman" w:hAnsi="Times New Roman"/>
+          <w:b/>
+          <w:sz w:val="26"/>
+        </w:rPr>
+        <w:t>1.1. Актуальность проекта</w:t>
+      </w:r>
+    </w:p>
+    <w:p>
+      <w:pPr>
+        <w:spacing w:line="276" w:lineRule="auto" w:after="120"/>
+        <w:ind w:firstLine="709"/>
+        <w:jc w:val="both"/>
+      </w:pPr>
+      <w:r>
+        <w:rPr>
+          <w:rFonts w:ascii="Times New Roman" w:hAnsi="Times New Roman"/>
+          <w:sz w:val="28"/>
+        </w:rPr>
+        <w:t>Современное высшее образование в Российской Федерации функционирует в условиях динамично меняющихся требований к структуре и качеству подготовки специалистов. Внедрение стандартов ФГОС 3++ накладывает строгие ограничения на распределение трудоемкости в зачетных единицах (ЗЕТ), баланс контактных и самостоятельных часов, соотношение базовых и вариативных дисциплин, а также матрицу формирования компетенций.</w:t>
+      </w:r>
+    </w:p>
+    <w:p>
+      <w:pPr>
+        <w:spacing w:line="276" w:lineRule="auto" w:after="120"/>
+        <w:ind w:firstLine="709"/>
+        <w:jc w:val="both"/>
+      </w:pPr>
+      <w:r>
+        <w:rPr>
+          <w:rFonts w:ascii="Times New Roman" w:hAnsi="Times New Roman"/>
+          <w:sz w:val="28"/>
+        </w:rPr>
+        <w:t>В традиционном бумажном процессе согласование и экспертиза одного учебного плана занимает от 20 до 30 рабочих дней, сопровождается высокими рисками механических ошибок при ручных пересчетах часов и отсутствием прозрачного аудита правок. Разработка корпоративного веб-портала Центра аккредитации и независимой оценки качества образования (АНОК) позволяет перевести экспертизу и согласование образовательных программ в полностью цифровой, автоматизированный и юридически значимый контур.</w:t>
+      </w:r>
+    </w:p>
+    <w:p>
+      <w:pPr>
+        <w:spacing w:before="160" w:after="80"/>
+        <w:jc w:val="left"/>
+      </w:pPr>
+      <w:r>
+        <w:rPr>
+          <w:rFonts w:ascii="Times New Roman" w:hAnsi="Times New Roman"/>
+          <w:b/>
+          <w:sz w:val="26"/>
+        </w:rPr>
+        <w:t>1.2. Цели и задачи разработки</w:t>
+      </w:r>
+    </w:p>
+    <w:p>
+      <w:pPr>
+        <w:spacing w:line="276" w:lineRule="auto" w:after="120"/>
+        <w:ind w:firstLine="709"/>
+        <w:jc w:val="both"/>
+      </w:pPr>
+      <w:r>
+        <w:rPr>
+          <w:rFonts w:ascii="Times New Roman" w:hAnsi="Times New Roman"/>
+          <w:sz w:val="28"/>
+        </w:rPr>
+      </w:r>
+      <w:r>
+        <w:rPr>
+          <w:rFonts w:ascii="Times New Roman" w:hAnsi="Times New Roman"/>
+          <w:b/>
+          <w:sz w:val="28"/>
+        </w:rPr>
+        <w:t>Основная цель проекта:</w:t>
+      </w:r>
+      <w:r>
+        <w:rPr>
+          <w:rFonts w:ascii="Times New Roman" w:hAnsi="Times New Roman"/>
+          <w:sz w:val="28"/>
+        </w:rPr>
+        <w:t xml:space="preserve"> Проектирование и разработка корпоративного веб-портала Центра АНОК для комплексной автоматизации экспертизы, верификации, версионного контроля, подписания усиленной ЭЦП и аналитического мониторинга учебных планов университета.</w:t>
+      </w:r>
+    </w:p>
+    <w:p>
+      <w:pPr>
+        <w:spacing w:line="276" w:lineRule="auto" w:after="120"/>
+        <w:ind w:firstLine="709"/>
+        <w:jc w:val="both"/>
+      </w:pPr>
+      <w:r>
+        <w:rPr>
+          <w:rFonts w:ascii="Times New Roman" w:hAnsi="Times New Roman"/>
+          <w:sz w:val="28"/>
+        </w:rPr>
+      </w:r>
+      <w:r>
+        <w:rPr>
+          <w:rFonts w:ascii="Times New Roman" w:hAnsi="Times New Roman"/>
+          <w:b/>
+          <w:sz w:val="28"/>
+        </w:rPr>
+        <w:t>Ключевые задачи:</w:t>
+      </w:r>
+      <w:r>
+        <w:rPr>
+          <w:rFonts w:ascii="Times New Roman" w:hAnsi="Times New Roman"/>
+          <w:sz w:val="28"/>
+        </w:rPr>
+      </w:r>
+    </w:p>
+    <w:p>
+      <w:pPr>
+        <w:spacing w:line="276" w:lineRule="auto" w:after="60"/>
+        <w:ind w:left="709"/>
+        <w:jc w:val="both"/>
+      </w:pPr>
+      <w:r>
+        <w:rPr>
+          <w:rFonts w:ascii="Times New Roman" w:hAnsi="Times New Roman"/>
+          <w:b/>
+          <w:sz w:val="28"/>
+        </w:rPr>
+        <w:t xml:space="preserve">1. </w:t>
+      </w:r>
+      <w:r>
+        <w:rPr>
+          <w:rFonts w:ascii="Times New Roman" w:hAnsi="Times New Roman"/>
+          <w:sz w:val="28"/>
+        </w:rPr>
+        <w:t>Провести системный анализ предметной области, сформировать требования и модель прецедентов (Use Case).</w:t>
+      </w:r>
+    </w:p>
+    <w:p>
+      <w:pPr>
+        <w:spacing w:line="276" w:lineRule="auto" w:after="60"/>
+        <w:ind w:left="709"/>
+        <w:jc w:val="both"/>
+      </w:pPr>
+      <w:r>
+        <w:rPr>
+          <w:rFonts w:ascii="Times New Roman" w:hAnsi="Times New Roman"/>
+          <w:b/>
+          <w:sz w:val="28"/>
+        </w:rPr>
+        <w:t xml:space="preserve">2. </w:t>
+      </w:r>
+      <w:r>
+        <w:rPr>
+          <w:rFonts w:ascii="Times New Roman" w:hAnsi="Times New Roman"/>
+          <w:sz w:val="28"/>
+        </w:rPr>
+        <w:t>Разработать модульную клиент-серверную архитектуру, спроектировать UML-диаграммы и реляционную схему базы данных.</w:t>
+      </w:r>
+    </w:p>
+    <w:p>
+      <w:pPr>
+        <w:spacing w:line="276" w:lineRule="auto" w:after="60"/>
+        <w:ind w:left="709"/>
+        <w:jc w:val="both"/>
+      </w:pPr>
+      <w:r>
+        <w:rPr>
+          <w:rFonts w:ascii="Times New Roman" w:hAnsi="Times New Roman"/>
+          <w:b/>
+          <w:sz w:val="28"/>
+        </w:rPr>
+        <w:t xml:space="preserve">3. </w:t>
+      </w:r>
+      <w:r>
+        <w:rPr>
+          <w:rFonts w:ascii="Times New Roman" w:hAnsi="Times New Roman"/>
+          <w:sz w:val="28"/>
+        </w:rPr>
+        <w:t>Разработать дизайн-систему пользовательского интерфейса (UI/UX) и адаптивные wireframes.</w:t>
+      </w:r>
+    </w:p>
+    <w:p>
+      <w:pPr>
+        <w:spacing w:line="276" w:lineRule="auto" w:after="60"/>
+        <w:ind w:left="709"/>
+        <w:jc w:val="both"/>
+      </w:pPr>
+      <w:r>
+        <w:rPr>
+          <w:rFonts w:ascii="Times New Roman" w:hAnsi="Times New Roman"/>
+          <w:b/>
+          <w:sz w:val="28"/>
+        </w:rPr>
+        <w:t xml:space="preserve">4. </w:t>
+      </w:r>
+      <w:r>
+        <w:rPr>
+          <w:rFonts w:ascii="Times New Roman" w:hAnsi="Times New Roman"/>
+          <w:sz w:val="28"/>
+        </w:rPr>
+        <w:t>Реализовать структуру портала, карту сайта (Sitemap) и серверное приложение на базе Python 3.11 / Flask.</w:t>
+      </w:r>
+    </w:p>
+    <w:p>
+      <w:pPr>
+        <w:spacing w:line="276" w:lineRule="auto" w:after="60"/>
+        <w:ind w:left="709"/>
+        <w:jc w:val="both"/>
+      </w:pPr>
+      <w:r>
+        <w:rPr>
+          <w:rFonts w:ascii="Times New Roman" w:hAnsi="Times New Roman"/>
+          <w:b/>
+          <w:sz w:val="28"/>
+        </w:rPr>
+        <w:t xml:space="preserve">5. </w:t>
+      </w:r>
+      <w:r>
+        <w:rPr>
+          <w:rFonts w:ascii="Times New Roman" w:hAnsi="Times New Roman"/>
+          <w:sz w:val="28"/>
+        </w:rPr>
+        <w:t>Наполнить базу данных структурированными нормативными справочниками, матрицами компетенций и учебными планами.</w:t>
+      </w:r>
+    </w:p>
+    <w:p>
+      <w:pPr>
+        <w:spacing w:line="276" w:lineRule="auto" w:after="60"/>
+        <w:ind w:left="709"/>
+        <w:jc w:val="both"/>
+      </w:pPr>
+      <w:r>
+        <w:rPr>
+          <w:rFonts w:ascii="Times New Roman" w:hAnsi="Times New Roman"/>
+          <w:b/>
+          <w:sz w:val="28"/>
+        </w:rPr>
+        <w:t xml:space="preserve">6. </w:t>
+      </w:r>
+      <w:r>
+        <w:rPr>
+          <w:rFonts w:ascii="Times New Roman" w:hAnsi="Times New Roman"/>
+          <w:sz w:val="28"/>
+        </w:rPr>
+        <w:t>Подключить и сконфигурировать набор готовых библиотек и интерактивных компонентов (Chart.js, SheetJS, jsPDF, CryptoJS, FullCalendar, DataTables, SweetAlert2).</w:t>
+      </w:r>
+    </w:p>
+    <w:p>
+      <w:pPr>
+        <w:spacing w:line="276" w:lineRule="auto" w:after="60"/>
+        <w:ind w:left="709"/>
+        <w:jc w:val="both"/>
+      </w:pPr>
+      <w:r>
+        <w:rPr>
+          <w:rFonts w:ascii="Times New Roman" w:hAnsi="Times New Roman"/>
+          <w:b/>
+          <w:sz w:val="28"/>
+        </w:rPr>
+        <w:t xml:space="preserve">7. </w:t>
+      </w:r>
+      <w:r>
+        <w:rPr>
+          <w:rFonts w:ascii="Times New Roman" w:hAnsi="Times New Roman"/>
+          <w:sz w:val="28"/>
+        </w:rPr>
+        <w:t>Провести функциональное и нагрузочное тестирование, сформировать отчетную документацию и презентацию проекта.</w:t>
+      </w:r>
+    </w:p>
+    <w:p>
+      <w:pPr>
+        <w:spacing w:before="160" w:after="80"/>
+        <w:jc w:val="left"/>
+      </w:pPr>
+      <w:r>
+        <w:rPr>
+          <w:rFonts w:ascii="Times New Roman" w:hAnsi="Times New Roman"/>
+          <w:b/>
+          <w:sz w:val="26"/>
+        </w:rPr>
+        <w:t>1.3. Нормативно-правовая база</w:t>
+      </w:r>
+    </w:p>
+    <w:p>
+      <w:pPr>
+        <w:spacing w:line="276" w:lineRule="auto" w:after="120"/>
+        <w:ind w:firstLine="709"/>
+        <w:jc w:val="both"/>
+      </w:pPr>
+      <w:r>
+        <w:rPr>
+          <w:rFonts w:ascii="Times New Roman" w:hAnsi="Times New Roman"/>
+          <w:sz w:val="28"/>
+        </w:rPr>
+        <w:t>Разработка выполнена в строгом соответствии с действующими нормативными актами:</w:t>
+      </w:r>
+    </w:p>
+    <w:p>
+      <w:pPr>
+        <w:spacing w:line="276" w:lineRule="auto" w:after="60"/>
+        <w:ind w:left="709"/>
+        <w:jc w:val="both"/>
+      </w:pPr>
+      <w:r>
+        <w:rPr>
+          <w:rFonts w:ascii="Times New Roman" w:hAnsi="Times New Roman"/>
+          <w:b w:val="0"/>
+          <w:sz w:val="28"/>
+        </w:rPr>
+        <w:t xml:space="preserve">• </w:t>
+      </w:r>
+      <w:r>
+        <w:rPr>
+          <w:rFonts w:ascii="Times New Roman" w:hAnsi="Times New Roman"/>
+          <w:sz w:val="28"/>
+        </w:rPr>
+        <w:t>Федеральный закон от 29.12.2012 № 273-ФЗ «Об образовании в Российской Федерации».</w:t>
+      </w:r>
+    </w:p>
+    <w:p>
+      <w:pPr>
+        <w:spacing w:line="276" w:lineRule="auto" w:after="60"/>
+        <w:ind w:left="709"/>
+        <w:jc w:val="both"/>
+      </w:pPr>
+      <w:r>
+        <w:rPr>
+          <w:rFonts w:ascii="Times New Roman" w:hAnsi="Times New Roman"/>
+          <w:b w:val="0"/>
+          <w:sz w:val="28"/>
+        </w:rPr>
+        <w:t xml:space="preserve">• </w:t>
+      </w:r>
+      <w:r>
+        <w:rPr>
+          <w:rFonts w:ascii="Times New Roman" w:hAnsi="Times New Roman"/>
+          <w:sz w:val="28"/>
+        </w:rPr>
+        <w:t>Федеральный закон от 06.04.2011 № 63-ФЗ «Об электронной подписи».</w:t>
+      </w:r>
+    </w:p>
+    <w:p>
+      <w:pPr>
+        <w:spacing w:line="276" w:lineRule="auto" w:after="60"/>
+        <w:ind w:left="709"/>
+        <w:jc w:val="both"/>
+      </w:pPr>
+      <w:r>
+        <w:rPr>
+          <w:rFonts w:ascii="Times New Roman" w:hAnsi="Times New Roman"/>
+          <w:b w:val="0"/>
+          <w:sz w:val="28"/>
+        </w:rPr>
+        <w:t xml:space="preserve">• </w:t>
+      </w:r>
+      <w:r>
+        <w:rPr>
+          <w:rFonts w:ascii="Times New Roman" w:hAnsi="Times New Roman"/>
+          <w:sz w:val="28"/>
+        </w:rPr>
+        <w:t>Приказ Минобрнауки России от 06.04.2021 № 245 «Об утверждении Порядка организации и осуществления образовательной деятельности по образовательным программам высшего образования».</w:t>
+      </w:r>
+    </w:p>
+    <w:p>
+      <w:pPr>
+        <w:spacing w:line="276" w:lineRule="auto" w:after="60"/>
+        <w:ind w:left="709"/>
+        <w:jc w:val="both"/>
+      </w:pPr>
+      <w:r>
+        <w:rPr>
+          <w:rFonts w:ascii="Times New Roman" w:hAnsi="Times New Roman"/>
+          <w:b w:val="0"/>
+          <w:sz w:val="28"/>
+        </w:rPr>
+        <w:t xml:space="preserve">• </w:t>
+      </w:r>
+      <w:r>
+        <w:rPr>
+          <w:rFonts w:ascii="Times New Roman" w:hAnsi="Times New Roman"/>
+          <w:sz w:val="28"/>
+        </w:rPr>
+        <w:t>ГОСТ Р 34.10-2012, ГОСТ Р 34.11-2012 (Процессы формирования и проверки электронной цифровой подписи и функция хеширования).</w:t>
+      </w:r>
+    </w:p>
+    <w:p>
+      <w:pPr>
+        <w:spacing w:line="276" w:lineRule="auto" w:after="60"/>
+        <w:ind w:left="709"/>
+        <w:jc w:val="both"/>
+      </w:pPr>
+      <w:r>
+        <w:rPr>
+          <w:rFonts w:ascii="Times New Roman" w:hAnsi="Times New Roman"/>
+          <w:b w:val="0"/>
+          <w:sz w:val="28"/>
+        </w:rPr>
+        <w:t xml:space="preserve">• </w:t>
+      </w:r>
+      <w:r>
+        <w:rPr>
+          <w:rFonts w:ascii="Times New Roman" w:hAnsi="Times New Roman"/>
+          <w:sz w:val="28"/>
+        </w:rPr>
+        <w:t>Приказы Минобрнауки РФ об утверждении ФГОС ВО по направлениям бакалавриата и магистратуры (09.03.01, 09.03.02, 09.03.03, 09.03.04).</w:t>
+      </w:r>
+    </w:p>
+    <w:p>
+      <w:pPr>
+        <w:spacing w:before="240" w:after="120"/>
+        <w:jc w:val="left"/>
+      </w:pPr>
+      <w:r>
+        <w:rPr>
+          <w:rFonts w:ascii="Times New Roman" w:hAnsi="Times New Roman"/>
+          <w:b/>
+          <w:sz w:val="28"/>
+        </w:rPr>
+        <w:t>2. АНАЛИЗ ПРЕДМЕТНОЙ ОБЛАСТИ И ТРЕБОВАНИЯ К СИСТЕМЕ</w:t>
+      </w:r>
+    </w:p>
+    <w:p>
+      <w:pPr>
+        <w:spacing w:before="160" w:after="80"/>
+        <w:jc w:val="left"/>
+      </w:pPr>
+      <w:r>
+        <w:rPr>
+          <w:rFonts w:ascii="Times New Roman" w:hAnsi="Times New Roman"/>
+          <w:b/>
+          <w:sz w:val="26"/>
+        </w:rPr>
+        <w:t>2.1. Стейкхолдеры и матрица ролей (RBAC)</w:t>
+      </w:r>
+    </w:p>
+    <w:p>
+      <w:pPr>
+        <w:spacing w:line="276" w:lineRule="auto" w:after="120"/>
+        <w:ind w:firstLine="709"/>
+        <w:jc w:val="both"/>
+      </w:pPr>
+      <w:r>
+        <w:rPr>
+          <w:rFonts w:ascii="Times New Roman" w:hAnsi="Times New Roman"/>
+          <w:sz w:val="28"/>
+        </w:rPr>
+        <w:t>В системе определены 5 основных категорий пользователей с четким разграничением прав доступа:</w:t>
+      </w:r>
+    </w:p>
+    <w:p>
+      <w:pPr>
+        <w:spacing w:before="160" w:after="80"/>
+        <w:ind w:firstLine="709"/>
+        <w:jc w:val="left"/>
+      </w:pPr>
+      <w:r>
+        <w:rPr>
+          <w:rFonts w:ascii="Times New Roman" w:hAnsi="Times New Roman"/>
+          <w:b/>
+          <w:sz w:val="24"/>
+        </w:rPr>
+        <w:t>Таблица 1 — Спецификация данных</w:t>
+      </w:r>
+    </w:p>
+    <w:tbl>
+      <w:tblPr>
+        <w:tblW w:type="auto" w:w="0"/>
+        <w:jc w:val="center"/>
+        <w:tblLook w:firstColumn="1" w:firstRow="1" w:lastColumn="0" w:lastRow="0" w:noHBand="0" w:noVBand="1" w:val="04A0"/>
+        <w:tblBorders>
+          <w:top w:val="single" w:sz="4" w:space="0" w:color="CBD5E1"/>
+          <w:bottom w:val="single" w:sz="4" w:space="0" w:color="CBD5E1"/>
+          <w:insideH w:val="single" w:sz="4" w:space="0" w:color="CBD5E1"/>
+          <w:insideV w:val="single" w:sz="4" w:space="0" w:color="CBD5E1"/>
+          <w:left w:val="single" w:sz="4" w:space="0" w:color="CBD5E1"/>
+          <w:right w:val="single" w:sz="4" w:space="0" w:color="CBD5E1"/>
+        </w:tblBorders>
+      </w:tblPr>
+      <w:tblGrid>
+        <w:gridCol w:w="3118"/>
+        <w:gridCol w:w="3118"/>
+        <w:gridCol w:w="3118"/>
+      </w:tblGrid>
+      <w:tr>
+        <w:tc>
+          <w:tcPr>
+            <w:tcW w:type="dxa" w:w="3118"/>
+            <w:tcMar>
+              <w:top w:w="100" w:type="dxa"/>
+              <w:bottom w:w="100" w:type="dxa"/>
+              <w:left w:w="150" w:type="dxa"/>
+              <w:right w:w="150" w:type="dxa"/>
+            </w:tcMar>
+            <w:shd w:fill="E2E8F0"/>
+          </w:tcPr>
+          <w:p>
+            <w:pPr>
+              <w:spacing w:before="40" w:after="40" w:line="252" w:lineRule="auto"/>
+              <w:jc w:val="left"/>
+            </w:pPr>
+            <w:r>
+              <w:rPr>
+                <w:rFonts w:ascii="Times New Roman" w:hAnsi="Times New Roman"/>
+                <w:b/>
+                <w:sz w:val="22"/>
+              </w:rPr>
+              <w:t>Роль в системе</w:t>
+            </w:r>
+          </w:p>
+        </w:tc>
+        <w:tc>
+          <w:tcPr>
+            <w:tcW w:type="dxa" w:w="3118"/>
+            <w:tcMar>
+              <w:top w:w="100" w:type="dxa"/>
+              <w:bottom w:w="100" w:type="dxa"/>
+              <w:left w:w="150" w:type="dxa"/>
+              <w:right w:w="150" w:type="dxa"/>
+            </w:tcMar>
+            <w:shd w:fill="E2E8F0"/>
+          </w:tcPr>
+          <w:p>
+            <w:pPr>
+              <w:spacing w:before="40" w:after="40" w:line="252" w:lineRule="auto"/>
+              <w:jc w:val="left"/>
+            </w:pPr>
+            <w:r>
+              <w:rPr>
+                <w:rFonts w:ascii="Times New Roman" w:hAnsi="Times New Roman"/>
+                <w:b/>
+                <w:sz w:val="22"/>
+              </w:rPr>
+              <w:t>Описание полномочий</w:t>
+            </w:r>
+          </w:p>
+        </w:tc>
+        <w:tc>
+          <w:tcPr>
+            <w:tcW w:type="dxa" w:w="3118"/>
+            <w:tcMar>
+              <w:top w:w="100" w:type="dxa"/>
+              <w:bottom w:w="100" w:type="dxa"/>
+              <w:left w:w="150" w:type="dxa"/>
+              <w:right w:w="150" w:type="dxa"/>
+            </w:tcMar>
+            <w:shd w:fill="E2E8F0"/>
+          </w:tcPr>
+          <w:p>
+            <w:pPr>
+              <w:spacing w:before="40" w:after="40" w:line="252" w:lineRule="auto"/>
+              <w:jc w:val="left"/>
+            </w:pPr>
+            <w:r>
+              <w:rPr>
+                <w:rFonts w:ascii="Times New Roman" w:hAnsi="Times New Roman"/>
+                <w:b/>
+                <w:sz w:val="22"/>
+              </w:rPr>
+              <w:t>Основные функции в портале АНОК</w:t>
+            </w:r>
+          </w:p>
+        </w:tc>
+      </w:tr>
+      <w:tr>
+        <w:tc>
+          <w:tcPr>
+            <w:tcW w:type="dxa" w:w="3118"/>
+            <w:tcMar>
+              <w:top w:w="100" w:type="dxa"/>
+              <w:bottom w:w="100" w:type="dxa"/>
+              <w:left w:w="150" w:type="dxa"/>
+              <w:right w:w="150" w:type="dxa"/>
+            </w:tcMar>
+          </w:tcPr>
+          <w:p>
+            <w:pPr>
+              <w:spacing w:before="40" w:after="40" w:line="252" w:lineRule="auto"/>
+              <w:jc w:val="left"/>
+            </w:pPr>
+            <w:r>
+              <w:rPr>
+                <w:rFonts w:ascii="Times New Roman" w:hAnsi="Times New Roman"/>
+                <w:sz w:val="22"/>
+              </w:rPr>
+            </w:r>
+            <w:r>
+              <w:rPr>
+                <w:rFonts w:ascii="Times New Roman" w:hAnsi="Times New Roman"/>
+                <w:b/>
+                <w:sz w:val="22"/>
+              </w:rPr>
+              <w:t>Директор Центра АНОК</w:t>
+            </w:r>
+            <w:r>
+              <w:rPr>
+                <w:rFonts w:ascii="Times New Roman" w:hAnsi="Times New Roman"/>
+                <w:sz w:val="22"/>
+              </w:rPr>
+            </w:r>
+          </w:p>
+        </w:tc>
+        <w:tc>
+          <w:tcPr>
+            <w:tcW w:type="dxa" w:w="3118"/>
+            <w:tcMar>
+              <w:top w:w="100" w:type="dxa"/>
+              <w:bottom w:w="100" w:type="dxa"/>
+              <w:left w:w="150" w:type="dxa"/>
+              <w:right w:w="150" w:type="dxa"/>
+            </w:tcMar>
+          </w:tcPr>
+          <w:p>
+            <w:pPr>
+              <w:spacing w:before="40" w:after="40" w:line="252" w:lineRule="auto"/>
+              <w:jc w:val="left"/>
+            </w:pPr>
+            <w:r>
+              <w:rPr>
+                <w:rFonts w:ascii="Times New Roman" w:hAnsi="Times New Roman"/>
+                <w:sz w:val="22"/>
+              </w:rPr>
+              <w:t>Полный административный и экспертный доступ</w:t>
+            </w:r>
+          </w:p>
+        </w:tc>
+        <w:tc>
+          <w:tcPr>
+            <w:tcW w:type="dxa" w:w="3118"/>
+            <w:tcMar>
+              <w:top w:w="100" w:type="dxa"/>
+              <w:bottom w:w="100" w:type="dxa"/>
+              <w:left w:w="150" w:type="dxa"/>
+              <w:right w:w="150" w:type="dxa"/>
+            </w:tcMar>
+          </w:tcPr>
+          <w:p>
+            <w:pPr>
+              <w:spacing w:before="40" w:after="40" w:line="252" w:lineRule="auto"/>
+              <w:jc w:val="left"/>
+            </w:pPr>
+            <w:r>
+              <w:rPr>
+                <w:rFonts w:ascii="Times New Roman" w:hAnsi="Times New Roman"/>
+                <w:sz w:val="22"/>
+              </w:rPr>
+              <w:t>Наложение финальной ЭЦП, утверждение экспертных заключений, доступ к сквозному журналу аудита</w:t>
+            </w:r>
+          </w:p>
+        </w:tc>
+      </w:tr>
+      <w:tr>
+        <w:tc>
+          <w:tcPr>
+            <w:tcW w:type="dxa" w:w="3118"/>
+            <w:tcMar>
+              <w:top w:w="100" w:type="dxa"/>
+              <w:bottom w:w="100" w:type="dxa"/>
+              <w:left w:w="150" w:type="dxa"/>
+              <w:right w:w="150" w:type="dxa"/>
+            </w:tcMar>
+          </w:tcPr>
+          <w:p>
+            <w:pPr>
+              <w:spacing w:before="40" w:after="40" w:line="252" w:lineRule="auto"/>
+              <w:jc w:val="left"/>
+            </w:pPr>
+            <w:r>
+              <w:rPr>
+                <w:rFonts w:ascii="Times New Roman" w:hAnsi="Times New Roman"/>
+                <w:sz w:val="22"/>
+              </w:rPr>
+            </w:r>
+            <w:r>
+              <w:rPr>
+                <w:rFonts w:ascii="Times New Roman" w:hAnsi="Times New Roman"/>
+                <w:b/>
+                <w:sz w:val="22"/>
+              </w:rPr>
+              <w:t>Эксперт Центра АНОК</w:t>
+            </w:r>
+            <w:r>
+              <w:rPr>
+                <w:rFonts w:ascii="Times New Roman" w:hAnsi="Times New Roman"/>
+                <w:sz w:val="22"/>
+              </w:rPr>
+            </w:r>
+          </w:p>
+        </w:tc>
+        <w:tc>
+          <w:tcPr>
+            <w:tcW w:type="dxa" w:w="3118"/>
+            <w:tcMar>
+              <w:top w:w="100" w:type="dxa"/>
+              <w:bottom w:w="100" w:type="dxa"/>
+              <w:left w:w="150" w:type="dxa"/>
+              <w:right w:w="150" w:type="dxa"/>
+            </w:tcMar>
+          </w:tcPr>
+          <w:p>
+            <w:pPr>
+              <w:spacing w:before="40" w:after="40" w:line="252" w:lineRule="auto"/>
+              <w:jc w:val="left"/>
+            </w:pPr>
+            <w:r>
+              <w:rPr>
+                <w:rFonts w:ascii="Times New Roman" w:hAnsi="Times New Roman"/>
+                <w:sz w:val="22"/>
+              </w:rPr>
+              <w:t>Экспертиза соответствия ФГОС 3++</w:t>
+            </w:r>
+          </w:p>
+        </w:tc>
+        <w:tc>
+          <w:tcPr>
+            <w:tcW w:type="dxa" w:w="3118"/>
+            <w:tcMar>
+              <w:top w:w="100" w:type="dxa"/>
+              <w:bottom w:w="100" w:type="dxa"/>
+              <w:left w:w="150" w:type="dxa"/>
+              <w:right w:w="150" w:type="dxa"/>
+            </w:tcMar>
+          </w:tcPr>
+          <w:p>
+            <w:pPr>
+              <w:spacing w:before="40" w:after="40" w:line="252" w:lineRule="auto"/>
+              <w:jc w:val="left"/>
+            </w:pPr>
+            <w:r>
+              <w:rPr>
+                <w:rFonts w:ascii="Times New Roman" w:hAnsi="Times New Roman"/>
+                <w:sz w:val="22"/>
+              </w:rPr>
+              <w:t>Запуск автоматической валидации УП, формирование замечаний, согласование служебных записок</w:t>
+            </w:r>
+          </w:p>
+        </w:tc>
+      </w:tr>
+      <w:tr>
+        <w:tc>
+          <w:tcPr>
+            <w:tcW w:type="dxa" w:w="3118"/>
+            <w:tcMar>
+              <w:top w:w="100" w:type="dxa"/>
+              <w:bottom w:w="100" w:type="dxa"/>
+              <w:left w:w="150" w:type="dxa"/>
+              <w:right w:w="150" w:type="dxa"/>
+            </w:tcMar>
+          </w:tcPr>
+          <w:p>
+            <w:pPr>
+              <w:spacing w:before="40" w:after="40" w:line="252" w:lineRule="auto"/>
+              <w:jc w:val="left"/>
+            </w:pPr>
+            <w:r>
+              <w:rPr>
+                <w:rFonts w:ascii="Times New Roman" w:hAnsi="Times New Roman"/>
+                <w:sz w:val="22"/>
+              </w:rPr>
+            </w:r>
+            <w:r>
+              <w:rPr>
+                <w:rFonts w:ascii="Times New Roman" w:hAnsi="Times New Roman"/>
+                <w:b/>
+                <w:sz w:val="22"/>
+              </w:rPr>
+              <w:t>Декан факультета / Директор института</w:t>
+            </w:r>
+            <w:r>
+              <w:rPr>
+                <w:rFonts w:ascii="Times New Roman" w:hAnsi="Times New Roman"/>
+                <w:sz w:val="22"/>
+              </w:rPr>
+            </w:r>
+          </w:p>
+        </w:tc>
+        <w:tc>
+          <w:tcPr>
+            <w:tcW w:type="dxa" w:w="3118"/>
+            <w:tcMar>
+              <w:top w:w="100" w:type="dxa"/>
+              <w:bottom w:w="100" w:type="dxa"/>
+              <w:left w:w="150" w:type="dxa"/>
+              <w:right w:w="150" w:type="dxa"/>
+            </w:tcMar>
+          </w:tcPr>
+          <w:p>
+            <w:pPr>
+              <w:spacing w:before="40" w:after="40" w:line="252" w:lineRule="auto"/>
+              <w:jc w:val="left"/>
+            </w:pPr>
+            <w:r>
+              <w:rPr>
+                <w:rFonts w:ascii="Times New Roman" w:hAnsi="Times New Roman"/>
+                <w:sz w:val="22"/>
+              </w:rPr>
+              <w:t>Контроль образовательных программ факультета</w:t>
+            </w:r>
+          </w:p>
+        </w:tc>
+        <w:tc>
+          <w:tcPr>
+            <w:tcW w:type="dxa" w:w="3118"/>
+            <w:tcMar>
+              <w:top w:w="100" w:type="dxa"/>
+              <w:bottom w:w="100" w:type="dxa"/>
+              <w:left w:w="150" w:type="dxa"/>
+              <w:right w:w="150" w:type="dxa"/>
+            </w:tcMar>
+          </w:tcPr>
+          <w:p>
+            <w:pPr>
+              <w:spacing w:before="40" w:after="40" w:line="252" w:lineRule="auto"/>
+              <w:jc w:val="left"/>
+            </w:pPr>
+            <w:r>
+              <w:rPr>
+                <w:rFonts w:ascii="Times New Roman" w:hAnsi="Times New Roman"/>
+                <w:sz w:val="22"/>
+              </w:rPr>
+              <w:t>Мониторинг готовности УП, визирование служебных записок кафедр, контроль дедлайнов</w:t>
+            </w:r>
+          </w:p>
+        </w:tc>
+      </w:tr>
+      <w:tr>
+        <w:tc>
+          <w:tcPr>
+            <w:tcW w:type="dxa" w:w="3118"/>
+            <w:tcMar>
+              <w:top w:w="100" w:type="dxa"/>
+              <w:bottom w:w="100" w:type="dxa"/>
+              <w:left w:w="150" w:type="dxa"/>
+              <w:right w:w="150" w:type="dxa"/>
+            </w:tcMar>
+          </w:tcPr>
+          <w:p>
+            <w:pPr>
+              <w:spacing w:before="40" w:after="40" w:line="252" w:lineRule="auto"/>
+              <w:jc w:val="left"/>
+            </w:pPr>
+            <w:r>
+              <w:rPr>
+                <w:rFonts w:ascii="Times New Roman" w:hAnsi="Times New Roman"/>
+                <w:sz w:val="22"/>
+              </w:rPr>
+            </w:r>
+            <w:r>
+              <w:rPr>
+                <w:rFonts w:ascii="Times New Roman" w:hAnsi="Times New Roman"/>
+                <w:b/>
+                <w:sz w:val="22"/>
+              </w:rPr>
+              <w:t>Заведующий кафедрой / Разработчик ОПОП</w:t>
+            </w:r>
+            <w:r>
+              <w:rPr>
+                <w:rFonts w:ascii="Times New Roman" w:hAnsi="Times New Roman"/>
+                <w:sz w:val="22"/>
+              </w:rPr>
+            </w:r>
+          </w:p>
+        </w:tc>
+        <w:tc>
+          <w:tcPr>
+            <w:tcW w:type="dxa" w:w="3118"/>
+            <w:tcMar>
+              <w:top w:w="100" w:type="dxa"/>
+              <w:bottom w:w="100" w:type="dxa"/>
+              <w:left w:w="150" w:type="dxa"/>
+              <w:right w:w="150" w:type="dxa"/>
+            </w:tcMar>
+          </w:tcPr>
+          <w:p>
+            <w:pPr>
+              <w:spacing w:before="40" w:after="40" w:line="252" w:lineRule="auto"/>
+              <w:jc w:val="left"/>
+            </w:pPr>
+            <w:r>
+              <w:rPr>
+                <w:rFonts w:ascii="Times New Roman" w:hAnsi="Times New Roman"/>
+                <w:sz w:val="22"/>
+              </w:rPr>
+              <w:t>Формирование и редактирование УП</w:t>
+            </w:r>
+          </w:p>
+        </w:tc>
+        <w:tc>
+          <w:tcPr>
+            <w:tcW w:type="dxa" w:w="3118"/>
+            <w:tcMar>
+              <w:top w:w="100" w:type="dxa"/>
+              <w:bottom w:w="100" w:type="dxa"/>
+              <w:left w:w="150" w:type="dxa"/>
+              <w:right w:w="150" w:type="dxa"/>
+            </w:tcMar>
+          </w:tcPr>
+          <w:p>
+            <w:pPr>
+              <w:spacing w:before="40" w:after="40" w:line="252" w:lineRule="auto"/>
+              <w:jc w:val="left"/>
+            </w:pPr>
+            <w:r>
+              <w:rPr>
+                <w:rFonts w:ascii="Times New Roman" w:hAnsi="Times New Roman"/>
+                <w:sz w:val="22"/>
+              </w:rPr>
+              <w:t>Ввод семестровых дисциплин, часов, компетенций, подача служебных записок на изменения</w:t>
+            </w:r>
+          </w:p>
+        </w:tc>
+      </w:tr>
+      <w:tr>
+        <w:tc>
+          <w:tcPr>
+            <w:tcW w:type="dxa" w:w="3118"/>
+            <w:tcMar>
+              <w:top w:w="100" w:type="dxa"/>
+              <w:bottom w:w="100" w:type="dxa"/>
+              <w:left w:w="150" w:type="dxa"/>
+              <w:right w:w="150" w:type="dxa"/>
+            </w:tcMar>
+          </w:tcPr>
+          <w:p>
+            <w:pPr>
+              <w:spacing w:before="40" w:after="40" w:line="252" w:lineRule="auto"/>
+              <w:jc w:val="left"/>
+            </w:pPr>
+            <w:r>
+              <w:rPr>
+                <w:rFonts w:ascii="Times New Roman" w:hAnsi="Times New Roman"/>
+                <w:sz w:val="22"/>
+              </w:rPr>
+            </w:r>
+            <w:r>
+              <w:rPr>
+                <w:rFonts w:ascii="Times New Roman" w:hAnsi="Times New Roman"/>
+                <w:b/>
+                <w:sz w:val="22"/>
+              </w:rPr>
+              <w:t>Секретарь Ученого совета</w:t>
+            </w:r>
+            <w:r>
+              <w:rPr>
+                <w:rFonts w:ascii="Times New Roman" w:hAnsi="Times New Roman"/>
+                <w:sz w:val="22"/>
+              </w:rPr>
+            </w:r>
+          </w:p>
+        </w:tc>
+        <w:tc>
+          <w:tcPr>
+            <w:tcW w:type="dxa" w:w="3118"/>
+            <w:tcMar>
+              <w:top w:w="100" w:type="dxa"/>
+              <w:bottom w:w="100" w:type="dxa"/>
+              <w:left w:w="150" w:type="dxa"/>
+              <w:right w:w="150" w:type="dxa"/>
+            </w:tcMar>
+          </w:tcPr>
+          <w:p>
+            <w:pPr>
+              <w:spacing w:before="40" w:after="40" w:line="252" w:lineRule="auto"/>
+              <w:jc w:val="left"/>
+            </w:pPr>
+            <w:r>
+              <w:rPr>
+                <w:rFonts w:ascii="Times New Roman" w:hAnsi="Times New Roman"/>
+                <w:sz w:val="22"/>
+              </w:rPr>
+              <w:t>Организация утверждения УП</w:t>
+            </w:r>
+          </w:p>
+        </w:tc>
+        <w:tc>
+          <w:tcPr>
+            <w:tcW w:type="dxa" w:w="3118"/>
+            <w:tcMar>
+              <w:top w:w="100" w:type="dxa"/>
+              <w:bottom w:w="100" w:type="dxa"/>
+              <w:left w:w="150" w:type="dxa"/>
+              <w:right w:w="150" w:type="dxa"/>
+            </w:tcMar>
+          </w:tcPr>
+          <w:p>
+            <w:pPr>
+              <w:spacing w:before="40" w:after="40" w:line="252" w:lineRule="auto"/>
+              <w:jc w:val="left"/>
+            </w:pPr>
+            <w:r>
+              <w:rPr>
+                <w:rFonts w:ascii="Times New Roman" w:hAnsi="Times New Roman"/>
+                <w:sz w:val="22"/>
+              </w:rPr>
+              <w:t>Формирование повесток заседаний, выгрузка утвержденных планов в PDF/Excel, ведение календаря</w:t>
+            </w:r>
+          </w:p>
+        </w:tc>
+      </w:tr>
+    </w:tbl>
+    <w:p>
+      <w:pPr>
+        <w:spacing w:after="120"/>
+      </w:pPr>
+    </w:p>
+    <w:p>
+      <w:pPr>
+        <w:spacing w:before="160" w:after="80"/>
+        <w:jc w:val="left"/>
+      </w:pPr>
+      <w:r>
+        <w:rPr>
+          <w:rFonts w:ascii="Times New Roman" w:hAnsi="Times New Roman"/>
+          <w:b/>
+          <w:sz w:val="26"/>
+        </w:rPr>
+        <w:t>2.2. Модель прецедентов использования (Use Case)</w:t>
+      </w:r>
+    </w:p>
+    <w:p>
+      <w:pPr>
+        <w:spacing w:line="276" w:lineRule="auto" w:after="120"/>
+        <w:ind w:firstLine="709"/>
+        <w:jc w:val="both"/>
+      </w:pPr>
+      <w:r>
+        <w:rPr>
+          <w:rFonts w:ascii="Times New Roman" w:hAnsi="Times New Roman"/>
+          <w:sz w:val="28"/>
+        </w:rPr>
+        <w:t>Разработанная модель прецедентов охватывает 12 ключевых сценариев:</w:t>
+      </w:r>
+    </w:p>
+    <w:p>
+      <w:pPr>
+        <w:spacing w:line="276" w:lineRule="auto" w:after="60"/>
+        <w:ind w:left="709"/>
+        <w:jc w:val="both"/>
+      </w:pPr>
+      <w:r>
+        <w:rPr>
+          <w:rFonts w:ascii="Times New Roman" w:hAnsi="Times New Roman"/>
+          <w:b w:val="0"/>
+          <w:sz w:val="28"/>
+        </w:rPr>
+        <w:t xml:space="preserve">• </w:t>
+      </w:r>
+      <w:r>
+        <w:rPr>
+          <w:rFonts w:ascii="Times New Roman" w:hAnsi="Times New Roman"/>
+          <w:sz w:val="28"/>
+        </w:rPr>
+        <w:t>UC-1: Авторизация и ролевая аутентификация в корпоративном портале.</w:t>
+      </w:r>
+    </w:p>
+    <w:p>
+      <w:pPr>
+        <w:spacing w:line="276" w:lineRule="auto" w:after="60"/>
+        <w:ind w:left="709"/>
+        <w:jc w:val="both"/>
+      </w:pPr>
+      <w:r>
+        <w:rPr>
+          <w:rFonts w:ascii="Times New Roman" w:hAnsi="Times New Roman"/>
+          <w:b w:val="0"/>
+          <w:sz w:val="28"/>
+        </w:rPr>
+        <w:t xml:space="preserve">• </w:t>
+      </w:r>
+      <w:r>
+        <w:rPr>
+          <w:rFonts w:ascii="Times New Roman" w:hAnsi="Times New Roman"/>
+          <w:sz w:val="28"/>
+        </w:rPr>
+        <w:t>UC-2: Просмотр реестра образовательных программ и семестровых учебных планов.</w:t>
+      </w:r>
+    </w:p>
+    <w:p>
+      <w:pPr>
+        <w:spacing w:line="276" w:lineRule="auto" w:after="60"/>
+        <w:ind w:left="709"/>
+        <w:jc w:val="both"/>
+      </w:pPr>
+      <w:r>
+        <w:rPr>
+          <w:rFonts w:ascii="Times New Roman" w:hAnsi="Times New Roman"/>
+          <w:b w:val="0"/>
+          <w:sz w:val="28"/>
+        </w:rPr>
+        <w:t xml:space="preserve">• </w:t>
+      </w:r>
+      <w:r>
+        <w:rPr>
+          <w:rFonts w:ascii="Times New Roman" w:hAnsi="Times New Roman"/>
+          <w:sz w:val="28"/>
+        </w:rPr>
+        <w:t>UC-3: Запуск комплексной автоматической валидации УП на соответствие ФГОС 3++.</w:t>
+      </w:r>
+    </w:p>
+    <w:p>
+      <w:pPr>
+        <w:spacing w:line="276" w:lineRule="auto" w:after="60"/>
+        <w:ind w:left="709"/>
+        <w:jc w:val="both"/>
+      </w:pPr>
+      <w:r>
+        <w:rPr>
+          <w:rFonts w:ascii="Times New Roman" w:hAnsi="Times New Roman"/>
+          <w:b w:val="0"/>
+          <w:sz w:val="28"/>
+        </w:rPr>
+        <w:t xml:space="preserve">• </w:t>
+      </w:r>
+      <w:r>
+        <w:rPr>
+          <w:rFonts w:ascii="Times New Roman" w:hAnsi="Times New Roman"/>
+          <w:sz w:val="28"/>
+        </w:rPr>
+        <w:t>UC-4: Создание и регистрация служебной записки на изменение дисциплин/трудоемкости.</w:t>
+      </w:r>
+    </w:p>
+    <w:p>
+      <w:pPr>
+        <w:spacing w:line="276" w:lineRule="auto" w:after="60"/>
+        <w:ind w:left="709"/>
+        <w:jc w:val="both"/>
+      </w:pPr>
+      <w:r>
+        <w:rPr>
+          <w:rFonts w:ascii="Times New Roman" w:hAnsi="Times New Roman"/>
+          <w:b w:val="0"/>
+          <w:sz w:val="28"/>
+        </w:rPr>
+        <w:t xml:space="preserve">• </w:t>
+      </w:r>
+      <w:r>
+        <w:rPr>
+          <w:rFonts w:ascii="Times New Roman" w:hAnsi="Times New Roman"/>
+          <w:sz w:val="28"/>
+        </w:rPr>
+        <w:t>UC-5: Интерактивное двухколоночное Diff-сопоставление редакций УП (v1.0 vs v1.1).</w:t>
+      </w:r>
+    </w:p>
+    <w:p>
+      <w:pPr>
+        <w:spacing w:line="276" w:lineRule="auto" w:after="60"/>
+        <w:ind w:left="709"/>
+        <w:jc w:val="both"/>
+      </w:pPr>
+      <w:r>
+        <w:rPr>
+          <w:rFonts w:ascii="Times New Roman" w:hAnsi="Times New Roman"/>
+          <w:b w:val="0"/>
+          <w:sz w:val="28"/>
+        </w:rPr>
+        <w:t xml:space="preserve">• </w:t>
+      </w:r>
+      <w:r>
+        <w:rPr>
+          <w:rFonts w:ascii="Times New Roman" w:hAnsi="Times New Roman"/>
+          <w:sz w:val="28"/>
+        </w:rPr>
+        <w:t>UC-6: Криптографическое подписание усиленной квалифицированной ЭЦП со штампом ГОСТ.</w:t>
+      </w:r>
+    </w:p>
+    <w:p>
+      <w:pPr>
+        <w:spacing w:line="276" w:lineRule="auto" w:after="60"/>
+        <w:ind w:left="709"/>
+        <w:jc w:val="both"/>
+      </w:pPr>
+      <w:r>
+        <w:rPr>
+          <w:rFonts w:ascii="Times New Roman" w:hAnsi="Times New Roman"/>
+          <w:b w:val="0"/>
+          <w:sz w:val="28"/>
+        </w:rPr>
+        <w:t xml:space="preserve">• </w:t>
+      </w:r>
+      <w:r>
+        <w:rPr>
+          <w:rFonts w:ascii="Times New Roman" w:hAnsi="Times New Roman"/>
+          <w:sz w:val="28"/>
+        </w:rPr>
+        <w:t>UC-7: Верификация контрольной суммы SHA-256 и статуса сертификата ЭЦП.</w:t>
+      </w:r>
+    </w:p>
+    <w:p>
+      <w:pPr>
+        <w:spacing w:line="276" w:lineRule="auto" w:after="60"/>
+        <w:ind w:left="709"/>
+        <w:jc w:val="both"/>
+      </w:pPr>
+      <w:r>
+        <w:rPr>
+          <w:rFonts w:ascii="Times New Roman" w:hAnsi="Times New Roman"/>
+          <w:b w:val="0"/>
+          <w:sz w:val="28"/>
+        </w:rPr>
+        <w:t xml:space="preserve">• </w:t>
+      </w:r>
+      <w:r>
+        <w:rPr>
+          <w:rFonts w:ascii="Times New Roman" w:hAnsi="Times New Roman"/>
+          <w:sz w:val="28"/>
+        </w:rPr>
+        <w:t>UC-8: Выгрузка семестровой структуры плана в книгу Microsoft Excel (.xlsx).</w:t>
+      </w:r>
+    </w:p>
+    <w:p>
+      <w:pPr>
+        <w:spacing w:line="276" w:lineRule="auto" w:after="60"/>
+        <w:ind w:left="709"/>
+        <w:jc w:val="both"/>
+      </w:pPr>
+      <w:r>
+        <w:rPr>
+          <w:rFonts w:ascii="Times New Roman" w:hAnsi="Times New Roman"/>
+          <w:b w:val="0"/>
+          <w:sz w:val="28"/>
+        </w:rPr>
+        <w:t xml:space="preserve">• </w:t>
+      </w:r>
+      <w:r>
+        <w:rPr>
+          <w:rFonts w:ascii="Times New Roman" w:hAnsi="Times New Roman"/>
+          <w:sz w:val="28"/>
+        </w:rPr>
+        <w:t>UC-9: Генерация официального титульного листа и бланка согласования в PDF.</w:t>
+      </w:r>
+    </w:p>
+    <w:p>
+      <w:pPr>
+        <w:spacing w:line="276" w:lineRule="auto" w:after="60"/>
+        <w:ind w:left="709"/>
+        <w:jc w:val="both"/>
+      </w:pPr>
+      <w:r>
+        <w:rPr>
+          <w:rFonts w:ascii="Times New Roman" w:hAnsi="Times New Roman"/>
+          <w:b w:val="0"/>
+          <w:sz w:val="28"/>
+        </w:rPr>
+        <w:t xml:space="preserve">• </w:t>
+      </w:r>
+      <w:r>
+        <w:rPr>
+          <w:rFonts w:ascii="Times New Roman" w:hAnsi="Times New Roman"/>
+          <w:sz w:val="28"/>
+        </w:rPr>
+        <w:t>UC-10: Работа с календарем регламентных сроков и заседаний Ученого совета.</w:t>
+      </w:r>
+    </w:p>
+    <w:p>
+      <w:pPr>
+        <w:spacing w:line="276" w:lineRule="auto" w:after="60"/>
+        <w:ind w:left="709"/>
+        <w:jc w:val="both"/>
+      </w:pPr>
+      <w:r>
+        <w:rPr>
+          <w:rFonts w:ascii="Times New Roman" w:hAnsi="Times New Roman"/>
+          <w:b w:val="0"/>
+          <w:sz w:val="28"/>
+        </w:rPr>
+        <w:t xml:space="preserve">• </w:t>
+      </w:r>
+      <w:r>
+        <w:rPr>
+          <w:rFonts w:ascii="Times New Roman" w:hAnsi="Times New Roman"/>
+          <w:sz w:val="28"/>
+        </w:rPr>
+        <w:t>UC-11: Поиск, фильтрация и сортировка дисциплин в динамических таблицах.</w:t>
+      </w:r>
+    </w:p>
+    <w:p>
+      <w:pPr>
+        <w:spacing w:line="276" w:lineRule="auto" w:after="60"/>
+        <w:ind w:left="709"/>
+        <w:jc w:val="both"/>
+      </w:pPr>
+      <w:r>
+        <w:rPr>
+          <w:rFonts w:ascii="Times New Roman" w:hAnsi="Times New Roman"/>
+          <w:b w:val="0"/>
+          <w:sz w:val="28"/>
+        </w:rPr>
+        <w:t xml:space="preserve">• </w:t>
+      </w:r>
+      <w:r>
+        <w:rPr>
+          <w:rFonts w:ascii="Times New Roman" w:hAnsi="Times New Roman"/>
+          <w:sz w:val="28"/>
+        </w:rPr>
+        <w:t>UC-12: Просмотр неизменяемого журнала аудита безопасности и системных событий.</w:t>
+      </w:r>
+    </w:p>
+    <w:p>
+      <w:pPr>
+        <w:spacing w:before="240" w:after="120"/>
+        <w:jc w:val="left"/>
+      </w:pPr>
+      <w:r>
+        <w:rPr>
+          <w:rFonts w:ascii="Times New Roman" w:hAnsi="Times New Roman"/>
+          <w:b/>
+          <w:sz w:val="28"/>
+        </w:rPr>
+        <w:t>3. АРХИТЕКТУРНОЕ И СТРУКТУРНОЕ ПРОЕКТИРОВАНИЕ</w:t>
+      </w:r>
+    </w:p>
+    <w:p>
+      <w:pPr>
+        <w:spacing w:before="160" w:after="80"/>
+        <w:jc w:val="left"/>
+      </w:pPr>
+      <w:r>
+        <w:rPr>
+          <w:rFonts w:ascii="Times New Roman" w:hAnsi="Times New Roman"/>
+          <w:b/>
+          <w:sz w:val="26"/>
+        </w:rPr>
+        <w:t>3.1. Трехуровневая топология системы</w:t>
+      </w:r>
+    </w:p>
+    <w:p>
+      <w:pPr>
+        <w:spacing w:line="276" w:lineRule="auto" w:after="120"/>
+        <w:ind w:firstLine="709"/>
+        <w:jc w:val="both"/>
+      </w:pPr>
+      <w:r>
+        <w:rPr>
+          <w:rFonts w:ascii="Times New Roman" w:hAnsi="Times New Roman"/>
+          <w:sz w:val="28"/>
+        </w:rPr>
+        <w:t>Архитектура системы построена по паттерну MVC (Model-View-Controller) и включает три уровня:</w:t>
+      </w:r>
+    </w:p>
+    <w:p>
+      <w:pPr>
+        <w:spacing w:line="276" w:lineRule="auto" w:after="60"/>
+        <w:ind w:left="709"/>
+        <w:jc w:val="both"/>
+      </w:pPr>
+      <w:r>
+        <w:rPr>
+          <w:rFonts w:ascii="Times New Roman" w:hAnsi="Times New Roman"/>
+          <w:b/>
+          <w:sz w:val="28"/>
+        </w:rPr>
+        <w:t xml:space="preserve">1. </w:t>
+      </w:r>
+      <w:r>
+        <w:rPr>
+          <w:rFonts w:ascii="Times New Roman" w:hAnsi="Times New Roman"/>
+          <w:sz w:val="28"/>
+        </w:rPr>
+      </w:r>
+      <w:r>
+        <w:rPr>
+          <w:rFonts w:ascii="Times New Roman" w:hAnsi="Times New Roman"/>
+          <w:b/>
+          <w:sz w:val="28"/>
+        </w:rPr>
+        <w:t>Frontend (Уровень представления):</w:t>
+      </w:r>
+      <w:r>
+        <w:rPr>
+          <w:rFonts w:ascii="Times New Roman" w:hAnsi="Times New Roman"/>
+          <w:sz w:val="28"/>
+        </w:rPr>
+        <w:t xml:space="preserve"> HTML5, Jinja2, TailwindCSS v3.4, FontAwesome 6, Chart.js v4.4, FullCalendar v6, SweetAlert2, Toastify.js, SheetJS, jsPDF.</w:t>
+      </w:r>
+    </w:p>
+    <w:p>
+      <w:pPr>
+        <w:spacing w:line="276" w:lineRule="auto" w:after="60"/>
+        <w:ind w:left="709"/>
+        <w:jc w:val="both"/>
+      </w:pPr>
+      <w:r>
+        <w:rPr>
+          <w:rFonts w:ascii="Times New Roman" w:hAnsi="Times New Roman"/>
+          <w:b/>
+          <w:sz w:val="28"/>
+        </w:rPr>
+        <w:t xml:space="preserve">2. </w:t>
+      </w:r>
+      <w:r>
+        <w:rPr>
+          <w:rFonts w:ascii="Times New Roman" w:hAnsi="Times New Roman"/>
+          <w:sz w:val="28"/>
+        </w:rPr>
+      </w:r>
+      <w:r>
+        <w:rPr>
+          <w:rFonts w:ascii="Times New Roman" w:hAnsi="Times New Roman"/>
+          <w:b/>
+          <w:sz w:val="28"/>
+        </w:rPr>
+        <w:t>Backend (Сервер приложений):</w:t>
+      </w:r>
+      <w:r>
+        <w:rPr>
+          <w:rFonts w:ascii="Times New Roman" w:hAnsi="Times New Roman"/>
+          <w:sz w:val="28"/>
+        </w:rPr>
+        <w:t xml:space="preserve"> Python 3.11, Flask Engine, модули бизнес-логики (`FGOSComplianceEngine`, `CryptoSignatureValidator`, `VisualDiffTracker`, `ReportExportGenerator`).</w:t>
+      </w:r>
+    </w:p>
+    <w:p>
+      <w:pPr>
+        <w:spacing w:line="276" w:lineRule="auto" w:after="60"/>
+        <w:ind w:left="709"/>
+        <w:jc w:val="both"/>
+      </w:pPr>
+      <w:r>
+        <w:rPr>
+          <w:rFonts w:ascii="Times New Roman" w:hAnsi="Times New Roman"/>
+          <w:b/>
+          <w:sz w:val="28"/>
+        </w:rPr>
+        <w:t xml:space="preserve">3. </w:t>
+      </w:r>
+      <w:r>
+        <w:rPr>
+          <w:rFonts w:ascii="Times New Roman" w:hAnsi="Times New Roman"/>
+          <w:sz w:val="28"/>
+        </w:rPr>
+      </w:r>
+      <w:r>
+        <w:rPr>
+          <w:rFonts w:ascii="Times New Roman" w:hAnsi="Times New Roman"/>
+          <w:b/>
+          <w:sz w:val="28"/>
+        </w:rPr>
+        <w:t>Database (Уровень хранения данных):</w:t>
+      </w:r>
+      <w:r>
+        <w:rPr>
+          <w:rFonts w:ascii="Times New Roman" w:hAnsi="Times New Roman"/>
+          <w:sz w:val="28"/>
+        </w:rPr>
+        <w:t xml:space="preserve"> СУБД SQLite 3 / MariaDB Enterprise, 12 нормализованных таблиц (3NF), каскадные ограничения целостности (FK), B-Tree индексы.</w:t>
+      </w:r>
+    </w:p>
+    <w:p>
+      <w:pPr>
+        <w:spacing w:before="160" w:after="80"/>
+        <w:jc w:val="left"/>
+      </w:pPr>
+      <w:r>
+        <w:rPr>
+          <w:rFonts w:ascii="Times New Roman" w:hAnsi="Times New Roman"/>
+          <w:b/>
+          <w:sz w:val="26"/>
+        </w:rPr>
+        <w:t>3.2. Реляционная схема базы данных (таблица `anok_portal.db`)</w:t>
+      </w:r>
+    </w:p>
+    <w:p>
+      <w:pPr>
+        <w:spacing w:before="120" w:after="120"/>
+        <w:ind w:left="567"/>
+      </w:pPr>
+      <w:r>
+        <w:rPr>
+          <w:rFonts w:ascii="Courier New" w:hAnsi="Courier New"/>
+          <w:sz w:val="20"/>
+        </w:rPr>
+        <w:t>+----------------------------------------------------------------------------------------------------+</w:t>
+        <w:br/>
+        <w:t>|                                    СХЕМА БАЗЫ ДАННЫХ АНОК                                          |</w:t>
+        <w:br/>
+        <w:t>+----------------------------------------------------------------------------------------------------+</w:t>
+        <w:br/>
+        <w:t>|  curriculums (Учебные планы)              curriculum_disciplines (Дисциплины)                      |</w:t>
+        <w:br/>
+        <w:t>|  - id (PK)                                - id (PK)                                                |</w:t>
+        <w:br/>
+        <w:t>|  - code (09.03.01)                        - curriculum_id (FK -&gt; curriculums.id)                   |</w:t>
+        <w:br/>
+        <w:t>|  - title (Информатика и ВТ)               - block_code (Б1.О.01)                                   |</w:t>
+        <w:br/>
+        <w:t>|  - academic_year (2025/2026)              - title (Математический анализ)                          |</w:t>
+        <w:br/>
+        <w:t>|  - total_zet (240.0)                      - semester (1..8)                                        |</w:t>
+        <w:br/>
+        <w:t>|  - status (draft, valid, signed)          - zet (5.0), lec_hours (36), pr_hours (36), srs (108)   |</w:t>
+        <w:br/>
+        <w:t>+------------------------------------+---------------------------------------------------------------+</w:t>
+        <w:br/>
+        <w:t xml:space="preserve">                                     |</w:t>
+        <w:br/>
+        <w:t>+------------------------------------+---------------------------------------------------------------+</w:t>
+        <w:br/>
+        <w:t>|  fgos_standards (Стандарты)               competencies (Матрица компетенций)                       |</w:t>
+        <w:br/>
+        <w:t>|  - id (PK)                                - id (PK)                                                |</w:t>
+        <w:br/>
+        <w:t>|  - code (09.03.01)                        - fgos_id (FK -&gt; fgos_standards.id)                      |</w:t>
+        <w:br/>
+        <w:t>|  - degree (Бакалавриат)                   - code (УК-1, ОПК-2, ПК-1)                               |</w:t>
+        <w:br/>
+        <w:t>|  - min_zet (240.0)                        - category (Универсальная, ОПК, Профессиональная)        |</w:t>
+        <w:br/>
+        <w:t>+------------------------------------+---------------------------------------------------------------+</w:t>
+        <w:br/>
+        <w:t xml:space="preserve">                                     |</w:t>
+        <w:br/>
+        <w:t>+------------------------------------+---------------------------------------------------------------+</w:t>
+        <w:br/>
+        <w:t>|  service_memos (Служебные записки)        digital_signatures (Реестр ЭЦП)                          |</w:t>
+        <w:br/>
+        <w:t>|  - id (PK)                                - id (PK)                                                |</w:t>
+        <w:br/>
+        <w:t>|  - memo_number (СЗ-142/26)                - entity_type ('curriculum')                             |</w:t>
+        <w:br/>
+        <w:t>|  - curriculum_id (FK)                     - entity_id (FK)                                         |</w:t>
+        <w:br/>
+        <w:t>|  - old_version ('1.0'), new_version ('1.1')- signer_fio ('Воронова Е.М.')                           |</w:t>
+        <w:br/>
+        <w:t>|  - status (pending, approved)             - signer_cert_sn ('00E1 82B4 991F 2026')                 |</w:t>
+        <w:br/>
+        <w:t>|  - diff_payload (JSON)                    - sha256_hash ('e3b0c44298fc1c14...')                    |</w:t>
+        <w:br/>
+        <w:t>+----------------------------------------------------------------------------------------------------+</w:t>
+      </w:r>
+    </w:p>
+    <w:p>
+      <w:pPr>
+        <w:spacing w:before="240" w:after="120"/>
+        <w:jc w:val="left"/>
+      </w:pPr>
+      <w:r>
+        <w:rPr>
+          <w:rFonts w:ascii="Times New Roman" w:hAnsi="Times New Roman"/>
+          <w:b/>
+          <w:sz w:val="28"/>
+        </w:rPr>
+        <w:t>4. ПРОЕКТИРОВАНИЕ ГРАФИЧЕСКОГО ИНТЕРФЕЙСА ПОЛЬЗОВАТЕЛЯ</w:t>
+      </w:r>
+    </w:p>
+    <w:p>
+      <w:pPr>
+        <w:spacing w:line="276" w:lineRule="auto" w:after="120"/>
+        <w:ind w:firstLine="709"/>
+        <w:jc w:val="both"/>
+      </w:pPr>
+      <w:r>
+        <w:rPr>
+          <w:rFonts w:ascii="Times New Roman" w:hAnsi="Times New Roman"/>
+          <w:sz w:val="28"/>
+        </w:rPr>
+        <w:t>Дизайн-система портала разработана с учетом требований к корпоративным академическим системам:</w:t>
+      </w:r>
+    </w:p>
+    <w:p>
+      <w:pPr>
+        <w:spacing w:line="276" w:lineRule="auto" w:after="60"/>
+        <w:ind w:left="709"/>
+        <w:jc w:val="both"/>
+      </w:pPr>
+      <w:r>
+        <w:rPr>
+          <w:rFonts w:ascii="Times New Roman" w:hAnsi="Times New Roman"/>
+          <w:b w:val="0"/>
+          <w:sz w:val="28"/>
+        </w:rPr>
+        <w:t xml:space="preserve">• </w:t>
+      </w:r>
+      <w:r>
+        <w:rPr>
+          <w:rFonts w:ascii="Times New Roman" w:hAnsi="Times New Roman"/>
+          <w:sz w:val="28"/>
+        </w:rPr>
+      </w:r>
+      <w:r>
+        <w:rPr>
+          <w:rFonts w:ascii="Times New Roman" w:hAnsi="Times New Roman"/>
+          <w:b/>
+          <w:sz w:val="28"/>
+        </w:rPr>
+        <w:t>Цветовая палитра:</w:t>
+      </w:r>
+      <w:r>
+        <w:rPr>
+          <w:rFonts w:ascii="Times New Roman" w:hAnsi="Times New Roman"/>
+          <w:sz w:val="28"/>
+        </w:rPr>
+      </w:r>
+    </w:p>
+    <w:p>
+      <w:pPr>
+        <w:spacing w:line="276" w:lineRule="auto" w:after="60"/>
+        <w:ind w:left="992"/>
+        <w:jc w:val="both"/>
+      </w:pPr>
+      <w:r>
+        <w:rPr>
+          <w:rFonts w:ascii="Times New Roman" w:hAnsi="Times New Roman"/>
+          <w:b w:val="0"/>
+          <w:sz w:val="28"/>
+        </w:rPr>
+        <w:t xml:space="preserve">• </w:t>
+      </w:r>
+      <w:r>
+        <w:rPr>
+          <w:rFonts w:ascii="Times New Roman" w:hAnsi="Times New Roman"/>
+          <w:sz w:val="28"/>
+        </w:rPr>
+        <w:t>Primary Dark / Header: `#0F172A` (Slate 900)</w:t>
+      </w:r>
+    </w:p>
+    <w:p>
+      <w:pPr>
+        <w:spacing w:line="276" w:lineRule="auto" w:after="60"/>
+        <w:ind w:left="992"/>
+        <w:jc w:val="both"/>
+      </w:pPr>
+      <w:r>
+        <w:rPr>
+          <w:rFonts w:ascii="Times New Roman" w:hAnsi="Times New Roman"/>
+          <w:b w:val="0"/>
+          <w:sz w:val="28"/>
+        </w:rPr>
+        <w:t xml:space="preserve">• </w:t>
+      </w:r>
+      <w:r>
+        <w:rPr>
+          <w:rFonts w:ascii="Times New Roman" w:hAnsi="Times New Roman"/>
+          <w:sz w:val="28"/>
+        </w:rPr>
+        <w:t>Primary Blue: `#1D4ED8` (Blue 700)</w:t>
+      </w:r>
+    </w:p>
+    <w:p>
+      <w:pPr>
+        <w:spacing w:line="276" w:lineRule="auto" w:after="60"/>
+        <w:ind w:left="992"/>
+        <w:jc w:val="both"/>
+      </w:pPr>
+      <w:r>
+        <w:rPr>
+          <w:rFonts w:ascii="Times New Roman" w:hAnsi="Times New Roman"/>
+          <w:b w:val="0"/>
+          <w:sz w:val="28"/>
+        </w:rPr>
+        <w:t xml:space="preserve">• </w:t>
+      </w:r>
+      <w:r>
+        <w:rPr>
+          <w:rFonts w:ascii="Times New Roman" w:hAnsi="Times New Roman"/>
+          <w:sz w:val="28"/>
+        </w:rPr>
+        <w:t>Accent Sky: `#0EA5E9` (Sky 500)</w:t>
+      </w:r>
+    </w:p>
+    <w:p>
+      <w:pPr>
+        <w:spacing w:line="276" w:lineRule="auto" w:after="60"/>
+        <w:ind w:left="992"/>
+        <w:jc w:val="both"/>
+      </w:pPr>
+      <w:r>
+        <w:rPr>
+          <w:rFonts w:ascii="Times New Roman" w:hAnsi="Times New Roman"/>
+          <w:b w:val="0"/>
+          <w:sz w:val="28"/>
+        </w:rPr>
+        <w:t xml:space="preserve">• </w:t>
+      </w:r>
+      <w:r>
+        <w:rPr>
+          <w:rFonts w:ascii="Times New Roman" w:hAnsi="Times New Roman"/>
+          <w:sz w:val="28"/>
+        </w:rPr>
+        <w:t>Success Green: `#10B981` (Emerald 500)</w:t>
+      </w:r>
+    </w:p>
+    <w:p>
+      <w:pPr>
+        <w:spacing w:line="276" w:lineRule="auto" w:after="60"/>
+        <w:ind w:left="992"/>
+        <w:jc w:val="both"/>
+      </w:pPr>
+      <w:r>
+        <w:rPr>
+          <w:rFonts w:ascii="Times New Roman" w:hAnsi="Times New Roman"/>
+          <w:b w:val="0"/>
+          <w:sz w:val="28"/>
+        </w:rPr>
+        <w:t xml:space="preserve">• </w:t>
+      </w:r>
+      <w:r>
+        <w:rPr>
+          <w:rFonts w:ascii="Times New Roman" w:hAnsi="Times New Roman"/>
+          <w:sz w:val="28"/>
+        </w:rPr>
+        <w:t>Warning Amber: `#F59E0B` (Amber 500)</w:t>
+      </w:r>
+    </w:p>
+    <w:p>
+      <w:pPr>
+        <w:spacing w:line="276" w:lineRule="auto" w:after="60"/>
+        <w:ind w:left="992"/>
+        <w:jc w:val="both"/>
+      </w:pPr>
+      <w:r>
+        <w:rPr>
+          <w:rFonts w:ascii="Times New Roman" w:hAnsi="Times New Roman"/>
+          <w:b w:val="0"/>
+          <w:sz w:val="28"/>
+        </w:rPr>
+        <w:t xml:space="preserve">• </w:t>
+      </w:r>
+      <w:r>
+        <w:rPr>
+          <w:rFonts w:ascii="Times New Roman" w:hAnsi="Times New Roman"/>
+          <w:sz w:val="28"/>
+        </w:rPr>
+        <w:t>Danger Red: `#EF4444` (Red 500)</w:t>
+      </w:r>
+    </w:p>
+    <w:p>
+      <w:pPr>
+        <w:spacing w:line="276" w:lineRule="auto" w:after="60"/>
+        <w:ind w:left="992"/>
+        <w:jc w:val="both"/>
+      </w:pPr>
+      <w:r>
+        <w:rPr>
+          <w:rFonts w:ascii="Times New Roman" w:hAnsi="Times New Roman"/>
+          <w:b w:val="0"/>
+          <w:sz w:val="28"/>
+        </w:rPr>
+        <w:t xml:space="preserve">• </w:t>
+      </w:r>
+      <w:r>
+        <w:rPr>
+          <w:rFonts w:ascii="Times New Roman" w:hAnsi="Times New Roman"/>
+          <w:sz w:val="28"/>
+        </w:rPr>
+        <w:t>Surface Background: `#F8FAFC` (Slate 50)</w:t>
+      </w:r>
+    </w:p>
+    <w:p>
+      <w:pPr>
+        <w:spacing w:line="276" w:lineRule="auto" w:after="60"/>
+        <w:ind w:left="709"/>
+        <w:jc w:val="both"/>
+      </w:pPr>
+      <w:r>
+        <w:rPr>
+          <w:rFonts w:ascii="Times New Roman" w:hAnsi="Times New Roman"/>
+          <w:b w:val="0"/>
+          <w:sz w:val="28"/>
+        </w:rPr>
+        <w:t xml:space="preserve">• </w:t>
+      </w:r>
+      <w:r>
+        <w:rPr>
+          <w:rFonts w:ascii="Times New Roman" w:hAnsi="Times New Roman"/>
+          <w:sz w:val="28"/>
+        </w:rPr>
+      </w:r>
+      <w:r>
+        <w:rPr>
+          <w:rFonts w:ascii="Times New Roman" w:hAnsi="Times New Roman"/>
+          <w:b/>
+          <w:sz w:val="28"/>
+        </w:rPr>
+        <w:t>Типографика:</w:t>
+      </w:r>
+      <w:r>
+        <w:rPr>
+          <w:rFonts w:ascii="Times New Roman" w:hAnsi="Times New Roman"/>
+          <w:sz w:val="28"/>
+        </w:rPr>
+        <w:t xml:space="preserve"> Системные шрифты Inter / DejaVu Sans с четкой иерархией размеров (H1: 24-28 pt, H2: 18-20 pt, Body: 14-16 pt, Metadata: 12 pt).</w:t>
+      </w:r>
+    </w:p>
+    <w:p>
+      <w:pPr>
+        <w:spacing w:line="276" w:lineRule="auto" w:after="60"/>
+        <w:ind w:left="709"/>
+        <w:jc w:val="both"/>
+      </w:pPr>
+      <w:r>
+        <w:rPr>
+          <w:rFonts w:ascii="Times New Roman" w:hAnsi="Times New Roman"/>
+          <w:b w:val="0"/>
+          <w:sz w:val="28"/>
+        </w:rPr>
+        <w:t xml:space="preserve">• </w:t>
+      </w:r>
+      <w:r>
+        <w:rPr>
+          <w:rFonts w:ascii="Times New Roman" w:hAnsi="Times New Roman"/>
+          <w:sz w:val="28"/>
+        </w:rPr>
+      </w:r>
+      <w:r>
+        <w:rPr>
+          <w:rFonts w:ascii="Times New Roman" w:hAnsi="Times New Roman"/>
+          <w:b/>
+          <w:sz w:val="28"/>
+        </w:rPr>
+        <w:t>Компонентная структура:</w:t>
+      </w:r>
+      <w:r>
+        <w:rPr>
+          <w:rFonts w:ascii="Times New Roman" w:hAnsi="Times New Roman"/>
+          <w:sz w:val="28"/>
+        </w:rPr>
+        <w:t xml:space="preserve"> Карточная сетка (Grid / Flexbox), фиксированная боковая навигация (Sidebar), верхняя панель статуса пользователя (Top Navbar) и динамическая рабочая область (Main Content Area).</w:t>
+      </w:r>
+    </w:p>
+    <w:p>
+      <w:pPr>
+        <w:spacing w:before="240" w:after="120"/>
+        <w:jc w:val="left"/>
+      </w:pPr>
+      <w:r>
+        <w:rPr>
+          <w:rFonts w:ascii="Times New Roman" w:hAnsi="Times New Roman"/>
+          <w:b/>
+          <w:sz w:val="28"/>
+        </w:rPr>
+        <w:t>5. СТРУКТУРА ПОРТАЛА И ШАБЛОНЫ СТРАНИЦ</w:t>
+      </w:r>
+    </w:p>
+    <w:p>
+      <w:pPr>
+        <w:spacing w:line="276" w:lineRule="auto" w:after="120"/>
+        <w:ind w:firstLine="709"/>
+        <w:jc w:val="both"/>
+      </w:pPr>
+      <w:r>
+        <w:rPr>
+          <w:rFonts w:ascii="Times New Roman" w:hAnsi="Times New Roman"/>
+          <w:sz w:val="28"/>
+        </w:rPr>
+        <w:t>Портал скомпонован по модульной структуре:</w:t>
+      </w:r>
+    </w:p>
+    <w:p>
+      <w:pPr>
+        <w:spacing w:line="276" w:lineRule="auto" w:after="60"/>
+        <w:ind w:left="709"/>
+        <w:jc w:val="both"/>
+      </w:pPr>
+      <w:r>
+        <w:rPr>
+          <w:rFonts w:ascii="Times New Roman" w:hAnsi="Times New Roman"/>
+          <w:b w:val="0"/>
+          <w:sz w:val="28"/>
+        </w:rPr>
+        <w:t xml:space="preserve">• </w:t>
+      </w:r>
+      <w:r>
+        <w:rPr>
+          <w:rFonts w:ascii="Times New Roman" w:hAnsi="Times New Roman"/>
+          <w:sz w:val="28"/>
+        </w:rPr>
+        <w:t>`portal/app.py`: Маршрутизация Flask, контроллеры инфоблоков, API-эндпоинты валидации и подписания.</w:t>
+      </w:r>
+    </w:p>
+    <w:p>
+      <w:pPr>
+        <w:spacing w:line="276" w:lineRule="auto" w:after="60"/>
+        <w:ind w:left="709"/>
+        <w:jc w:val="both"/>
+      </w:pPr>
+      <w:r>
+        <w:rPr>
+          <w:rFonts w:ascii="Times New Roman" w:hAnsi="Times New Roman"/>
+          <w:b w:val="0"/>
+          <w:sz w:val="28"/>
+        </w:rPr>
+        <w:t xml:space="preserve">• </w:t>
+      </w:r>
+      <w:r>
+        <w:rPr>
+          <w:rFonts w:ascii="Times New Roman" w:hAnsi="Times New Roman"/>
+          <w:sz w:val="28"/>
+        </w:rPr>
+        <w:t>`portal/app_templates.py`: Модульные шаблоны Jinja2:</w:t>
+      </w:r>
+    </w:p>
+    <w:p>
+      <w:pPr>
+        <w:spacing w:line="276" w:lineRule="auto" w:after="60"/>
+        <w:ind w:left="992"/>
+        <w:jc w:val="both"/>
+      </w:pPr>
+      <w:r>
+        <w:rPr>
+          <w:rFonts w:ascii="Times New Roman" w:hAnsi="Times New Roman"/>
+          <w:b w:val="0"/>
+          <w:sz w:val="28"/>
+        </w:rPr>
+        <w:t xml:space="preserve">• </w:t>
+      </w:r>
+      <w:r>
+        <w:rPr>
+          <w:rFonts w:ascii="Times New Roman" w:hAnsi="Times New Roman"/>
+          <w:sz w:val="28"/>
+        </w:rPr>
+        <w:t>`BASE_TEMPLATE`: Единый родительский каркас с метаданными, CDN-скриптами, стилями, меню и футером.</w:t>
+      </w:r>
+    </w:p>
+    <w:p>
+      <w:pPr>
+        <w:spacing w:line="276" w:lineRule="auto" w:after="60"/>
+        <w:ind w:left="992"/>
+        <w:jc w:val="both"/>
+      </w:pPr>
+      <w:r>
+        <w:rPr>
+          <w:rFonts w:ascii="Times New Roman" w:hAnsi="Times New Roman"/>
+          <w:b w:val="0"/>
+          <w:sz w:val="28"/>
+        </w:rPr>
+        <w:t xml:space="preserve">• </w:t>
+      </w:r>
+      <w:r>
+        <w:rPr>
+          <w:rFonts w:ascii="Times New Roman" w:hAnsi="Times New Roman"/>
+          <w:sz w:val="28"/>
+        </w:rPr>
+        <w:t>`PAGE_TEMPLATES`: 8 специализированных представлений страниц (`dashboard`, `curriculums`, `fgos_validation`, `service_memos`, `signatures`, `standards`, `competencies`, `departments`, `news`).</w:t>
+      </w:r>
+    </w:p>
+    <w:p>
+      <w:pPr>
+        <w:spacing w:before="240" w:after="120"/>
+        <w:jc w:val="left"/>
+      </w:pPr>
+      <w:r>
+        <w:rPr>
+          <w:rFonts w:ascii="Times New Roman" w:hAnsi="Times New Roman"/>
+          <w:b/>
+          <w:sz w:val="28"/>
+        </w:rPr>
+        <w:t>6. ИНФОРМАЦИОННЫЕ БЛОКИ И НАПОЛНЕНИЕ БАЗЫ ДАННЫХ</w:t>
+      </w:r>
+    </w:p>
+    <w:p>
+      <w:pPr>
+        <w:spacing w:line="276" w:lineRule="auto" w:after="120"/>
+        <w:ind w:firstLine="709"/>
+        <w:jc w:val="both"/>
+      </w:pPr>
+      <w:r>
+        <w:rPr>
+          <w:rFonts w:ascii="Times New Roman" w:hAnsi="Times New Roman"/>
+          <w:sz w:val="28"/>
+        </w:rPr>
+        <w:t>В системе развернуты и наполнены 8 специализированных инфоблоков:</w:t>
+      </w:r>
+    </w:p>
+    <w:p>
+      <w:pPr>
+        <w:spacing w:line="276" w:lineRule="auto" w:after="60"/>
+        <w:ind w:left="709"/>
+        <w:jc w:val="both"/>
+      </w:pPr>
+      <w:r>
+        <w:rPr>
+          <w:rFonts w:ascii="Times New Roman" w:hAnsi="Times New Roman"/>
+          <w:b/>
+          <w:sz w:val="28"/>
+        </w:rPr>
+        <w:t xml:space="preserve">1. </w:t>
+      </w:r>
+      <w:r>
+        <w:rPr>
+          <w:rFonts w:ascii="Times New Roman" w:hAnsi="Times New Roman"/>
+          <w:sz w:val="28"/>
+        </w:rPr>
+      </w:r>
+      <w:r>
+        <w:rPr>
+          <w:rFonts w:ascii="Times New Roman" w:hAnsi="Times New Roman"/>
+          <w:b/>
+          <w:sz w:val="28"/>
+        </w:rPr>
+        <w:t>Инфоблок «Реестр учебных планов ОПОП ВО»:</w:t>
+      </w:r>
+      <w:r>
+        <w:rPr>
+          <w:rFonts w:ascii="Times New Roman" w:hAnsi="Times New Roman"/>
+          <w:sz w:val="28"/>
+        </w:rPr>
+        <w:t xml:space="preserve"> 12 действующих программ бакалавриата и магистратуры, включая направления 09.03.01, 09.03.02, 09.03.03, 09.03.04.</w:t>
+      </w:r>
+    </w:p>
+    <w:p>
+      <w:pPr>
+        <w:spacing w:line="276" w:lineRule="auto" w:after="60"/>
+        <w:ind w:left="709"/>
+        <w:jc w:val="both"/>
+      </w:pPr>
+      <w:r>
+        <w:rPr>
+          <w:rFonts w:ascii="Times New Roman" w:hAnsi="Times New Roman"/>
+          <w:b/>
+          <w:sz w:val="28"/>
+        </w:rPr>
+        <w:t xml:space="preserve">2. </w:t>
+      </w:r>
+      <w:r>
+        <w:rPr>
+          <w:rFonts w:ascii="Times New Roman" w:hAnsi="Times New Roman"/>
+          <w:sz w:val="28"/>
+        </w:rPr>
+      </w:r>
+      <w:r>
+        <w:rPr>
+          <w:rFonts w:ascii="Times New Roman" w:hAnsi="Times New Roman"/>
+          <w:b/>
+          <w:sz w:val="28"/>
+        </w:rPr>
+        <w:t>Инфоблок «Движок автоматической валидации ФГОС 3++»:</w:t>
+      </w:r>
+      <w:r>
+        <w:rPr>
+          <w:rFonts w:ascii="Times New Roman" w:hAnsi="Times New Roman"/>
+          <w:sz w:val="28"/>
+        </w:rPr>
+        <w:t xml:space="preserve"> Проверка 240 ЗЕТ, лимита лекционных часов (&lt;=40%), объема базовой части (&gt;=50%), часов СРС.</w:t>
+      </w:r>
+    </w:p>
+    <w:p>
+      <w:pPr>
+        <w:spacing w:line="276" w:lineRule="auto" w:after="60"/>
+        <w:ind w:left="709"/>
+        <w:jc w:val="both"/>
+      </w:pPr>
+      <w:r>
+        <w:rPr>
+          <w:rFonts w:ascii="Times New Roman" w:hAnsi="Times New Roman"/>
+          <w:b/>
+          <w:sz w:val="28"/>
+        </w:rPr>
+        <w:t xml:space="preserve">3. </w:t>
+      </w:r>
+      <w:r>
+        <w:rPr>
+          <w:rFonts w:ascii="Times New Roman" w:hAnsi="Times New Roman"/>
+          <w:sz w:val="28"/>
+        </w:rPr>
+      </w:r>
+      <w:r>
+        <w:rPr>
+          <w:rFonts w:ascii="Times New Roman" w:hAnsi="Times New Roman"/>
+          <w:b/>
+          <w:sz w:val="28"/>
+        </w:rPr>
+        <w:t>Инфоблок «Служебные записки и маршрутизация изменений»:</w:t>
+      </w:r>
+      <w:r>
+        <w:rPr>
+          <w:rFonts w:ascii="Times New Roman" w:hAnsi="Times New Roman"/>
+          <w:sz w:val="28"/>
+        </w:rPr>
+        <w:t xml:space="preserve"> Реестр служебных записок с фиксацией авторов, причин правок, статусов и JSON-диффов.</w:t>
+      </w:r>
+    </w:p>
+    <w:p>
+      <w:pPr>
+        <w:spacing w:line="276" w:lineRule="auto" w:after="60"/>
+        <w:ind w:left="709"/>
+        <w:jc w:val="both"/>
+      </w:pPr>
+      <w:r>
+        <w:rPr>
+          <w:rFonts w:ascii="Times New Roman" w:hAnsi="Times New Roman"/>
+          <w:b/>
+          <w:sz w:val="28"/>
+        </w:rPr>
+        <w:t xml:space="preserve">4. </w:t>
+      </w:r>
+      <w:r>
+        <w:rPr>
+          <w:rFonts w:ascii="Times New Roman" w:hAnsi="Times New Roman"/>
+          <w:sz w:val="28"/>
+        </w:rPr>
+      </w:r>
+      <w:r>
+        <w:rPr>
+          <w:rFonts w:ascii="Times New Roman" w:hAnsi="Times New Roman"/>
+          <w:b/>
+          <w:sz w:val="28"/>
+        </w:rPr>
+        <w:t>Инфоблок «Реестр и визуализация ЭЦП»:</w:t>
+      </w:r>
+      <w:r>
+        <w:rPr>
+          <w:rFonts w:ascii="Times New Roman" w:hAnsi="Times New Roman"/>
+          <w:sz w:val="28"/>
+        </w:rPr>
+        <w:t xml:space="preserve"> Защищенный журнал подписания документов с отображением параметров сертификата и контрольной суммы.</w:t>
+      </w:r>
+    </w:p>
+    <w:p>
+      <w:pPr>
+        <w:spacing w:line="276" w:lineRule="auto" w:after="60"/>
+        <w:ind w:left="709"/>
+        <w:jc w:val="both"/>
+      </w:pPr>
+      <w:r>
+        <w:rPr>
+          <w:rFonts w:ascii="Times New Roman" w:hAnsi="Times New Roman"/>
+          <w:b/>
+          <w:sz w:val="28"/>
+        </w:rPr>
+        <w:t xml:space="preserve">5. </w:t>
+      </w:r>
+      <w:r>
+        <w:rPr>
+          <w:rFonts w:ascii="Times New Roman" w:hAnsi="Times New Roman"/>
+          <w:sz w:val="28"/>
+        </w:rPr>
+      </w:r>
+      <w:r>
+        <w:rPr>
+          <w:rFonts w:ascii="Times New Roman" w:hAnsi="Times New Roman"/>
+          <w:b/>
+          <w:sz w:val="28"/>
+        </w:rPr>
+        <w:t>Инфоблок «Каталог стандартов ФГОС 3++»:</w:t>
+      </w:r>
+      <w:r>
+        <w:rPr>
+          <w:rFonts w:ascii="Times New Roman" w:hAnsi="Times New Roman"/>
+          <w:sz w:val="28"/>
+        </w:rPr>
+        <w:t xml:space="preserve"> Справочник нормативных актов с гиперссылками на приказы Минобрнауки РФ.</w:t>
+      </w:r>
+    </w:p>
+    <w:p>
+      <w:pPr>
+        <w:spacing w:line="276" w:lineRule="auto" w:after="60"/>
+        <w:ind w:left="709"/>
+        <w:jc w:val="both"/>
+      </w:pPr>
+      <w:r>
+        <w:rPr>
+          <w:rFonts w:ascii="Times New Roman" w:hAnsi="Times New Roman"/>
+          <w:b/>
+          <w:sz w:val="28"/>
+        </w:rPr>
+        <w:t xml:space="preserve">6. </w:t>
+      </w:r>
+      <w:r>
+        <w:rPr>
+          <w:rFonts w:ascii="Times New Roman" w:hAnsi="Times New Roman"/>
+          <w:sz w:val="28"/>
+        </w:rPr>
+      </w:r>
+      <w:r>
+        <w:rPr>
+          <w:rFonts w:ascii="Times New Roman" w:hAnsi="Times New Roman"/>
+          <w:b/>
+          <w:sz w:val="28"/>
+        </w:rPr>
+        <w:t>Инфоблок «Матрица компетенций»:</w:t>
+      </w:r>
+      <w:r>
+        <w:rPr>
+          <w:rFonts w:ascii="Times New Roman" w:hAnsi="Times New Roman"/>
+          <w:sz w:val="28"/>
+        </w:rPr>
+        <w:t xml:space="preserve"> Привязка 24 компетенций (УК-1..8, ОПК-1..6, ПК-1..5) к семестровым дисциплинам и практикам.</w:t>
+      </w:r>
+    </w:p>
+    <w:p>
+      <w:pPr>
+        <w:spacing w:line="276" w:lineRule="auto" w:after="60"/>
+        <w:ind w:left="709"/>
+        <w:jc w:val="both"/>
+      </w:pPr>
+      <w:r>
+        <w:rPr>
+          <w:rFonts w:ascii="Times New Roman" w:hAnsi="Times New Roman"/>
+          <w:b/>
+          <w:sz w:val="28"/>
+        </w:rPr>
+        <w:t xml:space="preserve">7. </w:t>
+      </w:r>
+      <w:r>
+        <w:rPr>
+          <w:rFonts w:ascii="Times New Roman" w:hAnsi="Times New Roman"/>
+          <w:sz w:val="28"/>
+        </w:rPr>
+      </w:r>
+      <w:r>
+        <w:rPr>
+          <w:rFonts w:ascii="Times New Roman" w:hAnsi="Times New Roman"/>
+          <w:b/>
+          <w:sz w:val="28"/>
+        </w:rPr>
+        <w:t>Инфоблок «Структура кафедр и факультетов»:</w:t>
+      </w:r>
+      <w:r>
+        <w:rPr>
+          <w:rFonts w:ascii="Times New Roman" w:hAnsi="Times New Roman"/>
+          <w:sz w:val="28"/>
+        </w:rPr>
+        <w:t xml:space="preserve"> Справочник подразделений, заведующих кафедрами и экспертов Центра АНОК.</w:t>
+      </w:r>
+    </w:p>
+    <w:p>
+      <w:pPr>
+        <w:spacing w:line="276" w:lineRule="auto" w:after="60"/>
+        <w:ind w:left="709"/>
+        <w:jc w:val="both"/>
+      </w:pPr>
+      <w:r>
+        <w:rPr>
+          <w:rFonts w:ascii="Times New Roman" w:hAnsi="Times New Roman"/>
+          <w:b/>
+          <w:sz w:val="28"/>
+        </w:rPr>
+        <w:t xml:space="preserve">8. </w:t>
+      </w:r>
+      <w:r>
+        <w:rPr>
+          <w:rFonts w:ascii="Times New Roman" w:hAnsi="Times New Roman"/>
+          <w:sz w:val="28"/>
+        </w:rPr>
+      </w:r>
+      <w:r>
+        <w:rPr>
+          <w:rFonts w:ascii="Times New Roman" w:hAnsi="Times New Roman"/>
+          <w:b/>
+          <w:sz w:val="28"/>
+        </w:rPr>
+        <w:t>Инфоблок «Новости, регламенты и события АНОК»:</w:t>
+      </w:r>
+      <w:r>
+        <w:rPr>
+          <w:rFonts w:ascii="Times New Roman" w:hAnsi="Times New Roman"/>
+          <w:sz w:val="28"/>
+        </w:rPr>
+        <w:t xml:space="preserve"> Информационная лента с фильтрацией по категориям (Срочно, Приказы, Семинары).</w:t>
+      </w:r>
+    </w:p>
+    <w:p>
+      <w:pPr>
+        <w:spacing w:before="240" w:after="120"/>
+        <w:jc w:val="left"/>
+      </w:pPr>
+      <w:r>
+        <w:rPr>
+          <w:rFonts w:ascii="Times New Roman" w:hAnsi="Times New Roman"/>
+          <w:b/>
+          <w:sz w:val="28"/>
+        </w:rPr>
+        <w:t>7. ИНТЕГРАЦИЯ ГОТОВЫХ МОДУЛЕЙ И КОМПОНЕНТОВ</w:t>
+      </w:r>
+    </w:p>
+    <w:p>
+      <w:pPr>
+        <w:spacing w:before="160" w:after="80"/>
+        <w:jc w:val="left"/>
+      </w:pPr>
+      <w:r>
+        <w:rPr>
+          <w:rFonts w:ascii="Times New Roman" w:hAnsi="Times New Roman"/>
+          <w:b/>
+          <w:sz w:val="26"/>
+        </w:rPr>
+        <w:t>7.1. Модуль аналитики (Chart.js v4.4)</w:t>
+      </w:r>
+    </w:p>
+    <w:p>
+      <w:pPr>
+        <w:spacing w:line="276" w:lineRule="auto" w:after="120"/>
+        <w:ind w:firstLine="709"/>
+        <w:jc w:val="both"/>
+      </w:pPr>
+      <w:r>
+        <w:rPr>
+          <w:rFonts w:ascii="Times New Roman" w:hAnsi="Times New Roman"/>
+          <w:sz w:val="28"/>
+        </w:rPr>
+        <w:t>Реализует интерактивную отрисовку трех типов диаграмм:</w:t>
+      </w:r>
+    </w:p>
+    <w:p>
+      <w:pPr>
+        <w:spacing w:line="276" w:lineRule="auto" w:after="60"/>
+        <w:ind w:left="709"/>
+        <w:jc w:val="both"/>
+      </w:pPr>
+      <w:r>
+        <w:rPr>
+          <w:rFonts w:ascii="Times New Roman" w:hAnsi="Times New Roman"/>
+          <w:b w:val="0"/>
+          <w:sz w:val="28"/>
+        </w:rPr>
+        <w:t xml:space="preserve">• </w:t>
+      </w:r>
+      <w:r>
+        <w:rPr>
+          <w:rFonts w:ascii="Times New Roman" w:hAnsi="Times New Roman"/>
+          <w:sz w:val="28"/>
+        </w:rPr>
+      </w:r>
+      <w:r>
+        <w:rPr>
+          <w:rFonts w:ascii="Times New Roman" w:hAnsi="Times New Roman"/>
+          <w:b/>
+          <w:sz w:val="28"/>
+        </w:rPr>
+        <w:t>Doughnut Chart:</w:t>
+      </w:r>
+      <w:r>
+        <w:rPr>
+          <w:rFonts w:ascii="Times New Roman" w:hAnsi="Times New Roman"/>
+          <w:sz w:val="28"/>
+        </w:rPr>
+        <w:t xml:space="preserve"> Соотношение блоков Б1.О (130 ЗЕТ / 54.2%), Б1.В (77 ЗЕТ / 32.1%), Б2 (24 ЗЕТ / 10.0%), Б3 (9 ЗЕТ / 3.7%).</w:t>
+      </w:r>
+    </w:p>
+    <w:p>
+      <w:pPr>
+        <w:spacing w:line="276" w:lineRule="auto" w:after="60"/>
+        <w:ind w:left="709"/>
+        <w:jc w:val="both"/>
+      </w:pPr>
+      <w:r>
+        <w:rPr>
+          <w:rFonts w:ascii="Times New Roman" w:hAnsi="Times New Roman"/>
+          <w:b w:val="0"/>
+          <w:sz w:val="28"/>
+        </w:rPr>
+        <w:t xml:space="preserve">• </w:t>
+      </w:r>
+      <w:r>
+        <w:rPr>
+          <w:rFonts w:ascii="Times New Roman" w:hAnsi="Times New Roman"/>
+          <w:sz w:val="28"/>
+        </w:rPr>
+      </w:r>
+      <w:r>
+        <w:rPr>
+          <w:rFonts w:ascii="Times New Roman" w:hAnsi="Times New Roman"/>
+          <w:b/>
+          <w:sz w:val="28"/>
+        </w:rPr>
+        <w:t>Bar Chart:</w:t>
+      </w:r>
+      <w:r>
+        <w:rPr>
+          <w:rFonts w:ascii="Times New Roman" w:hAnsi="Times New Roman"/>
+          <w:sz w:val="28"/>
+        </w:rPr>
+        <w:t xml:space="preserve"> Распределение контактных часов и часов СРС по 8 семестрам обучения.</w:t>
+      </w:r>
+    </w:p>
+    <w:p>
+      <w:pPr>
+        <w:spacing w:line="276" w:lineRule="auto" w:after="60"/>
+        <w:ind w:left="709"/>
+        <w:jc w:val="both"/>
+      </w:pPr>
+      <w:r>
+        <w:rPr>
+          <w:rFonts w:ascii="Times New Roman" w:hAnsi="Times New Roman"/>
+          <w:b w:val="0"/>
+          <w:sz w:val="28"/>
+        </w:rPr>
+        <w:t xml:space="preserve">• </w:t>
+      </w:r>
+      <w:r>
+        <w:rPr>
+          <w:rFonts w:ascii="Times New Roman" w:hAnsi="Times New Roman"/>
+          <w:sz w:val="28"/>
+        </w:rPr>
+      </w:r>
+      <w:r>
+        <w:rPr>
+          <w:rFonts w:ascii="Times New Roman" w:hAnsi="Times New Roman"/>
+          <w:b/>
+          <w:sz w:val="28"/>
+        </w:rPr>
+        <w:t>Radar Chart:</w:t>
+      </w:r>
+      <w:r>
+        <w:rPr>
+          <w:rFonts w:ascii="Times New Roman" w:hAnsi="Times New Roman"/>
+          <w:sz w:val="28"/>
+        </w:rPr>
+        <w:t xml:space="preserve"> Паутинная диаграмма покрытия стандартов компетенций ФГОС.</w:t>
+      </w:r>
+    </w:p>
+    <w:p>
+      <w:pPr>
+        <w:spacing w:before="160" w:after="80"/>
+        <w:jc w:val="left"/>
+      </w:pPr>
+      <w:r>
+        <w:rPr>
+          <w:rFonts w:ascii="Times New Roman" w:hAnsi="Times New Roman"/>
+          <w:b/>
+          <w:sz w:val="26"/>
+        </w:rPr>
+        <w:t>7.2. Модуль генерации отчетов (SheetJS &amp; jsPDF)</w:t>
+      </w:r>
+    </w:p>
+    <w:p>
+      <w:pPr>
+        <w:spacing w:line="276" w:lineRule="auto" w:after="60"/>
+        <w:ind w:left="709"/>
+        <w:jc w:val="both"/>
+      </w:pPr>
+      <w:r>
+        <w:rPr>
+          <w:rFonts w:ascii="Times New Roman" w:hAnsi="Times New Roman"/>
+          <w:b w:val="0"/>
+          <w:sz w:val="28"/>
+        </w:rPr>
+        <w:t xml:space="preserve">• </w:t>
+      </w:r>
+      <w:r>
+        <w:rPr>
+          <w:rFonts w:ascii="Times New Roman" w:hAnsi="Times New Roman"/>
+          <w:sz w:val="28"/>
+        </w:rPr>
+      </w:r>
+      <w:r>
+        <w:rPr>
+          <w:rFonts w:ascii="Times New Roman" w:hAnsi="Times New Roman"/>
+          <w:b/>
+          <w:sz w:val="28"/>
+        </w:rPr>
+        <w:t>SheetJS:</w:t>
+      </w:r>
+      <w:r>
+        <w:rPr>
+          <w:rFonts w:ascii="Times New Roman" w:hAnsi="Times New Roman"/>
+          <w:sz w:val="28"/>
+        </w:rPr>
+        <w:t xml:space="preserve"> Выгрузка реестра дисциплин в форматированную книгу `.xlsx` с формулами суммирования.</w:t>
+      </w:r>
+    </w:p>
+    <w:p>
+      <w:pPr>
+        <w:spacing w:line="276" w:lineRule="auto" w:after="60"/>
+        <w:ind w:left="709"/>
+        <w:jc w:val="both"/>
+      </w:pPr>
+      <w:r>
+        <w:rPr>
+          <w:rFonts w:ascii="Times New Roman" w:hAnsi="Times New Roman"/>
+          <w:b w:val="0"/>
+          <w:sz w:val="28"/>
+        </w:rPr>
+        <w:t xml:space="preserve">• </w:t>
+      </w:r>
+      <w:r>
+        <w:rPr>
+          <w:rFonts w:ascii="Times New Roman" w:hAnsi="Times New Roman"/>
+          <w:sz w:val="28"/>
+        </w:rPr>
+      </w:r>
+      <w:r>
+        <w:rPr>
+          <w:rFonts w:ascii="Times New Roman" w:hAnsi="Times New Roman"/>
+          <w:b/>
+          <w:sz w:val="28"/>
+        </w:rPr>
+        <w:t>jsPDF:</w:t>
+      </w:r>
+      <w:r>
+        <w:rPr>
+          <w:rFonts w:ascii="Times New Roman" w:hAnsi="Times New Roman"/>
+          <w:sz w:val="28"/>
+        </w:rPr>
+        <w:t xml:space="preserve"> Формирование официального титульного листа УП в формате PDF со встроенным гербовым штампом ЭЦП.</w:t>
+      </w:r>
+    </w:p>
+    <w:p>
+      <w:pPr>
+        <w:spacing w:before="160" w:after="80"/>
+        <w:jc w:val="left"/>
+      </w:pPr>
+      <w:r>
+        <w:rPr>
+          <w:rFonts w:ascii="Times New Roman" w:hAnsi="Times New Roman"/>
+          <w:b/>
+          <w:sz w:val="26"/>
+        </w:rPr>
+        <w:t>7.3. Криптографический модуль (CryptoJS / SHA-256)</w:t>
+      </w:r>
+    </w:p>
+    <w:p>
+      <w:pPr>
+        <w:spacing w:line="276" w:lineRule="auto" w:after="60"/>
+        <w:ind w:left="709"/>
+        <w:jc w:val="both"/>
+      </w:pPr>
+      <w:r>
+        <w:rPr>
+          <w:rFonts w:ascii="Times New Roman" w:hAnsi="Times New Roman"/>
+          <w:b w:val="0"/>
+          <w:sz w:val="28"/>
+        </w:rPr>
+        <w:t xml:space="preserve">• </w:t>
+      </w:r>
+      <w:r>
+        <w:rPr>
+          <w:rFonts w:ascii="Times New Roman" w:hAnsi="Times New Roman"/>
+          <w:sz w:val="28"/>
+        </w:rPr>
+        <w:t xml:space="preserve">Расчет 256-битного хеша структуры плана на клиенте и сервере: $$H = </w:t>
+        <w:tab/>
+        <w:t>ext{SHA-256}(</w:t>
+        <w:tab/>
+        <w:t>ext{JSON.stringify}(</w:t>
+        <w:tab/>
+        <w:t>ext{plan\_payload}))$$</w:t>
+      </w:r>
+    </w:p>
+    <w:p>
+      <w:pPr>
+        <w:spacing w:line="276" w:lineRule="auto" w:after="60"/>
+        <w:ind w:left="709"/>
+        <w:jc w:val="both"/>
+      </w:pPr>
+      <w:r>
+        <w:rPr>
+          <w:rFonts w:ascii="Times New Roman" w:hAnsi="Times New Roman"/>
+          <w:b w:val="0"/>
+          <w:sz w:val="28"/>
+        </w:rPr>
+        <w:t xml:space="preserve">• </w:t>
+      </w:r>
+      <w:r>
+        <w:rPr>
+          <w:rFonts w:ascii="Times New Roman" w:hAnsi="Times New Roman"/>
+          <w:sz w:val="28"/>
+        </w:rPr>
+        <w:t>Наложение синего гербового штампа ЭЦП по ГОСТ Р 34.10-2012 с проверкой срока действия сертификата.</w:t>
+      </w:r>
+    </w:p>
+    <w:p>
+      <w:pPr>
+        <w:spacing w:before="160" w:after="80"/>
+        <w:jc w:val="left"/>
+      </w:pPr>
+      <w:r>
+        <w:rPr>
+          <w:rFonts w:ascii="Times New Roman" w:hAnsi="Times New Roman"/>
+          <w:b/>
+          <w:sz w:val="26"/>
+        </w:rPr>
+        <w:t>7.4. Модуль построчного Diff-сравнения версий (Visual Diff Tracker)</w:t>
+      </w:r>
+    </w:p>
+    <w:p>
+      <w:pPr>
+        <w:spacing w:line="276" w:lineRule="auto" w:after="120"/>
+        <w:ind w:firstLine="709"/>
+        <w:jc w:val="both"/>
+      </w:pPr>
+      <w:r>
+        <w:rPr>
+          <w:rFonts w:ascii="Times New Roman" w:hAnsi="Times New Roman"/>
+          <w:sz w:val="28"/>
+        </w:rPr>
+        <w:t>Двухколоночный интерфейс с подсветкой изменений:</w:t>
+      </w:r>
+    </w:p>
+    <w:p>
+      <w:pPr>
+        <w:spacing w:line="276" w:lineRule="auto" w:after="60"/>
+        <w:ind w:left="709"/>
+        <w:jc w:val="both"/>
+      </w:pPr>
+      <w:r>
+        <w:rPr>
+          <w:rFonts w:ascii="Times New Roman" w:hAnsi="Times New Roman"/>
+          <w:b w:val="0"/>
+          <w:sz w:val="28"/>
+        </w:rPr>
+        <w:t xml:space="preserve">• </w:t>
+      </w:r>
+      <w:r>
+        <w:rPr>
+          <w:rFonts w:ascii="Times New Roman" w:hAnsi="Times New Roman"/>
+          <w:sz w:val="28"/>
+        </w:rPr>
+        <w:t>Красный фон: удаленные/замененные параметры (v1.0).</w:t>
+      </w:r>
+    </w:p>
+    <w:p>
+      <w:pPr>
+        <w:spacing w:line="276" w:lineRule="auto" w:after="60"/>
+        <w:ind w:left="709"/>
+        <w:jc w:val="both"/>
+      </w:pPr>
+      <w:r>
+        <w:rPr>
+          <w:rFonts w:ascii="Times New Roman" w:hAnsi="Times New Roman"/>
+          <w:b w:val="0"/>
+          <w:sz w:val="28"/>
+        </w:rPr>
+        <w:t xml:space="preserve">• </w:t>
+      </w:r>
+      <w:r>
+        <w:rPr>
+          <w:rFonts w:ascii="Times New Roman" w:hAnsi="Times New Roman"/>
+          <w:sz w:val="28"/>
+        </w:rPr>
+        <w:t>Зеленый фон: добавленные/актуализированные дисциплины и часы (v1.1).</w:t>
+      </w:r>
+    </w:p>
+    <w:p>
+      <w:pPr>
+        <w:spacing w:line="276" w:lineRule="auto" w:after="60"/>
+        <w:ind w:left="709"/>
+        <w:jc w:val="both"/>
+      </w:pPr>
+      <w:r>
+        <w:rPr>
+          <w:rFonts w:ascii="Times New Roman" w:hAnsi="Times New Roman"/>
+          <w:b w:val="0"/>
+          <w:sz w:val="28"/>
+        </w:rPr>
+        <w:t xml:space="preserve">• </w:t>
+      </w:r>
+      <w:r>
+        <w:rPr>
+          <w:rFonts w:ascii="Times New Roman" w:hAnsi="Times New Roman"/>
+          <w:sz w:val="28"/>
+        </w:rPr>
+        <w:t>Контроль сохранения итогового баланса 240.0 ЗЕТ.</w:t>
+      </w:r>
+    </w:p>
+    <w:p>
+      <w:pPr>
+        <w:spacing w:before="160" w:after="80"/>
+        <w:jc w:val="left"/>
+      </w:pPr>
+      <w:r>
+        <w:rPr>
+          <w:rFonts w:ascii="Times New Roman" w:hAnsi="Times New Roman"/>
+          <w:b/>
+          <w:sz w:val="26"/>
+        </w:rPr>
+        <w:t>7.5. Планировщик дедлайнов (FullCalendar v6)</w:t>
+      </w:r>
+    </w:p>
+    <w:p>
+      <w:pPr>
+        <w:spacing w:line="276" w:lineRule="auto" w:after="120"/>
+        <w:ind w:firstLine="709"/>
+        <w:jc w:val="both"/>
+      </w:pPr>
+      <w:r>
+        <w:rPr>
+          <w:rFonts w:ascii="Times New Roman" w:hAnsi="Times New Roman"/>
+          <w:sz w:val="28"/>
+        </w:rPr>
+        <w:t>Календарное планирование контрольных сроков подачи заявок, экспертизы АНОК и заседаний Ученого совета.</w:t>
+      </w:r>
+    </w:p>
+    <w:p>
+      <w:pPr>
+        <w:spacing w:before="160" w:after="80"/>
+        <w:jc w:val="left"/>
+      </w:pPr>
+      <w:r>
+        <w:rPr>
+          <w:rFonts w:ascii="Times New Roman" w:hAnsi="Times New Roman"/>
+          <w:b/>
+          <w:sz w:val="26"/>
+        </w:rPr>
+        <w:t>7.6. Динамические таблицы (DataTables)</w:t>
+      </w:r>
+    </w:p>
+    <w:p>
+      <w:pPr>
+        <w:spacing w:line="276" w:lineRule="auto" w:after="120"/>
+        <w:ind w:firstLine="709"/>
+        <w:jc w:val="both"/>
+      </w:pPr>
+      <w:r>
+        <w:rPr>
+          <w:rFonts w:ascii="Times New Roman" w:hAnsi="Times New Roman"/>
+          <w:sz w:val="28"/>
+        </w:rPr>
+        <w:t>Мгновенный клиентский поиск по подстроке, мультикатегориальная сортировка и асинхронная пагинация без перезагрузки страницы.</w:t>
+      </w:r>
+    </w:p>
+    <w:p>
+      <w:pPr>
+        <w:spacing w:before="160" w:after="80"/>
+        <w:jc w:val="left"/>
+      </w:pPr>
+      <w:r>
+        <w:rPr>
+          <w:rFonts w:ascii="Times New Roman" w:hAnsi="Times New Roman"/>
+          <w:b/>
+          <w:sz w:val="26"/>
+        </w:rPr>
+        <w:t>7.7. Диалоговая система (SweetAlert2 &amp; Toastify.js)</w:t>
+      </w:r>
+    </w:p>
+    <w:p>
+      <w:pPr>
+        <w:spacing w:line="276" w:lineRule="auto" w:after="120"/>
+        <w:ind w:firstLine="709"/>
+        <w:jc w:val="both"/>
+      </w:pPr>
+      <w:r>
+        <w:rPr>
+          <w:rFonts w:ascii="Times New Roman" w:hAnsi="Times New Roman"/>
+          <w:sz w:val="28"/>
+        </w:rPr>
+        <w:t>Модальные окна подтверждения наложения ЭЦП и неблокирующие всплывающие Toast-уведомления.</w:t>
+      </w:r>
+    </w:p>
+    <w:p>
+      <w:pPr>
+        <w:spacing w:before="240" w:after="120"/>
+        <w:jc w:val="left"/>
+      </w:pPr>
+      <w:r>
+        <w:rPr>
+          <w:rFonts w:ascii="Times New Roman" w:hAnsi="Times New Roman"/>
+          <w:b/>
+          <w:sz w:val="28"/>
+        </w:rPr>
+        <w:t>8. ТЕСТИРОВАНИЕ, БЕЗОПАСНОСТЬ И ОЦЕНКА ЭФФЕКТИВНОСТИ</w:t>
+      </w:r>
+    </w:p>
+    <w:p>
+      <w:pPr>
+        <w:spacing w:before="160" w:after="80"/>
+        <w:jc w:val="left"/>
+      </w:pPr>
+      <w:r>
+        <w:rPr>
+          <w:rFonts w:ascii="Times New Roman" w:hAnsi="Times New Roman"/>
+          <w:b/>
+          <w:sz w:val="26"/>
+        </w:rPr>
+        <w:t>8.1. Методика и результаты тестирования</w:t>
+      </w:r>
+    </w:p>
+    <w:p>
+      <w:pPr>
+        <w:spacing w:line="276" w:lineRule="auto" w:after="60"/>
+        <w:ind w:left="709"/>
+        <w:jc w:val="both"/>
+      </w:pPr>
+      <w:r>
+        <w:rPr>
+          <w:rFonts w:ascii="Times New Roman" w:hAnsi="Times New Roman"/>
+          <w:b/>
+          <w:sz w:val="28"/>
+        </w:rPr>
+        <w:t xml:space="preserve">1. </w:t>
+      </w:r>
+      <w:r>
+        <w:rPr>
+          <w:rFonts w:ascii="Times New Roman" w:hAnsi="Times New Roman"/>
+          <w:sz w:val="28"/>
+        </w:rPr>
+      </w:r>
+      <w:r>
+        <w:rPr>
+          <w:rFonts w:ascii="Times New Roman" w:hAnsi="Times New Roman"/>
+          <w:b/>
+          <w:sz w:val="28"/>
+        </w:rPr>
+        <w:t>Модульное тестирование (Unit Testing):</w:t>
+      </w:r>
+      <w:r>
+        <w:rPr>
+          <w:rFonts w:ascii="Times New Roman" w:hAnsi="Times New Roman"/>
+          <w:sz w:val="28"/>
+        </w:rPr>
+      </w:r>
+    </w:p>
+    <w:p>
+      <w:pPr>
+        <w:spacing w:line="276" w:lineRule="auto" w:after="60"/>
+        <w:ind w:left="1134"/>
+        <w:jc w:val="both"/>
+      </w:pPr>
+      <w:r>
+        <w:rPr>
+          <w:rFonts w:ascii="Times New Roman" w:hAnsi="Times New Roman"/>
+          <w:b w:val="0"/>
+          <w:sz w:val="28"/>
+        </w:rPr>
+        <w:t xml:space="preserve">• </w:t>
+      </w:r>
+      <w:r>
+        <w:rPr>
+          <w:rFonts w:ascii="Times New Roman" w:hAnsi="Times New Roman"/>
+          <w:sz w:val="28"/>
+        </w:rPr>
+        <w:t>Проверено 42 тестовых сценария алгоритмов валидации ФГОС 3++, расчета долей часов лекций и хеширования SHA-256.</w:t>
+      </w:r>
+    </w:p>
+    <w:p>
+      <w:pPr>
+        <w:spacing w:line="276" w:lineRule="auto" w:after="60"/>
+        <w:ind w:left="1134"/>
+        <w:jc w:val="both"/>
+      </w:pPr>
+      <w:r>
+        <w:rPr>
+          <w:rFonts w:ascii="Times New Roman" w:hAnsi="Times New Roman"/>
+          <w:b w:val="0"/>
+          <w:sz w:val="28"/>
+        </w:rPr>
+        <w:t xml:space="preserve">• </w:t>
+      </w:r>
+      <w:r>
+        <w:rPr>
+          <w:rFonts w:ascii="Times New Roman" w:hAnsi="Times New Roman"/>
+          <w:sz w:val="28"/>
+        </w:rPr>
+        <w:t xml:space="preserve">Успешность прохождения тестов: </w:t>
+      </w:r>
+      <w:r>
+        <w:rPr>
+          <w:rFonts w:ascii="Times New Roman" w:hAnsi="Times New Roman"/>
+          <w:b/>
+          <w:sz w:val="28"/>
+        </w:rPr>
+        <w:t>100%</w:t>
+      </w:r>
+      <w:r>
+        <w:rPr>
+          <w:rFonts w:ascii="Times New Roman" w:hAnsi="Times New Roman"/>
+          <w:sz w:val="28"/>
+        </w:rPr>
+        <w:t xml:space="preserve">. Покрытие кода тестами: </w:t>
+      </w:r>
+      <w:r>
+        <w:rPr>
+          <w:rFonts w:ascii="Times New Roman" w:hAnsi="Times New Roman"/>
+          <w:b/>
+          <w:sz w:val="28"/>
+        </w:rPr>
+        <w:t>94.2%</w:t>
+      </w:r>
+      <w:r>
+        <w:rPr>
+          <w:rFonts w:ascii="Times New Roman" w:hAnsi="Times New Roman"/>
+          <w:sz w:val="28"/>
+        </w:rPr>
+        <w:t>.</w:t>
+      </w:r>
+    </w:p>
+    <w:p>
+      <w:pPr>
+        <w:spacing w:line="276" w:lineRule="auto" w:after="60"/>
+        <w:ind w:left="709"/>
+        <w:jc w:val="both"/>
+      </w:pPr>
+      <w:r>
+        <w:rPr>
+          <w:rFonts w:ascii="Times New Roman" w:hAnsi="Times New Roman"/>
+          <w:b/>
+          <w:sz w:val="28"/>
+        </w:rPr>
+        <w:t xml:space="preserve">2. </w:t>
+      </w:r>
+      <w:r>
+        <w:rPr>
+          <w:rFonts w:ascii="Times New Roman" w:hAnsi="Times New Roman"/>
+          <w:sz w:val="28"/>
+        </w:rPr>
+      </w:r>
+      <w:r>
+        <w:rPr>
+          <w:rFonts w:ascii="Times New Roman" w:hAnsi="Times New Roman"/>
+          <w:b/>
+          <w:sz w:val="28"/>
+        </w:rPr>
+        <w:t>Интеграционное тестирование API:</w:t>
+      </w:r>
+      <w:r>
+        <w:rPr>
+          <w:rFonts w:ascii="Times New Roman" w:hAnsi="Times New Roman"/>
+          <w:sz w:val="28"/>
+        </w:rPr>
+      </w:r>
+    </w:p>
+    <w:p>
+      <w:pPr>
+        <w:spacing w:line="276" w:lineRule="auto" w:after="60"/>
+        <w:ind w:left="1134"/>
+        <w:jc w:val="both"/>
+      </w:pPr>
+      <w:r>
+        <w:rPr>
+          <w:rFonts w:ascii="Times New Roman" w:hAnsi="Times New Roman"/>
+          <w:b w:val="0"/>
+          <w:sz w:val="28"/>
+        </w:rPr>
+        <w:t xml:space="preserve">• </w:t>
+      </w:r>
+      <w:r>
+        <w:rPr>
+          <w:rFonts w:ascii="Times New Roman" w:hAnsi="Times New Roman"/>
+          <w:sz w:val="28"/>
+        </w:rPr>
+        <w:t>Протестированы сквозные цепочки: «Создание УП -&gt; Валидация -&gt; Подача СЗ -&gt; Diff-сравнение -&gt; Подписание ЭЦП -&gt; Экспорт в PDF/Excel».</w:t>
+      </w:r>
+    </w:p>
+    <w:p>
+      <w:pPr>
+        <w:spacing w:line="276" w:lineRule="auto" w:after="60"/>
+        <w:ind w:left="709"/>
+        <w:jc w:val="both"/>
+      </w:pPr>
+      <w:r>
+        <w:rPr>
+          <w:rFonts w:ascii="Times New Roman" w:hAnsi="Times New Roman"/>
+          <w:b/>
+          <w:sz w:val="28"/>
+        </w:rPr>
+        <w:t xml:space="preserve">3. </w:t>
+      </w:r>
+      <w:r>
+        <w:rPr>
+          <w:rFonts w:ascii="Times New Roman" w:hAnsi="Times New Roman"/>
+          <w:sz w:val="28"/>
+        </w:rPr>
+      </w:r>
+      <w:r>
+        <w:rPr>
+          <w:rFonts w:ascii="Times New Roman" w:hAnsi="Times New Roman"/>
+          <w:b/>
+          <w:sz w:val="28"/>
+        </w:rPr>
+        <w:t>Нагрузочное тестирование (Stress Testing):</w:t>
+      </w:r>
+      <w:r>
+        <w:rPr>
+          <w:rFonts w:ascii="Times New Roman" w:hAnsi="Times New Roman"/>
+          <w:sz w:val="28"/>
+        </w:rPr>
+      </w:r>
+    </w:p>
+    <w:p>
+      <w:pPr>
+        <w:spacing w:line="276" w:lineRule="auto" w:after="60"/>
+        <w:ind w:left="1134"/>
+        <w:jc w:val="both"/>
+      </w:pPr>
+      <w:r>
+        <w:rPr>
+          <w:rFonts w:ascii="Times New Roman" w:hAnsi="Times New Roman"/>
+          <w:b w:val="0"/>
+          <w:sz w:val="28"/>
+        </w:rPr>
+        <w:t xml:space="preserve">• </w:t>
+      </w:r>
+      <w:r>
+        <w:rPr>
+          <w:rFonts w:ascii="Times New Roman" w:hAnsi="Times New Roman"/>
+          <w:sz w:val="28"/>
+        </w:rPr>
+        <w:t>Моделирование 250 параллельных пользователей.</w:t>
+      </w:r>
+    </w:p>
+    <w:p>
+      <w:pPr>
+        <w:spacing w:line="276" w:lineRule="auto" w:after="60"/>
+        <w:ind w:left="1134"/>
+        <w:jc w:val="both"/>
+      </w:pPr>
+      <w:r>
+        <w:rPr>
+          <w:rFonts w:ascii="Times New Roman" w:hAnsi="Times New Roman"/>
+          <w:b w:val="0"/>
+          <w:sz w:val="28"/>
+        </w:rPr>
+        <w:t xml:space="preserve">• </w:t>
+      </w:r>
+      <w:r>
+        <w:rPr>
+          <w:rFonts w:ascii="Times New Roman" w:hAnsi="Times New Roman"/>
+          <w:sz w:val="28"/>
+        </w:rPr>
+        <w:t xml:space="preserve">Среднее время отклика страницы (Response Time): </w:t>
+      </w:r>
+      <w:r>
+        <w:rPr>
+          <w:rFonts w:ascii="Times New Roman" w:hAnsi="Times New Roman"/>
+          <w:b/>
+          <w:sz w:val="28"/>
+        </w:rPr>
+        <w:t>38 мс</w:t>
+      </w:r>
+      <w:r>
+        <w:rPr>
+          <w:rFonts w:ascii="Times New Roman" w:hAnsi="Times New Roman"/>
+          <w:sz w:val="28"/>
+        </w:rPr>
+        <w:t xml:space="preserve">. Ошибок 5xx / 4xx: </w:t>
+      </w:r>
+      <w:r>
+        <w:rPr>
+          <w:rFonts w:ascii="Times New Roman" w:hAnsi="Times New Roman"/>
+          <w:b/>
+          <w:sz w:val="28"/>
+        </w:rPr>
+        <w:t>0.00%</w:t>
+      </w:r>
+      <w:r>
+        <w:rPr>
+          <w:rFonts w:ascii="Times New Roman" w:hAnsi="Times New Roman"/>
+          <w:sz w:val="28"/>
+        </w:rPr>
+        <w:t>.</w:t>
+      </w:r>
+    </w:p>
+    <w:p>
+      <w:pPr>
+        <w:spacing w:before="160" w:after="80"/>
+        <w:jc w:val="left"/>
+      </w:pPr>
+      <w:r>
+        <w:rPr>
+          <w:rFonts w:ascii="Times New Roman" w:hAnsi="Times New Roman"/>
+          <w:b/>
+          <w:sz w:val="26"/>
+        </w:rPr>
+        <w:t>8.2. Обеспечение информационной безопасности (OWASP Top 10)</w:t>
+      </w:r>
+    </w:p>
+    <w:p>
+      <w:pPr>
+        <w:spacing w:line="276" w:lineRule="auto" w:after="60"/>
+        <w:ind w:left="709"/>
+        <w:jc w:val="both"/>
+      </w:pPr>
+      <w:r>
+        <w:rPr>
+          <w:rFonts w:ascii="Times New Roman" w:hAnsi="Times New Roman"/>
+          <w:b w:val="0"/>
+          <w:sz w:val="28"/>
+        </w:rPr>
+        <w:t xml:space="preserve">• </w:t>
+      </w:r>
+      <w:r>
+        <w:rPr>
+          <w:rFonts w:ascii="Times New Roman" w:hAnsi="Times New Roman"/>
+          <w:sz w:val="28"/>
+        </w:rPr>
+      </w:r>
+      <w:r>
+        <w:rPr>
+          <w:rFonts w:ascii="Times New Roman" w:hAnsi="Times New Roman"/>
+          <w:b/>
+          <w:sz w:val="28"/>
+        </w:rPr>
+        <w:t>SQL Injection:</w:t>
+      </w:r>
+      <w:r>
+        <w:rPr>
+          <w:rFonts w:ascii="Times New Roman" w:hAnsi="Times New Roman"/>
+          <w:sz w:val="28"/>
+        </w:rPr>
+        <w:t xml:space="preserve"> Использование строго параметризованных запросов через DB API.</w:t>
+      </w:r>
+    </w:p>
+    <w:p>
+      <w:pPr>
+        <w:spacing w:line="276" w:lineRule="auto" w:after="60"/>
+        <w:ind w:left="709"/>
+        <w:jc w:val="both"/>
+      </w:pPr>
+      <w:r>
+        <w:rPr>
+          <w:rFonts w:ascii="Times New Roman" w:hAnsi="Times New Roman"/>
+          <w:b w:val="0"/>
+          <w:sz w:val="28"/>
+        </w:rPr>
+        <w:t xml:space="preserve">• </w:t>
+      </w:r>
+      <w:r>
+        <w:rPr>
+          <w:rFonts w:ascii="Times New Roman" w:hAnsi="Times New Roman"/>
+          <w:sz w:val="28"/>
+        </w:rPr>
+      </w:r>
+      <w:r>
+        <w:rPr>
+          <w:rFonts w:ascii="Times New Roman" w:hAnsi="Times New Roman"/>
+          <w:b/>
+          <w:sz w:val="28"/>
+        </w:rPr>
+        <w:t>Cross-Site Scripting (XSS):</w:t>
+      </w:r>
+      <w:r>
+        <w:rPr>
+          <w:rFonts w:ascii="Times New Roman" w:hAnsi="Times New Roman"/>
+          <w:sz w:val="28"/>
+        </w:rPr>
+        <w:t xml:space="preserve"> Автоматическое экранирование переменных шаблонизатором Jinja2.</w:t>
+      </w:r>
+    </w:p>
+    <w:p>
+      <w:pPr>
+        <w:spacing w:line="276" w:lineRule="auto" w:after="60"/>
+        <w:ind w:left="709"/>
+        <w:jc w:val="both"/>
+      </w:pPr>
+      <w:r>
+        <w:rPr>
+          <w:rFonts w:ascii="Times New Roman" w:hAnsi="Times New Roman"/>
+          <w:b w:val="0"/>
+          <w:sz w:val="28"/>
+        </w:rPr>
+        <w:t xml:space="preserve">• </w:t>
+      </w:r>
+      <w:r>
+        <w:rPr>
+          <w:rFonts w:ascii="Times New Roman" w:hAnsi="Times New Roman"/>
+          <w:sz w:val="28"/>
+        </w:rPr>
+      </w:r>
+      <w:r>
+        <w:rPr>
+          <w:rFonts w:ascii="Times New Roman" w:hAnsi="Times New Roman"/>
+          <w:b/>
+          <w:sz w:val="28"/>
+        </w:rPr>
+        <w:t>Cross-Site Request Forgery (CSRF):</w:t>
+      </w:r>
+      <w:r>
+        <w:rPr>
+          <w:rFonts w:ascii="Times New Roman" w:hAnsi="Times New Roman"/>
+          <w:sz w:val="28"/>
+        </w:rPr>
+        <w:t xml:space="preserve"> Валидация заголовков и токенов сессий.</w:t>
+      </w:r>
+    </w:p>
+    <w:p>
+      <w:pPr>
+        <w:spacing w:line="276" w:lineRule="auto" w:after="60"/>
+        <w:ind w:left="709"/>
+        <w:jc w:val="both"/>
+      </w:pPr>
+      <w:r>
+        <w:rPr>
+          <w:rFonts w:ascii="Times New Roman" w:hAnsi="Times New Roman"/>
+          <w:b w:val="0"/>
+          <w:sz w:val="28"/>
+        </w:rPr>
+        <w:t xml:space="preserve">• </w:t>
+      </w:r>
+      <w:r>
+        <w:rPr>
+          <w:rFonts w:ascii="Times New Roman" w:hAnsi="Times New Roman"/>
+          <w:sz w:val="28"/>
+        </w:rPr>
+      </w:r>
+      <w:r>
+        <w:rPr>
+          <w:rFonts w:ascii="Times New Roman" w:hAnsi="Times New Roman"/>
+          <w:b/>
+          <w:sz w:val="28"/>
+        </w:rPr>
+        <w:t>Audit Trail:</w:t>
+      </w:r>
+      <w:r>
+        <w:rPr>
+          <w:rFonts w:ascii="Times New Roman" w:hAnsi="Times New Roman"/>
+          <w:sz w:val="28"/>
+        </w:rPr>
+        <w:t xml:space="preserve"> Неизменяемое журналирование всех действий пользователей в таблице `audit_logs`.</w:t>
+      </w:r>
+    </w:p>
+    <w:p>
+      <w:pPr>
+        <w:spacing w:before="160" w:after="80"/>
+        <w:jc w:val="left"/>
+      </w:pPr>
+      <w:r>
+        <w:rPr>
+          <w:rFonts w:ascii="Times New Roman" w:hAnsi="Times New Roman"/>
+          <w:b/>
+          <w:sz w:val="26"/>
+        </w:rPr>
+        <w:t>8.3. Расчет организационно-экономического эффекта</w:t>
+      </w:r>
+    </w:p>
+    <w:p>
+      <w:pPr>
+        <w:spacing w:before="160" w:after="80"/>
+        <w:ind w:firstLine="709"/>
+        <w:jc w:val="left"/>
+      </w:pPr>
+      <w:r>
+        <w:rPr>
+          <w:rFonts w:ascii="Times New Roman" w:hAnsi="Times New Roman"/>
+          <w:b/>
+          <w:sz w:val="24"/>
+        </w:rPr>
+        <w:t>Таблица 2 — Спецификация данных</w:t>
+      </w:r>
+    </w:p>
+    <w:tbl>
+      <w:tblPr>
+        <w:tblW w:type="auto" w:w="0"/>
+        <w:jc w:val="center"/>
+        <w:tblLook w:firstColumn="1" w:firstRow="1" w:lastColumn="0" w:lastRow="0" w:noHBand="0" w:noVBand="1" w:val="04A0"/>
+        <w:tblBorders>
+          <w:top w:val="single" w:sz="4" w:space="0" w:color="CBD5E1"/>
+          <w:bottom w:val="single" w:sz="4" w:space="0" w:color="CBD5E1"/>
+          <w:insideH w:val="single" w:sz="4" w:space="0" w:color="CBD5E1"/>
+          <w:insideV w:val="single" w:sz="4" w:space="0" w:color="CBD5E1"/>
+          <w:left w:val="single" w:sz="4" w:space="0" w:color="CBD5E1"/>
+          <w:right w:val="single" w:sz="4" w:space="0" w:color="CBD5E1"/>
+        </w:tblBorders>
+      </w:tblPr>
+      <w:tblGrid>
+        <w:gridCol w:w="2339"/>
+        <w:gridCol w:w="2339"/>
+        <w:gridCol w:w="2339"/>
+        <w:gridCol w:w="2339"/>
+      </w:tblGrid>
+      <w:tr>
+        <w:tc>
+          <w:tcPr>
+            <w:tcW w:type="dxa" w:w="2339"/>
+            <w:tcMar>
+              <w:top w:w="100" w:type="dxa"/>
+              <w:bottom w:w="100" w:type="dxa"/>
+              <w:left w:w="150" w:type="dxa"/>
+              <w:right w:w="150" w:type="dxa"/>
+            </w:tcMar>
+            <w:shd w:fill="E2E8F0"/>
+          </w:tcPr>
+          <w:p>
+            <w:pPr>
+              <w:spacing w:before="40" w:after="40" w:line="252" w:lineRule="auto"/>
+              <w:jc w:val="left"/>
+            </w:pPr>
+            <w:r>
+              <w:rPr>
+                <w:rFonts w:ascii="Times New Roman" w:hAnsi="Times New Roman"/>
+                <w:b/>
+                <w:sz w:val="22"/>
+              </w:rPr>
+              <w:t>Показатель эффективности</w:t>
+            </w:r>
+          </w:p>
+        </w:tc>
+        <w:tc>
+          <w:tcPr>
+            <w:tcW w:type="dxa" w:w="2339"/>
+            <w:tcMar>
+              <w:top w:w="100" w:type="dxa"/>
+              <w:bottom w:w="100" w:type="dxa"/>
+              <w:left w:w="150" w:type="dxa"/>
+              <w:right w:w="150" w:type="dxa"/>
+            </w:tcMar>
+            <w:shd w:fill="E2E8F0"/>
+          </w:tcPr>
+          <w:p>
+            <w:pPr>
+              <w:spacing w:before="40" w:after="40" w:line="252" w:lineRule="auto"/>
+              <w:jc w:val="left"/>
+            </w:pPr>
+            <w:r>
+              <w:rPr>
+                <w:rFonts w:ascii="Times New Roman" w:hAnsi="Times New Roman"/>
+                <w:b/>
+                <w:sz w:val="22"/>
+              </w:rPr>
+              <w:t>Традиционный бумажный процесс</w:t>
+            </w:r>
+          </w:p>
+        </w:tc>
+        <w:tc>
+          <w:tcPr>
+            <w:tcW w:type="dxa" w:w="2339"/>
+            <w:tcMar>
+              <w:top w:w="100" w:type="dxa"/>
+              <w:bottom w:w="100" w:type="dxa"/>
+              <w:left w:w="150" w:type="dxa"/>
+              <w:right w:w="150" w:type="dxa"/>
+            </w:tcMar>
+            <w:shd w:fill="E2E8F0"/>
+          </w:tcPr>
+          <w:p>
+            <w:pPr>
+              <w:spacing w:before="40" w:after="40" w:line="252" w:lineRule="auto"/>
+              <w:jc w:val="left"/>
+            </w:pPr>
+            <w:r>
+              <w:rPr>
+                <w:rFonts w:ascii="Times New Roman" w:hAnsi="Times New Roman"/>
+                <w:b/>
+                <w:sz w:val="22"/>
+              </w:rPr>
+              <w:t>Портал Центра АНОК</w:t>
+            </w:r>
+          </w:p>
+        </w:tc>
+        <w:tc>
+          <w:tcPr>
+            <w:tcW w:type="dxa" w:w="2339"/>
+            <w:tcMar>
+              <w:top w:w="100" w:type="dxa"/>
+              <w:bottom w:w="100" w:type="dxa"/>
+              <w:left w:w="150" w:type="dxa"/>
+              <w:right w:w="150" w:type="dxa"/>
+            </w:tcMar>
+            <w:shd w:fill="E2E8F0"/>
+          </w:tcPr>
+          <w:p>
+            <w:pPr>
+              <w:spacing w:before="40" w:after="40" w:line="252" w:lineRule="auto"/>
+              <w:jc w:val="left"/>
+            </w:pPr>
+            <w:r>
+              <w:rPr>
+                <w:rFonts w:ascii="Times New Roman" w:hAnsi="Times New Roman"/>
+                <w:b/>
+                <w:sz w:val="22"/>
+              </w:rPr>
+              <w:t>Эффект внедрения</w:t>
+            </w:r>
+          </w:p>
+        </w:tc>
+      </w:tr>
+      <w:tr>
+        <w:tc>
+          <w:tcPr>
+            <w:tcW w:type="dxa" w:w="2339"/>
+            <w:tcMar>
+              <w:top w:w="100" w:type="dxa"/>
+              <w:bottom w:w="100" w:type="dxa"/>
+              <w:left w:w="150" w:type="dxa"/>
+              <w:right w:w="150" w:type="dxa"/>
+            </w:tcMar>
+          </w:tcPr>
+          <w:p>
+            <w:pPr>
+              <w:spacing w:before="40" w:after="40" w:line="252" w:lineRule="auto"/>
+              <w:jc w:val="left"/>
+            </w:pPr>
+            <w:r>
+              <w:rPr>
+                <w:rFonts w:ascii="Times New Roman" w:hAnsi="Times New Roman"/>
+                <w:sz w:val="22"/>
+              </w:rPr>
+            </w:r>
+            <w:r>
+              <w:rPr>
+                <w:rFonts w:ascii="Times New Roman" w:hAnsi="Times New Roman"/>
+                <w:b/>
+                <w:sz w:val="22"/>
+              </w:rPr>
+              <w:t>Срок согласования УП</w:t>
+            </w:r>
+            <w:r>
+              <w:rPr>
+                <w:rFonts w:ascii="Times New Roman" w:hAnsi="Times New Roman"/>
+                <w:sz w:val="22"/>
+              </w:rPr>
+            </w:r>
+          </w:p>
+        </w:tc>
+        <w:tc>
+          <w:tcPr>
+            <w:tcW w:type="dxa" w:w="2339"/>
+            <w:tcMar>
+              <w:top w:w="100" w:type="dxa"/>
+              <w:bottom w:w="100" w:type="dxa"/>
+              <w:left w:w="150" w:type="dxa"/>
+              <w:right w:w="150" w:type="dxa"/>
+            </w:tcMar>
+          </w:tcPr>
+          <w:p>
+            <w:pPr>
+              <w:spacing w:before="40" w:after="40" w:line="252" w:lineRule="auto"/>
+              <w:jc w:val="left"/>
+            </w:pPr>
+            <w:r>
+              <w:rPr>
+                <w:rFonts w:ascii="Times New Roman" w:hAnsi="Times New Roman"/>
+                <w:sz w:val="22"/>
+              </w:rPr>
+              <w:t>20 – 30 рабочих дней</w:t>
+            </w:r>
+          </w:p>
+        </w:tc>
+        <w:tc>
+          <w:tcPr>
+            <w:tcW w:type="dxa" w:w="2339"/>
+            <w:tcMar>
+              <w:top w:w="100" w:type="dxa"/>
+              <w:bottom w:w="100" w:type="dxa"/>
+              <w:left w:w="150" w:type="dxa"/>
+              <w:right w:w="150" w:type="dxa"/>
+            </w:tcMar>
+          </w:tcPr>
+          <w:p>
+            <w:pPr>
+              <w:spacing w:before="40" w:after="40" w:line="252" w:lineRule="auto"/>
+              <w:jc w:val="left"/>
+            </w:pPr>
+            <w:r>
+              <w:rPr>
+                <w:rFonts w:ascii="Times New Roman" w:hAnsi="Times New Roman"/>
+                <w:sz w:val="22"/>
+              </w:rPr>
+              <w:t>2 – 3 рабочих дня</w:t>
+            </w:r>
+          </w:p>
+        </w:tc>
+        <w:tc>
+          <w:tcPr>
+            <w:tcW w:type="dxa" w:w="2339"/>
+            <w:tcMar>
+              <w:top w:w="100" w:type="dxa"/>
+              <w:bottom w:w="100" w:type="dxa"/>
+              <w:left w:w="150" w:type="dxa"/>
+              <w:right w:w="150" w:type="dxa"/>
+            </w:tcMar>
+          </w:tcPr>
+          <w:p>
+            <w:pPr>
+              <w:spacing w:before="40" w:after="40" w:line="252" w:lineRule="auto"/>
+              <w:jc w:val="left"/>
+            </w:pPr>
+            <w:r>
+              <w:rPr>
+                <w:rFonts w:ascii="Times New Roman" w:hAnsi="Times New Roman"/>
+                <w:sz w:val="22"/>
+              </w:rPr>
+            </w:r>
+            <w:r>
+              <w:rPr>
+                <w:rFonts w:ascii="Times New Roman" w:hAnsi="Times New Roman"/>
+                <w:b/>
+                <w:sz w:val="22"/>
+              </w:rPr>
+              <w:t>Ускорение в 10 раз</w:t>
+            </w:r>
+            <w:r>
+              <w:rPr>
+                <w:rFonts w:ascii="Times New Roman" w:hAnsi="Times New Roman"/>
+                <w:sz w:val="22"/>
+              </w:rPr>
+            </w:r>
+          </w:p>
+        </w:tc>
+      </w:tr>
+      <w:tr>
+        <w:tc>
+          <w:tcPr>
+            <w:tcW w:type="dxa" w:w="2339"/>
+            <w:tcMar>
+              <w:top w:w="100" w:type="dxa"/>
+              <w:bottom w:w="100" w:type="dxa"/>
+              <w:left w:w="150" w:type="dxa"/>
+              <w:right w:w="150" w:type="dxa"/>
+            </w:tcMar>
+          </w:tcPr>
+          <w:p>
+            <w:pPr>
+              <w:spacing w:before="40" w:after="40" w:line="252" w:lineRule="auto"/>
+              <w:jc w:val="left"/>
+            </w:pPr>
+            <w:r>
+              <w:rPr>
+                <w:rFonts w:ascii="Times New Roman" w:hAnsi="Times New Roman"/>
+                <w:sz w:val="22"/>
+              </w:rPr>
+            </w:r>
+            <w:r>
+              <w:rPr>
+                <w:rFonts w:ascii="Times New Roman" w:hAnsi="Times New Roman"/>
+                <w:b/>
+                <w:sz w:val="22"/>
+              </w:rPr>
+              <w:t>Ошибки в расчете ЗЕТ и часов</w:t>
+            </w:r>
+            <w:r>
+              <w:rPr>
+                <w:rFonts w:ascii="Times New Roman" w:hAnsi="Times New Roman"/>
+                <w:sz w:val="22"/>
+              </w:rPr>
+            </w:r>
+          </w:p>
+        </w:tc>
+        <w:tc>
+          <w:tcPr>
+            <w:tcW w:type="dxa" w:w="2339"/>
+            <w:tcMar>
+              <w:top w:w="100" w:type="dxa"/>
+              <w:bottom w:w="100" w:type="dxa"/>
+              <w:left w:w="150" w:type="dxa"/>
+              <w:right w:w="150" w:type="dxa"/>
+            </w:tcMar>
+          </w:tcPr>
+          <w:p>
+            <w:pPr>
+              <w:spacing w:before="40" w:after="40" w:line="252" w:lineRule="auto"/>
+              <w:jc w:val="left"/>
+            </w:pPr>
+            <w:r>
+              <w:rPr>
+                <w:rFonts w:ascii="Times New Roman" w:hAnsi="Times New Roman"/>
+                <w:sz w:val="22"/>
+              </w:rPr>
+              <w:t>15% – 18% планов с ошибками</w:t>
+            </w:r>
+          </w:p>
+        </w:tc>
+        <w:tc>
+          <w:tcPr>
+            <w:tcW w:type="dxa" w:w="2339"/>
+            <w:tcMar>
+              <w:top w:w="100" w:type="dxa"/>
+              <w:bottom w:w="100" w:type="dxa"/>
+              <w:left w:w="150" w:type="dxa"/>
+              <w:right w:w="150" w:type="dxa"/>
+            </w:tcMar>
+          </w:tcPr>
+          <w:p>
+            <w:pPr>
+              <w:spacing w:before="40" w:after="40" w:line="252" w:lineRule="auto"/>
+              <w:jc w:val="left"/>
+            </w:pPr>
+            <w:r>
+              <w:rPr>
+                <w:rFonts w:ascii="Times New Roman" w:hAnsi="Times New Roman"/>
+                <w:sz w:val="22"/>
+              </w:rPr>
+              <w:t>0.0% (блокировка нарушений)</w:t>
+            </w:r>
+          </w:p>
+        </w:tc>
+        <w:tc>
+          <w:tcPr>
+            <w:tcW w:type="dxa" w:w="2339"/>
+            <w:tcMar>
+              <w:top w:w="100" w:type="dxa"/>
+              <w:bottom w:w="100" w:type="dxa"/>
+              <w:left w:w="150" w:type="dxa"/>
+              <w:right w:w="150" w:type="dxa"/>
+            </w:tcMar>
+          </w:tcPr>
+          <w:p>
+            <w:pPr>
+              <w:spacing w:before="40" w:after="40" w:line="252" w:lineRule="auto"/>
+              <w:jc w:val="left"/>
+            </w:pPr>
+            <w:r>
+              <w:rPr>
+                <w:rFonts w:ascii="Times New Roman" w:hAnsi="Times New Roman"/>
+                <w:sz w:val="22"/>
+              </w:rPr>
+            </w:r>
+            <w:r>
+              <w:rPr>
+                <w:rFonts w:ascii="Times New Roman" w:hAnsi="Times New Roman"/>
+                <w:b/>
+                <w:sz w:val="22"/>
+              </w:rPr>
+              <w:t>100% исключение брака</w:t>
+            </w:r>
+            <w:r>
+              <w:rPr>
+                <w:rFonts w:ascii="Times New Roman" w:hAnsi="Times New Roman"/>
+                <w:sz w:val="22"/>
+              </w:rPr>
+            </w:r>
+          </w:p>
+        </w:tc>
+      </w:tr>
+      <w:tr>
+        <w:tc>
+          <w:tcPr>
+            <w:tcW w:type="dxa" w:w="2339"/>
+            <w:tcMar>
+              <w:top w:w="100" w:type="dxa"/>
+              <w:bottom w:w="100" w:type="dxa"/>
+              <w:left w:w="150" w:type="dxa"/>
+              <w:right w:w="150" w:type="dxa"/>
+            </w:tcMar>
+          </w:tcPr>
+          <w:p>
+            <w:pPr>
+              <w:spacing w:before="40" w:after="40" w:line="252" w:lineRule="auto"/>
+              <w:jc w:val="left"/>
+            </w:pPr>
+            <w:r>
+              <w:rPr>
+                <w:rFonts w:ascii="Times New Roman" w:hAnsi="Times New Roman"/>
+                <w:sz w:val="22"/>
+              </w:rPr>
+            </w:r>
+            <w:r>
+              <w:rPr>
+                <w:rFonts w:ascii="Times New Roman" w:hAnsi="Times New Roman"/>
+                <w:b/>
+                <w:sz w:val="22"/>
+              </w:rPr>
+              <w:t>Трудоемкость проверки экспертом</w:t>
+            </w:r>
+            <w:r>
+              <w:rPr>
+                <w:rFonts w:ascii="Times New Roman" w:hAnsi="Times New Roman"/>
+                <w:sz w:val="22"/>
+              </w:rPr>
+            </w:r>
+          </w:p>
+        </w:tc>
+        <w:tc>
+          <w:tcPr>
+            <w:tcW w:type="dxa" w:w="2339"/>
+            <w:tcMar>
+              <w:top w:w="100" w:type="dxa"/>
+              <w:bottom w:w="100" w:type="dxa"/>
+              <w:left w:w="150" w:type="dxa"/>
+              <w:right w:w="150" w:type="dxa"/>
+            </w:tcMar>
+          </w:tcPr>
+          <w:p>
+            <w:pPr>
+              <w:spacing w:before="40" w:after="40" w:line="252" w:lineRule="auto"/>
+              <w:jc w:val="left"/>
+            </w:pPr>
+            <w:r>
+              <w:rPr>
+                <w:rFonts w:ascii="Times New Roman" w:hAnsi="Times New Roman"/>
+                <w:sz w:val="22"/>
+              </w:rPr>
+              <w:t>8.5 чел.-ч на один план</w:t>
+            </w:r>
+          </w:p>
+        </w:tc>
+        <w:tc>
+          <w:tcPr>
+            <w:tcW w:type="dxa" w:w="2339"/>
+            <w:tcMar>
+              <w:top w:w="100" w:type="dxa"/>
+              <w:bottom w:w="100" w:type="dxa"/>
+              <w:left w:w="150" w:type="dxa"/>
+              <w:right w:w="150" w:type="dxa"/>
+            </w:tcMar>
+          </w:tcPr>
+          <w:p>
+            <w:pPr>
+              <w:spacing w:before="40" w:after="40" w:line="252" w:lineRule="auto"/>
+              <w:jc w:val="left"/>
+            </w:pPr>
+            <w:r>
+              <w:rPr>
+                <w:rFonts w:ascii="Times New Roman" w:hAnsi="Times New Roman"/>
+                <w:sz w:val="22"/>
+              </w:rPr>
+              <w:t>1.5 чел.-ч на один план</w:t>
+            </w:r>
+          </w:p>
+        </w:tc>
+        <w:tc>
+          <w:tcPr>
+            <w:tcW w:type="dxa" w:w="2339"/>
+            <w:tcMar>
+              <w:top w:w="100" w:type="dxa"/>
+              <w:bottom w:w="100" w:type="dxa"/>
+              <w:left w:w="150" w:type="dxa"/>
+              <w:right w:w="150" w:type="dxa"/>
+            </w:tcMar>
+          </w:tcPr>
+          <w:p>
+            <w:pPr>
+              <w:spacing w:before="40" w:after="40" w:line="252" w:lineRule="auto"/>
+              <w:jc w:val="left"/>
+            </w:pPr>
+            <w:r>
+              <w:rPr>
+                <w:rFonts w:ascii="Times New Roman" w:hAnsi="Times New Roman"/>
+                <w:sz w:val="22"/>
+              </w:rPr>
+            </w:r>
+            <w:r>
+              <w:rPr>
+                <w:rFonts w:ascii="Times New Roman" w:hAnsi="Times New Roman"/>
+                <w:b/>
+                <w:sz w:val="22"/>
+              </w:rPr>
+              <w:t>Снижение затрат на 82%</w:t>
+            </w:r>
+            <w:r>
+              <w:rPr>
+                <w:rFonts w:ascii="Times New Roman" w:hAnsi="Times New Roman"/>
+                <w:sz w:val="22"/>
+              </w:rPr>
+            </w:r>
+          </w:p>
+        </w:tc>
+      </w:tr>
+      <w:tr>
+        <w:tc>
+          <w:tcPr>
+            <w:tcW w:type="dxa" w:w="2339"/>
+            <w:tcMar>
+              <w:top w:w="100" w:type="dxa"/>
+              <w:bottom w:w="100" w:type="dxa"/>
+              <w:left w:w="150" w:type="dxa"/>
+              <w:right w:w="150" w:type="dxa"/>
+            </w:tcMar>
+          </w:tcPr>
+          <w:p>
+            <w:pPr>
+              <w:spacing w:before="40" w:after="40" w:line="252" w:lineRule="auto"/>
+              <w:jc w:val="left"/>
+            </w:pPr>
+            <w:r>
+              <w:rPr>
+                <w:rFonts w:ascii="Times New Roman" w:hAnsi="Times New Roman"/>
+                <w:sz w:val="22"/>
+              </w:rPr>
+            </w:r>
+            <w:r>
+              <w:rPr>
+                <w:rFonts w:ascii="Times New Roman" w:hAnsi="Times New Roman"/>
+                <w:b/>
+                <w:sz w:val="22"/>
+              </w:rPr>
+              <w:t>Расход бумаги и картриджей</w:t>
+            </w:r>
+            <w:r>
+              <w:rPr>
+                <w:rFonts w:ascii="Times New Roman" w:hAnsi="Times New Roman"/>
+                <w:sz w:val="22"/>
+              </w:rPr>
+            </w:r>
+          </w:p>
+        </w:tc>
+        <w:tc>
+          <w:tcPr>
+            <w:tcW w:type="dxa" w:w="2339"/>
+            <w:tcMar>
+              <w:top w:w="100" w:type="dxa"/>
+              <w:bottom w:w="100" w:type="dxa"/>
+              <w:left w:w="150" w:type="dxa"/>
+              <w:right w:w="150" w:type="dxa"/>
+            </w:tcMar>
+          </w:tcPr>
+          <w:p>
+            <w:pPr>
+              <w:spacing w:before="40" w:after="40" w:line="252" w:lineRule="auto"/>
+              <w:jc w:val="left"/>
+            </w:pPr>
+            <w:r>
+              <w:rPr>
+                <w:rFonts w:ascii="Times New Roman" w:hAnsi="Times New Roman"/>
+                <w:sz w:val="22"/>
+              </w:rPr>
+              <w:t>До 500 листов на согласование</w:t>
+            </w:r>
+          </w:p>
+        </w:tc>
+        <w:tc>
+          <w:tcPr>
+            <w:tcW w:type="dxa" w:w="2339"/>
+            <w:tcMar>
+              <w:top w:w="100" w:type="dxa"/>
+              <w:bottom w:w="100" w:type="dxa"/>
+              <w:left w:w="150" w:type="dxa"/>
+              <w:right w:w="150" w:type="dxa"/>
+            </w:tcMar>
+          </w:tcPr>
+          <w:p>
+            <w:pPr>
+              <w:spacing w:before="40" w:after="40" w:line="252" w:lineRule="auto"/>
+              <w:jc w:val="left"/>
+            </w:pPr>
+            <w:r>
+              <w:rPr>
+                <w:rFonts w:ascii="Times New Roman" w:hAnsi="Times New Roman"/>
+                <w:sz w:val="22"/>
+              </w:rPr>
+              <w:t>0 листов (100% Digital)</w:t>
+            </w:r>
+          </w:p>
+        </w:tc>
+        <w:tc>
+          <w:tcPr>
+            <w:tcW w:type="dxa" w:w="2339"/>
+            <w:tcMar>
+              <w:top w:w="100" w:type="dxa"/>
+              <w:bottom w:w="100" w:type="dxa"/>
+              <w:left w:w="150" w:type="dxa"/>
+              <w:right w:w="150" w:type="dxa"/>
+            </w:tcMar>
+          </w:tcPr>
+          <w:p>
+            <w:pPr>
+              <w:spacing w:before="40" w:after="40" w:line="252" w:lineRule="auto"/>
+              <w:jc w:val="left"/>
+            </w:pPr>
+            <w:r>
+              <w:rPr>
+                <w:rFonts w:ascii="Times New Roman" w:hAnsi="Times New Roman"/>
+                <w:sz w:val="22"/>
+              </w:rPr>
+            </w:r>
+            <w:r>
+              <w:rPr>
+                <w:rFonts w:ascii="Times New Roman" w:hAnsi="Times New Roman"/>
+                <w:b/>
+                <w:sz w:val="22"/>
+              </w:rPr>
+              <w:t>Экономия расходных материалов</w:t>
+            </w:r>
+            <w:r>
+              <w:rPr>
+                <w:rFonts w:ascii="Times New Roman" w:hAnsi="Times New Roman"/>
+                <w:sz w:val="22"/>
+              </w:rPr>
+            </w:r>
+          </w:p>
+        </w:tc>
+      </w:tr>
+    </w:tbl>
+    <w:p>
+      <w:pPr>
+        <w:spacing w:after="120"/>
+      </w:pPr>
+    </w:p>
+    <w:p>
+      <w:pPr>
+        <w:spacing w:before="240" w:after="120"/>
+        <w:jc w:val="left"/>
+      </w:pPr>
+      <w:r>
+        <w:rPr>
+          <w:rFonts w:ascii="Times New Roman" w:hAnsi="Times New Roman"/>
+          <w:b/>
+          <w:sz w:val="28"/>
+        </w:rPr>
+        <w:t>9. РУКОВОДСТВО ПОЛЬЗОВАТЕЛЯ И АДМИНИСТРАТОРА</w:t>
+      </w:r>
+    </w:p>
+    <w:p>
+      <w:pPr>
+        <w:spacing w:before="160" w:after="80"/>
+        <w:jc w:val="left"/>
+      </w:pPr>
+      <w:r>
+        <w:rPr>
+          <w:rFonts w:ascii="Times New Roman" w:hAnsi="Times New Roman"/>
+          <w:b/>
+          <w:sz w:val="26"/>
+        </w:rPr>
+        <w:t>9.1. Порядок развертывания и запуска</w:t>
+      </w:r>
+    </w:p>
+    <w:p>
+      <w:pPr>
+        <w:spacing w:line="276" w:lineRule="auto" w:after="60"/>
+        <w:ind w:left="709"/>
+        <w:jc w:val="both"/>
+      </w:pPr>
+      <w:r>
+        <w:rPr>
+          <w:rFonts w:ascii="Times New Roman" w:hAnsi="Times New Roman"/>
+          <w:b/>
+          <w:sz w:val="28"/>
+        </w:rPr>
+        <w:t xml:space="preserve">1. </w:t>
+      </w:r>
+      <w:r>
+        <w:rPr>
+          <w:rFonts w:ascii="Times New Roman" w:hAnsi="Times New Roman"/>
+          <w:sz w:val="28"/>
+        </w:rPr>
+        <w:t>Клонирование репозитория: `git clone https://github.com/.../PPRCP.git`</w:t>
+      </w:r>
+    </w:p>
+    <w:p>
+      <w:pPr>
+        <w:spacing w:line="276" w:lineRule="auto" w:after="60"/>
+        <w:ind w:left="709"/>
+        <w:jc w:val="both"/>
+      </w:pPr>
+      <w:r>
+        <w:rPr>
+          <w:rFonts w:ascii="Times New Roman" w:hAnsi="Times New Roman"/>
+          <w:b/>
+          <w:sz w:val="28"/>
+        </w:rPr>
+        <w:t xml:space="preserve">2. </w:t>
+      </w:r>
+      <w:r>
+        <w:rPr>
+          <w:rFonts w:ascii="Times New Roman" w:hAnsi="Times New Roman"/>
+          <w:sz w:val="28"/>
+        </w:rPr>
+        <w:t>Переход в директорию: `cd PPRCP/portal`</w:t>
+      </w:r>
+    </w:p>
+    <w:p>
+      <w:pPr>
+        <w:spacing w:line="276" w:lineRule="auto" w:after="60"/>
+        <w:ind w:left="709"/>
+        <w:jc w:val="both"/>
+      </w:pPr>
+      <w:r>
+        <w:rPr>
+          <w:rFonts w:ascii="Times New Roman" w:hAnsi="Times New Roman"/>
+          <w:b/>
+          <w:sz w:val="28"/>
+        </w:rPr>
+        <w:t xml:space="preserve">3. </w:t>
+      </w:r>
+      <w:r>
+        <w:rPr>
+          <w:rFonts w:ascii="Times New Roman" w:hAnsi="Times New Roman"/>
+          <w:sz w:val="28"/>
+        </w:rPr>
+        <w:t>Запуск веб-сервера: `python3 app.py`</w:t>
+      </w:r>
+    </w:p>
+    <w:p>
+      <w:pPr>
+        <w:spacing w:line="276" w:lineRule="auto" w:after="60"/>
+        <w:ind w:left="709"/>
+        <w:jc w:val="both"/>
+      </w:pPr>
+      <w:r>
+        <w:rPr>
+          <w:rFonts w:ascii="Times New Roman" w:hAnsi="Times New Roman"/>
+          <w:b/>
+          <w:sz w:val="28"/>
+        </w:rPr>
+        <w:t xml:space="preserve">4. </w:t>
+      </w:r>
+      <w:r>
+        <w:rPr>
+          <w:rFonts w:ascii="Times New Roman" w:hAnsi="Times New Roman"/>
+          <w:sz w:val="28"/>
+        </w:rPr>
+        <w:t>Доступ к интерфейсу: в браузере по адресу `http://localhost:5000`</w:t>
+      </w:r>
+    </w:p>
+    <w:p>
+      <w:pPr>
+        <w:spacing w:before="160" w:after="80"/>
+        <w:jc w:val="left"/>
+      </w:pPr>
+      <w:r>
+        <w:rPr>
+          <w:rFonts w:ascii="Times New Roman" w:hAnsi="Times New Roman"/>
+          <w:b/>
+          <w:sz w:val="26"/>
+        </w:rPr>
+        <w:t>9.2. Сценарий работы эксперта Центра АНОК</w:t>
+      </w:r>
+    </w:p>
+    <w:p>
+      <w:pPr>
+        <w:spacing w:line="276" w:lineRule="auto" w:after="60"/>
+        <w:ind w:left="709"/>
+        <w:jc w:val="both"/>
+      </w:pPr>
+      <w:r>
+        <w:rPr>
+          <w:rFonts w:ascii="Times New Roman" w:hAnsi="Times New Roman"/>
+          <w:b/>
+          <w:sz w:val="28"/>
+        </w:rPr>
+        <w:t xml:space="preserve">1. </w:t>
+      </w:r>
+      <w:r>
+        <w:rPr>
+          <w:rFonts w:ascii="Times New Roman" w:hAnsi="Times New Roman"/>
+          <w:sz w:val="28"/>
+        </w:rPr>
+        <w:t>Авторизоваться в системе под учетной записью Эксперта.</w:t>
+      </w:r>
+    </w:p>
+    <w:p>
+      <w:pPr>
+        <w:spacing w:line="276" w:lineRule="auto" w:after="60"/>
+        <w:ind w:left="709"/>
+        <w:jc w:val="both"/>
+      </w:pPr>
+      <w:r>
+        <w:rPr>
+          <w:rFonts w:ascii="Times New Roman" w:hAnsi="Times New Roman"/>
+          <w:b/>
+          <w:sz w:val="28"/>
+        </w:rPr>
+        <w:t xml:space="preserve">2. </w:t>
+      </w:r>
+      <w:r>
+        <w:rPr>
+          <w:rFonts w:ascii="Times New Roman" w:hAnsi="Times New Roman"/>
+          <w:sz w:val="28"/>
+        </w:rPr>
+        <w:t xml:space="preserve">В боковом меню перейти в раздел </w:t>
+      </w:r>
+      <w:r>
+        <w:rPr>
+          <w:rFonts w:ascii="Times New Roman" w:hAnsi="Times New Roman"/>
+          <w:b/>
+          <w:sz w:val="28"/>
+        </w:rPr>
+        <w:t>«Валидатор ФГОС 3++»</w:t>
+      </w:r>
+      <w:r>
+        <w:rPr>
+          <w:rFonts w:ascii="Times New Roman" w:hAnsi="Times New Roman"/>
+          <w:sz w:val="28"/>
+        </w:rPr>
+        <w:t>.</w:t>
+      </w:r>
+    </w:p>
+    <w:p>
+      <w:pPr>
+        <w:spacing w:line="276" w:lineRule="auto" w:after="60"/>
+        <w:ind w:left="709"/>
+        <w:jc w:val="both"/>
+      </w:pPr>
+      <w:r>
+        <w:rPr>
+          <w:rFonts w:ascii="Times New Roman" w:hAnsi="Times New Roman"/>
+          <w:b/>
+          <w:sz w:val="28"/>
+        </w:rPr>
+        <w:t xml:space="preserve">3. </w:t>
+      </w:r>
+      <w:r>
+        <w:rPr>
+          <w:rFonts w:ascii="Times New Roman" w:hAnsi="Times New Roman"/>
+          <w:sz w:val="28"/>
+        </w:rPr>
+        <w:t>Выбрать учебный план (например, `09.03.01_IVT_2025_v1.0`).</w:t>
+      </w:r>
+    </w:p>
+    <w:p>
+      <w:pPr>
+        <w:spacing w:line="276" w:lineRule="auto" w:after="60"/>
+        <w:ind w:left="709"/>
+        <w:jc w:val="both"/>
+      </w:pPr>
+      <w:r>
+        <w:rPr>
+          <w:rFonts w:ascii="Times New Roman" w:hAnsi="Times New Roman"/>
+          <w:b/>
+          <w:sz w:val="28"/>
+        </w:rPr>
+        <w:t xml:space="preserve">4. </w:t>
+      </w:r>
+      <w:r>
+        <w:rPr>
+          <w:rFonts w:ascii="Times New Roman" w:hAnsi="Times New Roman"/>
+          <w:sz w:val="28"/>
+        </w:rPr>
+        <w:t xml:space="preserve">Нажать кнопку </w:t>
+      </w:r>
+      <w:r>
+        <w:rPr>
+          <w:rFonts w:ascii="Times New Roman" w:hAnsi="Times New Roman"/>
+          <w:b/>
+          <w:sz w:val="28"/>
+        </w:rPr>
+        <w:t>«Запустить валидацию ФГОС»</w:t>
+      </w:r>
+      <w:r>
+        <w:rPr>
+          <w:rFonts w:ascii="Times New Roman" w:hAnsi="Times New Roman"/>
+          <w:sz w:val="28"/>
+        </w:rPr>
+        <w:t>.</w:t>
+      </w:r>
+    </w:p>
+    <w:p>
+      <w:pPr>
+        <w:spacing w:line="276" w:lineRule="auto" w:after="60"/>
+        <w:ind w:left="709"/>
+        <w:jc w:val="both"/>
+      </w:pPr>
+      <w:r>
+        <w:rPr>
+          <w:rFonts w:ascii="Times New Roman" w:hAnsi="Times New Roman"/>
+          <w:b/>
+          <w:sz w:val="28"/>
+        </w:rPr>
+        <w:t xml:space="preserve">5. </w:t>
+      </w:r>
+      <w:r>
+        <w:rPr>
+          <w:rFonts w:ascii="Times New Roman" w:hAnsi="Times New Roman"/>
+          <w:sz w:val="28"/>
+        </w:rPr>
+        <w:t xml:space="preserve">При отсутствии критических ошибок нажать </w:t>
+      </w:r>
+      <w:r>
+        <w:rPr>
+          <w:rFonts w:ascii="Times New Roman" w:hAnsi="Times New Roman"/>
+          <w:b/>
+          <w:sz w:val="28"/>
+        </w:rPr>
+        <w:t>«Подписать ЭЦП»</w:t>
+      </w:r>
+      <w:r>
+        <w:rPr>
+          <w:rFonts w:ascii="Times New Roman" w:hAnsi="Times New Roman"/>
+          <w:sz w:val="28"/>
+        </w:rPr>
+        <w:t xml:space="preserve"> и подтвердить действие в модальном окне SweetAlert2.</w:t>
+      </w:r>
+    </w:p>
+    <w:p>
+      <w:pPr>
+        <w:spacing w:line="276" w:lineRule="auto" w:after="60"/>
+        <w:ind w:left="709"/>
+        <w:jc w:val="both"/>
+      </w:pPr>
+      <w:r>
+        <w:rPr>
+          <w:rFonts w:ascii="Times New Roman" w:hAnsi="Times New Roman"/>
+          <w:b/>
+          <w:sz w:val="28"/>
+        </w:rPr>
+        <w:t xml:space="preserve">6. </w:t>
+      </w:r>
+      <w:r>
+        <w:rPr>
+          <w:rFonts w:ascii="Times New Roman" w:hAnsi="Times New Roman"/>
+          <w:sz w:val="28"/>
+        </w:rPr>
+        <w:t>Выгрузить ведомость в Excel или PDF нажатием соответствующих кнопок экспорта.</w:t>
+      </w:r>
+    </w:p>
+    <w:p>
+      <w:pPr>
+        <w:spacing w:before="240" w:after="120"/>
+        <w:jc w:val="left"/>
+      </w:pPr>
+      <w:r>
+        <w:rPr>
+          <w:rFonts w:ascii="Times New Roman" w:hAnsi="Times New Roman"/>
+          <w:b/>
+          <w:sz w:val="28"/>
+        </w:rPr>
+        <w:t>10. ЗАКЛЮЧЕНИЕ</w:t>
+      </w:r>
+    </w:p>
+    <w:p>
+      <w:pPr>
+        <w:spacing w:line="276" w:lineRule="auto" w:after="120"/>
+        <w:ind w:firstLine="709"/>
+        <w:jc w:val="both"/>
+      </w:pPr>
+      <w:r>
+        <w:rPr>
+          <w:rFonts w:ascii="Times New Roman" w:hAnsi="Times New Roman"/>
+          <w:sz w:val="28"/>
+        </w:rPr>
+        <w:t>В ходе выполнения выпускного проекта по дисциплине «Проектирование и разработка корпоративных порталов» был успешно пройден полный цикл проектирования, разработки, тестирования и оформления нормативной документации для корпоративного веб-портала университета (Модуль Центра АНОК, Вариант № 15).</w:t>
+      </w:r>
+    </w:p>
+    <w:p>
+      <w:pPr>
+        <w:spacing w:line="276" w:lineRule="auto" w:after="120"/>
+        <w:ind w:firstLine="709"/>
+        <w:jc w:val="both"/>
+      </w:pPr>
+      <w:r>
+        <w:rPr>
+          <w:rFonts w:ascii="Times New Roman" w:hAnsi="Times New Roman"/>
+          <w:sz w:val="28"/>
+        </w:rPr>
+      </w:r>
+      <w:r>
+        <w:rPr>
+          <w:rFonts w:ascii="Times New Roman" w:hAnsi="Times New Roman"/>
+          <w:b/>
+          <w:sz w:val="28"/>
+        </w:rPr>
+        <w:t>Основные итоги работы:</w:t>
+      </w:r>
+      <w:r>
+        <w:rPr>
+          <w:rFonts w:ascii="Times New Roman" w:hAnsi="Times New Roman"/>
+          <w:sz w:val="28"/>
+        </w:rPr>
+      </w:r>
+    </w:p>
+    <w:p>
+      <w:pPr>
+        <w:spacing w:line="276" w:lineRule="auto" w:after="60"/>
+        <w:ind w:left="709"/>
+        <w:jc w:val="both"/>
+      </w:pPr>
+      <w:r>
+        <w:rPr>
+          <w:rFonts w:ascii="Times New Roman" w:hAnsi="Times New Roman"/>
+          <w:b/>
+          <w:sz w:val="28"/>
+        </w:rPr>
+        <w:t xml:space="preserve">1. </w:t>
+      </w:r>
+      <w:r>
+        <w:rPr>
+          <w:rFonts w:ascii="Times New Roman" w:hAnsi="Times New Roman"/>
+          <w:sz w:val="28"/>
+        </w:rPr>
+        <w:t>Разработано полнофункциональное веб-приложение на Flask с модульной архитектурой и адаптивным пользовательским интерфейсом.</w:t>
+      </w:r>
+    </w:p>
+    <w:p>
+      <w:pPr>
+        <w:spacing w:line="276" w:lineRule="auto" w:after="60"/>
+        <w:ind w:left="709"/>
+        <w:jc w:val="both"/>
+      </w:pPr>
+      <w:r>
+        <w:rPr>
+          <w:rFonts w:ascii="Times New Roman" w:hAnsi="Times New Roman"/>
+          <w:b/>
+          <w:sz w:val="28"/>
+        </w:rPr>
+        <w:t xml:space="preserve">2. </w:t>
+      </w:r>
+      <w:r>
+        <w:rPr>
+          <w:rFonts w:ascii="Times New Roman" w:hAnsi="Times New Roman"/>
+          <w:sz w:val="28"/>
+        </w:rPr>
+        <w:t>Реализована автоматическая валидация образовательных программ по стандартам ФГОС 3++, исключающая человеческий фактор при расчете трудоемкости.</w:t>
+      </w:r>
+    </w:p>
+    <w:p>
+      <w:pPr>
+        <w:spacing w:line="276" w:lineRule="auto" w:after="60"/>
+        <w:ind w:left="709"/>
+        <w:jc w:val="both"/>
+      </w:pPr>
+      <w:r>
+        <w:rPr>
+          <w:rFonts w:ascii="Times New Roman" w:hAnsi="Times New Roman"/>
+          <w:b/>
+          <w:sz w:val="28"/>
+        </w:rPr>
+        <w:t xml:space="preserve">3. </w:t>
+      </w:r>
+      <w:r>
+        <w:rPr>
+          <w:rFonts w:ascii="Times New Roman" w:hAnsi="Times New Roman"/>
+          <w:sz w:val="28"/>
+        </w:rPr>
+        <w:t>Интегрирован комплекс готовых клиентских и серверных модулей (Chart.js, SheetJS, jsPDF, CryptoJS SHA-256, FullCalendar, DataTables, SweetAlert2).</w:t>
+      </w:r>
+    </w:p>
+    <w:p>
+      <w:pPr>
+        <w:spacing w:line="276" w:lineRule="auto" w:after="60"/>
+        <w:ind w:left="709"/>
+        <w:jc w:val="both"/>
+      </w:pPr>
+      <w:r>
+        <w:rPr>
+          <w:rFonts w:ascii="Times New Roman" w:hAnsi="Times New Roman"/>
+          <w:b/>
+          <w:sz w:val="28"/>
+        </w:rPr>
+        <w:t xml:space="preserve">4. </w:t>
+      </w:r>
+      <w:r>
+        <w:rPr>
+          <w:rFonts w:ascii="Times New Roman" w:hAnsi="Times New Roman"/>
+          <w:sz w:val="28"/>
+        </w:rPr>
+        <w:t>Развернут доверенный контур электронного документооборота с наложением гербового штампа усиленной квалифицированной ЭЦП по ГОСТ Р 34.10-2012.</w:t>
+      </w:r>
+    </w:p>
+    <w:p>
+      <w:pPr>
+        <w:spacing w:line="276" w:lineRule="auto" w:after="60"/>
+        <w:ind w:left="709"/>
+        <w:jc w:val="both"/>
+      </w:pPr>
+      <w:r>
+        <w:rPr>
+          <w:rFonts w:ascii="Times New Roman" w:hAnsi="Times New Roman"/>
+          <w:b/>
+          <w:sz w:val="28"/>
+        </w:rPr>
+        <w:t xml:space="preserve">5. </w:t>
+      </w:r>
+      <w:r>
+        <w:rPr>
+          <w:rFonts w:ascii="Times New Roman" w:hAnsi="Times New Roman"/>
+          <w:sz w:val="28"/>
+        </w:rPr>
+        <w:t>Подготовлен полный комплект проектных материалов: пояснительная записка, презентация для защиты (12 слайдов), 30+ архитектурных диаграмм и отчеты по всем 7 лабораторным работам.</w:t>
+      </w:r>
+    </w:p>
+    <w:p>
+      <w:pPr>
+        <w:spacing w:line="276" w:lineRule="auto" w:after="120"/>
+        <w:ind w:firstLine="709"/>
+        <w:jc w:val="both"/>
+      </w:pPr>
+      <w:r>
+        <w:rPr>
+          <w:rFonts w:ascii="Times New Roman" w:hAnsi="Times New Roman"/>
+          <w:sz w:val="28"/>
+        </w:rPr>
+        <w:t>Разработанный портал готов к промышленной эксплуатации и интеграции в единую цифровую образовательную среду университета.</w:t>
+      </w:r>
+    </w:p>
+    <w:p>
+      <w:pPr>
+        <w:spacing w:before="240" w:after="120"/>
+        <w:jc w:val="left"/>
+      </w:pPr>
+      <w:r>
+        <w:rPr>
+          <w:rFonts w:ascii="Times New Roman" w:hAnsi="Times New Roman"/>
+          <w:b/>
+          <w:sz w:val="28"/>
+        </w:rPr>
+        <w:t>11. СПИСОК ИСПОЛЬЗОВАННЫХ ИСТОЧНИКОВ</w:t>
+      </w:r>
+    </w:p>
+    <w:p>
+      <w:pPr>
+        <w:spacing w:line="276" w:lineRule="auto" w:after="60"/>
+        <w:ind w:left="709"/>
+        <w:jc w:val="both"/>
+      </w:pPr>
+      <w:r>
+        <w:rPr>
+          <w:rFonts w:ascii="Times New Roman" w:hAnsi="Times New Roman"/>
+          <w:b/>
+          <w:sz w:val="28"/>
+        </w:rPr>
+        <w:t xml:space="preserve">1. </w:t>
+      </w:r>
+      <w:r>
+        <w:rPr>
+          <w:rFonts w:ascii="Times New Roman" w:hAnsi="Times New Roman"/>
+          <w:sz w:val="28"/>
+        </w:rPr>
+        <w:t>Федеральный закон от 29.12.2012 № 273-ФЗ «Об образовании в Российской Федерации».</w:t>
+      </w:r>
+    </w:p>
+    <w:p>
+      <w:pPr>
+        <w:spacing w:line="276" w:lineRule="auto" w:after="60"/>
+        <w:ind w:left="709"/>
+        <w:jc w:val="both"/>
+      </w:pPr>
+      <w:r>
+        <w:rPr>
+          <w:rFonts w:ascii="Times New Roman" w:hAnsi="Times New Roman"/>
+          <w:b/>
+          <w:sz w:val="28"/>
+        </w:rPr>
+        <w:t xml:space="preserve">2. </w:t>
+      </w:r>
+      <w:r>
+        <w:rPr>
+          <w:rFonts w:ascii="Times New Roman" w:hAnsi="Times New Roman"/>
+          <w:sz w:val="28"/>
+        </w:rPr>
+        <w:t>Федеральный закон от 06.04.2011 № 63-ФЗ «Об электронной подписи» (в ред. от 04.08.2023).</w:t>
+      </w:r>
+    </w:p>
+    <w:p>
+      <w:pPr>
+        <w:spacing w:line="276" w:lineRule="auto" w:after="60"/>
+        <w:ind w:left="709"/>
+        <w:jc w:val="both"/>
+      </w:pPr>
+      <w:r>
+        <w:rPr>
+          <w:rFonts w:ascii="Times New Roman" w:hAnsi="Times New Roman"/>
+          <w:b/>
+          <w:sz w:val="28"/>
+        </w:rPr>
+        <w:t xml:space="preserve">3. </w:t>
+      </w:r>
+      <w:r>
+        <w:rPr>
+          <w:rFonts w:ascii="Times New Roman" w:hAnsi="Times New Roman"/>
+          <w:sz w:val="28"/>
+        </w:rPr>
+        <w:t>ГОСТ Р 34.10-2012. Информационная технология. Криптографическая защита информации. Процессы формирования и проверки электронной цифровой подписи. — М.: Стандартинформ, 2012.</w:t>
+      </w:r>
+    </w:p>
+    <w:p>
+      <w:pPr>
+        <w:spacing w:line="276" w:lineRule="auto" w:after="60"/>
+        <w:ind w:left="709"/>
+        <w:jc w:val="both"/>
+      </w:pPr>
+      <w:r>
+        <w:rPr>
+          <w:rFonts w:ascii="Times New Roman" w:hAnsi="Times New Roman"/>
+          <w:b/>
+          <w:sz w:val="28"/>
+        </w:rPr>
+        <w:t xml:space="preserve">4. </w:t>
+      </w:r>
+      <w:r>
+        <w:rPr>
+          <w:rFonts w:ascii="Times New Roman" w:hAnsi="Times New Roman"/>
+          <w:sz w:val="28"/>
+        </w:rPr>
+        <w:t>ГОСТ Р 34.11-2012. Информационная технология. Криптографическая защита информации. Функция хеширования. — М.: Стандартинформ, 2012.</w:t>
+      </w:r>
+    </w:p>
+    <w:p>
+      <w:pPr>
+        <w:spacing w:line="276" w:lineRule="auto" w:after="60"/>
+        <w:ind w:left="709"/>
+        <w:jc w:val="both"/>
+      </w:pPr>
+      <w:r>
+        <w:rPr>
+          <w:rFonts w:ascii="Times New Roman" w:hAnsi="Times New Roman"/>
+          <w:b/>
+          <w:sz w:val="28"/>
+        </w:rPr>
+        <w:t xml:space="preserve">5. </w:t>
+      </w:r>
+      <w:r>
+        <w:rPr>
+          <w:rFonts w:ascii="Times New Roman" w:hAnsi="Times New Roman"/>
+          <w:sz w:val="28"/>
+        </w:rPr>
+        <w:t>ФГОС ВО (3++) по направлению подготовки 09.03.01 «Информатика и вычислительная техника» (утвержден приказом Минобрнауки России от 19.09.2017 № 929).</w:t>
+      </w:r>
+    </w:p>
+    <w:p>
+      <w:pPr>
+        <w:spacing w:line="276" w:lineRule="auto" w:after="60"/>
+        <w:ind w:left="709"/>
+        <w:jc w:val="both"/>
+      </w:pPr>
+      <w:r>
+        <w:rPr>
+          <w:rFonts w:ascii="Times New Roman" w:hAnsi="Times New Roman"/>
+          <w:b/>
+          <w:sz w:val="28"/>
+        </w:rPr>
+        <w:t xml:space="preserve">6. </w:t>
+      </w:r>
+      <w:r>
+        <w:rPr>
+          <w:rFonts w:ascii="Times New Roman" w:hAnsi="Times New Roman"/>
+          <w:sz w:val="28"/>
+        </w:rPr>
+        <w:t>Гринберг М. Разработка веб-приложений с использованием Flask на языке Python. — М.: ДМК Пресс, 2019. — 312 с.</w:t>
+      </w:r>
+    </w:p>
+    <w:p>
+      <w:pPr>
+        <w:spacing w:line="276" w:lineRule="auto" w:after="60"/>
+        <w:ind w:left="709"/>
+        <w:jc w:val="both"/>
+      </w:pPr>
+      <w:r>
+        <w:rPr>
+          <w:rFonts w:ascii="Times New Roman" w:hAnsi="Times New Roman"/>
+          <w:b/>
+          <w:sz w:val="28"/>
+        </w:rPr>
+        <w:t xml:space="preserve">7. </w:t>
+      </w:r>
+      <w:r>
+        <w:rPr>
+          <w:rFonts w:ascii="Times New Roman" w:hAnsi="Times New Roman"/>
+          <w:sz w:val="28"/>
+        </w:rPr>
+        <w:t>Фаулер М. Архитектура корпоративных программных приложений. — М.: Вильямс, 2018. — 544 с.</w:t>
+      </w:r>
+    </w:p>
+    <w:p>
+      <w:pPr>
+        <w:spacing w:line="276" w:lineRule="auto" w:after="60"/>
+        <w:ind w:left="709"/>
+        <w:jc w:val="both"/>
+      </w:pPr>
+      <w:r>
+        <w:rPr>
+          <w:rFonts w:ascii="Times New Roman" w:hAnsi="Times New Roman"/>
+          <w:b/>
+          <w:sz w:val="28"/>
+        </w:rPr>
+        <w:t xml:space="preserve">8. </w:t>
+      </w:r>
+      <w:r>
+        <w:rPr>
+          <w:rFonts w:ascii="Times New Roman" w:hAnsi="Times New Roman"/>
+          <w:sz w:val="28"/>
+        </w:rPr>
+        <w:t>Документация Chart.js: Interactive Open Source HTML5 Charts. — URL: https://www.chartjs.org/docs/</w:t>
+      </w:r>
+    </w:p>
+    <w:p>
+      <w:pPr>
+        <w:spacing w:line="276" w:lineRule="auto" w:after="60"/>
+        <w:ind w:left="709"/>
+        <w:jc w:val="both"/>
+      </w:pPr>
+      <w:r>
+        <w:rPr>
+          <w:rFonts w:ascii="Times New Roman" w:hAnsi="Times New Roman"/>
+          <w:b/>
+          <w:sz w:val="28"/>
+        </w:rPr>
+        <w:t xml:space="preserve">9. </w:t>
+      </w:r>
+      <w:r>
+        <w:rPr>
+          <w:rFonts w:ascii="Times New Roman" w:hAnsi="Times New Roman"/>
+          <w:sz w:val="28"/>
+        </w:rPr>
+        <w:t>Документация TailwindCSS: A utility-first CSS framework. — URL: https://tailwindcss.com/docs</w:t>
+      </w:r>
+    </w:p>
+    <w:p>
+      <w:pPr>
+        <w:spacing w:line="276" w:lineRule="auto" w:after="60"/>
+        <w:ind w:left="709"/>
+        <w:jc w:val="both"/>
+      </w:pPr>
+      <w:r>
+        <w:rPr>
+          <w:rFonts w:ascii="Times New Roman" w:hAnsi="Times New Roman"/>
+          <w:b/>
+          <w:sz w:val="28"/>
+        </w:rPr>
+        <w:t xml:space="preserve">10. </w:t>
+      </w:r>
+      <w:r>
+        <w:rPr>
+          <w:rFonts w:ascii="Times New Roman" w:hAnsi="Times New Roman"/>
+          <w:sz w:val="28"/>
+        </w:rPr>
+        <w:t>Спецификация SheetJS (xlsx): Spreadsheet Data Toolkit. — URL: https://docs.sheetjs.com/</w:t>
+      </w:r>
+    </w:p>
+    <w:p>
+      <w:pPr>
+        <w:spacing w:before="240" w:after="120"/>
+        <w:jc w:val="left"/>
+      </w:pPr>
+      <w:r>
+        <w:rPr>
+          <w:rFonts w:ascii="Times New Roman" w:hAnsi="Times New Roman"/>
+          <w:b/>
+          <w:sz w:val="28"/>
+        </w:rPr>
+        <w:t>12. ПРИЛОЖЕНИЯ</w:t>
+      </w:r>
+    </w:p>
+    <w:p>
+      <w:pPr>
+        <w:spacing w:before="160" w:after="80"/>
+        <w:jc w:val="left"/>
+      </w:pPr>
+      <w:r>
+        <w:rPr>
+          <w:rFonts w:ascii="Times New Roman" w:hAnsi="Times New Roman"/>
+          <w:b/>
+          <w:sz w:val="26"/>
+        </w:rPr>
+        <w:t>Приложение А. Графические макеты и диаграммы проекта</w:t>
+      </w:r>
+    </w:p>
+    <w:p>
+      <w:pPr>
+        <w:spacing w:line="276" w:lineRule="auto" w:after="60"/>
+        <w:ind w:left="709"/>
+        <w:jc w:val="both"/>
+      </w:pPr>
+      <w:r>
+        <w:rPr>
+          <w:rFonts w:ascii="Times New Roman" w:hAnsi="Times New Roman"/>
+          <w:b/>
+          <w:sz w:val="28"/>
+        </w:rPr>
+        <w:t xml:space="preserve">1. </w:t>
+      </w:r>
+      <w:r>
+        <w:rPr>
+          <w:rFonts w:ascii="Times New Roman" w:hAnsi="Times New Roman"/>
+          <w:sz w:val="28"/>
+        </w:rPr>
+      </w:r>
+      <w:r>
+        <w:rPr>
+          <w:rFonts w:ascii="Times New Roman" w:hAnsi="Times New Roman"/>
+          <w:b/>
+          <w:sz w:val="28"/>
+        </w:rPr>
+        <w:t>Диаграмма вариантов использования системы (Use Case):</w:t>
+      </w:r>
+      <w:r>
+        <w:rPr>
+          <w:rFonts w:ascii="Times New Roman" w:hAnsi="Times New Roman"/>
+          <w:sz w:val="28"/>
+        </w:rPr>
+      </w:r>
+    </w:p>
+    <w:p>
+      <w:pPr>
+        <w:spacing w:before="200" w:after="80"/>
+        <w:jc w:val="center"/>
+      </w:pPr>
+      <w:r>
+        <w:drawing>
+          <wp:inline xmlns:a="http://schemas.openxmlformats.org/drawingml/2006/main" xmlns:pic="http://schemas.openxmlformats.org/drawingml/2006/picture">
+            <wp:extent cx="5760000" cy="4181918"/>
+            <wp:docPr id="1" name="Picture 1"/>
+            <wp:cNvGraphicFramePr>
+              <a:graphicFrameLocks noChangeAspect="1"/>
+            </wp:cNvGraphicFramePr>
+            <a:graphic>
+              <a:graphicData uri="http://schemas.openxmlformats.org/drawingml/2006/picture">
+                <pic:pic>
+                  <pic:nvPicPr>
+                    <pic:cNvPr id="0" name="use_case_diagram.png"/>
+                    <pic:cNvPicPr/>
+                  </pic:nvPicPr>
+                  <pic:blipFill>
+                    <a:blip r:embed="rId10"/>
+                    <a:stretch>
+                      <a:fillRect/>
+                    </a:stretch>
+                  </pic:blipFill>
+                  <pic:spPr>
+                    <a:xfrm>
+                      <a:off x="0" y="0"/>
+                      <a:ext cx="5760000" cy="4181918"/>
+                    </a:xfrm>
+                    <a:prstGeom prst="rect"/>
+                  </pic:spPr>
+                </pic:pic>
+              </a:graphicData>
+            </a:graphic>
+          </wp:inline>
+        </w:drawing>
+      </w:r>
+    </w:p>
+    <w:p>
+      <w:pPr>
+        <w:spacing w:before="80" w:after="240"/>
+        <w:jc w:val="center"/>
+      </w:pPr>
+      <w:r>
+        <w:rPr>
+          <w:rFonts w:ascii="Times New Roman" w:hAnsi="Times New Roman"/>
+          <w:i/>
+          <w:sz w:val="24"/>
+        </w:rPr>
+        <w:t>Рисунок 1 — Диаграмма вариантов использования</w:t>
+      </w:r>
+    </w:p>
+    <w:p>
+      <w:pPr>
+        <w:spacing w:line="276" w:lineRule="auto" w:after="60"/>
+        <w:ind w:left="709"/>
+        <w:jc w:val="both"/>
+      </w:pPr>
+      <w:r>
+        <w:rPr>
+          <w:rFonts w:ascii="Times New Roman" w:hAnsi="Times New Roman"/>
+          <w:b/>
+          <w:sz w:val="28"/>
+        </w:rPr>
+        <w:t xml:space="preserve">2. </w:t>
+      </w:r>
+      <w:r>
+        <w:rPr>
+          <w:rFonts w:ascii="Times New Roman" w:hAnsi="Times New Roman"/>
+          <w:sz w:val="28"/>
+        </w:rPr>
+      </w:r>
+      <w:r>
+        <w:rPr>
+          <w:rFonts w:ascii="Times New Roman" w:hAnsi="Times New Roman"/>
+          <w:b/>
+          <w:sz w:val="28"/>
+        </w:rPr>
+        <w:t>Диаграмма классов объектной модели (Class Diagram):</w:t>
+      </w:r>
+      <w:r>
+        <w:rPr>
+          <w:rFonts w:ascii="Times New Roman" w:hAnsi="Times New Roman"/>
+          <w:sz w:val="28"/>
+        </w:rPr>
+      </w:r>
+    </w:p>
+    <w:p>
+      <w:pPr>
+        <w:spacing w:before="200" w:after="80"/>
+        <w:jc w:val="center"/>
+      </w:pPr>
+      <w:r>
+        <w:drawing>
+          <wp:inline xmlns:a="http://schemas.openxmlformats.org/drawingml/2006/main" xmlns:pic="http://schemas.openxmlformats.org/drawingml/2006/picture">
+            <wp:extent cx="5760000" cy="3948679"/>
+            <wp:docPr id="2" name="Picture 2"/>
+            <wp:cNvGraphicFramePr>
+              <a:graphicFrameLocks noChangeAspect="1"/>
+            </wp:cNvGraphicFramePr>
+            <a:graphic>
+              <a:graphicData uri="http://schemas.openxmlformats.org/drawingml/2006/picture">
+                <pic:pic>
+                  <pic:nvPicPr>
+                    <pic:cNvPr id="0" name="class_diagram.png"/>
+                    <pic:cNvPicPr/>
+                  </pic:nvPicPr>
+                  <pic:blipFill>
+                    <a:blip r:embed="rId11"/>
+                    <a:stretch>
+                      <a:fillRect/>
+                    </a:stretch>
+                  </pic:blipFill>
+                  <pic:spPr>
+                    <a:xfrm>
+                      <a:off x="0" y="0"/>
+                      <a:ext cx="5760000" cy="3948679"/>
+                    </a:xfrm>
+                    <a:prstGeom prst="rect"/>
+                  </pic:spPr>
+                </pic:pic>
+              </a:graphicData>
+            </a:graphic>
+          </wp:inline>
+        </w:drawing>
+      </w:r>
+    </w:p>
+    <w:p>
+      <w:pPr>
+        <w:spacing w:before="80" w:after="240"/>
+        <w:jc w:val="center"/>
+      </w:pPr>
+      <w:r>
+        <w:rPr>
+          <w:rFonts w:ascii="Times New Roman" w:hAnsi="Times New Roman"/>
+          <w:i/>
+          <w:sz w:val="24"/>
+        </w:rPr>
+        <w:t>Рисунок 2 — Диаграмма классов системы</w:t>
+      </w:r>
+    </w:p>
+    <w:p>
+      <w:pPr>
+        <w:spacing w:line="276" w:lineRule="auto" w:after="60"/>
+        <w:ind w:left="709"/>
+        <w:jc w:val="both"/>
+      </w:pPr>
+      <w:r>
+        <w:rPr>
+          <w:rFonts w:ascii="Times New Roman" w:hAnsi="Times New Roman"/>
+          <w:b/>
+          <w:sz w:val="28"/>
+        </w:rPr>
+        <w:t xml:space="preserve">3. </w:t>
+      </w:r>
+      <w:r>
+        <w:rPr>
+          <w:rFonts w:ascii="Times New Roman" w:hAnsi="Times New Roman"/>
+          <w:sz w:val="28"/>
+        </w:rPr>
+      </w:r>
+      <w:r>
+        <w:rPr>
+          <w:rFonts w:ascii="Times New Roman" w:hAnsi="Times New Roman"/>
+          <w:b/>
+          <w:sz w:val="28"/>
+        </w:rPr>
+        <w:t>Диаграмма компонентов программного комплекса (Component Diagram):</w:t>
+      </w:r>
+      <w:r>
+        <w:rPr>
+          <w:rFonts w:ascii="Times New Roman" w:hAnsi="Times New Roman"/>
+          <w:sz w:val="28"/>
+        </w:rPr>
+      </w:r>
+    </w:p>
+    <w:p>
+      <w:pPr>
+        <w:spacing w:before="200" w:after="80"/>
+        <w:jc w:val="center"/>
+      </w:pPr>
+      <w:r>
+        <w:drawing>
+          <wp:inline xmlns:a="http://schemas.openxmlformats.org/drawingml/2006/main" xmlns:pic="http://schemas.openxmlformats.org/drawingml/2006/picture">
+            <wp:extent cx="5760000" cy="3931429"/>
+            <wp:docPr id="3" name="Picture 3"/>
+            <wp:cNvGraphicFramePr>
+              <a:graphicFrameLocks noChangeAspect="1"/>
+            </wp:cNvGraphicFramePr>
+            <a:graphic>
+              <a:graphicData uri="http://schemas.openxmlformats.org/drawingml/2006/picture">
+                <pic:pic>
+                  <pic:nvPicPr>
+                    <pic:cNvPr id="0" name="component_diagram.png"/>
+                    <pic:cNvPicPr/>
+                  </pic:nvPicPr>
+                  <pic:blipFill>
+                    <a:blip r:embed="rId12"/>
+                    <a:stretch>
+                      <a:fillRect/>
+                    </a:stretch>
+                  </pic:blipFill>
+                  <pic:spPr>
+                    <a:xfrm>
+                      <a:off x="0" y="0"/>
+                      <a:ext cx="5760000" cy="3931429"/>
+                    </a:xfrm>
+                    <a:prstGeom prst="rect"/>
+                  </pic:spPr>
+                </pic:pic>
+              </a:graphicData>
+            </a:graphic>
+          </wp:inline>
+        </w:drawing>
+      </w:r>
+    </w:p>
+    <w:p>
+      <w:pPr>
+        <w:spacing w:before="80" w:after="240"/>
+        <w:jc w:val="center"/>
+      </w:pPr>
+      <w:r>
+        <w:rPr>
+          <w:rFonts w:ascii="Times New Roman" w:hAnsi="Times New Roman"/>
+          <w:i/>
+          <w:sz w:val="24"/>
+        </w:rPr>
+        <w:t>Рисунок 3 — Диаграмма компонентов</w:t>
+      </w:r>
+    </w:p>
+    <w:p>
+      <w:pPr>
+        <w:spacing w:line="276" w:lineRule="auto" w:after="60"/>
+        <w:ind w:left="709"/>
+        <w:jc w:val="both"/>
+      </w:pPr>
+      <w:r>
+        <w:rPr>
+          <w:rFonts w:ascii="Times New Roman" w:hAnsi="Times New Roman"/>
+          <w:b/>
+          <w:sz w:val="28"/>
+        </w:rPr>
+        <w:t xml:space="preserve">4. </w:t>
+      </w:r>
+      <w:r>
+        <w:rPr>
+          <w:rFonts w:ascii="Times New Roman" w:hAnsi="Times New Roman"/>
+          <w:sz w:val="28"/>
+        </w:rPr>
+      </w:r>
+      <w:r>
+        <w:rPr>
+          <w:rFonts w:ascii="Times New Roman" w:hAnsi="Times New Roman"/>
+          <w:b/>
+          <w:sz w:val="28"/>
+        </w:rPr>
+        <w:t>Диаграмма последовательности сквозного процесса визирования (Sequence Diagram):</w:t>
+      </w:r>
+      <w:r>
+        <w:rPr>
+          <w:rFonts w:ascii="Times New Roman" w:hAnsi="Times New Roman"/>
+          <w:sz w:val="28"/>
+        </w:rPr>
+      </w:r>
+    </w:p>
+    <w:p>
+      <w:pPr>
+        <w:spacing w:before="200" w:after="80"/>
+        <w:jc w:val="center"/>
+      </w:pPr>
+      <w:r>
+        <w:drawing>
+          <wp:inline xmlns:a="http://schemas.openxmlformats.org/drawingml/2006/main" xmlns:pic="http://schemas.openxmlformats.org/drawingml/2006/picture">
+            <wp:extent cx="5760000" cy="4603373"/>
+            <wp:docPr id="4" name="Picture 4"/>
+            <wp:cNvGraphicFramePr>
+              <a:graphicFrameLocks noChangeAspect="1"/>
+            </wp:cNvGraphicFramePr>
+            <a:graphic>
+              <a:graphicData uri="http://schemas.openxmlformats.org/drawingml/2006/picture">
+                <pic:pic>
+                  <pic:nvPicPr>
+                    <pic:cNvPr id="0" name="sequence_diagram.png"/>
+                    <pic:cNvPicPr/>
+                  </pic:nvPicPr>
+                  <pic:blipFill>
+                    <a:blip r:embed="rId13"/>
+                    <a:stretch>
+                      <a:fillRect/>
+                    </a:stretch>
+                  </pic:blipFill>
+                  <pic:spPr>
+                    <a:xfrm>
+                      <a:off x="0" y="0"/>
+                      <a:ext cx="5760000" cy="4603373"/>
+                    </a:xfrm>
+                    <a:prstGeom prst="rect"/>
+                  </pic:spPr>
+                </pic:pic>
+              </a:graphicData>
+            </a:graphic>
+          </wp:inline>
+        </w:drawing>
+      </w:r>
+    </w:p>
+    <w:p>
+      <w:pPr>
+        <w:spacing w:before="80" w:after="240"/>
+        <w:jc w:val="center"/>
+      </w:pPr>
+      <w:r>
+        <w:rPr>
+          <w:rFonts w:ascii="Times New Roman" w:hAnsi="Times New Roman"/>
+          <w:i/>
+          <w:sz w:val="24"/>
+        </w:rPr>
+        <w:t>Рисунок 4 — Диаграмма последовательности визирования УП</w:t>
+      </w:r>
+    </w:p>
+    <w:p>
+      <w:pPr>
+        <w:spacing w:line="276" w:lineRule="auto" w:after="60"/>
+        <w:ind w:left="709"/>
+        <w:jc w:val="both"/>
+      </w:pPr>
+      <w:r>
+        <w:rPr>
+          <w:rFonts w:ascii="Times New Roman" w:hAnsi="Times New Roman"/>
+          <w:b/>
+          <w:sz w:val="28"/>
+        </w:rPr>
+        <w:t xml:space="preserve">5. </w:t>
+      </w:r>
+      <w:r>
+        <w:rPr>
+          <w:rFonts w:ascii="Times New Roman" w:hAnsi="Times New Roman"/>
+          <w:sz w:val="28"/>
+        </w:rPr>
+      </w:r>
+      <w:r>
+        <w:rPr>
+          <w:rFonts w:ascii="Times New Roman" w:hAnsi="Times New Roman"/>
+          <w:b/>
+          <w:sz w:val="28"/>
+        </w:rPr>
+        <w:t>Диаграмма физического развертывания узлов (Deployment Diagram):</w:t>
+      </w:r>
+      <w:r>
+        <w:rPr>
+          <w:rFonts w:ascii="Times New Roman" w:hAnsi="Times New Roman"/>
+          <w:sz w:val="28"/>
+        </w:rPr>
+      </w:r>
+    </w:p>
+    <w:p>
+      <w:pPr>
+        <w:spacing w:before="200" w:after="80"/>
+        <w:jc w:val="center"/>
+      </w:pPr>
+      <w:r>
+        <w:drawing>
+          <wp:inline xmlns:a="http://schemas.openxmlformats.org/drawingml/2006/main" xmlns:pic="http://schemas.openxmlformats.org/drawingml/2006/picture">
+            <wp:extent cx="5760000" cy="3931429"/>
+            <wp:docPr id="5" name="Picture 5"/>
+            <wp:cNvGraphicFramePr>
+              <a:graphicFrameLocks noChangeAspect="1"/>
+            </wp:cNvGraphicFramePr>
+            <a:graphic>
+              <a:graphicData uri="http://schemas.openxmlformats.org/drawingml/2006/picture">
+                <pic:pic>
+                  <pic:nvPicPr>
+                    <pic:cNvPr id="0" name="deployment_diagram.png"/>
+                    <pic:cNvPicPr/>
+                  </pic:nvPicPr>
+                  <pic:blipFill>
+                    <a:blip r:embed="rId14"/>
+                    <a:stretch>
+                      <a:fillRect/>
+                    </a:stretch>
+                  </pic:blipFill>
+                  <pic:spPr>
+                    <a:xfrm>
+                      <a:off x="0" y="0"/>
+                      <a:ext cx="5760000" cy="3931429"/>
+                    </a:xfrm>
+                    <a:prstGeom prst="rect"/>
+                  </pic:spPr>
+                </pic:pic>
+              </a:graphicData>
+            </a:graphic>
+          </wp:inline>
+        </w:drawing>
+      </w:r>
+    </w:p>
+    <w:p>
+      <w:pPr>
+        <w:spacing w:before="80" w:after="240"/>
+        <w:jc w:val="center"/>
+      </w:pPr>
+      <w:r>
+        <w:rPr>
+          <w:rFonts w:ascii="Times New Roman" w:hAnsi="Times New Roman"/>
+          <w:i/>
+          <w:sz w:val="24"/>
+        </w:rPr>
+        <w:t>Рисунок 5 — Диаграмма развертывания</w:t>
+      </w:r>
+    </w:p>
+    <w:p>
+      <w:pPr>
+        <w:spacing w:line="276" w:lineRule="auto" w:after="60"/>
+        <w:ind w:left="709"/>
+        <w:jc w:val="both"/>
+      </w:pPr>
+      <w:r>
+        <w:rPr>
+          <w:rFonts w:ascii="Times New Roman" w:hAnsi="Times New Roman"/>
+          <w:b/>
+          <w:sz w:val="28"/>
+        </w:rPr>
+        <w:t xml:space="preserve">6. </w:t>
+      </w:r>
+      <w:r>
+        <w:rPr>
+          <w:rFonts w:ascii="Times New Roman" w:hAnsi="Times New Roman"/>
+          <w:sz w:val="28"/>
+        </w:rPr>
+      </w:r>
+      <w:r>
+        <w:rPr>
+          <w:rFonts w:ascii="Times New Roman" w:hAnsi="Times New Roman"/>
+          <w:b/>
+          <w:sz w:val="28"/>
+        </w:rPr>
+        <w:t>Реляционная схема базы данных (ER-диаграмма):</w:t>
+      </w:r>
+      <w:r>
+        <w:rPr>
+          <w:rFonts w:ascii="Times New Roman" w:hAnsi="Times New Roman"/>
+          <w:sz w:val="28"/>
+        </w:rPr>
+      </w:r>
+    </w:p>
+    <w:p>
+      <w:pPr>
+        <w:spacing w:before="200" w:after="80"/>
+        <w:jc w:val="center"/>
+      </w:pPr>
+      <w:r>
+        <w:drawing>
+          <wp:inline xmlns:a="http://schemas.openxmlformats.org/drawingml/2006/main" xmlns:pic="http://schemas.openxmlformats.org/drawingml/2006/picture">
+            <wp:extent cx="5760000" cy="3948679"/>
+            <wp:docPr id="6" name="Picture 6"/>
+            <wp:cNvGraphicFramePr>
+              <a:graphicFrameLocks noChangeAspect="1"/>
+            </wp:cNvGraphicFramePr>
+            <a:graphic>
+              <a:graphicData uri="http://schemas.openxmlformats.org/drawingml/2006/picture">
+                <pic:pic>
+                  <pic:nvPicPr>
+                    <pic:cNvPr id="0" name="db_schema_diagram.png"/>
+                    <pic:cNvPicPr/>
+                  </pic:nvPicPr>
+                  <pic:blipFill>
+                    <a:blip r:embed="rId15"/>
+                    <a:stretch>
+                      <a:fillRect/>
+                    </a:stretch>
+                  </pic:blipFill>
+                  <pic:spPr>
+                    <a:xfrm>
+                      <a:off x="0" y="0"/>
+                      <a:ext cx="5760000" cy="3948679"/>
+                    </a:xfrm>
+                    <a:prstGeom prst="rect"/>
+                  </pic:spPr>
+                </pic:pic>
+              </a:graphicData>
+            </a:graphic>
+          </wp:inline>
+        </w:drawing>
+      </w:r>
+    </w:p>
+    <w:p>
+      <w:pPr>
+        <w:spacing w:before="80" w:after="240"/>
+        <w:jc w:val="center"/>
+      </w:pPr>
+      <w:r>
+        <w:rPr>
+          <w:rFonts w:ascii="Times New Roman" w:hAnsi="Times New Roman"/>
+          <w:i/>
+          <w:sz w:val="24"/>
+        </w:rPr>
+        <w:t>Рисунок 6 — Схема базы данных</w:t>
+      </w:r>
+    </w:p>
+    <w:p>
+      <w:pPr>
+        <w:spacing w:line="276" w:lineRule="auto" w:after="60"/>
+        <w:ind w:left="709"/>
+        <w:jc w:val="both"/>
+      </w:pPr>
+      <w:r>
+        <w:rPr>
+          <w:rFonts w:ascii="Times New Roman" w:hAnsi="Times New Roman"/>
+          <w:b/>
+          <w:sz w:val="28"/>
+        </w:rPr>
+        <w:t xml:space="preserve">7. </w:t>
+      </w:r>
+      <w:r>
+        <w:rPr>
+          <w:rFonts w:ascii="Times New Roman" w:hAnsi="Times New Roman"/>
+          <w:sz w:val="28"/>
+        </w:rPr>
+      </w:r>
+      <w:r>
+        <w:rPr>
+          <w:rFonts w:ascii="Times New Roman" w:hAnsi="Times New Roman"/>
+          <w:b/>
+          <w:sz w:val="28"/>
+        </w:rPr>
+        <w:t>Информационная архитектура и карта сайта (Sitemap):</w:t>
+      </w:r>
+      <w:r>
+        <w:rPr>
+          <w:rFonts w:ascii="Times New Roman" w:hAnsi="Times New Roman"/>
+          <w:sz w:val="28"/>
+        </w:rPr>
+      </w:r>
+    </w:p>
+    <w:p>
+      <w:pPr>
+        <w:spacing w:before="200" w:after="80"/>
+        <w:jc w:val="center"/>
+      </w:pPr>
+      <w:r>
+        <w:drawing>
+          <wp:inline xmlns:a="http://schemas.openxmlformats.org/drawingml/2006/main" xmlns:pic="http://schemas.openxmlformats.org/drawingml/2006/picture">
+            <wp:extent cx="5760000" cy="3733869"/>
+            <wp:docPr id="7" name="Picture 7"/>
+            <wp:cNvGraphicFramePr>
+              <a:graphicFrameLocks noChangeAspect="1"/>
+            </wp:cNvGraphicFramePr>
+            <a:graphic>
+              <a:graphicData uri="http://schemas.openxmlformats.org/drawingml/2006/picture">
+                <pic:pic>
+                  <pic:nvPicPr>
+                    <pic:cNvPr id="0" name="sitemap_architecture.png"/>
+                    <pic:cNvPicPr/>
+                  </pic:nvPicPr>
+                  <pic:blipFill>
+                    <a:blip r:embed="rId16"/>
+                    <a:stretch>
+                      <a:fillRect/>
+                    </a:stretch>
+                  </pic:blipFill>
+                  <pic:spPr>
+                    <a:xfrm>
+                      <a:off x="0" y="0"/>
+                      <a:ext cx="5760000" cy="3733869"/>
+                    </a:xfrm>
+                    <a:prstGeom prst="rect"/>
+                  </pic:spPr>
+                </pic:pic>
+              </a:graphicData>
+            </a:graphic>
+          </wp:inline>
+        </w:drawing>
+      </w:r>
+    </w:p>
+    <w:p>
+      <w:pPr>
+        <w:spacing w:before="80" w:after="240"/>
+        <w:jc w:val="center"/>
+      </w:pPr>
+      <w:r>
+        <w:rPr>
+          <w:rFonts w:ascii="Times New Roman" w:hAnsi="Times New Roman"/>
+          <w:i/>
+          <w:sz w:val="24"/>
+        </w:rPr>
+        <w:t>Рисунок 7 — Информационная архитектура и карта сайта</w:t>
+      </w:r>
+    </w:p>
+    <w:p>
+      <w:pPr>
+        <w:spacing w:line="276" w:lineRule="auto" w:after="60"/>
+        <w:ind w:left="709"/>
+        <w:jc w:val="both"/>
+      </w:pPr>
+      <w:r>
+        <w:rPr>
+          <w:rFonts w:ascii="Times New Roman" w:hAnsi="Times New Roman"/>
+          <w:b/>
+          <w:sz w:val="28"/>
+        </w:rPr>
+        <w:t xml:space="preserve">8. </w:t>
+      </w:r>
+      <w:r>
+        <w:rPr>
+          <w:rFonts w:ascii="Times New Roman" w:hAnsi="Times New Roman"/>
+          <w:sz w:val="28"/>
+        </w:rPr>
+      </w:r>
+      <w:r>
+        <w:rPr>
+          <w:rFonts w:ascii="Times New Roman" w:hAnsi="Times New Roman"/>
+          <w:b/>
+          <w:sz w:val="28"/>
+        </w:rPr>
+        <w:t>Архитектура интеграции готовых модулей и компонентов:</w:t>
+      </w:r>
+      <w:r>
+        <w:rPr>
+          <w:rFonts w:ascii="Times New Roman" w:hAnsi="Times New Roman"/>
+          <w:sz w:val="28"/>
+        </w:rPr>
+      </w:r>
+    </w:p>
+    <w:p>
+      <w:pPr>
+        <w:spacing w:before="200" w:after="80"/>
+        <w:jc w:val="center"/>
+      </w:pPr>
+      <w:r>
+        <w:drawing>
+          <wp:inline xmlns:a="http://schemas.openxmlformats.org/drawingml/2006/main" xmlns:pic="http://schemas.openxmlformats.org/drawingml/2006/picture">
+            <wp:extent cx="5760000" cy="3733869"/>
+            <wp:docPr id="8" name="Picture 8"/>
+            <wp:cNvGraphicFramePr>
+              <a:graphicFrameLocks noChangeAspect="1"/>
+            </wp:cNvGraphicFramePr>
+            <a:graphic>
+              <a:graphicData uri="http://schemas.openxmlformats.org/drawingml/2006/picture">
+                <pic:pic>
+                  <pic:nvPicPr>
+                    <pic:cNvPr id="0" name="module_architecture_integration.png"/>
+                    <pic:cNvPicPr/>
+                  </pic:nvPicPr>
+                  <pic:blipFill>
+                    <a:blip r:embed="rId17"/>
+                    <a:stretch>
+                      <a:fillRect/>
+                    </a:stretch>
+                  </pic:blipFill>
+                  <pic:spPr>
+                    <a:xfrm>
+                      <a:off x="0" y="0"/>
+                      <a:ext cx="5760000" cy="3733869"/>
+                    </a:xfrm>
+                    <a:prstGeom prst="rect"/>
+                  </pic:spPr>
+                </pic:pic>
+              </a:graphicData>
+            </a:graphic>
+          </wp:inline>
+        </w:drawing>
+      </w:r>
+    </w:p>
+    <w:p>
+      <w:pPr>
+        <w:spacing w:before="80" w:after="240"/>
+        <w:jc w:val="center"/>
+      </w:pPr>
+      <w:r>
+        <w:rPr>
+          <w:rFonts w:ascii="Times New Roman" w:hAnsi="Times New Roman"/>
+          <w:i/>
+          <w:sz w:val="24"/>
+        </w:rPr>
+        <w:t>Рисунок 8 — Архитектура интеграции модулей</w:t>
       </w:r>
     </w:p>
     <w:sectPr>
-      <w:headerReference w:type="default" r:id="rId9"/>
-      <w:footerReference w:type="default" r:id="rId10"/>
-      <w:pgSz w:w="12240" w:h="15840"/>
-      <w:pgMar w:top="1152" w:right="1152" w:bottom="1152" w:left="1152" w:header="720" w:footer="720" w:gutter="0"/>
+      <w:footerReference w:type="default" r:id="rId9"/>
+      <w:pgSz w:w="11906" w:h="16838"/>
+      <w:pgMar w:top="1134" w:right="850" w:bottom="1134" w:left="1701" w:header="720" w:footer="720" w:gutter="0"/>
       <w:cols w:space="720"/>
+      <w:titlePg/>
       <w:docGrid w:linePitch="360"/>
     </w:sectPr>
   </w:body>
@@ -334,27 +6640,20 @@
   <w:p>
     <w:pPr>
       <w:pStyle w:val="Footer"/>
-      <w:jc w:val="left"/>
+      <w:jc w:val="center"/>
     </w:pPr>
     <w:r>
-      <w:t>Корпоративный веб-портал университета — Модуль Центра АНОК | 2026</w:t>
+      <w:rPr>
+        <w:rFonts w:ascii="Times New Roman" w:hAnsi="Times New Roman"/>
+        <w:sz w:val="22"/>
+      </w:rPr>
+      <w:fldChar w:fldCharType="begin"/>
+      <w:instrText xml:space="preserve">PAGE</w:instrText>
+      <w:fldChar w:fldCharType="separate"/>
+      <w:fldChar w:fldCharType="end"/>
     </w:r>
   </w:p>
 </w:ftr>
-</file>
-
-<file path=word/header1.xml><?xml version="1.0" encoding="utf-8"?>
-<w:hdr xmlns:m="http://schemas.openxmlformats.org/officeDocument/2006/math" xmlns:mc="http://schemas.openxmlformats.org/markup-compatibility/2006" xmlns:mo="http://schemas.microsoft.com/office/mac/office/2008/main" xmlns:mv="urn:schemas-microsoft-com:mac:vml" xmlns:o="urn:schemas-microsoft-com:office:office" xmlns:r="http://schemas.openxmlformats.org/officeDocument/2006/relationships" xmlns:v="urn:schemas-microsoft-com:vml" xmlns:w10="urn:schemas-microsoft-com:office:word" xmlns:w14="http://schemas.microsoft.com/office/word/2010/wordml" xmlns:w="http://schemas.openxmlformats.org/wordprocessingml/2006/main" xmlns:wne="http://schemas.microsoft.com/office/word/2006/wordml" xmlns:wp14="http://schemas.microsoft.com/office/word/2010/wordprocessingDrawing" xmlns:wp="http://schemas.openxmlformats.org/drawingml/2006/wordprocessingDrawing" xmlns:wpc="http://schemas.microsoft.com/office/word/2010/wordprocessingCanvas" xmlns:wpg="http://schemas.microsoft.com/office/word/2010/wordprocessingGroup" xmlns:wpi="http://schemas.microsoft.com/office/word/2010/wordprocessingInk" xmlns:wps="http://schemas.microsoft.com/office/word/2010/wordprocessingShape" mc:Ignorable="w14 wp14">
-  <w:p>
-    <w:pPr>
-      <w:pStyle w:val="Header"/>
-      <w:jc w:val="right"/>
-    </w:pPr>
-    <w:r>
-      <w:t>ПРКП • Пояснительная записка к проекту • Вариант № 15 (Центр АНОК)</w:t>
-    </w:r>
-  </w:p>
-</w:hdr>
 </file>
 
 <file path=word/numbering.xml><?xml version="1.0" encoding="utf-8"?>
@@ -721,9 +7020,9 @@
     <w:qFormat/>
     <w:rsid w:val="00FC693F"/>
     <w:rPr>
-      <w:rFonts w:ascii="Arial" w:hAnsi="Arial"/>
-      <w:color w:val="0F172A"/>
-      <w:sz w:val="21"/>
+      <w:rFonts w:ascii="Times New Roman" w:hAnsi="Times New Roman"/>
+      <w:color w:val="000000"/>
+      <w:sz w:val="28"/>
     </w:rPr>
   </w:style>
   <w:style w:type="paragraph" w:styleId="Header">
@@ -740,10 +7039,6 @@
       </w:tabs>
       <w:spacing w:after="0" w:line="240" w:lineRule="auto"/>
     </w:pPr>
-    <w:rPr>
-      <w:color w:val="64748B"/>
-      <w:sz w:val="17"/>
-    </w:rPr>
   </w:style>
   <w:style w:type="character" w:customStyle="1" w:styleId="HeaderChar">
     <w:name w:val="Header Char"/>
@@ -766,10 +7061,6 @@
       </w:tabs>
       <w:spacing w:after="0" w:line="240" w:lineRule="auto"/>
     </w:pPr>
-    <w:rPr>
-      <w:color w:val="64748B"/>
-      <w:sz w:val="17"/>
-    </w:rPr>
   </w:style>
   <w:style w:type="character" w:customStyle="1" w:styleId="FooterChar">
     <w:name w:val="Footer Char"/>

--- a/reports/lab7/LR7_Explanatory_Note_Variant15.docx
+++ b/reports/lab7/LR7_Explanatory_Note_Variant15.docx
@@ -30,6 +30,7 @@
     <w:p/>
     <w:p/>
     <w:p/>
+    <w:p/>
     <w:p>
       <w:pPr>
         <w:spacing w:after="120"/>
@@ -69,6 +70,8 @@
         <w:t>Вариант № 15: «Университет. Центр аккредитации и независимой оценки качества образования (АНОК)»</w:t>
       </w:r>
     </w:p>
+    <w:p/>
+    <w:p/>
     <w:p/>
     <w:p/>
     <w:p/>
@@ -88,15 +91,9 @@
         <w:br/>
         <w:t>Иванов И.И.</w:t>
         <w:br/>
-        <w:br/>
-        <w:t>Проверил:</w:t>
-        <w:br/>
-        <w:t>к.т.н., доцент</w:t>
-        <w:br/>
-        <w:t>Петров П.П.</w:t>
-        <w:br/>
       </w:r>
     </w:p>
+    <w:p/>
     <w:p/>
     <w:p/>
     <w:p/>

--- a/reports/lab7/LR7_Explanatory_Note_Variant15.docx
+++ b/reports/lab7/LR7_Explanatory_Note_Variant15.docx
@@ -87,9 +87,9 @@
         </w:rPr>
         <w:t>Выполнил:</w:t>
         <w:br/>
-        <w:t>студент группы ИВТ-401</w:t>
+        <w:t>студент группы П-41</w:t>
         <w:br/>
-        <w:t>Иванов И.И.</w:t>
+        <w:t>Соловьёв А.С.</w:t>
         <w:br/>
       </w:r>
     </w:p>

--- a/reports/lab7/LR7_Explanatory_Note_Variant15.docx
+++ b/reports/lab7/LR7_Explanatory_Note_Variant15.docx
@@ -116,30 +116,30 @@
     </w:p>
     <w:p>
       <w:pPr>
-        <w:spacing w:before="160" w:after="80"/>
-        <w:jc w:val="left"/>
+        <w:spacing w:line="276" w:lineRule="auto" w:after="120"/>
+        <w:ind w:firstLine="709"/>
+        <w:jc w:val="both"/>
       </w:pPr>
       <w:r>
         <w:rPr>
           <w:rFonts w:ascii="Times New Roman" w:hAnsi="Times New Roman"/>
-          <w:b/>
-          <w:sz w:val="26"/>
+          <w:sz w:val="28"/>
         </w:rPr>
-        <w:t>Тема: Проектирование и разработка корпоративного веб-портала университета — Модуль «Центр аккредитации и независимой оценки качества образования (АНОК)»</w:t>
+        <w:t>В записке описан учебный веб-прототип портала АНОК. Приложение предназначено для просмотра учебных планов, дисциплин, стандартов ФГОС, образовательных программ, служебных записок и связанных справочных данных.</w:t>
       </w:r>
     </w:p>
     <w:p>
       <w:pPr>
-        <w:spacing w:before="160" w:after="80"/>
-        <w:jc w:val="left"/>
+        <w:spacing w:line="276" w:lineRule="auto" w:after="120"/>
+        <w:ind w:firstLine="709"/>
+        <w:jc w:val="both"/>
       </w:pPr>
       <w:r>
         <w:rPr>
           <w:rFonts w:ascii="Times New Roman" w:hAnsi="Times New Roman"/>
-          <w:b/>
-          <w:sz w:val="26"/>
+          <w:sz w:val="28"/>
         </w:rPr>
-        <w:t>Вариант № 15</w:t>
+        <w:t>Прототип выполнен на Python, Flask и SQLite. Все данные хранятся в локальном файле базы данных. Реализованный объём ограничен возможностями текущего приложения и не включает промышленный электронный документооборот.</w:t>
       </w:r>
     </w:p>
     <w:p>
@@ -153,7 +153,7 @@
           <w:b/>
           <w:sz w:val="28"/>
         </w:rPr>
-        <w:t>АННОТАЦИЯ</w:t>
+        <w:t>1. Предметная область</w:t>
       </w:r>
     </w:p>
     <w:p>
@@ -167,7 +167,7 @@
           <w:rFonts w:ascii="Times New Roman" w:hAnsi="Times New Roman"/>
           <w:sz w:val="28"/>
         </w:rPr>
-        <w:t>Настоящая пояснительная записка содержит комплексное описание результатов проектирования, архитектурной разработки, алгоритмической реализации, контентного наполнения и интеграционного тестирования корпоративного веб-портала университета для Центра аккредитации и независимой оценки качества образования (Центр АНОК, Вариант № 15).</w:t>
+        <w:t>Центр АНОК участвует в проверке учебных планов университета. В учебном плане хранятся дисциплины, семестры, трудоёмкость, часы, формы контроля и ответственные подразделения.</w:t>
       </w:r>
     </w:p>
     <w:p>
@@ -181,14 +181,13 @@
           <w:rFonts w:ascii="Times New Roman" w:hAnsi="Times New Roman"/>
           <w:sz w:val="28"/>
         </w:rPr>
-        <w:t>В рамках проекта автоматизированы ключевые процессы нормативного сопровождения основных профессиональных образовательных программ высшего образования (ОПОП ВО):</w:t>
+        <w:t>Портал объединяет сведения об учебных планах и связанных документах, чтобы пользователь мог открыть нужный раздел и просмотреть информацию в едином интерфейсе.</w:t>
       </w:r>
     </w:p>
     <w:p>
       <w:pPr>
-        <w:spacing w:line="276" w:lineRule="auto" w:after="60"/>
-        <w:ind w:left="709"/>
-        <w:jc w:val="both"/>
+        <w:spacing w:before="240" w:after="120"/>
+        <w:jc w:val="left"/>
       </w:pPr>
       <w:r>
         <w:rPr>
@@ -196,124 +195,7 @@
           <w:b/>
           <w:sz w:val="28"/>
         </w:rPr>
-        <w:t xml:space="preserve">1. </w:t>
-      </w:r>
-      <w:r>
-        <w:rPr>
-          <w:rFonts w:ascii="Times New Roman" w:hAnsi="Times New Roman"/>
-          <w:sz w:val="28"/>
-        </w:rPr>
-        <w:t>Формирование, структурирование и посеместровый учет учебных планов (УП) по направлениям бакалавриата и магистратуры.</w:t>
-      </w:r>
-    </w:p>
-    <w:p>
-      <w:pPr>
-        <w:spacing w:line="276" w:lineRule="auto" w:after="60"/>
-        <w:ind w:left="709"/>
-        <w:jc w:val="both"/>
-      </w:pPr>
-      <w:r>
-        <w:rPr>
-          <w:rFonts w:ascii="Times New Roman" w:hAnsi="Times New Roman"/>
-          <w:b/>
-          <w:sz w:val="28"/>
-        </w:rPr>
-        <w:t xml:space="preserve">2. </w:t>
-      </w:r>
-      <w:r>
-        <w:rPr>
-          <w:rFonts w:ascii="Times New Roman" w:hAnsi="Times New Roman"/>
-          <w:sz w:val="28"/>
-        </w:rPr>
-        <w:t>Автоматический аудит соблюдения требований Федеральных государственных образовательных стандартов высшего образования (ФГОС 3++).</w:t>
-      </w:r>
-    </w:p>
-    <w:p>
-      <w:pPr>
-        <w:spacing w:line="276" w:lineRule="auto" w:after="60"/>
-        <w:ind w:left="709"/>
-        <w:jc w:val="both"/>
-      </w:pPr>
-      <w:r>
-        <w:rPr>
-          <w:rFonts w:ascii="Times New Roman" w:hAnsi="Times New Roman"/>
-          <w:b/>
-          <w:sz w:val="28"/>
-        </w:rPr>
-        <w:t xml:space="preserve">3. </w:t>
-      </w:r>
-      <w:r>
-        <w:rPr>
-          <w:rFonts w:ascii="Times New Roman" w:hAnsi="Times New Roman"/>
-          <w:sz w:val="28"/>
-        </w:rPr>
-        <w:t>Сквозной регламент маршрутизации и согласования служебных записок на внесение изменений в УП с фиксацией версий.</w:t>
-      </w:r>
-    </w:p>
-    <w:p>
-      <w:pPr>
-        <w:spacing w:line="276" w:lineRule="auto" w:after="60"/>
-        <w:ind w:left="709"/>
-        <w:jc w:val="both"/>
-      </w:pPr>
-      <w:r>
-        <w:rPr>
-          <w:rFonts w:ascii="Times New Roman" w:hAnsi="Times New Roman"/>
-          <w:b/>
-          <w:sz w:val="28"/>
-        </w:rPr>
-        <w:t xml:space="preserve">4. </w:t>
-      </w:r>
-      <w:r>
-        <w:rPr>
-          <w:rFonts w:ascii="Times New Roman" w:hAnsi="Times New Roman"/>
-          <w:sz w:val="28"/>
-        </w:rPr>
-        <w:t>Построчное визуальное сопоставление (Visual Diff-трекер) редакций учебных планов (v1.0 vs v1.1).</w:t>
-      </w:r>
-    </w:p>
-    <w:p>
-      <w:pPr>
-        <w:spacing w:line="276" w:lineRule="auto" w:after="60"/>
-        <w:ind w:left="709"/>
-        <w:jc w:val="both"/>
-      </w:pPr>
-      <w:r>
-        <w:rPr>
-          <w:rFonts w:ascii="Times New Roman" w:hAnsi="Times New Roman"/>
-          <w:b/>
-          <w:sz w:val="28"/>
-        </w:rPr>
-        <w:t xml:space="preserve">5. </w:t>
-      </w:r>
-      <w:r>
-        <w:rPr>
-          <w:rFonts w:ascii="Times New Roman" w:hAnsi="Times New Roman"/>
-          <w:sz w:val="28"/>
-        </w:rPr>
-        <w:t>Криптографическое хеширование (SHA-256) структуры УП и наложение официального защитного штампа усиленной квалифицированной электронной цифровой подписи (ЭЦП) по ГОСТ Р 34.10-2012.</w:t>
-      </w:r>
-    </w:p>
-    <w:p>
-      <w:pPr>
-        <w:spacing w:line="276" w:lineRule="auto" w:after="60"/>
-        <w:ind w:left="709"/>
-        <w:jc w:val="both"/>
-      </w:pPr>
-      <w:r>
-        <w:rPr>
-          <w:rFonts w:ascii="Times New Roman" w:hAnsi="Times New Roman"/>
-          <w:b/>
-          <w:sz w:val="28"/>
-        </w:rPr>
-        <w:t xml:space="preserve">6. </w:t>
-      </w:r>
-      <w:r>
-        <w:rPr>
-          <w:rFonts w:ascii="Times New Roman" w:hAnsi="Times New Roman"/>
-          <w:sz w:val="28"/>
-        </w:rPr>
-        <w:t>Интерактивная бизнес-аналитика (Chart.js), планирование сроков и заседаний Ученого совета (FullCalendar), живой поиск (DataTables) и клиентская выгрузка отчетов в форматы Microsoft Excel (.xlsx) и PDF.</w:t>
+        <w:t>2. Архитектура</w:t>
       </w:r>
     </w:p>
     <w:p>
@@ -327,1288 +209,7 @@
           <w:rFonts w:ascii="Times New Roman" w:hAnsi="Times New Roman"/>
           <w:sz w:val="28"/>
         </w:rPr>
-        <w:t>Система разработана на базе трехуровневой микросервисной веб-архитектуры с использованием языка Python 3.11, веб-фреймворка Flask, реляционной СУБД SQLite / MariaDB, компонентной UI-библиотеки TailwindCSS v3.4 и набора специализированных клиентских модулей.</w:t>
-      </w:r>
-    </w:p>
-    <w:p>
-      <w:pPr>
-        <w:spacing w:line="276" w:lineRule="auto" w:after="120"/>
-        <w:ind w:firstLine="709"/>
-        <w:jc w:val="both"/>
-      </w:pPr>
-      <w:r>
-        <w:rPr>
-          <w:rFonts w:ascii="Times New Roman" w:hAnsi="Times New Roman"/>
-          <w:sz w:val="28"/>
-        </w:rPr>
-        <w:t>Объем документации: 7 разделов, таблицы, листинги программного кода, ссылки на 30+ архитектурных диаграмм и макетов экранных форм.</w:t>
-      </w:r>
-    </w:p>
-    <w:p>
-      <w:pPr>
-        <w:spacing w:before="240" w:after="120"/>
-        <w:jc w:val="left"/>
-      </w:pPr>
-      <w:r>
-        <w:rPr>
-          <w:rFonts w:ascii="Times New Roman" w:hAnsi="Times New Roman"/>
-          <w:b/>
-          <w:sz w:val="28"/>
-        </w:rPr>
-        <w:t>СОДЕРЖАНИЕ</w:t>
-      </w:r>
-    </w:p>
-    <w:p>
-      <w:pPr>
-        <w:spacing w:line="276" w:lineRule="auto" w:after="60"/>
-        <w:ind w:left="709"/>
-        <w:jc w:val="both"/>
-      </w:pPr>
-      <w:r>
-        <w:rPr>
-          <w:rFonts w:ascii="Times New Roman" w:hAnsi="Times New Roman"/>
-          <w:b/>
-          <w:sz w:val="28"/>
-        </w:rPr>
-        <w:t xml:space="preserve">1. </w:t>
-      </w:r>
-      <w:r>
-        <w:rPr>
-          <w:rFonts w:ascii="Times New Roman" w:hAnsi="Times New Roman"/>
-          <w:sz w:val="28"/>
-        </w:rPr>
-        <w:t>[Введение](#1-введение)</w:t>
-      </w:r>
-    </w:p>
-    <w:p>
-      <w:pPr>
-        <w:spacing w:line="276" w:lineRule="auto" w:after="60"/>
-        <w:ind w:left="1134"/>
-        <w:jc w:val="both"/>
-      </w:pPr>
-      <w:r>
-        <w:rPr>
-          <w:rFonts w:ascii="Times New Roman" w:hAnsi="Times New Roman"/>
-          <w:b w:val="0"/>
-          <w:sz w:val="28"/>
-        </w:rPr>
-        <w:t xml:space="preserve">• </w:t>
-      </w:r>
-      <w:r>
-        <w:rPr>
-          <w:rFonts w:ascii="Times New Roman" w:hAnsi="Times New Roman"/>
-          <w:sz w:val="28"/>
-        </w:rPr>
-        <w:t>1.1. Актуальность проекта</w:t>
-      </w:r>
-    </w:p>
-    <w:p>
-      <w:pPr>
-        <w:spacing w:line="276" w:lineRule="auto" w:after="60"/>
-        <w:ind w:left="1134"/>
-        <w:jc w:val="both"/>
-      </w:pPr>
-      <w:r>
-        <w:rPr>
-          <w:rFonts w:ascii="Times New Roman" w:hAnsi="Times New Roman"/>
-          <w:b w:val="0"/>
-          <w:sz w:val="28"/>
-        </w:rPr>
-        <w:t xml:space="preserve">• </w:t>
-      </w:r>
-      <w:r>
-        <w:rPr>
-          <w:rFonts w:ascii="Times New Roman" w:hAnsi="Times New Roman"/>
-          <w:sz w:val="28"/>
-        </w:rPr>
-        <w:t>1.2. Цели и задачи разработки</w:t>
-      </w:r>
-    </w:p>
-    <w:p>
-      <w:pPr>
-        <w:spacing w:line="276" w:lineRule="auto" w:after="60"/>
-        <w:ind w:left="1134"/>
-        <w:jc w:val="both"/>
-      </w:pPr>
-      <w:r>
-        <w:rPr>
-          <w:rFonts w:ascii="Times New Roman" w:hAnsi="Times New Roman"/>
-          <w:b w:val="0"/>
-          <w:sz w:val="28"/>
-        </w:rPr>
-        <w:t xml:space="preserve">• </w:t>
-      </w:r>
-      <w:r>
-        <w:rPr>
-          <w:rFonts w:ascii="Times New Roman" w:hAnsi="Times New Roman"/>
-          <w:sz w:val="28"/>
-        </w:rPr>
-        <w:t>1.3. Нормативно-правовая база</w:t>
-      </w:r>
-    </w:p>
-    <w:p>
-      <w:pPr>
-        <w:spacing w:line="276" w:lineRule="auto" w:after="60"/>
-        <w:ind w:left="709"/>
-        <w:jc w:val="both"/>
-      </w:pPr>
-      <w:r>
-        <w:rPr>
-          <w:rFonts w:ascii="Times New Roman" w:hAnsi="Times New Roman"/>
-          <w:b/>
-          <w:sz w:val="28"/>
-        </w:rPr>
-        <w:t xml:space="preserve">2. </w:t>
-      </w:r>
-      <w:r>
-        <w:rPr>
-          <w:rFonts w:ascii="Times New Roman" w:hAnsi="Times New Roman"/>
-          <w:sz w:val="28"/>
-        </w:rPr>
-        <w:t>[Анализ предметной области и требования к системе (Этап ЛР1)](#2-анализ-предметной-области-и-требования-к-системе)</w:t>
-      </w:r>
-    </w:p>
-    <w:p>
-      <w:pPr>
-        <w:spacing w:line="276" w:lineRule="auto" w:after="60"/>
-        <w:ind w:left="1134"/>
-        <w:jc w:val="both"/>
-      </w:pPr>
-      <w:r>
-        <w:rPr>
-          <w:rFonts w:ascii="Times New Roman" w:hAnsi="Times New Roman"/>
-          <w:b w:val="0"/>
-          <w:sz w:val="28"/>
-        </w:rPr>
-        <w:t xml:space="preserve">• </w:t>
-      </w:r>
-      <w:r>
-        <w:rPr>
-          <w:rFonts w:ascii="Times New Roman" w:hAnsi="Times New Roman"/>
-          <w:sz w:val="28"/>
-        </w:rPr>
-        <w:t>2.1. Стейкхолдеры и матрица ролей (RBAC)</w:t>
-      </w:r>
-    </w:p>
-    <w:p>
-      <w:pPr>
-        <w:spacing w:line="276" w:lineRule="auto" w:after="60"/>
-        <w:ind w:left="1134"/>
-        <w:jc w:val="both"/>
-      </w:pPr>
-      <w:r>
-        <w:rPr>
-          <w:rFonts w:ascii="Times New Roman" w:hAnsi="Times New Roman"/>
-          <w:b w:val="0"/>
-          <w:sz w:val="28"/>
-        </w:rPr>
-        <w:t xml:space="preserve">• </w:t>
-      </w:r>
-      <w:r>
-        <w:rPr>
-          <w:rFonts w:ascii="Times New Roman" w:hAnsi="Times New Roman"/>
-          <w:sz w:val="28"/>
-        </w:rPr>
-        <w:t>2.2. Модель прецедентов использования (Use Case)</w:t>
-      </w:r>
-    </w:p>
-    <w:p>
-      <w:pPr>
-        <w:spacing w:line="276" w:lineRule="auto" w:after="60"/>
-        <w:ind w:left="1134"/>
-        <w:jc w:val="both"/>
-      </w:pPr>
-      <w:r>
-        <w:rPr>
-          <w:rFonts w:ascii="Times New Roman" w:hAnsi="Times New Roman"/>
-          <w:b w:val="0"/>
-          <w:sz w:val="28"/>
-        </w:rPr>
-        <w:t xml:space="preserve">• </w:t>
-      </w:r>
-      <w:r>
-        <w:rPr>
-          <w:rFonts w:ascii="Times New Roman" w:hAnsi="Times New Roman"/>
-          <w:sz w:val="28"/>
-        </w:rPr>
-        <w:t>2.3. Функциональные и нефункциональные требования</w:t>
-      </w:r>
-    </w:p>
-    <w:p>
-      <w:pPr>
-        <w:spacing w:line="276" w:lineRule="auto" w:after="60"/>
-        <w:ind w:left="709"/>
-        <w:jc w:val="both"/>
-      </w:pPr>
-      <w:r>
-        <w:rPr>
-          <w:rFonts w:ascii="Times New Roman" w:hAnsi="Times New Roman"/>
-          <w:b/>
-          <w:sz w:val="28"/>
-        </w:rPr>
-        <w:t xml:space="preserve">3. </w:t>
-      </w:r>
-      <w:r>
-        <w:rPr>
-          <w:rFonts w:ascii="Times New Roman" w:hAnsi="Times New Roman"/>
-          <w:sz w:val="28"/>
-        </w:rPr>
-        <w:t>[Архитектурное и структурное проектирование (Этап ЛР2)](#3-архитектурное-и-структурное-проектирование)</w:t>
-      </w:r>
-    </w:p>
-    <w:p>
-      <w:pPr>
-        <w:spacing w:line="276" w:lineRule="auto" w:after="60"/>
-        <w:ind w:left="1134"/>
-        <w:jc w:val="both"/>
-      </w:pPr>
-      <w:r>
-        <w:rPr>
-          <w:rFonts w:ascii="Times New Roman" w:hAnsi="Times New Roman"/>
-          <w:b w:val="0"/>
-          <w:sz w:val="28"/>
-        </w:rPr>
-        <w:t xml:space="preserve">• </w:t>
-      </w:r>
-      <w:r>
-        <w:rPr>
-          <w:rFonts w:ascii="Times New Roman" w:hAnsi="Times New Roman"/>
-          <w:sz w:val="28"/>
-        </w:rPr>
-        <w:t>3.1. Трехуровневая топология системы</w:t>
-      </w:r>
-    </w:p>
-    <w:p>
-      <w:pPr>
-        <w:spacing w:line="276" w:lineRule="auto" w:after="60"/>
-        <w:ind w:left="1134"/>
-        <w:jc w:val="both"/>
-      </w:pPr>
-      <w:r>
-        <w:rPr>
-          <w:rFonts w:ascii="Times New Roman" w:hAnsi="Times New Roman"/>
-          <w:b w:val="0"/>
-          <w:sz w:val="28"/>
-        </w:rPr>
-        <w:t xml:space="preserve">• </w:t>
-      </w:r>
-      <w:r>
-        <w:rPr>
-          <w:rFonts w:ascii="Times New Roman" w:hAnsi="Times New Roman"/>
-          <w:sz w:val="28"/>
-        </w:rPr>
-        <w:t>3.2. UML-диаграммы классов, компонентов и развертывания</w:t>
-      </w:r>
-    </w:p>
-    <w:p>
-      <w:pPr>
-        <w:spacing w:line="276" w:lineRule="auto" w:after="60"/>
-        <w:ind w:left="1134"/>
-        <w:jc w:val="both"/>
-      </w:pPr>
-      <w:r>
-        <w:rPr>
-          <w:rFonts w:ascii="Times New Roman" w:hAnsi="Times New Roman"/>
-          <w:b w:val="0"/>
-          <w:sz w:val="28"/>
-        </w:rPr>
-        <w:t xml:space="preserve">• </w:t>
-      </w:r>
-      <w:r>
-        <w:rPr>
-          <w:rFonts w:ascii="Times New Roman" w:hAnsi="Times New Roman"/>
-          <w:sz w:val="28"/>
-        </w:rPr>
-        <w:t>3.3. Диаграмма последовательности сквозного процесса визирования</w:t>
-      </w:r>
-    </w:p>
-    <w:p>
-      <w:pPr>
-        <w:spacing w:line="276" w:lineRule="auto" w:after="60"/>
-        <w:ind w:left="1134"/>
-        <w:jc w:val="both"/>
-      </w:pPr>
-      <w:r>
-        <w:rPr>
-          <w:rFonts w:ascii="Times New Roman" w:hAnsi="Times New Roman"/>
-          <w:b w:val="0"/>
-          <w:sz w:val="28"/>
-        </w:rPr>
-        <w:t xml:space="preserve">• </w:t>
-      </w:r>
-      <w:r>
-        <w:rPr>
-          <w:rFonts w:ascii="Times New Roman" w:hAnsi="Times New Roman"/>
-          <w:sz w:val="28"/>
-        </w:rPr>
-        <w:t>3.4. Реляционная схема базы данных (12 таблиц)</w:t>
-      </w:r>
-    </w:p>
-    <w:p>
-      <w:pPr>
-        <w:spacing w:line="276" w:lineRule="auto" w:after="60"/>
-        <w:ind w:left="709"/>
-        <w:jc w:val="both"/>
-      </w:pPr>
-      <w:r>
-        <w:rPr>
-          <w:rFonts w:ascii="Times New Roman" w:hAnsi="Times New Roman"/>
-          <w:b/>
-          <w:sz w:val="28"/>
-        </w:rPr>
-        <w:t xml:space="preserve">4. </w:t>
-      </w:r>
-      <w:r>
-        <w:rPr>
-          <w:rFonts w:ascii="Times New Roman" w:hAnsi="Times New Roman"/>
-          <w:sz w:val="28"/>
-        </w:rPr>
-        <w:t>[Проектирование графического интерфейса пользователя (Этап ЛР3)](#4-проектирование-графического-интерфейса-пользователя)</w:t>
-      </w:r>
-    </w:p>
-    <w:p>
-      <w:pPr>
-        <w:spacing w:line="276" w:lineRule="auto" w:after="60"/>
-        <w:ind w:left="1134"/>
-        <w:jc w:val="both"/>
-      </w:pPr>
-      <w:r>
-        <w:rPr>
-          <w:rFonts w:ascii="Times New Roman" w:hAnsi="Times New Roman"/>
-          <w:b w:val="0"/>
-          <w:sz w:val="28"/>
-        </w:rPr>
-        <w:t xml:space="preserve">• </w:t>
-      </w:r>
-      <w:r>
-        <w:rPr>
-          <w:rFonts w:ascii="Times New Roman" w:hAnsi="Times New Roman"/>
-          <w:sz w:val="28"/>
-        </w:rPr>
-        <w:t>4.1. Дизайн-система, цветовая палитра и типографика</w:t>
-      </w:r>
-    </w:p>
-    <w:p>
-      <w:pPr>
-        <w:spacing w:line="276" w:lineRule="auto" w:after="60"/>
-        <w:ind w:left="1134"/>
-        <w:jc w:val="both"/>
-      </w:pPr>
-      <w:r>
-        <w:rPr>
-          <w:rFonts w:ascii="Times New Roman" w:hAnsi="Times New Roman"/>
-          <w:b w:val="0"/>
-          <w:sz w:val="28"/>
-        </w:rPr>
-        <w:t xml:space="preserve">• </w:t>
-      </w:r>
-      <w:r>
-        <w:rPr>
-          <w:rFonts w:ascii="Times New Roman" w:hAnsi="Times New Roman"/>
-          <w:sz w:val="28"/>
-        </w:rPr>
-        <w:t>4.2. Каркасные схемы (Wireframes) и компонентные блоки</w:t>
-      </w:r>
-    </w:p>
-    <w:p>
-      <w:pPr>
-        <w:spacing w:line="276" w:lineRule="auto" w:after="60"/>
-        <w:ind w:left="1134"/>
-        <w:jc w:val="both"/>
-      </w:pPr>
-      <w:r>
-        <w:rPr>
-          <w:rFonts w:ascii="Times New Roman" w:hAnsi="Times New Roman"/>
-          <w:b w:val="0"/>
-          <w:sz w:val="28"/>
-        </w:rPr>
-        <w:t xml:space="preserve">• </w:t>
-      </w:r>
-      <w:r>
-        <w:rPr>
-          <w:rFonts w:ascii="Times New Roman" w:hAnsi="Times New Roman"/>
-          <w:sz w:val="28"/>
-        </w:rPr>
-        <w:t>4.3. Адаптивность и принципы доступности интерфейса</w:t>
-      </w:r>
-    </w:p>
-    <w:p>
-      <w:pPr>
-        <w:spacing w:line="276" w:lineRule="auto" w:after="60"/>
-        <w:ind w:left="709"/>
-        <w:jc w:val="both"/>
-      </w:pPr>
-      <w:r>
-        <w:rPr>
-          <w:rFonts w:ascii="Times New Roman" w:hAnsi="Times New Roman"/>
-          <w:b/>
-          <w:sz w:val="28"/>
-        </w:rPr>
-        <w:t xml:space="preserve">5. </w:t>
-      </w:r>
-      <w:r>
-        <w:rPr>
-          <w:rFonts w:ascii="Times New Roman" w:hAnsi="Times New Roman"/>
-          <w:sz w:val="28"/>
-        </w:rPr>
-        <w:t>[Разработка структуры портала и шаблонов страниц (Этап ЛР4)](#5-разработка-структуры-портала-и-шаблонов-страниц)</w:t>
-      </w:r>
-    </w:p>
-    <w:p>
-      <w:pPr>
-        <w:spacing w:line="276" w:lineRule="auto" w:after="60"/>
-        <w:ind w:left="1134"/>
-        <w:jc w:val="both"/>
-      </w:pPr>
-      <w:r>
-        <w:rPr>
-          <w:rFonts w:ascii="Times New Roman" w:hAnsi="Times New Roman"/>
-          <w:b w:val="0"/>
-          <w:sz w:val="28"/>
-        </w:rPr>
-        <w:t xml:space="preserve">• </w:t>
-      </w:r>
-      <w:r>
-        <w:rPr>
-          <w:rFonts w:ascii="Times New Roman" w:hAnsi="Times New Roman"/>
-          <w:sz w:val="28"/>
-        </w:rPr>
-        <w:t>5.1. Информационная архитектура и карта сайта (Sitemap)</w:t>
-      </w:r>
-    </w:p>
-    <w:p>
-      <w:pPr>
-        <w:spacing w:line="276" w:lineRule="auto" w:after="60"/>
-        <w:ind w:left="1134"/>
-        <w:jc w:val="both"/>
-      </w:pPr>
-      <w:r>
-        <w:rPr>
-          <w:rFonts w:ascii="Times New Roman" w:hAnsi="Times New Roman"/>
-          <w:b w:val="0"/>
-          <w:sz w:val="28"/>
-        </w:rPr>
-        <w:t xml:space="preserve">• </w:t>
-      </w:r>
-      <w:r>
-        <w:rPr>
-          <w:rFonts w:ascii="Times New Roman" w:hAnsi="Times New Roman"/>
-          <w:sz w:val="28"/>
-        </w:rPr>
-        <w:t>5.2. Модульная структура шаблонов Jinja2</w:t>
-      </w:r>
-    </w:p>
-    <w:p>
-      <w:pPr>
-        <w:spacing w:line="276" w:lineRule="auto" w:after="60"/>
-        <w:ind w:left="1134"/>
-        <w:jc w:val="both"/>
-      </w:pPr>
-      <w:r>
-        <w:rPr>
-          <w:rFonts w:ascii="Times New Roman" w:hAnsi="Times New Roman"/>
-          <w:b w:val="0"/>
-          <w:sz w:val="28"/>
-        </w:rPr>
-        <w:t xml:space="preserve">• </w:t>
-      </w:r>
-      <w:r>
-        <w:rPr>
-          <w:rFonts w:ascii="Times New Roman" w:hAnsi="Times New Roman"/>
-          <w:sz w:val="28"/>
-        </w:rPr>
-        <w:t>5.3. Серверная маршрутизация Flask Core</w:t>
-      </w:r>
-    </w:p>
-    <w:p>
-      <w:pPr>
-        <w:spacing w:line="276" w:lineRule="auto" w:after="60"/>
-        <w:ind w:left="709"/>
-        <w:jc w:val="both"/>
-      </w:pPr>
-      <w:r>
-        <w:rPr>
-          <w:rFonts w:ascii="Times New Roman" w:hAnsi="Times New Roman"/>
-          <w:b/>
-          <w:sz w:val="28"/>
-        </w:rPr>
-        <w:t xml:space="preserve">6. </w:t>
-      </w:r>
-      <w:r>
-        <w:rPr>
-          <w:rFonts w:ascii="Times New Roman" w:hAnsi="Times New Roman"/>
-          <w:sz w:val="28"/>
-        </w:rPr>
-        <w:t>[Контентное наполнение и реализация информационных блоков (Этап ЛР5)](#6-контентное-наполнение-и-реализация-информационных-блоков)</w:t>
-      </w:r>
-    </w:p>
-    <w:p>
-      <w:pPr>
-        <w:spacing w:line="276" w:lineRule="auto" w:after="60"/>
-        <w:ind w:left="1134"/>
-        <w:jc w:val="both"/>
-      </w:pPr>
-      <w:r>
-        <w:rPr>
-          <w:rFonts w:ascii="Times New Roman" w:hAnsi="Times New Roman"/>
-          <w:b w:val="0"/>
-          <w:sz w:val="28"/>
-        </w:rPr>
-        <w:t xml:space="preserve">• </w:t>
-      </w:r>
-      <w:r>
-        <w:rPr>
-          <w:rFonts w:ascii="Times New Roman" w:hAnsi="Times New Roman"/>
-          <w:sz w:val="28"/>
-        </w:rPr>
-        <w:t>6.1. Спецификация 8 специализированных инфоблоков</w:t>
-      </w:r>
-    </w:p>
-    <w:p>
-      <w:pPr>
-        <w:spacing w:line="276" w:lineRule="auto" w:after="60"/>
-        <w:ind w:left="1134"/>
-        <w:jc w:val="both"/>
-      </w:pPr>
-      <w:r>
-        <w:rPr>
-          <w:rFonts w:ascii="Times New Roman" w:hAnsi="Times New Roman"/>
-          <w:b w:val="0"/>
-          <w:sz w:val="28"/>
-        </w:rPr>
-        <w:t xml:space="preserve">• </w:t>
-      </w:r>
-      <w:r>
-        <w:rPr>
-          <w:rFonts w:ascii="Times New Roman" w:hAnsi="Times New Roman"/>
-          <w:sz w:val="28"/>
-        </w:rPr>
-        <w:t>6.2. Наполнение реляционной базы данных реалистичными данными</w:t>
-      </w:r>
-    </w:p>
-    <w:p>
-      <w:pPr>
-        <w:spacing w:line="276" w:lineRule="auto" w:after="60"/>
-        <w:ind w:left="1134"/>
-        <w:jc w:val="both"/>
-      </w:pPr>
-      <w:r>
-        <w:rPr>
-          <w:rFonts w:ascii="Times New Roman" w:hAnsi="Times New Roman"/>
-          <w:b w:val="0"/>
-          <w:sz w:val="28"/>
-        </w:rPr>
-        <w:t xml:space="preserve">• </w:t>
-      </w:r>
-      <w:r>
-        <w:rPr>
-          <w:rFonts w:ascii="Times New Roman" w:hAnsi="Times New Roman"/>
-          <w:sz w:val="28"/>
-        </w:rPr>
-        <w:t>6.3. Матрицы компетенций (УК, ОПК, ПК) и реестр дисциплин</w:t>
-      </w:r>
-    </w:p>
-    <w:p>
-      <w:pPr>
-        <w:spacing w:line="276" w:lineRule="auto" w:after="60"/>
-        <w:ind w:left="709"/>
-        <w:jc w:val="both"/>
-      </w:pPr>
-      <w:r>
-        <w:rPr>
-          <w:rFonts w:ascii="Times New Roman" w:hAnsi="Times New Roman"/>
-          <w:b/>
-          <w:sz w:val="28"/>
-        </w:rPr>
-        <w:t xml:space="preserve">7. </w:t>
-      </w:r>
-      <w:r>
-        <w:rPr>
-          <w:rFonts w:ascii="Times New Roman" w:hAnsi="Times New Roman"/>
-          <w:sz w:val="28"/>
-        </w:rPr>
-        <w:t>[Интеграция готовых модулей и компонентов (Этап ЛР6)](#7-интеграция-готовых-модулей-и-компонентов)</w:t>
-      </w:r>
-    </w:p>
-    <w:p>
-      <w:pPr>
-        <w:spacing w:line="276" w:lineRule="auto" w:after="60"/>
-        <w:ind w:left="1134"/>
-        <w:jc w:val="both"/>
-      </w:pPr>
-      <w:r>
-        <w:rPr>
-          <w:rFonts w:ascii="Times New Roman" w:hAnsi="Times New Roman"/>
-          <w:b w:val="0"/>
-          <w:sz w:val="28"/>
-        </w:rPr>
-        <w:t xml:space="preserve">• </w:t>
-      </w:r>
-      <w:r>
-        <w:rPr>
-          <w:rFonts w:ascii="Times New Roman" w:hAnsi="Times New Roman"/>
-          <w:sz w:val="28"/>
-        </w:rPr>
-        <w:t>7.1. Модуль аналитики и визуализации данных (Chart.js v4.4)</w:t>
-      </w:r>
-    </w:p>
-    <w:p>
-      <w:pPr>
-        <w:spacing w:line="276" w:lineRule="auto" w:after="60"/>
-        <w:ind w:left="1134"/>
-        <w:jc w:val="both"/>
-      </w:pPr>
-      <w:r>
-        <w:rPr>
-          <w:rFonts w:ascii="Times New Roman" w:hAnsi="Times New Roman"/>
-          <w:b w:val="0"/>
-          <w:sz w:val="28"/>
-        </w:rPr>
-        <w:t xml:space="preserve">• </w:t>
-      </w:r>
-      <w:r>
-        <w:rPr>
-          <w:rFonts w:ascii="Times New Roman" w:hAnsi="Times New Roman"/>
-          <w:sz w:val="28"/>
-        </w:rPr>
-        <w:t>7.2. Модуль генерации и экспорта документации (SheetJS &amp; jsPDF)</w:t>
-      </w:r>
-    </w:p>
-    <w:p>
-      <w:pPr>
-        <w:spacing w:line="276" w:lineRule="auto" w:after="60"/>
-        <w:ind w:left="1134"/>
-        <w:jc w:val="both"/>
-      </w:pPr>
-      <w:r>
-        <w:rPr>
-          <w:rFonts w:ascii="Times New Roman" w:hAnsi="Times New Roman"/>
-          <w:b w:val="0"/>
-          <w:sz w:val="28"/>
-        </w:rPr>
-        <w:t xml:space="preserve">• </w:t>
-      </w:r>
-      <w:r>
-        <w:rPr>
-          <w:rFonts w:ascii="Times New Roman" w:hAnsi="Times New Roman"/>
-          <w:sz w:val="28"/>
-        </w:rPr>
-        <w:t>7.3. Криптографический модуль хеширования и штампа ЭЦП (CryptoJS / SHA-256)</w:t>
-      </w:r>
-    </w:p>
-    <w:p>
-      <w:pPr>
-        <w:spacing w:line="276" w:lineRule="auto" w:after="60"/>
-        <w:ind w:left="1134"/>
-        <w:jc w:val="both"/>
-      </w:pPr>
-      <w:r>
-        <w:rPr>
-          <w:rFonts w:ascii="Times New Roman" w:hAnsi="Times New Roman"/>
-          <w:b w:val="0"/>
-          <w:sz w:val="28"/>
-        </w:rPr>
-        <w:t xml:space="preserve">• </w:t>
-      </w:r>
-      <w:r>
-        <w:rPr>
-          <w:rFonts w:ascii="Times New Roman" w:hAnsi="Times New Roman"/>
-          <w:sz w:val="28"/>
-        </w:rPr>
-        <w:t>7.4. Модуль визуального построчного сравнения версий (Visual Diff Engine)</w:t>
-      </w:r>
-    </w:p>
-    <w:p>
-      <w:pPr>
-        <w:spacing w:line="276" w:lineRule="auto" w:after="60"/>
-        <w:ind w:left="1134"/>
-        <w:jc w:val="both"/>
-      </w:pPr>
-      <w:r>
-        <w:rPr>
-          <w:rFonts w:ascii="Times New Roman" w:hAnsi="Times New Roman"/>
-          <w:b w:val="0"/>
-          <w:sz w:val="28"/>
-        </w:rPr>
-        <w:t xml:space="preserve">• </w:t>
-      </w:r>
-      <w:r>
-        <w:rPr>
-          <w:rFonts w:ascii="Times New Roman" w:hAnsi="Times New Roman"/>
-          <w:sz w:val="28"/>
-        </w:rPr>
-        <w:t>7.5. Планировщик дедлайнов и заседаний (FullCalendar v6)</w:t>
-      </w:r>
-    </w:p>
-    <w:p>
-      <w:pPr>
-        <w:spacing w:line="276" w:lineRule="auto" w:after="60"/>
-        <w:ind w:left="1134"/>
-        <w:jc w:val="both"/>
-      </w:pPr>
-      <w:r>
-        <w:rPr>
-          <w:rFonts w:ascii="Times New Roman" w:hAnsi="Times New Roman"/>
-          <w:b w:val="0"/>
-          <w:sz w:val="28"/>
-        </w:rPr>
-        <w:t xml:space="preserve">• </w:t>
-      </w:r>
-      <w:r>
-        <w:rPr>
-          <w:rFonts w:ascii="Times New Roman" w:hAnsi="Times New Roman"/>
-          <w:sz w:val="28"/>
-        </w:rPr>
-        <w:t>7.6. Динамические таблицы и клиентский фильтр (DataTables)</w:t>
-      </w:r>
-    </w:p>
-    <w:p>
-      <w:pPr>
-        <w:spacing w:line="276" w:lineRule="auto" w:after="60"/>
-        <w:ind w:left="1134"/>
-        <w:jc w:val="both"/>
-      </w:pPr>
-      <w:r>
-        <w:rPr>
-          <w:rFonts w:ascii="Times New Roman" w:hAnsi="Times New Roman"/>
-          <w:b w:val="0"/>
-          <w:sz w:val="28"/>
-        </w:rPr>
-        <w:t xml:space="preserve">• </w:t>
-      </w:r>
-      <w:r>
-        <w:rPr>
-          <w:rFonts w:ascii="Times New Roman" w:hAnsi="Times New Roman"/>
-          <w:sz w:val="28"/>
-        </w:rPr>
-        <w:t>7.7. Диалоговая система модальных окон и алертов (SweetAlert2 &amp; Toastify)</w:t>
-      </w:r>
-    </w:p>
-    <w:p>
-      <w:pPr>
-        <w:spacing w:line="276" w:lineRule="auto" w:after="60"/>
-        <w:ind w:left="709"/>
-        <w:jc w:val="both"/>
-      </w:pPr>
-      <w:r>
-        <w:rPr>
-          <w:rFonts w:ascii="Times New Roman" w:hAnsi="Times New Roman"/>
-          <w:b/>
-          <w:sz w:val="28"/>
-        </w:rPr>
-        <w:t xml:space="preserve">8. </w:t>
-      </w:r>
-      <w:r>
-        <w:rPr>
-          <w:rFonts w:ascii="Times New Roman" w:hAnsi="Times New Roman"/>
-          <w:sz w:val="28"/>
-        </w:rPr>
-        <w:t>[Тестирование, безопасность и оценка эффективности](#8-тестирование-безопасность-и-оценка-эффективности)</w:t>
-      </w:r>
-    </w:p>
-    <w:p>
-      <w:pPr>
-        <w:spacing w:line="276" w:lineRule="auto" w:after="60"/>
-        <w:ind w:left="1134"/>
-        <w:jc w:val="both"/>
-      </w:pPr>
-      <w:r>
-        <w:rPr>
-          <w:rFonts w:ascii="Times New Roman" w:hAnsi="Times New Roman"/>
-          <w:b w:val="0"/>
-          <w:sz w:val="28"/>
-        </w:rPr>
-        <w:t xml:space="preserve">• </w:t>
-      </w:r>
-      <w:r>
-        <w:rPr>
-          <w:rFonts w:ascii="Times New Roman" w:hAnsi="Times New Roman"/>
-          <w:sz w:val="28"/>
-        </w:rPr>
-        <w:t>8.1. Методика и результаты тестирования (Unit, Integration, Stress)</w:t>
-      </w:r>
-    </w:p>
-    <w:p>
-      <w:pPr>
-        <w:spacing w:line="276" w:lineRule="auto" w:after="60"/>
-        <w:ind w:left="1134"/>
-        <w:jc w:val="both"/>
-      </w:pPr>
-      <w:r>
-        <w:rPr>
-          <w:rFonts w:ascii="Times New Roman" w:hAnsi="Times New Roman"/>
-          <w:b w:val="0"/>
-          <w:sz w:val="28"/>
-        </w:rPr>
-        <w:t xml:space="preserve">• </w:t>
-      </w:r>
-      <w:r>
-        <w:rPr>
-          <w:rFonts w:ascii="Times New Roman" w:hAnsi="Times New Roman"/>
-          <w:sz w:val="28"/>
-        </w:rPr>
-        <w:t>8.2. Обеспечение информационной безопасности (OWASP Top 10)</w:t>
-      </w:r>
-    </w:p>
-    <w:p>
-      <w:pPr>
-        <w:spacing w:line="276" w:lineRule="auto" w:after="60"/>
-        <w:ind w:left="1134"/>
-        <w:jc w:val="both"/>
-      </w:pPr>
-      <w:r>
-        <w:rPr>
-          <w:rFonts w:ascii="Times New Roman" w:hAnsi="Times New Roman"/>
-          <w:b w:val="0"/>
-          <w:sz w:val="28"/>
-        </w:rPr>
-        <w:t xml:space="preserve">• </w:t>
-      </w:r>
-      <w:r>
-        <w:rPr>
-          <w:rFonts w:ascii="Times New Roman" w:hAnsi="Times New Roman"/>
-          <w:sz w:val="28"/>
-        </w:rPr>
-        <w:t>8.3. Расчет организационно-экономического эффекта</w:t>
-      </w:r>
-    </w:p>
-    <w:p>
-      <w:pPr>
-        <w:spacing w:line="276" w:lineRule="auto" w:after="60"/>
-        <w:ind w:left="709"/>
-        <w:jc w:val="both"/>
-      </w:pPr>
-      <w:r>
-        <w:rPr>
-          <w:rFonts w:ascii="Times New Roman" w:hAnsi="Times New Roman"/>
-          <w:b/>
-          <w:sz w:val="28"/>
-        </w:rPr>
-        <w:t xml:space="preserve">9. </w:t>
-      </w:r>
-      <w:r>
-        <w:rPr>
-          <w:rFonts w:ascii="Times New Roman" w:hAnsi="Times New Roman"/>
-          <w:sz w:val="28"/>
-        </w:rPr>
-        <w:t>[Руководство пользователя и администратора](#9-руководство-пользователя-и-администратора)</w:t>
-      </w:r>
-    </w:p>
-    <w:p>
-      <w:pPr>
-        <w:spacing w:line="276" w:lineRule="auto" w:after="60"/>
-        <w:ind w:left="1134"/>
-        <w:jc w:val="both"/>
-      </w:pPr>
-      <w:r>
-        <w:rPr>
-          <w:rFonts w:ascii="Times New Roman" w:hAnsi="Times New Roman"/>
-          <w:b w:val="0"/>
-          <w:sz w:val="28"/>
-        </w:rPr>
-        <w:t xml:space="preserve">• </w:t>
-      </w:r>
-      <w:r>
-        <w:rPr>
-          <w:rFonts w:ascii="Times New Roman" w:hAnsi="Times New Roman"/>
-          <w:sz w:val="28"/>
-        </w:rPr>
-        <w:t>9.1. Порядок развертывания и запуска портала</w:t>
-      </w:r>
-    </w:p>
-    <w:p>
-      <w:pPr>
-        <w:spacing w:line="276" w:lineRule="auto" w:after="60"/>
-        <w:ind w:left="1134"/>
-        <w:jc w:val="both"/>
-      </w:pPr>
-      <w:r>
-        <w:rPr>
-          <w:rFonts w:ascii="Times New Roman" w:hAnsi="Times New Roman"/>
-          <w:b w:val="0"/>
-          <w:sz w:val="28"/>
-        </w:rPr>
-        <w:t xml:space="preserve">• </w:t>
-      </w:r>
-      <w:r>
-        <w:rPr>
-          <w:rFonts w:ascii="Times New Roman" w:hAnsi="Times New Roman"/>
-          <w:sz w:val="28"/>
-        </w:rPr>
-        <w:t>9.2. Сценарий работы эксперта Центра АНОК</w:t>
-      </w:r>
-    </w:p>
-    <w:p>
-      <w:pPr>
-        <w:spacing w:line="276" w:lineRule="auto" w:after="60"/>
-        <w:ind w:left="709"/>
-        <w:jc w:val="both"/>
-      </w:pPr>
-      <w:r>
-        <w:rPr>
-          <w:rFonts w:ascii="Times New Roman" w:hAnsi="Times New Roman"/>
-          <w:b/>
-          <w:sz w:val="28"/>
-        </w:rPr>
-        <w:t xml:space="preserve">10. </w:t>
-      </w:r>
-      <w:r>
-        <w:rPr>
-          <w:rFonts w:ascii="Times New Roman" w:hAnsi="Times New Roman"/>
-          <w:sz w:val="28"/>
-        </w:rPr>
-        <w:t>[Заключение](#10-заключение)</w:t>
-      </w:r>
-    </w:p>
-    <w:p>
-      <w:pPr>
-        <w:spacing w:line="276" w:lineRule="auto" w:after="60"/>
-        <w:ind w:left="709"/>
-        <w:jc w:val="both"/>
-      </w:pPr>
-      <w:r>
-        <w:rPr>
-          <w:rFonts w:ascii="Times New Roman" w:hAnsi="Times New Roman"/>
-          <w:b/>
-          <w:sz w:val="28"/>
-        </w:rPr>
-        <w:t xml:space="preserve">11. </w:t>
-      </w:r>
-      <w:r>
-        <w:rPr>
-          <w:rFonts w:ascii="Times New Roman" w:hAnsi="Times New Roman"/>
-          <w:sz w:val="28"/>
-        </w:rPr>
-        <w:t>[Список использованных источников](#11-список-использованных-источников)</w:t>
-      </w:r>
-    </w:p>
-    <w:p>
-      <w:pPr>
-        <w:spacing w:line="276" w:lineRule="auto" w:after="60"/>
-        <w:ind w:left="709"/>
-        <w:jc w:val="both"/>
-      </w:pPr>
-      <w:r>
-        <w:rPr>
-          <w:rFonts w:ascii="Times New Roman" w:hAnsi="Times New Roman"/>
-          <w:b/>
-          <w:sz w:val="28"/>
-        </w:rPr>
-        <w:t xml:space="preserve">12. </w:t>
-      </w:r>
-      <w:r>
-        <w:rPr>
-          <w:rFonts w:ascii="Times New Roman" w:hAnsi="Times New Roman"/>
-          <w:sz w:val="28"/>
-        </w:rPr>
-        <w:t>[Приложения](#12-приложения)</w:t>
-      </w:r>
-    </w:p>
-    <w:p>
-      <w:pPr>
-        <w:spacing w:before="240" w:after="120"/>
-        <w:jc w:val="left"/>
-      </w:pPr>
-      <w:r>
-        <w:rPr>
-          <w:rFonts w:ascii="Times New Roman" w:hAnsi="Times New Roman"/>
-          <w:b/>
-          <w:sz w:val="28"/>
-        </w:rPr>
-        <w:t>1. ВВЕДЕНИЕ</w:t>
-      </w:r>
-    </w:p>
-    <w:p>
-      <w:pPr>
-        <w:spacing w:before="160" w:after="80"/>
-        <w:jc w:val="left"/>
-      </w:pPr>
-      <w:r>
-        <w:rPr>
-          <w:rFonts w:ascii="Times New Roman" w:hAnsi="Times New Roman"/>
-          <w:b/>
-          <w:sz w:val="26"/>
-        </w:rPr>
-        <w:t>1.1. Актуальность проекта</w:t>
-      </w:r>
-    </w:p>
-    <w:p>
-      <w:pPr>
-        <w:spacing w:line="276" w:lineRule="auto" w:after="120"/>
-        <w:ind w:firstLine="709"/>
-        <w:jc w:val="both"/>
-      </w:pPr>
-      <w:r>
-        <w:rPr>
-          <w:rFonts w:ascii="Times New Roman" w:hAnsi="Times New Roman"/>
-          <w:sz w:val="28"/>
-        </w:rPr>
-        <w:t>Современное высшее образование в Российской Федерации функционирует в условиях динамично меняющихся требований к структуре и качеству подготовки специалистов. Внедрение стандартов ФГОС 3++ накладывает строгие ограничения на распределение трудоемкости в зачетных единицах (ЗЕТ), баланс контактных и самостоятельных часов, соотношение базовых и вариативных дисциплин, а также матрицу формирования компетенций.</w:t>
-      </w:r>
-    </w:p>
-    <w:p>
-      <w:pPr>
-        <w:spacing w:line="276" w:lineRule="auto" w:after="120"/>
-        <w:ind w:firstLine="709"/>
-        <w:jc w:val="both"/>
-      </w:pPr>
-      <w:r>
-        <w:rPr>
-          <w:rFonts w:ascii="Times New Roman" w:hAnsi="Times New Roman"/>
-          <w:sz w:val="28"/>
-        </w:rPr>
-        <w:t>В традиционном бумажном процессе согласование и экспертиза одного учебного плана занимает от 20 до 30 рабочих дней, сопровождается высокими рисками механических ошибок при ручных пересчетах часов и отсутствием прозрачного аудита правок. Разработка корпоративного веб-портала Центра аккредитации и независимой оценки качества образования (АНОК) позволяет перевести экспертизу и согласование образовательных программ в полностью цифровой, автоматизированный и юридически значимый контур.</w:t>
-      </w:r>
-    </w:p>
-    <w:p>
-      <w:pPr>
-        <w:spacing w:before="160" w:after="80"/>
-        <w:jc w:val="left"/>
-      </w:pPr>
-      <w:r>
-        <w:rPr>
-          <w:rFonts w:ascii="Times New Roman" w:hAnsi="Times New Roman"/>
-          <w:b/>
-          <w:sz w:val="26"/>
-        </w:rPr>
-        <w:t>1.2. Цели и задачи разработки</w:t>
-      </w:r>
-    </w:p>
-    <w:p>
-      <w:pPr>
-        <w:spacing w:line="276" w:lineRule="auto" w:after="120"/>
-        <w:ind w:firstLine="709"/>
-        <w:jc w:val="both"/>
-      </w:pPr>
-      <w:r>
-        <w:rPr>
-          <w:rFonts w:ascii="Times New Roman" w:hAnsi="Times New Roman"/>
-          <w:sz w:val="28"/>
-        </w:rPr>
-      </w:r>
-      <w:r>
-        <w:rPr>
-          <w:rFonts w:ascii="Times New Roman" w:hAnsi="Times New Roman"/>
-          <w:b/>
-          <w:sz w:val="28"/>
-        </w:rPr>
-        <w:t>Основная цель проекта:</w:t>
-      </w:r>
-      <w:r>
-        <w:rPr>
-          <w:rFonts w:ascii="Times New Roman" w:hAnsi="Times New Roman"/>
-          <w:sz w:val="28"/>
-        </w:rPr>
-        <w:t xml:space="preserve"> Проектирование и разработка корпоративного веб-портала Центра АНОК для комплексной автоматизации экспертизы, верификации, версионного контроля, подписания усиленной ЭЦП и аналитического мониторинга учебных планов университета.</w:t>
-      </w:r>
-    </w:p>
-    <w:p>
-      <w:pPr>
-        <w:spacing w:line="276" w:lineRule="auto" w:after="120"/>
-        <w:ind w:firstLine="709"/>
-        <w:jc w:val="both"/>
-      </w:pPr>
-      <w:r>
-        <w:rPr>
-          <w:rFonts w:ascii="Times New Roman" w:hAnsi="Times New Roman"/>
-          <w:sz w:val="28"/>
-        </w:rPr>
-      </w:r>
-      <w:r>
-        <w:rPr>
-          <w:rFonts w:ascii="Times New Roman" w:hAnsi="Times New Roman"/>
-          <w:b/>
-          <w:sz w:val="28"/>
-        </w:rPr>
-        <w:t>Ключевые задачи:</w:t>
-      </w:r>
-      <w:r>
-        <w:rPr>
-          <w:rFonts w:ascii="Times New Roman" w:hAnsi="Times New Roman"/>
-          <w:sz w:val="28"/>
-        </w:rPr>
-      </w:r>
-    </w:p>
-    <w:p>
-      <w:pPr>
-        <w:spacing w:line="276" w:lineRule="auto" w:after="60"/>
-        <w:ind w:left="709"/>
-        <w:jc w:val="both"/>
-      </w:pPr>
-      <w:r>
-        <w:rPr>
-          <w:rFonts w:ascii="Times New Roman" w:hAnsi="Times New Roman"/>
-          <w:b/>
-          <w:sz w:val="28"/>
-        </w:rPr>
-        <w:t xml:space="preserve">1. </w:t>
-      </w:r>
-      <w:r>
-        <w:rPr>
-          <w:rFonts w:ascii="Times New Roman" w:hAnsi="Times New Roman"/>
-          <w:sz w:val="28"/>
-        </w:rPr>
-        <w:t>Провести системный анализ предметной области, сформировать требования и модель прецедентов (Use Case).</w:t>
-      </w:r>
-    </w:p>
-    <w:p>
-      <w:pPr>
-        <w:spacing w:line="276" w:lineRule="auto" w:after="60"/>
-        <w:ind w:left="709"/>
-        <w:jc w:val="both"/>
-      </w:pPr>
-      <w:r>
-        <w:rPr>
-          <w:rFonts w:ascii="Times New Roman" w:hAnsi="Times New Roman"/>
-          <w:b/>
-          <w:sz w:val="28"/>
-        </w:rPr>
-        <w:t xml:space="preserve">2. </w:t>
-      </w:r>
-      <w:r>
-        <w:rPr>
-          <w:rFonts w:ascii="Times New Roman" w:hAnsi="Times New Roman"/>
-          <w:sz w:val="28"/>
-        </w:rPr>
-        <w:t>Разработать модульную клиент-серверную архитектуру, спроектировать UML-диаграммы и реляционную схему базы данных.</w:t>
-      </w:r>
-    </w:p>
-    <w:p>
-      <w:pPr>
-        <w:spacing w:line="276" w:lineRule="auto" w:after="60"/>
-        <w:ind w:left="709"/>
-        <w:jc w:val="both"/>
-      </w:pPr>
-      <w:r>
-        <w:rPr>
-          <w:rFonts w:ascii="Times New Roman" w:hAnsi="Times New Roman"/>
-          <w:b/>
-          <w:sz w:val="28"/>
-        </w:rPr>
-        <w:t xml:space="preserve">3. </w:t>
-      </w:r>
-      <w:r>
-        <w:rPr>
-          <w:rFonts w:ascii="Times New Roman" w:hAnsi="Times New Roman"/>
-          <w:sz w:val="28"/>
-        </w:rPr>
-        <w:t>Разработать дизайн-систему пользовательского интерфейса (UI/UX) и адаптивные wireframes.</w:t>
-      </w:r>
-    </w:p>
-    <w:p>
-      <w:pPr>
-        <w:spacing w:line="276" w:lineRule="auto" w:after="60"/>
-        <w:ind w:left="709"/>
-        <w:jc w:val="both"/>
-      </w:pPr>
-      <w:r>
-        <w:rPr>
-          <w:rFonts w:ascii="Times New Roman" w:hAnsi="Times New Roman"/>
-          <w:b/>
-          <w:sz w:val="28"/>
-        </w:rPr>
-        <w:t xml:space="preserve">4. </w:t>
-      </w:r>
-      <w:r>
-        <w:rPr>
-          <w:rFonts w:ascii="Times New Roman" w:hAnsi="Times New Roman"/>
-          <w:sz w:val="28"/>
-        </w:rPr>
-        <w:t>Реализовать структуру портала, карту сайта (Sitemap) и серверное приложение на базе Python 3.11 / Flask.</w:t>
-      </w:r>
-    </w:p>
-    <w:p>
-      <w:pPr>
-        <w:spacing w:line="276" w:lineRule="auto" w:after="60"/>
-        <w:ind w:left="709"/>
-        <w:jc w:val="both"/>
-      </w:pPr>
-      <w:r>
-        <w:rPr>
-          <w:rFonts w:ascii="Times New Roman" w:hAnsi="Times New Roman"/>
-          <w:b/>
-          <w:sz w:val="28"/>
-        </w:rPr>
-        <w:t xml:space="preserve">5. </w:t>
-      </w:r>
-      <w:r>
-        <w:rPr>
-          <w:rFonts w:ascii="Times New Roman" w:hAnsi="Times New Roman"/>
-          <w:sz w:val="28"/>
-        </w:rPr>
-        <w:t>Наполнить базу данных структурированными нормативными справочниками, матрицами компетенций и учебными планами.</w:t>
-      </w:r>
-    </w:p>
-    <w:p>
-      <w:pPr>
-        <w:spacing w:line="276" w:lineRule="auto" w:after="60"/>
-        <w:ind w:left="709"/>
-        <w:jc w:val="both"/>
-      </w:pPr>
-      <w:r>
-        <w:rPr>
-          <w:rFonts w:ascii="Times New Roman" w:hAnsi="Times New Roman"/>
-          <w:b/>
-          <w:sz w:val="28"/>
-        </w:rPr>
-        <w:t xml:space="preserve">6. </w:t>
-      </w:r>
-      <w:r>
-        <w:rPr>
-          <w:rFonts w:ascii="Times New Roman" w:hAnsi="Times New Roman"/>
-          <w:sz w:val="28"/>
-        </w:rPr>
-        <w:t>Подключить и сконфигурировать набор готовых библиотек и интерактивных компонентов (Chart.js, SheetJS, jsPDF, CryptoJS, FullCalendar, DataTables, SweetAlert2).</w:t>
-      </w:r>
-    </w:p>
-    <w:p>
-      <w:pPr>
-        <w:spacing w:line="276" w:lineRule="auto" w:after="60"/>
-        <w:ind w:left="709"/>
-        <w:jc w:val="both"/>
-      </w:pPr>
-      <w:r>
-        <w:rPr>
-          <w:rFonts w:ascii="Times New Roman" w:hAnsi="Times New Roman"/>
-          <w:b/>
-          <w:sz w:val="28"/>
-        </w:rPr>
-        <w:t xml:space="preserve">7. </w:t>
-      </w:r>
-      <w:r>
-        <w:rPr>
-          <w:rFonts w:ascii="Times New Roman" w:hAnsi="Times New Roman"/>
-          <w:sz w:val="28"/>
-        </w:rPr>
-        <w:t>Провести функциональное и нагрузочное тестирование, сформировать отчетную документацию и презентацию проекта.</w:t>
-      </w:r>
-    </w:p>
-    <w:p>
-      <w:pPr>
-        <w:spacing w:before="160" w:after="80"/>
-        <w:jc w:val="left"/>
-      </w:pPr>
-      <w:r>
-        <w:rPr>
-          <w:rFonts w:ascii="Times New Roman" w:hAnsi="Times New Roman"/>
-          <w:b/>
-          <w:sz w:val="26"/>
-        </w:rPr>
-        <w:t>1.3. Нормативно-правовая база</w:t>
-      </w:r>
-    </w:p>
-    <w:p>
-      <w:pPr>
-        <w:spacing w:line="276" w:lineRule="auto" w:after="120"/>
-        <w:ind w:firstLine="709"/>
-        <w:jc w:val="both"/>
-      </w:pPr>
-      <w:r>
-        <w:rPr>
-          <w:rFonts w:ascii="Times New Roman" w:hAnsi="Times New Roman"/>
-          <w:sz w:val="28"/>
-        </w:rPr>
-        <w:t>Разработка выполнена в строгом соответствии с действующими нормативными актами:</w:t>
+        <w:t>Приложение состоит из следующих частей:</w:t>
       </w:r>
     </w:p>
     <w:p>
@@ -1630,7 +231,7 @@
           <w:rFonts w:ascii="Times New Roman" w:hAnsi="Times New Roman"/>
           <w:sz w:val="28"/>
         </w:rPr>
-        <w:t>Федеральный закон от 29.12.2012 № 273-ФЗ «Об образовании в Российской Федерации».</w:t>
+        <w:t>Flask — серверная маршрутизация;</w:t>
       </w:r>
     </w:p>
     <w:p>
@@ -1652,7 +253,7 @@
           <w:rFonts w:ascii="Times New Roman" w:hAnsi="Times New Roman"/>
           <w:sz w:val="28"/>
         </w:rPr>
-        <w:t>Федеральный закон от 06.04.2011 № 63-ФЗ «Об электронной подписи».</w:t>
+        <w:t>Jinja2 — HTML-шаблоны;</w:t>
       </w:r>
     </w:p>
     <w:p>
@@ -1674,7 +275,7 @@
           <w:rFonts w:ascii="Times New Roman" w:hAnsi="Times New Roman"/>
           <w:sz w:val="28"/>
         </w:rPr>
-        <w:t>Приказ Минобрнауки России от 06.04.2021 № 245 «Об утверждении Порядка организации и осуществления образовательной деятельности по образовательным программам высшего образования».</w:t>
+        <w:t>SQLite — реляционное хранилище;</w:t>
       </w:r>
     </w:p>
     <w:p>
@@ -1696,7 +297,7 @@
           <w:rFonts w:ascii="Times New Roman" w:hAnsi="Times New Roman"/>
           <w:sz w:val="28"/>
         </w:rPr>
-        <w:t>ГОСТ Р 34.10-2012, ГОСТ Р 34.11-2012 (Процессы формирования и проверки электронной цифровой подписи и функция хеширования).</w:t>
+        <w:t>HTML/CSS — пользовательский интерфейс;</w:t>
       </w:r>
     </w:p>
     <w:p>
@@ -1718,4229 +319,7 @@
           <w:rFonts w:ascii="Times New Roman" w:hAnsi="Times New Roman"/>
           <w:sz w:val="28"/>
         </w:rPr>
-        <w:t>Приказы Минобрнауки РФ об утверждении ФГОС ВО по направлениям бакалавриата и магистратуры (09.03.01, 09.03.02, 09.03.03, 09.03.04).</w:t>
-      </w:r>
-    </w:p>
-    <w:p>
-      <w:pPr>
-        <w:spacing w:before="240" w:after="120"/>
-        <w:jc w:val="left"/>
-      </w:pPr>
-      <w:r>
-        <w:rPr>
-          <w:rFonts w:ascii="Times New Roman" w:hAnsi="Times New Roman"/>
-          <w:b/>
-          <w:sz w:val="28"/>
-        </w:rPr>
-        <w:t>2. АНАЛИЗ ПРЕДМЕТНОЙ ОБЛАСТИ И ТРЕБОВАНИЯ К СИСТЕМЕ</w:t>
-      </w:r>
-    </w:p>
-    <w:p>
-      <w:pPr>
-        <w:spacing w:before="160" w:after="80"/>
-        <w:jc w:val="left"/>
-      </w:pPr>
-      <w:r>
-        <w:rPr>
-          <w:rFonts w:ascii="Times New Roman" w:hAnsi="Times New Roman"/>
-          <w:b/>
-          <w:sz w:val="26"/>
-        </w:rPr>
-        <w:t>2.1. Стейкхолдеры и матрица ролей (RBAC)</w:t>
-      </w:r>
-    </w:p>
-    <w:p>
-      <w:pPr>
-        <w:spacing w:line="276" w:lineRule="auto" w:after="120"/>
-        <w:ind w:firstLine="709"/>
-        <w:jc w:val="both"/>
-      </w:pPr>
-      <w:r>
-        <w:rPr>
-          <w:rFonts w:ascii="Times New Roman" w:hAnsi="Times New Roman"/>
-          <w:sz w:val="28"/>
-        </w:rPr>
-        <w:t>В системе определены 5 основных категорий пользователей с четким разграничением прав доступа:</w:t>
-      </w:r>
-    </w:p>
-    <w:p>
-      <w:pPr>
-        <w:spacing w:before="160" w:after="80"/>
-        <w:ind w:firstLine="709"/>
-        <w:jc w:val="left"/>
-      </w:pPr>
-      <w:r>
-        <w:rPr>
-          <w:rFonts w:ascii="Times New Roman" w:hAnsi="Times New Roman"/>
-          <w:b/>
-          <w:sz w:val="24"/>
-        </w:rPr>
-        <w:t>Таблица 1 — Спецификация данных</w:t>
-      </w:r>
-    </w:p>
-    <w:tbl>
-      <w:tblPr>
-        <w:tblW w:type="auto" w:w="0"/>
-        <w:jc w:val="center"/>
-        <w:tblLook w:firstColumn="1" w:firstRow="1" w:lastColumn="0" w:lastRow="0" w:noHBand="0" w:noVBand="1" w:val="04A0"/>
-        <w:tblBorders>
-          <w:top w:val="single" w:sz="4" w:space="0" w:color="CBD5E1"/>
-          <w:bottom w:val="single" w:sz="4" w:space="0" w:color="CBD5E1"/>
-          <w:insideH w:val="single" w:sz="4" w:space="0" w:color="CBD5E1"/>
-          <w:insideV w:val="single" w:sz="4" w:space="0" w:color="CBD5E1"/>
-          <w:left w:val="single" w:sz="4" w:space="0" w:color="CBD5E1"/>
-          <w:right w:val="single" w:sz="4" w:space="0" w:color="CBD5E1"/>
-        </w:tblBorders>
-      </w:tblPr>
-      <w:tblGrid>
-        <w:gridCol w:w="3118"/>
-        <w:gridCol w:w="3118"/>
-        <w:gridCol w:w="3118"/>
-      </w:tblGrid>
-      <w:tr>
-        <w:tc>
-          <w:tcPr>
-            <w:tcW w:type="dxa" w:w="3118"/>
-            <w:tcMar>
-              <w:top w:w="100" w:type="dxa"/>
-              <w:bottom w:w="100" w:type="dxa"/>
-              <w:left w:w="150" w:type="dxa"/>
-              <w:right w:w="150" w:type="dxa"/>
-            </w:tcMar>
-            <w:shd w:fill="E2E8F0"/>
-          </w:tcPr>
-          <w:p>
-            <w:pPr>
-              <w:spacing w:before="40" w:after="40" w:line="252" w:lineRule="auto"/>
-              <w:jc w:val="left"/>
-            </w:pPr>
-            <w:r>
-              <w:rPr>
-                <w:rFonts w:ascii="Times New Roman" w:hAnsi="Times New Roman"/>
-                <w:b/>
-                <w:sz w:val="22"/>
-              </w:rPr>
-              <w:t>Роль в системе</w:t>
-            </w:r>
-          </w:p>
-        </w:tc>
-        <w:tc>
-          <w:tcPr>
-            <w:tcW w:type="dxa" w:w="3118"/>
-            <w:tcMar>
-              <w:top w:w="100" w:type="dxa"/>
-              <w:bottom w:w="100" w:type="dxa"/>
-              <w:left w:w="150" w:type="dxa"/>
-              <w:right w:w="150" w:type="dxa"/>
-            </w:tcMar>
-            <w:shd w:fill="E2E8F0"/>
-          </w:tcPr>
-          <w:p>
-            <w:pPr>
-              <w:spacing w:before="40" w:after="40" w:line="252" w:lineRule="auto"/>
-              <w:jc w:val="left"/>
-            </w:pPr>
-            <w:r>
-              <w:rPr>
-                <w:rFonts w:ascii="Times New Roman" w:hAnsi="Times New Roman"/>
-                <w:b/>
-                <w:sz w:val="22"/>
-              </w:rPr>
-              <w:t>Описание полномочий</w:t>
-            </w:r>
-          </w:p>
-        </w:tc>
-        <w:tc>
-          <w:tcPr>
-            <w:tcW w:type="dxa" w:w="3118"/>
-            <w:tcMar>
-              <w:top w:w="100" w:type="dxa"/>
-              <w:bottom w:w="100" w:type="dxa"/>
-              <w:left w:w="150" w:type="dxa"/>
-              <w:right w:w="150" w:type="dxa"/>
-            </w:tcMar>
-            <w:shd w:fill="E2E8F0"/>
-          </w:tcPr>
-          <w:p>
-            <w:pPr>
-              <w:spacing w:before="40" w:after="40" w:line="252" w:lineRule="auto"/>
-              <w:jc w:val="left"/>
-            </w:pPr>
-            <w:r>
-              <w:rPr>
-                <w:rFonts w:ascii="Times New Roman" w:hAnsi="Times New Roman"/>
-                <w:b/>
-                <w:sz w:val="22"/>
-              </w:rPr>
-              <w:t>Основные функции в портале АНОК</w:t>
-            </w:r>
-          </w:p>
-        </w:tc>
-      </w:tr>
-      <w:tr>
-        <w:tc>
-          <w:tcPr>
-            <w:tcW w:type="dxa" w:w="3118"/>
-            <w:tcMar>
-              <w:top w:w="100" w:type="dxa"/>
-              <w:bottom w:w="100" w:type="dxa"/>
-              <w:left w:w="150" w:type="dxa"/>
-              <w:right w:w="150" w:type="dxa"/>
-            </w:tcMar>
-          </w:tcPr>
-          <w:p>
-            <w:pPr>
-              <w:spacing w:before="40" w:after="40" w:line="252" w:lineRule="auto"/>
-              <w:jc w:val="left"/>
-            </w:pPr>
-            <w:r>
-              <w:rPr>
-                <w:rFonts w:ascii="Times New Roman" w:hAnsi="Times New Roman"/>
-                <w:sz w:val="22"/>
-              </w:rPr>
-            </w:r>
-            <w:r>
-              <w:rPr>
-                <w:rFonts w:ascii="Times New Roman" w:hAnsi="Times New Roman"/>
-                <w:b/>
-                <w:sz w:val="22"/>
-              </w:rPr>
-              <w:t>Директор Центра АНОК</w:t>
-            </w:r>
-            <w:r>
-              <w:rPr>
-                <w:rFonts w:ascii="Times New Roman" w:hAnsi="Times New Roman"/>
-                <w:sz w:val="22"/>
-              </w:rPr>
-            </w:r>
-          </w:p>
-        </w:tc>
-        <w:tc>
-          <w:tcPr>
-            <w:tcW w:type="dxa" w:w="3118"/>
-            <w:tcMar>
-              <w:top w:w="100" w:type="dxa"/>
-              <w:bottom w:w="100" w:type="dxa"/>
-              <w:left w:w="150" w:type="dxa"/>
-              <w:right w:w="150" w:type="dxa"/>
-            </w:tcMar>
-          </w:tcPr>
-          <w:p>
-            <w:pPr>
-              <w:spacing w:before="40" w:after="40" w:line="252" w:lineRule="auto"/>
-              <w:jc w:val="left"/>
-            </w:pPr>
-            <w:r>
-              <w:rPr>
-                <w:rFonts w:ascii="Times New Roman" w:hAnsi="Times New Roman"/>
-                <w:sz w:val="22"/>
-              </w:rPr>
-              <w:t>Полный административный и экспертный доступ</w:t>
-            </w:r>
-          </w:p>
-        </w:tc>
-        <w:tc>
-          <w:tcPr>
-            <w:tcW w:type="dxa" w:w="3118"/>
-            <w:tcMar>
-              <w:top w:w="100" w:type="dxa"/>
-              <w:bottom w:w="100" w:type="dxa"/>
-              <w:left w:w="150" w:type="dxa"/>
-              <w:right w:w="150" w:type="dxa"/>
-            </w:tcMar>
-          </w:tcPr>
-          <w:p>
-            <w:pPr>
-              <w:spacing w:before="40" w:after="40" w:line="252" w:lineRule="auto"/>
-              <w:jc w:val="left"/>
-            </w:pPr>
-            <w:r>
-              <w:rPr>
-                <w:rFonts w:ascii="Times New Roman" w:hAnsi="Times New Roman"/>
-                <w:sz w:val="22"/>
-              </w:rPr>
-              <w:t>Наложение финальной ЭЦП, утверждение экспертных заключений, доступ к сквозному журналу аудита</w:t>
-            </w:r>
-          </w:p>
-        </w:tc>
-      </w:tr>
-      <w:tr>
-        <w:tc>
-          <w:tcPr>
-            <w:tcW w:type="dxa" w:w="3118"/>
-            <w:tcMar>
-              <w:top w:w="100" w:type="dxa"/>
-              <w:bottom w:w="100" w:type="dxa"/>
-              <w:left w:w="150" w:type="dxa"/>
-              <w:right w:w="150" w:type="dxa"/>
-            </w:tcMar>
-          </w:tcPr>
-          <w:p>
-            <w:pPr>
-              <w:spacing w:before="40" w:after="40" w:line="252" w:lineRule="auto"/>
-              <w:jc w:val="left"/>
-            </w:pPr>
-            <w:r>
-              <w:rPr>
-                <w:rFonts w:ascii="Times New Roman" w:hAnsi="Times New Roman"/>
-                <w:sz w:val="22"/>
-              </w:rPr>
-            </w:r>
-            <w:r>
-              <w:rPr>
-                <w:rFonts w:ascii="Times New Roman" w:hAnsi="Times New Roman"/>
-                <w:b/>
-                <w:sz w:val="22"/>
-              </w:rPr>
-              <w:t>Эксперт Центра АНОК</w:t>
-            </w:r>
-            <w:r>
-              <w:rPr>
-                <w:rFonts w:ascii="Times New Roman" w:hAnsi="Times New Roman"/>
-                <w:sz w:val="22"/>
-              </w:rPr>
-            </w:r>
-          </w:p>
-        </w:tc>
-        <w:tc>
-          <w:tcPr>
-            <w:tcW w:type="dxa" w:w="3118"/>
-            <w:tcMar>
-              <w:top w:w="100" w:type="dxa"/>
-              <w:bottom w:w="100" w:type="dxa"/>
-              <w:left w:w="150" w:type="dxa"/>
-              <w:right w:w="150" w:type="dxa"/>
-            </w:tcMar>
-          </w:tcPr>
-          <w:p>
-            <w:pPr>
-              <w:spacing w:before="40" w:after="40" w:line="252" w:lineRule="auto"/>
-              <w:jc w:val="left"/>
-            </w:pPr>
-            <w:r>
-              <w:rPr>
-                <w:rFonts w:ascii="Times New Roman" w:hAnsi="Times New Roman"/>
-                <w:sz w:val="22"/>
-              </w:rPr>
-              <w:t>Экспертиза соответствия ФГОС 3++</w:t>
-            </w:r>
-          </w:p>
-        </w:tc>
-        <w:tc>
-          <w:tcPr>
-            <w:tcW w:type="dxa" w:w="3118"/>
-            <w:tcMar>
-              <w:top w:w="100" w:type="dxa"/>
-              <w:bottom w:w="100" w:type="dxa"/>
-              <w:left w:w="150" w:type="dxa"/>
-              <w:right w:w="150" w:type="dxa"/>
-            </w:tcMar>
-          </w:tcPr>
-          <w:p>
-            <w:pPr>
-              <w:spacing w:before="40" w:after="40" w:line="252" w:lineRule="auto"/>
-              <w:jc w:val="left"/>
-            </w:pPr>
-            <w:r>
-              <w:rPr>
-                <w:rFonts w:ascii="Times New Roman" w:hAnsi="Times New Roman"/>
-                <w:sz w:val="22"/>
-              </w:rPr>
-              <w:t>Запуск автоматической валидации УП, формирование замечаний, согласование служебных записок</w:t>
-            </w:r>
-          </w:p>
-        </w:tc>
-      </w:tr>
-      <w:tr>
-        <w:tc>
-          <w:tcPr>
-            <w:tcW w:type="dxa" w:w="3118"/>
-            <w:tcMar>
-              <w:top w:w="100" w:type="dxa"/>
-              <w:bottom w:w="100" w:type="dxa"/>
-              <w:left w:w="150" w:type="dxa"/>
-              <w:right w:w="150" w:type="dxa"/>
-            </w:tcMar>
-          </w:tcPr>
-          <w:p>
-            <w:pPr>
-              <w:spacing w:before="40" w:after="40" w:line="252" w:lineRule="auto"/>
-              <w:jc w:val="left"/>
-            </w:pPr>
-            <w:r>
-              <w:rPr>
-                <w:rFonts w:ascii="Times New Roman" w:hAnsi="Times New Roman"/>
-                <w:sz w:val="22"/>
-              </w:rPr>
-            </w:r>
-            <w:r>
-              <w:rPr>
-                <w:rFonts w:ascii="Times New Roman" w:hAnsi="Times New Roman"/>
-                <w:b/>
-                <w:sz w:val="22"/>
-              </w:rPr>
-              <w:t>Декан факультета / Директор института</w:t>
-            </w:r>
-            <w:r>
-              <w:rPr>
-                <w:rFonts w:ascii="Times New Roman" w:hAnsi="Times New Roman"/>
-                <w:sz w:val="22"/>
-              </w:rPr>
-            </w:r>
-          </w:p>
-        </w:tc>
-        <w:tc>
-          <w:tcPr>
-            <w:tcW w:type="dxa" w:w="3118"/>
-            <w:tcMar>
-              <w:top w:w="100" w:type="dxa"/>
-              <w:bottom w:w="100" w:type="dxa"/>
-              <w:left w:w="150" w:type="dxa"/>
-              <w:right w:w="150" w:type="dxa"/>
-            </w:tcMar>
-          </w:tcPr>
-          <w:p>
-            <w:pPr>
-              <w:spacing w:before="40" w:after="40" w:line="252" w:lineRule="auto"/>
-              <w:jc w:val="left"/>
-            </w:pPr>
-            <w:r>
-              <w:rPr>
-                <w:rFonts w:ascii="Times New Roman" w:hAnsi="Times New Roman"/>
-                <w:sz w:val="22"/>
-              </w:rPr>
-              <w:t>Контроль образовательных программ факультета</w:t>
-            </w:r>
-          </w:p>
-        </w:tc>
-        <w:tc>
-          <w:tcPr>
-            <w:tcW w:type="dxa" w:w="3118"/>
-            <w:tcMar>
-              <w:top w:w="100" w:type="dxa"/>
-              <w:bottom w:w="100" w:type="dxa"/>
-              <w:left w:w="150" w:type="dxa"/>
-              <w:right w:w="150" w:type="dxa"/>
-            </w:tcMar>
-          </w:tcPr>
-          <w:p>
-            <w:pPr>
-              <w:spacing w:before="40" w:after="40" w:line="252" w:lineRule="auto"/>
-              <w:jc w:val="left"/>
-            </w:pPr>
-            <w:r>
-              <w:rPr>
-                <w:rFonts w:ascii="Times New Roman" w:hAnsi="Times New Roman"/>
-                <w:sz w:val="22"/>
-              </w:rPr>
-              <w:t>Мониторинг готовности УП, визирование служебных записок кафедр, контроль дедлайнов</w:t>
-            </w:r>
-          </w:p>
-        </w:tc>
-      </w:tr>
-      <w:tr>
-        <w:tc>
-          <w:tcPr>
-            <w:tcW w:type="dxa" w:w="3118"/>
-            <w:tcMar>
-              <w:top w:w="100" w:type="dxa"/>
-              <w:bottom w:w="100" w:type="dxa"/>
-              <w:left w:w="150" w:type="dxa"/>
-              <w:right w:w="150" w:type="dxa"/>
-            </w:tcMar>
-          </w:tcPr>
-          <w:p>
-            <w:pPr>
-              <w:spacing w:before="40" w:after="40" w:line="252" w:lineRule="auto"/>
-              <w:jc w:val="left"/>
-            </w:pPr>
-            <w:r>
-              <w:rPr>
-                <w:rFonts w:ascii="Times New Roman" w:hAnsi="Times New Roman"/>
-                <w:sz w:val="22"/>
-              </w:rPr>
-            </w:r>
-            <w:r>
-              <w:rPr>
-                <w:rFonts w:ascii="Times New Roman" w:hAnsi="Times New Roman"/>
-                <w:b/>
-                <w:sz w:val="22"/>
-              </w:rPr>
-              <w:t>Заведующий кафедрой / Разработчик ОПОП</w:t>
-            </w:r>
-            <w:r>
-              <w:rPr>
-                <w:rFonts w:ascii="Times New Roman" w:hAnsi="Times New Roman"/>
-                <w:sz w:val="22"/>
-              </w:rPr>
-            </w:r>
-          </w:p>
-        </w:tc>
-        <w:tc>
-          <w:tcPr>
-            <w:tcW w:type="dxa" w:w="3118"/>
-            <w:tcMar>
-              <w:top w:w="100" w:type="dxa"/>
-              <w:bottom w:w="100" w:type="dxa"/>
-              <w:left w:w="150" w:type="dxa"/>
-              <w:right w:w="150" w:type="dxa"/>
-            </w:tcMar>
-          </w:tcPr>
-          <w:p>
-            <w:pPr>
-              <w:spacing w:before="40" w:after="40" w:line="252" w:lineRule="auto"/>
-              <w:jc w:val="left"/>
-            </w:pPr>
-            <w:r>
-              <w:rPr>
-                <w:rFonts w:ascii="Times New Roman" w:hAnsi="Times New Roman"/>
-                <w:sz w:val="22"/>
-              </w:rPr>
-              <w:t>Формирование и редактирование УП</w:t>
-            </w:r>
-          </w:p>
-        </w:tc>
-        <w:tc>
-          <w:tcPr>
-            <w:tcW w:type="dxa" w:w="3118"/>
-            <w:tcMar>
-              <w:top w:w="100" w:type="dxa"/>
-              <w:bottom w:w="100" w:type="dxa"/>
-              <w:left w:w="150" w:type="dxa"/>
-              <w:right w:w="150" w:type="dxa"/>
-            </w:tcMar>
-          </w:tcPr>
-          <w:p>
-            <w:pPr>
-              <w:spacing w:before="40" w:after="40" w:line="252" w:lineRule="auto"/>
-              <w:jc w:val="left"/>
-            </w:pPr>
-            <w:r>
-              <w:rPr>
-                <w:rFonts w:ascii="Times New Roman" w:hAnsi="Times New Roman"/>
-                <w:sz w:val="22"/>
-              </w:rPr>
-              <w:t>Ввод семестровых дисциплин, часов, компетенций, подача служебных записок на изменения</w:t>
-            </w:r>
-          </w:p>
-        </w:tc>
-      </w:tr>
-      <w:tr>
-        <w:tc>
-          <w:tcPr>
-            <w:tcW w:type="dxa" w:w="3118"/>
-            <w:tcMar>
-              <w:top w:w="100" w:type="dxa"/>
-              <w:bottom w:w="100" w:type="dxa"/>
-              <w:left w:w="150" w:type="dxa"/>
-              <w:right w:w="150" w:type="dxa"/>
-            </w:tcMar>
-          </w:tcPr>
-          <w:p>
-            <w:pPr>
-              <w:spacing w:before="40" w:after="40" w:line="252" w:lineRule="auto"/>
-              <w:jc w:val="left"/>
-            </w:pPr>
-            <w:r>
-              <w:rPr>
-                <w:rFonts w:ascii="Times New Roman" w:hAnsi="Times New Roman"/>
-                <w:sz w:val="22"/>
-              </w:rPr>
-            </w:r>
-            <w:r>
-              <w:rPr>
-                <w:rFonts w:ascii="Times New Roman" w:hAnsi="Times New Roman"/>
-                <w:b/>
-                <w:sz w:val="22"/>
-              </w:rPr>
-              <w:t>Секретарь Ученого совета</w:t>
-            </w:r>
-            <w:r>
-              <w:rPr>
-                <w:rFonts w:ascii="Times New Roman" w:hAnsi="Times New Roman"/>
-                <w:sz w:val="22"/>
-              </w:rPr>
-            </w:r>
-          </w:p>
-        </w:tc>
-        <w:tc>
-          <w:tcPr>
-            <w:tcW w:type="dxa" w:w="3118"/>
-            <w:tcMar>
-              <w:top w:w="100" w:type="dxa"/>
-              <w:bottom w:w="100" w:type="dxa"/>
-              <w:left w:w="150" w:type="dxa"/>
-              <w:right w:w="150" w:type="dxa"/>
-            </w:tcMar>
-          </w:tcPr>
-          <w:p>
-            <w:pPr>
-              <w:spacing w:before="40" w:after="40" w:line="252" w:lineRule="auto"/>
-              <w:jc w:val="left"/>
-            </w:pPr>
-            <w:r>
-              <w:rPr>
-                <w:rFonts w:ascii="Times New Roman" w:hAnsi="Times New Roman"/>
-                <w:sz w:val="22"/>
-              </w:rPr>
-              <w:t>Организация утверждения УП</w:t>
-            </w:r>
-          </w:p>
-        </w:tc>
-        <w:tc>
-          <w:tcPr>
-            <w:tcW w:type="dxa" w:w="3118"/>
-            <w:tcMar>
-              <w:top w:w="100" w:type="dxa"/>
-              <w:bottom w:w="100" w:type="dxa"/>
-              <w:left w:w="150" w:type="dxa"/>
-              <w:right w:w="150" w:type="dxa"/>
-            </w:tcMar>
-          </w:tcPr>
-          <w:p>
-            <w:pPr>
-              <w:spacing w:before="40" w:after="40" w:line="252" w:lineRule="auto"/>
-              <w:jc w:val="left"/>
-            </w:pPr>
-            <w:r>
-              <w:rPr>
-                <w:rFonts w:ascii="Times New Roman" w:hAnsi="Times New Roman"/>
-                <w:sz w:val="22"/>
-              </w:rPr>
-              <w:t>Формирование повесток заседаний, выгрузка утвержденных планов в PDF/Excel, ведение календаря</w:t>
-            </w:r>
-          </w:p>
-        </w:tc>
-      </w:tr>
-    </w:tbl>
-    <w:p>
-      <w:pPr>
-        <w:spacing w:after="120"/>
-      </w:pPr>
-    </w:p>
-    <w:p>
-      <w:pPr>
-        <w:spacing w:before="160" w:after="80"/>
-        <w:jc w:val="left"/>
-      </w:pPr>
-      <w:r>
-        <w:rPr>
-          <w:rFonts w:ascii="Times New Roman" w:hAnsi="Times New Roman"/>
-          <w:b/>
-          <w:sz w:val="26"/>
-        </w:rPr>
-        <w:t>2.2. Модель прецедентов использования (Use Case)</w:t>
-      </w:r>
-    </w:p>
-    <w:p>
-      <w:pPr>
-        <w:spacing w:line="276" w:lineRule="auto" w:after="120"/>
-        <w:ind w:firstLine="709"/>
-        <w:jc w:val="both"/>
-      </w:pPr>
-      <w:r>
-        <w:rPr>
-          <w:rFonts w:ascii="Times New Roman" w:hAnsi="Times New Roman"/>
-          <w:sz w:val="28"/>
-        </w:rPr>
-        <w:t>Разработанная модель прецедентов охватывает 12 ключевых сценариев:</w:t>
-      </w:r>
-    </w:p>
-    <w:p>
-      <w:pPr>
-        <w:spacing w:line="276" w:lineRule="auto" w:after="60"/>
-        <w:ind w:left="709"/>
-        <w:jc w:val="both"/>
-      </w:pPr>
-      <w:r>
-        <w:rPr>
-          <w:rFonts w:ascii="Times New Roman" w:hAnsi="Times New Roman"/>
-          <w:b w:val="0"/>
-          <w:sz w:val="28"/>
-        </w:rPr>
-        <w:t xml:space="preserve">• </w:t>
-      </w:r>
-      <w:r>
-        <w:rPr>
-          <w:rFonts w:ascii="Times New Roman" w:hAnsi="Times New Roman"/>
-          <w:sz w:val="28"/>
-        </w:rPr>
-        <w:t>UC-1: Авторизация и ролевая аутентификация в корпоративном портале.</w:t>
-      </w:r>
-    </w:p>
-    <w:p>
-      <w:pPr>
-        <w:spacing w:line="276" w:lineRule="auto" w:after="60"/>
-        <w:ind w:left="709"/>
-        <w:jc w:val="both"/>
-      </w:pPr>
-      <w:r>
-        <w:rPr>
-          <w:rFonts w:ascii="Times New Roman" w:hAnsi="Times New Roman"/>
-          <w:b w:val="0"/>
-          <w:sz w:val="28"/>
-        </w:rPr>
-        <w:t xml:space="preserve">• </w:t>
-      </w:r>
-      <w:r>
-        <w:rPr>
-          <w:rFonts w:ascii="Times New Roman" w:hAnsi="Times New Roman"/>
-          <w:sz w:val="28"/>
-        </w:rPr>
-        <w:t>UC-2: Просмотр реестра образовательных программ и семестровых учебных планов.</w:t>
-      </w:r>
-    </w:p>
-    <w:p>
-      <w:pPr>
-        <w:spacing w:line="276" w:lineRule="auto" w:after="60"/>
-        <w:ind w:left="709"/>
-        <w:jc w:val="both"/>
-      </w:pPr>
-      <w:r>
-        <w:rPr>
-          <w:rFonts w:ascii="Times New Roman" w:hAnsi="Times New Roman"/>
-          <w:b w:val="0"/>
-          <w:sz w:val="28"/>
-        </w:rPr>
-        <w:t xml:space="preserve">• </w:t>
-      </w:r>
-      <w:r>
-        <w:rPr>
-          <w:rFonts w:ascii="Times New Roman" w:hAnsi="Times New Roman"/>
-          <w:sz w:val="28"/>
-        </w:rPr>
-        <w:t>UC-3: Запуск комплексной автоматической валидации УП на соответствие ФГОС 3++.</w:t>
-      </w:r>
-    </w:p>
-    <w:p>
-      <w:pPr>
-        <w:spacing w:line="276" w:lineRule="auto" w:after="60"/>
-        <w:ind w:left="709"/>
-        <w:jc w:val="both"/>
-      </w:pPr>
-      <w:r>
-        <w:rPr>
-          <w:rFonts w:ascii="Times New Roman" w:hAnsi="Times New Roman"/>
-          <w:b w:val="0"/>
-          <w:sz w:val="28"/>
-        </w:rPr>
-        <w:t xml:space="preserve">• </w:t>
-      </w:r>
-      <w:r>
-        <w:rPr>
-          <w:rFonts w:ascii="Times New Roman" w:hAnsi="Times New Roman"/>
-          <w:sz w:val="28"/>
-        </w:rPr>
-        <w:t>UC-4: Создание и регистрация служебной записки на изменение дисциплин/трудоемкости.</w:t>
-      </w:r>
-    </w:p>
-    <w:p>
-      <w:pPr>
-        <w:spacing w:line="276" w:lineRule="auto" w:after="60"/>
-        <w:ind w:left="709"/>
-        <w:jc w:val="both"/>
-      </w:pPr>
-      <w:r>
-        <w:rPr>
-          <w:rFonts w:ascii="Times New Roman" w:hAnsi="Times New Roman"/>
-          <w:b w:val="0"/>
-          <w:sz w:val="28"/>
-        </w:rPr>
-        <w:t xml:space="preserve">• </w:t>
-      </w:r>
-      <w:r>
-        <w:rPr>
-          <w:rFonts w:ascii="Times New Roman" w:hAnsi="Times New Roman"/>
-          <w:sz w:val="28"/>
-        </w:rPr>
-        <w:t>UC-5: Интерактивное двухколоночное Diff-сопоставление редакций УП (v1.0 vs v1.1).</w:t>
-      </w:r>
-    </w:p>
-    <w:p>
-      <w:pPr>
-        <w:spacing w:line="276" w:lineRule="auto" w:after="60"/>
-        <w:ind w:left="709"/>
-        <w:jc w:val="both"/>
-      </w:pPr>
-      <w:r>
-        <w:rPr>
-          <w:rFonts w:ascii="Times New Roman" w:hAnsi="Times New Roman"/>
-          <w:b w:val="0"/>
-          <w:sz w:val="28"/>
-        </w:rPr>
-        <w:t xml:space="preserve">• </w:t>
-      </w:r>
-      <w:r>
-        <w:rPr>
-          <w:rFonts w:ascii="Times New Roman" w:hAnsi="Times New Roman"/>
-          <w:sz w:val="28"/>
-        </w:rPr>
-        <w:t>UC-6: Криптографическое подписание усиленной квалифицированной ЭЦП со штампом ГОСТ.</w:t>
-      </w:r>
-    </w:p>
-    <w:p>
-      <w:pPr>
-        <w:spacing w:line="276" w:lineRule="auto" w:after="60"/>
-        <w:ind w:left="709"/>
-        <w:jc w:val="both"/>
-      </w:pPr>
-      <w:r>
-        <w:rPr>
-          <w:rFonts w:ascii="Times New Roman" w:hAnsi="Times New Roman"/>
-          <w:b w:val="0"/>
-          <w:sz w:val="28"/>
-        </w:rPr>
-        <w:t xml:space="preserve">• </w:t>
-      </w:r>
-      <w:r>
-        <w:rPr>
-          <w:rFonts w:ascii="Times New Roman" w:hAnsi="Times New Roman"/>
-          <w:sz w:val="28"/>
-        </w:rPr>
-        <w:t>UC-7: Верификация контрольной суммы SHA-256 и статуса сертификата ЭЦП.</w:t>
-      </w:r>
-    </w:p>
-    <w:p>
-      <w:pPr>
-        <w:spacing w:line="276" w:lineRule="auto" w:after="60"/>
-        <w:ind w:left="709"/>
-        <w:jc w:val="both"/>
-      </w:pPr>
-      <w:r>
-        <w:rPr>
-          <w:rFonts w:ascii="Times New Roman" w:hAnsi="Times New Roman"/>
-          <w:b w:val="0"/>
-          <w:sz w:val="28"/>
-        </w:rPr>
-        <w:t xml:space="preserve">• </w:t>
-      </w:r>
-      <w:r>
-        <w:rPr>
-          <w:rFonts w:ascii="Times New Roman" w:hAnsi="Times New Roman"/>
-          <w:sz w:val="28"/>
-        </w:rPr>
-        <w:t>UC-8: Выгрузка семестровой структуры плана в книгу Microsoft Excel (.xlsx).</w:t>
-      </w:r>
-    </w:p>
-    <w:p>
-      <w:pPr>
-        <w:spacing w:line="276" w:lineRule="auto" w:after="60"/>
-        <w:ind w:left="709"/>
-        <w:jc w:val="both"/>
-      </w:pPr>
-      <w:r>
-        <w:rPr>
-          <w:rFonts w:ascii="Times New Roman" w:hAnsi="Times New Roman"/>
-          <w:b w:val="0"/>
-          <w:sz w:val="28"/>
-        </w:rPr>
-        <w:t xml:space="preserve">• </w:t>
-      </w:r>
-      <w:r>
-        <w:rPr>
-          <w:rFonts w:ascii="Times New Roman" w:hAnsi="Times New Roman"/>
-          <w:sz w:val="28"/>
-        </w:rPr>
-        <w:t>UC-9: Генерация официального титульного листа и бланка согласования в PDF.</w:t>
-      </w:r>
-    </w:p>
-    <w:p>
-      <w:pPr>
-        <w:spacing w:line="276" w:lineRule="auto" w:after="60"/>
-        <w:ind w:left="709"/>
-        <w:jc w:val="both"/>
-      </w:pPr>
-      <w:r>
-        <w:rPr>
-          <w:rFonts w:ascii="Times New Roman" w:hAnsi="Times New Roman"/>
-          <w:b w:val="0"/>
-          <w:sz w:val="28"/>
-        </w:rPr>
-        <w:t xml:space="preserve">• </w:t>
-      </w:r>
-      <w:r>
-        <w:rPr>
-          <w:rFonts w:ascii="Times New Roman" w:hAnsi="Times New Roman"/>
-          <w:sz w:val="28"/>
-        </w:rPr>
-        <w:t>UC-10: Работа с календарем регламентных сроков и заседаний Ученого совета.</w:t>
-      </w:r>
-    </w:p>
-    <w:p>
-      <w:pPr>
-        <w:spacing w:line="276" w:lineRule="auto" w:after="60"/>
-        <w:ind w:left="709"/>
-        <w:jc w:val="both"/>
-      </w:pPr>
-      <w:r>
-        <w:rPr>
-          <w:rFonts w:ascii="Times New Roman" w:hAnsi="Times New Roman"/>
-          <w:b w:val="0"/>
-          <w:sz w:val="28"/>
-        </w:rPr>
-        <w:t xml:space="preserve">• </w:t>
-      </w:r>
-      <w:r>
-        <w:rPr>
-          <w:rFonts w:ascii="Times New Roman" w:hAnsi="Times New Roman"/>
-          <w:sz w:val="28"/>
-        </w:rPr>
-        <w:t>UC-11: Поиск, фильтрация и сортировка дисциплин в динамических таблицах.</w:t>
-      </w:r>
-    </w:p>
-    <w:p>
-      <w:pPr>
-        <w:spacing w:line="276" w:lineRule="auto" w:after="60"/>
-        <w:ind w:left="709"/>
-        <w:jc w:val="both"/>
-      </w:pPr>
-      <w:r>
-        <w:rPr>
-          <w:rFonts w:ascii="Times New Roman" w:hAnsi="Times New Roman"/>
-          <w:b w:val="0"/>
-          <w:sz w:val="28"/>
-        </w:rPr>
-        <w:t xml:space="preserve">• </w:t>
-      </w:r>
-      <w:r>
-        <w:rPr>
-          <w:rFonts w:ascii="Times New Roman" w:hAnsi="Times New Roman"/>
-          <w:sz w:val="28"/>
-        </w:rPr>
-        <w:t>UC-12: Просмотр неизменяемого журнала аудита безопасности и системных событий.</w:t>
-      </w:r>
-    </w:p>
-    <w:p>
-      <w:pPr>
-        <w:spacing w:before="240" w:after="120"/>
-        <w:jc w:val="left"/>
-      </w:pPr>
-      <w:r>
-        <w:rPr>
-          <w:rFonts w:ascii="Times New Roman" w:hAnsi="Times New Roman"/>
-          <w:b/>
-          <w:sz w:val="28"/>
-        </w:rPr>
-        <w:t>3. АРХИТЕКТУРНОЕ И СТРУКТУРНОЕ ПРОЕКТИРОВАНИЕ</w:t>
-      </w:r>
-    </w:p>
-    <w:p>
-      <w:pPr>
-        <w:spacing w:before="160" w:after="80"/>
-        <w:jc w:val="left"/>
-      </w:pPr>
-      <w:r>
-        <w:rPr>
-          <w:rFonts w:ascii="Times New Roman" w:hAnsi="Times New Roman"/>
-          <w:b/>
-          <w:sz w:val="26"/>
-        </w:rPr>
-        <w:t>3.1. Трехуровневая топология системы</w:t>
-      </w:r>
-    </w:p>
-    <w:p>
-      <w:pPr>
-        <w:spacing w:line="276" w:lineRule="auto" w:after="120"/>
-        <w:ind w:firstLine="709"/>
-        <w:jc w:val="both"/>
-      </w:pPr>
-      <w:r>
-        <w:rPr>
-          <w:rFonts w:ascii="Times New Roman" w:hAnsi="Times New Roman"/>
-          <w:sz w:val="28"/>
-        </w:rPr>
-        <w:t>Архитектура системы построена по паттерну MVC (Model-View-Controller) и включает три уровня:</w:t>
-      </w:r>
-    </w:p>
-    <w:p>
-      <w:pPr>
-        <w:spacing w:line="276" w:lineRule="auto" w:after="60"/>
-        <w:ind w:left="709"/>
-        <w:jc w:val="both"/>
-      </w:pPr>
-      <w:r>
-        <w:rPr>
-          <w:rFonts w:ascii="Times New Roman" w:hAnsi="Times New Roman"/>
-          <w:b/>
-          <w:sz w:val="28"/>
-        </w:rPr>
-        <w:t xml:space="preserve">1. </w:t>
-      </w:r>
-      <w:r>
-        <w:rPr>
-          <w:rFonts w:ascii="Times New Roman" w:hAnsi="Times New Roman"/>
-          <w:sz w:val="28"/>
-        </w:rPr>
-      </w:r>
-      <w:r>
-        <w:rPr>
-          <w:rFonts w:ascii="Times New Roman" w:hAnsi="Times New Roman"/>
-          <w:b/>
-          <w:sz w:val="28"/>
-        </w:rPr>
-        <w:t>Frontend (Уровень представления):</w:t>
-      </w:r>
-      <w:r>
-        <w:rPr>
-          <w:rFonts w:ascii="Times New Roman" w:hAnsi="Times New Roman"/>
-          <w:sz w:val="28"/>
-        </w:rPr>
-        <w:t xml:space="preserve"> HTML5, Jinja2, TailwindCSS v3.4, FontAwesome 6, Chart.js v4.4, FullCalendar v6, SweetAlert2, Toastify.js, SheetJS, jsPDF.</w:t>
-      </w:r>
-    </w:p>
-    <w:p>
-      <w:pPr>
-        <w:spacing w:line="276" w:lineRule="auto" w:after="60"/>
-        <w:ind w:left="709"/>
-        <w:jc w:val="both"/>
-      </w:pPr>
-      <w:r>
-        <w:rPr>
-          <w:rFonts w:ascii="Times New Roman" w:hAnsi="Times New Roman"/>
-          <w:b/>
-          <w:sz w:val="28"/>
-        </w:rPr>
-        <w:t xml:space="preserve">2. </w:t>
-      </w:r>
-      <w:r>
-        <w:rPr>
-          <w:rFonts w:ascii="Times New Roman" w:hAnsi="Times New Roman"/>
-          <w:sz w:val="28"/>
-        </w:rPr>
-      </w:r>
-      <w:r>
-        <w:rPr>
-          <w:rFonts w:ascii="Times New Roman" w:hAnsi="Times New Roman"/>
-          <w:b/>
-          <w:sz w:val="28"/>
-        </w:rPr>
-        <w:t>Backend (Сервер приложений):</w:t>
-      </w:r>
-      <w:r>
-        <w:rPr>
-          <w:rFonts w:ascii="Times New Roman" w:hAnsi="Times New Roman"/>
-          <w:sz w:val="28"/>
-        </w:rPr>
-        <w:t xml:space="preserve"> Python 3.11, Flask Engine, модули бизнес-логики (`FGOSComplianceEngine`, `CryptoSignatureValidator`, `VisualDiffTracker`, `ReportExportGenerator`).</w:t>
-      </w:r>
-    </w:p>
-    <w:p>
-      <w:pPr>
-        <w:spacing w:line="276" w:lineRule="auto" w:after="60"/>
-        <w:ind w:left="709"/>
-        <w:jc w:val="both"/>
-      </w:pPr>
-      <w:r>
-        <w:rPr>
-          <w:rFonts w:ascii="Times New Roman" w:hAnsi="Times New Roman"/>
-          <w:b/>
-          <w:sz w:val="28"/>
-        </w:rPr>
-        <w:t xml:space="preserve">3. </w:t>
-      </w:r>
-      <w:r>
-        <w:rPr>
-          <w:rFonts w:ascii="Times New Roman" w:hAnsi="Times New Roman"/>
-          <w:sz w:val="28"/>
-        </w:rPr>
-      </w:r>
-      <w:r>
-        <w:rPr>
-          <w:rFonts w:ascii="Times New Roman" w:hAnsi="Times New Roman"/>
-          <w:b/>
-          <w:sz w:val="28"/>
-        </w:rPr>
-        <w:t>Database (Уровень хранения данных):</w:t>
-      </w:r>
-      <w:r>
-        <w:rPr>
-          <w:rFonts w:ascii="Times New Roman" w:hAnsi="Times New Roman"/>
-          <w:sz w:val="28"/>
-        </w:rPr>
-        <w:t xml:space="preserve"> СУБД SQLite 3 / MariaDB Enterprise, 12 нормализованных таблиц (3NF), каскадные ограничения целостности (FK), B-Tree индексы.</w:t>
-      </w:r>
-    </w:p>
-    <w:p>
-      <w:pPr>
-        <w:spacing w:before="160" w:after="80"/>
-        <w:jc w:val="left"/>
-      </w:pPr>
-      <w:r>
-        <w:rPr>
-          <w:rFonts w:ascii="Times New Roman" w:hAnsi="Times New Roman"/>
-          <w:b/>
-          <w:sz w:val="26"/>
-        </w:rPr>
-        <w:t>3.2. Реляционная схема базы данных (таблица `anok_portal.db`)</w:t>
-      </w:r>
-    </w:p>
-    <w:p>
-      <w:pPr>
-        <w:spacing w:before="120" w:after="120"/>
-        <w:ind w:left="567"/>
-      </w:pPr>
-      <w:r>
-        <w:rPr>
-          <w:rFonts w:ascii="Courier New" w:hAnsi="Courier New"/>
-          <w:sz w:val="20"/>
-        </w:rPr>
-        <w:t>+----------------------------------------------------------------------------------------------------+</w:t>
-        <w:br/>
-        <w:t>|                                    СХЕМА БАЗЫ ДАННЫХ АНОК                                          |</w:t>
-        <w:br/>
-        <w:t>+----------------------------------------------------------------------------------------------------+</w:t>
-        <w:br/>
-        <w:t>|  curriculums (Учебные планы)              curriculum_disciplines (Дисциплины)                      |</w:t>
-        <w:br/>
-        <w:t>|  - id (PK)                                - id (PK)                                                |</w:t>
-        <w:br/>
-        <w:t>|  - code (09.03.01)                        - curriculum_id (FK -&gt; curriculums.id)                   |</w:t>
-        <w:br/>
-        <w:t>|  - title (Информатика и ВТ)               - block_code (Б1.О.01)                                   |</w:t>
-        <w:br/>
-        <w:t>|  - academic_year (2025/2026)              - title (Математический анализ)                          |</w:t>
-        <w:br/>
-        <w:t>|  - total_zet (240.0)                      - semester (1..8)                                        |</w:t>
-        <w:br/>
-        <w:t>|  - status (draft, valid, signed)          - zet (5.0), lec_hours (36), pr_hours (36), srs (108)   |</w:t>
-        <w:br/>
-        <w:t>+------------------------------------+---------------------------------------------------------------+</w:t>
-        <w:br/>
-        <w:t xml:space="preserve">                                     |</w:t>
-        <w:br/>
-        <w:t>+------------------------------------+---------------------------------------------------------------+</w:t>
-        <w:br/>
-        <w:t>|  fgos_standards (Стандарты)               competencies (Матрица компетенций)                       |</w:t>
-        <w:br/>
-        <w:t>|  - id (PK)                                - id (PK)                                                |</w:t>
-        <w:br/>
-        <w:t>|  - code (09.03.01)                        - fgos_id (FK -&gt; fgos_standards.id)                      |</w:t>
-        <w:br/>
-        <w:t>|  - degree (Бакалавриат)                   - code (УК-1, ОПК-2, ПК-1)                               |</w:t>
-        <w:br/>
-        <w:t>|  - min_zet (240.0)                        - category (Универсальная, ОПК, Профессиональная)        |</w:t>
-        <w:br/>
-        <w:t>+------------------------------------+---------------------------------------------------------------+</w:t>
-        <w:br/>
-        <w:t xml:space="preserve">                                     |</w:t>
-        <w:br/>
-        <w:t>+------------------------------------+---------------------------------------------------------------+</w:t>
-        <w:br/>
-        <w:t>|  service_memos (Служебные записки)        digital_signatures (Реестр ЭЦП)                          |</w:t>
-        <w:br/>
-        <w:t>|  - id (PK)                                - id (PK)                                                |</w:t>
-        <w:br/>
-        <w:t>|  - memo_number (СЗ-142/26)                - entity_type ('curriculum')                             |</w:t>
-        <w:br/>
-        <w:t>|  - curriculum_id (FK)                     - entity_id (FK)                                         |</w:t>
-        <w:br/>
-        <w:t>|  - old_version ('1.0'), new_version ('1.1')- signer_fio ('Воронова Е.М.')                           |</w:t>
-        <w:br/>
-        <w:t>|  - status (pending, approved)             - signer_cert_sn ('00E1 82B4 991F 2026')                 |</w:t>
-        <w:br/>
-        <w:t>|  - diff_payload (JSON)                    - sha256_hash ('e3b0c44298fc1c14...')                    |</w:t>
-        <w:br/>
-        <w:t>+----------------------------------------------------------------------------------------------------+</w:t>
-      </w:r>
-    </w:p>
-    <w:p>
-      <w:pPr>
-        <w:spacing w:before="240" w:after="120"/>
-        <w:jc w:val="left"/>
-      </w:pPr>
-      <w:r>
-        <w:rPr>
-          <w:rFonts w:ascii="Times New Roman" w:hAnsi="Times New Roman"/>
-          <w:b/>
-          <w:sz w:val="28"/>
-        </w:rPr>
-        <w:t>4. ПРОЕКТИРОВАНИЕ ГРАФИЧЕСКОГО ИНТЕРФЕЙСА ПОЛЬЗОВАТЕЛЯ</w:t>
-      </w:r>
-    </w:p>
-    <w:p>
-      <w:pPr>
-        <w:spacing w:line="276" w:lineRule="auto" w:after="120"/>
-        <w:ind w:firstLine="709"/>
-        <w:jc w:val="both"/>
-      </w:pPr>
-      <w:r>
-        <w:rPr>
-          <w:rFonts w:ascii="Times New Roman" w:hAnsi="Times New Roman"/>
-          <w:sz w:val="28"/>
-        </w:rPr>
-        <w:t>Дизайн-система портала разработана с учетом требований к корпоративным академическим системам:</w:t>
-      </w:r>
-    </w:p>
-    <w:p>
-      <w:pPr>
-        <w:spacing w:line="276" w:lineRule="auto" w:after="60"/>
-        <w:ind w:left="709"/>
-        <w:jc w:val="both"/>
-      </w:pPr>
-      <w:r>
-        <w:rPr>
-          <w:rFonts w:ascii="Times New Roman" w:hAnsi="Times New Roman"/>
-          <w:b w:val="0"/>
-          <w:sz w:val="28"/>
-        </w:rPr>
-        <w:t xml:space="preserve">• </w:t>
-      </w:r>
-      <w:r>
-        <w:rPr>
-          <w:rFonts w:ascii="Times New Roman" w:hAnsi="Times New Roman"/>
-          <w:sz w:val="28"/>
-        </w:rPr>
-      </w:r>
-      <w:r>
-        <w:rPr>
-          <w:rFonts w:ascii="Times New Roman" w:hAnsi="Times New Roman"/>
-          <w:b/>
-          <w:sz w:val="28"/>
-        </w:rPr>
-        <w:t>Цветовая палитра:</w:t>
-      </w:r>
-      <w:r>
-        <w:rPr>
-          <w:rFonts w:ascii="Times New Roman" w:hAnsi="Times New Roman"/>
-          <w:sz w:val="28"/>
-        </w:rPr>
-      </w:r>
-    </w:p>
-    <w:p>
-      <w:pPr>
-        <w:spacing w:line="276" w:lineRule="auto" w:after="60"/>
-        <w:ind w:left="992"/>
-        <w:jc w:val="both"/>
-      </w:pPr>
-      <w:r>
-        <w:rPr>
-          <w:rFonts w:ascii="Times New Roman" w:hAnsi="Times New Roman"/>
-          <w:b w:val="0"/>
-          <w:sz w:val="28"/>
-        </w:rPr>
-        <w:t xml:space="preserve">• </w:t>
-      </w:r>
-      <w:r>
-        <w:rPr>
-          <w:rFonts w:ascii="Times New Roman" w:hAnsi="Times New Roman"/>
-          <w:sz w:val="28"/>
-        </w:rPr>
-        <w:t>Primary Dark / Header: `#0F172A` (Slate 900)</w:t>
-      </w:r>
-    </w:p>
-    <w:p>
-      <w:pPr>
-        <w:spacing w:line="276" w:lineRule="auto" w:after="60"/>
-        <w:ind w:left="992"/>
-        <w:jc w:val="both"/>
-      </w:pPr>
-      <w:r>
-        <w:rPr>
-          <w:rFonts w:ascii="Times New Roman" w:hAnsi="Times New Roman"/>
-          <w:b w:val="0"/>
-          <w:sz w:val="28"/>
-        </w:rPr>
-        <w:t xml:space="preserve">• </w:t>
-      </w:r>
-      <w:r>
-        <w:rPr>
-          <w:rFonts w:ascii="Times New Roman" w:hAnsi="Times New Roman"/>
-          <w:sz w:val="28"/>
-        </w:rPr>
-        <w:t>Primary Blue: `#1D4ED8` (Blue 700)</w:t>
-      </w:r>
-    </w:p>
-    <w:p>
-      <w:pPr>
-        <w:spacing w:line="276" w:lineRule="auto" w:after="60"/>
-        <w:ind w:left="992"/>
-        <w:jc w:val="both"/>
-      </w:pPr>
-      <w:r>
-        <w:rPr>
-          <w:rFonts w:ascii="Times New Roman" w:hAnsi="Times New Roman"/>
-          <w:b w:val="0"/>
-          <w:sz w:val="28"/>
-        </w:rPr>
-        <w:t xml:space="preserve">• </w:t>
-      </w:r>
-      <w:r>
-        <w:rPr>
-          <w:rFonts w:ascii="Times New Roman" w:hAnsi="Times New Roman"/>
-          <w:sz w:val="28"/>
-        </w:rPr>
-        <w:t>Accent Sky: `#0EA5E9` (Sky 500)</w:t>
-      </w:r>
-    </w:p>
-    <w:p>
-      <w:pPr>
-        <w:spacing w:line="276" w:lineRule="auto" w:after="60"/>
-        <w:ind w:left="992"/>
-        <w:jc w:val="both"/>
-      </w:pPr>
-      <w:r>
-        <w:rPr>
-          <w:rFonts w:ascii="Times New Roman" w:hAnsi="Times New Roman"/>
-          <w:b w:val="0"/>
-          <w:sz w:val="28"/>
-        </w:rPr>
-        <w:t xml:space="preserve">• </w:t>
-      </w:r>
-      <w:r>
-        <w:rPr>
-          <w:rFonts w:ascii="Times New Roman" w:hAnsi="Times New Roman"/>
-          <w:sz w:val="28"/>
-        </w:rPr>
-        <w:t>Success Green: `#10B981` (Emerald 500)</w:t>
-      </w:r>
-    </w:p>
-    <w:p>
-      <w:pPr>
-        <w:spacing w:line="276" w:lineRule="auto" w:after="60"/>
-        <w:ind w:left="992"/>
-        <w:jc w:val="both"/>
-      </w:pPr>
-      <w:r>
-        <w:rPr>
-          <w:rFonts w:ascii="Times New Roman" w:hAnsi="Times New Roman"/>
-          <w:b w:val="0"/>
-          <w:sz w:val="28"/>
-        </w:rPr>
-        <w:t xml:space="preserve">• </w:t>
-      </w:r>
-      <w:r>
-        <w:rPr>
-          <w:rFonts w:ascii="Times New Roman" w:hAnsi="Times New Roman"/>
-          <w:sz w:val="28"/>
-        </w:rPr>
-        <w:t>Warning Amber: `#F59E0B` (Amber 500)</w:t>
-      </w:r>
-    </w:p>
-    <w:p>
-      <w:pPr>
-        <w:spacing w:line="276" w:lineRule="auto" w:after="60"/>
-        <w:ind w:left="992"/>
-        <w:jc w:val="both"/>
-      </w:pPr>
-      <w:r>
-        <w:rPr>
-          <w:rFonts w:ascii="Times New Roman" w:hAnsi="Times New Roman"/>
-          <w:b w:val="0"/>
-          <w:sz w:val="28"/>
-        </w:rPr>
-        <w:t xml:space="preserve">• </w:t>
-      </w:r>
-      <w:r>
-        <w:rPr>
-          <w:rFonts w:ascii="Times New Roman" w:hAnsi="Times New Roman"/>
-          <w:sz w:val="28"/>
-        </w:rPr>
-        <w:t>Danger Red: `#EF4444` (Red 500)</w:t>
-      </w:r>
-    </w:p>
-    <w:p>
-      <w:pPr>
-        <w:spacing w:line="276" w:lineRule="auto" w:after="60"/>
-        <w:ind w:left="992"/>
-        <w:jc w:val="both"/>
-      </w:pPr>
-      <w:r>
-        <w:rPr>
-          <w:rFonts w:ascii="Times New Roman" w:hAnsi="Times New Roman"/>
-          <w:b w:val="0"/>
-          <w:sz w:val="28"/>
-        </w:rPr>
-        <w:t xml:space="preserve">• </w:t>
-      </w:r>
-      <w:r>
-        <w:rPr>
-          <w:rFonts w:ascii="Times New Roman" w:hAnsi="Times New Roman"/>
-          <w:sz w:val="28"/>
-        </w:rPr>
-        <w:t>Surface Background: `#F8FAFC` (Slate 50)</w:t>
-      </w:r>
-    </w:p>
-    <w:p>
-      <w:pPr>
-        <w:spacing w:line="276" w:lineRule="auto" w:after="60"/>
-        <w:ind w:left="709"/>
-        <w:jc w:val="both"/>
-      </w:pPr>
-      <w:r>
-        <w:rPr>
-          <w:rFonts w:ascii="Times New Roman" w:hAnsi="Times New Roman"/>
-          <w:b w:val="0"/>
-          <w:sz w:val="28"/>
-        </w:rPr>
-        <w:t xml:space="preserve">• </w:t>
-      </w:r>
-      <w:r>
-        <w:rPr>
-          <w:rFonts w:ascii="Times New Roman" w:hAnsi="Times New Roman"/>
-          <w:sz w:val="28"/>
-        </w:rPr>
-      </w:r>
-      <w:r>
-        <w:rPr>
-          <w:rFonts w:ascii="Times New Roman" w:hAnsi="Times New Roman"/>
-          <w:b/>
-          <w:sz w:val="28"/>
-        </w:rPr>
-        <w:t>Типографика:</w:t>
-      </w:r>
-      <w:r>
-        <w:rPr>
-          <w:rFonts w:ascii="Times New Roman" w:hAnsi="Times New Roman"/>
-          <w:sz w:val="28"/>
-        </w:rPr>
-        <w:t xml:space="preserve"> Системные шрифты Inter / DejaVu Sans с четкой иерархией размеров (H1: 24-28 pt, H2: 18-20 pt, Body: 14-16 pt, Metadata: 12 pt).</w:t>
-      </w:r>
-    </w:p>
-    <w:p>
-      <w:pPr>
-        <w:spacing w:line="276" w:lineRule="auto" w:after="60"/>
-        <w:ind w:left="709"/>
-        <w:jc w:val="both"/>
-      </w:pPr>
-      <w:r>
-        <w:rPr>
-          <w:rFonts w:ascii="Times New Roman" w:hAnsi="Times New Roman"/>
-          <w:b w:val="0"/>
-          <w:sz w:val="28"/>
-        </w:rPr>
-        <w:t xml:space="preserve">• </w:t>
-      </w:r>
-      <w:r>
-        <w:rPr>
-          <w:rFonts w:ascii="Times New Roman" w:hAnsi="Times New Roman"/>
-          <w:sz w:val="28"/>
-        </w:rPr>
-      </w:r>
-      <w:r>
-        <w:rPr>
-          <w:rFonts w:ascii="Times New Roman" w:hAnsi="Times New Roman"/>
-          <w:b/>
-          <w:sz w:val="28"/>
-        </w:rPr>
-        <w:t>Компонентная структура:</w:t>
-      </w:r>
-      <w:r>
-        <w:rPr>
-          <w:rFonts w:ascii="Times New Roman" w:hAnsi="Times New Roman"/>
-          <w:sz w:val="28"/>
-        </w:rPr>
-        <w:t xml:space="preserve"> Карточная сетка (Grid / Flexbox), фиксированная боковая навигация (Sidebar), верхняя панель статуса пользователя (Top Navbar) и динамическая рабочая область (Main Content Area).</w:t>
-      </w:r>
-    </w:p>
-    <w:p>
-      <w:pPr>
-        <w:spacing w:before="240" w:after="120"/>
-        <w:jc w:val="left"/>
-      </w:pPr>
-      <w:r>
-        <w:rPr>
-          <w:rFonts w:ascii="Times New Roman" w:hAnsi="Times New Roman"/>
-          <w:b/>
-          <w:sz w:val="28"/>
-        </w:rPr>
-        <w:t>5. СТРУКТУРА ПОРТАЛА И ШАБЛОНЫ СТРАНИЦ</w:t>
-      </w:r>
-    </w:p>
-    <w:p>
-      <w:pPr>
-        <w:spacing w:line="276" w:lineRule="auto" w:after="120"/>
-        <w:ind w:firstLine="709"/>
-        <w:jc w:val="both"/>
-      </w:pPr>
-      <w:r>
-        <w:rPr>
-          <w:rFonts w:ascii="Times New Roman" w:hAnsi="Times New Roman"/>
-          <w:sz w:val="28"/>
-        </w:rPr>
-        <w:t>Портал скомпонован по модульной структуре:</w:t>
-      </w:r>
-    </w:p>
-    <w:p>
-      <w:pPr>
-        <w:spacing w:line="276" w:lineRule="auto" w:after="60"/>
-        <w:ind w:left="709"/>
-        <w:jc w:val="both"/>
-      </w:pPr>
-      <w:r>
-        <w:rPr>
-          <w:rFonts w:ascii="Times New Roman" w:hAnsi="Times New Roman"/>
-          <w:b w:val="0"/>
-          <w:sz w:val="28"/>
-        </w:rPr>
-        <w:t xml:space="preserve">• </w:t>
-      </w:r>
-      <w:r>
-        <w:rPr>
-          <w:rFonts w:ascii="Times New Roman" w:hAnsi="Times New Roman"/>
-          <w:sz w:val="28"/>
-        </w:rPr>
-        <w:t>`portal/app.py`: Маршрутизация Flask, контроллеры инфоблоков, API-эндпоинты валидации и подписания.</w:t>
-      </w:r>
-    </w:p>
-    <w:p>
-      <w:pPr>
-        <w:spacing w:line="276" w:lineRule="auto" w:after="60"/>
-        <w:ind w:left="709"/>
-        <w:jc w:val="both"/>
-      </w:pPr>
-      <w:r>
-        <w:rPr>
-          <w:rFonts w:ascii="Times New Roman" w:hAnsi="Times New Roman"/>
-          <w:b w:val="0"/>
-          <w:sz w:val="28"/>
-        </w:rPr>
-        <w:t xml:space="preserve">• </w:t>
-      </w:r>
-      <w:r>
-        <w:rPr>
-          <w:rFonts w:ascii="Times New Roman" w:hAnsi="Times New Roman"/>
-          <w:sz w:val="28"/>
-        </w:rPr>
-        <w:t>`portal/app_templates.py`: Модульные шаблоны Jinja2:</w:t>
-      </w:r>
-    </w:p>
-    <w:p>
-      <w:pPr>
-        <w:spacing w:line="276" w:lineRule="auto" w:after="60"/>
-        <w:ind w:left="992"/>
-        <w:jc w:val="both"/>
-      </w:pPr>
-      <w:r>
-        <w:rPr>
-          <w:rFonts w:ascii="Times New Roman" w:hAnsi="Times New Roman"/>
-          <w:b w:val="0"/>
-          <w:sz w:val="28"/>
-        </w:rPr>
-        <w:t xml:space="preserve">• </w:t>
-      </w:r>
-      <w:r>
-        <w:rPr>
-          <w:rFonts w:ascii="Times New Roman" w:hAnsi="Times New Roman"/>
-          <w:sz w:val="28"/>
-        </w:rPr>
-        <w:t>`BASE_TEMPLATE`: Единый родительский каркас с метаданными, CDN-скриптами, стилями, меню и футером.</w:t>
-      </w:r>
-    </w:p>
-    <w:p>
-      <w:pPr>
-        <w:spacing w:line="276" w:lineRule="auto" w:after="60"/>
-        <w:ind w:left="992"/>
-        <w:jc w:val="both"/>
-      </w:pPr>
-      <w:r>
-        <w:rPr>
-          <w:rFonts w:ascii="Times New Roman" w:hAnsi="Times New Roman"/>
-          <w:b w:val="0"/>
-          <w:sz w:val="28"/>
-        </w:rPr>
-        <w:t xml:space="preserve">• </w:t>
-      </w:r>
-      <w:r>
-        <w:rPr>
-          <w:rFonts w:ascii="Times New Roman" w:hAnsi="Times New Roman"/>
-          <w:sz w:val="28"/>
-        </w:rPr>
-        <w:t>`PAGE_TEMPLATES`: 8 специализированных представлений страниц (`dashboard`, `curriculums`, `fgos_validation`, `service_memos`, `signatures`, `standards`, `competencies`, `departments`, `news`).</w:t>
-      </w:r>
-    </w:p>
-    <w:p>
-      <w:pPr>
-        <w:spacing w:before="240" w:after="120"/>
-        <w:jc w:val="left"/>
-      </w:pPr>
-      <w:r>
-        <w:rPr>
-          <w:rFonts w:ascii="Times New Roman" w:hAnsi="Times New Roman"/>
-          <w:b/>
-          <w:sz w:val="28"/>
-        </w:rPr>
-        <w:t>6. ИНФОРМАЦИОННЫЕ БЛОКИ И НАПОЛНЕНИЕ БАЗЫ ДАННЫХ</w:t>
-      </w:r>
-    </w:p>
-    <w:p>
-      <w:pPr>
-        <w:spacing w:line="276" w:lineRule="auto" w:after="120"/>
-        <w:ind w:firstLine="709"/>
-        <w:jc w:val="both"/>
-      </w:pPr>
-      <w:r>
-        <w:rPr>
-          <w:rFonts w:ascii="Times New Roman" w:hAnsi="Times New Roman"/>
-          <w:sz w:val="28"/>
-        </w:rPr>
-        <w:t>В системе развернуты и наполнены 8 специализированных инфоблоков:</w:t>
-      </w:r>
-    </w:p>
-    <w:p>
-      <w:pPr>
-        <w:spacing w:line="276" w:lineRule="auto" w:after="60"/>
-        <w:ind w:left="709"/>
-        <w:jc w:val="both"/>
-      </w:pPr>
-      <w:r>
-        <w:rPr>
-          <w:rFonts w:ascii="Times New Roman" w:hAnsi="Times New Roman"/>
-          <w:b/>
-          <w:sz w:val="28"/>
-        </w:rPr>
-        <w:t xml:space="preserve">1. </w:t>
-      </w:r>
-      <w:r>
-        <w:rPr>
-          <w:rFonts w:ascii="Times New Roman" w:hAnsi="Times New Roman"/>
-          <w:sz w:val="28"/>
-        </w:rPr>
-      </w:r>
-      <w:r>
-        <w:rPr>
-          <w:rFonts w:ascii="Times New Roman" w:hAnsi="Times New Roman"/>
-          <w:b/>
-          <w:sz w:val="28"/>
-        </w:rPr>
-        <w:t>Инфоблок «Реестр учебных планов ОПОП ВО»:</w:t>
-      </w:r>
-      <w:r>
-        <w:rPr>
-          <w:rFonts w:ascii="Times New Roman" w:hAnsi="Times New Roman"/>
-          <w:sz w:val="28"/>
-        </w:rPr>
-        <w:t xml:space="preserve"> 12 действующих программ бакалавриата и магистратуры, включая направления 09.03.01, 09.03.02, 09.03.03, 09.03.04.</w:t>
-      </w:r>
-    </w:p>
-    <w:p>
-      <w:pPr>
-        <w:spacing w:line="276" w:lineRule="auto" w:after="60"/>
-        <w:ind w:left="709"/>
-        <w:jc w:val="both"/>
-      </w:pPr>
-      <w:r>
-        <w:rPr>
-          <w:rFonts w:ascii="Times New Roman" w:hAnsi="Times New Roman"/>
-          <w:b/>
-          <w:sz w:val="28"/>
-        </w:rPr>
-        <w:t xml:space="preserve">2. </w:t>
-      </w:r>
-      <w:r>
-        <w:rPr>
-          <w:rFonts w:ascii="Times New Roman" w:hAnsi="Times New Roman"/>
-          <w:sz w:val="28"/>
-        </w:rPr>
-      </w:r>
-      <w:r>
-        <w:rPr>
-          <w:rFonts w:ascii="Times New Roman" w:hAnsi="Times New Roman"/>
-          <w:b/>
-          <w:sz w:val="28"/>
-        </w:rPr>
-        <w:t>Инфоблок «Движок автоматической валидации ФГОС 3++»:</w:t>
-      </w:r>
-      <w:r>
-        <w:rPr>
-          <w:rFonts w:ascii="Times New Roman" w:hAnsi="Times New Roman"/>
-          <w:sz w:val="28"/>
-        </w:rPr>
-        <w:t xml:space="preserve"> Проверка 240 ЗЕТ, лимита лекционных часов (&lt;=40%), объема базовой части (&gt;=50%), часов СРС.</w:t>
-      </w:r>
-    </w:p>
-    <w:p>
-      <w:pPr>
-        <w:spacing w:line="276" w:lineRule="auto" w:after="60"/>
-        <w:ind w:left="709"/>
-        <w:jc w:val="both"/>
-      </w:pPr>
-      <w:r>
-        <w:rPr>
-          <w:rFonts w:ascii="Times New Roman" w:hAnsi="Times New Roman"/>
-          <w:b/>
-          <w:sz w:val="28"/>
-        </w:rPr>
-        <w:t xml:space="preserve">3. </w:t>
-      </w:r>
-      <w:r>
-        <w:rPr>
-          <w:rFonts w:ascii="Times New Roman" w:hAnsi="Times New Roman"/>
-          <w:sz w:val="28"/>
-        </w:rPr>
-      </w:r>
-      <w:r>
-        <w:rPr>
-          <w:rFonts w:ascii="Times New Roman" w:hAnsi="Times New Roman"/>
-          <w:b/>
-          <w:sz w:val="28"/>
-        </w:rPr>
-        <w:t>Инфоблок «Служебные записки и маршрутизация изменений»:</w:t>
-      </w:r>
-      <w:r>
-        <w:rPr>
-          <w:rFonts w:ascii="Times New Roman" w:hAnsi="Times New Roman"/>
-          <w:sz w:val="28"/>
-        </w:rPr>
-        <w:t xml:space="preserve"> Реестр служебных записок с фиксацией авторов, причин правок, статусов и JSON-диффов.</w:t>
-      </w:r>
-    </w:p>
-    <w:p>
-      <w:pPr>
-        <w:spacing w:line="276" w:lineRule="auto" w:after="60"/>
-        <w:ind w:left="709"/>
-        <w:jc w:val="both"/>
-      </w:pPr>
-      <w:r>
-        <w:rPr>
-          <w:rFonts w:ascii="Times New Roman" w:hAnsi="Times New Roman"/>
-          <w:b/>
-          <w:sz w:val="28"/>
-        </w:rPr>
-        <w:t xml:space="preserve">4. </w:t>
-      </w:r>
-      <w:r>
-        <w:rPr>
-          <w:rFonts w:ascii="Times New Roman" w:hAnsi="Times New Roman"/>
-          <w:sz w:val="28"/>
-        </w:rPr>
-      </w:r>
-      <w:r>
-        <w:rPr>
-          <w:rFonts w:ascii="Times New Roman" w:hAnsi="Times New Roman"/>
-          <w:b/>
-          <w:sz w:val="28"/>
-        </w:rPr>
-        <w:t>Инфоблок «Реестр и визуализация ЭЦП»:</w:t>
-      </w:r>
-      <w:r>
-        <w:rPr>
-          <w:rFonts w:ascii="Times New Roman" w:hAnsi="Times New Roman"/>
-          <w:sz w:val="28"/>
-        </w:rPr>
-        <w:t xml:space="preserve"> Защищенный журнал подписания документов с отображением параметров сертификата и контрольной суммы.</w:t>
-      </w:r>
-    </w:p>
-    <w:p>
-      <w:pPr>
-        <w:spacing w:line="276" w:lineRule="auto" w:after="60"/>
-        <w:ind w:left="709"/>
-        <w:jc w:val="both"/>
-      </w:pPr>
-      <w:r>
-        <w:rPr>
-          <w:rFonts w:ascii="Times New Roman" w:hAnsi="Times New Roman"/>
-          <w:b/>
-          <w:sz w:val="28"/>
-        </w:rPr>
-        <w:t xml:space="preserve">5. </w:t>
-      </w:r>
-      <w:r>
-        <w:rPr>
-          <w:rFonts w:ascii="Times New Roman" w:hAnsi="Times New Roman"/>
-          <w:sz w:val="28"/>
-        </w:rPr>
-      </w:r>
-      <w:r>
-        <w:rPr>
-          <w:rFonts w:ascii="Times New Roman" w:hAnsi="Times New Roman"/>
-          <w:b/>
-          <w:sz w:val="28"/>
-        </w:rPr>
-        <w:t>Инфоблок «Каталог стандартов ФГОС 3++»:</w:t>
-      </w:r>
-      <w:r>
-        <w:rPr>
-          <w:rFonts w:ascii="Times New Roman" w:hAnsi="Times New Roman"/>
-          <w:sz w:val="28"/>
-        </w:rPr>
-        <w:t xml:space="preserve"> Справочник нормативных актов с гиперссылками на приказы Минобрнауки РФ.</w:t>
-      </w:r>
-    </w:p>
-    <w:p>
-      <w:pPr>
-        <w:spacing w:line="276" w:lineRule="auto" w:after="60"/>
-        <w:ind w:left="709"/>
-        <w:jc w:val="both"/>
-      </w:pPr>
-      <w:r>
-        <w:rPr>
-          <w:rFonts w:ascii="Times New Roman" w:hAnsi="Times New Roman"/>
-          <w:b/>
-          <w:sz w:val="28"/>
-        </w:rPr>
-        <w:t xml:space="preserve">6. </w:t>
-      </w:r>
-      <w:r>
-        <w:rPr>
-          <w:rFonts w:ascii="Times New Roman" w:hAnsi="Times New Roman"/>
-          <w:sz w:val="28"/>
-        </w:rPr>
-      </w:r>
-      <w:r>
-        <w:rPr>
-          <w:rFonts w:ascii="Times New Roman" w:hAnsi="Times New Roman"/>
-          <w:b/>
-          <w:sz w:val="28"/>
-        </w:rPr>
-        <w:t>Инфоблок «Матрица компетенций»:</w:t>
-      </w:r>
-      <w:r>
-        <w:rPr>
-          <w:rFonts w:ascii="Times New Roman" w:hAnsi="Times New Roman"/>
-          <w:sz w:val="28"/>
-        </w:rPr>
-        <w:t xml:space="preserve"> Привязка 24 компетенций (УК-1..8, ОПК-1..6, ПК-1..5) к семестровым дисциплинам и практикам.</w:t>
-      </w:r>
-    </w:p>
-    <w:p>
-      <w:pPr>
-        <w:spacing w:line="276" w:lineRule="auto" w:after="60"/>
-        <w:ind w:left="709"/>
-        <w:jc w:val="both"/>
-      </w:pPr>
-      <w:r>
-        <w:rPr>
-          <w:rFonts w:ascii="Times New Roman" w:hAnsi="Times New Roman"/>
-          <w:b/>
-          <w:sz w:val="28"/>
-        </w:rPr>
-        <w:t xml:space="preserve">7. </w:t>
-      </w:r>
-      <w:r>
-        <w:rPr>
-          <w:rFonts w:ascii="Times New Roman" w:hAnsi="Times New Roman"/>
-          <w:sz w:val="28"/>
-        </w:rPr>
-      </w:r>
-      <w:r>
-        <w:rPr>
-          <w:rFonts w:ascii="Times New Roman" w:hAnsi="Times New Roman"/>
-          <w:b/>
-          <w:sz w:val="28"/>
-        </w:rPr>
-        <w:t>Инфоблок «Структура кафедр и факультетов»:</w:t>
-      </w:r>
-      <w:r>
-        <w:rPr>
-          <w:rFonts w:ascii="Times New Roman" w:hAnsi="Times New Roman"/>
-          <w:sz w:val="28"/>
-        </w:rPr>
-        <w:t xml:space="preserve"> Справочник подразделений, заведующих кафедрами и экспертов Центра АНОК.</w:t>
-      </w:r>
-    </w:p>
-    <w:p>
-      <w:pPr>
-        <w:spacing w:line="276" w:lineRule="auto" w:after="60"/>
-        <w:ind w:left="709"/>
-        <w:jc w:val="both"/>
-      </w:pPr>
-      <w:r>
-        <w:rPr>
-          <w:rFonts w:ascii="Times New Roman" w:hAnsi="Times New Roman"/>
-          <w:b/>
-          <w:sz w:val="28"/>
-        </w:rPr>
-        <w:t xml:space="preserve">8. </w:t>
-      </w:r>
-      <w:r>
-        <w:rPr>
-          <w:rFonts w:ascii="Times New Roman" w:hAnsi="Times New Roman"/>
-          <w:sz w:val="28"/>
-        </w:rPr>
-      </w:r>
-      <w:r>
-        <w:rPr>
-          <w:rFonts w:ascii="Times New Roman" w:hAnsi="Times New Roman"/>
-          <w:b/>
-          <w:sz w:val="28"/>
-        </w:rPr>
-        <w:t>Инфоблок «Новости, регламенты и события АНОК»:</w:t>
-      </w:r>
-      <w:r>
-        <w:rPr>
-          <w:rFonts w:ascii="Times New Roman" w:hAnsi="Times New Roman"/>
-          <w:sz w:val="28"/>
-        </w:rPr>
-        <w:t xml:space="preserve"> Информационная лента с фильтрацией по категориям (Срочно, Приказы, Семинары).</w:t>
-      </w:r>
-    </w:p>
-    <w:p>
-      <w:pPr>
-        <w:spacing w:before="240" w:after="120"/>
-        <w:jc w:val="left"/>
-      </w:pPr>
-      <w:r>
-        <w:rPr>
-          <w:rFonts w:ascii="Times New Roman" w:hAnsi="Times New Roman"/>
-          <w:b/>
-          <w:sz w:val="28"/>
-        </w:rPr>
-        <w:t>7. ИНТЕГРАЦИЯ ГОТОВЫХ МОДУЛЕЙ И КОМПОНЕНТОВ</w:t>
-      </w:r>
-    </w:p>
-    <w:p>
-      <w:pPr>
-        <w:spacing w:before="160" w:after="80"/>
-        <w:jc w:val="left"/>
-      </w:pPr>
-      <w:r>
-        <w:rPr>
-          <w:rFonts w:ascii="Times New Roman" w:hAnsi="Times New Roman"/>
-          <w:b/>
-          <w:sz w:val="26"/>
-        </w:rPr>
-        <w:t>7.1. Модуль аналитики (Chart.js v4.4)</w:t>
-      </w:r>
-    </w:p>
-    <w:p>
-      <w:pPr>
-        <w:spacing w:line="276" w:lineRule="auto" w:after="120"/>
-        <w:ind w:firstLine="709"/>
-        <w:jc w:val="both"/>
-      </w:pPr>
-      <w:r>
-        <w:rPr>
-          <w:rFonts w:ascii="Times New Roman" w:hAnsi="Times New Roman"/>
-          <w:sz w:val="28"/>
-        </w:rPr>
-        <w:t>Реализует интерактивную отрисовку трех типов диаграмм:</w:t>
-      </w:r>
-    </w:p>
-    <w:p>
-      <w:pPr>
-        <w:spacing w:line="276" w:lineRule="auto" w:after="60"/>
-        <w:ind w:left="709"/>
-        <w:jc w:val="both"/>
-      </w:pPr>
-      <w:r>
-        <w:rPr>
-          <w:rFonts w:ascii="Times New Roman" w:hAnsi="Times New Roman"/>
-          <w:b w:val="0"/>
-          <w:sz w:val="28"/>
-        </w:rPr>
-        <w:t xml:space="preserve">• </w:t>
-      </w:r>
-      <w:r>
-        <w:rPr>
-          <w:rFonts w:ascii="Times New Roman" w:hAnsi="Times New Roman"/>
-          <w:sz w:val="28"/>
-        </w:rPr>
-      </w:r>
-      <w:r>
-        <w:rPr>
-          <w:rFonts w:ascii="Times New Roman" w:hAnsi="Times New Roman"/>
-          <w:b/>
-          <w:sz w:val="28"/>
-        </w:rPr>
-        <w:t>Doughnut Chart:</w:t>
-      </w:r>
-      <w:r>
-        <w:rPr>
-          <w:rFonts w:ascii="Times New Roman" w:hAnsi="Times New Roman"/>
-          <w:sz w:val="28"/>
-        </w:rPr>
-        <w:t xml:space="preserve"> Соотношение блоков Б1.О (130 ЗЕТ / 54.2%), Б1.В (77 ЗЕТ / 32.1%), Б2 (24 ЗЕТ / 10.0%), Б3 (9 ЗЕТ / 3.7%).</w:t>
-      </w:r>
-    </w:p>
-    <w:p>
-      <w:pPr>
-        <w:spacing w:line="276" w:lineRule="auto" w:after="60"/>
-        <w:ind w:left="709"/>
-        <w:jc w:val="both"/>
-      </w:pPr>
-      <w:r>
-        <w:rPr>
-          <w:rFonts w:ascii="Times New Roman" w:hAnsi="Times New Roman"/>
-          <w:b w:val="0"/>
-          <w:sz w:val="28"/>
-        </w:rPr>
-        <w:t xml:space="preserve">• </w:t>
-      </w:r>
-      <w:r>
-        <w:rPr>
-          <w:rFonts w:ascii="Times New Roman" w:hAnsi="Times New Roman"/>
-          <w:sz w:val="28"/>
-        </w:rPr>
-      </w:r>
-      <w:r>
-        <w:rPr>
-          <w:rFonts w:ascii="Times New Roman" w:hAnsi="Times New Roman"/>
-          <w:b/>
-          <w:sz w:val="28"/>
-        </w:rPr>
-        <w:t>Bar Chart:</w:t>
-      </w:r>
-      <w:r>
-        <w:rPr>
-          <w:rFonts w:ascii="Times New Roman" w:hAnsi="Times New Roman"/>
-          <w:sz w:val="28"/>
-        </w:rPr>
-        <w:t xml:space="preserve"> Распределение контактных часов и часов СРС по 8 семестрам обучения.</w:t>
-      </w:r>
-    </w:p>
-    <w:p>
-      <w:pPr>
-        <w:spacing w:line="276" w:lineRule="auto" w:after="60"/>
-        <w:ind w:left="709"/>
-        <w:jc w:val="both"/>
-      </w:pPr>
-      <w:r>
-        <w:rPr>
-          <w:rFonts w:ascii="Times New Roman" w:hAnsi="Times New Roman"/>
-          <w:b w:val="0"/>
-          <w:sz w:val="28"/>
-        </w:rPr>
-        <w:t xml:space="preserve">• </w:t>
-      </w:r>
-      <w:r>
-        <w:rPr>
-          <w:rFonts w:ascii="Times New Roman" w:hAnsi="Times New Roman"/>
-          <w:sz w:val="28"/>
-        </w:rPr>
-      </w:r>
-      <w:r>
-        <w:rPr>
-          <w:rFonts w:ascii="Times New Roman" w:hAnsi="Times New Roman"/>
-          <w:b/>
-          <w:sz w:val="28"/>
-        </w:rPr>
-        <w:t>Radar Chart:</w:t>
-      </w:r>
-      <w:r>
-        <w:rPr>
-          <w:rFonts w:ascii="Times New Roman" w:hAnsi="Times New Roman"/>
-          <w:sz w:val="28"/>
-        </w:rPr>
-        <w:t xml:space="preserve"> Паутинная диаграмма покрытия стандартов компетенций ФГОС.</w:t>
-      </w:r>
-    </w:p>
-    <w:p>
-      <w:pPr>
-        <w:spacing w:before="160" w:after="80"/>
-        <w:jc w:val="left"/>
-      </w:pPr>
-      <w:r>
-        <w:rPr>
-          <w:rFonts w:ascii="Times New Roman" w:hAnsi="Times New Roman"/>
-          <w:b/>
-          <w:sz w:val="26"/>
-        </w:rPr>
-        <w:t>7.2. Модуль генерации отчетов (SheetJS &amp; jsPDF)</w:t>
-      </w:r>
-    </w:p>
-    <w:p>
-      <w:pPr>
-        <w:spacing w:line="276" w:lineRule="auto" w:after="60"/>
-        <w:ind w:left="709"/>
-        <w:jc w:val="both"/>
-      </w:pPr>
-      <w:r>
-        <w:rPr>
-          <w:rFonts w:ascii="Times New Roman" w:hAnsi="Times New Roman"/>
-          <w:b w:val="0"/>
-          <w:sz w:val="28"/>
-        </w:rPr>
-        <w:t xml:space="preserve">• </w:t>
-      </w:r>
-      <w:r>
-        <w:rPr>
-          <w:rFonts w:ascii="Times New Roman" w:hAnsi="Times New Roman"/>
-          <w:sz w:val="28"/>
-        </w:rPr>
-      </w:r>
-      <w:r>
-        <w:rPr>
-          <w:rFonts w:ascii="Times New Roman" w:hAnsi="Times New Roman"/>
-          <w:b/>
-          <w:sz w:val="28"/>
-        </w:rPr>
-        <w:t>SheetJS:</w:t>
-      </w:r>
-      <w:r>
-        <w:rPr>
-          <w:rFonts w:ascii="Times New Roman" w:hAnsi="Times New Roman"/>
-          <w:sz w:val="28"/>
-        </w:rPr>
-        <w:t xml:space="preserve"> Выгрузка реестра дисциплин в форматированную книгу `.xlsx` с формулами суммирования.</w:t>
-      </w:r>
-    </w:p>
-    <w:p>
-      <w:pPr>
-        <w:spacing w:line="276" w:lineRule="auto" w:after="60"/>
-        <w:ind w:left="709"/>
-        <w:jc w:val="both"/>
-      </w:pPr>
-      <w:r>
-        <w:rPr>
-          <w:rFonts w:ascii="Times New Roman" w:hAnsi="Times New Roman"/>
-          <w:b w:val="0"/>
-          <w:sz w:val="28"/>
-        </w:rPr>
-        <w:t xml:space="preserve">• </w:t>
-      </w:r>
-      <w:r>
-        <w:rPr>
-          <w:rFonts w:ascii="Times New Roman" w:hAnsi="Times New Roman"/>
-          <w:sz w:val="28"/>
-        </w:rPr>
-      </w:r>
-      <w:r>
-        <w:rPr>
-          <w:rFonts w:ascii="Times New Roman" w:hAnsi="Times New Roman"/>
-          <w:b/>
-          <w:sz w:val="28"/>
-        </w:rPr>
-        <w:t>jsPDF:</w:t>
-      </w:r>
-      <w:r>
-        <w:rPr>
-          <w:rFonts w:ascii="Times New Roman" w:hAnsi="Times New Roman"/>
-          <w:sz w:val="28"/>
-        </w:rPr>
-        <w:t xml:space="preserve"> Формирование официального титульного листа УП в формате PDF со встроенным гербовым штампом ЭЦП.</w:t>
-      </w:r>
-    </w:p>
-    <w:p>
-      <w:pPr>
-        <w:spacing w:before="160" w:after="80"/>
-        <w:jc w:val="left"/>
-      </w:pPr>
-      <w:r>
-        <w:rPr>
-          <w:rFonts w:ascii="Times New Roman" w:hAnsi="Times New Roman"/>
-          <w:b/>
-          <w:sz w:val="26"/>
-        </w:rPr>
-        <w:t>7.3. Криптографический модуль (CryptoJS / SHA-256)</w:t>
-      </w:r>
-    </w:p>
-    <w:p>
-      <w:pPr>
-        <w:spacing w:line="276" w:lineRule="auto" w:after="60"/>
-        <w:ind w:left="709"/>
-        <w:jc w:val="both"/>
-      </w:pPr>
-      <w:r>
-        <w:rPr>
-          <w:rFonts w:ascii="Times New Roman" w:hAnsi="Times New Roman"/>
-          <w:b w:val="0"/>
-          <w:sz w:val="28"/>
-        </w:rPr>
-        <w:t xml:space="preserve">• </w:t>
-      </w:r>
-      <w:r>
-        <w:rPr>
-          <w:rFonts w:ascii="Times New Roman" w:hAnsi="Times New Roman"/>
-          <w:sz w:val="28"/>
-        </w:rPr>
-        <w:t xml:space="preserve">Расчет 256-битного хеша структуры плана на клиенте и сервере: $$H = </w:t>
-        <w:tab/>
-        <w:t>ext{SHA-256}(</w:t>
-        <w:tab/>
-        <w:t>ext{JSON.stringify}(</w:t>
-        <w:tab/>
-        <w:t>ext{plan\_payload}))$$</w:t>
-      </w:r>
-    </w:p>
-    <w:p>
-      <w:pPr>
-        <w:spacing w:line="276" w:lineRule="auto" w:after="60"/>
-        <w:ind w:left="709"/>
-        <w:jc w:val="both"/>
-      </w:pPr>
-      <w:r>
-        <w:rPr>
-          <w:rFonts w:ascii="Times New Roman" w:hAnsi="Times New Roman"/>
-          <w:b w:val="0"/>
-          <w:sz w:val="28"/>
-        </w:rPr>
-        <w:t xml:space="preserve">• </w:t>
-      </w:r>
-      <w:r>
-        <w:rPr>
-          <w:rFonts w:ascii="Times New Roman" w:hAnsi="Times New Roman"/>
-          <w:sz w:val="28"/>
-        </w:rPr>
-        <w:t>Наложение синего гербового штампа ЭЦП по ГОСТ Р 34.10-2012 с проверкой срока действия сертификата.</w:t>
-      </w:r>
-    </w:p>
-    <w:p>
-      <w:pPr>
-        <w:spacing w:before="160" w:after="80"/>
-        <w:jc w:val="left"/>
-      </w:pPr>
-      <w:r>
-        <w:rPr>
-          <w:rFonts w:ascii="Times New Roman" w:hAnsi="Times New Roman"/>
-          <w:b/>
-          <w:sz w:val="26"/>
-        </w:rPr>
-        <w:t>7.4. Модуль построчного Diff-сравнения версий (Visual Diff Tracker)</w:t>
-      </w:r>
-    </w:p>
-    <w:p>
-      <w:pPr>
-        <w:spacing w:line="276" w:lineRule="auto" w:after="120"/>
-        <w:ind w:firstLine="709"/>
-        <w:jc w:val="both"/>
-      </w:pPr>
-      <w:r>
-        <w:rPr>
-          <w:rFonts w:ascii="Times New Roman" w:hAnsi="Times New Roman"/>
-          <w:sz w:val="28"/>
-        </w:rPr>
-        <w:t>Двухколоночный интерфейс с подсветкой изменений:</w:t>
-      </w:r>
-    </w:p>
-    <w:p>
-      <w:pPr>
-        <w:spacing w:line="276" w:lineRule="auto" w:after="60"/>
-        <w:ind w:left="709"/>
-        <w:jc w:val="both"/>
-      </w:pPr>
-      <w:r>
-        <w:rPr>
-          <w:rFonts w:ascii="Times New Roman" w:hAnsi="Times New Roman"/>
-          <w:b w:val="0"/>
-          <w:sz w:val="28"/>
-        </w:rPr>
-        <w:t xml:space="preserve">• </w:t>
-      </w:r>
-      <w:r>
-        <w:rPr>
-          <w:rFonts w:ascii="Times New Roman" w:hAnsi="Times New Roman"/>
-          <w:sz w:val="28"/>
-        </w:rPr>
-        <w:t>Красный фон: удаленные/замененные параметры (v1.0).</w:t>
-      </w:r>
-    </w:p>
-    <w:p>
-      <w:pPr>
-        <w:spacing w:line="276" w:lineRule="auto" w:after="60"/>
-        <w:ind w:left="709"/>
-        <w:jc w:val="both"/>
-      </w:pPr>
-      <w:r>
-        <w:rPr>
-          <w:rFonts w:ascii="Times New Roman" w:hAnsi="Times New Roman"/>
-          <w:b w:val="0"/>
-          <w:sz w:val="28"/>
-        </w:rPr>
-        <w:t xml:space="preserve">• </w:t>
-      </w:r>
-      <w:r>
-        <w:rPr>
-          <w:rFonts w:ascii="Times New Roman" w:hAnsi="Times New Roman"/>
-          <w:sz w:val="28"/>
-        </w:rPr>
-        <w:t>Зеленый фон: добавленные/актуализированные дисциплины и часы (v1.1).</w:t>
-      </w:r>
-    </w:p>
-    <w:p>
-      <w:pPr>
-        <w:spacing w:line="276" w:lineRule="auto" w:after="60"/>
-        <w:ind w:left="709"/>
-        <w:jc w:val="both"/>
-      </w:pPr>
-      <w:r>
-        <w:rPr>
-          <w:rFonts w:ascii="Times New Roman" w:hAnsi="Times New Roman"/>
-          <w:b w:val="0"/>
-          <w:sz w:val="28"/>
-        </w:rPr>
-        <w:t xml:space="preserve">• </w:t>
-      </w:r>
-      <w:r>
-        <w:rPr>
-          <w:rFonts w:ascii="Times New Roman" w:hAnsi="Times New Roman"/>
-          <w:sz w:val="28"/>
-        </w:rPr>
-        <w:t>Контроль сохранения итогового баланса 240.0 ЗЕТ.</w:t>
-      </w:r>
-    </w:p>
-    <w:p>
-      <w:pPr>
-        <w:spacing w:before="160" w:after="80"/>
-        <w:jc w:val="left"/>
-      </w:pPr>
-      <w:r>
-        <w:rPr>
-          <w:rFonts w:ascii="Times New Roman" w:hAnsi="Times New Roman"/>
-          <w:b/>
-          <w:sz w:val="26"/>
-        </w:rPr>
-        <w:t>7.5. Планировщик дедлайнов (FullCalendar v6)</w:t>
-      </w:r>
-    </w:p>
-    <w:p>
-      <w:pPr>
-        <w:spacing w:line="276" w:lineRule="auto" w:after="120"/>
-        <w:ind w:firstLine="709"/>
-        <w:jc w:val="both"/>
-      </w:pPr>
-      <w:r>
-        <w:rPr>
-          <w:rFonts w:ascii="Times New Roman" w:hAnsi="Times New Roman"/>
-          <w:sz w:val="28"/>
-        </w:rPr>
-        <w:t>Календарное планирование контрольных сроков подачи заявок, экспертизы АНОК и заседаний Ученого совета.</w:t>
-      </w:r>
-    </w:p>
-    <w:p>
-      <w:pPr>
-        <w:spacing w:before="160" w:after="80"/>
-        <w:jc w:val="left"/>
-      </w:pPr>
-      <w:r>
-        <w:rPr>
-          <w:rFonts w:ascii="Times New Roman" w:hAnsi="Times New Roman"/>
-          <w:b/>
-          <w:sz w:val="26"/>
-        </w:rPr>
-        <w:t>7.6. Динамические таблицы (DataTables)</w:t>
-      </w:r>
-    </w:p>
-    <w:p>
-      <w:pPr>
-        <w:spacing w:line="276" w:lineRule="auto" w:after="120"/>
-        <w:ind w:firstLine="709"/>
-        <w:jc w:val="both"/>
-      </w:pPr>
-      <w:r>
-        <w:rPr>
-          <w:rFonts w:ascii="Times New Roman" w:hAnsi="Times New Roman"/>
-          <w:sz w:val="28"/>
-        </w:rPr>
-        <w:t>Мгновенный клиентский поиск по подстроке, мультикатегориальная сортировка и асинхронная пагинация без перезагрузки страницы.</w:t>
-      </w:r>
-    </w:p>
-    <w:p>
-      <w:pPr>
-        <w:spacing w:before="160" w:after="80"/>
-        <w:jc w:val="left"/>
-      </w:pPr>
-      <w:r>
-        <w:rPr>
-          <w:rFonts w:ascii="Times New Roman" w:hAnsi="Times New Roman"/>
-          <w:b/>
-          <w:sz w:val="26"/>
-        </w:rPr>
-        <w:t>7.7. Диалоговая система (SweetAlert2 &amp; Toastify.js)</w:t>
-      </w:r>
-    </w:p>
-    <w:p>
-      <w:pPr>
-        <w:spacing w:line="276" w:lineRule="auto" w:after="120"/>
-        <w:ind w:firstLine="709"/>
-        <w:jc w:val="both"/>
-      </w:pPr>
-      <w:r>
-        <w:rPr>
-          <w:rFonts w:ascii="Times New Roman" w:hAnsi="Times New Roman"/>
-          <w:sz w:val="28"/>
-        </w:rPr>
-        <w:t>Модальные окна подтверждения наложения ЭЦП и неблокирующие всплывающие Toast-уведомления.</w:t>
-      </w:r>
-    </w:p>
-    <w:p>
-      <w:pPr>
-        <w:spacing w:before="240" w:after="120"/>
-        <w:jc w:val="left"/>
-      </w:pPr>
-      <w:r>
-        <w:rPr>
-          <w:rFonts w:ascii="Times New Roman" w:hAnsi="Times New Roman"/>
-          <w:b/>
-          <w:sz w:val="28"/>
-        </w:rPr>
-        <w:t>8. ТЕСТИРОВАНИЕ, БЕЗОПАСНОСТЬ И ОЦЕНКА ЭФФЕКТИВНОСТИ</w:t>
-      </w:r>
-    </w:p>
-    <w:p>
-      <w:pPr>
-        <w:spacing w:before="160" w:after="80"/>
-        <w:jc w:val="left"/>
-      </w:pPr>
-      <w:r>
-        <w:rPr>
-          <w:rFonts w:ascii="Times New Roman" w:hAnsi="Times New Roman"/>
-          <w:b/>
-          <w:sz w:val="26"/>
-        </w:rPr>
-        <w:t>8.1. Методика и результаты тестирования</w:t>
-      </w:r>
-    </w:p>
-    <w:p>
-      <w:pPr>
-        <w:spacing w:line="276" w:lineRule="auto" w:after="60"/>
-        <w:ind w:left="709"/>
-        <w:jc w:val="both"/>
-      </w:pPr>
-      <w:r>
-        <w:rPr>
-          <w:rFonts w:ascii="Times New Roman" w:hAnsi="Times New Roman"/>
-          <w:b/>
-          <w:sz w:val="28"/>
-        </w:rPr>
-        <w:t xml:space="preserve">1. </w:t>
-      </w:r>
-      <w:r>
-        <w:rPr>
-          <w:rFonts w:ascii="Times New Roman" w:hAnsi="Times New Roman"/>
-          <w:sz w:val="28"/>
-        </w:rPr>
-      </w:r>
-      <w:r>
-        <w:rPr>
-          <w:rFonts w:ascii="Times New Roman" w:hAnsi="Times New Roman"/>
-          <w:b/>
-          <w:sz w:val="28"/>
-        </w:rPr>
-        <w:t>Модульное тестирование (Unit Testing):</w:t>
-      </w:r>
-      <w:r>
-        <w:rPr>
-          <w:rFonts w:ascii="Times New Roman" w:hAnsi="Times New Roman"/>
-          <w:sz w:val="28"/>
-        </w:rPr>
-      </w:r>
-    </w:p>
-    <w:p>
-      <w:pPr>
-        <w:spacing w:line="276" w:lineRule="auto" w:after="60"/>
-        <w:ind w:left="1134"/>
-        <w:jc w:val="both"/>
-      </w:pPr>
-      <w:r>
-        <w:rPr>
-          <w:rFonts w:ascii="Times New Roman" w:hAnsi="Times New Roman"/>
-          <w:b w:val="0"/>
-          <w:sz w:val="28"/>
-        </w:rPr>
-        <w:t xml:space="preserve">• </w:t>
-      </w:r>
-      <w:r>
-        <w:rPr>
-          <w:rFonts w:ascii="Times New Roman" w:hAnsi="Times New Roman"/>
-          <w:sz w:val="28"/>
-        </w:rPr>
-        <w:t>Проверено 42 тестовых сценария алгоритмов валидации ФГОС 3++, расчета долей часов лекций и хеширования SHA-256.</w:t>
-      </w:r>
-    </w:p>
-    <w:p>
-      <w:pPr>
-        <w:spacing w:line="276" w:lineRule="auto" w:after="60"/>
-        <w:ind w:left="1134"/>
-        <w:jc w:val="both"/>
-      </w:pPr>
-      <w:r>
-        <w:rPr>
-          <w:rFonts w:ascii="Times New Roman" w:hAnsi="Times New Roman"/>
-          <w:b w:val="0"/>
-          <w:sz w:val="28"/>
-        </w:rPr>
-        <w:t xml:space="preserve">• </w:t>
-      </w:r>
-      <w:r>
-        <w:rPr>
-          <w:rFonts w:ascii="Times New Roman" w:hAnsi="Times New Roman"/>
-          <w:sz w:val="28"/>
-        </w:rPr>
-        <w:t xml:space="preserve">Успешность прохождения тестов: </w:t>
-      </w:r>
-      <w:r>
-        <w:rPr>
-          <w:rFonts w:ascii="Times New Roman" w:hAnsi="Times New Roman"/>
-          <w:b/>
-          <w:sz w:val="28"/>
-        </w:rPr>
-        <w:t>100%</w:t>
-      </w:r>
-      <w:r>
-        <w:rPr>
-          <w:rFonts w:ascii="Times New Roman" w:hAnsi="Times New Roman"/>
-          <w:sz w:val="28"/>
-        </w:rPr>
-        <w:t xml:space="preserve">. Покрытие кода тестами: </w:t>
-      </w:r>
-      <w:r>
-        <w:rPr>
-          <w:rFonts w:ascii="Times New Roman" w:hAnsi="Times New Roman"/>
-          <w:b/>
-          <w:sz w:val="28"/>
-        </w:rPr>
-        <w:t>94.2%</w:t>
-      </w:r>
-      <w:r>
-        <w:rPr>
-          <w:rFonts w:ascii="Times New Roman" w:hAnsi="Times New Roman"/>
-          <w:sz w:val="28"/>
-        </w:rPr>
-        <w:t>.</w:t>
-      </w:r>
-    </w:p>
-    <w:p>
-      <w:pPr>
-        <w:spacing w:line="276" w:lineRule="auto" w:after="60"/>
-        <w:ind w:left="709"/>
-        <w:jc w:val="both"/>
-      </w:pPr>
-      <w:r>
-        <w:rPr>
-          <w:rFonts w:ascii="Times New Roman" w:hAnsi="Times New Roman"/>
-          <w:b/>
-          <w:sz w:val="28"/>
-        </w:rPr>
-        <w:t xml:space="preserve">2. </w:t>
-      </w:r>
-      <w:r>
-        <w:rPr>
-          <w:rFonts w:ascii="Times New Roman" w:hAnsi="Times New Roman"/>
-          <w:sz w:val="28"/>
-        </w:rPr>
-      </w:r>
-      <w:r>
-        <w:rPr>
-          <w:rFonts w:ascii="Times New Roman" w:hAnsi="Times New Roman"/>
-          <w:b/>
-          <w:sz w:val="28"/>
-        </w:rPr>
-        <w:t>Интеграционное тестирование API:</w:t>
-      </w:r>
-      <w:r>
-        <w:rPr>
-          <w:rFonts w:ascii="Times New Roman" w:hAnsi="Times New Roman"/>
-          <w:sz w:val="28"/>
-        </w:rPr>
-      </w:r>
-    </w:p>
-    <w:p>
-      <w:pPr>
-        <w:spacing w:line="276" w:lineRule="auto" w:after="60"/>
-        <w:ind w:left="1134"/>
-        <w:jc w:val="both"/>
-      </w:pPr>
-      <w:r>
-        <w:rPr>
-          <w:rFonts w:ascii="Times New Roman" w:hAnsi="Times New Roman"/>
-          <w:b w:val="0"/>
-          <w:sz w:val="28"/>
-        </w:rPr>
-        <w:t xml:space="preserve">• </w:t>
-      </w:r>
-      <w:r>
-        <w:rPr>
-          <w:rFonts w:ascii="Times New Roman" w:hAnsi="Times New Roman"/>
-          <w:sz w:val="28"/>
-        </w:rPr>
-        <w:t>Протестированы сквозные цепочки: «Создание УП -&gt; Валидация -&gt; Подача СЗ -&gt; Diff-сравнение -&gt; Подписание ЭЦП -&gt; Экспорт в PDF/Excel».</w:t>
-      </w:r>
-    </w:p>
-    <w:p>
-      <w:pPr>
-        <w:spacing w:line="276" w:lineRule="auto" w:after="60"/>
-        <w:ind w:left="709"/>
-        <w:jc w:val="both"/>
-      </w:pPr>
-      <w:r>
-        <w:rPr>
-          <w:rFonts w:ascii="Times New Roman" w:hAnsi="Times New Roman"/>
-          <w:b/>
-          <w:sz w:val="28"/>
-        </w:rPr>
-        <w:t xml:space="preserve">3. </w:t>
-      </w:r>
-      <w:r>
-        <w:rPr>
-          <w:rFonts w:ascii="Times New Roman" w:hAnsi="Times New Roman"/>
-          <w:sz w:val="28"/>
-        </w:rPr>
-      </w:r>
-      <w:r>
-        <w:rPr>
-          <w:rFonts w:ascii="Times New Roman" w:hAnsi="Times New Roman"/>
-          <w:b/>
-          <w:sz w:val="28"/>
-        </w:rPr>
-        <w:t>Нагрузочное тестирование (Stress Testing):</w:t>
-      </w:r>
-      <w:r>
-        <w:rPr>
-          <w:rFonts w:ascii="Times New Roman" w:hAnsi="Times New Roman"/>
-          <w:sz w:val="28"/>
-        </w:rPr>
-      </w:r>
-    </w:p>
-    <w:p>
-      <w:pPr>
-        <w:spacing w:line="276" w:lineRule="auto" w:after="60"/>
-        <w:ind w:left="1134"/>
-        <w:jc w:val="both"/>
-      </w:pPr>
-      <w:r>
-        <w:rPr>
-          <w:rFonts w:ascii="Times New Roman" w:hAnsi="Times New Roman"/>
-          <w:b w:val="0"/>
-          <w:sz w:val="28"/>
-        </w:rPr>
-        <w:t xml:space="preserve">• </w:t>
-      </w:r>
-      <w:r>
-        <w:rPr>
-          <w:rFonts w:ascii="Times New Roman" w:hAnsi="Times New Roman"/>
-          <w:sz w:val="28"/>
-        </w:rPr>
-        <w:t>Моделирование 250 параллельных пользователей.</w:t>
-      </w:r>
-    </w:p>
-    <w:p>
-      <w:pPr>
-        <w:spacing w:line="276" w:lineRule="auto" w:after="60"/>
-        <w:ind w:left="1134"/>
-        <w:jc w:val="both"/>
-      </w:pPr>
-      <w:r>
-        <w:rPr>
-          <w:rFonts w:ascii="Times New Roman" w:hAnsi="Times New Roman"/>
-          <w:b w:val="0"/>
-          <w:sz w:val="28"/>
-        </w:rPr>
-        <w:t xml:space="preserve">• </w:t>
-      </w:r>
-      <w:r>
-        <w:rPr>
-          <w:rFonts w:ascii="Times New Roman" w:hAnsi="Times New Roman"/>
-          <w:sz w:val="28"/>
-        </w:rPr>
-        <w:t xml:space="preserve">Среднее время отклика страницы (Response Time): </w:t>
-      </w:r>
-      <w:r>
-        <w:rPr>
-          <w:rFonts w:ascii="Times New Roman" w:hAnsi="Times New Roman"/>
-          <w:b/>
-          <w:sz w:val="28"/>
-        </w:rPr>
-        <w:t>38 мс</w:t>
-      </w:r>
-      <w:r>
-        <w:rPr>
-          <w:rFonts w:ascii="Times New Roman" w:hAnsi="Times New Roman"/>
-          <w:sz w:val="28"/>
-        </w:rPr>
-        <w:t xml:space="preserve">. Ошибок 5xx / 4xx: </w:t>
-      </w:r>
-      <w:r>
-        <w:rPr>
-          <w:rFonts w:ascii="Times New Roman" w:hAnsi="Times New Roman"/>
-          <w:b/>
-          <w:sz w:val="28"/>
-        </w:rPr>
-        <w:t>0.00%</w:t>
-      </w:r>
-      <w:r>
-        <w:rPr>
-          <w:rFonts w:ascii="Times New Roman" w:hAnsi="Times New Roman"/>
-          <w:sz w:val="28"/>
-        </w:rPr>
-        <w:t>.</w:t>
-      </w:r>
-    </w:p>
-    <w:p>
-      <w:pPr>
-        <w:spacing w:before="160" w:after="80"/>
-        <w:jc w:val="left"/>
-      </w:pPr>
-      <w:r>
-        <w:rPr>
-          <w:rFonts w:ascii="Times New Roman" w:hAnsi="Times New Roman"/>
-          <w:b/>
-          <w:sz w:val="26"/>
-        </w:rPr>
-        <w:t>8.2. Обеспечение информационной безопасности (OWASP Top 10)</w:t>
-      </w:r>
-    </w:p>
-    <w:p>
-      <w:pPr>
-        <w:spacing w:line="276" w:lineRule="auto" w:after="60"/>
-        <w:ind w:left="709"/>
-        <w:jc w:val="both"/>
-      </w:pPr>
-      <w:r>
-        <w:rPr>
-          <w:rFonts w:ascii="Times New Roman" w:hAnsi="Times New Roman"/>
-          <w:b w:val="0"/>
-          <w:sz w:val="28"/>
-        </w:rPr>
-        <w:t xml:space="preserve">• </w:t>
-      </w:r>
-      <w:r>
-        <w:rPr>
-          <w:rFonts w:ascii="Times New Roman" w:hAnsi="Times New Roman"/>
-          <w:sz w:val="28"/>
-        </w:rPr>
-      </w:r>
-      <w:r>
-        <w:rPr>
-          <w:rFonts w:ascii="Times New Roman" w:hAnsi="Times New Roman"/>
-          <w:b/>
-          <w:sz w:val="28"/>
-        </w:rPr>
-        <w:t>SQL Injection:</w:t>
-      </w:r>
-      <w:r>
-        <w:rPr>
-          <w:rFonts w:ascii="Times New Roman" w:hAnsi="Times New Roman"/>
-          <w:sz w:val="28"/>
-        </w:rPr>
-        <w:t xml:space="preserve"> Использование строго параметризованных запросов через DB API.</w:t>
-      </w:r>
-    </w:p>
-    <w:p>
-      <w:pPr>
-        <w:spacing w:line="276" w:lineRule="auto" w:after="60"/>
-        <w:ind w:left="709"/>
-        <w:jc w:val="both"/>
-      </w:pPr>
-      <w:r>
-        <w:rPr>
-          <w:rFonts w:ascii="Times New Roman" w:hAnsi="Times New Roman"/>
-          <w:b w:val="0"/>
-          <w:sz w:val="28"/>
-        </w:rPr>
-        <w:t xml:space="preserve">• </w:t>
-      </w:r>
-      <w:r>
-        <w:rPr>
-          <w:rFonts w:ascii="Times New Roman" w:hAnsi="Times New Roman"/>
-          <w:sz w:val="28"/>
-        </w:rPr>
-      </w:r>
-      <w:r>
-        <w:rPr>
-          <w:rFonts w:ascii="Times New Roman" w:hAnsi="Times New Roman"/>
-          <w:b/>
-          <w:sz w:val="28"/>
-        </w:rPr>
-        <w:t>Cross-Site Scripting (XSS):</w:t>
-      </w:r>
-      <w:r>
-        <w:rPr>
-          <w:rFonts w:ascii="Times New Roman" w:hAnsi="Times New Roman"/>
-          <w:sz w:val="28"/>
-        </w:rPr>
-        <w:t xml:space="preserve"> Автоматическое экранирование переменных шаблонизатором Jinja2.</w:t>
-      </w:r>
-    </w:p>
-    <w:p>
-      <w:pPr>
-        <w:spacing w:line="276" w:lineRule="auto" w:after="60"/>
-        <w:ind w:left="709"/>
-        <w:jc w:val="both"/>
-      </w:pPr>
-      <w:r>
-        <w:rPr>
-          <w:rFonts w:ascii="Times New Roman" w:hAnsi="Times New Roman"/>
-          <w:b w:val="0"/>
-          <w:sz w:val="28"/>
-        </w:rPr>
-        <w:t xml:space="preserve">• </w:t>
-      </w:r>
-      <w:r>
-        <w:rPr>
-          <w:rFonts w:ascii="Times New Roman" w:hAnsi="Times New Roman"/>
-          <w:sz w:val="28"/>
-        </w:rPr>
-      </w:r>
-      <w:r>
-        <w:rPr>
-          <w:rFonts w:ascii="Times New Roman" w:hAnsi="Times New Roman"/>
-          <w:b/>
-          <w:sz w:val="28"/>
-        </w:rPr>
-        <w:t>Cross-Site Request Forgery (CSRF):</w:t>
-      </w:r>
-      <w:r>
-        <w:rPr>
-          <w:rFonts w:ascii="Times New Roman" w:hAnsi="Times New Roman"/>
-          <w:sz w:val="28"/>
-        </w:rPr>
-        <w:t xml:space="preserve"> Валидация заголовков и токенов сессий.</w:t>
-      </w:r>
-    </w:p>
-    <w:p>
-      <w:pPr>
-        <w:spacing w:line="276" w:lineRule="auto" w:after="60"/>
-        <w:ind w:left="709"/>
-        <w:jc w:val="both"/>
-      </w:pPr>
-      <w:r>
-        <w:rPr>
-          <w:rFonts w:ascii="Times New Roman" w:hAnsi="Times New Roman"/>
-          <w:b w:val="0"/>
-          <w:sz w:val="28"/>
-        </w:rPr>
-        <w:t xml:space="preserve">• </w:t>
-      </w:r>
-      <w:r>
-        <w:rPr>
-          <w:rFonts w:ascii="Times New Roman" w:hAnsi="Times New Roman"/>
-          <w:sz w:val="28"/>
-        </w:rPr>
-      </w:r>
-      <w:r>
-        <w:rPr>
-          <w:rFonts w:ascii="Times New Roman" w:hAnsi="Times New Roman"/>
-          <w:b/>
-          <w:sz w:val="28"/>
-        </w:rPr>
-        <w:t>Audit Trail:</w:t>
-      </w:r>
-      <w:r>
-        <w:rPr>
-          <w:rFonts w:ascii="Times New Roman" w:hAnsi="Times New Roman"/>
-          <w:sz w:val="28"/>
-        </w:rPr>
-        <w:t xml:space="preserve"> Неизменяемое журналирование всех действий пользователей в таблице `audit_logs`.</w:t>
-      </w:r>
-    </w:p>
-    <w:p>
-      <w:pPr>
-        <w:spacing w:before="160" w:after="80"/>
-        <w:jc w:val="left"/>
-      </w:pPr>
-      <w:r>
-        <w:rPr>
-          <w:rFonts w:ascii="Times New Roman" w:hAnsi="Times New Roman"/>
-          <w:b/>
-          <w:sz w:val="26"/>
-        </w:rPr>
-        <w:t>8.3. Расчет организационно-экономического эффекта</w:t>
-      </w:r>
-    </w:p>
-    <w:p>
-      <w:pPr>
-        <w:spacing w:before="160" w:after="80"/>
-        <w:ind w:firstLine="709"/>
-        <w:jc w:val="left"/>
-      </w:pPr>
-      <w:r>
-        <w:rPr>
-          <w:rFonts w:ascii="Times New Roman" w:hAnsi="Times New Roman"/>
-          <w:b/>
-          <w:sz w:val="24"/>
-        </w:rPr>
-        <w:t>Таблица 2 — Спецификация данных</w:t>
-      </w:r>
-    </w:p>
-    <w:tbl>
-      <w:tblPr>
-        <w:tblW w:type="auto" w:w="0"/>
-        <w:jc w:val="center"/>
-        <w:tblLook w:firstColumn="1" w:firstRow="1" w:lastColumn="0" w:lastRow="0" w:noHBand="0" w:noVBand="1" w:val="04A0"/>
-        <w:tblBorders>
-          <w:top w:val="single" w:sz="4" w:space="0" w:color="CBD5E1"/>
-          <w:bottom w:val="single" w:sz="4" w:space="0" w:color="CBD5E1"/>
-          <w:insideH w:val="single" w:sz="4" w:space="0" w:color="CBD5E1"/>
-          <w:insideV w:val="single" w:sz="4" w:space="0" w:color="CBD5E1"/>
-          <w:left w:val="single" w:sz="4" w:space="0" w:color="CBD5E1"/>
-          <w:right w:val="single" w:sz="4" w:space="0" w:color="CBD5E1"/>
-        </w:tblBorders>
-      </w:tblPr>
-      <w:tblGrid>
-        <w:gridCol w:w="2339"/>
-        <w:gridCol w:w="2339"/>
-        <w:gridCol w:w="2339"/>
-        <w:gridCol w:w="2339"/>
-      </w:tblGrid>
-      <w:tr>
-        <w:tc>
-          <w:tcPr>
-            <w:tcW w:type="dxa" w:w="2339"/>
-            <w:tcMar>
-              <w:top w:w="100" w:type="dxa"/>
-              <w:bottom w:w="100" w:type="dxa"/>
-              <w:left w:w="150" w:type="dxa"/>
-              <w:right w:w="150" w:type="dxa"/>
-            </w:tcMar>
-            <w:shd w:fill="E2E8F0"/>
-          </w:tcPr>
-          <w:p>
-            <w:pPr>
-              <w:spacing w:before="40" w:after="40" w:line="252" w:lineRule="auto"/>
-              <w:jc w:val="left"/>
-            </w:pPr>
-            <w:r>
-              <w:rPr>
-                <w:rFonts w:ascii="Times New Roman" w:hAnsi="Times New Roman"/>
-                <w:b/>
-                <w:sz w:val="22"/>
-              </w:rPr>
-              <w:t>Показатель эффективности</w:t>
-            </w:r>
-          </w:p>
-        </w:tc>
-        <w:tc>
-          <w:tcPr>
-            <w:tcW w:type="dxa" w:w="2339"/>
-            <w:tcMar>
-              <w:top w:w="100" w:type="dxa"/>
-              <w:bottom w:w="100" w:type="dxa"/>
-              <w:left w:w="150" w:type="dxa"/>
-              <w:right w:w="150" w:type="dxa"/>
-            </w:tcMar>
-            <w:shd w:fill="E2E8F0"/>
-          </w:tcPr>
-          <w:p>
-            <w:pPr>
-              <w:spacing w:before="40" w:after="40" w:line="252" w:lineRule="auto"/>
-              <w:jc w:val="left"/>
-            </w:pPr>
-            <w:r>
-              <w:rPr>
-                <w:rFonts w:ascii="Times New Roman" w:hAnsi="Times New Roman"/>
-                <w:b/>
-                <w:sz w:val="22"/>
-              </w:rPr>
-              <w:t>Традиционный бумажный процесс</w:t>
-            </w:r>
-          </w:p>
-        </w:tc>
-        <w:tc>
-          <w:tcPr>
-            <w:tcW w:type="dxa" w:w="2339"/>
-            <w:tcMar>
-              <w:top w:w="100" w:type="dxa"/>
-              <w:bottom w:w="100" w:type="dxa"/>
-              <w:left w:w="150" w:type="dxa"/>
-              <w:right w:w="150" w:type="dxa"/>
-            </w:tcMar>
-            <w:shd w:fill="E2E8F0"/>
-          </w:tcPr>
-          <w:p>
-            <w:pPr>
-              <w:spacing w:before="40" w:after="40" w:line="252" w:lineRule="auto"/>
-              <w:jc w:val="left"/>
-            </w:pPr>
-            <w:r>
-              <w:rPr>
-                <w:rFonts w:ascii="Times New Roman" w:hAnsi="Times New Roman"/>
-                <w:b/>
-                <w:sz w:val="22"/>
-              </w:rPr>
-              <w:t>Портал Центра АНОК</w:t>
-            </w:r>
-          </w:p>
-        </w:tc>
-        <w:tc>
-          <w:tcPr>
-            <w:tcW w:type="dxa" w:w="2339"/>
-            <w:tcMar>
-              <w:top w:w="100" w:type="dxa"/>
-              <w:bottom w:w="100" w:type="dxa"/>
-              <w:left w:w="150" w:type="dxa"/>
-              <w:right w:w="150" w:type="dxa"/>
-            </w:tcMar>
-            <w:shd w:fill="E2E8F0"/>
-          </w:tcPr>
-          <w:p>
-            <w:pPr>
-              <w:spacing w:before="40" w:after="40" w:line="252" w:lineRule="auto"/>
-              <w:jc w:val="left"/>
-            </w:pPr>
-            <w:r>
-              <w:rPr>
-                <w:rFonts w:ascii="Times New Roman" w:hAnsi="Times New Roman"/>
-                <w:b/>
-                <w:sz w:val="22"/>
-              </w:rPr>
-              <w:t>Эффект внедрения</w:t>
-            </w:r>
-          </w:p>
-        </w:tc>
-      </w:tr>
-      <w:tr>
-        <w:tc>
-          <w:tcPr>
-            <w:tcW w:type="dxa" w:w="2339"/>
-            <w:tcMar>
-              <w:top w:w="100" w:type="dxa"/>
-              <w:bottom w:w="100" w:type="dxa"/>
-              <w:left w:w="150" w:type="dxa"/>
-              <w:right w:w="150" w:type="dxa"/>
-            </w:tcMar>
-          </w:tcPr>
-          <w:p>
-            <w:pPr>
-              <w:spacing w:before="40" w:after="40" w:line="252" w:lineRule="auto"/>
-              <w:jc w:val="left"/>
-            </w:pPr>
-            <w:r>
-              <w:rPr>
-                <w:rFonts w:ascii="Times New Roman" w:hAnsi="Times New Roman"/>
-                <w:sz w:val="22"/>
-              </w:rPr>
-            </w:r>
-            <w:r>
-              <w:rPr>
-                <w:rFonts w:ascii="Times New Roman" w:hAnsi="Times New Roman"/>
-                <w:b/>
-                <w:sz w:val="22"/>
-              </w:rPr>
-              <w:t>Срок согласования УП</w:t>
-            </w:r>
-            <w:r>
-              <w:rPr>
-                <w:rFonts w:ascii="Times New Roman" w:hAnsi="Times New Roman"/>
-                <w:sz w:val="22"/>
-              </w:rPr>
-            </w:r>
-          </w:p>
-        </w:tc>
-        <w:tc>
-          <w:tcPr>
-            <w:tcW w:type="dxa" w:w="2339"/>
-            <w:tcMar>
-              <w:top w:w="100" w:type="dxa"/>
-              <w:bottom w:w="100" w:type="dxa"/>
-              <w:left w:w="150" w:type="dxa"/>
-              <w:right w:w="150" w:type="dxa"/>
-            </w:tcMar>
-          </w:tcPr>
-          <w:p>
-            <w:pPr>
-              <w:spacing w:before="40" w:after="40" w:line="252" w:lineRule="auto"/>
-              <w:jc w:val="left"/>
-            </w:pPr>
-            <w:r>
-              <w:rPr>
-                <w:rFonts w:ascii="Times New Roman" w:hAnsi="Times New Roman"/>
-                <w:sz w:val="22"/>
-              </w:rPr>
-              <w:t>20 – 30 рабочих дней</w:t>
-            </w:r>
-          </w:p>
-        </w:tc>
-        <w:tc>
-          <w:tcPr>
-            <w:tcW w:type="dxa" w:w="2339"/>
-            <w:tcMar>
-              <w:top w:w="100" w:type="dxa"/>
-              <w:bottom w:w="100" w:type="dxa"/>
-              <w:left w:w="150" w:type="dxa"/>
-              <w:right w:w="150" w:type="dxa"/>
-            </w:tcMar>
-          </w:tcPr>
-          <w:p>
-            <w:pPr>
-              <w:spacing w:before="40" w:after="40" w:line="252" w:lineRule="auto"/>
-              <w:jc w:val="left"/>
-            </w:pPr>
-            <w:r>
-              <w:rPr>
-                <w:rFonts w:ascii="Times New Roman" w:hAnsi="Times New Roman"/>
-                <w:sz w:val="22"/>
-              </w:rPr>
-              <w:t>2 – 3 рабочих дня</w:t>
-            </w:r>
-          </w:p>
-        </w:tc>
-        <w:tc>
-          <w:tcPr>
-            <w:tcW w:type="dxa" w:w="2339"/>
-            <w:tcMar>
-              <w:top w:w="100" w:type="dxa"/>
-              <w:bottom w:w="100" w:type="dxa"/>
-              <w:left w:w="150" w:type="dxa"/>
-              <w:right w:w="150" w:type="dxa"/>
-            </w:tcMar>
-          </w:tcPr>
-          <w:p>
-            <w:pPr>
-              <w:spacing w:before="40" w:after="40" w:line="252" w:lineRule="auto"/>
-              <w:jc w:val="left"/>
-            </w:pPr>
-            <w:r>
-              <w:rPr>
-                <w:rFonts w:ascii="Times New Roman" w:hAnsi="Times New Roman"/>
-                <w:sz w:val="22"/>
-              </w:rPr>
-            </w:r>
-            <w:r>
-              <w:rPr>
-                <w:rFonts w:ascii="Times New Roman" w:hAnsi="Times New Roman"/>
-                <w:b/>
-                <w:sz w:val="22"/>
-              </w:rPr>
-              <w:t>Ускорение в 10 раз</w:t>
-            </w:r>
-            <w:r>
-              <w:rPr>
-                <w:rFonts w:ascii="Times New Roman" w:hAnsi="Times New Roman"/>
-                <w:sz w:val="22"/>
-              </w:rPr>
-            </w:r>
-          </w:p>
-        </w:tc>
-      </w:tr>
-      <w:tr>
-        <w:tc>
-          <w:tcPr>
-            <w:tcW w:type="dxa" w:w="2339"/>
-            <w:tcMar>
-              <w:top w:w="100" w:type="dxa"/>
-              <w:bottom w:w="100" w:type="dxa"/>
-              <w:left w:w="150" w:type="dxa"/>
-              <w:right w:w="150" w:type="dxa"/>
-            </w:tcMar>
-          </w:tcPr>
-          <w:p>
-            <w:pPr>
-              <w:spacing w:before="40" w:after="40" w:line="252" w:lineRule="auto"/>
-              <w:jc w:val="left"/>
-            </w:pPr>
-            <w:r>
-              <w:rPr>
-                <w:rFonts w:ascii="Times New Roman" w:hAnsi="Times New Roman"/>
-                <w:sz w:val="22"/>
-              </w:rPr>
-            </w:r>
-            <w:r>
-              <w:rPr>
-                <w:rFonts w:ascii="Times New Roman" w:hAnsi="Times New Roman"/>
-                <w:b/>
-                <w:sz w:val="22"/>
-              </w:rPr>
-              <w:t>Ошибки в расчете ЗЕТ и часов</w:t>
-            </w:r>
-            <w:r>
-              <w:rPr>
-                <w:rFonts w:ascii="Times New Roman" w:hAnsi="Times New Roman"/>
-                <w:sz w:val="22"/>
-              </w:rPr>
-            </w:r>
-          </w:p>
-        </w:tc>
-        <w:tc>
-          <w:tcPr>
-            <w:tcW w:type="dxa" w:w="2339"/>
-            <w:tcMar>
-              <w:top w:w="100" w:type="dxa"/>
-              <w:bottom w:w="100" w:type="dxa"/>
-              <w:left w:w="150" w:type="dxa"/>
-              <w:right w:w="150" w:type="dxa"/>
-            </w:tcMar>
-          </w:tcPr>
-          <w:p>
-            <w:pPr>
-              <w:spacing w:before="40" w:after="40" w:line="252" w:lineRule="auto"/>
-              <w:jc w:val="left"/>
-            </w:pPr>
-            <w:r>
-              <w:rPr>
-                <w:rFonts w:ascii="Times New Roman" w:hAnsi="Times New Roman"/>
-                <w:sz w:val="22"/>
-              </w:rPr>
-              <w:t>15% – 18% планов с ошибками</w:t>
-            </w:r>
-          </w:p>
-        </w:tc>
-        <w:tc>
-          <w:tcPr>
-            <w:tcW w:type="dxa" w:w="2339"/>
-            <w:tcMar>
-              <w:top w:w="100" w:type="dxa"/>
-              <w:bottom w:w="100" w:type="dxa"/>
-              <w:left w:w="150" w:type="dxa"/>
-              <w:right w:w="150" w:type="dxa"/>
-            </w:tcMar>
-          </w:tcPr>
-          <w:p>
-            <w:pPr>
-              <w:spacing w:before="40" w:after="40" w:line="252" w:lineRule="auto"/>
-              <w:jc w:val="left"/>
-            </w:pPr>
-            <w:r>
-              <w:rPr>
-                <w:rFonts w:ascii="Times New Roman" w:hAnsi="Times New Roman"/>
-                <w:sz w:val="22"/>
-              </w:rPr>
-              <w:t>0.0% (блокировка нарушений)</w:t>
-            </w:r>
-          </w:p>
-        </w:tc>
-        <w:tc>
-          <w:tcPr>
-            <w:tcW w:type="dxa" w:w="2339"/>
-            <w:tcMar>
-              <w:top w:w="100" w:type="dxa"/>
-              <w:bottom w:w="100" w:type="dxa"/>
-              <w:left w:w="150" w:type="dxa"/>
-              <w:right w:w="150" w:type="dxa"/>
-            </w:tcMar>
-          </w:tcPr>
-          <w:p>
-            <w:pPr>
-              <w:spacing w:before="40" w:after="40" w:line="252" w:lineRule="auto"/>
-              <w:jc w:val="left"/>
-            </w:pPr>
-            <w:r>
-              <w:rPr>
-                <w:rFonts w:ascii="Times New Roman" w:hAnsi="Times New Roman"/>
-                <w:sz w:val="22"/>
-              </w:rPr>
-            </w:r>
-            <w:r>
-              <w:rPr>
-                <w:rFonts w:ascii="Times New Roman" w:hAnsi="Times New Roman"/>
-                <w:b/>
-                <w:sz w:val="22"/>
-              </w:rPr>
-              <w:t>100% исключение брака</w:t>
-            </w:r>
-            <w:r>
-              <w:rPr>
-                <w:rFonts w:ascii="Times New Roman" w:hAnsi="Times New Roman"/>
-                <w:sz w:val="22"/>
-              </w:rPr>
-            </w:r>
-          </w:p>
-        </w:tc>
-      </w:tr>
-      <w:tr>
-        <w:tc>
-          <w:tcPr>
-            <w:tcW w:type="dxa" w:w="2339"/>
-            <w:tcMar>
-              <w:top w:w="100" w:type="dxa"/>
-              <w:bottom w:w="100" w:type="dxa"/>
-              <w:left w:w="150" w:type="dxa"/>
-              <w:right w:w="150" w:type="dxa"/>
-            </w:tcMar>
-          </w:tcPr>
-          <w:p>
-            <w:pPr>
-              <w:spacing w:before="40" w:after="40" w:line="252" w:lineRule="auto"/>
-              <w:jc w:val="left"/>
-            </w:pPr>
-            <w:r>
-              <w:rPr>
-                <w:rFonts w:ascii="Times New Roman" w:hAnsi="Times New Roman"/>
-                <w:sz w:val="22"/>
-              </w:rPr>
-            </w:r>
-            <w:r>
-              <w:rPr>
-                <w:rFonts w:ascii="Times New Roman" w:hAnsi="Times New Roman"/>
-                <w:b/>
-                <w:sz w:val="22"/>
-              </w:rPr>
-              <w:t>Трудоемкость проверки экспертом</w:t>
-            </w:r>
-            <w:r>
-              <w:rPr>
-                <w:rFonts w:ascii="Times New Roman" w:hAnsi="Times New Roman"/>
-                <w:sz w:val="22"/>
-              </w:rPr>
-            </w:r>
-          </w:p>
-        </w:tc>
-        <w:tc>
-          <w:tcPr>
-            <w:tcW w:type="dxa" w:w="2339"/>
-            <w:tcMar>
-              <w:top w:w="100" w:type="dxa"/>
-              <w:bottom w:w="100" w:type="dxa"/>
-              <w:left w:w="150" w:type="dxa"/>
-              <w:right w:w="150" w:type="dxa"/>
-            </w:tcMar>
-          </w:tcPr>
-          <w:p>
-            <w:pPr>
-              <w:spacing w:before="40" w:after="40" w:line="252" w:lineRule="auto"/>
-              <w:jc w:val="left"/>
-            </w:pPr>
-            <w:r>
-              <w:rPr>
-                <w:rFonts w:ascii="Times New Roman" w:hAnsi="Times New Roman"/>
-                <w:sz w:val="22"/>
-              </w:rPr>
-              <w:t>8.5 чел.-ч на один план</w:t>
-            </w:r>
-          </w:p>
-        </w:tc>
-        <w:tc>
-          <w:tcPr>
-            <w:tcW w:type="dxa" w:w="2339"/>
-            <w:tcMar>
-              <w:top w:w="100" w:type="dxa"/>
-              <w:bottom w:w="100" w:type="dxa"/>
-              <w:left w:w="150" w:type="dxa"/>
-              <w:right w:w="150" w:type="dxa"/>
-            </w:tcMar>
-          </w:tcPr>
-          <w:p>
-            <w:pPr>
-              <w:spacing w:before="40" w:after="40" w:line="252" w:lineRule="auto"/>
-              <w:jc w:val="left"/>
-            </w:pPr>
-            <w:r>
-              <w:rPr>
-                <w:rFonts w:ascii="Times New Roman" w:hAnsi="Times New Roman"/>
-                <w:sz w:val="22"/>
-              </w:rPr>
-              <w:t>1.5 чел.-ч на один план</w:t>
-            </w:r>
-          </w:p>
-        </w:tc>
-        <w:tc>
-          <w:tcPr>
-            <w:tcW w:type="dxa" w:w="2339"/>
-            <w:tcMar>
-              <w:top w:w="100" w:type="dxa"/>
-              <w:bottom w:w="100" w:type="dxa"/>
-              <w:left w:w="150" w:type="dxa"/>
-              <w:right w:w="150" w:type="dxa"/>
-            </w:tcMar>
-          </w:tcPr>
-          <w:p>
-            <w:pPr>
-              <w:spacing w:before="40" w:after="40" w:line="252" w:lineRule="auto"/>
-              <w:jc w:val="left"/>
-            </w:pPr>
-            <w:r>
-              <w:rPr>
-                <w:rFonts w:ascii="Times New Roman" w:hAnsi="Times New Roman"/>
-                <w:sz w:val="22"/>
-              </w:rPr>
-            </w:r>
-            <w:r>
-              <w:rPr>
-                <w:rFonts w:ascii="Times New Roman" w:hAnsi="Times New Roman"/>
-                <w:b/>
-                <w:sz w:val="22"/>
-              </w:rPr>
-              <w:t>Снижение затрат на 82%</w:t>
-            </w:r>
-            <w:r>
-              <w:rPr>
-                <w:rFonts w:ascii="Times New Roman" w:hAnsi="Times New Roman"/>
-                <w:sz w:val="22"/>
-              </w:rPr>
-            </w:r>
-          </w:p>
-        </w:tc>
-      </w:tr>
-      <w:tr>
-        <w:tc>
-          <w:tcPr>
-            <w:tcW w:type="dxa" w:w="2339"/>
-            <w:tcMar>
-              <w:top w:w="100" w:type="dxa"/>
-              <w:bottom w:w="100" w:type="dxa"/>
-              <w:left w:w="150" w:type="dxa"/>
-              <w:right w:w="150" w:type="dxa"/>
-            </w:tcMar>
-          </w:tcPr>
-          <w:p>
-            <w:pPr>
-              <w:spacing w:before="40" w:after="40" w:line="252" w:lineRule="auto"/>
-              <w:jc w:val="left"/>
-            </w:pPr>
-            <w:r>
-              <w:rPr>
-                <w:rFonts w:ascii="Times New Roman" w:hAnsi="Times New Roman"/>
-                <w:sz w:val="22"/>
-              </w:rPr>
-            </w:r>
-            <w:r>
-              <w:rPr>
-                <w:rFonts w:ascii="Times New Roman" w:hAnsi="Times New Roman"/>
-                <w:b/>
-                <w:sz w:val="22"/>
-              </w:rPr>
-              <w:t>Расход бумаги и картриджей</w:t>
-            </w:r>
-            <w:r>
-              <w:rPr>
-                <w:rFonts w:ascii="Times New Roman" w:hAnsi="Times New Roman"/>
-                <w:sz w:val="22"/>
-              </w:rPr>
-            </w:r>
-          </w:p>
-        </w:tc>
-        <w:tc>
-          <w:tcPr>
-            <w:tcW w:type="dxa" w:w="2339"/>
-            <w:tcMar>
-              <w:top w:w="100" w:type="dxa"/>
-              <w:bottom w:w="100" w:type="dxa"/>
-              <w:left w:w="150" w:type="dxa"/>
-              <w:right w:w="150" w:type="dxa"/>
-            </w:tcMar>
-          </w:tcPr>
-          <w:p>
-            <w:pPr>
-              <w:spacing w:before="40" w:after="40" w:line="252" w:lineRule="auto"/>
-              <w:jc w:val="left"/>
-            </w:pPr>
-            <w:r>
-              <w:rPr>
-                <w:rFonts w:ascii="Times New Roman" w:hAnsi="Times New Roman"/>
-                <w:sz w:val="22"/>
-              </w:rPr>
-              <w:t>До 500 листов на согласование</w:t>
-            </w:r>
-          </w:p>
-        </w:tc>
-        <w:tc>
-          <w:tcPr>
-            <w:tcW w:type="dxa" w:w="2339"/>
-            <w:tcMar>
-              <w:top w:w="100" w:type="dxa"/>
-              <w:bottom w:w="100" w:type="dxa"/>
-              <w:left w:w="150" w:type="dxa"/>
-              <w:right w:w="150" w:type="dxa"/>
-            </w:tcMar>
-          </w:tcPr>
-          <w:p>
-            <w:pPr>
-              <w:spacing w:before="40" w:after="40" w:line="252" w:lineRule="auto"/>
-              <w:jc w:val="left"/>
-            </w:pPr>
-            <w:r>
-              <w:rPr>
-                <w:rFonts w:ascii="Times New Roman" w:hAnsi="Times New Roman"/>
-                <w:sz w:val="22"/>
-              </w:rPr>
-              <w:t>0 листов (100% Digital)</w:t>
-            </w:r>
-          </w:p>
-        </w:tc>
-        <w:tc>
-          <w:tcPr>
-            <w:tcW w:type="dxa" w:w="2339"/>
-            <w:tcMar>
-              <w:top w:w="100" w:type="dxa"/>
-              <w:bottom w:w="100" w:type="dxa"/>
-              <w:left w:w="150" w:type="dxa"/>
-              <w:right w:w="150" w:type="dxa"/>
-            </w:tcMar>
-          </w:tcPr>
-          <w:p>
-            <w:pPr>
-              <w:spacing w:before="40" w:after="40" w:line="252" w:lineRule="auto"/>
-              <w:jc w:val="left"/>
-            </w:pPr>
-            <w:r>
-              <w:rPr>
-                <w:rFonts w:ascii="Times New Roman" w:hAnsi="Times New Roman"/>
-                <w:sz w:val="22"/>
-              </w:rPr>
-            </w:r>
-            <w:r>
-              <w:rPr>
-                <w:rFonts w:ascii="Times New Roman" w:hAnsi="Times New Roman"/>
-                <w:b/>
-                <w:sz w:val="22"/>
-              </w:rPr>
-              <w:t>Экономия расходных материалов</w:t>
-            </w:r>
-            <w:r>
-              <w:rPr>
-                <w:rFonts w:ascii="Times New Roman" w:hAnsi="Times New Roman"/>
-                <w:sz w:val="22"/>
-              </w:rPr>
-            </w:r>
-          </w:p>
-        </w:tc>
-      </w:tr>
-    </w:tbl>
-    <w:p>
-      <w:pPr>
-        <w:spacing w:after="120"/>
-      </w:pPr>
-    </w:p>
-    <w:p>
-      <w:pPr>
-        <w:spacing w:before="240" w:after="120"/>
-        <w:jc w:val="left"/>
-      </w:pPr>
-      <w:r>
-        <w:rPr>
-          <w:rFonts w:ascii="Times New Roman" w:hAnsi="Times New Roman"/>
-          <w:b/>
-          <w:sz w:val="28"/>
-        </w:rPr>
-        <w:t>9. РУКОВОДСТВО ПОЛЬЗОВАТЕЛЯ И АДМИНИСТРАТОРА</w:t>
-      </w:r>
-    </w:p>
-    <w:p>
-      <w:pPr>
-        <w:spacing w:before="160" w:after="80"/>
-        <w:jc w:val="left"/>
-      </w:pPr>
-      <w:r>
-        <w:rPr>
-          <w:rFonts w:ascii="Times New Roman" w:hAnsi="Times New Roman"/>
-          <w:b/>
-          <w:sz w:val="26"/>
-        </w:rPr>
-        <w:t>9.1. Порядок развертывания и запуска</w:t>
-      </w:r>
-    </w:p>
-    <w:p>
-      <w:pPr>
-        <w:spacing w:line="276" w:lineRule="auto" w:after="60"/>
-        <w:ind w:left="709"/>
-        <w:jc w:val="both"/>
-      </w:pPr>
-      <w:r>
-        <w:rPr>
-          <w:rFonts w:ascii="Times New Roman" w:hAnsi="Times New Roman"/>
-          <w:b/>
-          <w:sz w:val="28"/>
-        </w:rPr>
-        <w:t xml:space="preserve">1. </w:t>
-      </w:r>
-      <w:r>
-        <w:rPr>
-          <w:rFonts w:ascii="Times New Roman" w:hAnsi="Times New Roman"/>
-          <w:sz w:val="28"/>
-        </w:rPr>
-        <w:t>Клонирование репозитория: `git clone https://github.com/.../PPRCP.git`</w:t>
-      </w:r>
-    </w:p>
-    <w:p>
-      <w:pPr>
-        <w:spacing w:line="276" w:lineRule="auto" w:after="60"/>
-        <w:ind w:left="709"/>
-        <w:jc w:val="both"/>
-      </w:pPr>
-      <w:r>
-        <w:rPr>
-          <w:rFonts w:ascii="Times New Roman" w:hAnsi="Times New Roman"/>
-          <w:b/>
-          <w:sz w:val="28"/>
-        </w:rPr>
-        <w:t xml:space="preserve">2. </w:t>
-      </w:r>
-      <w:r>
-        <w:rPr>
-          <w:rFonts w:ascii="Times New Roman" w:hAnsi="Times New Roman"/>
-          <w:sz w:val="28"/>
-        </w:rPr>
-        <w:t>Переход в директорию: `cd PPRCP/portal`</w:t>
-      </w:r>
-    </w:p>
-    <w:p>
-      <w:pPr>
-        <w:spacing w:line="276" w:lineRule="auto" w:after="60"/>
-        <w:ind w:left="709"/>
-        <w:jc w:val="both"/>
-      </w:pPr>
-      <w:r>
-        <w:rPr>
-          <w:rFonts w:ascii="Times New Roman" w:hAnsi="Times New Roman"/>
-          <w:b/>
-          <w:sz w:val="28"/>
-        </w:rPr>
-        <w:t xml:space="preserve">3. </w:t>
-      </w:r>
-      <w:r>
-        <w:rPr>
-          <w:rFonts w:ascii="Times New Roman" w:hAnsi="Times New Roman"/>
-          <w:sz w:val="28"/>
-        </w:rPr>
-        <w:t>Запуск веб-сервера: `python3 app.py`</w:t>
-      </w:r>
-    </w:p>
-    <w:p>
-      <w:pPr>
-        <w:spacing w:line="276" w:lineRule="auto" w:after="60"/>
-        <w:ind w:left="709"/>
-        <w:jc w:val="both"/>
-      </w:pPr>
-      <w:r>
-        <w:rPr>
-          <w:rFonts w:ascii="Times New Roman" w:hAnsi="Times New Roman"/>
-          <w:b/>
-          <w:sz w:val="28"/>
-        </w:rPr>
-        <w:t xml:space="preserve">4. </w:t>
-      </w:r>
-      <w:r>
-        <w:rPr>
-          <w:rFonts w:ascii="Times New Roman" w:hAnsi="Times New Roman"/>
-          <w:sz w:val="28"/>
-        </w:rPr>
-        <w:t>Доступ к интерфейсу: в браузере по адресу `http://localhost:5000`</w:t>
-      </w:r>
-    </w:p>
-    <w:p>
-      <w:pPr>
-        <w:spacing w:before="160" w:after="80"/>
-        <w:jc w:val="left"/>
-      </w:pPr>
-      <w:r>
-        <w:rPr>
-          <w:rFonts w:ascii="Times New Roman" w:hAnsi="Times New Roman"/>
-          <w:b/>
-          <w:sz w:val="26"/>
-        </w:rPr>
-        <w:t>9.2. Сценарий работы эксперта Центра АНОК</w:t>
-      </w:r>
-    </w:p>
-    <w:p>
-      <w:pPr>
-        <w:spacing w:line="276" w:lineRule="auto" w:after="60"/>
-        <w:ind w:left="709"/>
-        <w:jc w:val="both"/>
-      </w:pPr>
-      <w:r>
-        <w:rPr>
-          <w:rFonts w:ascii="Times New Roman" w:hAnsi="Times New Roman"/>
-          <w:b/>
-          <w:sz w:val="28"/>
-        </w:rPr>
-        <w:t xml:space="preserve">1. </w:t>
-      </w:r>
-      <w:r>
-        <w:rPr>
-          <w:rFonts w:ascii="Times New Roman" w:hAnsi="Times New Roman"/>
-          <w:sz w:val="28"/>
-        </w:rPr>
-        <w:t>Авторизоваться в системе под учетной записью Эксперта.</w:t>
-      </w:r>
-    </w:p>
-    <w:p>
-      <w:pPr>
-        <w:spacing w:line="276" w:lineRule="auto" w:after="60"/>
-        <w:ind w:left="709"/>
-        <w:jc w:val="both"/>
-      </w:pPr>
-      <w:r>
-        <w:rPr>
-          <w:rFonts w:ascii="Times New Roman" w:hAnsi="Times New Roman"/>
-          <w:b/>
-          <w:sz w:val="28"/>
-        </w:rPr>
-        <w:t xml:space="preserve">2. </w:t>
-      </w:r>
-      <w:r>
-        <w:rPr>
-          <w:rFonts w:ascii="Times New Roman" w:hAnsi="Times New Roman"/>
-          <w:sz w:val="28"/>
-        </w:rPr>
-        <w:t xml:space="preserve">В боковом меню перейти в раздел </w:t>
-      </w:r>
-      <w:r>
-        <w:rPr>
-          <w:rFonts w:ascii="Times New Roman" w:hAnsi="Times New Roman"/>
-          <w:b/>
-          <w:sz w:val="28"/>
-        </w:rPr>
-        <w:t>«Валидатор ФГОС 3++»</w:t>
-      </w:r>
-      <w:r>
-        <w:rPr>
-          <w:rFonts w:ascii="Times New Roman" w:hAnsi="Times New Roman"/>
-          <w:sz w:val="28"/>
-        </w:rPr>
-        <w:t>.</w:t>
-      </w:r>
-    </w:p>
-    <w:p>
-      <w:pPr>
-        <w:spacing w:line="276" w:lineRule="auto" w:after="60"/>
-        <w:ind w:left="709"/>
-        <w:jc w:val="both"/>
-      </w:pPr>
-      <w:r>
-        <w:rPr>
-          <w:rFonts w:ascii="Times New Roman" w:hAnsi="Times New Roman"/>
-          <w:b/>
-          <w:sz w:val="28"/>
-        </w:rPr>
-        <w:t xml:space="preserve">3. </w:t>
-      </w:r>
-      <w:r>
-        <w:rPr>
-          <w:rFonts w:ascii="Times New Roman" w:hAnsi="Times New Roman"/>
-          <w:sz w:val="28"/>
-        </w:rPr>
-        <w:t>Выбрать учебный план (например, `09.03.01_IVT_2025_v1.0`).</w:t>
-      </w:r>
-    </w:p>
-    <w:p>
-      <w:pPr>
-        <w:spacing w:line="276" w:lineRule="auto" w:after="60"/>
-        <w:ind w:left="709"/>
-        <w:jc w:val="both"/>
-      </w:pPr>
-      <w:r>
-        <w:rPr>
-          <w:rFonts w:ascii="Times New Roman" w:hAnsi="Times New Roman"/>
-          <w:b/>
-          <w:sz w:val="28"/>
-        </w:rPr>
-        <w:t xml:space="preserve">4. </w:t>
-      </w:r>
-      <w:r>
-        <w:rPr>
-          <w:rFonts w:ascii="Times New Roman" w:hAnsi="Times New Roman"/>
-          <w:sz w:val="28"/>
-        </w:rPr>
-        <w:t xml:space="preserve">Нажать кнопку </w:t>
-      </w:r>
-      <w:r>
-        <w:rPr>
-          <w:rFonts w:ascii="Times New Roman" w:hAnsi="Times New Roman"/>
-          <w:b/>
-          <w:sz w:val="28"/>
-        </w:rPr>
-        <w:t>«Запустить валидацию ФГОС»</w:t>
-      </w:r>
-      <w:r>
-        <w:rPr>
-          <w:rFonts w:ascii="Times New Roman" w:hAnsi="Times New Roman"/>
-          <w:sz w:val="28"/>
-        </w:rPr>
-        <w:t>.</w:t>
-      </w:r>
-    </w:p>
-    <w:p>
-      <w:pPr>
-        <w:spacing w:line="276" w:lineRule="auto" w:after="60"/>
-        <w:ind w:left="709"/>
-        <w:jc w:val="both"/>
-      </w:pPr>
-      <w:r>
-        <w:rPr>
-          <w:rFonts w:ascii="Times New Roman" w:hAnsi="Times New Roman"/>
-          <w:b/>
-          <w:sz w:val="28"/>
-        </w:rPr>
-        <w:t xml:space="preserve">5. </w:t>
-      </w:r>
-      <w:r>
-        <w:rPr>
-          <w:rFonts w:ascii="Times New Roman" w:hAnsi="Times New Roman"/>
-          <w:sz w:val="28"/>
-        </w:rPr>
-        <w:t xml:space="preserve">При отсутствии критических ошибок нажать </w:t>
-      </w:r>
-      <w:r>
-        <w:rPr>
-          <w:rFonts w:ascii="Times New Roman" w:hAnsi="Times New Roman"/>
-          <w:b/>
-          <w:sz w:val="28"/>
-        </w:rPr>
-        <w:t>«Подписать ЭЦП»</w:t>
-      </w:r>
-      <w:r>
-        <w:rPr>
-          <w:rFonts w:ascii="Times New Roman" w:hAnsi="Times New Roman"/>
-          <w:sz w:val="28"/>
-        </w:rPr>
-        <w:t xml:space="preserve"> и подтвердить действие в модальном окне SweetAlert2.</w:t>
-      </w:r>
-    </w:p>
-    <w:p>
-      <w:pPr>
-        <w:spacing w:line="276" w:lineRule="auto" w:after="60"/>
-        <w:ind w:left="709"/>
-        <w:jc w:val="both"/>
-      </w:pPr>
-      <w:r>
-        <w:rPr>
-          <w:rFonts w:ascii="Times New Roman" w:hAnsi="Times New Roman"/>
-          <w:b/>
-          <w:sz w:val="28"/>
-        </w:rPr>
-        <w:t xml:space="preserve">6. </w:t>
-      </w:r>
-      <w:r>
-        <w:rPr>
-          <w:rFonts w:ascii="Times New Roman" w:hAnsi="Times New Roman"/>
-          <w:sz w:val="28"/>
-        </w:rPr>
-        <w:t>Выгрузить ведомость в Excel или PDF нажатием соответствующих кнопок экспорта.</w:t>
-      </w:r>
-    </w:p>
-    <w:p>
-      <w:pPr>
-        <w:spacing w:before="240" w:after="120"/>
-        <w:jc w:val="left"/>
-      </w:pPr>
-      <w:r>
-        <w:rPr>
-          <w:rFonts w:ascii="Times New Roman" w:hAnsi="Times New Roman"/>
-          <w:b/>
-          <w:sz w:val="28"/>
-        </w:rPr>
-        <w:t>10. ЗАКЛЮЧЕНИЕ</w:t>
-      </w:r>
-    </w:p>
-    <w:p>
-      <w:pPr>
-        <w:spacing w:line="276" w:lineRule="auto" w:after="120"/>
-        <w:ind w:firstLine="709"/>
-        <w:jc w:val="both"/>
-      </w:pPr>
-      <w:r>
-        <w:rPr>
-          <w:rFonts w:ascii="Times New Roman" w:hAnsi="Times New Roman"/>
-          <w:sz w:val="28"/>
-        </w:rPr>
-        <w:t>В ходе выполнения выпускного проекта по дисциплине «Проектирование и разработка корпоративных порталов» был успешно пройден полный цикл проектирования, разработки, тестирования и оформления нормативной документации для корпоративного веб-портала университета (Модуль Центра АНОК, Вариант № 15).</w:t>
-      </w:r>
-    </w:p>
-    <w:p>
-      <w:pPr>
-        <w:spacing w:line="276" w:lineRule="auto" w:after="120"/>
-        <w:ind w:firstLine="709"/>
-        <w:jc w:val="both"/>
-      </w:pPr>
-      <w:r>
-        <w:rPr>
-          <w:rFonts w:ascii="Times New Roman" w:hAnsi="Times New Roman"/>
-          <w:sz w:val="28"/>
-        </w:rPr>
-      </w:r>
-      <w:r>
-        <w:rPr>
-          <w:rFonts w:ascii="Times New Roman" w:hAnsi="Times New Roman"/>
-          <w:b/>
-          <w:sz w:val="28"/>
-        </w:rPr>
-        <w:t>Основные итоги работы:</w:t>
-      </w:r>
-      <w:r>
-        <w:rPr>
-          <w:rFonts w:ascii="Times New Roman" w:hAnsi="Times New Roman"/>
-          <w:sz w:val="28"/>
-        </w:rPr>
-      </w:r>
-    </w:p>
-    <w:p>
-      <w:pPr>
-        <w:spacing w:line="276" w:lineRule="auto" w:after="60"/>
-        <w:ind w:left="709"/>
-        <w:jc w:val="both"/>
-      </w:pPr>
-      <w:r>
-        <w:rPr>
-          <w:rFonts w:ascii="Times New Roman" w:hAnsi="Times New Roman"/>
-          <w:b/>
-          <w:sz w:val="28"/>
-        </w:rPr>
-        <w:t xml:space="preserve">1. </w:t>
-      </w:r>
-      <w:r>
-        <w:rPr>
-          <w:rFonts w:ascii="Times New Roman" w:hAnsi="Times New Roman"/>
-          <w:sz w:val="28"/>
-        </w:rPr>
-        <w:t>Разработано полнофункциональное веб-приложение на Flask с модульной архитектурой и адаптивным пользовательским интерфейсом.</w:t>
-      </w:r>
-    </w:p>
-    <w:p>
-      <w:pPr>
-        <w:spacing w:line="276" w:lineRule="auto" w:after="60"/>
-        <w:ind w:left="709"/>
-        <w:jc w:val="both"/>
-      </w:pPr>
-      <w:r>
-        <w:rPr>
-          <w:rFonts w:ascii="Times New Roman" w:hAnsi="Times New Roman"/>
-          <w:b/>
-          <w:sz w:val="28"/>
-        </w:rPr>
-        <w:t xml:space="preserve">2. </w:t>
-      </w:r>
-      <w:r>
-        <w:rPr>
-          <w:rFonts w:ascii="Times New Roman" w:hAnsi="Times New Roman"/>
-          <w:sz w:val="28"/>
-        </w:rPr>
-        <w:t>Реализована автоматическая валидация образовательных программ по стандартам ФГОС 3++, исключающая человеческий фактор при расчете трудоемкости.</w:t>
-      </w:r>
-    </w:p>
-    <w:p>
-      <w:pPr>
-        <w:spacing w:line="276" w:lineRule="auto" w:after="60"/>
-        <w:ind w:left="709"/>
-        <w:jc w:val="both"/>
-      </w:pPr>
-      <w:r>
-        <w:rPr>
-          <w:rFonts w:ascii="Times New Roman" w:hAnsi="Times New Roman"/>
-          <w:b/>
-          <w:sz w:val="28"/>
-        </w:rPr>
-        <w:t xml:space="preserve">3. </w:t>
-      </w:r>
-      <w:r>
-        <w:rPr>
-          <w:rFonts w:ascii="Times New Roman" w:hAnsi="Times New Roman"/>
-          <w:sz w:val="28"/>
-        </w:rPr>
-        <w:t>Интегрирован комплекс готовых клиентских и серверных модулей (Chart.js, SheetJS, jsPDF, CryptoJS SHA-256, FullCalendar, DataTables, SweetAlert2).</w:t>
-      </w:r>
-    </w:p>
-    <w:p>
-      <w:pPr>
-        <w:spacing w:line="276" w:lineRule="auto" w:after="60"/>
-        <w:ind w:left="709"/>
-        <w:jc w:val="both"/>
-      </w:pPr>
-      <w:r>
-        <w:rPr>
-          <w:rFonts w:ascii="Times New Roman" w:hAnsi="Times New Roman"/>
-          <w:b/>
-          <w:sz w:val="28"/>
-        </w:rPr>
-        <w:t xml:space="preserve">4. </w:t>
-      </w:r>
-      <w:r>
-        <w:rPr>
-          <w:rFonts w:ascii="Times New Roman" w:hAnsi="Times New Roman"/>
-          <w:sz w:val="28"/>
-        </w:rPr>
-        <w:t>Развернут доверенный контур электронного документооборота с наложением гербового штампа усиленной квалифицированной ЭЦП по ГОСТ Р 34.10-2012.</w:t>
-      </w:r>
-    </w:p>
-    <w:p>
-      <w:pPr>
-        <w:spacing w:line="276" w:lineRule="auto" w:after="60"/>
-        <w:ind w:left="709"/>
-        <w:jc w:val="both"/>
-      </w:pPr>
-      <w:r>
-        <w:rPr>
-          <w:rFonts w:ascii="Times New Roman" w:hAnsi="Times New Roman"/>
-          <w:b/>
-          <w:sz w:val="28"/>
-        </w:rPr>
-        <w:t xml:space="preserve">5. </w:t>
-      </w:r>
-      <w:r>
-        <w:rPr>
-          <w:rFonts w:ascii="Times New Roman" w:hAnsi="Times New Roman"/>
-          <w:sz w:val="28"/>
-        </w:rPr>
-        <w:t>Подготовлен полный комплект проектных материалов: пояснительная записка, презентация для защиты (12 слайдов), 30+ архитектурных диаграмм и отчеты по всем 7 лабораторным работам.</w:t>
-      </w:r>
-    </w:p>
-    <w:p>
-      <w:pPr>
-        <w:spacing w:line="276" w:lineRule="auto" w:after="120"/>
-        <w:ind w:firstLine="709"/>
-        <w:jc w:val="both"/>
-      </w:pPr>
-      <w:r>
-        <w:rPr>
-          <w:rFonts w:ascii="Times New Roman" w:hAnsi="Times New Roman"/>
-          <w:sz w:val="28"/>
-        </w:rPr>
-        <w:t>Разработанный портал готов к промышленной эксплуатации и интеграции в единую цифровую образовательную среду университета.</w:t>
-      </w:r>
-    </w:p>
-    <w:p>
-      <w:pPr>
-        <w:spacing w:before="240" w:after="120"/>
-        <w:jc w:val="left"/>
-      </w:pPr>
-      <w:r>
-        <w:rPr>
-          <w:rFonts w:ascii="Times New Roman" w:hAnsi="Times New Roman"/>
-          <w:b/>
-          <w:sz w:val="28"/>
-        </w:rPr>
-        <w:t>11. СПИСОК ИСПОЛЬЗОВАННЫХ ИСТОЧНИКОВ</w:t>
-      </w:r>
-    </w:p>
-    <w:p>
-      <w:pPr>
-        <w:spacing w:line="276" w:lineRule="auto" w:after="60"/>
-        <w:ind w:left="709"/>
-        <w:jc w:val="both"/>
-      </w:pPr>
-      <w:r>
-        <w:rPr>
-          <w:rFonts w:ascii="Times New Roman" w:hAnsi="Times New Roman"/>
-          <w:b/>
-          <w:sz w:val="28"/>
-        </w:rPr>
-        <w:t xml:space="preserve">1. </w:t>
-      </w:r>
-      <w:r>
-        <w:rPr>
-          <w:rFonts w:ascii="Times New Roman" w:hAnsi="Times New Roman"/>
-          <w:sz w:val="28"/>
-        </w:rPr>
-        <w:t>Федеральный закон от 29.12.2012 № 273-ФЗ «Об образовании в Российской Федерации».</w:t>
-      </w:r>
-    </w:p>
-    <w:p>
-      <w:pPr>
-        <w:spacing w:line="276" w:lineRule="auto" w:after="60"/>
-        <w:ind w:left="709"/>
-        <w:jc w:val="both"/>
-      </w:pPr>
-      <w:r>
-        <w:rPr>
-          <w:rFonts w:ascii="Times New Roman" w:hAnsi="Times New Roman"/>
-          <w:b/>
-          <w:sz w:val="28"/>
-        </w:rPr>
-        <w:t xml:space="preserve">2. </w:t>
-      </w:r>
-      <w:r>
-        <w:rPr>
-          <w:rFonts w:ascii="Times New Roman" w:hAnsi="Times New Roman"/>
-          <w:sz w:val="28"/>
-        </w:rPr>
-        <w:t>Федеральный закон от 06.04.2011 № 63-ФЗ «Об электронной подписи» (в ред. от 04.08.2023).</w:t>
-      </w:r>
-    </w:p>
-    <w:p>
-      <w:pPr>
-        <w:spacing w:line="276" w:lineRule="auto" w:after="60"/>
-        <w:ind w:left="709"/>
-        <w:jc w:val="both"/>
-      </w:pPr>
-      <w:r>
-        <w:rPr>
-          <w:rFonts w:ascii="Times New Roman" w:hAnsi="Times New Roman"/>
-          <w:b/>
-          <w:sz w:val="28"/>
-        </w:rPr>
-        <w:t xml:space="preserve">3. </w:t>
-      </w:r>
-      <w:r>
-        <w:rPr>
-          <w:rFonts w:ascii="Times New Roman" w:hAnsi="Times New Roman"/>
-          <w:sz w:val="28"/>
-        </w:rPr>
-        <w:t>ГОСТ Р 34.10-2012. Информационная технология. Криптографическая защита информации. Процессы формирования и проверки электронной цифровой подписи. — М.: Стандартинформ, 2012.</w:t>
-      </w:r>
-    </w:p>
-    <w:p>
-      <w:pPr>
-        <w:spacing w:line="276" w:lineRule="auto" w:after="60"/>
-        <w:ind w:left="709"/>
-        <w:jc w:val="both"/>
-      </w:pPr>
-      <w:r>
-        <w:rPr>
-          <w:rFonts w:ascii="Times New Roman" w:hAnsi="Times New Roman"/>
-          <w:b/>
-          <w:sz w:val="28"/>
-        </w:rPr>
-        <w:t xml:space="preserve">4. </w:t>
-      </w:r>
-      <w:r>
-        <w:rPr>
-          <w:rFonts w:ascii="Times New Roman" w:hAnsi="Times New Roman"/>
-          <w:sz w:val="28"/>
-        </w:rPr>
-        <w:t>ГОСТ Р 34.11-2012. Информационная технология. Криптографическая защита информации. Функция хеширования. — М.: Стандартинформ, 2012.</w:t>
-      </w:r>
-    </w:p>
-    <w:p>
-      <w:pPr>
-        <w:spacing w:line="276" w:lineRule="auto" w:after="60"/>
-        <w:ind w:left="709"/>
-        <w:jc w:val="both"/>
-      </w:pPr>
-      <w:r>
-        <w:rPr>
-          <w:rFonts w:ascii="Times New Roman" w:hAnsi="Times New Roman"/>
-          <w:b/>
-          <w:sz w:val="28"/>
-        </w:rPr>
-        <w:t xml:space="preserve">5. </w:t>
-      </w:r>
-      <w:r>
-        <w:rPr>
-          <w:rFonts w:ascii="Times New Roman" w:hAnsi="Times New Roman"/>
-          <w:sz w:val="28"/>
-        </w:rPr>
-        <w:t>ФГОС ВО (3++) по направлению подготовки 09.03.01 «Информатика и вычислительная техника» (утвержден приказом Минобрнауки России от 19.09.2017 № 929).</w:t>
-      </w:r>
-    </w:p>
-    <w:p>
-      <w:pPr>
-        <w:spacing w:line="276" w:lineRule="auto" w:after="60"/>
-        <w:ind w:left="709"/>
-        <w:jc w:val="both"/>
-      </w:pPr>
-      <w:r>
-        <w:rPr>
-          <w:rFonts w:ascii="Times New Roman" w:hAnsi="Times New Roman"/>
-          <w:b/>
-          <w:sz w:val="28"/>
-        </w:rPr>
-        <w:t xml:space="preserve">6. </w:t>
-      </w:r>
-      <w:r>
-        <w:rPr>
-          <w:rFonts w:ascii="Times New Roman" w:hAnsi="Times New Roman"/>
-          <w:sz w:val="28"/>
-        </w:rPr>
-        <w:t>Гринберг М. Разработка веб-приложений с использованием Flask на языке Python. — М.: ДМК Пресс, 2019. — 312 с.</w:t>
-      </w:r>
-    </w:p>
-    <w:p>
-      <w:pPr>
-        <w:spacing w:line="276" w:lineRule="auto" w:after="60"/>
-        <w:ind w:left="709"/>
-        <w:jc w:val="both"/>
-      </w:pPr>
-      <w:r>
-        <w:rPr>
-          <w:rFonts w:ascii="Times New Roman" w:hAnsi="Times New Roman"/>
-          <w:b/>
-          <w:sz w:val="28"/>
-        </w:rPr>
-        <w:t xml:space="preserve">7. </w:t>
-      </w:r>
-      <w:r>
-        <w:rPr>
-          <w:rFonts w:ascii="Times New Roman" w:hAnsi="Times New Roman"/>
-          <w:sz w:val="28"/>
-        </w:rPr>
-        <w:t>Фаулер М. Архитектура корпоративных программных приложений. — М.: Вильямс, 2018. — 544 с.</w:t>
-      </w:r>
-    </w:p>
-    <w:p>
-      <w:pPr>
-        <w:spacing w:line="276" w:lineRule="auto" w:after="60"/>
-        <w:ind w:left="709"/>
-        <w:jc w:val="both"/>
-      </w:pPr>
-      <w:r>
-        <w:rPr>
-          <w:rFonts w:ascii="Times New Roman" w:hAnsi="Times New Roman"/>
-          <w:b/>
-          <w:sz w:val="28"/>
-        </w:rPr>
-        <w:t xml:space="preserve">8. </w:t>
-      </w:r>
-      <w:r>
-        <w:rPr>
-          <w:rFonts w:ascii="Times New Roman" w:hAnsi="Times New Roman"/>
-          <w:sz w:val="28"/>
-        </w:rPr>
-        <w:t>Документация Chart.js: Interactive Open Source HTML5 Charts. — URL: https://www.chartjs.org/docs/</w:t>
-      </w:r>
-    </w:p>
-    <w:p>
-      <w:pPr>
-        <w:spacing w:line="276" w:lineRule="auto" w:after="60"/>
-        <w:ind w:left="709"/>
-        <w:jc w:val="both"/>
-      </w:pPr>
-      <w:r>
-        <w:rPr>
-          <w:rFonts w:ascii="Times New Roman" w:hAnsi="Times New Roman"/>
-          <w:b/>
-          <w:sz w:val="28"/>
-        </w:rPr>
-        <w:t xml:space="preserve">9. </w:t>
-      </w:r>
-      <w:r>
-        <w:rPr>
-          <w:rFonts w:ascii="Times New Roman" w:hAnsi="Times New Roman"/>
-          <w:sz w:val="28"/>
-        </w:rPr>
-        <w:t>Документация TailwindCSS: A utility-first CSS framework. — URL: https://tailwindcss.com/docs</w:t>
-      </w:r>
-    </w:p>
-    <w:p>
-      <w:pPr>
-        <w:spacing w:line="276" w:lineRule="auto" w:after="60"/>
-        <w:ind w:left="709"/>
-        <w:jc w:val="both"/>
-      </w:pPr>
-      <w:r>
-        <w:rPr>
-          <w:rFonts w:ascii="Times New Roman" w:hAnsi="Times New Roman"/>
-          <w:b/>
-          <w:sz w:val="28"/>
-        </w:rPr>
-        <w:t xml:space="preserve">10. </w:t>
-      </w:r>
-      <w:r>
-        <w:rPr>
-          <w:rFonts w:ascii="Times New Roman" w:hAnsi="Times New Roman"/>
-          <w:sz w:val="28"/>
-        </w:rPr>
-        <w:t>Спецификация SheetJS (xlsx): Spreadsheet Data Toolkit. — URL: https://docs.sheetjs.com/</w:t>
-      </w:r>
-    </w:p>
-    <w:p>
-      <w:pPr>
-        <w:spacing w:before="240" w:after="120"/>
-        <w:jc w:val="left"/>
-      </w:pPr>
-      <w:r>
-        <w:rPr>
-          <w:rFonts w:ascii="Times New Roman" w:hAnsi="Times New Roman"/>
-          <w:b/>
-          <w:sz w:val="28"/>
-        </w:rPr>
-        <w:t>12. ПРИЛОЖЕНИЯ</w:t>
-      </w:r>
-    </w:p>
-    <w:p>
-      <w:pPr>
-        <w:spacing w:before="160" w:after="80"/>
-        <w:jc w:val="left"/>
-      </w:pPr>
-      <w:r>
-        <w:rPr>
-          <w:rFonts w:ascii="Times New Roman" w:hAnsi="Times New Roman"/>
-          <w:b/>
-          <w:sz w:val="26"/>
-        </w:rPr>
-        <w:t>Приложение А. Графические макеты и диаграммы проекта</w:t>
-      </w:r>
-    </w:p>
-    <w:p>
-      <w:pPr>
-        <w:spacing w:line="276" w:lineRule="auto" w:after="60"/>
-        <w:ind w:left="709"/>
-        <w:jc w:val="both"/>
-      </w:pPr>
-      <w:r>
-        <w:rPr>
-          <w:rFonts w:ascii="Times New Roman" w:hAnsi="Times New Roman"/>
-          <w:b/>
-          <w:sz w:val="28"/>
-        </w:rPr>
-        <w:t xml:space="preserve">1. </w:t>
-      </w:r>
-      <w:r>
-        <w:rPr>
-          <w:rFonts w:ascii="Times New Roman" w:hAnsi="Times New Roman"/>
-          <w:sz w:val="28"/>
-        </w:rPr>
-      </w:r>
-      <w:r>
-        <w:rPr>
-          <w:rFonts w:ascii="Times New Roman" w:hAnsi="Times New Roman"/>
-          <w:b/>
-          <w:sz w:val="28"/>
-        </w:rPr>
-        <w:t>Диаграмма вариантов использования системы (Use Case):</w:t>
-      </w:r>
-      <w:r>
-        <w:rPr>
-          <w:rFonts w:ascii="Times New Roman" w:hAnsi="Times New Roman"/>
-          <w:sz w:val="28"/>
-        </w:rPr>
+        <w:t>Tailwind CSS, Font Awesome и Google Fonts — подключённые средства оформления.</w:t>
       </w:r>
     </w:p>
     <w:p>
@@ -5951,7 +330,7 @@
       <w:r>
         <w:drawing>
           <wp:inline xmlns:a="http://schemas.openxmlformats.org/drawingml/2006/main" xmlns:pic="http://schemas.openxmlformats.org/drawingml/2006/picture">
-            <wp:extent cx="5760000" cy="4181918"/>
+            <wp:extent cx="5760000" cy="3931429"/>
             <wp:docPr id="1" name="Picture 1"/>
             <wp:cNvGraphicFramePr>
               <a:graphicFrameLocks noChangeAspect="1"/>
@@ -5960,7 +339,7 @@
               <a:graphicData uri="http://schemas.openxmlformats.org/drawingml/2006/picture">
                 <pic:pic>
                   <pic:nvPicPr>
-                    <pic:cNvPr id="0" name="use_case_diagram.png"/>
+                    <pic:cNvPr id="0" name="component_diagram.png"/>
                     <pic:cNvPicPr/>
                   </pic:nvPicPr>
                   <pic:blipFill>
@@ -5972,7 +351,7 @@
                   <pic:spPr>
                     <a:xfrm>
                       <a:off x="0" y="0"/>
-                      <a:ext cx="5760000" cy="4181918"/>
+                      <a:ext cx="5760000" cy="3931429"/>
                     </a:xfrm>
                     <a:prstGeom prst="rect"/>
                   </pic:spPr>
@@ -5994,14 +373,13 @@
           <w:i/>
           <w:sz w:val="24"/>
         </w:rPr>
-        <w:t>Рисунок 1 — Диаграмма вариантов использования</w:t>
+        <w:t>Рисунок 1 — Архитектура проекта</w:t>
       </w:r>
     </w:p>
     <w:p>
       <w:pPr>
-        <w:spacing w:line="276" w:lineRule="auto" w:after="60"/>
-        <w:ind w:left="709"/>
-        <w:jc w:val="both"/>
+        <w:spacing w:before="240" w:after="120"/>
+        <w:jc w:val="left"/>
       </w:pPr>
       <w:r>
         <w:rPr>
@@ -6009,27 +387,35 @@
           <w:b/>
           <w:sz w:val="28"/>
         </w:rPr>
-        <w:t xml:space="preserve">2. </w:t>
+        <w:t>3. База данных</w:t>
       </w:r>
+    </w:p>
+    <w:p>
+      <w:pPr>
+        <w:spacing w:line="276" w:lineRule="auto" w:after="120"/>
+        <w:ind w:firstLine="709"/>
+        <w:jc w:val="both"/>
+      </w:pPr>
       <w:r>
         <w:rPr>
           <w:rFonts w:ascii="Times New Roman" w:hAnsi="Times New Roman"/>
           <w:sz w:val="28"/>
         </w:rPr>
+        <w:t>В SQLite хранятся роли, пользователи, подразделения, стандарты ФГОС, образовательные программы, учебные планы, дисциплины, служебные записки, позиции изменений, записи согласования, отчёты проверки, компетенции, объявления и аудит.</w:t>
       </w:r>
-      <w:r>
-        <w:rPr>
-          <w:rFonts w:ascii="Times New Roman" w:hAnsi="Times New Roman"/>
-          <w:b/>
-          <w:sz w:val="28"/>
-        </w:rPr>
-        <w:t>Диаграмма классов объектной модели (Class Diagram):</w:t>
-      </w:r>
+    </w:p>
+    <w:p>
+      <w:pPr>
+        <w:spacing w:line="276" w:lineRule="auto" w:after="120"/>
+        <w:ind w:firstLine="709"/>
+        <w:jc w:val="both"/>
+      </w:pPr>
       <w:r>
         <w:rPr>
           <w:rFonts w:ascii="Times New Roman" w:hAnsi="Times New Roman"/>
           <w:sz w:val="28"/>
         </w:rPr>
+        <w:t>Фактический демонстрационный набор содержит 1 образовательную программу, 1 учебный план, 51 дисциплину, 3 стандарта, 4 служебные записки, 13 компетенций и 7 подразделений.</w:t>
       </w:r>
     </w:p>
     <w:p>
@@ -6049,7 +435,7 @@
               <a:graphicData uri="http://schemas.openxmlformats.org/drawingml/2006/picture">
                 <pic:pic>
                   <pic:nvPicPr>
-                    <pic:cNvPr id="0" name="class_diagram.png"/>
+                    <pic:cNvPr id="0" name="db_schema_diagram.png"/>
                     <pic:cNvPicPr/>
                   </pic:nvPicPr>
                   <pic:blipFill>
@@ -6083,7 +469,35 @@
           <w:i/>
           <w:sz w:val="24"/>
         </w:rPr>
-        <w:t>Рисунок 2 — Диаграмма классов системы</w:t>
+        <w:t>Рисунок 2 — Схема базы данных</w:t>
+      </w:r>
+    </w:p>
+    <w:p>
+      <w:pPr>
+        <w:spacing w:before="240" w:after="120"/>
+        <w:jc w:val="left"/>
+      </w:pPr>
+      <w:r>
+        <w:rPr>
+          <w:rFonts w:ascii="Times New Roman" w:hAnsi="Times New Roman"/>
+          <w:b/>
+          <w:sz w:val="28"/>
+        </w:rPr>
+        <w:t>4. Структура портала</w:t>
+      </w:r>
+    </w:p>
+    <w:p>
+      <w:pPr>
+        <w:spacing w:line="276" w:lineRule="auto" w:after="120"/>
+        <w:ind w:firstLine="709"/>
+        <w:jc w:val="both"/>
+      </w:pPr>
+      <w:r>
+        <w:rPr>
+          <w:rFonts w:ascii="Times New Roman" w:hAnsi="Times New Roman"/>
+          <w:sz w:val="28"/>
+        </w:rPr>
+        <w:t>Доступны следующие страницы:</w:t>
       </w:r>
     </w:p>
     <w:p>
@@ -6095,84 +509,17 @@
       <w:r>
         <w:rPr>
           <w:rFonts w:ascii="Times New Roman" w:hAnsi="Times New Roman"/>
-          <w:b/>
+          <w:b w:val="0"/>
           <w:sz w:val="28"/>
         </w:rPr>
-        <w:t xml:space="preserve">3. </w:t>
+        <w:t xml:space="preserve">• </w:t>
       </w:r>
       <w:r>
         <w:rPr>
           <w:rFonts w:ascii="Times New Roman" w:hAnsi="Times New Roman"/>
           <w:sz w:val="28"/>
         </w:rPr>
-      </w:r>
-      <w:r>
-        <w:rPr>
-          <w:rFonts w:ascii="Times New Roman" w:hAnsi="Times New Roman"/>
-          <w:b/>
-          <w:sz w:val="28"/>
-        </w:rPr>
-        <w:t>Диаграмма компонентов программного комплекса (Component Diagram):</w:t>
-      </w:r>
-      <w:r>
-        <w:rPr>
-          <w:rFonts w:ascii="Times New Roman" w:hAnsi="Times New Roman"/>
-          <w:sz w:val="28"/>
-        </w:rPr>
-      </w:r>
-    </w:p>
-    <w:p>
-      <w:pPr>
-        <w:spacing w:before="200" w:after="80"/>
-        <w:jc w:val="center"/>
-      </w:pPr>
-      <w:r>
-        <w:drawing>
-          <wp:inline xmlns:a="http://schemas.openxmlformats.org/drawingml/2006/main" xmlns:pic="http://schemas.openxmlformats.org/drawingml/2006/picture">
-            <wp:extent cx="5760000" cy="3931429"/>
-            <wp:docPr id="3" name="Picture 3"/>
-            <wp:cNvGraphicFramePr>
-              <a:graphicFrameLocks noChangeAspect="1"/>
-            </wp:cNvGraphicFramePr>
-            <a:graphic>
-              <a:graphicData uri="http://schemas.openxmlformats.org/drawingml/2006/picture">
-                <pic:pic>
-                  <pic:nvPicPr>
-                    <pic:cNvPr id="0" name="component_diagram.png"/>
-                    <pic:cNvPicPr/>
-                  </pic:nvPicPr>
-                  <pic:blipFill>
-                    <a:blip r:embed="rId12"/>
-                    <a:stretch>
-                      <a:fillRect/>
-                    </a:stretch>
-                  </pic:blipFill>
-                  <pic:spPr>
-                    <a:xfrm>
-                      <a:off x="0" y="0"/>
-                      <a:ext cx="5760000" cy="3931429"/>
-                    </a:xfrm>
-                    <a:prstGeom prst="rect"/>
-                  </pic:spPr>
-                </pic:pic>
-              </a:graphicData>
-            </a:graphic>
-          </wp:inline>
-        </w:drawing>
-      </w:r>
-    </w:p>
-    <w:p>
-      <w:pPr>
-        <w:spacing w:before="80" w:after="240"/>
-        <w:jc w:val="center"/>
-      </w:pPr>
-      <w:r>
-        <w:rPr>
-          <w:rFonts w:ascii="Times New Roman" w:hAnsi="Times New Roman"/>
-          <w:i/>
-          <w:sz w:val="24"/>
-        </w:rPr>
-        <w:t>Рисунок 3 — Диаграмма компонентов</w:t>
+        <w:t>сводная панель;</w:t>
       </w:r>
     </w:p>
     <w:p>
@@ -6184,84 +531,17 @@
       <w:r>
         <w:rPr>
           <w:rFonts w:ascii="Times New Roman" w:hAnsi="Times New Roman"/>
-          <w:b/>
+          <w:b w:val="0"/>
           <w:sz w:val="28"/>
         </w:rPr>
-        <w:t xml:space="preserve">4. </w:t>
+        <w:t xml:space="preserve">• </w:t>
       </w:r>
       <w:r>
         <w:rPr>
           <w:rFonts w:ascii="Times New Roman" w:hAnsi="Times New Roman"/>
           <w:sz w:val="28"/>
         </w:rPr>
-      </w:r>
-      <w:r>
-        <w:rPr>
-          <w:rFonts w:ascii="Times New Roman" w:hAnsi="Times New Roman"/>
-          <w:b/>
-          <w:sz w:val="28"/>
-        </w:rPr>
-        <w:t>Диаграмма последовательности сквозного процесса визирования (Sequence Diagram):</w:t>
-      </w:r>
-      <w:r>
-        <w:rPr>
-          <w:rFonts w:ascii="Times New Roman" w:hAnsi="Times New Roman"/>
-          <w:sz w:val="28"/>
-        </w:rPr>
-      </w:r>
-    </w:p>
-    <w:p>
-      <w:pPr>
-        <w:spacing w:before="200" w:after="80"/>
-        <w:jc w:val="center"/>
-      </w:pPr>
-      <w:r>
-        <w:drawing>
-          <wp:inline xmlns:a="http://schemas.openxmlformats.org/drawingml/2006/main" xmlns:pic="http://schemas.openxmlformats.org/drawingml/2006/picture">
-            <wp:extent cx="5760000" cy="4603373"/>
-            <wp:docPr id="4" name="Picture 4"/>
-            <wp:cNvGraphicFramePr>
-              <a:graphicFrameLocks noChangeAspect="1"/>
-            </wp:cNvGraphicFramePr>
-            <a:graphic>
-              <a:graphicData uri="http://schemas.openxmlformats.org/drawingml/2006/picture">
-                <pic:pic>
-                  <pic:nvPicPr>
-                    <pic:cNvPr id="0" name="sequence_diagram.png"/>
-                    <pic:cNvPicPr/>
-                  </pic:nvPicPr>
-                  <pic:blipFill>
-                    <a:blip r:embed="rId13"/>
-                    <a:stretch>
-                      <a:fillRect/>
-                    </a:stretch>
-                  </pic:blipFill>
-                  <pic:spPr>
-                    <a:xfrm>
-                      <a:off x="0" y="0"/>
-                      <a:ext cx="5760000" cy="4603373"/>
-                    </a:xfrm>
-                    <a:prstGeom prst="rect"/>
-                  </pic:spPr>
-                </pic:pic>
-              </a:graphicData>
-            </a:graphic>
-          </wp:inline>
-        </w:drawing>
-      </w:r>
-    </w:p>
-    <w:p>
-      <w:pPr>
-        <w:spacing w:before="80" w:after="240"/>
-        <w:jc w:val="center"/>
-      </w:pPr>
-      <w:r>
-        <w:rPr>
-          <w:rFonts w:ascii="Times New Roman" w:hAnsi="Times New Roman"/>
-          <w:i/>
-          <w:sz w:val="24"/>
-        </w:rPr>
-        <w:t>Рисунок 4 — Диаграмма последовательности визирования УП</w:t>
+        <w:t>реестр учебных планов;</w:t>
       </w:r>
     </w:p>
     <w:p>
@@ -6273,84 +553,17 @@
       <w:r>
         <w:rPr>
           <w:rFonts w:ascii="Times New Roman" w:hAnsi="Times New Roman"/>
-          <w:b/>
+          <w:b w:val="0"/>
           <w:sz w:val="28"/>
         </w:rPr>
-        <w:t xml:space="preserve">5. </w:t>
+        <w:t xml:space="preserve">• </w:t>
       </w:r>
       <w:r>
         <w:rPr>
           <w:rFonts w:ascii="Times New Roman" w:hAnsi="Times New Roman"/>
           <w:sz w:val="28"/>
         </w:rPr>
-      </w:r>
-      <w:r>
-        <w:rPr>
-          <w:rFonts w:ascii="Times New Roman" w:hAnsi="Times New Roman"/>
-          <w:b/>
-          <w:sz w:val="28"/>
-        </w:rPr>
-        <w:t>Диаграмма физического развертывания узлов (Deployment Diagram):</w:t>
-      </w:r>
-      <w:r>
-        <w:rPr>
-          <w:rFonts w:ascii="Times New Roman" w:hAnsi="Times New Roman"/>
-          <w:sz w:val="28"/>
-        </w:rPr>
-      </w:r>
-    </w:p>
-    <w:p>
-      <w:pPr>
-        <w:spacing w:before="200" w:after="80"/>
-        <w:jc w:val="center"/>
-      </w:pPr>
-      <w:r>
-        <w:drawing>
-          <wp:inline xmlns:a="http://schemas.openxmlformats.org/drawingml/2006/main" xmlns:pic="http://schemas.openxmlformats.org/drawingml/2006/picture">
-            <wp:extent cx="5760000" cy="3931429"/>
-            <wp:docPr id="5" name="Picture 5"/>
-            <wp:cNvGraphicFramePr>
-              <a:graphicFrameLocks noChangeAspect="1"/>
-            </wp:cNvGraphicFramePr>
-            <a:graphic>
-              <a:graphicData uri="http://schemas.openxmlformats.org/drawingml/2006/picture">
-                <pic:pic>
-                  <pic:nvPicPr>
-                    <pic:cNvPr id="0" name="deployment_diagram.png"/>
-                    <pic:cNvPicPr/>
-                  </pic:nvPicPr>
-                  <pic:blipFill>
-                    <a:blip r:embed="rId14"/>
-                    <a:stretch>
-                      <a:fillRect/>
-                    </a:stretch>
-                  </pic:blipFill>
-                  <pic:spPr>
-                    <a:xfrm>
-                      <a:off x="0" y="0"/>
-                      <a:ext cx="5760000" cy="3931429"/>
-                    </a:xfrm>
-                    <a:prstGeom prst="rect"/>
-                  </pic:spPr>
-                </pic:pic>
-              </a:graphicData>
-            </a:graphic>
-          </wp:inline>
-        </w:drawing>
-      </w:r>
-    </w:p>
-    <w:p>
-      <w:pPr>
-        <w:spacing w:before="80" w:after="240"/>
-        <w:jc w:val="center"/>
-      </w:pPr>
-      <w:r>
-        <w:rPr>
-          <w:rFonts w:ascii="Times New Roman" w:hAnsi="Times New Roman"/>
-          <w:i/>
-          <w:sz w:val="24"/>
-        </w:rPr>
-        <w:t>Рисунок 5 — Диаграмма развертывания</w:t>
+        <w:t>просмотр учебного плана по семестрам;</w:t>
       </w:r>
     </w:p>
     <w:p>
@@ -6362,84 +575,17 @@
       <w:r>
         <w:rPr>
           <w:rFonts w:ascii="Times New Roman" w:hAnsi="Times New Roman"/>
-          <w:b/>
+          <w:b w:val="0"/>
           <w:sz w:val="28"/>
         </w:rPr>
-        <w:t xml:space="preserve">6. </w:t>
+        <w:t xml:space="preserve">• </w:t>
       </w:r>
       <w:r>
         <w:rPr>
           <w:rFonts w:ascii="Times New Roman" w:hAnsi="Times New Roman"/>
           <w:sz w:val="28"/>
         </w:rPr>
-      </w:r>
-      <w:r>
-        <w:rPr>
-          <w:rFonts w:ascii="Times New Roman" w:hAnsi="Times New Roman"/>
-          <w:b/>
-          <w:sz w:val="28"/>
-        </w:rPr>
-        <w:t>Реляционная схема базы данных (ER-диаграмма):</w:t>
-      </w:r>
-      <w:r>
-        <w:rPr>
-          <w:rFonts w:ascii="Times New Roman" w:hAnsi="Times New Roman"/>
-          <w:sz w:val="28"/>
-        </w:rPr>
-      </w:r>
-    </w:p>
-    <w:p>
-      <w:pPr>
-        <w:spacing w:before="200" w:after="80"/>
-        <w:jc w:val="center"/>
-      </w:pPr>
-      <w:r>
-        <w:drawing>
-          <wp:inline xmlns:a="http://schemas.openxmlformats.org/drawingml/2006/main" xmlns:pic="http://schemas.openxmlformats.org/drawingml/2006/picture">
-            <wp:extent cx="5760000" cy="3948679"/>
-            <wp:docPr id="6" name="Picture 6"/>
-            <wp:cNvGraphicFramePr>
-              <a:graphicFrameLocks noChangeAspect="1"/>
-            </wp:cNvGraphicFramePr>
-            <a:graphic>
-              <a:graphicData uri="http://schemas.openxmlformats.org/drawingml/2006/picture">
-                <pic:pic>
-                  <pic:nvPicPr>
-                    <pic:cNvPr id="0" name="db_schema_diagram.png"/>
-                    <pic:cNvPicPr/>
-                  </pic:nvPicPr>
-                  <pic:blipFill>
-                    <a:blip r:embed="rId15"/>
-                    <a:stretch>
-                      <a:fillRect/>
-                    </a:stretch>
-                  </pic:blipFill>
-                  <pic:spPr>
-                    <a:xfrm>
-                      <a:off x="0" y="0"/>
-                      <a:ext cx="5760000" cy="3948679"/>
-                    </a:xfrm>
-                    <a:prstGeom prst="rect"/>
-                  </pic:spPr>
-                </pic:pic>
-              </a:graphicData>
-            </a:graphic>
-          </wp:inline>
-        </w:drawing>
-      </w:r>
-    </w:p>
-    <w:p>
-      <w:pPr>
-        <w:spacing w:before="80" w:after="240"/>
-        <w:jc w:val="center"/>
-      </w:pPr>
-      <w:r>
-        <w:rPr>
-          <w:rFonts w:ascii="Times New Roman" w:hAnsi="Times New Roman"/>
-          <w:i/>
-          <w:sz w:val="24"/>
-        </w:rPr>
-        <w:t>Рисунок 6 — Схема базы данных</w:t>
+        <w:t>страница проверки ФГОС;</w:t>
       </w:r>
     </w:p>
     <w:p>
@@ -6451,84 +597,17 @@
       <w:r>
         <w:rPr>
           <w:rFonts w:ascii="Times New Roman" w:hAnsi="Times New Roman"/>
-          <w:b/>
+          <w:b w:val="0"/>
           <w:sz w:val="28"/>
         </w:rPr>
-        <w:t xml:space="preserve">7. </w:t>
+        <w:t xml:space="preserve">• </w:t>
       </w:r>
       <w:r>
         <w:rPr>
           <w:rFonts w:ascii="Times New Roman" w:hAnsi="Times New Roman"/>
           <w:sz w:val="28"/>
         </w:rPr>
-      </w:r>
-      <w:r>
-        <w:rPr>
-          <w:rFonts w:ascii="Times New Roman" w:hAnsi="Times New Roman"/>
-          <w:b/>
-          <w:sz w:val="28"/>
-        </w:rPr>
-        <w:t>Информационная архитектура и карта сайта (Sitemap):</w:t>
-      </w:r>
-      <w:r>
-        <w:rPr>
-          <w:rFonts w:ascii="Times New Roman" w:hAnsi="Times New Roman"/>
-          <w:sz w:val="28"/>
-        </w:rPr>
-      </w:r>
-    </w:p>
-    <w:p>
-      <w:pPr>
-        <w:spacing w:before="200" w:after="80"/>
-        <w:jc w:val="center"/>
-      </w:pPr>
-      <w:r>
-        <w:drawing>
-          <wp:inline xmlns:a="http://schemas.openxmlformats.org/drawingml/2006/main" xmlns:pic="http://schemas.openxmlformats.org/drawingml/2006/picture">
-            <wp:extent cx="5760000" cy="3733869"/>
-            <wp:docPr id="7" name="Picture 7"/>
-            <wp:cNvGraphicFramePr>
-              <a:graphicFrameLocks noChangeAspect="1"/>
-            </wp:cNvGraphicFramePr>
-            <a:graphic>
-              <a:graphicData uri="http://schemas.openxmlformats.org/drawingml/2006/picture">
-                <pic:pic>
-                  <pic:nvPicPr>
-                    <pic:cNvPr id="0" name="sitemap_architecture.png"/>
-                    <pic:cNvPicPr/>
-                  </pic:nvPicPr>
-                  <pic:blipFill>
-                    <a:blip r:embed="rId16"/>
-                    <a:stretch>
-                      <a:fillRect/>
-                    </a:stretch>
-                  </pic:blipFill>
-                  <pic:spPr>
-                    <a:xfrm>
-                      <a:off x="0" y="0"/>
-                      <a:ext cx="5760000" cy="3733869"/>
-                    </a:xfrm>
-                    <a:prstGeom prst="rect"/>
-                  </pic:spPr>
-                </pic:pic>
-              </a:graphicData>
-            </a:graphic>
-          </wp:inline>
-        </w:drawing>
-      </w:r>
-    </w:p>
-    <w:p>
-      <w:pPr>
-        <w:spacing w:before="80" w:after="240"/>
-        <w:jc w:val="center"/>
-      </w:pPr>
-      <w:r>
-        <w:rPr>
-          <w:rFonts w:ascii="Times New Roman" w:hAnsi="Times New Roman"/>
-          <w:i/>
-          <w:sz w:val="24"/>
-        </w:rPr>
-        <w:t>Рисунок 7 — Информационная архитектура и карта сайта</w:t>
+        <w:t>маршрут согласования;</w:t>
       </w:r>
     </w:p>
     <w:p>
@@ -6540,84 +619,296 @@
       <w:r>
         <w:rPr>
           <w:rFonts w:ascii="Times New Roman" w:hAnsi="Times New Roman"/>
-          <w:b/>
+          <w:b w:val="0"/>
           <w:sz w:val="28"/>
         </w:rPr>
-        <w:t xml:space="preserve">8. </w:t>
+        <w:t xml:space="preserve">• </w:t>
       </w:r>
       <w:r>
         <w:rPr>
           <w:rFonts w:ascii="Times New Roman" w:hAnsi="Times New Roman"/>
           <w:sz w:val="28"/>
         </w:rPr>
+        <w:t>служебные записки;</w:t>
       </w:r>
+    </w:p>
+    <w:p>
+      <w:pPr>
+        <w:spacing w:line="276" w:lineRule="auto" w:after="60"/>
+        <w:ind w:left="709"/>
+        <w:jc w:val="both"/>
+      </w:pPr>
+      <w:r>
+        <w:rPr>
+          <w:rFonts w:ascii="Times New Roman" w:hAnsi="Times New Roman"/>
+          <w:b w:val="0"/>
+          <w:sz w:val="28"/>
+        </w:rPr>
+        <w:t xml:space="preserve">• </w:t>
+      </w:r>
+      <w:r>
+        <w:rPr>
+          <w:rFonts w:ascii="Times New Roman" w:hAnsi="Times New Roman"/>
+          <w:sz w:val="28"/>
+        </w:rPr>
+        <w:t>образовательные программы;</w:t>
+      </w:r>
+    </w:p>
+    <w:p>
+      <w:pPr>
+        <w:spacing w:line="276" w:lineRule="auto" w:after="60"/>
+        <w:ind w:left="709"/>
+        <w:jc w:val="both"/>
+      </w:pPr>
+      <w:r>
+        <w:rPr>
+          <w:rFonts w:ascii="Times New Roman" w:hAnsi="Times New Roman"/>
+          <w:b w:val="0"/>
+          <w:sz w:val="28"/>
+        </w:rPr>
+        <w:t xml:space="preserve">• </w:t>
+      </w:r>
+      <w:r>
+        <w:rPr>
+          <w:rFonts w:ascii="Times New Roman" w:hAnsi="Times New Roman"/>
+          <w:sz w:val="28"/>
+        </w:rPr>
+        <w:t>стандарты;</w:t>
+      </w:r>
+    </w:p>
+    <w:p>
+      <w:pPr>
+        <w:spacing w:line="276" w:lineRule="auto" w:after="60"/>
+        <w:ind w:left="709"/>
+        <w:jc w:val="both"/>
+      </w:pPr>
+      <w:r>
+        <w:rPr>
+          <w:rFonts w:ascii="Times New Roman" w:hAnsi="Times New Roman"/>
+          <w:b w:val="0"/>
+          <w:sz w:val="28"/>
+        </w:rPr>
+        <w:t xml:space="preserve">• </w:t>
+      </w:r>
+      <w:r>
+        <w:rPr>
+          <w:rFonts w:ascii="Times New Roman" w:hAnsi="Times New Roman"/>
+          <w:sz w:val="28"/>
+        </w:rPr>
+        <w:t>подразделения;</w:t>
+      </w:r>
+    </w:p>
+    <w:p>
+      <w:pPr>
+        <w:spacing w:line="276" w:lineRule="auto" w:after="60"/>
+        <w:ind w:left="709"/>
+        <w:jc w:val="both"/>
+      </w:pPr>
+      <w:r>
+        <w:rPr>
+          <w:rFonts w:ascii="Times New Roman" w:hAnsi="Times New Roman"/>
+          <w:b w:val="0"/>
+          <w:sz w:val="28"/>
+        </w:rPr>
+        <w:t xml:space="preserve">• </w:t>
+      </w:r>
+      <w:r>
+        <w:rPr>
+          <w:rFonts w:ascii="Times New Roman" w:hAnsi="Times New Roman"/>
+          <w:sz w:val="28"/>
+        </w:rPr>
+        <w:t>компетенции;</w:t>
+      </w:r>
+    </w:p>
+    <w:p>
+      <w:pPr>
+        <w:spacing w:line="276" w:lineRule="auto" w:after="60"/>
+        <w:ind w:left="709"/>
+        <w:jc w:val="both"/>
+      </w:pPr>
+      <w:r>
+        <w:rPr>
+          <w:rFonts w:ascii="Times New Roman" w:hAnsi="Times New Roman"/>
+          <w:b w:val="0"/>
+          <w:sz w:val="28"/>
+        </w:rPr>
+        <w:t xml:space="preserve">• </w:t>
+      </w:r>
+      <w:r>
+        <w:rPr>
+          <w:rFonts w:ascii="Times New Roman" w:hAnsi="Times New Roman"/>
+          <w:sz w:val="28"/>
+        </w:rPr>
+        <w:t>объявления;</w:t>
+      </w:r>
+    </w:p>
+    <w:p>
+      <w:pPr>
+        <w:spacing w:line="276" w:lineRule="auto" w:after="60"/>
+        <w:ind w:left="709"/>
+        <w:jc w:val="both"/>
+      </w:pPr>
+      <w:r>
+        <w:rPr>
+          <w:rFonts w:ascii="Times New Roman" w:hAnsi="Times New Roman"/>
+          <w:b w:val="0"/>
+          <w:sz w:val="28"/>
+        </w:rPr>
+        <w:t xml:space="preserve">• </w:t>
+      </w:r>
+      <w:r>
+        <w:rPr>
+          <w:rFonts w:ascii="Times New Roman" w:hAnsi="Times New Roman"/>
+          <w:sz w:val="28"/>
+        </w:rPr>
+        <w:t>аудит;</w:t>
+      </w:r>
+    </w:p>
+    <w:p>
+      <w:pPr>
+        <w:spacing w:line="276" w:lineRule="auto" w:after="60"/>
+        <w:ind w:left="709"/>
+        <w:jc w:val="both"/>
+      </w:pPr>
+      <w:r>
+        <w:rPr>
+          <w:rFonts w:ascii="Times New Roman" w:hAnsi="Times New Roman"/>
+          <w:b w:val="0"/>
+          <w:sz w:val="28"/>
+        </w:rPr>
+        <w:t xml:space="preserve">• </w:t>
+      </w:r>
+      <w:r>
+        <w:rPr>
+          <w:rFonts w:ascii="Times New Roman" w:hAnsi="Times New Roman"/>
+          <w:sz w:val="28"/>
+        </w:rPr>
+        <w:t>карта сайта.</w:t>
+      </w:r>
+    </w:p>
+    <w:p>
+      <w:pPr>
+        <w:spacing w:before="240" w:after="120"/>
+        <w:jc w:val="left"/>
+      </w:pPr>
       <w:r>
         <w:rPr>
           <w:rFonts w:ascii="Times New Roman" w:hAnsi="Times New Roman"/>
           <w:b/>
           <w:sz w:val="28"/>
         </w:rPr>
-        <w:t>Архитектура интеграции готовых модулей и компонентов:</w:t>
+        <w:t>5. Запуск</w:t>
       </w:r>
+    </w:p>
+    <w:p>
+      <w:pPr>
+        <w:spacing w:line="276" w:lineRule="auto" w:after="120"/>
+        <w:ind w:firstLine="709"/>
+        <w:jc w:val="both"/>
+      </w:pPr>
       <w:r>
         <w:rPr>
           <w:rFonts w:ascii="Times New Roman" w:hAnsi="Times New Roman"/>
           <w:sz w:val="28"/>
         </w:rPr>
+        <w:t>Из корневого каталога проекта требуется установленный Python 3 и Flask:</w:t>
       </w:r>
     </w:p>
     <w:p>
       <w:pPr>
-        <w:spacing w:before="200" w:after="80"/>
-        <w:jc w:val="center"/>
+        <w:spacing w:before="120" w:after="120"/>
+        <w:ind w:left="567"/>
       </w:pPr>
       <w:r>
-        <w:drawing>
-          <wp:inline xmlns:a="http://schemas.openxmlformats.org/drawingml/2006/main" xmlns:pic="http://schemas.openxmlformats.org/drawingml/2006/picture">
-            <wp:extent cx="5760000" cy="3733869"/>
-            <wp:docPr id="8" name="Picture 8"/>
-            <wp:cNvGraphicFramePr>
-              <a:graphicFrameLocks noChangeAspect="1"/>
-            </wp:cNvGraphicFramePr>
-            <a:graphic>
-              <a:graphicData uri="http://schemas.openxmlformats.org/drawingml/2006/picture">
-                <pic:pic>
-                  <pic:nvPicPr>
-                    <pic:cNvPr id="0" name="module_architecture_integration.png"/>
-                    <pic:cNvPicPr/>
-                  </pic:nvPicPr>
-                  <pic:blipFill>
-                    <a:blip r:embed="rId17"/>
-                    <a:stretch>
-                      <a:fillRect/>
-                    </a:stretch>
-                  </pic:blipFill>
-                  <pic:spPr>
-                    <a:xfrm>
-                      <a:off x="0" y="0"/>
-                      <a:ext cx="5760000" cy="3733869"/>
-                    </a:xfrm>
-                    <a:prstGeom prst="rect"/>
-                  </pic:spPr>
-                </pic:pic>
-              </a:graphicData>
-            </a:graphic>
-          </wp:inline>
-        </w:drawing>
+        <w:rPr>
+          <w:rFonts w:ascii="Courier New" w:hAnsi="Courier New"/>
+          <w:sz w:val="20"/>
+        </w:rPr>
+        <w:t>python -m portal.app</w:t>
       </w:r>
     </w:p>
     <w:p>
       <w:pPr>
-        <w:spacing w:before="80" w:after="240"/>
-        <w:jc w:val="center"/>
+        <w:spacing w:line="276" w:lineRule="auto" w:after="120"/>
+        <w:ind w:firstLine="709"/>
+        <w:jc w:val="both"/>
       </w:pPr>
       <w:r>
         <w:rPr>
           <w:rFonts w:ascii="Times New Roman" w:hAnsi="Times New Roman"/>
-          <w:i/>
-          <w:sz w:val="24"/>
+          <w:sz w:val="28"/>
         </w:rPr>
-        <w:t>Рисунок 8 — Архитектура интеграции модулей</w:t>
+        <w:t>После запуска открыть в браузере `http://127.0.0.1:5000`.</w:t>
+      </w:r>
+    </w:p>
+    <w:p>
+      <w:pPr>
+        <w:spacing w:before="240" w:after="120"/>
+        <w:jc w:val="left"/>
+      </w:pPr>
+      <w:r>
+        <w:rPr>
+          <w:rFonts w:ascii="Times New Roman" w:hAnsi="Times New Roman"/>
+          <w:b/>
+          <w:sz w:val="28"/>
+        </w:rPr>
+        <w:t>6. Границы реализации</w:t>
+      </w:r>
+    </w:p>
+    <w:p>
+      <w:pPr>
+        <w:spacing w:line="276" w:lineRule="auto" w:after="120"/>
+        <w:ind w:firstLine="709"/>
+        <w:jc w:val="both"/>
+      </w:pPr>
+      <w:r>
+        <w:rPr>
+          <w:rFonts w:ascii="Times New Roman" w:hAnsi="Times New Roman"/>
+          <w:sz w:val="28"/>
+        </w:rPr>
+        <w:t>Текущая версия работает как демонстрационный прототип. Страницы в основном предназначены для просмотра подготовленных данных. В приложении не реализованы авторизация, проверка ролей, редактирование через формы, полноценный движок ФГОС, квалифицированная электронная подпись, экспорт файлов и подключение внешних систем.</w:t>
+      </w:r>
+    </w:p>
+    <w:p>
+      <w:pPr>
+        <w:spacing w:line="276" w:lineRule="auto" w:after="120"/>
+        <w:ind w:firstLine="709"/>
+        <w:jc w:val="both"/>
+      </w:pPr>
+      <w:r>
+        <w:rPr>
+          <w:rFonts w:ascii="Times New Roman" w:hAnsi="Times New Roman"/>
+          <w:sz w:val="28"/>
+        </w:rPr>
+        <w:t>Эти функции не описываются как выполненные и могут быть предметом дальнейшего развития, но не являются частью текущего результата.</w:t>
+      </w:r>
+    </w:p>
+    <w:p>
+      <w:pPr>
+        <w:spacing w:before="240" w:after="120"/>
+        <w:jc w:val="left"/>
+      </w:pPr>
+      <w:r>
+        <w:rPr>
+          <w:rFonts w:ascii="Times New Roman" w:hAnsi="Times New Roman"/>
+          <w:b/>
+          <w:sz w:val="28"/>
+        </w:rPr>
+        <w:t>Заключение</w:t>
+      </w:r>
+    </w:p>
+    <w:p>
+      <w:pPr>
+        <w:spacing w:line="276" w:lineRule="auto" w:after="120"/>
+        <w:ind w:firstLine="709"/>
+        <w:jc w:val="both"/>
+      </w:pPr>
+      <w:r>
+        <w:rPr>
+          <w:rFonts w:ascii="Times New Roman" w:hAnsi="Times New Roman"/>
+          <w:sz w:val="28"/>
+        </w:rPr>
+        <w:t>Подготовлен локальный учебный прототип портала АНОК. Он демонстрирует предметную область, реляционную модель SQLite, маршрутизацию Flask, общий шаблон страниц и работу с демонстрационными данными. Описание проекта приведено в соответствие с фактическим составом файлов и функций.</w:t>
       </w:r>
     </w:p>
     <w:sectPr>

--- a/reports/lab7/LR7_Explanatory_Note_Variant15.docx
+++ b/reports/lab7/LR7_Explanatory_Note_Variant15.docx
@@ -116,30 +116,30 @@
     </w:p>
     <w:p>
       <w:pPr>
-        <w:spacing w:before="160" w:after="80"/>
+        <w:spacing w:before="240" w:after="120"/>
         <w:jc w:val="left"/>
       </w:pPr>
       <w:r>
         <w:rPr>
           <w:rFonts w:ascii="Times New Roman" w:hAnsi="Times New Roman"/>
           <w:b/>
-          <w:sz w:val="26"/>
+          <w:sz w:val="28"/>
         </w:rPr>
-        <w:t>Тема: Проектирование и разработка корпоративного веб-портала университета — Модуль «Центр аккредитации и независимой оценки качества образования (АНОК)»</w:t>
+        <w:t>1. Назначение</w:t>
       </w:r>
     </w:p>
     <w:p>
       <w:pPr>
-        <w:spacing w:before="160" w:after="80"/>
-        <w:jc w:val="left"/>
+        <w:spacing w:line="276" w:lineRule="auto" w:after="120"/>
+        <w:ind w:firstLine="709"/>
+        <w:jc w:val="both"/>
       </w:pPr>
       <w:r>
         <w:rPr>
           <w:rFonts w:ascii="Times New Roman" w:hAnsi="Times New Roman"/>
-          <w:b/>
-          <w:sz w:val="26"/>
+          <w:sz w:val="28"/>
         </w:rPr>
-        <w:t>Вариант № 15</w:t>
+        <w:t>Портал АНОК предназначен для просмотра учебных планов, дисциплин, стандартов ФГОС, образовательных программ, служебных записок и справочных данных университета.</w:t>
       </w:r>
     </w:p>
     <w:p>
@@ -153,1462 +153,7 @@
           <w:b/>
           <w:sz w:val="28"/>
         </w:rPr>
-        <w:t>АННОТАЦИЯ</w:t>
-      </w:r>
-    </w:p>
-    <w:p>
-      <w:pPr>
-        <w:spacing w:line="276" w:lineRule="auto" w:after="120"/>
-        <w:ind w:firstLine="709"/>
-        <w:jc w:val="both"/>
-      </w:pPr>
-      <w:r>
-        <w:rPr>
-          <w:rFonts w:ascii="Times New Roman" w:hAnsi="Times New Roman"/>
-          <w:sz w:val="28"/>
-        </w:rPr>
-        <w:t>Настоящая пояснительная записка содержит комплексное описание результатов проектирования, архитектурной разработки, алгоритмической реализации, контентного наполнения и интеграционного тестирования корпоративного веб-портала университета для Центра аккредитации и независимой оценки качества образования (Центр АНОК, Вариант № 15).</w:t>
-      </w:r>
-    </w:p>
-    <w:p>
-      <w:pPr>
-        <w:spacing w:line="276" w:lineRule="auto" w:after="120"/>
-        <w:ind w:firstLine="709"/>
-        <w:jc w:val="both"/>
-      </w:pPr>
-      <w:r>
-        <w:rPr>
-          <w:rFonts w:ascii="Times New Roman" w:hAnsi="Times New Roman"/>
-          <w:sz w:val="28"/>
-        </w:rPr>
-        <w:t>В рамках проекта автоматизированы ключевые процессы нормативного сопровождения основных профессиональных образовательных программ высшего образования (ОПОП ВО):</w:t>
-      </w:r>
-    </w:p>
-    <w:p>
-      <w:pPr>
-        <w:spacing w:line="276" w:lineRule="auto" w:after="60"/>
-        <w:ind w:left="709"/>
-        <w:jc w:val="both"/>
-      </w:pPr>
-      <w:r>
-        <w:rPr>
-          <w:rFonts w:ascii="Times New Roman" w:hAnsi="Times New Roman"/>
-          <w:b/>
-          <w:sz w:val="28"/>
-        </w:rPr>
-        <w:t xml:space="preserve">1. </w:t>
-      </w:r>
-      <w:r>
-        <w:rPr>
-          <w:rFonts w:ascii="Times New Roman" w:hAnsi="Times New Roman"/>
-          <w:sz w:val="28"/>
-        </w:rPr>
-        <w:t>Формирование, структурирование и посеместровый учет учебных планов (УП) по направлениям бакалавриата и магистратуры.</w:t>
-      </w:r>
-    </w:p>
-    <w:p>
-      <w:pPr>
-        <w:spacing w:line="276" w:lineRule="auto" w:after="60"/>
-        <w:ind w:left="709"/>
-        <w:jc w:val="both"/>
-      </w:pPr>
-      <w:r>
-        <w:rPr>
-          <w:rFonts w:ascii="Times New Roman" w:hAnsi="Times New Roman"/>
-          <w:b/>
-          <w:sz w:val="28"/>
-        </w:rPr>
-        <w:t xml:space="preserve">2. </w:t>
-      </w:r>
-      <w:r>
-        <w:rPr>
-          <w:rFonts w:ascii="Times New Roman" w:hAnsi="Times New Roman"/>
-          <w:sz w:val="28"/>
-        </w:rPr>
-        <w:t>Автоматический аудит соблюдения требований Федеральных государственных образовательных стандартов высшего образования (ФГОС 3++).</w:t>
-      </w:r>
-    </w:p>
-    <w:p>
-      <w:pPr>
-        <w:spacing w:line="276" w:lineRule="auto" w:after="60"/>
-        <w:ind w:left="709"/>
-        <w:jc w:val="both"/>
-      </w:pPr>
-      <w:r>
-        <w:rPr>
-          <w:rFonts w:ascii="Times New Roman" w:hAnsi="Times New Roman"/>
-          <w:b/>
-          <w:sz w:val="28"/>
-        </w:rPr>
-        <w:t xml:space="preserve">3. </w:t>
-      </w:r>
-      <w:r>
-        <w:rPr>
-          <w:rFonts w:ascii="Times New Roman" w:hAnsi="Times New Roman"/>
-          <w:sz w:val="28"/>
-        </w:rPr>
-        <w:t>Сквозной регламент маршрутизации и согласования служебных записок на внесение изменений в УП с фиксацией версий.</w:t>
-      </w:r>
-    </w:p>
-    <w:p>
-      <w:pPr>
-        <w:spacing w:line="276" w:lineRule="auto" w:after="60"/>
-        <w:ind w:left="709"/>
-        <w:jc w:val="both"/>
-      </w:pPr>
-      <w:r>
-        <w:rPr>
-          <w:rFonts w:ascii="Times New Roman" w:hAnsi="Times New Roman"/>
-          <w:b/>
-          <w:sz w:val="28"/>
-        </w:rPr>
-        <w:t xml:space="preserve">4. </w:t>
-      </w:r>
-      <w:r>
-        <w:rPr>
-          <w:rFonts w:ascii="Times New Roman" w:hAnsi="Times New Roman"/>
-          <w:sz w:val="28"/>
-        </w:rPr>
-        <w:t>Построчное визуальное сопоставление (Visual Diff-трекер) редакций учебных планов (v1.0 vs v1.1).</w:t>
-      </w:r>
-    </w:p>
-    <w:p>
-      <w:pPr>
-        <w:spacing w:line="276" w:lineRule="auto" w:after="60"/>
-        <w:ind w:left="709"/>
-        <w:jc w:val="both"/>
-      </w:pPr>
-      <w:r>
-        <w:rPr>
-          <w:rFonts w:ascii="Times New Roman" w:hAnsi="Times New Roman"/>
-          <w:b/>
-          <w:sz w:val="28"/>
-        </w:rPr>
-        <w:t xml:space="preserve">5. </w:t>
-      </w:r>
-      <w:r>
-        <w:rPr>
-          <w:rFonts w:ascii="Times New Roman" w:hAnsi="Times New Roman"/>
-          <w:sz w:val="28"/>
-        </w:rPr>
-        <w:t>Криптографическое хеширование (SHA-256) структуры УП и наложение официального защитного штампа усиленной квалифицированной электронной цифровой подписи (ЭЦП) по ГОСТ Р 34.10-2012.</w:t>
-      </w:r>
-    </w:p>
-    <w:p>
-      <w:pPr>
-        <w:spacing w:line="276" w:lineRule="auto" w:after="60"/>
-        <w:ind w:left="709"/>
-        <w:jc w:val="both"/>
-      </w:pPr>
-      <w:r>
-        <w:rPr>
-          <w:rFonts w:ascii="Times New Roman" w:hAnsi="Times New Roman"/>
-          <w:b/>
-          <w:sz w:val="28"/>
-        </w:rPr>
-        <w:t xml:space="preserve">6. </w:t>
-      </w:r>
-      <w:r>
-        <w:rPr>
-          <w:rFonts w:ascii="Times New Roman" w:hAnsi="Times New Roman"/>
-          <w:sz w:val="28"/>
-        </w:rPr>
-        <w:t>Интерактивная бизнес-аналитика (Chart.js), планирование сроков и заседаний Ученого совета (FullCalendar), живой поиск (DataTables) и клиентская выгрузка отчетов в форматы Microsoft Excel (.xlsx) и PDF.</w:t>
-      </w:r>
-    </w:p>
-    <w:p>
-      <w:pPr>
-        <w:spacing w:line="276" w:lineRule="auto" w:after="120"/>
-        <w:ind w:firstLine="709"/>
-        <w:jc w:val="both"/>
-      </w:pPr>
-      <w:r>
-        <w:rPr>
-          <w:rFonts w:ascii="Times New Roman" w:hAnsi="Times New Roman"/>
-          <w:sz w:val="28"/>
-        </w:rPr>
-        <w:t>Система разработана на базе трехуровневой микросервисной веб-архитектуры с использованием языка Python 3.11, веб-фреймворка Flask, реляционной СУБД SQLite / MariaDB, компонентной UI-библиотеки TailwindCSS v3.4 и набора специализированных клиентских модулей.</w:t>
-      </w:r>
-    </w:p>
-    <w:p>
-      <w:pPr>
-        <w:spacing w:line="276" w:lineRule="auto" w:after="120"/>
-        <w:ind w:firstLine="709"/>
-        <w:jc w:val="both"/>
-      </w:pPr>
-      <w:r>
-        <w:rPr>
-          <w:rFonts w:ascii="Times New Roman" w:hAnsi="Times New Roman"/>
-          <w:sz w:val="28"/>
-        </w:rPr>
-        <w:t>Объем документации: 7 разделов, таблицы, листинги программного кода, ссылки на 30+ архитектурных диаграмм и макетов экранных форм.</w:t>
-      </w:r>
-    </w:p>
-    <w:p>
-      <w:pPr>
-        <w:spacing w:before="240" w:after="120"/>
-        <w:jc w:val="left"/>
-      </w:pPr>
-      <w:r>
-        <w:rPr>
-          <w:rFonts w:ascii="Times New Roman" w:hAnsi="Times New Roman"/>
-          <w:b/>
-          <w:sz w:val="28"/>
-        </w:rPr>
-        <w:t>СОДЕРЖАНИЕ</w:t>
-      </w:r>
-    </w:p>
-    <w:p>
-      <w:pPr>
-        <w:spacing w:line="276" w:lineRule="auto" w:after="60"/>
-        <w:ind w:left="709"/>
-        <w:jc w:val="both"/>
-      </w:pPr>
-      <w:r>
-        <w:rPr>
-          <w:rFonts w:ascii="Times New Roman" w:hAnsi="Times New Roman"/>
-          <w:b/>
-          <w:sz w:val="28"/>
-        </w:rPr>
-        <w:t xml:space="preserve">1. </w:t>
-      </w:r>
-      <w:r>
-        <w:rPr>
-          <w:rFonts w:ascii="Times New Roman" w:hAnsi="Times New Roman"/>
-          <w:sz w:val="28"/>
-        </w:rPr>
-        <w:t>[Введение](#1-введение)</w:t>
-      </w:r>
-    </w:p>
-    <w:p>
-      <w:pPr>
-        <w:spacing w:line="276" w:lineRule="auto" w:after="60"/>
-        <w:ind w:left="1134"/>
-        <w:jc w:val="both"/>
-      </w:pPr>
-      <w:r>
-        <w:rPr>
-          <w:rFonts w:ascii="Times New Roman" w:hAnsi="Times New Roman"/>
-          <w:b w:val="0"/>
-          <w:sz w:val="28"/>
-        </w:rPr>
-        <w:t xml:space="preserve">• </w:t>
-      </w:r>
-      <w:r>
-        <w:rPr>
-          <w:rFonts w:ascii="Times New Roman" w:hAnsi="Times New Roman"/>
-          <w:sz w:val="28"/>
-        </w:rPr>
-        <w:t>1.1. Актуальность проекта</w:t>
-      </w:r>
-    </w:p>
-    <w:p>
-      <w:pPr>
-        <w:spacing w:line="276" w:lineRule="auto" w:after="60"/>
-        <w:ind w:left="1134"/>
-        <w:jc w:val="both"/>
-      </w:pPr>
-      <w:r>
-        <w:rPr>
-          <w:rFonts w:ascii="Times New Roman" w:hAnsi="Times New Roman"/>
-          <w:b w:val="0"/>
-          <w:sz w:val="28"/>
-        </w:rPr>
-        <w:t xml:space="preserve">• </w:t>
-      </w:r>
-      <w:r>
-        <w:rPr>
-          <w:rFonts w:ascii="Times New Roman" w:hAnsi="Times New Roman"/>
-          <w:sz w:val="28"/>
-        </w:rPr>
-        <w:t>1.2. Цели и задачи разработки</w:t>
-      </w:r>
-    </w:p>
-    <w:p>
-      <w:pPr>
-        <w:spacing w:line="276" w:lineRule="auto" w:after="60"/>
-        <w:ind w:left="1134"/>
-        <w:jc w:val="both"/>
-      </w:pPr>
-      <w:r>
-        <w:rPr>
-          <w:rFonts w:ascii="Times New Roman" w:hAnsi="Times New Roman"/>
-          <w:b w:val="0"/>
-          <w:sz w:val="28"/>
-        </w:rPr>
-        <w:t xml:space="preserve">• </w:t>
-      </w:r>
-      <w:r>
-        <w:rPr>
-          <w:rFonts w:ascii="Times New Roman" w:hAnsi="Times New Roman"/>
-          <w:sz w:val="28"/>
-        </w:rPr>
-        <w:t>1.3. Нормативно-правовая база</w:t>
-      </w:r>
-    </w:p>
-    <w:p>
-      <w:pPr>
-        <w:spacing w:line="276" w:lineRule="auto" w:after="60"/>
-        <w:ind w:left="709"/>
-        <w:jc w:val="both"/>
-      </w:pPr>
-      <w:r>
-        <w:rPr>
-          <w:rFonts w:ascii="Times New Roman" w:hAnsi="Times New Roman"/>
-          <w:b/>
-          <w:sz w:val="28"/>
-        </w:rPr>
-        <w:t xml:space="preserve">2. </w:t>
-      </w:r>
-      <w:r>
-        <w:rPr>
-          <w:rFonts w:ascii="Times New Roman" w:hAnsi="Times New Roman"/>
-          <w:sz w:val="28"/>
-        </w:rPr>
-        <w:t>[Анализ предметной области и требования к системе (Этап ЛР1)](#2-анализ-предметной-области-и-требования-к-системе)</w:t>
-      </w:r>
-    </w:p>
-    <w:p>
-      <w:pPr>
-        <w:spacing w:line="276" w:lineRule="auto" w:after="60"/>
-        <w:ind w:left="1134"/>
-        <w:jc w:val="both"/>
-      </w:pPr>
-      <w:r>
-        <w:rPr>
-          <w:rFonts w:ascii="Times New Roman" w:hAnsi="Times New Roman"/>
-          <w:b w:val="0"/>
-          <w:sz w:val="28"/>
-        </w:rPr>
-        <w:t xml:space="preserve">• </w:t>
-      </w:r>
-      <w:r>
-        <w:rPr>
-          <w:rFonts w:ascii="Times New Roman" w:hAnsi="Times New Roman"/>
-          <w:sz w:val="28"/>
-        </w:rPr>
-        <w:t>2.1. Стейкхолдеры и матрица ролей (RBAC)</w:t>
-      </w:r>
-    </w:p>
-    <w:p>
-      <w:pPr>
-        <w:spacing w:line="276" w:lineRule="auto" w:after="60"/>
-        <w:ind w:left="1134"/>
-        <w:jc w:val="both"/>
-      </w:pPr>
-      <w:r>
-        <w:rPr>
-          <w:rFonts w:ascii="Times New Roman" w:hAnsi="Times New Roman"/>
-          <w:b w:val="0"/>
-          <w:sz w:val="28"/>
-        </w:rPr>
-        <w:t xml:space="preserve">• </w:t>
-      </w:r>
-      <w:r>
-        <w:rPr>
-          <w:rFonts w:ascii="Times New Roman" w:hAnsi="Times New Roman"/>
-          <w:sz w:val="28"/>
-        </w:rPr>
-        <w:t>2.2. Модель прецедентов использования (Use Case)</w:t>
-      </w:r>
-    </w:p>
-    <w:p>
-      <w:pPr>
-        <w:spacing w:line="276" w:lineRule="auto" w:after="60"/>
-        <w:ind w:left="1134"/>
-        <w:jc w:val="both"/>
-      </w:pPr>
-      <w:r>
-        <w:rPr>
-          <w:rFonts w:ascii="Times New Roman" w:hAnsi="Times New Roman"/>
-          <w:b w:val="0"/>
-          <w:sz w:val="28"/>
-        </w:rPr>
-        <w:t xml:space="preserve">• </w:t>
-      </w:r>
-      <w:r>
-        <w:rPr>
-          <w:rFonts w:ascii="Times New Roman" w:hAnsi="Times New Roman"/>
-          <w:sz w:val="28"/>
-        </w:rPr>
-        <w:t>2.3. Функциональные и нефункциональные требования</w:t>
-      </w:r>
-    </w:p>
-    <w:p>
-      <w:pPr>
-        <w:spacing w:line="276" w:lineRule="auto" w:after="60"/>
-        <w:ind w:left="709"/>
-        <w:jc w:val="both"/>
-      </w:pPr>
-      <w:r>
-        <w:rPr>
-          <w:rFonts w:ascii="Times New Roman" w:hAnsi="Times New Roman"/>
-          <w:b/>
-          <w:sz w:val="28"/>
-        </w:rPr>
-        <w:t xml:space="preserve">3. </w:t>
-      </w:r>
-      <w:r>
-        <w:rPr>
-          <w:rFonts w:ascii="Times New Roman" w:hAnsi="Times New Roman"/>
-          <w:sz w:val="28"/>
-        </w:rPr>
-        <w:t>[Архитектурное и структурное проектирование (Этап ЛР2)](#3-архитектурное-и-структурное-проектирование)</w:t>
-      </w:r>
-    </w:p>
-    <w:p>
-      <w:pPr>
-        <w:spacing w:line="276" w:lineRule="auto" w:after="60"/>
-        <w:ind w:left="1134"/>
-        <w:jc w:val="both"/>
-      </w:pPr>
-      <w:r>
-        <w:rPr>
-          <w:rFonts w:ascii="Times New Roman" w:hAnsi="Times New Roman"/>
-          <w:b w:val="0"/>
-          <w:sz w:val="28"/>
-        </w:rPr>
-        <w:t xml:space="preserve">• </w:t>
-      </w:r>
-      <w:r>
-        <w:rPr>
-          <w:rFonts w:ascii="Times New Roman" w:hAnsi="Times New Roman"/>
-          <w:sz w:val="28"/>
-        </w:rPr>
-        <w:t>3.1. Трехуровневая топология системы</w:t>
-      </w:r>
-    </w:p>
-    <w:p>
-      <w:pPr>
-        <w:spacing w:line="276" w:lineRule="auto" w:after="60"/>
-        <w:ind w:left="1134"/>
-        <w:jc w:val="both"/>
-      </w:pPr>
-      <w:r>
-        <w:rPr>
-          <w:rFonts w:ascii="Times New Roman" w:hAnsi="Times New Roman"/>
-          <w:b w:val="0"/>
-          <w:sz w:val="28"/>
-        </w:rPr>
-        <w:t xml:space="preserve">• </w:t>
-      </w:r>
-      <w:r>
-        <w:rPr>
-          <w:rFonts w:ascii="Times New Roman" w:hAnsi="Times New Roman"/>
-          <w:sz w:val="28"/>
-        </w:rPr>
-        <w:t>3.2. UML-диаграммы классов, компонентов и развертывания</w:t>
-      </w:r>
-    </w:p>
-    <w:p>
-      <w:pPr>
-        <w:spacing w:line="276" w:lineRule="auto" w:after="60"/>
-        <w:ind w:left="1134"/>
-        <w:jc w:val="both"/>
-      </w:pPr>
-      <w:r>
-        <w:rPr>
-          <w:rFonts w:ascii="Times New Roman" w:hAnsi="Times New Roman"/>
-          <w:b w:val="0"/>
-          <w:sz w:val="28"/>
-        </w:rPr>
-        <w:t xml:space="preserve">• </w:t>
-      </w:r>
-      <w:r>
-        <w:rPr>
-          <w:rFonts w:ascii="Times New Roman" w:hAnsi="Times New Roman"/>
-          <w:sz w:val="28"/>
-        </w:rPr>
-        <w:t>3.3. Диаграмма последовательности сквозного процесса визирования</w:t>
-      </w:r>
-    </w:p>
-    <w:p>
-      <w:pPr>
-        <w:spacing w:line="276" w:lineRule="auto" w:after="60"/>
-        <w:ind w:left="1134"/>
-        <w:jc w:val="both"/>
-      </w:pPr>
-      <w:r>
-        <w:rPr>
-          <w:rFonts w:ascii="Times New Roman" w:hAnsi="Times New Roman"/>
-          <w:b w:val="0"/>
-          <w:sz w:val="28"/>
-        </w:rPr>
-        <w:t xml:space="preserve">• </w:t>
-      </w:r>
-      <w:r>
-        <w:rPr>
-          <w:rFonts w:ascii="Times New Roman" w:hAnsi="Times New Roman"/>
-          <w:sz w:val="28"/>
-        </w:rPr>
-        <w:t>3.4. Реляционная схема базы данных (12 таблиц)</w:t>
-      </w:r>
-    </w:p>
-    <w:p>
-      <w:pPr>
-        <w:spacing w:line="276" w:lineRule="auto" w:after="60"/>
-        <w:ind w:left="709"/>
-        <w:jc w:val="both"/>
-      </w:pPr>
-      <w:r>
-        <w:rPr>
-          <w:rFonts w:ascii="Times New Roman" w:hAnsi="Times New Roman"/>
-          <w:b/>
-          <w:sz w:val="28"/>
-        </w:rPr>
-        <w:t xml:space="preserve">4. </w:t>
-      </w:r>
-      <w:r>
-        <w:rPr>
-          <w:rFonts w:ascii="Times New Roman" w:hAnsi="Times New Roman"/>
-          <w:sz w:val="28"/>
-        </w:rPr>
-        <w:t>[Проектирование графического интерфейса пользователя (Этап ЛР3)](#4-проектирование-графического-интерфейса-пользователя)</w:t>
-      </w:r>
-    </w:p>
-    <w:p>
-      <w:pPr>
-        <w:spacing w:line="276" w:lineRule="auto" w:after="60"/>
-        <w:ind w:left="1134"/>
-        <w:jc w:val="both"/>
-      </w:pPr>
-      <w:r>
-        <w:rPr>
-          <w:rFonts w:ascii="Times New Roman" w:hAnsi="Times New Roman"/>
-          <w:b w:val="0"/>
-          <w:sz w:val="28"/>
-        </w:rPr>
-        <w:t xml:space="preserve">• </w:t>
-      </w:r>
-      <w:r>
-        <w:rPr>
-          <w:rFonts w:ascii="Times New Roman" w:hAnsi="Times New Roman"/>
-          <w:sz w:val="28"/>
-        </w:rPr>
-        <w:t>4.1. Дизайн-система, цветовая палитра и типографика</w:t>
-      </w:r>
-    </w:p>
-    <w:p>
-      <w:pPr>
-        <w:spacing w:line="276" w:lineRule="auto" w:after="60"/>
-        <w:ind w:left="1134"/>
-        <w:jc w:val="both"/>
-      </w:pPr>
-      <w:r>
-        <w:rPr>
-          <w:rFonts w:ascii="Times New Roman" w:hAnsi="Times New Roman"/>
-          <w:b w:val="0"/>
-          <w:sz w:val="28"/>
-        </w:rPr>
-        <w:t xml:space="preserve">• </w:t>
-      </w:r>
-      <w:r>
-        <w:rPr>
-          <w:rFonts w:ascii="Times New Roman" w:hAnsi="Times New Roman"/>
-          <w:sz w:val="28"/>
-        </w:rPr>
-        <w:t>4.2. Каркасные схемы (Wireframes) и компонентные блоки</w:t>
-      </w:r>
-    </w:p>
-    <w:p>
-      <w:pPr>
-        <w:spacing w:line="276" w:lineRule="auto" w:after="60"/>
-        <w:ind w:left="1134"/>
-        <w:jc w:val="both"/>
-      </w:pPr>
-      <w:r>
-        <w:rPr>
-          <w:rFonts w:ascii="Times New Roman" w:hAnsi="Times New Roman"/>
-          <w:b w:val="0"/>
-          <w:sz w:val="28"/>
-        </w:rPr>
-        <w:t xml:space="preserve">• </w:t>
-      </w:r>
-      <w:r>
-        <w:rPr>
-          <w:rFonts w:ascii="Times New Roman" w:hAnsi="Times New Roman"/>
-          <w:sz w:val="28"/>
-        </w:rPr>
-        <w:t>4.3. Адаптивность и принципы доступности интерфейса</w:t>
-      </w:r>
-    </w:p>
-    <w:p>
-      <w:pPr>
-        <w:spacing w:line="276" w:lineRule="auto" w:after="60"/>
-        <w:ind w:left="709"/>
-        <w:jc w:val="both"/>
-      </w:pPr>
-      <w:r>
-        <w:rPr>
-          <w:rFonts w:ascii="Times New Roman" w:hAnsi="Times New Roman"/>
-          <w:b/>
-          <w:sz w:val="28"/>
-        </w:rPr>
-        <w:t xml:space="preserve">5. </w:t>
-      </w:r>
-      <w:r>
-        <w:rPr>
-          <w:rFonts w:ascii="Times New Roman" w:hAnsi="Times New Roman"/>
-          <w:sz w:val="28"/>
-        </w:rPr>
-        <w:t>[Разработка структуры портала и шаблонов страниц (Этап ЛР4)](#5-разработка-структуры-портала-и-шаблонов-страниц)</w:t>
-      </w:r>
-    </w:p>
-    <w:p>
-      <w:pPr>
-        <w:spacing w:line="276" w:lineRule="auto" w:after="60"/>
-        <w:ind w:left="1134"/>
-        <w:jc w:val="both"/>
-      </w:pPr>
-      <w:r>
-        <w:rPr>
-          <w:rFonts w:ascii="Times New Roman" w:hAnsi="Times New Roman"/>
-          <w:b w:val="0"/>
-          <w:sz w:val="28"/>
-        </w:rPr>
-        <w:t xml:space="preserve">• </w:t>
-      </w:r>
-      <w:r>
-        <w:rPr>
-          <w:rFonts w:ascii="Times New Roman" w:hAnsi="Times New Roman"/>
-          <w:sz w:val="28"/>
-        </w:rPr>
-        <w:t>5.1. Информационная архитектура и карта сайта (Sitemap)</w:t>
-      </w:r>
-    </w:p>
-    <w:p>
-      <w:pPr>
-        <w:spacing w:line="276" w:lineRule="auto" w:after="60"/>
-        <w:ind w:left="1134"/>
-        <w:jc w:val="both"/>
-      </w:pPr>
-      <w:r>
-        <w:rPr>
-          <w:rFonts w:ascii="Times New Roman" w:hAnsi="Times New Roman"/>
-          <w:b w:val="0"/>
-          <w:sz w:val="28"/>
-        </w:rPr>
-        <w:t xml:space="preserve">• </w:t>
-      </w:r>
-      <w:r>
-        <w:rPr>
-          <w:rFonts w:ascii="Times New Roman" w:hAnsi="Times New Roman"/>
-          <w:sz w:val="28"/>
-        </w:rPr>
-        <w:t>5.2. Модульная структура шаблонов Jinja2</w:t>
-      </w:r>
-    </w:p>
-    <w:p>
-      <w:pPr>
-        <w:spacing w:line="276" w:lineRule="auto" w:after="60"/>
-        <w:ind w:left="1134"/>
-        <w:jc w:val="both"/>
-      </w:pPr>
-      <w:r>
-        <w:rPr>
-          <w:rFonts w:ascii="Times New Roman" w:hAnsi="Times New Roman"/>
-          <w:b w:val="0"/>
-          <w:sz w:val="28"/>
-        </w:rPr>
-        <w:t xml:space="preserve">• </w:t>
-      </w:r>
-      <w:r>
-        <w:rPr>
-          <w:rFonts w:ascii="Times New Roman" w:hAnsi="Times New Roman"/>
-          <w:sz w:val="28"/>
-        </w:rPr>
-        <w:t>5.3. Серверная маршрутизация Flask Core</w:t>
-      </w:r>
-    </w:p>
-    <w:p>
-      <w:pPr>
-        <w:spacing w:line="276" w:lineRule="auto" w:after="60"/>
-        <w:ind w:left="709"/>
-        <w:jc w:val="both"/>
-      </w:pPr>
-      <w:r>
-        <w:rPr>
-          <w:rFonts w:ascii="Times New Roman" w:hAnsi="Times New Roman"/>
-          <w:b/>
-          <w:sz w:val="28"/>
-        </w:rPr>
-        <w:t xml:space="preserve">6. </w:t>
-      </w:r>
-      <w:r>
-        <w:rPr>
-          <w:rFonts w:ascii="Times New Roman" w:hAnsi="Times New Roman"/>
-          <w:sz w:val="28"/>
-        </w:rPr>
-        <w:t>[Контентное наполнение и реализация информационных блоков (Этап ЛР5)](#6-контентное-наполнение-и-реализация-информационных-блоков)</w:t>
-      </w:r>
-    </w:p>
-    <w:p>
-      <w:pPr>
-        <w:spacing w:line="276" w:lineRule="auto" w:after="60"/>
-        <w:ind w:left="1134"/>
-        <w:jc w:val="both"/>
-      </w:pPr>
-      <w:r>
-        <w:rPr>
-          <w:rFonts w:ascii="Times New Roman" w:hAnsi="Times New Roman"/>
-          <w:b w:val="0"/>
-          <w:sz w:val="28"/>
-        </w:rPr>
-        <w:t xml:space="preserve">• </w:t>
-      </w:r>
-      <w:r>
-        <w:rPr>
-          <w:rFonts w:ascii="Times New Roman" w:hAnsi="Times New Roman"/>
-          <w:sz w:val="28"/>
-        </w:rPr>
-        <w:t>6.1. Спецификация 8 специализированных инфоблоков</w:t>
-      </w:r>
-    </w:p>
-    <w:p>
-      <w:pPr>
-        <w:spacing w:line="276" w:lineRule="auto" w:after="60"/>
-        <w:ind w:left="1134"/>
-        <w:jc w:val="both"/>
-      </w:pPr>
-      <w:r>
-        <w:rPr>
-          <w:rFonts w:ascii="Times New Roman" w:hAnsi="Times New Roman"/>
-          <w:b w:val="0"/>
-          <w:sz w:val="28"/>
-        </w:rPr>
-        <w:t xml:space="preserve">• </w:t>
-      </w:r>
-      <w:r>
-        <w:rPr>
-          <w:rFonts w:ascii="Times New Roman" w:hAnsi="Times New Roman"/>
-          <w:sz w:val="28"/>
-        </w:rPr>
-        <w:t>6.2. Наполнение реляционной базы данных реалистичными данными</w:t>
-      </w:r>
-    </w:p>
-    <w:p>
-      <w:pPr>
-        <w:spacing w:line="276" w:lineRule="auto" w:after="60"/>
-        <w:ind w:left="1134"/>
-        <w:jc w:val="both"/>
-      </w:pPr>
-      <w:r>
-        <w:rPr>
-          <w:rFonts w:ascii="Times New Roman" w:hAnsi="Times New Roman"/>
-          <w:b w:val="0"/>
-          <w:sz w:val="28"/>
-        </w:rPr>
-        <w:t xml:space="preserve">• </w:t>
-      </w:r>
-      <w:r>
-        <w:rPr>
-          <w:rFonts w:ascii="Times New Roman" w:hAnsi="Times New Roman"/>
-          <w:sz w:val="28"/>
-        </w:rPr>
-        <w:t>6.3. Матрицы компетенций (УК, ОПК, ПК) и реестр дисциплин</w:t>
-      </w:r>
-    </w:p>
-    <w:p>
-      <w:pPr>
-        <w:spacing w:line="276" w:lineRule="auto" w:after="60"/>
-        <w:ind w:left="709"/>
-        <w:jc w:val="both"/>
-      </w:pPr>
-      <w:r>
-        <w:rPr>
-          <w:rFonts w:ascii="Times New Roman" w:hAnsi="Times New Roman"/>
-          <w:b/>
-          <w:sz w:val="28"/>
-        </w:rPr>
-        <w:t xml:space="preserve">7. </w:t>
-      </w:r>
-      <w:r>
-        <w:rPr>
-          <w:rFonts w:ascii="Times New Roman" w:hAnsi="Times New Roman"/>
-          <w:sz w:val="28"/>
-        </w:rPr>
-        <w:t>[Интеграция готовых модулей и компонентов (Этап ЛР6)](#7-интеграция-готовых-модулей-и-компонентов)</w:t>
-      </w:r>
-    </w:p>
-    <w:p>
-      <w:pPr>
-        <w:spacing w:line="276" w:lineRule="auto" w:after="60"/>
-        <w:ind w:left="1134"/>
-        <w:jc w:val="both"/>
-      </w:pPr>
-      <w:r>
-        <w:rPr>
-          <w:rFonts w:ascii="Times New Roman" w:hAnsi="Times New Roman"/>
-          <w:b w:val="0"/>
-          <w:sz w:val="28"/>
-        </w:rPr>
-        <w:t xml:space="preserve">• </w:t>
-      </w:r>
-      <w:r>
-        <w:rPr>
-          <w:rFonts w:ascii="Times New Roman" w:hAnsi="Times New Roman"/>
-          <w:sz w:val="28"/>
-        </w:rPr>
-        <w:t>7.1. Модуль аналитики и визуализации данных (Chart.js v4.4)</w:t>
-      </w:r>
-    </w:p>
-    <w:p>
-      <w:pPr>
-        <w:spacing w:line="276" w:lineRule="auto" w:after="60"/>
-        <w:ind w:left="1134"/>
-        <w:jc w:val="both"/>
-      </w:pPr>
-      <w:r>
-        <w:rPr>
-          <w:rFonts w:ascii="Times New Roman" w:hAnsi="Times New Roman"/>
-          <w:b w:val="0"/>
-          <w:sz w:val="28"/>
-        </w:rPr>
-        <w:t xml:space="preserve">• </w:t>
-      </w:r>
-      <w:r>
-        <w:rPr>
-          <w:rFonts w:ascii="Times New Roman" w:hAnsi="Times New Roman"/>
-          <w:sz w:val="28"/>
-        </w:rPr>
-        <w:t>7.2. Модуль генерации и экспорта документации (SheetJS &amp; jsPDF)</w:t>
-      </w:r>
-    </w:p>
-    <w:p>
-      <w:pPr>
-        <w:spacing w:line="276" w:lineRule="auto" w:after="60"/>
-        <w:ind w:left="1134"/>
-        <w:jc w:val="both"/>
-      </w:pPr>
-      <w:r>
-        <w:rPr>
-          <w:rFonts w:ascii="Times New Roman" w:hAnsi="Times New Roman"/>
-          <w:b w:val="0"/>
-          <w:sz w:val="28"/>
-        </w:rPr>
-        <w:t xml:space="preserve">• </w:t>
-      </w:r>
-      <w:r>
-        <w:rPr>
-          <w:rFonts w:ascii="Times New Roman" w:hAnsi="Times New Roman"/>
-          <w:sz w:val="28"/>
-        </w:rPr>
-        <w:t>7.3. Криптографический модуль хеширования и штампа ЭЦП (CryptoJS / SHA-256)</w:t>
-      </w:r>
-    </w:p>
-    <w:p>
-      <w:pPr>
-        <w:spacing w:line="276" w:lineRule="auto" w:after="60"/>
-        <w:ind w:left="1134"/>
-        <w:jc w:val="both"/>
-      </w:pPr>
-      <w:r>
-        <w:rPr>
-          <w:rFonts w:ascii="Times New Roman" w:hAnsi="Times New Roman"/>
-          <w:b w:val="0"/>
-          <w:sz w:val="28"/>
-        </w:rPr>
-        <w:t xml:space="preserve">• </w:t>
-      </w:r>
-      <w:r>
-        <w:rPr>
-          <w:rFonts w:ascii="Times New Roman" w:hAnsi="Times New Roman"/>
-          <w:sz w:val="28"/>
-        </w:rPr>
-        <w:t>7.4. Модуль визуального построчного сравнения версий (Visual Diff Engine)</w:t>
-      </w:r>
-    </w:p>
-    <w:p>
-      <w:pPr>
-        <w:spacing w:line="276" w:lineRule="auto" w:after="60"/>
-        <w:ind w:left="1134"/>
-        <w:jc w:val="both"/>
-      </w:pPr>
-      <w:r>
-        <w:rPr>
-          <w:rFonts w:ascii="Times New Roman" w:hAnsi="Times New Roman"/>
-          <w:b w:val="0"/>
-          <w:sz w:val="28"/>
-        </w:rPr>
-        <w:t xml:space="preserve">• </w:t>
-      </w:r>
-      <w:r>
-        <w:rPr>
-          <w:rFonts w:ascii="Times New Roman" w:hAnsi="Times New Roman"/>
-          <w:sz w:val="28"/>
-        </w:rPr>
-        <w:t>7.5. Планировщик дедлайнов и заседаний (FullCalendar v6)</w:t>
-      </w:r>
-    </w:p>
-    <w:p>
-      <w:pPr>
-        <w:spacing w:line="276" w:lineRule="auto" w:after="60"/>
-        <w:ind w:left="1134"/>
-        <w:jc w:val="both"/>
-      </w:pPr>
-      <w:r>
-        <w:rPr>
-          <w:rFonts w:ascii="Times New Roman" w:hAnsi="Times New Roman"/>
-          <w:b w:val="0"/>
-          <w:sz w:val="28"/>
-        </w:rPr>
-        <w:t xml:space="preserve">• </w:t>
-      </w:r>
-      <w:r>
-        <w:rPr>
-          <w:rFonts w:ascii="Times New Roman" w:hAnsi="Times New Roman"/>
-          <w:sz w:val="28"/>
-        </w:rPr>
-        <w:t>7.6. Динамические таблицы и клиентский фильтр (DataTables)</w:t>
-      </w:r>
-    </w:p>
-    <w:p>
-      <w:pPr>
-        <w:spacing w:line="276" w:lineRule="auto" w:after="60"/>
-        <w:ind w:left="1134"/>
-        <w:jc w:val="both"/>
-      </w:pPr>
-      <w:r>
-        <w:rPr>
-          <w:rFonts w:ascii="Times New Roman" w:hAnsi="Times New Roman"/>
-          <w:b w:val="0"/>
-          <w:sz w:val="28"/>
-        </w:rPr>
-        <w:t xml:space="preserve">• </w:t>
-      </w:r>
-      <w:r>
-        <w:rPr>
-          <w:rFonts w:ascii="Times New Roman" w:hAnsi="Times New Roman"/>
-          <w:sz w:val="28"/>
-        </w:rPr>
-        <w:t>7.7. Диалоговая система модальных окон и алертов (SweetAlert2 &amp; Toastify)</w:t>
-      </w:r>
-    </w:p>
-    <w:p>
-      <w:pPr>
-        <w:spacing w:line="276" w:lineRule="auto" w:after="60"/>
-        <w:ind w:left="709"/>
-        <w:jc w:val="both"/>
-      </w:pPr>
-      <w:r>
-        <w:rPr>
-          <w:rFonts w:ascii="Times New Roman" w:hAnsi="Times New Roman"/>
-          <w:b/>
-          <w:sz w:val="28"/>
-        </w:rPr>
-        <w:t xml:space="preserve">8. </w:t>
-      </w:r>
-      <w:r>
-        <w:rPr>
-          <w:rFonts w:ascii="Times New Roman" w:hAnsi="Times New Roman"/>
-          <w:sz w:val="28"/>
-        </w:rPr>
-        <w:t>[Тестирование, безопасность и оценка эффективности](#8-тестирование-безопасность-и-оценка-эффективности)</w:t>
-      </w:r>
-    </w:p>
-    <w:p>
-      <w:pPr>
-        <w:spacing w:line="276" w:lineRule="auto" w:after="60"/>
-        <w:ind w:left="1134"/>
-        <w:jc w:val="both"/>
-      </w:pPr>
-      <w:r>
-        <w:rPr>
-          <w:rFonts w:ascii="Times New Roman" w:hAnsi="Times New Roman"/>
-          <w:b w:val="0"/>
-          <w:sz w:val="28"/>
-        </w:rPr>
-        <w:t xml:space="preserve">• </w:t>
-      </w:r>
-      <w:r>
-        <w:rPr>
-          <w:rFonts w:ascii="Times New Roman" w:hAnsi="Times New Roman"/>
-          <w:sz w:val="28"/>
-        </w:rPr>
-        <w:t>8.1. Методика и результаты тестирования (Unit, Integration, Stress)</w:t>
-      </w:r>
-    </w:p>
-    <w:p>
-      <w:pPr>
-        <w:spacing w:line="276" w:lineRule="auto" w:after="60"/>
-        <w:ind w:left="1134"/>
-        <w:jc w:val="both"/>
-      </w:pPr>
-      <w:r>
-        <w:rPr>
-          <w:rFonts w:ascii="Times New Roman" w:hAnsi="Times New Roman"/>
-          <w:b w:val="0"/>
-          <w:sz w:val="28"/>
-        </w:rPr>
-        <w:t xml:space="preserve">• </w:t>
-      </w:r>
-      <w:r>
-        <w:rPr>
-          <w:rFonts w:ascii="Times New Roman" w:hAnsi="Times New Roman"/>
-          <w:sz w:val="28"/>
-        </w:rPr>
-        <w:t>8.2. Обеспечение информационной безопасности (OWASP Top 10)</w:t>
-      </w:r>
-    </w:p>
-    <w:p>
-      <w:pPr>
-        <w:spacing w:line="276" w:lineRule="auto" w:after="60"/>
-        <w:ind w:left="1134"/>
-        <w:jc w:val="both"/>
-      </w:pPr>
-      <w:r>
-        <w:rPr>
-          <w:rFonts w:ascii="Times New Roman" w:hAnsi="Times New Roman"/>
-          <w:b w:val="0"/>
-          <w:sz w:val="28"/>
-        </w:rPr>
-        <w:t xml:space="preserve">• </w:t>
-      </w:r>
-      <w:r>
-        <w:rPr>
-          <w:rFonts w:ascii="Times New Roman" w:hAnsi="Times New Roman"/>
-          <w:sz w:val="28"/>
-        </w:rPr>
-        <w:t>8.3. Расчет организационно-экономического эффекта</w:t>
-      </w:r>
-    </w:p>
-    <w:p>
-      <w:pPr>
-        <w:spacing w:line="276" w:lineRule="auto" w:after="60"/>
-        <w:ind w:left="709"/>
-        <w:jc w:val="both"/>
-      </w:pPr>
-      <w:r>
-        <w:rPr>
-          <w:rFonts w:ascii="Times New Roman" w:hAnsi="Times New Roman"/>
-          <w:b/>
-          <w:sz w:val="28"/>
-        </w:rPr>
-        <w:t xml:space="preserve">9. </w:t>
-      </w:r>
-      <w:r>
-        <w:rPr>
-          <w:rFonts w:ascii="Times New Roman" w:hAnsi="Times New Roman"/>
-          <w:sz w:val="28"/>
-        </w:rPr>
-        <w:t>[Руководство пользователя и администратора](#9-руководство-пользователя-и-администратора)</w:t>
-      </w:r>
-    </w:p>
-    <w:p>
-      <w:pPr>
-        <w:spacing w:line="276" w:lineRule="auto" w:after="60"/>
-        <w:ind w:left="1134"/>
-        <w:jc w:val="both"/>
-      </w:pPr>
-      <w:r>
-        <w:rPr>
-          <w:rFonts w:ascii="Times New Roman" w:hAnsi="Times New Roman"/>
-          <w:b w:val="0"/>
-          <w:sz w:val="28"/>
-        </w:rPr>
-        <w:t xml:space="preserve">• </w:t>
-      </w:r>
-      <w:r>
-        <w:rPr>
-          <w:rFonts w:ascii="Times New Roman" w:hAnsi="Times New Roman"/>
-          <w:sz w:val="28"/>
-        </w:rPr>
-        <w:t>9.1. Порядок развертывания и запуска портала</w:t>
-      </w:r>
-    </w:p>
-    <w:p>
-      <w:pPr>
-        <w:spacing w:line="276" w:lineRule="auto" w:after="60"/>
-        <w:ind w:left="1134"/>
-        <w:jc w:val="both"/>
-      </w:pPr>
-      <w:r>
-        <w:rPr>
-          <w:rFonts w:ascii="Times New Roman" w:hAnsi="Times New Roman"/>
-          <w:b w:val="0"/>
-          <w:sz w:val="28"/>
-        </w:rPr>
-        <w:t xml:space="preserve">• </w:t>
-      </w:r>
-      <w:r>
-        <w:rPr>
-          <w:rFonts w:ascii="Times New Roman" w:hAnsi="Times New Roman"/>
-          <w:sz w:val="28"/>
-        </w:rPr>
-        <w:t>9.2. Сценарий работы эксперта Центра АНОК</w:t>
-      </w:r>
-    </w:p>
-    <w:p>
-      <w:pPr>
-        <w:spacing w:line="276" w:lineRule="auto" w:after="60"/>
-        <w:ind w:left="709"/>
-        <w:jc w:val="both"/>
-      </w:pPr>
-      <w:r>
-        <w:rPr>
-          <w:rFonts w:ascii="Times New Roman" w:hAnsi="Times New Roman"/>
-          <w:b/>
-          <w:sz w:val="28"/>
-        </w:rPr>
-        <w:t xml:space="preserve">10. </w:t>
-      </w:r>
-      <w:r>
-        <w:rPr>
-          <w:rFonts w:ascii="Times New Roman" w:hAnsi="Times New Roman"/>
-          <w:sz w:val="28"/>
-        </w:rPr>
-        <w:t>[Заключение](#10-заключение)</w:t>
-      </w:r>
-    </w:p>
-    <w:p>
-      <w:pPr>
-        <w:spacing w:line="276" w:lineRule="auto" w:after="60"/>
-        <w:ind w:left="709"/>
-        <w:jc w:val="both"/>
-      </w:pPr>
-      <w:r>
-        <w:rPr>
-          <w:rFonts w:ascii="Times New Roman" w:hAnsi="Times New Roman"/>
-          <w:b/>
-          <w:sz w:val="28"/>
-        </w:rPr>
-        <w:t xml:space="preserve">11. </w:t>
-      </w:r>
-      <w:r>
-        <w:rPr>
-          <w:rFonts w:ascii="Times New Roman" w:hAnsi="Times New Roman"/>
-          <w:sz w:val="28"/>
-        </w:rPr>
-        <w:t>[Список использованных источников](#11-список-использованных-источников)</w:t>
-      </w:r>
-    </w:p>
-    <w:p>
-      <w:pPr>
-        <w:spacing w:line="276" w:lineRule="auto" w:after="60"/>
-        <w:ind w:left="709"/>
-        <w:jc w:val="both"/>
-      </w:pPr>
-      <w:r>
-        <w:rPr>
-          <w:rFonts w:ascii="Times New Roman" w:hAnsi="Times New Roman"/>
-          <w:b/>
-          <w:sz w:val="28"/>
-        </w:rPr>
-        <w:t xml:space="preserve">12. </w:t>
-      </w:r>
-      <w:r>
-        <w:rPr>
-          <w:rFonts w:ascii="Times New Roman" w:hAnsi="Times New Roman"/>
-          <w:sz w:val="28"/>
-        </w:rPr>
-        <w:t>[Приложения](#12-приложения)</w:t>
-      </w:r>
-    </w:p>
-    <w:p>
-      <w:pPr>
-        <w:spacing w:before="240" w:after="120"/>
-        <w:jc w:val="left"/>
-      </w:pPr>
-      <w:r>
-        <w:rPr>
-          <w:rFonts w:ascii="Times New Roman" w:hAnsi="Times New Roman"/>
-          <w:b/>
-          <w:sz w:val="28"/>
-        </w:rPr>
-        <w:t>1. ВВЕДЕНИЕ</w:t>
-      </w:r>
-    </w:p>
-    <w:p>
-      <w:pPr>
-        <w:spacing w:before="160" w:after="80"/>
-        <w:jc w:val="left"/>
-      </w:pPr>
-      <w:r>
-        <w:rPr>
-          <w:rFonts w:ascii="Times New Roman" w:hAnsi="Times New Roman"/>
-          <w:b/>
-          <w:sz w:val="26"/>
-        </w:rPr>
-        <w:t>1.1. Актуальность проекта</w:t>
-      </w:r>
-    </w:p>
-    <w:p>
-      <w:pPr>
-        <w:spacing w:line="276" w:lineRule="auto" w:after="120"/>
-        <w:ind w:firstLine="709"/>
-        <w:jc w:val="both"/>
-      </w:pPr>
-      <w:r>
-        <w:rPr>
-          <w:rFonts w:ascii="Times New Roman" w:hAnsi="Times New Roman"/>
-          <w:sz w:val="28"/>
-        </w:rPr>
-        <w:t>Современное высшее образование в Российской Федерации функционирует в условиях динамично меняющихся требований к структуре и качеству подготовки специалистов. Внедрение стандартов ФГОС 3++ накладывает строгие ограничения на распределение трудоемкости в зачетных единицах (ЗЕТ), баланс контактных и самостоятельных часов, соотношение базовых и вариативных дисциплин, а также матрицу формирования компетенций.</w:t>
-      </w:r>
-    </w:p>
-    <w:p>
-      <w:pPr>
-        <w:spacing w:line="276" w:lineRule="auto" w:after="120"/>
-        <w:ind w:firstLine="709"/>
-        <w:jc w:val="both"/>
-      </w:pPr>
-      <w:r>
-        <w:rPr>
-          <w:rFonts w:ascii="Times New Roman" w:hAnsi="Times New Roman"/>
-          <w:sz w:val="28"/>
-        </w:rPr>
-        <w:t>В традиционном бумажном процессе согласование и экспертиза одного учебного плана занимает от 20 до 30 рабочих дней, сопровождается высокими рисками механических ошибок при ручных пересчетах часов и отсутствием прозрачного аудита правок. Разработка корпоративного веб-портала Центра аккредитации и независимой оценки качества образования (АНОК) позволяет перевести экспертизу и согласование образовательных программ в полностью цифровой, автоматизированный и юридически значимый контур.</w:t>
-      </w:r>
-    </w:p>
-    <w:p>
-      <w:pPr>
-        <w:spacing w:before="160" w:after="80"/>
-        <w:jc w:val="left"/>
-      </w:pPr>
-      <w:r>
-        <w:rPr>
-          <w:rFonts w:ascii="Times New Roman" w:hAnsi="Times New Roman"/>
-          <w:b/>
-          <w:sz w:val="26"/>
-        </w:rPr>
-        <w:t>1.2. Цели и задачи разработки</w:t>
-      </w:r>
-    </w:p>
-    <w:p>
-      <w:pPr>
-        <w:spacing w:line="276" w:lineRule="auto" w:after="120"/>
-        <w:ind w:firstLine="709"/>
-        <w:jc w:val="both"/>
-      </w:pPr>
-      <w:r>
-        <w:rPr>
-          <w:rFonts w:ascii="Times New Roman" w:hAnsi="Times New Roman"/>
-          <w:sz w:val="28"/>
-        </w:rPr>
-      </w:r>
-      <w:r>
-        <w:rPr>
-          <w:rFonts w:ascii="Times New Roman" w:hAnsi="Times New Roman"/>
-          <w:b/>
-          <w:sz w:val="28"/>
-        </w:rPr>
-        <w:t>Основная цель проекта:</w:t>
-      </w:r>
-      <w:r>
-        <w:rPr>
-          <w:rFonts w:ascii="Times New Roman" w:hAnsi="Times New Roman"/>
-          <w:sz w:val="28"/>
-        </w:rPr>
-        <w:t xml:space="preserve"> Проектирование и разработка корпоративного веб-портала Центра АНОК для комплексной автоматизации экспертизы, верификации, версионного контроля, подписания усиленной ЭЦП и аналитического мониторинга учебных планов университета.</w:t>
-      </w:r>
-    </w:p>
-    <w:p>
-      <w:pPr>
-        <w:spacing w:line="276" w:lineRule="auto" w:after="120"/>
-        <w:ind w:firstLine="709"/>
-        <w:jc w:val="both"/>
-      </w:pPr>
-      <w:r>
-        <w:rPr>
-          <w:rFonts w:ascii="Times New Roman" w:hAnsi="Times New Roman"/>
-          <w:sz w:val="28"/>
-        </w:rPr>
-      </w:r>
-      <w:r>
-        <w:rPr>
-          <w:rFonts w:ascii="Times New Roman" w:hAnsi="Times New Roman"/>
-          <w:b/>
-          <w:sz w:val="28"/>
-        </w:rPr>
-        <w:t>Ключевые задачи:</w:t>
-      </w:r>
-      <w:r>
-        <w:rPr>
-          <w:rFonts w:ascii="Times New Roman" w:hAnsi="Times New Roman"/>
-          <w:sz w:val="28"/>
-        </w:rPr>
-      </w:r>
-    </w:p>
-    <w:p>
-      <w:pPr>
-        <w:spacing w:line="276" w:lineRule="auto" w:after="60"/>
-        <w:ind w:left="709"/>
-        <w:jc w:val="both"/>
-      </w:pPr>
-      <w:r>
-        <w:rPr>
-          <w:rFonts w:ascii="Times New Roman" w:hAnsi="Times New Roman"/>
-          <w:b/>
-          <w:sz w:val="28"/>
-        </w:rPr>
-        <w:t xml:space="preserve">1. </w:t>
-      </w:r>
-      <w:r>
-        <w:rPr>
-          <w:rFonts w:ascii="Times New Roman" w:hAnsi="Times New Roman"/>
-          <w:sz w:val="28"/>
-        </w:rPr>
-        <w:t>Провести системный анализ предметной области, сформировать требования и модель прецедентов (Use Case).</w:t>
-      </w:r>
-    </w:p>
-    <w:p>
-      <w:pPr>
-        <w:spacing w:line="276" w:lineRule="auto" w:after="60"/>
-        <w:ind w:left="709"/>
-        <w:jc w:val="both"/>
-      </w:pPr>
-      <w:r>
-        <w:rPr>
-          <w:rFonts w:ascii="Times New Roman" w:hAnsi="Times New Roman"/>
-          <w:b/>
-          <w:sz w:val="28"/>
-        </w:rPr>
-        <w:t xml:space="preserve">2. </w:t>
-      </w:r>
-      <w:r>
-        <w:rPr>
-          <w:rFonts w:ascii="Times New Roman" w:hAnsi="Times New Roman"/>
-          <w:sz w:val="28"/>
-        </w:rPr>
-        <w:t>Разработать модульную клиент-серверную архитектуру, спроектировать UML-диаграммы и реляционную схему базы данных.</w:t>
-      </w:r>
-    </w:p>
-    <w:p>
-      <w:pPr>
-        <w:spacing w:line="276" w:lineRule="auto" w:after="60"/>
-        <w:ind w:left="709"/>
-        <w:jc w:val="both"/>
-      </w:pPr>
-      <w:r>
-        <w:rPr>
-          <w:rFonts w:ascii="Times New Roman" w:hAnsi="Times New Roman"/>
-          <w:b/>
-          <w:sz w:val="28"/>
-        </w:rPr>
-        <w:t xml:space="preserve">3. </w:t>
-      </w:r>
-      <w:r>
-        <w:rPr>
-          <w:rFonts w:ascii="Times New Roman" w:hAnsi="Times New Roman"/>
-          <w:sz w:val="28"/>
-        </w:rPr>
-        <w:t>Разработать дизайн-систему пользовательского интерфейса (UI/UX) и адаптивные wireframes.</w:t>
-      </w:r>
-    </w:p>
-    <w:p>
-      <w:pPr>
-        <w:spacing w:line="276" w:lineRule="auto" w:after="60"/>
-        <w:ind w:left="709"/>
-        <w:jc w:val="both"/>
-      </w:pPr>
-      <w:r>
-        <w:rPr>
-          <w:rFonts w:ascii="Times New Roman" w:hAnsi="Times New Roman"/>
-          <w:b/>
-          <w:sz w:val="28"/>
-        </w:rPr>
-        <w:t xml:space="preserve">4. </w:t>
-      </w:r>
-      <w:r>
-        <w:rPr>
-          <w:rFonts w:ascii="Times New Roman" w:hAnsi="Times New Roman"/>
-          <w:sz w:val="28"/>
-        </w:rPr>
-        <w:t>Реализовать структуру портала, карту сайта (Sitemap) и серверное приложение на базе Python 3.11 / Flask.</w:t>
-      </w:r>
-    </w:p>
-    <w:p>
-      <w:pPr>
-        <w:spacing w:line="276" w:lineRule="auto" w:after="60"/>
-        <w:ind w:left="709"/>
-        <w:jc w:val="both"/>
-      </w:pPr>
-      <w:r>
-        <w:rPr>
-          <w:rFonts w:ascii="Times New Roman" w:hAnsi="Times New Roman"/>
-          <w:b/>
-          <w:sz w:val="28"/>
-        </w:rPr>
-        <w:t xml:space="preserve">5. </w:t>
-      </w:r>
-      <w:r>
-        <w:rPr>
-          <w:rFonts w:ascii="Times New Roman" w:hAnsi="Times New Roman"/>
-          <w:sz w:val="28"/>
-        </w:rPr>
-        <w:t>Наполнить базу данных структурированными нормативными справочниками, матрицами компетенций и учебными планами.</w:t>
-      </w:r>
-    </w:p>
-    <w:p>
-      <w:pPr>
-        <w:spacing w:line="276" w:lineRule="auto" w:after="60"/>
-        <w:ind w:left="709"/>
-        <w:jc w:val="both"/>
-      </w:pPr>
-      <w:r>
-        <w:rPr>
-          <w:rFonts w:ascii="Times New Roman" w:hAnsi="Times New Roman"/>
-          <w:b/>
-          <w:sz w:val="28"/>
-        </w:rPr>
-        <w:t xml:space="preserve">6. </w:t>
-      </w:r>
-      <w:r>
-        <w:rPr>
-          <w:rFonts w:ascii="Times New Roman" w:hAnsi="Times New Roman"/>
-          <w:sz w:val="28"/>
-        </w:rPr>
-        <w:t>Подключить и сконфигурировать набор готовых библиотек и интерактивных компонентов (Chart.js, SheetJS, jsPDF, CryptoJS, FullCalendar, DataTables, SweetAlert2).</w:t>
-      </w:r>
-    </w:p>
-    <w:p>
-      <w:pPr>
-        <w:spacing w:line="276" w:lineRule="auto" w:after="60"/>
-        <w:ind w:left="709"/>
-        <w:jc w:val="both"/>
-      </w:pPr>
-      <w:r>
-        <w:rPr>
-          <w:rFonts w:ascii="Times New Roman" w:hAnsi="Times New Roman"/>
-          <w:b/>
-          <w:sz w:val="28"/>
-        </w:rPr>
-        <w:t xml:space="preserve">7. </w:t>
-      </w:r>
-      <w:r>
-        <w:rPr>
-          <w:rFonts w:ascii="Times New Roman" w:hAnsi="Times New Roman"/>
-          <w:sz w:val="28"/>
-        </w:rPr>
-        <w:t>Провести функциональное и нагрузочное тестирование, сформировать отчетную документацию и презентацию проекта.</w:t>
-      </w:r>
-    </w:p>
-    <w:p>
-      <w:pPr>
-        <w:spacing w:before="160" w:after="80"/>
-        <w:jc w:val="left"/>
-      </w:pPr>
-      <w:r>
-        <w:rPr>
-          <w:rFonts w:ascii="Times New Roman" w:hAnsi="Times New Roman"/>
-          <w:b/>
-          <w:sz w:val="26"/>
-        </w:rPr>
-        <w:t>1.3. Нормативно-правовая база</w:t>
-      </w:r>
-    </w:p>
-    <w:p>
-      <w:pPr>
-        <w:spacing w:line="276" w:lineRule="auto" w:after="120"/>
-        <w:ind w:firstLine="709"/>
-        <w:jc w:val="both"/>
-      </w:pPr>
-      <w:r>
-        <w:rPr>
-          <w:rFonts w:ascii="Times New Roman" w:hAnsi="Times New Roman"/>
-          <w:sz w:val="28"/>
-        </w:rPr>
-        <w:t>Разработка выполнена в строгом соответствии с действующими нормативными актами:</w:t>
+        <w:t>2. Технологии</w:t>
       </w:r>
     </w:p>
     <w:p>
@@ -1630,7 +175,7 @@
           <w:rFonts w:ascii="Times New Roman" w:hAnsi="Times New Roman"/>
           <w:sz w:val="28"/>
         </w:rPr>
-        <w:t>Федеральный закон от 29.12.2012 № 273-ФЗ «Об образовании в Российской Федерации».</w:t>
+        <w:t>PHP 8.1+;</w:t>
       </w:r>
     </w:p>
     <w:p>
@@ -1652,7 +197,7 @@
           <w:rFonts w:ascii="Times New Roman" w:hAnsi="Times New Roman"/>
           <w:sz w:val="28"/>
         </w:rPr>
-        <w:t>Федеральный закон от 06.04.2011 № 63-ФЗ «Об электронной подписи».</w:t>
+        <w:t>MySQL 8.0 или MariaDB 10.6+;</w:t>
       </w:r>
     </w:p>
     <w:p>
@@ -1674,7 +219,7 @@
           <w:rFonts w:ascii="Times New Roman" w:hAnsi="Times New Roman"/>
           <w:sz w:val="28"/>
         </w:rPr>
-        <w:t>Приказ Минобрнауки России от 06.04.2021 № 245 «Об утверждении Порядка организации и осуществления образовательной деятельности по образовательным программам высшего образования».</w:t>
+        <w:t>PDO MySQL;</w:t>
       </w:r>
     </w:p>
     <w:p>
@@ -1696,7 +241,7 @@
           <w:rFonts w:ascii="Times New Roman" w:hAnsi="Times New Roman"/>
           <w:sz w:val="28"/>
         </w:rPr>
-        <w:t>ГОСТ Р 34.10-2012, ГОСТ Р 34.11-2012 (Процессы формирования и проверки электронной цифровой подписи и функция хеширования).</w:t>
+        <w:t>HTML5 и CSS;</w:t>
       </w:r>
     </w:p>
     <w:p>
@@ -1718,7 +263,7 @@
           <w:rFonts w:ascii="Times New Roman" w:hAnsi="Times New Roman"/>
           <w:sz w:val="28"/>
         </w:rPr>
-        <w:t>Приказы Минобрнауки РФ об утверждении ФГОС ВО по направлениям бакалавриата и магистратуры (09.03.01, 09.03.02, 09.03.03, 09.03.04).</w:t>
+        <w:t>встроенный PHP-сервер для учебного запуска.</w:t>
       </w:r>
     </w:p>
     <w:p>
@@ -1732,21 +277,7 @@
           <w:b/>
           <w:sz w:val="28"/>
         </w:rPr>
-        <w:t>2. АНАЛИЗ ПРЕДМЕТНОЙ ОБЛАСТИ И ТРЕБОВАНИЯ К СИСТЕМЕ</w:t>
-      </w:r>
-    </w:p>
-    <w:p>
-      <w:pPr>
-        <w:spacing w:before="160" w:after="80"/>
-        <w:jc w:val="left"/>
-      </w:pPr>
-      <w:r>
-        <w:rPr>
-          <w:rFonts w:ascii="Times New Roman" w:hAnsi="Times New Roman"/>
-          <w:b/>
-          <w:sz w:val="26"/>
-        </w:rPr>
-        <w:t>2.1. Стейкхолдеры и матрица ролей (RBAC)</w:t>
+        <w:t>3. Структура</w:t>
       </w:r>
     </w:p>
     <w:p>
@@ -1760,590 +291,7 @@
           <w:rFonts w:ascii="Times New Roman" w:hAnsi="Times New Roman"/>
           <w:sz w:val="28"/>
         </w:rPr>
-        <w:t>В системе определены 5 основных категорий пользователей с четким разграничением прав доступа:</w:t>
-      </w:r>
-    </w:p>
-    <w:p>
-      <w:pPr>
-        <w:spacing w:before="160" w:after="80"/>
-        <w:ind w:firstLine="709"/>
-        <w:jc w:val="left"/>
-      </w:pPr>
-      <w:r>
-        <w:rPr>
-          <w:rFonts w:ascii="Times New Roman" w:hAnsi="Times New Roman"/>
-          <w:b/>
-          <w:sz w:val="24"/>
-        </w:rPr>
-        <w:t>Таблица 1 — Спецификация данных</w:t>
-      </w:r>
-    </w:p>
-    <w:tbl>
-      <w:tblPr>
-        <w:tblW w:type="auto" w:w="0"/>
-        <w:jc w:val="center"/>
-        <w:tblLook w:firstColumn="1" w:firstRow="1" w:lastColumn="0" w:lastRow="0" w:noHBand="0" w:noVBand="1" w:val="04A0"/>
-        <w:tblBorders>
-          <w:top w:val="single" w:sz="4" w:space="0" w:color="CBD5E1"/>
-          <w:bottom w:val="single" w:sz="4" w:space="0" w:color="CBD5E1"/>
-          <w:insideH w:val="single" w:sz="4" w:space="0" w:color="CBD5E1"/>
-          <w:insideV w:val="single" w:sz="4" w:space="0" w:color="CBD5E1"/>
-          <w:left w:val="single" w:sz="4" w:space="0" w:color="CBD5E1"/>
-          <w:right w:val="single" w:sz="4" w:space="0" w:color="CBD5E1"/>
-        </w:tblBorders>
-      </w:tblPr>
-      <w:tblGrid>
-        <w:gridCol w:w="3118"/>
-        <w:gridCol w:w="3118"/>
-        <w:gridCol w:w="3118"/>
-      </w:tblGrid>
-      <w:tr>
-        <w:tc>
-          <w:tcPr>
-            <w:tcW w:type="dxa" w:w="3118"/>
-            <w:tcMar>
-              <w:top w:w="100" w:type="dxa"/>
-              <w:bottom w:w="100" w:type="dxa"/>
-              <w:left w:w="150" w:type="dxa"/>
-              <w:right w:w="150" w:type="dxa"/>
-            </w:tcMar>
-            <w:shd w:fill="E2E8F0"/>
-          </w:tcPr>
-          <w:p>
-            <w:pPr>
-              <w:spacing w:before="40" w:after="40" w:line="252" w:lineRule="auto"/>
-              <w:jc w:val="left"/>
-            </w:pPr>
-            <w:r>
-              <w:rPr>
-                <w:rFonts w:ascii="Times New Roman" w:hAnsi="Times New Roman"/>
-                <w:b/>
-                <w:sz w:val="22"/>
-              </w:rPr>
-              <w:t>Роль в системе</w:t>
-            </w:r>
-          </w:p>
-        </w:tc>
-        <w:tc>
-          <w:tcPr>
-            <w:tcW w:type="dxa" w:w="3118"/>
-            <w:tcMar>
-              <w:top w:w="100" w:type="dxa"/>
-              <w:bottom w:w="100" w:type="dxa"/>
-              <w:left w:w="150" w:type="dxa"/>
-              <w:right w:w="150" w:type="dxa"/>
-            </w:tcMar>
-            <w:shd w:fill="E2E8F0"/>
-          </w:tcPr>
-          <w:p>
-            <w:pPr>
-              <w:spacing w:before="40" w:after="40" w:line="252" w:lineRule="auto"/>
-              <w:jc w:val="left"/>
-            </w:pPr>
-            <w:r>
-              <w:rPr>
-                <w:rFonts w:ascii="Times New Roman" w:hAnsi="Times New Roman"/>
-                <w:b/>
-                <w:sz w:val="22"/>
-              </w:rPr>
-              <w:t>Описание полномочий</w:t>
-            </w:r>
-          </w:p>
-        </w:tc>
-        <w:tc>
-          <w:tcPr>
-            <w:tcW w:type="dxa" w:w="3118"/>
-            <w:tcMar>
-              <w:top w:w="100" w:type="dxa"/>
-              <w:bottom w:w="100" w:type="dxa"/>
-              <w:left w:w="150" w:type="dxa"/>
-              <w:right w:w="150" w:type="dxa"/>
-            </w:tcMar>
-            <w:shd w:fill="E2E8F0"/>
-          </w:tcPr>
-          <w:p>
-            <w:pPr>
-              <w:spacing w:before="40" w:after="40" w:line="252" w:lineRule="auto"/>
-              <w:jc w:val="left"/>
-            </w:pPr>
-            <w:r>
-              <w:rPr>
-                <w:rFonts w:ascii="Times New Roman" w:hAnsi="Times New Roman"/>
-                <w:b/>
-                <w:sz w:val="22"/>
-              </w:rPr>
-              <w:t>Основные функции в портале АНОК</w:t>
-            </w:r>
-          </w:p>
-        </w:tc>
-      </w:tr>
-      <w:tr>
-        <w:tc>
-          <w:tcPr>
-            <w:tcW w:type="dxa" w:w="3118"/>
-            <w:tcMar>
-              <w:top w:w="100" w:type="dxa"/>
-              <w:bottom w:w="100" w:type="dxa"/>
-              <w:left w:w="150" w:type="dxa"/>
-              <w:right w:w="150" w:type="dxa"/>
-            </w:tcMar>
-          </w:tcPr>
-          <w:p>
-            <w:pPr>
-              <w:spacing w:before="40" w:after="40" w:line="252" w:lineRule="auto"/>
-              <w:jc w:val="left"/>
-            </w:pPr>
-            <w:r>
-              <w:rPr>
-                <w:rFonts w:ascii="Times New Roman" w:hAnsi="Times New Roman"/>
-                <w:sz w:val="22"/>
-              </w:rPr>
-            </w:r>
-            <w:r>
-              <w:rPr>
-                <w:rFonts w:ascii="Times New Roman" w:hAnsi="Times New Roman"/>
-                <w:b/>
-                <w:sz w:val="22"/>
-              </w:rPr>
-              <w:t>Директор Центра АНОК</w:t>
-            </w:r>
-            <w:r>
-              <w:rPr>
-                <w:rFonts w:ascii="Times New Roman" w:hAnsi="Times New Roman"/>
-                <w:sz w:val="22"/>
-              </w:rPr>
-            </w:r>
-          </w:p>
-        </w:tc>
-        <w:tc>
-          <w:tcPr>
-            <w:tcW w:type="dxa" w:w="3118"/>
-            <w:tcMar>
-              <w:top w:w="100" w:type="dxa"/>
-              <w:bottom w:w="100" w:type="dxa"/>
-              <w:left w:w="150" w:type="dxa"/>
-              <w:right w:w="150" w:type="dxa"/>
-            </w:tcMar>
-          </w:tcPr>
-          <w:p>
-            <w:pPr>
-              <w:spacing w:before="40" w:after="40" w:line="252" w:lineRule="auto"/>
-              <w:jc w:val="left"/>
-            </w:pPr>
-            <w:r>
-              <w:rPr>
-                <w:rFonts w:ascii="Times New Roman" w:hAnsi="Times New Roman"/>
-                <w:sz w:val="22"/>
-              </w:rPr>
-              <w:t>Полный административный и экспертный доступ</w:t>
-            </w:r>
-          </w:p>
-        </w:tc>
-        <w:tc>
-          <w:tcPr>
-            <w:tcW w:type="dxa" w:w="3118"/>
-            <w:tcMar>
-              <w:top w:w="100" w:type="dxa"/>
-              <w:bottom w:w="100" w:type="dxa"/>
-              <w:left w:w="150" w:type="dxa"/>
-              <w:right w:w="150" w:type="dxa"/>
-            </w:tcMar>
-          </w:tcPr>
-          <w:p>
-            <w:pPr>
-              <w:spacing w:before="40" w:after="40" w:line="252" w:lineRule="auto"/>
-              <w:jc w:val="left"/>
-            </w:pPr>
-            <w:r>
-              <w:rPr>
-                <w:rFonts w:ascii="Times New Roman" w:hAnsi="Times New Roman"/>
-                <w:sz w:val="22"/>
-              </w:rPr>
-              <w:t>Наложение финальной ЭЦП, утверждение экспертных заключений, доступ к сквозному журналу аудита</w:t>
-            </w:r>
-          </w:p>
-        </w:tc>
-      </w:tr>
-      <w:tr>
-        <w:tc>
-          <w:tcPr>
-            <w:tcW w:type="dxa" w:w="3118"/>
-            <w:tcMar>
-              <w:top w:w="100" w:type="dxa"/>
-              <w:bottom w:w="100" w:type="dxa"/>
-              <w:left w:w="150" w:type="dxa"/>
-              <w:right w:w="150" w:type="dxa"/>
-            </w:tcMar>
-          </w:tcPr>
-          <w:p>
-            <w:pPr>
-              <w:spacing w:before="40" w:after="40" w:line="252" w:lineRule="auto"/>
-              <w:jc w:val="left"/>
-            </w:pPr>
-            <w:r>
-              <w:rPr>
-                <w:rFonts w:ascii="Times New Roman" w:hAnsi="Times New Roman"/>
-                <w:sz w:val="22"/>
-              </w:rPr>
-            </w:r>
-            <w:r>
-              <w:rPr>
-                <w:rFonts w:ascii="Times New Roman" w:hAnsi="Times New Roman"/>
-                <w:b/>
-                <w:sz w:val="22"/>
-              </w:rPr>
-              <w:t>Эксперт Центра АНОК</w:t>
-            </w:r>
-            <w:r>
-              <w:rPr>
-                <w:rFonts w:ascii="Times New Roman" w:hAnsi="Times New Roman"/>
-                <w:sz w:val="22"/>
-              </w:rPr>
-            </w:r>
-          </w:p>
-        </w:tc>
-        <w:tc>
-          <w:tcPr>
-            <w:tcW w:type="dxa" w:w="3118"/>
-            <w:tcMar>
-              <w:top w:w="100" w:type="dxa"/>
-              <w:bottom w:w="100" w:type="dxa"/>
-              <w:left w:w="150" w:type="dxa"/>
-              <w:right w:w="150" w:type="dxa"/>
-            </w:tcMar>
-          </w:tcPr>
-          <w:p>
-            <w:pPr>
-              <w:spacing w:before="40" w:after="40" w:line="252" w:lineRule="auto"/>
-              <w:jc w:val="left"/>
-            </w:pPr>
-            <w:r>
-              <w:rPr>
-                <w:rFonts w:ascii="Times New Roman" w:hAnsi="Times New Roman"/>
-                <w:sz w:val="22"/>
-              </w:rPr>
-              <w:t>Экспертиза соответствия ФГОС 3++</w:t>
-            </w:r>
-          </w:p>
-        </w:tc>
-        <w:tc>
-          <w:tcPr>
-            <w:tcW w:type="dxa" w:w="3118"/>
-            <w:tcMar>
-              <w:top w:w="100" w:type="dxa"/>
-              <w:bottom w:w="100" w:type="dxa"/>
-              <w:left w:w="150" w:type="dxa"/>
-              <w:right w:w="150" w:type="dxa"/>
-            </w:tcMar>
-          </w:tcPr>
-          <w:p>
-            <w:pPr>
-              <w:spacing w:before="40" w:after="40" w:line="252" w:lineRule="auto"/>
-              <w:jc w:val="left"/>
-            </w:pPr>
-            <w:r>
-              <w:rPr>
-                <w:rFonts w:ascii="Times New Roman" w:hAnsi="Times New Roman"/>
-                <w:sz w:val="22"/>
-              </w:rPr>
-              <w:t>Запуск автоматической валидации УП, формирование замечаний, согласование служебных записок</w:t>
-            </w:r>
-          </w:p>
-        </w:tc>
-      </w:tr>
-      <w:tr>
-        <w:tc>
-          <w:tcPr>
-            <w:tcW w:type="dxa" w:w="3118"/>
-            <w:tcMar>
-              <w:top w:w="100" w:type="dxa"/>
-              <w:bottom w:w="100" w:type="dxa"/>
-              <w:left w:w="150" w:type="dxa"/>
-              <w:right w:w="150" w:type="dxa"/>
-            </w:tcMar>
-          </w:tcPr>
-          <w:p>
-            <w:pPr>
-              <w:spacing w:before="40" w:after="40" w:line="252" w:lineRule="auto"/>
-              <w:jc w:val="left"/>
-            </w:pPr>
-            <w:r>
-              <w:rPr>
-                <w:rFonts w:ascii="Times New Roman" w:hAnsi="Times New Roman"/>
-                <w:sz w:val="22"/>
-              </w:rPr>
-            </w:r>
-            <w:r>
-              <w:rPr>
-                <w:rFonts w:ascii="Times New Roman" w:hAnsi="Times New Roman"/>
-                <w:b/>
-                <w:sz w:val="22"/>
-              </w:rPr>
-              <w:t>Декан факультета / Директор института</w:t>
-            </w:r>
-            <w:r>
-              <w:rPr>
-                <w:rFonts w:ascii="Times New Roman" w:hAnsi="Times New Roman"/>
-                <w:sz w:val="22"/>
-              </w:rPr>
-            </w:r>
-          </w:p>
-        </w:tc>
-        <w:tc>
-          <w:tcPr>
-            <w:tcW w:type="dxa" w:w="3118"/>
-            <w:tcMar>
-              <w:top w:w="100" w:type="dxa"/>
-              <w:bottom w:w="100" w:type="dxa"/>
-              <w:left w:w="150" w:type="dxa"/>
-              <w:right w:w="150" w:type="dxa"/>
-            </w:tcMar>
-          </w:tcPr>
-          <w:p>
-            <w:pPr>
-              <w:spacing w:before="40" w:after="40" w:line="252" w:lineRule="auto"/>
-              <w:jc w:val="left"/>
-            </w:pPr>
-            <w:r>
-              <w:rPr>
-                <w:rFonts w:ascii="Times New Roman" w:hAnsi="Times New Roman"/>
-                <w:sz w:val="22"/>
-              </w:rPr>
-              <w:t>Контроль образовательных программ факультета</w:t>
-            </w:r>
-          </w:p>
-        </w:tc>
-        <w:tc>
-          <w:tcPr>
-            <w:tcW w:type="dxa" w:w="3118"/>
-            <w:tcMar>
-              <w:top w:w="100" w:type="dxa"/>
-              <w:bottom w:w="100" w:type="dxa"/>
-              <w:left w:w="150" w:type="dxa"/>
-              <w:right w:w="150" w:type="dxa"/>
-            </w:tcMar>
-          </w:tcPr>
-          <w:p>
-            <w:pPr>
-              <w:spacing w:before="40" w:after="40" w:line="252" w:lineRule="auto"/>
-              <w:jc w:val="left"/>
-            </w:pPr>
-            <w:r>
-              <w:rPr>
-                <w:rFonts w:ascii="Times New Roman" w:hAnsi="Times New Roman"/>
-                <w:sz w:val="22"/>
-              </w:rPr>
-              <w:t>Мониторинг готовности УП, визирование служебных записок кафедр, контроль дедлайнов</w:t>
-            </w:r>
-          </w:p>
-        </w:tc>
-      </w:tr>
-      <w:tr>
-        <w:tc>
-          <w:tcPr>
-            <w:tcW w:type="dxa" w:w="3118"/>
-            <w:tcMar>
-              <w:top w:w="100" w:type="dxa"/>
-              <w:bottom w:w="100" w:type="dxa"/>
-              <w:left w:w="150" w:type="dxa"/>
-              <w:right w:w="150" w:type="dxa"/>
-            </w:tcMar>
-          </w:tcPr>
-          <w:p>
-            <w:pPr>
-              <w:spacing w:before="40" w:after="40" w:line="252" w:lineRule="auto"/>
-              <w:jc w:val="left"/>
-            </w:pPr>
-            <w:r>
-              <w:rPr>
-                <w:rFonts w:ascii="Times New Roman" w:hAnsi="Times New Roman"/>
-                <w:sz w:val="22"/>
-              </w:rPr>
-            </w:r>
-            <w:r>
-              <w:rPr>
-                <w:rFonts w:ascii="Times New Roman" w:hAnsi="Times New Roman"/>
-                <w:b/>
-                <w:sz w:val="22"/>
-              </w:rPr>
-              <w:t>Заведующий кафедрой / Разработчик ОПОП</w:t>
-            </w:r>
-            <w:r>
-              <w:rPr>
-                <w:rFonts w:ascii="Times New Roman" w:hAnsi="Times New Roman"/>
-                <w:sz w:val="22"/>
-              </w:rPr>
-            </w:r>
-          </w:p>
-        </w:tc>
-        <w:tc>
-          <w:tcPr>
-            <w:tcW w:type="dxa" w:w="3118"/>
-            <w:tcMar>
-              <w:top w:w="100" w:type="dxa"/>
-              <w:bottom w:w="100" w:type="dxa"/>
-              <w:left w:w="150" w:type="dxa"/>
-              <w:right w:w="150" w:type="dxa"/>
-            </w:tcMar>
-          </w:tcPr>
-          <w:p>
-            <w:pPr>
-              <w:spacing w:before="40" w:after="40" w:line="252" w:lineRule="auto"/>
-              <w:jc w:val="left"/>
-            </w:pPr>
-            <w:r>
-              <w:rPr>
-                <w:rFonts w:ascii="Times New Roman" w:hAnsi="Times New Roman"/>
-                <w:sz w:val="22"/>
-              </w:rPr>
-              <w:t>Формирование и редактирование УП</w:t>
-            </w:r>
-          </w:p>
-        </w:tc>
-        <w:tc>
-          <w:tcPr>
-            <w:tcW w:type="dxa" w:w="3118"/>
-            <w:tcMar>
-              <w:top w:w="100" w:type="dxa"/>
-              <w:bottom w:w="100" w:type="dxa"/>
-              <w:left w:w="150" w:type="dxa"/>
-              <w:right w:w="150" w:type="dxa"/>
-            </w:tcMar>
-          </w:tcPr>
-          <w:p>
-            <w:pPr>
-              <w:spacing w:before="40" w:after="40" w:line="252" w:lineRule="auto"/>
-              <w:jc w:val="left"/>
-            </w:pPr>
-            <w:r>
-              <w:rPr>
-                <w:rFonts w:ascii="Times New Roman" w:hAnsi="Times New Roman"/>
-                <w:sz w:val="22"/>
-              </w:rPr>
-              <w:t>Ввод семестровых дисциплин, часов, компетенций, подача служебных записок на изменения</w:t>
-            </w:r>
-          </w:p>
-        </w:tc>
-      </w:tr>
-      <w:tr>
-        <w:tc>
-          <w:tcPr>
-            <w:tcW w:type="dxa" w:w="3118"/>
-            <w:tcMar>
-              <w:top w:w="100" w:type="dxa"/>
-              <w:bottom w:w="100" w:type="dxa"/>
-              <w:left w:w="150" w:type="dxa"/>
-              <w:right w:w="150" w:type="dxa"/>
-            </w:tcMar>
-          </w:tcPr>
-          <w:p>
-            <w:pPr>
-              <w:spacing w:before="40" w:after="40" w:line="252" w:lineRule="auto"/>
-              <w:jc w:val="left"/>
-            </w:pPr>
-            <w:r>
-              <w:rPr>
-                <w:rFonts w:ascii="Times New Roman" w:hAnsi="Times New Roman"/>
-                <w:sz w:val="22"/>
-              </w:rPr>
-            </w:r>
-            <w:r>
-              <w:rPr>
-                <w:rFonts w:ascii="Times New Roman" w:hAnsi="Times New Roman"/>
-                <w:b/>
-                <w:sz w:val="22"/>
-              </w:rPr>
-              <w:t>Секретарь Ученого совета</w:t>
-            </w:r>
-            <w:r>
-              <w:rPr>
-                <w:rFonts w:ascii="Times New Roman" w:hAnsi="Times New Roman"/>
-                <w:sz w:val="22"/>
-              </w:rPr>
-            </w:r>
-          </w:p>
-        </w:tc>
-        <w:tc>
-          <w:tcPr>
-            <w:tcW w:type="dxa" w:w="3118"/>
-            <w:tcMar>
-              <w:top w:w="100" w:type="dxa"/>
-              <w:bottom w:w="100" w:type="dxa"/>
-              <w:left w:w="150" w:type="dxa"/>
-              <w:right w:w="150" w:type="dxa"/>
-            </w:tcMar>
-          </w:tcPr>
-          <w:p>
-            <w:pPr>
-              <w:spacing w:before="40" w:after="40" w:line="252" w:lineRule="auto"/>
-              <w:jc w:val="left"/>
-            </w:pPr>
-            <w:r>
-              <w:rPr>
-                <w:rFonts w:ascii="Times New Roman" w:hAnsi="Times New Roman"/>
-                <w:sz w:val="22"/>
-              </w:rPr>
-              <w:t>Организация утверждения УП</w:t>
-            </w:r>
-          </w:p>
-        </w:tc>
-        <w:tc>
-          <w:tcPr>
-            <w:tcW w:type="dxa" w:w="3118"/>
-            <w:tcMar>
-              <w:top w:w="100" w:type="dxa"/>
-              <w:bottom w:w="100" w:type="dxa"/>
-              <w:left w:w="150" w:type="dxa"/>
-              <w:right w:w="150" w:type="dxa"/>
-            </w:tcMar>
-          </w:tcPr>
-          <w:p>
-            <w:pPr>
-              <w:spacing w:before="40" w:after="40" w:line="252" w:lineRule="auto"/>
-              <w:jc w:val="left"/>
-            </w:pPr>
-            <w:r>
-              <w:rPr>
-                <w:rFonts w:ascii="Times New Roman" w:hAnsi="Times New Roman"/>
-                <w:sz w:val="22"/>
-              </w:rPr>
-              <w:t>Формирование повесток заседаний, выгрузка утвержденных планов в PDF/Excel, ведение календаря</w:t>
-            </w:r>
-          </w:p>
-        </w:tc>
-      </w:tr>
-    </w:tbl>
-    <w:p>
-      <w:pPr>
-        <w:spacing w:after="120"/>
-      </w:pPr>
-    </w:p>
-    <w:p>
-      <w:pPr>
-        <w:spacing w:before="160" w:after="80"/>
-        <w:jc w:val="left"/>
-      </w:pPr>
-      <w:r>
-        <w:rPr>
-          <w:rFonts w:ascii="Times New Roman" w:hAnsi="Times New Roman"/>
-          <w:b/>
-          <w:sz w:val="26"/>
-        </w:rPr>
-        <w:t>2.2. Модель прецедентов использования (Use Case)</w:t>
-      </w:r>
-    </w:p>
-    <w:p>
-      <w:pPr>
-        <w:spacing w:line="276" w:lineRule="auto" w:after="120"/>
-        <w:ind w:firstLine="709"/>
-        <w:jc w:val="both"/>
-      </w:pPr>
-      <w:r>
-        <w:rPr>
-          <w:rFonts w:ascii="Times New Roman" w:hAnsi="Times New Roman"/>
-          <w:sz w:val="28"/>
-        </w:rPr>
-        <w:t>Разработанная модель прецедентов охватывает 12 ключевых сценариев:</w:t>
+        <w:t>Приложение находится в каталоге `portal`:</w:t>
       </w:r>
     </w:p>
     <w:p>
@@ -2365,7 +313,7 @@
           <w:rFonts w:ascii="Times New Roman" w:hAnsi="Times New Roman"/>
           <w:sz w:val="28"/>
         </w:rPr>
-        <w:t>UC-1: Авторизация и ролевая аутентификация в корпоративном портале.</w:t>
+        <w:t>`index.php` — маршрутизация страниц, запросы и вывод интерфейса;</w:t>
       </w:r>
     </w:p>
     <w:p>
@@ -2387,7 +335,7 @@
           <w:rFonts w:ascii="Times New Roman" w:hAnsi="Times New Roman"/>
           <w:sz w:val="28"/>
         </w:rPr>
-        <w:t>UC-2: Просмотр реестра образовательных программ и семестровых учебных планов.</w:t>
+        <w:t>`config.php` — подключение к MySQL/MariaDB через PDO;</w:t>
       </w:r>
     </w:p>
     <w:p>
@@ -2409,7 +357,7 @@
           <w:rFonts w:ascii="Times New Roman" w:hAnsi="Times New Roman"/>
           <w:sz w:val="28"/>
         </w:rPr>
-        <w:t>UC-3: Запуск комплексной автоматической валидации УП на соответствие ФГОС 3++.</w:t>
+        <w:t>`database/schema.sql` — структура базы;</w:t>
       </w:r>
     </w:p>
     <w:p>
@@ -2431,7 +379,7 @@
           <w:rFonts w:ascii="Times New Roman" w:hAnsi="Times New Roman"/>
           <w:sz w:val="28"/>
         </w:rPr>
-        <w:t>UC-4: Создание и регистрация служебной записки на изменение дисциплин/трудоемкости.</w:t>
+        <w:t>`database/seed.sql` — демонстрационные данные;</w:t>
       </w:r>
     </w:p>
     <w:p>
@@ -2453,161 +401,7 @@
           <w:rFonts w:ascii="Times New Roman" w:hAnsi="Times New Roman"/>
           <w:sz w:val="28"/>
         </w:rPr>
-        <w:t>UC-5: Интерактивное двухколоночное Diff-сопоставление редакций УП (v1.0 vs v1.1).</w:t>
-      </w:r>
-    </w:p>
-    <w:p>
-      <w:pPr>
-        <w:spacing w:line="276" w:lineRule="auto" w:after="60"/>
-        <w:ind w:left="709"/>
-        <w:jc w:val="both"/>
-      </w:pPr>
-      <w:r>
-        <w:rPr>
-          <w:rFonts w:ascii="Times New Roman" w:hAnsi="Times New Roman"/>
-          <w:b w:val="0"/>
-          <w:sz w:val="28"/>
-        </w:rPr>
-        <w:t xml:space="preserve">• </w:t>
-      </w:r>
-      <w:r>
-        <w:rPr>
-          <w:rFonts w:ascii="Times New Roman" w:hAnsi="Times New Roman"/>
-          <w:sz w:val="28"/>
-        </w:rPr>
-        <w:t>UC-6: Криптографическое подписание усиленной квалифицированной ЭЦП со штампом ГОСТ.</w:t>
-      </w:r>
-    </w:p>
-    <w:p>
-      <w:pPr>
-        <w:spacing w:line="276" w:lineRule="auto" w:after="60"/>
-        <w:ind w:left="709"/>
-        <w:jc w:val="both"/>
-      </w:pPr>
-      <w:r>
-        <w:rPr>
-          <w:rFonts w:ascii="Times New Roman" w:hAnsi="Times New Roman"/>
-          <w:b w:val="0"/>
-          <w:sz w:val="28"/>
-        </w:rPr>
-        <w:t xml:space="preserve">• </w:t>
-      </w:r>
-      <w:r>
-        <w:rPr>
-          <w:rFonts w:ascii="Times New Roman" w:hAnsi="Times New Roman"/>
-          <w:sz w:val="28"/>
-        </w:rPr>
-        <w:t>UC-7: Верификация контрольной суммы SHA-256 и статуса сертификата ЭЦП.</w:t>
-      </w:r>
-    </w:p>
-    <w:p>
-      <w:pPr>
-        <w:spacing w:line="276" w:lineRule="auto" w:after="60"/>
-        <w:ind w:left="709"/>
-        <w:jc w:val="both"/>
-      </w:pPr>
-      <w:r>
-        <w:rPr>
-          <w:rFonts w:ascii="Times New Roman" w:hAnsi="Times New Roman"/>
-          <w:b w:val="0"/>
-          <w:sz w:val="28"/>
-        </w:rPr>
-        <w:t xml:space="preserve">• </w:t>
-      </w:r>
-      <w:r>
-        <w:rPr>
-          <w:rFonts w:ascii="Times New Roman" w:hAnsi="Times New Roman"/>
-          <w:sz w:val="28"/>
-        </w:rPr>
-        <w:t>UC-8: Выгрузка семестровой структуры плана в книгу Microsoft Excel (.xlsx).</w:t>
-      </w:r>
-    </w:p>
-    <w:p>
-      <w:pPr>
-        <w:spacing w:line="276" w:lineRule="auto" w:after="60"/>
-        <w:ind w:left="709"/>
-        <w:jc w:val="both"/>
-      </w:pPr>
-      <w:r>
-        <w:rPr>
-          <w:rFonts w:ascii="Times New Roman" w:hAnsi="Times New Roman"/>
-          <w:b w:val="0"/>
-          <w:sz w:val="28"/>
-        </w:rPr>
-        <w:t xml:space="preserve">• </w:t>
-      </w:r>
-      <w:r>
-        <w:rPr>
-          <w:rFonts w:ascii="Times New Roman" w:hAnsi="Times New Roman"/>
-          <w:sz w:val="28"/>
-        </w:rPr>
-        <w:t>UC-9: Генерация официального титульного листа и бланка согласования в PDF.</w:t>
-      </w:r>
-    </w:p>
-    <w:p>
-      <w:pPr>
-        <w:spacing w:line="276" w:lineRule="auto" w:after="60"/>
-        <w:ind w:left="709"/>
-        <w:jc w:val="both"/>
-      </w:pPr>
-      <w:r>
-        <w:rPr>
-          <w:rFonts w:ascii="Times New Roman" w:hAnsi="Times New Roman"/>
-          <w:b w:val="0"/>
-          <w:sz w:val="28"/>
-        </w:rPr>
-        <w:t xml:space="preserve">• </w:t>
-      </w:r>
-      <w:r>
-        <w:rPr>
-          <w:rFonts w:ascii="Times New Roman" w:hAnsi="Times New Roman"/>
-          <w:sz w:val="28"/>
-        </w:rPr>
-        <w:t>UC-10: Работа с календарем регламентных сроков и заседаний Ученого совета.</w:t>
-      </w:r>
-    </w:p>
-    <w:p>
-      <w:pPr>
-        <w:spacing w:line="276" w:lineRule="auto" w:after="60"/>
-        <w:ind w:left="709"/>
-        <w:jc w:val="both"/>
-      </w:pPr>
-      <w:r>
-        <w:rPr>
-          <w:rFonts w:ascii="Times New Roman" w:hAnsi="Times New Roman"/>
-          <w:b w:val="0"/>
-          <w:sz w:val="28"/>
-        </w:rPr>
-        <w:t xml:space="preserve">• </w:t>
-      </w:r>
-      <w:r>
-        <w:rPr>
-          <w:rFonts w:ascii="Times New Roman" w:hAnsi="Times New Roman"/>
-          <w:sz w:val="28"/>
-        </w:rPr>
-        <w:t>UC-11: Поиск, фильтрация и сортировка дисциплин в динамических таблицах.</w:t>
-      </w:r>
-    </w:p>
-    <w:p>
-      <w:pPr>
-        <w:spacing w:line="276" w:lineRule="auto" w:after="60"/>
-        <w:ind w:left="709"/>
-        <w:jc w:val="both"/>
-      </w:pPr>
-      <w:r>
-        <w:rPr>
-          <w:rFonts w:ascii="Times New Roman" w:hAnsi="Times New Roman"/>
-          <w:b w:val="0"/>
-          <w:sz w:val="28"/>
-        </w:rPr>
-        <w:t xml:space="preserve">• </w:t>
-      </w:r>
-      <w:r>
-        <w:rPr>
-          <w:rFonts w:ascii="Times New Roman" w:hAnsi="Times New Roman"/>
-          <w:sz w:val="28"/>
-        </w:rPr>
-        <w:t>UC-12: Просмотр неизменяемого журнала аудита безопасности и системных событий.</w:t>
+        <w:t>`README.md` — инструкция запуска.</w:t>
       </w:r>
     </w:p>
     <w:p>
@@ -2621,21 +415,7 @@
           <w:b/>
           <w:sz w:val="28"/>
         </w:rPr>
-        <w:t>3. АРХИТЕКТУРНОЕ И СТРУКТУРНОЕ ПРОЕКТИРОВАНИЕ</w:t>
-      </w:r>
-    </w:p>
-    <w:p>
-      <w:pPr>
-        <w:spacing w:before="160" w:after="80"/>
-        <w:jc w:val="left"/>
-      </w:pPr>
-      <w:r>
-        <w:rPr>
-          <w:rFonts w:ascii="Times New Roman" w:hAnsi="Times New Roman"/>
-          <w:b/>
-          <w:sz w:val="26"/>
-        </w:rPr>
-        <w:t>3.1. Трехуровневая топология системы</w:t>
+        <w:t>4. Разделы</w:t>
       </w:r>
     </w:p>
     <w:p>
@@ -2649,198 +429,7 @@
           <w:rFonts w:ascii="Times New Roman" w:hAnsi="Times New Roman"/>
           <w:sz w:val="28"/>
         </w:rPr>
-        <w:t>Архитектура системы построена по паттерну MVC (Model-View-Controller) и включает три уровня:</w:t>
-      </w:r>
-    </w:p>
-    <w:p>
-      <w:pPr>
-        <w:spacing w:line="276" w:lineRule="auto" w:after="60"/>
-        <w:ind w:left="709"/>
-        <w:jc w:val="both"/>
-      </w:pPr>
-      <w:r>
-        <w:rPr>
-          <w:rFonts w:ascii="Times New Roman" w:hAnsi="Times New Roman"/>
-          <w:b/>
-          <w:sz w:val="28"/>
-        </w:rPr>
-        <w:t xml:space="preserve">1. </w:t>
-      </w:r>
-      <w:r>
-        <w:rPr>
-          <w:rFonts w:ascii="Times New Roman" w:hAnsi="Times New Roman"/>
-          <w:sz w:val="28"/>
-        </w:rPr>
-      </w:r>
-      <w:r>
-        <w:rPr>
-          <w:rFonts w:ascii="Times New Roman" w:hAnsi="Times New Roman"/>
-          <w:b/>
-          <w:sz w:val="28"/>
-        </w:rPr>
-        <w:t>Frontend (Уровень представления):</w:t>
-      </w:r>
-      <w:r>
-        <w:rPr>
-          <w:rFonts w:ascii="Times New Roman" w:hAnsi="Times New Roman"/>
-          <w:sz w:val="28"/>
-        </w:rPr>
-        <w:t xml:space="preserve"> HTML5, Jinja2, TailwindCSS v3.4, FontAwesome 6, Chart.js v4.4, FullCalendar v6, SweetAlert2, Toastify.js, SheetJS, jsPDF.</w:t>
-      </w:r>
-    </w:p>
-    <w:p>
-      <w:pPr>
-        <w:spacing w:line="276" w:lineRule="auto" w:after="60"/>
-        <w:ind w:left="709"/>
-        <w:jc w:val="both"/>
-      </w:pPr>
-      <w:r>
-        <w:rPr>
-          <w:rFonts w:ascii="Times New Roman" w:hAnsi="Times New Roman"/>
-          <w:b/>
-          <w:sz w:val="28"/>
-        </w:rPr>
-        <w:t xml:space="preserve">2. </w:t>
-      </w:r>
-      <w:r>
-        <w:rPr>
-          <w:rFonts w:ascii="Times New Roman" w:hAnsi="Times New Roman"/>
-          <w:sz w:val="28"/>
-        </w:rPr>
-      </w:r>
-      <w:r>
-        <w:rPr>
-          <w:rFonts w:ascii="Times New Roman" w:hAnsi="Times New Roman"/>
-          <w:b/>
-          <w:sz w:val="28"/>
-        </w:rPr>
-        <w:t>Backend (Сервер приложений):</w:t>
-      </w:r>
-      <w:r>
-        <w:rPr>
-          <w:rFonts w:ascii="Times New Roman" w:hAnsi="Times New Roman"/>
-          <w:sz w:val="28"/>
-        </w:rPr>
-        <w:t xml:space="preserve"> Python 3.11, Flask Engine, модули бизнес-логики (`FGOSComplianceEngine`, `CryptoSignatureValidator`, `VisualDiffTracker`, `ReportExportGenerator`).</w:t>
-      </w:r>
-    </w:p>
-    <w:p>
-      <w:pPr>
-        <w:spacing w:line="276" w:lineRule="auto" w:after="60"/>
-        <w:ind w:left="709"/>
-        <w:jc w:val="both"/>
-      </w:pPr>
-      <w:r>
-        <w:rPr>
-          <w:rFonts w:ascii="Times New Roman" w:hAnsi="Times New Roman"/>
-          <w:b/>
-          <w:sz w:val="28"/>
-        </w:rPr>
-        <w:t xml:space="preserve">3. </w:t>
-      </w:r>
-      <w:r>
-        <w:rPr>
-          <w:rFonts w:ascii="Times New Roman" w:hAnsi="Times New Roman"/>
-          <w:sz w:val="28"/>
-        </w:rPr>
-      </w:r>
-      <w:r>
-        <w:rPr>
-          <w:rFonts w:ascii="Times New Roman" w:hAnsi="Times New Roman"/>
-          <w:b/>
-          <w:sz w:val="28"/>
-        </w:rPr>
-        <w:t>Database (Уровень хранения данных):</w:t>
-      </w:r>
-      <w:r>
-        <w:rPr>
-          <w:rFonts w:ascii="Times New Roman" w:hAnsi="Times New Roman"/>
-          <w:sz w:val="28"/>
-        </w:rPr>
-        <w:t xml:space="preserve"> СУБД SQLite 3 / MariaDB Enterprise, 12 нормализованных таблиц (3NF), каскадные ограничения целостности (FK), B-Tree индексы.</w:t>
-      </w:r>
-    </w:p>
-    <w:p>
-      <w:pPr>
-        <w:spacing w:before="160" w:after="80"/>
-        <w:jc w:val="left"/>
-      </w:pPr>
-      <w:r>
-        <w:rPr>
-          <w:rFonts w:ascii="Times New Roman" w:hAnsi="Times New Roman"/>
-          <w:b/>
-          <w:sz w:val="26"/>
-        </w:rPr>
-        <w:t>3.2. Реляционная схема базы данных (таблица `anok_portal.db`)</w:t>
-      </w:r>
-    </w:p>
-    <w:p>
-      <w:pPr>
-        <w:spacing w:before="120" w:after="120"/>
-        <w:ind w:left="567"/>
-      </w:pPr>
-      <w:r>
-        <w:rPr>
-          <w:rFonts w:ascii="Courier New" w:hAnsi="Courier New"/>
-          <w:sz w:val="20"/>
-        </w:rPr>
-        <w:t>+----------------------------------------------------------------------------------------------------+</w:t>
-        <w:br/>
-        <w:t>|                                    СХЕМА БАЗЫ ДАННЫХ АНОК                                          |</w:t>
-        <w:br/>
-        <w:t>+----------------------------------------------------------------------------------------------------+</w:t>
-        <w:br/>
-        <w:t>|  curriculums (Учебные планы)              curriculum_disciplines (Дисциплины)                      |</w:t>
-        <w:br/>
-        <w:t>|  - id (PK)                                - id (PK)                                                |</w:t>
-        <w:br/>
-        <w:t>|  - code (09.03.01)                        - curriculum_id (FK -&gt; curriculums.id)                   |</w:t>
-        <w:br/>
-        <w:t>|  - title (Информатика и ВТ)               - block_code (Б1.О.01)                                   |</w:t>
-        <w:br/>
-        <w:t>|  - academic_year (2025/2026)              - title (Математический анализ)                          |</w:t>
-        <w:br/>
-        <w:t>|  - total_zet (240.0)                      - semester (1..8)                                        |</w:t>
-        <w:br/>
-        <w:t>|  - status (draft, valid, signed)          - zet (5.0), lec_hours (36), pr_hours (36), srs (108)   |</w:t>
-        <w:br/>
-        <w:t>+------------------------------------+---------------------------------------------------------------+</w:t>
-        <w:br/>
-        <w:t xml:space="preserve">                                     |</w:t>
-        <w:br/>
-        <w:t>+------------------------------------+---------------------------------------------------------------+</w:t>
-        <w:br/>
-        <w:t>|  fgos_standards (Стандарты)               competencies (Матрица компетенций)                       |</w:t>
-        <w:br/>
-        <w:t>|  - id (PK)                                - id (PK)                                                |</w:t>
-        <w:br/>
-        <w:t>|  - code (09.03.01)                        - fgos_id (FK -&gt; fgos_standards.id)                      |</w:t>
-        <w:br/>
-        <w:t>|  - degree (Бакалавриат)                   - code (УК-1, ОПК-2, ПК-1)                               |</w:t>
-        <w:br/>
-        <w:t>|  - min_zet (240.0)                        - category (Универсальная, ОПК, Профессиональная)        |</w:t>
-        <w:br/>
-        <w:t>+------------------------------------+---------------------------------------------------------------+</w:t>
-        <w:br/>
-        <w:t xml:space="preserve">                                     |</w:t>
-        <w:br/>
-        <w:t>+------------------------------------+---------------------------------------------------------------+</w:t>
-        <w:br/>
-        <w:t>|  service_memos (Служебные записки)        digital_signatures (Реестр ЭЦП)                          |</w:t>
-        <w:br/>
-        <w:t>|  - id (PK)                                - id (PK)                                                |</w:t>
-        <w:br/>
-        <w:t>|  - memo_number (СЗ-142/26)                - entity_type ('curriculum')                             |</w:t>
-        <w:br/>
-        <w:t>|  - curriculum_id (FK)                     - entity_id (FK)                                         |</w:t>
-        <w:br/>
-        <w:t>|  - old_version ('1.0'), new_version ('1.1')- signer_fio ('Воронова Е.М.')                           |</w:t>
-        <w:br/>
-        <w:t>|  - status (pending, approved)             - signer_cert_sn ('00E1 82B4 991F 2026')                 |</w:t>
-        <w:br/>
-        <w:t>|  - diff_payload (JSON)                    - sha256_hash ('e3b0c44298fc1c14...')                    |</w:t>
-        <w:br/>
-        <w:t>+----------------------------------------------------------------------------------------------------+</w:t>
+        <w:t>В приложении предусмотрены сводная панель, учебные планы, просмотр плана по семестрам, проверка ФГОС, согласование, служебные записки, программы, компетенции, стандарты, подразделения, объявления, аудит и карта сайта.</w:t>
       </w:r>
     </w:p>
     <w:p>
@@ -2854,7 +443,7 @@
           <w:b/>
           <w:sz w:val="28"/>
         </w:rPr>
-        <w:t>4. ПРОЕКТИРОВАНИЕ ГРАФИЧЕСКОГО ИНТЕРФЕЙСА ПОЛЬЗОВАТЕЛЯ</w:t>
+        <w:t>5. Запуск</w:t>
       </w:r>
     </w:p>
     <w:p>
@@ -2868,268 +457,51 @@
           <w:rFonts w:ascii="Times New Roman" w:hAnsi="Times New Roman"/>
           <w:sz w:val="28"/>
         </w:rPr>
-        <w:t>Дизайн-система портала разработана с учетом требований к корпоративным академическим системам:</w:t>
+        <w:t>Создать базу и выполнить скрипты:</w:t>
       </w:r>
     </w:p>
     <w:p>
       <w:pPr>
-        <w:spacing w:line="276" w:lineRule="auto" w:after="60"/>
-        <w:ind w:left="709"/>
+        <w:spacing w:before="120" w:after="120"/>
+        <w:ind w:left="567"/>
+      </w:pPr>
+      <w:r>
+        <w:rPr>
+          <w:rFonts w:ascii="Courier New" w:hAnsi="Courier New"/>
+          <w:sz w:val="20"/>
+        </w:rPr>
+        <w:t>mysql -u root -p -e "CREATE DATABASE anok_portal CHARACTER SET utf8mb4 COLLATE utf8mb4_unicode_ci;"</w:t>
+        <w:br/>
+        <w:t>mysql -u root -p anok_portal &lt; portal/database/schema.sql</w:t>
+        <w:br/>
+        <w:t>mysql -u root -p anok_portal &lt; portal/database/seed.sql</w:t>
+      </w:r>
+    </w:p>
+    <w:p>
+      <w:pPr>
+        <w:spacing w:line="276" w:lineRule="auto" w:after="120"/>
+        <w:ind w:firstLine="709"/>
         <w:jc w:val="both"/>
       </w:pPr>
       <w:r>
         <w:rPr>
           <w:rFonts w:ascii="Times New Roman" w:hAnsi="Times New Roman"/>
-          <w:b w:val="0"/>
           <w:sz w:val="28"/>
         </w:rPr>
-        <w:t xml:space="preserve">• </w:t>
-      </w:r>
-      <w:r>
-        <w:rPr>
-          <w:rFonts w:ascii="Times New Roman" w:hAnsi="Times New Roman"/>
-          <w:sz w:val="28"/>
-        </w:rPr>
-      </w:r>
-      <w:r>
-        <w:rPr>
-          <w:rFonts w:ascii="Times New Roman" w:hAnsi="Times New Roman"/>
-          <w:b/>
-          <w:sz w:val="28"/>
-        </w:rPr>
-        <w:t>Цветовая палитра:</w:t>
-      </w:r>
-      <w:r>
-        <w:rPr>
-          <w:rFonts w:ascii="Times New Roman" w:hAnsi="Times New Roman"/>
-          <w:sz w:val="28"/>
-        </w:rPr>
+        <w:t>Указать переменные `DB_HOST`, `DB_PORT`, `DB_NAME`, `DB_USER`, `DB_PASSWORD`, затем выполнить:</w:t>
       </w:r>
     </w:p>
     <w:p>
       <w:pPr>
-        <w:spacing w:line="276" w:lineRule="auto" w:after="60"/>
-        <w:ind w:left="992"/>
-        <w:jc w:val="both"/>
+        <w:spacing w:before="120" w:after="120"/>
+        <w:ind w:left="567"/>
       </w:pPr>
       <w:r>
         <w:rPr>
-          <w:rFonts w:ascii="Times New Roman" w:hAnsi="Times New Roman"/>
-          <w:b w:val="0"/>
-          <w:sz w:val="28"/>
+          <w:rFonts w:ascii="Courier New" w:hAnsi="Courier New"/>
+          <w:sz w:val="20"/>
         </w:rPr>
-        <w:t xml:space="preserve">• </w:t>
-      </w:r>
-      <w:r>
-        <w:rPr>
-          <w:rFonts w:ascii="Times New Roman" w:hAnsi="Times New Roman"/>
-          <w:sz w:val="28"/>
-        </w:rPr>
-        <w:t>Primary Dark / Header: `#0F172A` (Slate 900)</w:t>
-      </w:r>
-    </w:p>
-    <w:p>
-      <w:pPr>
-        <w:spacing w:line="276" w:lineRule="auto" w:after="60"/>
-        <w:ind w:left="992"/>
-        <w:jc w:val="both"/>
-      </w:pPr>
-      <w:r>
-        <w:rPr>
-          <w:rFonts w:ascii="Times New Roman" w:hAnsi="Times New Roman"/>
-          <w:b w:val="0"/>
-          <w:sz w:val="28"/>
-        </w:rPr>
-        <w:t xml:space="preserve">• </w:t>
-      </w:r>
-      <w:r>
-        <w:rPr>
-          <w:rFonts w:ascii="Times New Roman" w:hAnsi="Times New Roman"/>
-          <w:sz w:val="28"/>
-        </w:rPr>
-        <w:t>Primary Blue: `#1D4ED8` (Blue 700)</w:t>
-      </w:r>
-    </w:p>
-    <w:p>
-      <w:pPr>
-        <w:spacing w:line="276" w:lineRule="auto" w:after="60"/>
-        <w:ind w:left="992"/>
-        <w:jc w:val="both"/>
-      </w:pPr>
-      <w:r>
-        <w:rPr>
-          <w:rFonts w:ascii="Times New Roman" w:hAnsi="Times New Roman"/>
-          <w:b w:val="0"/>
-          <w:sz w:val="28"/>
-        </w:rPr>
-        <w:t xml:space="preserve">• </w:t>
-      </w:r>
-      <w:r>
-        <w:rPr>
-          <w:rFonts w:ascii="Times New Roman" w:hAnsi="Times New Roman"/>
-          <w:sz w:val="28"/>
-        </w:rPr>
-        <w:t>Accent Sky: `#0EA5E9` (Sky 500)</w:t>
-      </w:r>
-    </w:p>
-    <w:p>
-      <w:pPr>
-        <w:spacing w:line="276" w:lineRule="auto" w:after="60"/>
-        <w:ind w:left="992"/>
-        <w:jc w:val="both"/>
-      </w:pPr>
-      <w:r>
-        <w:rPr>
-          <w:rFonts w:ascii="Times New Roman" w:hAnsi="Times New Roman"/>
-          <w:b w:val="0"/>
-          <w:sz w:val="28"/>
-        </w:rPr>
-        <w:t xml:space="preserve">• </w:t>
-      </w:r>
-      <w:r>
-        <w:rPr>
-          <w:rFonts w:ascii="Times New Roman" w:hAnsi="Times New Roman"/>
-          <w:sz w:val="28"/>
-        </w:rPr>
-        <w:t>Success Green: `#10B981` (Emerald 500)</w:t>
-      </w:r>
-    </w:p>
-    <w:p>
-      <w:pPr>
-        <w:spacing w:line="276" w:lineRule="auto" w:after="60"/>
-        <w:ind w:left="992"/>
-        <w:jc w:val="both"/>
-      </w:pPr>
-      <w:r>
-        <w:rPr>
-          <w:rFonts w:ascii="Times New Roman" w:hAnsi="Times New Roman"/>
-          <w:b w:val="0"/>
-          <w:sz w:val="28"/>
-        </w:rPr>
-        <w:t xml:space="preserve">• </w:t>
-      </w:r>
-      <w:r>
-        <w:rPr>
-          <w:rFonts w:ascii="Times New Roman" w:hAnsi="Times New Roman"/>
-          <w:sz w:val="28"/>
-        </w:rPr>
-        <w:t>Warning Amber: `#F59E0B` (Amber 500)</w:t>
-      </w:r>
-    </w:p>
-    <w:p>
-      <w:pPr>
-        <w:spacing w:line="276" w:lineRule="auto" w:after="60"/>
-        <w:ind w:left="992"/>
-        <w:jc w:val="both"/>
-      </w:pPr>
-      <w:r>
-        <w:rPr>
-          <w:rFonts w:ascii="Times New Roman" w:hAnsi="Times New Roman"/>
-          <w:b w:val="0"/>
-          <w:sz w:val="28"/>
-        </w:rPr>
-        <w:t xml:space="preserve">• </w:t>
-      </w:r>
-      <w:r>
-        <w:rPr>
-          <w:rFonts w:ascii="Times New Roman" w:hAnsi="Times New Roman"/>
-          <w:sz w:val="28"/>
-        </w:rPr>
-        <w:t>Danger Red: `#EF4444` (Red 500)</w:t>
-      </w:r>
-    </w:p>
-    <w:p>
-      <w:pPr>
-        <w:spacing w:line="276" w:lineRule="auto" w:after="60"/>
-        <w:ind w:left="992"/>
-        <w:jc w:val="both"/>
-      </w:pPr>
-      <w:r>
-        <w:rPr>
-          <w:rFonts w:ascii="Times New Roman" w:hAnsi="Times New Roman"/>
-          <w:b w:val="0"/>
-          <w:sz w:val="28"/>
-        </w:rPr>
-        <w:t xml:space="preserve">• </w:t>
-      </w:r>
-      <w:r>
-        <w:rPr>
-          <w:rFonts w:ascii="Times New Roman" w:hAnsi="Times New Roman"/>
-          <w:sz w:val="28"/>
-        </w:rPr>
-        <w:t>Surface Background: `#F8FAFC` (Slate 50)</w:t>
-      </w:r>
-    </w:p>
-    <w:p>
-      <w:pPr>
-        <w:spacing w:line="276" w:lineRule="auto" w:after="60"/>
-        <w:ind w:left="709"/>
-        <w:jc w:val="both"/>
-      </w:pPr>
-      <w:r>
-        <w:rPr>
-          <w:rFonts w:ascii="Times New Roman" w:hAnsi="Times New Roman"/>
-          <w:b w:val="0"/>
-          <w:sz w:val="28"/>
-        </w:rPr>
-        <w:t xml:space="preserve">• </w:t>
-      </w:r>
-      <w:r>
-        <w:rPr>
-          <w:rFonts w:ascii="Times New Roman" w:hAnsi="Times New Roman"/>
-          <w:sz w:val="28"/>
-        </w:rPr>
-      </w:r>
-      <w:r>
-        <w:rPr>
-          <w:rFonts w:ascii="Times New Roman" w:hAnsi="Times New Roman"/>
-          <w:b/>
-          <w:sz w:val="28"/>
-        </w:rPr>
-        <w:t>Типографика:</w:t>
-      </w:r>
-      <w:r>
-        <w:rPr>
-          <w:rFonts w:ascii="Times New Roman" w:hAnsi="Times New Roman"/>
-          <w:sz w:val="28"/>
-        </w:rPr>
-        <w:t xml:space="preserve"> Системные шрифты Inter / DejaVu Sans с четкой иерархией размеров (H1: 24-28 pt, H2: 18-20 pt, Body: 14-16 pt, Metadata: 12 pt).</w:t>
-      </w:r>
-    </w:p>
-    <w:p>
-      <w:pPr>
-        <w:spacing w:line="276" w:lineRule="auto" w:after="60"/>
-        <w:ind w:left="709"/>
-        <w:jc w:val="both"/>
-      </w:pPr>
-      <w:r>
-        <w:rPr>
-          <w:rFonts w:ascii="Times New Roman" w:hAnsi="Times New Roman"/>
-          <w:b w:val="0"/>
-          <w:sz w:val="28"/>
-        </w:rPr>
-        <w:t xml:space="preserve">• </w:t>
-      </w:r>
-      <w:r>
-        <w:rPr>
-          <w:rFonts w:ascii="Times New Roman" w:hAnsi="Times New Roman"/>
-          <w:sz w:val="28"/>
-        </w:rPr>
-      </w:r>
-      <w:r>
-        <w:rPr>
-          <w:rFonts w:ascii="Times New Roman" w:hAnsi="Times New Roman"/>
-          <w:b/>
-          <w:sz w:val="28"/>
-        </w:rPr>
-        <w:t>Компонентная структура:</w:t>
-      </w:r>
-      <w:r>
-        <w:rPr>
-          <w:rFonts w:ascii="Times New Roman" w:hAnsi="Times New Roman"/>
-          <w:sz w:val="28"/>
-        </w:rPr>
-        <w:t xml:space="preserve"> Карточная сетка (Grid / Flexbox), фиксированная боковая навигация (Sidebar), верхняя панель статуса пользователя (Top Navbar) и динамическая рабочая область (Main Content Area).</w:t>
+        <w:t>php -S 127.0.0.1:8000 -t portal</w:t>
       </w:r>
     </w:p>
     <w:p>
@@ -3143,7 +515,7 @@
           <w:b/>
           <w:sz w:val="28"/>
         </w:rPr>
-        <w:t>5. СТРУКТУРА ПОРТАЛА И ШАБЛОНЫ СТРАНИЦ</w:t>
+        <w:t>6. Границы реализации</w:t>
       </w:r>
     </w:p>
     <w:p>
@@ -3157,95 +529,7 @@
           <w:rFonts w:ascii="Times New Roman" w:hAnsi="Times New Roman"/>
           <w:sz w:val="28"/>
         </w:rPr>
-        <w:t>Портал скомпонован по модульной структуре:</w:t>
-      </w:r>
-    </w:p>
-    <w:p>
-      <w:pPr>
-        <w:spacing w:line="276" w:lineRule="auto" w:after="60"/>
-        <w:ind w:left="709"/>
-        <w:jc w:val="both"/>
-      </w:pPr>
-      <w:r>
-        <w:rPr>
-          <w:rFonts w:ascii="Times New Roman" w:hAnsi="Times New Roman"/>
-          <w:b w:val="0"/>
-          <w:sz w:val="28"/>
-        </w:rPr>
-        <w:t xml:space="preserve">• </w:t>
-      </w:r>
-      <w:r>
-        <w:rPr>
-          <w:rFonts w:ascii="Times New Roman" w:hAnsi="Times New Roman"/>
-          <w:sz w:val="28"/>
-        </w:rPr>
-        <w:t>`portal/app.py`: Маршрутизация Flask, контроллеры инфоблоков, API-эндпоинты валидации и подписания.</w:t>
-      </w:r>
-    </w:p>
-    <w:p>
-      <w:pPr>
-        <w:spacing w:line="276" w:lineRule="auto" w:after="60"/>
-        <w:ind w:left="709"/>
-        <w:jc w:val="both"/>
-      </w:pPr>
-      <w:r>
-        <w:rPr>
-          <w:rFonts w:ascii="Times New Roman" w:hAnsi="Times New Roman"/>
-          <w:b w:val="0"/>
-          <w:sz w:val="28"/>
-        </w:rPr>
-        <w:t xml:space="preserve">• </w:t>
-      </w:r>
-      <w:r>
-        <w:rPr>
-          <w:rFonts w:ascii="Times New Roman" w:hAnsi="Times New Roman"/>
-          <w:sz w:val="28"/>
-        </w:rPr>
-        <w:t>`portal/app_templates.py`: Модульные шаблоны Jinja2:</w:t>
-      </w:r>
-    </w:p>
-    <w:p>
-      <w:pPr>
-        <w:spacing w:line="276" w:lineRule="auto" w:after="60"/>
-        <w:ind w:left="992"/>
-        <w:jc w:val="both"/>
-      </w:pPr>
-      <w:r>
-        <w:rPr>
-          <w:rFonts w:ascii="Times New Roman" w:hAnsi="Times New Roman"/>
-          <w:b w:val="0"/>
-          <w:sz w:val="28"/>
-        </w:rPr>
-        <w:t xml:space="preserve">• </w:t>
-      </w:r>
-      <w:r>
-        <w:rPr>
-          <w:rFonts w:ascii="Times New Roman" w:hAnsi="Times New Roman"/>
-          <w:sz w:val="28"/>
-        </w:rPr>
-        <w:t>`BASE_TEMPLATE`: Единый родительский каркас с метаданными, CDN-скриптами, стилями, меню и футером.</w:t>
-      </w:r>
-    </w:p>
-    <w:p>
-      <w:pPr>
-        <w:spacing w:line="276" w:lineRule="auto" w:after="60"/>
-        <w:ind w:left="992"/>
-        <w:jc w:val="both"/>
-      </w:pPr>
-      <w:r>
-        <w:rPr>
-          <w:rFonts w:ascii="Times New Roman" w:hAnsi="Times New Roman"/>
-          <w:b w:val="0"/>
-          <w:sz w:val="28"/>
-        </w:rPr>
-        <w:t xml:space="preserve">• </w:t>
-      </w:r>
-      <w:r>
-        <w:rPr>
-          <w:rFonts w:ascii="Times New Roman" w:hAnsi="Times New Roman"/>
-          <w:sz w:val="28"/>
-        </w:rPr>
-        <w:t>`PAGE_TEMPLATES`: 8 специализированных представлений страниц (`dashboard`, `curriculums`, `fgos_validation`, `service_memos`, `signatures`, `standards`, `competencies`, `departments`, `news`).</w:t>
+        <w:t>Текущая версия является учебным прототипом и в основном предназначена для просмотра демонстрационных данных. В ней не реализованы авторизация, редактирование через формы, полноценный RBAC, автоматический движок ФГОС, квалифицированная электронная подпись, экспорт файлов и внешние интеграции.</w:t>
       </w:r>
     </w:p>
     <w:p>
@@ -3259,7 +543,7 @@
           <w:b/>
           <w:sz w:val="28"/>
         </w:rPr>
-        <w:t>6. ИНФОРМАЦИОННЫЕ БЛОКИ И НАПОЛНЕНИЕ БАЗЫ ДАННЫХ</w:t>
+        <w:t>Заключение</w:t>
       </w:r>
     </w:p>
     <w:p>
@@ -3273,3351 +557,7 @@
           <w:rFonts w:ascii="Times New Roman" w:hAnsi="Times New Roman"/>
           <w:sz w:val="28"/>
         </w:rPr>
-        <w:t>В системе развернуты и наполнены 8 специализированных инфоблоков:</w:t>
-      </w:r>
-    </w:p>
-    <w:p>
-      <w:pPr>
-        <w:spacing w:line="276" w:lineRule="auto" w:after="60"/>
-        <w:ind w:left="709"/>
-        <w:jc w:val="both"/>
-      </w:pPr>
-      <w:r>
-        <w:rPr>
-          <w:rFonts w:ascii="Times New Roman" w:hAnsi="Times New Roman"/>
-          <w:b/>
-          <w:sz w:val="28"/>
-        </w:rPr>
-        <w:t xml:space="preserve">1. </w:t>
-      </w:r>
-      <w:r>
-        <w:rPr>
-          <w:rFonts w:ascii="Times New Roman" w:hAnsi="Times New Roman"/>
-          <w:sz w:val="28"/>
-        </w:rPr>
-      </w:r>
-      <w:r>
-        <w:rPr>
-          <w:rFonts w:ascii="Times New Roman" w:hAnsi="Times New Roman"/>
-          <w:b/>
-          <w:sz w:val="28"/>
-        </w:rPr>
-        <w:t>Инфоблок «Реестр учебных планов ОПОП ВО»:</w:t>
-      </w:r>
-      <w:r>
-        <w:rPr>
-          <w:rFonts w:ascii="Times New Roman" w:hAnsi="Times New Roman"/>
-          <w:sz w:val="28"/>
-        </w:rPr>
-        <w:t xml:space="preserve"> 12 действующих программ бакалавриата и магистратуры, включая направления 09.03.01, 09.03.02, 09.03.03, 09.03.04.</w:t>
-      </w:r>
-    </w:p>
-    <w:p>
-      <w:pPr>
-        <w:spacing w:line="276" w:lineRule="auto" w:after="60"/>
-        <w:ind w:left="709"/>
-        <w:jc w:val="both"/>
-      </w:pPr>
-      <w:r>
-        <w:rPr>
-          <w:rFonts w:ascii="Times New Roman" w:hAnsi="Times New Roman"/>
-          <w:b/>
-          <w:sz w:val="28"/>
-        </w:rPr>
-        <w:t xml:space="preserve">2. </w:t>
-      </w:r>
-      <w:r>
-        <w:rPr>
-          <w:rFonts w:ascii="Times New Roman" w:hAnsi="Times New Roman"/>
-          <w:sz w:val="28"/>
-        </w:rPr>
-      </w:r>
-      <w:r>
-        <w:rPr>
-          <w:rFonts w:ascii="Times New Roman" w:hAnsi="Times New Roman"/>
-          <w:b/>
-          <w:sz w:val="28"/>
-        </w:rPr>
-        <w:t>Инфоблок «Движок автоматической валидации ФГОС 3++»:</w:t>
-      </w:r>
-      <w:r>
-        <w:rPr>
-          <w:rFonts w:ascii="Times New Roman" w:hAnsi="Times New Roman"/>
-          <w:sz w:val="28"/>
-        </w:rPr>
-        <w:t xml:space="preserve"> Проверка 240 ЗЕТ, лимита лекционных часов (&lt;=40%), объема базовой части (&gt;=50%), часов СРС.</w:t>
-      </w:r>
-    </w:p>
-    <w:p>
-      <w:pPr>
-        <w:spacing w:line="276" w:lineRule="auto" w:after="60"/>
-        <w:ind w:left="709"/>
-        <w:jc w:val="both"/>
-      </w:pPr>
-      <w:r>
-        <w:rPr>
-          <w:rFonts w:ascii="Times New Roman" w:hAnsi="Times New Roman"/>
-          <w:b/>
-          <w:sz w:val="28"/>
-        </w:rPr>
-        <w:t xml:space="preserve">3. </w:t>
-      </w:r>
-      <w:r>
-        <w:rPr>
-          <w:rFonts w:ascii="Times New Roman" w:hAnsi="Times New Roman"/>
-          <w:sz w:val="28"/>
-        </w:rPr>
-      </w:r>
-      <w:r>
-        <w:rPr>
-          <w:rFonts w:ascii="Times New Roman" w:hAnsi="Times New Roman"/>
-          <w:b/>
-          <w:sz w:val="28"/>
-        </w:rPr>
-        <w:t>Инфоблок «Служебные записки и маршрутизация изменений»:</w:t>
-      </w:r>
-      <w:r>
-        <w:rPr>
-          <w:rFonts w:ascii="Times New Roman" w:hAnsi="Times New Roman"/>
-          <w:sz w:val="28"/>
-        </w:rPr>
-        <w:t xml:space="preserve"> Реестр служебных записок с фиксацией авторов, причин правок, статусов и JSON-диффов.</w:t>
-      </w:r>
-    </w:p>
-    <w:p>
-      <w:pPr>
-        <w:spacing w:line="276" w:lineRule="auto" w:after="60"/>
-        <w:ind w:left="709"/>
-        <w:jc w:val="both"/>
-      </w:pPr>
-      <w:r>
-        <w:rPr>
-          <w:rFonts w:ascii="Times New Roman" w:hAnsi="Times New Roman"/>
-          <w:b/>
-          <w:sz w:val="28"/>
-        </w:rPr>
-        <w:t xml:space="preserve">4. </w:t>
-      </w:r>
-      <w:r>
-        <w:rPr>
-          <w:rFonts w:ascii="Times New Roman" w:hAnsi="Times New Roman"/>
-          <w:sz w:val="28"/>
-        </w:rPr>
-      </w:r>
-      <w:r>
-        <w:rPr>
-          <w:rFonts w:ascii="Times New Roman" w:hAnsi="Times New Roman"/>
-          <w:b/>
-          <w:sz w:val="28"/>
-        </w:rPr>
-        <w:t>Инфоблок «Реестр и визуализация ЭЦП»:</w:t>
-      </w:r>
-      <w:r>
-        <w:rPr>
-          <w:rFonts w:ascii="Times New Roman" w:hAnsi="Times New Roman"/>
-          <w:sz w:val="28"/>
-        </w:rPr>
-        <w:t xml:space="preserve"> Защищенный журнал подписания документов с отображением параметров сертификата и контрольной суммы.</w:t>
-      </w:r>
-    </w:p>
-    <w:p>
-      <w:pPr>
-        <w:spacing w:line="276" w:lineRule="auto" w:after="60"/>
-        <w:ind w:left="709"/>
-        <w:jc w:val="both"/>
-      </w:pPr>
-      <w:r>
-        <w:rPr>
-          <w:rFonts w:ascii="Times New Roman" w:hAnsi="Times New Roman"/>
-          <w:b/>
-          <w:sz w:val="28"/>
-        </w:rPr>
-        <w:t xml:space="preserve">5. </w:t>
-      </w:r>
-      <w:r>
-        <w:rPr>
-          <w:rFonts w:ascii="Times New Roman" w:hAnsi="Times New Roman"/>
-          <w:sz w:val="28"/>
-        </w:rPr>
-      </w:r>
-      <w:r>
-        <w:rPr>
-          <w:rFonts w:ascii="Times New Roman" w:hAnsi="Times New Roman"/>
-          <w:b/>
-          <w:sz w:val="28"/>
-        </w:rPr>
-        <w:t>Инфоблок «Каталог стандартов ФГОС 3++»:</w:t>
-      </w:r>
-      <w:r>
-        <w:rPr>
-          <w:rFonts w:ascii="Times New Roman" w:hAnsi="Times New Roman"/>
-          <w:sz w:val="28"/>
-        </w:rPr>
-        <w:t xml:space="preserve"> Справочник нормативных актов с гиперссылками на приказы Минобрнауки РФ.</w:t>
-      </w:r>
-    </w:p>
-    <w:p>
-      <w:pPr>
-        <w:spacing w:line="276" w:lineRule="auto" w:after="60"/>
-        <w:ind w:left="709"/>
-        <w:jc w:val="both"/>
-      </w:pPr>
-      <w:r>
-        <w:rPr>
-          <w:rFonts w:ascii="Times New Roman" w:hAnsi="Times New Roman"/>
-          <w:b/>
-          <w:sz w:val="28"/>
-        </w:rPr>
-        <w:t xml:space="preserve">6. </w:t>
-      </w:r>
-      <w:r>
-        <w:rPr>
-          <w:rFonts w:ascii="Times New Roman" w:hAnsi="Times New Roman"/>
-          <w:sz w:val="28"/>
-        </w:rPr>
-      </w:r>
-      <w:r>
-        <w:rPr>
-          <w:rFonts w:ascii="Times New Roman" w:hAnsi="Times New Roman"/>
-          <w:b/>
-          <w:sz w:val="28"/>
-        </w:rPr>
-        <w:t>Инфоблок «Матрица компетенций»:</w:t>
-      </w:r>
-      <w:r>
-        <w:rPr>
-          <w:rFonts w:ascii="Times New Roman" w:hAnsi="Times New Roman"/>
-          <w:sz w:val="28"/>
-        </w:rPr>
-        <w:t xml:space="preserve"> Привязка 24 компетенций (УК-1..8, ОПК-1..6, ПК-1..5) к семестровым дисциплинам и практикам.</w:t>
-      </w:r>
-    </w:p>
-    <w:p>
-      <w:pPr>
-        <w:spacing w:line="276" w:lineRule="auto" w:after="60"/>
-        <w:ind w:left="709"/>
-        <w:jc w:val="both"/>
-      </w:pPr>
-      <w:r>
-        <w:rPr>
-          <w:rFonts w:ascii="Times New Roman" w:hAnsi="Times New Roman"/>
-          <w:b/>
-          <w:sz w:val="28"/>
-        </w:rPr>
-        <w:t xml:space="preserve">7. </w:t>
-      </w:r>
-      <w:r>
-        <w:rPr>
-          <w:rFonts w:ascii="Times New Roman" w:hAnsi="Times New Roman"/>
-          <w:sz w:val="28"/>
-        </w:rPr>
-      </w:r>
-      <w:r>
-        <w:rPr>
-          <w:rFonts w:ascii="Times New Roman" w:hAnsi="Times New Roman"/>
-          <w:b/>
-          <w:sz w:val="28"/>
-        </w:rPr>
-        <w:t>Инфоблок «Структура кафедр и факультетов»:</w:t>
-      </w:r>
-      <w:r>
-        <w:rPr>
-          <w:rFonts w:ascii="Times New Roman" w:hAnsi="Times New Roman"/>
-          <w:sz w:val="28"/>
-        </w:rPr>
-        <w:t xml:space="preserve"> Справочник подразделений, заведующих кафедрами и экспертов Центра АНОК.</w:t>
-      </w:r>
-    </w:p>
-    <w:p>
-      <w:pPr>
-        <w:spacing w:line="276" w:lineRule="auto" w:after="60"/>
-        <w:ind w:left="709"/>
-        <w:jc w:val="both"/>
-      </w:pPr>
-      <w:r>
-        <w:rPr>
-          <w:rFonts w:ascii="Times New Roman" w:hAnsi="Times New Roman"/>
-          <w:b/>
-          <w:sz w:val="28"/>
-        </w:rPr>
-        <w:t xml:space="preserve">8. </w:t>
-      </w:r>
-      <w:r>
-        <w:rPr>
-          <w:rFonts w:ascii="Times New Roman" w:hAnsi="Times New Roman"/>
-          <w:sz w:val="28"/>
-        </w:rPr>
-      </w:r>
-      <w:r>
-        <w:rPr>
-          <w:rFonts w:ascii="Times New Roman" w:hAnsi="Times New Roman"/>
-          <w:b/>
-          <w:sz w:val="28"/>
-        </w:rPr>
-        <w:t>Инфоблок «Новости, регламенты и события АНОК»:</w:t>
-      </w:r>
-      <w:r>
-        <w:rPr>
-          <w:rFonts w:ascii="Times New Roman" w:hAnsi="Times New Roman"/>
-          <w:sz w:val="28"/>
-        </w:rPr>
-        <w:t xml:space="preserve"> Информационная лента с фильтрацией по категориям (Срочно, Приказы, Семинары).</w:t>
-      </w:r>
-    </w:p>
-    <w:p>
-      <w:pPr>
-        <w:spacing w:before="240" w:after="120"/>
-        <w:jc w:val="left"/>
-      </w:pPr>
-      <w:r>
-        <w:rPr>
-          <w:rFonts w:ascii="Times New Roman" w:hAnsi="Times New Roman"/>
-          <w:b/>
-          <w:sz w:val="28"/>
-        </w:rPr>
-        <w:t>7. ИНТЕГРАЦИЯ ГОТОВЫХ МОДУЛЕЙ И КОМПОНЕНТОВ</w:t>
-      </w:r>
-    </w:p>
-    <w:p>
-      <w:pPr>
-        <w:spacing w:before="160" w:after="80"/>
-        <w:jc w:val="left"/>
-      </w:pPr>
-      <w:r>
-        <w:rPr>
-          <w:rFonts w:ascii="Times New Roman" w:hAnsi="Times New Roman"/>
-          <w:b/>
-          <w:sz w:val="26"/>
-        </w:rPr>
-        <w:t>7.1. Модуль аналитики (Chart.js v4.4)</w:t>
-      </w:r>
-    </w:p>
-    <w:p>
-      <w:pPr>
-        <w:spacing w:line="276" w:lineRule="auto" w:after="120"/>
-        <w:ind w:firstLine="709"/>
-        <w:jc w:val="both"/>
-      </w:pPr>
-      <w:r>
-        <w:rPr>
-          <w:rFonts w:ascii="Times New Roman" w:hAnsi="Times New Roman"/>
-          <w:sz w:val="28"/>
-        </w:rPr>
-        <w:t>Реализует интерактивную отрисовку трех типов диаграмм:</w:t>
-      </w:r>
-    </w:p>
-    <w:p>
-      <w:pPr>
-        <w:spacing w:line="276" w:lineRule="auto" w:after="60"/>
-        <w:ind w:left="709"/>
-        <w:jc w:val="both"/>
-      </w:pPr>
-      <w:r>
-        <w:rPr>
-          <w:rFonts w:ascii="Times New Roman" w:hAnsi="Times New Roman"/>
-          <w:b w:val="0"/>
-          <w:sz w:val="28"/>
-        </w:rPr>
-        <w:t xml:space="preserve">• </w:t>
-      </w:r>
-      <w:r>
-        <w:rPr>
-          <w:rFonts w:ascii="Times New Roman" w:hAnsi="Times New Roman"/>
-          <w:sz w:val="28"/>
-        </w:rPr>
-      </w:r>
-      <w:r>
-        <w:rPr>
-          <w:rFonts w:ascii="Times New Roman" w:hAnsi="Times New Roman"/>
-          <w:b/>
-          <w:sz w:val="28"/>
-        </w:rPr>
-        <w:t>Doughnut Chart:</w:t>
-      </w:r>
-      <w:r>
-        <w:rPr>
-          <w:rFonts w:ascii="Times New Roman" w:hAnsi="Times New Roman"/>
-          <w:sz w:val="28"/>
-        </w:rPr>
-        <w:t xml:space="preserve"> Соотношение блоков Б1.О (130 ЗЕТ / 54.2%), Б1.В (77 ЗЕТ / 32.1%), Б2 (24 ЗЕТ / 10.0%), Б3 (9 ЗЕТ / 3.7%).</w:t>
-      </w:r>
-    </w:p>
-    <w:p>
-      <w:pPr>
-        <w:spacing w:line="276" w:lineRule="auto" w:after="60"/>
-        <w:ind w:left="709"/>
-        <w:jc w:val="both"/>
-      </w:pPr>
-      <w:r>
-        <w:rPr>
-          <w:rFonts w:ascii="Times New Roman" w:hAnsi="Times New Roman"/>
-          <w:b w:val="0"/>
-          <w:sz w:val="28"/>
-        </w:rPr>
-        <w:t xml:space="preserve">• </w:t>
-      </w:r>
-      <w:r>
-        <w:rPr>
-          <w:rFonts w:ascii="Times New Roman" w:hAnsi="Times New Roman"/>
-          <w:sz w:val="28"/>
-        </w:rPr>
-      </w:r>
-      <w:r>
-        <w:rPr>
-          <w:rFonts w:ascii="Times New Roman" w:hAnsi="Times New Roman"/>
-          <w:b/>
-          <w:sz w:val="28"/>
-        </w:rPr>
-        <w:t>Bar Chart:</w:t>
-      </w:r>
-      <w:r>
-        <w:rPr>
-          <w:rFonts w:ascii="Times New Roman" w:hAnsi="Times New Roman"/>
-          <w:sz w:val="28"/>
-        </w:rPr>
-        <w:t xml:space="preserve"> Распределение контактных часов и часов СРС по 8 семестрам обучения.</w:t>
-      </w:r>
-    </w:p>
-    <w:p>
-      <w:pPr>
-        <w:spacing w:line="276" w:lineRule="auto" w:after="60"/>
-        <w:ind w:left="709"/>
-        <w:jc w:val="both"/>
-      </w:pPr>
-      <w:r>
-        <w:rPr>
-          <w:rFonts w:ascii="Times New Roman" w:hAnsi="Times New Roman"/>
-          <w:b w:val="0"/>
-          <w:sz w:val="28"/>
-        </w:rPr>
-        <w:t xml:space="preserve">• </w:t>
-      </w:r>
-      <w:r>
-        <w:rPr>
-          <w:rFonts w:ascii="Times New Roman" w:hAnsi="Times New Roman"/>
-          <w:sz w:val="28"/>
-        </w:rPr>
-      </w:r>
-      <w:r>
-        <w:rPr>
-          <w:rFonts w:ascii="Times New Roman" w:hAnsi="Times New Roman"/>
-          <w:b/>
-          <w:sz w:val="28"/>
-        </w:rPr>
-        <w:t>Radar Chart:</w:t>
-      </w:r>
-      <w:r>
-        <w:rPr>
-          <w:rFonts w:ascii="Times New Roman" w:hAnsi="Times New Roman"/>
-          <w:sz w:val="28"/>
-        </w:rPr>
-        <w:t xml:space="preserve"> Паутинная диаграмма покрытия стандартов компетенций ФГОС.</w:t>
-      </w:r>
-    </w:p>
-    <w:p>
-      <w:pPr>
-        <w:spacing w:before="160" w:after="80"/>
-        <w:jc w:val="left"/>
-      </w:pPr>
-      <w:r>
-        <w:rPr>
-          <w:rFonts w:ascii="Times New Roman" w:hAnsi="Times New Roman"/>
-          <w:b/>
-          <w:sz w:val="26"/>
-        </w:rPr>
-        <w:t>7.2. Модуль генерации отчетов (SheetJS &amp; jsPDF)</w:t>
-      </w:r>
-    </w:p>
-    <w:p>
-      <w:pPr>
-        <w:spacing w:line="276" w:lineRule="auto" w:after="60"/>
-        <w:ind w:left="709"/>
-        <w:jc w:val="both"/>
-      </w:pPr>
-      <w:r>
-        <w:rPr>
-          <w:rFonts w:ascii="Times New Roman" w:hAnsi="Times New Roman"/>
-          <w:b w:val="0"/>
-          <w:sz w:val="28"/>
-        </w:rPr>
-        <w:t xml:space="preserve">• </w:t>
-      </w:r>
-      <w:r>
-        <w:rPr>
-          <w:rFonts w:ascii="Times New Roman" w:hAnsi="Times New Roman"/>
-          <w:sz w:val="28"/>
-        </w:rPr>
-      </w:r>
-      <w:r>
-        <w:rPr>
-          <w:rFonts w:ascii="Times New Roman" w:hAnsi="Times New Roman"/>
-          <w:b/>
-          <w:sz w:val="28"/>
-        </w:rPr>
-        <w:t>SheetJS:</w:t>
-      </w:r>
-      <w:r>
-        <w:rPr>
-          <w:rFonts w:ascii="Times New Roman" w:hAnsi="Times New Roman"/>
-          <w:sz w:val="28"/>
-        </w:rPr>
-        <w:t xml:space="preserve"> Выгрузка реестра дисциплин в форматированную книгу `.xlsx` с формулами суммирования.</w:t>
-      </w:r>
-    </w:p>
-    <w:p>
-      <w:pPr>
-        <w:spacing w:line="276" w:lineRule="auto" w:after="60"/>
-        <w:ind w:left="709"/>
-        <w:jc w:val="both"/>
-      </w:pPr>
-      <w:r>
-        <w:rPr>
-          <w:rFonts w:ascii="Times New Roman" w:hAnsi="Times New Roman"/>
-          <w:b w:val="0"/>
-          <w:sz w:val="28"/>
-        </w:rPr>
-        <w:t xml:space="preserve">• </w:t>
-      </w:r>
-      <w:r>
-        <w:rPr>
-          <w:rFonts w:ascii="Times New Roman" w:hAnsi="Times New Roman"/>
-          <w:sz w:val="28"/>
-        </w:rPr>
-      </w:r>
-      <w:r>
-        <w:rPr>
-          <w:rFonts w:ascii="Times New Roman" w:hAnsi="Times New Roman"/>
-          <w:b/>
-          <w:sz w:val="28"/>
-        </w:rPr>
-        <w:t>jsPDF:</w:t>
-      </w:r>
-      <w:r>
-        <w:rPr>
-          <w:rFonts w:ascii="Times New Roman" w:hAnsi="Times New Roman"/>
-          <w:sz w:val="28"/>
-        </w:rPr>
-        <w:t xml:space="preserve"> Формирование официального титульного листа УП в формате PDF со встроенным гербовым штампом ЭЦП.</w:t>
-      </w:r>
-    </w:p>
-    <w:p>
-      <w:pPr>
-        <w:spacing w:before="160" w:after="80"/>
-        <w:jc w:val="left"/>
-      </w:pPr>
-      <w:r>
-        <w:rPr>
-          <w:rFonts w:ascii="Times New Roman" w:hAnsi="Times New Roman"/>
-          <w:b/>
-          <w:sz w:val="26"/>
-        </w:rPr>
-        <w:t>7.3. Криптографический модуль (CryptoJS / SHA-256)</w:t>
-      </w:r>
-    </w:p>
-    <w:p>
-      <w:pPr>
-        <w:spacing w:line="276" w:lineRule="auto" w:after="60"/>
-        <w:ind w:left="709"/>
-        <w:jc w:val="both"/>
-      </w:pPr>
-      <w:r>
-        <w:rPr>
-          <w:rFonts w:ascii="Times New Roman" w:hAnsi="Times New Roman"/>
-          <w:b w:val="0"/>
-          <w:sz w:val="28"/>
-        </w:rPr>
-        <w:t xml:space="preserve">• </w:t>
-      </w:r>
-      <w:r>
-        <w:rPr>
-          <w:rFonts w:ascii="Times New Roman" w:hAnsi="Times New Roman"/>
-          <w:sz w:val="28"/>
-        </w:rPr>
-        <w:t xml:space="preserve">Расчет 256-битного хеша структуры плана на клиенте и сервере: $$H = </w:t>
-        <w:tab/>
-        <w:t>ext{SHA-256}(</w:t>
-        <w:tab/>
-        <w:t>ext{JSON.stringify}(</w:t>
-        <w:tab/>
-        <w:t>ext{plan\_payload}))$$</w:t>
-      </w:r>
-    </w:p>
-    <w:p>
-      <w:pPr>
-        <w:spacing w:line="276" w:lineRule="auto" w:after="60"/>
-        <w:ind w:left="709"/>
-        <w:jc w:val="both"/>
-      </w:pPr>
-      <w:r>
-        <w:rPr>
-          <w:rFonts w:ascii="Times New Roman" w:hAnsi="Times New Roman"/>
-          <w:b w:val="0"/>
-          <w:sz w:val="28"/>
-        </w:rPr>
-        <w:t xml:space="preserve">• </w:t>
-      </w:r>
-      <w:r>
-        <w:rPr>
-          <w:rFonts w:ascii="Times New Roman" w:hAnsi="Times New Roman"/>
-          <w:sz w:val="28"/>
-        </w:rPr>
-        <w:t>Наложение синего гербового штампа ЭЦП по ГОСТ Р 34.10-2012 с проверкой срока действия сертификата.</w:t>
-      </w:r>
-    </w:p>
-    <w:p>
-      <w:pPr>
-        <w:spacing w:before="160" w:after="80"/>
-        <w:jc w:val="left"/>
-      </w:pPr>
-      <w:r>
-        <w:rPr>
-          <w:rFonts w:ascii="Times New Roman" w:hAnsi="Times New Roman"/>
-          <w:b/>
-          <w:sz w:val="26"/>
-        </w:rPr>
-        <w:t>7.4. Модуль построчного Diff-сравнения версий (Visual Diff Tracker)</w:t>
-      </w:r>
-    </w:p>
-    <w:p>
-      <w:pPr>
-        <w:spacing w:line="276" w:lineRule="auto" w:after="120"/>
-        <w:ind w:firstLine="709"/>
-        <w:jc w:val="both"/>
-      </w:pPr>
-      <w:r>
-        <w:rPr>
-          <w:rFonts w:ascii="Times New Roman" w:hAnsi="Times New Roman"/>
-          <w:sz w:val="28"/>
-        </w:rPr>
-        <w:t>Двухколоночный интерфейс с подсветкой изменений:</w:t>
-      </w:r>
-    </w:p>
-    <w:p>
-      <w:pPr>
-        <w:spacing w:line="276" w:lineRule="auto" w:after="60"/>
-        <w:ind w:left="709"/>
-        <w:jc w:val="both"/>
-      </w:pPr>
-      <w:r>
-        <w:rPr>
-          <w:rFonts w:ascii="Times New Roman" w:hAnsi="Times New Roman"/>
-          <w:b w:val="0"/>
-          <w:sz w:val="28"/>
-        </w:rPr>
-        <w:t xml:space="preserve">• </w:t>
-      </w:r>
-      <w:r>
-        <w:rPr>
-          <w:rFonts w:ascii="Times New Roman" w:hAnsi="Times New Roman"/>
-          <w:sz w:val="28"/>
-        </w:rPr>
-        <w:t>Красный фон: удаленные/замененные параметры (v1.0).</w:t>
-      </w:r>
-    </w:p>
-    <w:p>
-      <w:pPr>
-        <w:spacing w:line="276" w:lineRule="auto" w:after="60"/>
-        <w:ind w:left="709"/>
-        <w:jc w:val="both"/>
-      </w:pPr>
-      <w:r>
-        <w:rPr>
-          <w:rFonts w:ascii="Times New Roman" w:hAnsi="Times New Roman"/>
-          <w:b w:val="0"/>
-          <w:sz w:val="28"/>
-        </w:rPr>
-        <w:t xml:space="preserve">• </w:t>
-      </w:r>
-      <w:r>
-        <w:rPr>
-          <w:rFonts w:ascii="Times New Roman" w:hAnsi="Times New Roman"/>
-          <w:sz w:val="28"/>
-        </w:rPr>
-        <w:t>Зеленый фон: добавленные/актуализированные дисциплины и часы (v1.1).</w:t>
-      </w:r>
-    </w:p>
-    <w:p>
-      <w:pPr>
-        <w:spacing w:line="276" w:lineRule="auto" w:after="60"/>
-        <w:ind w:left="709"/>
-        <w:jc w:val="both"/>
-      </w:pPr>
-      <w:r>
-        <w:rPr>
-          <w:rFonts w:ascii="Times New Roman" w:hAnsi="Times New Roman"/>
-          <w:b w:val="0"/>
-          <w:sz w:val="28"/>
-        </w:rPr>
-        <w:t xml:space="preserve">• </w:t>
-      </w:r>
-      <w:r>
-        <w:rPr>
-          <w:rFonts w:ascii="Times New Roman" w:hAnsi="Times New Roman"/>
-          <w:sz w:val="28"/>
-        </w:rPr>
-        <w:t>Контроль сохранения итогового баланса 240.0 ЗЕТ.</w:t>
-      </w:r>
-    </w:p>
-    <w:p>
-      <w:pPr>
-        <w:spacing w:before="160" w:after="80"/>
-        <w:jc w:val="left"/>
-      </w:pPr>
-      <w:r>
-        <w:rPr>
-          <w:rFonts w:ascii="Times New Roman" w:hAnsi="Times New Roman"/>
-          <w:b/>
-          <w:sz w:val="26"/>
-        </w:rPr>
-        <w:t>7.5. Планировщик дедлайнов (FullCalendar v6)</w:t>
-      </w:r>
-    </w:p>
-    <w:p>
-      <w:pPr>
-        <w:spacing w:line="276" w:lineRule="auto" w:after="120"/>
-        <w:ind w:firstLine="709"/>
-        <w:jc w:val="both"/>
-      </w:pPr>
-      <w:r>
-        <w:rPr>
-          <w:rFonts w:ascii="Times New Roman" w:hAnsi="Times New Roman"/>
-          <w:sz w:val="28"/>
-        </w:rPr>
-        <w:t>Календарное планирование контрольных сроков подачи заявок, экспертизы АНОК и заседаний Ученого совета.</w:t>
-      </w:r>
-    </w:p>
-    <w:p>
-      <w:pPr>
-        <w:spacing w:before="160" w:after="80"/>
-        <w:jc w:val="left"/>
-      </w:pPr>
-      <w:r>
-        <w:rPr>
-          <w:rFonts w:ascii="Times New Roman" w:hAnsi="Times New Roman"/>
-          <w:b/>
-          <w:sz w:val="26"/>
-        </w:rPr>
-        <w:t>7.6. Динамические таблицы (DataTables)</w:t>
-      </w:r>
-    </w:p>
-    <w:p>
-      <w:pPr>
-        <w:spacing w:line="276" w:lineRule="auto" w:after="120"/>
-        <w:ind w:firstLine="709"/>
-        <w:jc w:val="both"/>
-      </w:pPr>
-      <w:r>
-        <w:rPr>
-          <w:rFonts w:ascii="Times New Roman" w:hAnsi="Times New Roman"/>
-          <w:sz w:val="28"/>
-        </w:rPr>
-        <w:t>Мгновенный клиентский поиск по подстроке, мультикатегориальная сортировка и асинхронная пагинация без перезагрузки страницы.</w:t>
-      </w:r>
-    </w:p>
-    <w:p>
-      <w:pPr>
-        <w:spacing w:before="160" w:after="80"/>
-        <w:jc w:val="left"/>
-      </w:pPr>
-      <w:r>
-        <w:rPr>
-          <w:rFonts w:ascii="Times New Roman" w:hAnsi="Times New Roman"/>
-          <w:b/>
-          <w:sz w:val="26"/>
-        </w:rPr>
-        <w:t>7.7. Диалоговая система (SweetAlert2 &amp; Toastify.js)</w:t>
-      </w:r>
-    </w:p>
-    <w:p>
-      <w:pPr>
-        <w:spacing w:line="276" w:lineRule="auto" w:after="120"/>
-        <w:ind w:firstLine="709"/>
-        <w:jc w:val="both"/>
-      </w:pPr>
-      <w:r>
-        <w:rPr>
-          <w:rFonts w:ascii="Times New Roman" w:hAnsi="Times New Roman"/>
-          <w:sz w:val="28"/>
-        </w:rPr>
-        <w:t>Модальные окна подтверждения наложения ЭЦП и неблокирующие всплывающие Toast-уведомления.</w:t>
-      </w:r>
-    </w:p>
-    <w:p>
-      <w:pPr>
-        <w:spacing w:before="240" w:after="120"/>
-        <w:jc w:val="left"/>
-      </w:pPr>
-      <w:r>
-        <w:rPr>
-          <w:rFonts w:ascii="Times New Roman" w:hAnsi="Times New Roman"/>
-          <w:b/>
-          <w:sz w:val="28"/>
-        </w:rPr>
-        <w:t>8. ТЕСТИРОВАНИЕ, БЕЗОПАСНОСТЬ И ОЦЕНКА ЭФФЕКТИВНОСТИ</w:t>
-      </w:r>
-    </w:p>
-    <w:p>
-      <w:pPr>
-        <w:spacing w:before="160" w:after="80"/>
-        <w:jc w:val="left"/>
-      </w:pPr>
-      <w:r>
-        <w:rPr>
-          <w:rFonts w:ascii="Times New Roman" w:hAnsi="Times New Roman"/>
-          <w:b/>
-          <w:sz w:val="26"/>
-        </w:rPr>
-        <w:t>8.1. Методика и результаты тестирования</w:t>
-      </w:r>
-    </w:p>
-    <w:p>
-      <w:pPr>
-        <w:spacing w:line="276" w:lineRule="auto" w:after="60"/>
-        <w:ind w:left="709"/>
-        <w:jc w:val="both"/>
-      </w:pPr>
-      <w:r>
-        <w:rPr>
-          <w:rFonts w:ascii="Times New Roman" w:hAnsi="Times New Roman"/>
-          <w:b/>
-          <w:sz w:val="28"/>
-        </w:rPr>
-        <w:t xml:space="preserve">1. </w:t>
-      </w:r>
-      <w:r>
-        <w:rPr>
-          <w:rFonts w:ascii="Times New Roman" w:hAnsi="Times New Roman"/>
-          <w:sz w:val="28"/>
-        </w:rPr>
-      </w:r>
-      <w:r>
-        <w:rPr>
-          <w:rFonts w:ascii="Times New Roman" w:hAnsi="Times New Roman"/>
-          <w:b/>
-          <w:sz w:val="28"/>
-        </w:rPr>
-        <w:t>Модульное тестирование (Unit Testing):</w:t>
-      </w:r>
-      <w:r>
-        <w:rPr>
-          <w:rFonts w:ascii="Times New Roman" w:hAnsi="Times New Roman"/>
-          <w:sz w:val="28"/>
-        </w:rPr>
-      </w:r>
-    </w:p>
-    <w:p>
-      <w:pPr>
-        <w:spacing w:line="276" w:lineRule="auto" w:after="60"/>
-        <w:ind w:left="1134"/>
-        <w:jc w:val="both"/>
-      </w:pPr>
-      <w:r>
-        <w:rPr>
-          <w:rFonts w:ascii="Times New Roman" w:hAnsi="Times New Roman"/>
-          <w:b w:val="0"/>
-          <w:sz w:val="28"/>
-        </w:rPr>
-        <w:t xml:space="preserve">• </w:t>
-      </w:r>
-      <w:r>
-        <w:rPr>
-          <w:rFonts w:ascii="Times New Roman" w:hAnsi="Times New Roman"/>
-          <w:sz w:val="28"/>
-        </w:rPr>
-        <w:t>Проверено 42 тестовых сценария алгоритмов валидации ФГОС 3++, расчета долей часов лекций и хеширования SHA-256.</w:t>
-      </w:r>
-    </w:p>
-    <w:p>
-      <w:pPr>
-        <w:spacing w:line="276" w:lineRule="auto" w:after="60"/>
-        <w:ind w:left="1134"/>
-        <w:jc w:val="both"/>
-      </w:pPr>
-      <w:r>
-        <w:rPr>
-          <w:rFonts w:ascii="Times New Roman" w:hAnsi="Times New Roman"/>
-          <w:b w:val="0"/>
-          <w:sz w:val="28"/>
-        </w:rPr>
-        <w:t xml:space="preserve">• </w:t>
-      </w:r>
-      <w:r>
-        <w:rPr>
-          <w:rFonts w:ascii="Times New Roman" w:hAnsi="Times New Roman"/>
-          <w:sz w:val="28"/>
-        </w:rPr>
-        <w:t xml:space="preserve">Успешность прохождения тестов: </w:t>
-      </w:r>
-      <w:r>
-        <w:rPr>
-          <w:rFonts w:ascii="Times New Roman" w:hAnsi="Times New Roman"/>
-          <w:b/>
-          <w:sz w:val="28"/>
-        </w:rPr>
-        <w:t>100%</w:t>
-      </w:r>
-      <w:r>
-        <w:rPr>
-          <w:rFonts w:ascii="Times New Roman" w:hAnsi="Times New Roman"/>
-          <w:sz w:val="28"/>
-        </w:rPr>
-        <w:t xml:space="preserve">. Покрытие кода тестами: </w:t>
-      </w:r>
-      <w:r>
-        <w:rPr>
-          <w:rFonts w:ascii="Times New Roman" w:hAnsi="Times New Roman"/>
-          <w:b/>
-          <w:sz w:val="28"/>
-        </w:rPr>
-        <w:t>94.2%</w:t>
-      </w:r>
-      <w:r>
-        <w:rPr>
-          <w:rFonts w:ascii="Times New Roman" w:hAnsi="Times New Roman"/>
-          <w:sz w:val="28"/>
-        </w:rPr>
-        <w:t>.</w:t>
-      </w:r>
-    </w:p>
-    <w:p>
-      <w:pPr>
-        <w:spacing w:line="276" w:lineRule="auto" w:after="60"/>
-        <w:ind w:left="709"/>
-        <w:jc w:val="both"/>
-      </w:pPr>
-      <w:r>
-        <w:rPr>
-          <w:rFonts w:ascii="Times New Roman" w:hAnsi="Times New Roman"/>
-          <w:b/>
-          <w:sz w:val="28"/>
-        </w:rPr>
-        <w:t xml:space="preserve">2. </w:t>
-      </w:r>
-      <w:r>
-        <w:rPr>
-          <w:rFonts w:ascii="Times New Roman" w:hAnsi="Times New Roman"/>
-          <w:sz w:val="28"/>
-        </w:rPr>
-      </w:r>
-      <w:r>
-        <w:rPr>
-          <w:rFonts w:ascii="Times New Roman" w:hAnsi="Times New Roman"/>
-          <w:b/>
-          <w:sz w:val="28"/>
-        </w:rPr>
-        <w:t>Интеграционное тестирование API:</w:t>
-      </w:r>
-      <w:r>
-        <w:rPr>
-          <w:rFonts w:ascii="Times New Roman" w:hAnsi="Times New Roman"/>
-          <w:sz w:val="28"/>
-        </w:rPr>
-      </w:r>
-    </w:p>
-    <w:p>
-      <w:pPr>
-        <w:spacing w:line="276" w:lineRule="auto" w:after="60"/>
-        <w:ind w:left="1134"/>
-        <w:jc w:val="both"/>
-      </w:pPr>
-      <w:r>
-        <w:rPr>
-          <w:rFonts w:ascii="Times New Roman" w:hAnsi="Times New Roman"/>
-          <w:b w:val="0"/>
-          <w:sz w:val="28"/>
-        </w:rPr>
-        <w:t xml:space="preserve">• </w:t>
-      </w:r>
-      <w:r>
-        <w:rPr>
-          <w:rFonts w:ascii="Times New Roman" w:hAnsi="Times New Roman"/>
-          <w:sz w:val="28"/>
-        </w:rPr>
-        <w:t>Протестированы сквозные цепочки: «Создание УП -&gt; Валидация -&gt; Подача СЗ -&gt; Diff-сравнение -&gt; Подписание ЭЦП -&gt; Экспорт в PDF/Excel».</w:t>
-      </w:r>
-    </w:p>
-    <w:p>
-      <w:pPr>
-        <w:spacing w:line="276" w:lineRule="auto" w:after="60"/>
-        <w:ind w:left="709"/>
-        <w:jc w:val="both"/>
-      </w:pPr>
-      <w:r>
-        <w:rPr>
-          <w:rFonts w:ascii="Times New Roman" w:hAnsi="Times New Roman"/>
-          <w:b/>
-          <w:sz w:val="28"/>
-        </w:rPr>
-        <w:t xml:space="preserve">3. </w:t>
-      </w:r>
-      <w:r>
-        <w:rPr>
-          <w:rFonts w:ascii="Times New Roman" w:hAnsi="Times New Roman"/>
-          <w:sz w:val="28"/>
-        </w:rPr>
-      </w:r>
-      <w:r>
-        <w:rPr>
-          <w:rFonts w:ascii="Times New Roman" w:hAnsi="Times New Roman"/>
-          <w:b/>
-          <w:sz w:val="28"/>
-        </w:rPr>
-        <w:t>Нагрузочное тестирование (Stress Testing):</w:t>
-      </w:r>
-      <w:r>
-        <w:rPr>
-          <w:rFonts w:ascii="Times New Roman" w:hAnsi="Times New Roman"/>
-          <w:sz w:val="28"/>
-        </w:rPr>
-      </w:r>
-    </w:p>
-    <w:p>
-      <w:pPr>
-        <w:spacing w:line="276" w:lineRule="auto" w:after="60"/>
-        <w:ind w:left="1134"/>
-        <w:jc w:val="both"/>
-      </w:pPr>
-      <w:r>
-        <w:rPr>
-          <w:rFonts w:ascii="Times New Roman" w:hAnsi="Times New Roman"/>
-          <w:b w:val="0"/>
-          <w:sz w:val="28"/>
-        </w:rPr>
-        <w:t xml:space="preserve">• </w:t>
-      </w:r>
-      <w:r>
-        <w:rPr>
-          <w:rFonts w:ascii="Times New Roman" w:hAnsi="Times New Roman"/>
-          <w:sz w:val="28"/>
-        </w:rPr>
-        <w:t>Моделирование 250 параллельных пользователей.</w:t>
-      </w:r>
-    </w:p>
-    <w:p>
-      <w:pPr>
-        <w:spacing w:line="276" w:lineRule="auto" w:after="60"/>
-        <w:ind w:left="1134"/>
-        <w:jc w:val="both"/>
-      </w:pPr>
-      <w:r>
-        <w:rPr>
-          <w:rFonts w:ascii="Times New Roman" w:hAnsi="Times New Roman"/>
-          <w:b w:val="0"/>
-          <w:sz w:val="28"/>
-        </w:rPr>
-        <w:t xml:space="preserve">• </w:t>
-      </w:r>
-      <w:r>
-        <w:rPr>
-          <w:rFonts w:ascii="Times New Roman" w:hAnsi="Times New Roman"/>
-          <w:sz w:val="28"/>
-        </w:rPr>
-        <w:t xml:space="preserve">Среднее время отклика страницы (Response Time): </w:t>
-      </w:r>
-      <w:r>
-        <w:rPr>
-          <w:rFonts w:ascii="Times New Roman" w:hAnsi="Times New Roman"/>
-          <w:b/>
-          <w:sz w:val="28"/>
-        </w:rPr>
-        <w:t>38 мс</w:t>
-      </w:r>
-      <w:r>
-        <w:rPr>
-          <w:rFonts w:ascii="Times New Roman" w:hAnsi="Times New Roman"/>
-          <w:sz w:val="28"/>
-        </w:rPr>
-        <w:t xml:space="preserve">. Ошибок 5xx / 4xx: </w:t>
-      </w:r>
-      <w:r>
-        <w:rPr>
-          <w:rFonts w:ascii="Times New Roman" w:hAnsi="Times New Roman"/>
-          <w:b/>
-          <w:sz w:val="28"/>
-        </w:rPr>
-        <w:t>0.00%</w:t>
-      </w:r>
-      <w:r>
-        <w:rPr>
-          <w:rFonts w:ascii="Times New Roman" w:hAnsi="Times New Roman"/>
-          <w:sz w:val="28"/>
-        </w:rPr>
-        <w:t>.</w:t>
-      </w:r>
-    </w:p>
-    <w:p>
-      <w:pPr>
-        <w:spacing w:before="160" w:after="80"/>
-        <w:jc w:val="left"/>
-      </w:pPr>
-      <w:r>
-        <w:rPr>
-          <w:rFonts w:ascii="Times New Roman" w:hAnsi="Times New Roman"/>
-          <w:b/>
-          <w:sz w:val="26"/>
-        </w:rPr>
-        <w:t>8.2. Обеспечение информационной безопасности (OWASP Top 10)</w:t>
-      </w:r>
-    </w:p>
-    <w:p>
-      <w:pPr>
-        <w:spacing w:line="276" w:lineRule="auto" w:after="60"/>
-        <w:ind w:left="709"/>
-        <w:jc w:val="both"/>
-      </w:pPr>
-      <w:r>
-        <w:rPr>
-          <w:rFonts w:ascii="Times New Roman" w:hAnsi="Times New Roman"/>
-          <w:b w:val="0"/>
-          <w:sz w:val="28"/>
-        </w:rPr>
-        <w:t xml:space="preserve">• </w:t>
-      </w:r>
-      <w:r>
-        <w:rPr>
-          <w:rFonts w:ascii="Times New Roman" w:hAnsi="Times New Roman"/>
-          <w:sz w:val="28"/>
-        </w:rPr>
-      </w:r>
-      <w:r>
-        <w:rPr>
-          <w:rFonts w:ascii="Times New Roman" w:hAnsi="Times New Roman"/>
-          <w:b/>
-          <w:sz w:val="28"/>
-        </w:rPr>
-        <w:t>SQL Injection:</w:t>
-      </w:r>
-      <w:r>
-        <w:rPr>
-          <w:rFonts w:ascii="Times New Roman" w:hAnsi="Times New Roman"/>
-          <w:sz w:val="28"/>
-        </w:rPr>
-        <w:t xml:space="preserve"> Использование строго параметризованных запросов через DB API.</w:t>
-      </w:r>
-    </w:p>
-    <w:p>
-      <w:pPr>
-        <w:spacing w:line="276" w:lineRule="auto" w:after="60"/>
-        <w:ind w:left="709"/>
-        <w:jc w:val="both"/>
-      </w:pPr>
-      <w:r>
-        <w:rPr>
-          <w:rFonts w:ascii="Times New Roman" w:hAnsi="Times New Roman"/>
-          <w:b w:val="0"/>
-          <w:sz w:val="28"/>
-        </w:rPr>
-        <w:t xml:space="preserve">• </w:t>
-      </w:r>
-      <w:r>
-        <w:rPr>
-          <w:rFonts w:ascii="Times New Roman" w:hAnsi="Times New Roman"/>
-          <w:sz w:val="28"/>
-        </w:rPr>
-      </w:r>
-      <w:r>
-        <w:rPr>
-          <w:rFonts w:ascii="Times New Roman" w:hAnsi="Times New Roman"/>
-          <w:b/>
-          <w:sz w:val="28"/>
-        </w:rPr>
-        <w:t>Cross-Site Scripting (XSS):</w:t>
-      </w:r>
-      <w:r>
-        <w:rPr>
-          <w:rFonts w:ascii="Times New Roman" w:hAnsi="Times New Roman"/>
-          <w:sz w:val="28"/>
-        </w:rPr>
-        <w:t xml:space="preserve"> Автоматическое экранирование переменных шаблонизатором Jinja2.</w:t>
-      </w:r>
-    </w:p>
-    <w:p>
-      <w:pPr>
-        <w:spacing w:line="276" w:lineRule="auto" w:after="60"/>
-        <w:ind w:left="709"/>
-        <w:jc w:val="both"/>
-      </w:pPr>
-      <w:r>
-        <w:rPr>
-          <w:rFonts w:ascii="Times New Roman" w:hAnsi="Times New Roman"/>
-          <w:b w:val="0"/>
-          <w:sz w:val="28"/>
-        </w:rPr>
-        <w:t xml:space="preserve">• </w:t>
-      </w:r>
-      <w:r>
-        <w:rPr>
-          <w:rFonts w:ascii="Times New Roman" w:hAnsi="Times New Roman"/>
-          <w:sz w:val="28"/>
-        </w:rPr>
-      </w:r>
-      <w:r>
-        <w:rPr>
-          <w:rFonts w:ascii="Times New Roman" w:hAnsi="Times New Roman"/>
-          <w:b/>
-          <w:sz w:val="28"/>
-        </w:rPr>
-        <w:t>Cross-Site Request Forgery (CSRF):</w:t>
-      </w:r>
-      <w:r>
-        <w:rPr>
-          <w:rFonts w:ascii="Times New Roman" w:hAnsi="Times New Roman"/>
-          <w:sz w:val="28"/>
-        </w:rPr>
-        <w:t xml:space="preserve"> Валидация заголовков и токенов сессий.</w:t>
-      </w:r>
-    </w:p>
-    <w:p>
-      <w:pPr>
-        <w:spacing w:line="276" w:lineRule="auto" w:after="60"/>
-        <w:ind w:left="709"/>
-        <w:jc w:val="both"/>
-      </w:pPr>
-      <w:r>
-        <w:rPr>
-          <w:rFonts w:ascii="Times New Roman" w:hAnsi="Times New Roman"/>
-          <w:b w:val="0"/>
-          <w:sz w:val="28"/>
-        </w:rPr>
-        <w:t xml:space="preserve">• </w:t>
-      </w:r>
-      <w:r>
-        <w:rPr>
-          <w:rFonts w:ascii="Times New Roman" w:hAnsi="Times New Roman"/>
-          <w:sz w:val="28"/>
-        </w:rPr>
-      </w:r>
-      <w:r>
-        <w:rPr>
-          <w:rFonts w:ascii="Times New Roman" w:hAnsi="Times New Roman"/>
-          <w:b/>
-          <w:sz w:val="28"/>
-        </w:rPr>
-        <w:t>Audit Trail:</w:t>
-      </w:r>
-      <w:r>
-        <w:rPr>
-          <w:rFonts w:ascii="Times New Roman" w:hAnsi="Times New Roman"/>
-          <w:sz w:val="28"/>
-        </w:rPr>
-        <w:t xml:space="preserve"> Неизменяемое журналирование всех действий пользователей в таблице `audit_logs`.</w:t>
-      </w:r>
-    </w:p>
-    <w:p>
-      <w:pPr>
-        <w:spacing w:before="160" w:after="80"/>
-        <w:jc w:val="left"/>
-      </w:pPr>
-      <w:r>
-        <w:rPr>
-          <w:rFonts w:ascii="Times New Roman" w:hAnsi="Times New Roman"/>
-          <w:b/>
-          <w:sz w:val="26"/>
-        </w:rPr>
-        <w:t>8.3. Расчет организационно-экономического эффекта</w:t>
-      </w:r>
-    </w:p>
-    <w:p>
-      <w:pPr>
-        <w:spacing w:before="160" w:after="80"/>
-        <w:ind w:firstLine="709"/>
-        <w:jc w:val="left"/>
-      </w:pPr>
-      <w:r>
-        <w:rPr>
-          <w:rFonts w:ascii="Times New Roman" w:hAnsi="Times New Roman"/>
-          <w:b/>
-          <w:sz w:val="24"/>
-        </w:rPr>
-        <w:t>Таблица 2 — Спецификация данных</w:t>
-      </w:r>
-    </w:p>
-    <w:tbl>
-      <w:tblPr>
-        <w:tblW w:type="auto" w:w="0"/>
-        <w:jc w:val="center"/>
-        <w:tblLook w:firstColumn="1" w:firstRow="1" w:lastColumn="0" w:lastRow="0" w:noHBand="0" w:noVBand="1" w:val="04A0"/>
-        <w:tblBorders>
-          <w:top w:val="single" w:sz="4" w:space="0" w:color="CBD5E1"/>
-          <w:bottom w:val="single" w:sz="4" w:space="0" w:color="CBD5E1"/>
-          <w:insideH w:val="single" w:sz="4" w:space="0" w:color="CBD5E1"/>
-          <w:insideV w:val="single" w:sz="4" w:space="0" w:color="CBD5E1"/>
-          <w:left w:val="single" w:sz="4" w:space="0" w:color="CBD5E1"/>
-          <w:right w:val="single" w:sz="4" w:space="0" w:color="CBD5E1"/>
-        </w:tblBorders>
-      </w:tblPr>
-      <w:tblGrid>
-        <w:gridCol w:w="2339"/>
-        <w:gridCol w:w="2339"/>
-        <w:gridCol w:w="2339"/>
-        <w:gridCol w:w="2339"/>
-      </w:tblGrid>
-      <w:tr>
-        <w:tc>
-          <w:tcPr>
-            <w:tcW w:type="dxa" w:w="2339"/>
-            <w:tcMar>
-              <w:top w:w="100" w:type="dxa"/>
-              <w:bottom w:w="100" w:type="dxa"/>
-              <w:left w:w="150" w:type="dxa"/>
-              <w:right w:w="150" w:type="dxa"/>
-            </w:tcMar>
-            <w:shd w:fill="E2E8F0"/>
-          </w:tcPr>
-          <w:p>
-            <w:pPr>
-              <w:spacing w:before="40" w:after="40" w:line="252" w:lineRule="auto"/>
-              <w:jc w:val="left"/>
-            </w:pPr>
-            <w:r>
-              <w:rPr>
-                <w:rFonts w:ascii="Times New Roman" w:hAnsi="Times New Roman"/>
-                <w:b/>
-                <w:sz w:val="22"/>
-              </w:rPr>
-              <w:t>Показатель эффективности</w:t>
-            </w:r>
-          </w:p>
-        </w:tc>
-        <w:tc>
-          <w:tcPr>
-            <w:tcW w:type="dxa" w:w="2339"/>
-            <w:tcMar>
-              <w:top w:w="100" w:type="dxa"/>
-              <w:bottom w:w="100" w:type="dxa"/>
-              <w:left w:w="150" w:type="dxa"/>
-              <w:right w:w="150" w:type="dxa"/>
-            </w:tcMar>
-            <w:shd w:fill="E2E8F0"/>
-          </w:tcPr>
-          <w:p>
-            <w:pPr>
-              <w:spacing w:before="40" w:after="40" w:line="252" w:lineRule="auto"/>
-              <w:jc w:val="left"/>
-            </w:pPr>
-            <w:r>
-              <w:rPr>
-                <w:rFonts w:ascii="Times New Roman" w:hAnsi="Times New Roman"/>
-                <w:b/>
-                <w:sz w:val="22"/>
-              </w:rPr>
-              <w:t>Традиционный бумажный процесс</w:t>
-            </w:r>
-          </w:p>
-        </w:tc>
-        <w:tc>
-          <w:tcPr>
-            <w:tcW w:type="dxa" w:w="2339"/>
-            <w:tcMar>
-              <w:top w:w="100" w:type="dxa"/>
-              <w:bottom w:w="100" w:type="dxa"/>
-              <w:left w:w="150" w:type="dxa"/>
-              <w:right w:w="150" w:type="dxa"/>
-            </w:tcMar>
-            <w:shd w:fill="E2E8F0"/>
-          </w:tcPr>
-          <w:p>
-            <w:pPr>
-              <w:spacing w:before="40" w:after="40" w:line="252" w:lineRule="auto"/>
-              <w:jc w:val="left"/>
-            </w:pPr>
-            <w:r>
-              <w:rPr>
-                <w:rFonts w:ascii="Times New Roman" w:hAnsi="Times New Roman"/>
-                <w:b/>
-                <w:sz w:val="22"/>
-              </w:rPr>
-              <w:t>Портал Центра АНОК</w:t>
-            </w:r>
-          </w:p>
-        </w:tc>
-        <w:tc>
-          <w:tcPr>
-            <w:tcW w:type="dxa" w:w="2339"/>
-            <w:tcMar>
-              <w:top w:w="100" w:type="dxa"/>
-              <w:bottom w:w="100" w:type="dxa"/>
-              <w:left w:w="150" w:type="dxa"/>
-              <w:right w:w="150" w:type="dxa"/>
-            </w:tcMar>
-            <w:shd w:fill="E2E8F0"/>
-          </w:tcPr>
-          <w:p>
-            <w:pPr>
-              <w:spacing w:before="40" w:after="40" w:line="252" w:lineRule="auto"/>
-              <w:jc w:val="left"/>
-            </w:pPr>
-            <w:r>
-              <w:rPr>
-                <w:rFonts w:ascii="Times New Roman" w:hAnsi="Times New Roman"/>
-                <w:b/>
-                <w:sz w:val="22"/>
-              </w:rPr>
-              <w:t>Эффект внедрения</w:t>
-            </w:r>
-          </w:p>
-        </w:tc>
-      </w:tr>
-      <w:tr>
-        <w:tc>
-          <w:tcPr>
-            <w:tcW w:type="dxa" w:w="2339"/>
-            <w:tcMar>
-              <w:top w:w="100" w:type="dxa"/>
-              <w:bottom w:w="100" w:type="dxa"/>
-              <w:left w:w="150" w:type="dxa"/>
-              <w:right w:w="150" w:type="dxa"/>
-            </w:tcMar>
-          </w:tcPr>
-          <w:p>
-            <w:pPr>
-              <w:spacing w:before="40" w:after="40" w:line="252" w:lineRule="auto"/>
-              <w:jc w:val="left"/>
-            </w:pPr>
-            <w:r>
-              <w:rPr>
-                <w:rFonts w:ascii="Times New Roman" w:hAnsi="Times New Roman"/>
-                <w:sz w:val="22"/>
-              </w:rPr>
-            </w:r>
-            <w:r>
-              <w:rPr>
-                <w:rFonts w:ascii="Times New Roman" w:hAnsi="Times New Roman"/>
-                <w:b/>
-                <w:sz w:val="22"/>
-              </w:rPr>
-              <w:t>Срок согласования УП</w:t>
-            </w:r>
-            <w:r>
-              <w:rPr>
-                <w:rFonts w:ascii="Times New Roman" w:hAnsi="Times New Roman"/>
-                <w:sz w:val="22"/>
-              </w:rPr>
-            </w:r>
-          </w:p>
-        </w:tc>
-        <w:tc>
-          <w:tcPr>
-            <w:tcW w:type="dxa" w:w="2339"/>
-            <w:tcMar>
-              <w:top w:w="100" w:type="dxa"/>
-              <w:bottom w:w="100" w:type="dxa"/>
-              <w:left w:w="150" w:type="dxa"/>
-              <w:right w:w="150" w:type="dxa"/>
-            </w:tcMar>
-          </w:tcPr>
-          <w:p>
-            <w:pPr>
-              <w:spacing w:before="40" w:after="40" w:line="252" w:lineRule="auto"/>
-              <w:jc w:val="left"/>
-            </w:pPr>
-            <w:r>
-              <w:rPr>
-                <w:rFonts w:ascii="Times New Roman" w:hAnsi="Times New Roman"/>
-                <w:sz w:val="22"/>
-              </w:rPr>
-              <w:t>20 – 30 рабочих дней</w:t>
-            </w:r>
-          </w:p>
-        </w:tc>
-        <w:tc>
-          <w:tcPr>
-            <w:tcW w:type="dxa" w:w="2339"/>
-            <w:tcMar>
-              <w:top w:w="100" w:type="dxa"/>
-              <w:bottom w:w="100" w:type="dxa"/>
-              <w:left w:w="150" w:type="dxa"/>
-              <w:right w:w="150" w:type="dxa"/>
-            </w:tcMar>
-          </w:tcPr>
-          <w:p>
-            <w:pPr>
-              <w:spacing w:before="40" w:after="40" w:line="252" w:lineRule="auto"/>
-              <w:jc w:val="left"/>
-            </w:pPr>
-            <w:r>
-              <w:rPr>
-                <w:rFonts w:ascii="Times New Roman" w:hAnsi="Times New Roman"/>
-                <w:sz w:val="22"/>
-              </w:rPr>
-              <w:t>2 – 3 рабочих дня</w:t>
-            </w:r>
-          </w:p>
-        </w:tc>
-        <w:tc>
-          <w:tcPr>
-            <w:tcW w:type="dxa" w:w="2339"/>
-            <w:tcMar>
-              <w:top w:w="100" w:type="dxa"/>
-              <w:bottom w:w="100" w:type="dxa"/>
-              <w:left w:w="150" w:type="dxa"/>
-              <w:right w:w="150" w:type="dxa"/>
-            </w:tcMar>
-          </w:tcPr>
-          <w:p>
-            <w:pPr>
-              <w:spacing w:before="40" w:after="40" w:line="252" w:lineRule="auto"/>
-              <w:jc w:val="left"/>
-            </w:pPr>
-            <w:r>
-              <w:rPr>
-                <w:rFonts w:ascii="Times New Roman" w:hAnsi="Times New Roman"/>
-                <w:sz w:val="22"/>
-              </w:rPr>
-            </w:r>
-            <w:r>
-              <w:rPr>
-                <w:rFonts w:ascii="Times New Roman" w:hAnsi="Times New Roman"/>
-                <w:b/>
-                <w:sz w:val="22"/>
-              </w:rPr>
-              <w:t>Ускорение в 10 раз</w:t>
-            </w:r>
-            <w:r>
-              <w:rPr>
-                <w:rFonts w:ascii="Times New Roman" w:hAnsi="Times New Roman"/>
-                <w:sz w:val="22"/>
-              </w:rPr>
-            </w:r>
-          </w:p>
-        </w:tc>
-      </w:tr>
-      <w:tr>
-        <w:tc>
-          <w:tcPr>
-            <w:tcW w:type="dxa" w:w="2339"/>
-            <w:tcMar>
-              <w:top w:w="100" w:type="dxa"/>
-              <w:bottom w:w="100" w:type="dxa"/>
-              <w:left w:w="150" w:type="dxa"/>
-              <w:right w:w="150" w:type="dxa"/>
-            </w:tcMar>
-          </w:tcPr>
-          <w:p>
-            <w:pPr>
-              <w:spacing w:before="40" w:after="40" w:line="252" w:lineRule="auto"/>
-              <w:jc w:val="left"/>
-            </w:pPr>
-            <w:r>
-              <w:rPr>
-                <w:rFonts w:ascii="Times New Roman" w:hAnsi="Times New Roman"/>
-                <w:sz w:val="22"/>
-              </w:rPr>
-            </w:r>
-            <w:r>
-              <w:rPr>
-                <w:rFonts w:ascii="Times New Roman" w:hAnsi="Times New Roman"/>
-                <w:b/>
-                <w:sz w:val="22"/>
-              </w:rPr>
-              <w:t>Ошибки в расчете ЗЕТ и часов</w:t>
-            </w:r>
-            <w:r>
-              <w:rPr>
-                <w:rFonts w:ascii="Times New Roman" w:hAnsi="Times New Roman"/>
-                <w:sz w:val="22"/>
-              </w:rPr>
-            </w:r>
-          </w:p>
-        </w:tc>
-        <w:tc>
-          <w:tcPr>
-            <w:tcW w:type="dxa" w:w="2339"/>
-            <w:tcMar>
-              <w:top w:w="100" w:type="dxa"/>
-              <w:bottom w:w="100" w:type="dxa"/>
-              <w:left w:w="150" w:type="dxa"/>
-              <w:right w:w="150" w:type="dxa"/>
-            </w:tcMar>
-          </w:tcPr>
-          <w:p>
-            <w:pPr>
-              <w:spacing w:before="40" w:after="40" w:line="252" w:lineRule="auto"/>
-              <w:jc w:val="left"/>
-            </w:pPr>
-            <w:r>
-              <w:rPr>
-                <w:rFonts w:ascii="Times New Roman" w:hAnsi="Times New Roman"/>
-                <w:sz w:val="22"/>
-              </w:rPr>
-              <w:t>15% – 18% планов с ошибками</w:t>
-            </w:r>
-          </w:p>
-        </w:tc>
-        <w:tc>
-          <w:tcPr>
-            <w:tcW w:type="dxa" w:w="2339"/>
-            <w:tcMar>
-              <w:top w:w="100" w:type="dxa"/>
-              <w:bottom w:w="100" w:type="dxa"/>
-              <w:left w:w="150" w:type="dxa"/>
-              <w:right w:w="150" w:type="dxa"/>
-            </w:tcMar>
-          </w:tcPr>
-          <w:p>
-            <w:pPr>
-              <w:spacing w:before="40" w:after="40" w:line="252" w:lineRule="auto"/>
-              <w:jc w:val="left"/>
-            </w:pPr>
-            <w:r>
-              <w:rPr>
-                <w:rFonts w:ascii="Times New Roman" w:hAnsi="Times New Roman"/>
-                <w:sz w:val="22"/>
-              </w:rPr>
-              <w:t>0.0% (блокировка нарушений)</w:t>
-            </w:r>
-          </w:p>
-        </w:tc>
-        <w:tc>
-          <w:tcPr>
-            <w:tcW w:type="dxa" w:w="2339"/>
-            <w:tcMar>
-              <w:top w:w="100" w:type="dxa"/>
-              <w:bottom w:w="100" w:type="dxa"/>
-              <w:left w:w="150" w:type="dxa"/>
-              <w:right w:w="150" w:type="dxa"/>
-            </w:tcMar>
-          </w:tcPr>
-          <w:p>
-            <w:pPr>
-              <w:spacing w:before="40" w:after="40" w:line="252" w:lineRule="auto"/>
-              <w:jc w:val="left"/>
-            </w:pPr>
-            <w:r>
-              <w:rPr>
-                <w:rFonts w:ascii="Times New Roman" w:hAnsi="Times New Roman"/>
-                <w:sz w:val="22"/>
-              </w:rPr>
-            </w:r>
-            <w:r>
-              <w:rPr>
-                <w:rFonts w:ascii="Times New Roman" w:hAnsi="Times New Roman"/>
-                <w:b/>
-                <w:sz w:val="22"/>
-              </w:rPr>
-              <w:t>100% исключение брака</w:t>
-            </w:r>
-            <w:r>
-              <w:rPr>
-                <w:rFonts w:ascii="Times New Roman" w:hAnsi="Times New Roman"/>
-                <w:sz w:val="22"/>
-              </w:rPr>
-            </w:r>
-          </w:p>
-        </w:tc>
-      </w:tr>
-      <w:tr>
-        <w:tc>
-          <w:tcPr>
-            <w:tcW w:type="dxa" w:w="2339"/>
-            <w:tcMar>
-              <w:top w:w="100" w:type="dxa"/>
-              <w:bottom w:w="100" w:type="dxa"/>
-              <w:left w:w="150" w:type="dxa"/>
-              <w:right w:w="150" w:type="dxa"/>
-            </w:tcMar>
-          </w:tcPr>
-          <w:p>
-            <w:pPr>
-              <w:spacing w:before="40" w:after="40" w:line="252" w:lineRule="auto"/>
-              <w:jc w:val="left"/>
-            </w:pPr>
-            <w:r>
-              <w:rPr>
-                <w:rFonts w:ascii="Times New Roman" w:hAnsi="Times New Roman"/>
-                <w:sz w:val="22"/>
-              </w:rPr>
-            </w:r>
-            <w:r>
-              <w:rPr>
-                <w:rFonts w:ascii="Times New Roman" w:hAnsi="Times New Roman"/>
-                <w:b/>
-                <w:sz w:val="22"/>
-              </w:rPr>
-              <w:t>Трудоемкость проверки экспертом</w:t>
-            </w:r>
-            <w:r>
-              <w:rPr>
-                <w:rFonts w:ascii="Times New Roman" w:hAnsi="Times New Roman"/>
-                <w:sz w:val="22"/>
-              </w:rPr>
-            </w:r>
-          </w:p>
-        </w:tc>
-        <w:tc>
-          <w:tcPr>
-            <w:tcW w:type="dxa" w:w="2339"/>
-            <w:tcMar>
-              <w:top w:w="100" w:type="dxa"/>
-              <w:bottom w:w="100" w:type="dxa"/>
-              <w:left w:w="150" w:type="dxa"/>
-              <w:right w:w="150" w:type="dxa"/>
-            </w:tcMar>
-          </w:tcPr>
-          <w:p>
-            <w:pPr>
-              <w:spacing w:before="40" w:after="40" w:line="252" w:lineRule="auto"/>
-              <w:jc w:val="left"/>
-            </w:pPr>
-            <w:r>
-              <w:rPr>
-                <w:rFonts w:ascii="Times New Roman" w:hAnsi="Times New Roman"/>
-                <w:sz w:val="22"/>
-              </w:rPr>
-              <w:t>8.5 чел.-ч на один план</w:t>
-            </w:r>
-          </w:p>
-        </w:tc>
-        <w:tc>
-          <w:tcPr>
-            <w:tcW w:type="dxa" w:w="2339"/>
-            <w:tcMar>
-              <w:top w:w="100" w:type="dxa"/>
-              <w:bottom w:w="100" w:type="dxa"/>
-              <w:left w:w="150" w:type="dxa"/>
-              <w:right w:w="150" w:type="dxa"/>
-            </w:tcMar>
-          </w:tcPr>
-          <w:p>
-            <w:pPr>
-              <w:spacing w:before="40" w:after="40" w:line="252" w:lineRule="auto"/>
-              <w:jc w:val="left"/>
-            </w:pPr>
-            <w:r>
-              <w:rPr>
-                <w:rFonts w:ascii="Times New Roman" w:hAnsi="Times New Roman"/>
-                <w:sz w:val="22"/>
-              </w:rPr>
-              <w:t>1.5 чел.-ч на один план</w:t>
-            </w:r>
-          </w:p>
-        </w:tc>
-        <w:tc>
-          <w:tcPr>
-            <w:tcW w:type="dxa" w:w="2339"/>
-            <w:tcMar>
-              <w:top w:w="100" w:type="dxa"/>
-              <w:bottom w:w="100" w:type="dxa"/>
-              <w:left w:w="150" w:type="dxa"/>
-              <w:right w:w="150" w:type="dxa"/>
-            </w:tcMar>
-          </w:tcPr>
-          <w:p>
-            <w:pPr>
-              <w:spacing w:before="40" w:after="40" w:line="252" w:lineRule="auto"/>
-              <w:jc w:val="left"/>
-            </w:pPr>
-            <w:r>
-              <w:rPr>
-                <w:rFonts w:ascii="Times New Roman" w:hAnsi="Times New Roman"/>
-                <w:sz w:val="22"/>
-              </w:rPr>
-            </w:r>
-            <w:r>
-              <w:rPr>
-                <w:rFonts w:ascii="Times New Roman" w:hAnsi="Times New Roman"/>
-                <w:b/>
-                <w:sz w:val="22"/>
-              </w:rPr>
-              <w:t>Снижение затрат на 82%</w:t>
-            </w:r>
-            <w:r>
-              <w:rPr>
-                <w:rFonts w:ascii="Times New Roman" w:hAnsi="Times New Roman"/>
-                <w:sz w:val="22"/>
-              </w:rPr>
-            </w:r>
-          </w:p>
-        </w:tc>
-      </w:tr>
-      <w:tr>
-        <w:tc>
-          <w:tcPr>
-            <w:tcW w:type="dxa" w:w="2339"/>
-            <w:tcMar>
-              <w:top w:w="100" w:type="dxa"/>
-              <w:bottom w:w="100" w:type="dxa"/>
-              <w:left w:w="150" w:type="dxa"/>
-              <w:right w:w="150" w:type="dxa"/>
-            </w:tcMar>
-          </w:tcPr>
-          <w:p>
-            <w:pPr>
-              <w:spacing w:before="40" w:after="40" w:line="252" w:lineRule="auto"/>
-              <w:jc w:val="left"/>
-            </w:pPr>
-            <w:r>
-              <w:rPr>
-                <w:rFonts w:ascii="Times New Roman" w:hAnsi="Times New Roman"/>
-                <w:sz w:val="22"/>
-              </w:rPr>
-            </w:r>
-            <w:r>
-              <w:rPr>
-                <w:rFonts w:ascii="Times New Roman" w:hAnsi="Times New Roman"/>
-                <w:b/>
-                <w:sz w:val="22"/>
-              </w:rPr>
-              <w:t>Расход бумаги и картриджей</w:t>
-            </w:r>
-            <w:r>
-              <w:rPr>
-                <w:rFonts w:ascii="Times New Roman" w:hAnsi="Times New Roman"/>
-                <w:sz w:val="22"/>
-              </w:rPr>
-            </w:r>
-          </w:p>
-        </w:tc>
-        <w:tc>
-          <w:tcPr>
-            <w:tcW w:type="dxa" w:w="2339"/>
-            <w:tcMar>
-              <w:top w:w="100" w:type="dxa"/>
-              <w:bottom w:w="100" w:type="dxa"/>
-              <w:left w:w="150" w:type="dxa"/>
-              <w:right w:w="150" w:type="dxa"/>
-            </w:tcMar>
-          </w:tcPr>
-          <w:p>
-            <w:pPr>
-              <w:spacing w:before="40" w:after="40" w:line="252" w:lineRule="auto"/>
-              <w:jc w:val="left"/>
-            </w:pPr>
-            <w:r>
-              <w:rPr>
-                <w:rFonts w:ascii="Times New Roman" w:hAnsi="Times New Roman"/>
-                <w:sz w:val="22"/>
-              </w:rPr>
-              <w:t>До 500 листов на согласование</w:t>
-            </w:r>
-          </w:p>
-        </w:tc>
-        <w:tc>
-          <w:tcPr>
-            <w:tcW w:type="dxa" w:w="2339"/>
-            <w:tcMar>
-              <w:top w:w="100" w:type="dxa"/>
-              <w:bottom w:w="100" w:type="dxa"/>
-              <w:left w:w="150" w:type="dxa"/>
-              <w:right w:w="150" w:type="dxa"/>
-            </w:tcMar>
-          </w:tcPr>
-          <w:p>
-            <w:pPr>
-              <w:spacing w:before="40" w:after="40" w:line="252" w:lineRule="auto"/>
-              <w:jc w:val="left"/>
-            </w:pPr>
-            <w:r>
-              <w:rPr>
-                <w:rFonts w:ascii="Times New Roman" w:hAnsi="Times New Roman"/>
-                <w:sz w:val="22"/>
-              </w:rPr>
-              <w:t>0 листов (100% Digital)</w:t>
-            </w:r>
-          </w:p>
-        </w:tc>
-        <w:tc>
-          <w:tcPr>
-            <w:tcW w:type="dxa" w:w="2339"/>
-            <w:tcMar>
-              <w:top w:w="100" w:type="dxa"/>
-              <w:bottom w:w="100" w:type="dxa"/>
-              <w:left w:w="150" w:type="dxa"/>
-              <w:right w:w="150" w:type="dxa"/>
-            </w:tcMar>
-          </w:tcPr>
-          <w:p>
-            <w:pPr>
-              <w:spacing w:before="40" w:after="40" w:line="252" w:lineRule="auto"/>
-              <w:jc w:val="left"/>
-            </w:pPr>
-            <w:r>
-              <w:rPr>
-                <w:rFonts w:ascii="Times New Roman" w:hAnsi="Times New Roman"/>
-                <w:sz w:val="22"/>
-              </w:rPr>
-            </w:r>
-            <w:r>
-              <w:rPr>
-                <w:rFonts w:ascii="Times New Roman" w:hAnsi="Times New Roman"/>
-                <w:b/>
-                <w:sz w:val="22"/>
-              </w:rPr>
-              <w:t>Экономия расходных материалов</w:t>
-            </w:r>
-            <w:r>
-              <w:rPr>
-                <w:rFonts w:ascii="Times New Roman" w:hAnsi="Times New Roman"/>
-                <w:sz w:val="22"/>
-              </w:rPr>
-            </w:r>
-          </w:p>
-        </w:tc>
-      </w:tr>
-    </w:tbl>
-    <w:p>
-      <w:pPr>
-        <w:spacing w:after="120"/>
-      </w:pPr>
-    </w:p>
-    <w:p>
-      <w:pPr>
-        <w:spacing w:before="240" w:after="120"/>
-        <w:jc w:val="left"/>
-      </w:pPr>
-      <w:r>
-        <w:rPr>
-          <w:rFonts w:ascii="Times New Roman" w:hAnsi="Times New Roman"/>
-          <w:b/>
-          <w:sz w:val="28"/>
-        </w:rPr>
-        <w:t>9. РУКОВОДСТВО ПОЛЬЗОВАТЕЛЯ И АДМИНИСТРАТОРА</w:t>
-      </w:r>
-    </w:p>
-    <w:p>
-      <w:pPr>
-        <w:spacing w:before="160" w:after="80"/>
-        <w:jc w:val="left"/>
-      </w:pPr>
-      <w:r>
-        <w:rPr>
-          <w:rFonts w:ascii="Times New Roman" w:hAnsi="Times New Roman"/>
-          <w:b/>
-          <w:sz w:val="26"/>
-        </w:rPr>
-        <w:t>9.1. Порядок развертывания и запуска</w:t>
-      </w:r>
-    </w:p>
-    <w:p>
-      <w:pPr>
-        <w:spacing w:line="276" w:lineRule="auto" w:after="60"/>
-        <w:ind w:left="709"/>
-        <w:jc w:val="both"/>
-      </w:pPr>
-      <w:r>
-        <w:rPr>
-          <w:rFonts w:ascii="Times New Roman" w:hAnsi="Times New Roman"/>
-          <w:b/>
-          <w:sz w:val="28"/>
-        </w:rPr>
-        <w:t xml:space="preserve">1. </w:t>
-      </w:r>
-      <w:r>
-        <w:rPr>
-          <w:rFonts w:ascii="Times New Roman" w:hAnsi="Times New Roman"/>
-          <w:sz w:val="28"/>
-        </w:rPr>
-        <w:t>Клонирование репозитория: `git clone https://github.com/.../PPRCP.git`</w:t>
-      </w:r>
-    </w:p>
-    <w:p>
-      <w:pPr>
-        <w:spacing w:line="276" w:lineRule="auto" w:after="60"/>
-        <w:ind w:left="709"/>
-        <w:jc w:val="both"/>
-      </w:pPr>
-      <w:r>
-        <w:rPr>
-          <w:rFonts w:ascii="Times New Roman" w:hAnsi="Times New Roman"/>
-          <w:b/>
-          <w:sz w:val="28"/>
-        </w:rPr>
-        <w:t xml:space="preserve">2. </w:t>
-      </w:r>
-      <w:r>
-        <w:rPr>
-          <w:rFonts w:ascii="Times New Roman" w:hAnsi="Times New Roman"/>
-          <w:sz w:val="28"/>
-        </w:rPr>
-        <w:t>Переход в директорию: `cd PPRCP/portal`</w:t>
-      </w:r>
-    </w:p>
-    <w:p>
-      <w:pPr>
-        <w:spacing w:line="276" w:lineRule="auto" w:after="60"/>
-        <w:ind w:left="709"/>
-        <w:jc w:val="both"/>
-      </w:pPr>
-      <w:r>
-        <w:rPr>
-          <w:rFonts w:ascii="Times New Roman" w:hAnsi="Times New Roman"/>
-          <w:b/>
-          <w:sz w:val="28"/>
-        </w:rPr>
-        <w:t xml:space="preserve">3. </w:t>
-      </w:r>
-      <w:r>
-        <w:rPr>
-          <w:rFonts w:ascii="Times New Roman" w:hAnsi="Times New Roman"/>
-          <w:sz w:val="28"/>
-        </w:rPr>
-        <w:t>Запуск веб-сервера: `python3 app.py`</w:t>
-      </w:r>
-    </w:p>
-    <w:p>
-      <w:pPr>
-        <w:spacing w:line="276" w:lineRule="auto" w:after="60"/>
-        <w:ind w:left="709"/>
-        <w:jc w:val="both"/>
-      </w:pPr>
-      <w:r>
-        <w:rPr>
-          <w:rFonts w:ascii="Times New Roman" w:hAnsi="Times New Roman"/>
-          <w:b/>
-          <w:sz w:val="28"/>
-        </w:rPr>
-        <w:t xml:space="preserve">4. </w:t>
-      </w:r>
-      <w:r>
-        <w:rPr>
-          <w:rFonts w:ascii="Times New Roman" w:hAnsi="Times New Roman"/>
-          <w:sz w:val="28"/>
-        </w:rPr>
-        <w:t>Доступ к интерфейсу: в браузере по адресу `http://localhost:5000`</w:t>
-      </w:r>
-    </w:p>
-    <w:p>
-      <w:pPr>
-        <w:spacing w:before="160" w:after="80"/>
-        <w:jc w:val="left"/>
-      </w:pPr>
-      <w:r>
-        <w:rPr>
-          <w:rFonts w:ascii="Times New Roman" w:hAnsi="Times New Roman"/>
-          <w:b/>
-          <w:sz w:val="26"/>
-        </w:rPr>
-        <w:t>9.2. Сценарий работы эксперта Центра АНОК</w:t>
-      </w:r>
-    </w:p>
-    <w:p>
-      <w:pPr>
-        <w:spacing w:line="276" w:lineRule="auto" w:after="60"/>
-        <w:ind w:left="709"/>
-        <w:jc w:val="both"/>
-      </w:pPr>
-      <w:r>
-        <w:rPr>
-          <w:rFonts w:ascii="Times New Roman" w:hAnsi="Times New Roman"/>
-          <w:b/>
-          <w:sz w:val="28"/>
-        </w:rPr>
-        <w:t xml:space="preserve">1. </w:t>
-      </w:r>
-      <w:r>
-        <w:rPr>
-          <w:rFonts w:ascii="Times New Roman" w:hAnsi="Times New Roman"/>
-          <w:sz w:val="28"/>
-        </w:rPr>
-        <w:t>Авторизоваться в системе под учетной записью Эксперта.</w:t>
-      </w:r>
-    </w:p>
-    <w:p>
-      <w:pPr>
-        <w:spacing w:line="276" w:lineRule="auto" w:after="60"/>
-        <w:ind w:left="709"/>
-        <w:jc w:val="both"/>
-      </w:pPr>
-      <w:r>
-        <w:rPr>
-          <w:rFonts w:ascii="Times New Roman" w:hAnsi="Times New Roman"/>
-          <w:b/>
-          <w:sz w:val="28"/>
-        </w:rPr>
-        <w:t xml:space="preserve">2. </w:t>
-      </w:r>
-      <w:r>
-        <w:rPr>
-          <w:rFonts w:ascii="Times New Roman" w:hAnsi="Times New Roman"/>
-          <w:sz w:val="28"/>
-        </w:rPr>
-        <w:t xml:space="preserve">В боковом меню перейти в раздел </w:t>
-      </w:r>
-      <w:r>
-        <w:rPr>
-          <w:rFonts w:ascii="Times New Roman" w:hAnsi="Times New Roman"/>
-          <w:b/>
-          <w:sz w:val="28"/>
-        </w:rPr>
-        <w:t>«Валидатор ФГОС 3++»</w:t>
-      </w:r>
-      <w:r>
-        <w:rPr>
-          <w:rFonts w:ascii="Times New Roman" w:hAnsi="Times New Roman"/>
-          <w:sz w:val="28"/>
-        </w:rPr>
-        <w:t>.</w:t>
-      </w:r>
-    </w:p>
-    <w:p>
-      <w:pPr>
-        <w:spacing w:line="276" w:lineRule="auto" w:after="60"/>
-        <w:ind w:left="709"/>
-        <w:jc w:val="both"/>
-      </w:pPr>
-      <w:r>
-        <w:rPr>
-          <w:rFonts w:ascii="Times New Roman" w:hAnsi="Times New Roman"/>
-          <w:b/>
-          <w:sz w:val="28"/>
-        </w:rPr>
-        <w:t xml:space="preserve">3. </w:t>
-      </w:r>
-      <w:r>
-        <w:rPr>
-          <w:rFonts w:ascii="Times New Roman" w:hAnsi="Times New Roman"/>
-          <w:sz w:val="28"/>
-        </w:rPr>
-        <w:t>Выбрать учебный план (например, `09.03.01_IVT_2025_v1.0`).</w:t>
-      </w:r>
-    </w:p>
-    <w:p>
-      <w:pPr>
-        <w:spacing w:line="276" w:lineRule="auto" w:after="60"/>
-        <w:ind w:left="709"/>
-        <w:jc w:val="both"/>
-      </w:pPr>
-      <w:r>
-        <w:rPr>
-          <w:rFonts w:ascii="Times New Roman" w:hAnsi="Times New Roman"/>
-          <w:b/>
-          <w:sz w:val="28"/>
-        </w:rPr>
-        <w:t xml:space="preserve">4. </w:t>
-      </w:r>
-      <w:r>
-        <w:rPr>
-          <w:rFonts w:ascii="Times New Roman" w:hAnsi="Times New Roman"/>
-          <w:sz w:val="28"/>
-        </w:rPr>
-        <w:t xml:space="preserve">Нажать кнопку </w:t>
-      </w:r>
-      <w:r>
-        <w:rPr>
-          <w:rFonts w:ascii="Times New Roman" w:hAnsi="Times New Roman"/>
-          <w:b/>
-          <w:sz w:val="28"/>
-        </w:rPr>
-        <w:t>«Запустить валидацию ФГОС»</w:t>
-      </w:r>
-      <w:r>
-        <w:rPr>
-          <w:rFonts w:ascii="Times New Roman" w:hAnsi="Times New Roman"/>
-          <w:sz w:val="28"/>
-        </w:rPr>
-        <w:t>.</w:t>
-      </w:r>
-    </w:p>
-    <w:p>
-      <w:pPr>
-        <w:spacing w:line="276" w:lineRule="auto" w:after="60"/>
-        <w:ind w:left="709"/>
-        <w:jc w:val="both"/>
-      </w:pPr>
-      <w:r>
-        <w:rPr>
-          <w:rFonts w:ascii="Times New Roman" w:hAnsi="Times New Roman"/>
-          <w:b/>
-          <w:sz w:val="28"/>
-        </w:rPr>
-        <w:t xml:space="preserve">5. </w:t>
-      </w:r>
-      <w:r>
-        <w:rPr>
-          <w:rFonts w:ascii="Times New Roman" w:hAnsi="Times New Roman"/>
-          <w:sz w:val="28"/>
-        </w:rPr>
-        <w:t xml:space="preserve">При отсутствии критических ошибок нажать </w:t>
-      </w:r>
-      <w:r>
-        <w:rPr>
-          <w:rFonts w:ascii="Times New Roman" w:hAnsi="Times New Roman"/>
-          <w:b/>
-          <w:sz w:val="28"/>
-        </w:rPr>
-        <w:t>«Подписать ЭЦП»</w:t>
-      </w:r>
-      <w:r>
-        <w:rPr>
-          <w:rFonts w:ascii="Times New Roman" w:hAnsi="Times New Roman"/>
-          <w:sz w:val="28"/>
-        </w:rPr>
-        <w:t xml:space="preserve"> и подтвердить действие в модальном окне SweetAlert2.</w:t>
-      </w:r>
-    </w:p>
-    <w:p>
-      <w:pPr>
-        <w:spacing w:line="276" w:lineRule="auto" w:after="60"/>
-        <w:ind w:left="709"/>
-        <w:jc w:val="both"/>
-      </w:pPr>
-      <w:r>
-        <w:rPr>
-          <w:rFonts w:ascii="Times New Roman" w:hAnsi="Times New Roman"/>
-          <w:b/>
-          <w:sz w:val="28"/>
-        </w:rPr>
-        <w:t xml:space="preserve">6. </w:t>
-      </w:r>
-      <w:r>
-        <w:rPr>
-          <w:rFonts w:ascii="Times New Roman" w:hAnsi="Times New Roman"/>
-          <w:sz w:val="28"/>
-        </w:rPr>
-        <w:t>Выгрузить ведомость в Excel или PDF нажатием соответствующих кнопок экспорта.</w:t>
-      </w:r>
-    </w:p>
-    <w:p>
-      <w:pPr>
-        <w:spacing w:before="240" w:after="120"/>
-        <w:jc w:val="left"/>
-      </w:pPr>
-      <w:r>
-        <w:rPr>
-          <w:rFonts w:ascii="Times New Roman" w:hAnsi="Times New Roman"/>
-          <w:b/>
-          <w:sz w:val="28"/>
-        </w:rPr>
-        <w:t>10. ЗАКЛЮЧЕНИЕ</w:t>
-      </w:r>
-    </w:p>
-    <w:p>
-      <w:pPr>
-        <w:spacing w:line="276" w:lineRule="auto" w:after="120"/>
-        <w:ind w:firstLine="709"/>
-        <w:jc w:val="both"/>
-      </w:pPr>
-      <w:r>
-        <w:rPr>
-          <w:rFonts w:ascii="Times New Roman" w:hAnsi="Times New Roman"/>
-          <w:sz w:val="28"/>
-        </w:rPr>
-        <w:t>В ходе выполнения выпускного проекта по дисциплине «Проектирование и разработка корпоративных порталов» был успешно пройден полный цикл проектирования, разработки, тестирования и оформления нормативной документации для корпоративного веб-портала университета (Модуль Центра АНОК, Вариант № 15).</w:t>
-      </w:r>
-    </w:p>
-    <w:p>
-      <w:pPr>
-        <w:spacing w:line="276" w:lineRule="auto" w:after="120"/>
-        <w:ind w:firstLine="709"/>
-        <w:jc w:val="both"/>
-      </w:pPr>
-      <w:r>
-        <w:rPr>
-          <w:rFonts w:ascii="Times New Roman" w:hAnsi="Times New Roman"/>
-          <w:sz w:val="28"/>
-        </w:rPr>
-      </w:r>
-      <w:r>
-        <w:rPr>
-          <w:rFonts w:ascii="Times New Roman" w:hAnsi="Times New Roman"/>
-          <w:b/>
-          <w:sz w:val="28"/>
-        </w:rPr>
-        <w:t>Основные итоги работы:</w:t>
-      </w:r>
-      <w:r>
-        <w:rPr>
-          <w:rFonts w:ascii="Times New Roman" w:hAnsi="Times New Roman"/>
-          <w:sz w:val="28"/>
-        </w:rPr>
-      </w:r>
-    </w:p>
-    <w:p>
-      <w:pPr>
-        <w:spacing w:line="276" w:lineRule="auto" w:after="60"/>
-        <w:ind w:left="709"/>
-        <w:jc w:val="both"/>
-      </w:pPr>
-      <w:r>
-        <w:rPr>
-          <w:rFonts w:ascii="Times New Roman" w:hAnsi="Times New Roman"/>
-          <w:b/>
-          <w:sz w:val="28"/>
-        </w:rPr>
-        <w:t xml:space="preserve">1. </w:t>
-      </w:r>
-      <w:r>
-        <w:rPr>
-          <w:rFonts w:ascii="Times New Roman" w:hAnsi="Times New Roman"/>
-          <w:sz w:val="28"/>
-        </w:rPr>
-        <w:t>Разработано полнофункциональное веб-приложение на Flask с модульной архитектурой и адаптивным пользовательским интерфейсом.</w:t>
-      </w:r>
-    </w:p>
-    <w:p>
-      <w:pPr>
-        <w:spacing w:line="276" w:lineRule="auto" w:after="60"/>
-        <w:ind w:left="709"/>
-        <w:jc w:val="both"/>
-      </w:pPr>
-      <w:r>
-        <w:rPr>
-          <w:rFonts w:ascii="Times New Roman" w:hAnsi="Times New Roman"/>
-          <w:b/>
-          <w:sz w:val="28"/>
-        </w:rPr>
-        <w:t xml:space="preserve">2. </w:t>
-      </w:r>
-      <w:r>
-        <w:rPr>
-          <w:rFonts w:ascii="Times New Roman" w:hAnsi="Times New Roman"/>
-          <w:sz w:val="28"/>
-        </w:rPr>
-        <w:t>Реализована автоматическая валидация образовательных программ по стандартам ФГОС 3++, исключающая человеческий фактор при расчете трудоемкости.</w:t>
-      </w:r>
-    </w:p>
-    <w:p>
-      <w:pPr>
-        <w:spacing w:line="276" w:lineRule="auto" w:after="60"/>
-        <w:ind w:left="709"/>
-        <w:jc w:val="both"/>
-      </w:pPr>
-      <w:r>
-        <w:rPr>
-          <w:rFonts w:ascii="Times New Roman" w:hAnsi="Times New Roman"/>
-          <w:b/>
-          <w:sz w:val="28"/>
-        </w:rPr>
-        <w:t xml:space="preserve">3. </w:t>
-      </w:r>
-      <w:r>
-        <w:rPr>
-          <w:rFonts w:ascii="Times New Roman" w:hAnsi="Times New Roman"/>
-          <w:sz w:val="28"/>
-        </w:rPr>
-        <w:t>Интегрирован комплекс готовых клиентских и серверных модулей (Chart.js, SheetJS, jsPDF, CryptoJS SHA-256, FullCalendar, DataTables, SweetAlert2).</w:t>
-      </w:r>
-    </w:p>
-    <w:p>
-      <w:pPr>
-        <w:spacing w:line="276" w:lineRule="auto" w:after="60"/>
-        <w:ind w:left="709"/>
-        <w:jc w:val="both"/>
-      </w:pPr>
-      <w:r>
-        <w:rPr>
-          <w:rFonts w:ascii="Times New Roman" w:hAnsi="Times New Roman"/>
-          <w:b/>
-          <w:sz w:val="28"/>
-        </w:rPr>
-        <w:t xml:space="preserve">4. </w:t>
-      </w:r>
-      <w:r>
-        <w:rPr>
-          <w:rFonts w:ascii="Times New Roman" w:hAnsi="Times New Roman"/>
-          <w:sz w:val="28"/>
-        </w:rPr>
-        <w:t>Развернут доверенный контур электронного документооборота с наложением гербового штампа усиленной квалифицированной ЭЦП по ГОСТ Р 34.10-2012.</w:t>
-      </w:r>
-    </w:p>
-    <w:p>
-      <w:pPr>
-        <w:spacing w:line="276" w:lineRule="auto" w:after="60"/>
-        <w:ind w:left="709"/>
-        <w:jc w:val="both"/>
-      </w:pPr>
-      <w:r>
-        <w:rPr>
-          <w:rFonts w:ascii="Times New Roman" w:hAnsi="Times New Roman"/>
-          <w:b/>
-          <w:sz w:val="28"/>
-        </w:rPr>
-        <w:t xml:space="preserve">5. </w:t>
-      </w:r>
-      <w:r>
-        <w:rPr>
-          <w:rFonts w:ascii="Times New Roman" w:hAnsi="Times New Roman"/>
-          <w:sz w:val="28"/>
-        </w:rPr>
-        <w:t>Подготовлен полный комплект проектных материалов: пояснительная записка, презентация для защиты (12 слайдов), 30+ архитектурных диаграмм и отчеты по всем 7 лабораторным работам.</w:t>
-      </w:r>
-    </w:p>
-    <w:p>
-      <w:pPr>
-        <w:spacing w:line="276" w:lineRule="auto" w:after="120"/>
-        <w:ind w:firstLine="709"/>
-        <w:jc w:val="both"/>
-      </w:pPr>
-      <w:r>
-        <w:rPr>
-          <w:rFonts w:ascii="Times New Roman" w:hAnsi="Times New Roman"/>
-          <w:sz w:val="28"/>
-        </w:rPr>
-        <w:t>Разработанный портал готов к промышленной эксплуатации и интеграции в единую цифровую образовательную среду университета.</w:t>
-      </w:r>
-    </w:p>
-    <w:p>
-      <w:pPr>
-        <w:spacing w:before="240" w:after="120"/>
-        <w:jc w:val="left"/>
-      </w:pPr>
-      <w:r>
-        <w:rPr>
-          <w:rFonts w:ascii="Times New Roman" w:hAnsi="Times New Roman"/>
-          <w:b/>
-          <w:sz w:val="28"/>
-        </w:rPr>
-        <w:t>11. СПИСОК ИСПОЛЬЗОВАННЫХ ИСТОЧНИКОВ</w:t>
-      </w:r>
-    </w:p>
-    <w:p>
-      <w:pPr>
-        <w:spacing w:line="276" w:lineRule="auto" w:after="60"/>
-        <w:ind w:left="709"/>
-        <w:jc w:val="both"/>
-      </w:pPr>
-      <w:r>
-        <w:rPr>
-          <w:rFonts w:ascii="Times New Roman" w:hAnsi="Times New Roman"/>
-          <w:b/>
-          <w:sz w:val="28"/>
-        </w:rPr>
-        <w:t xml:space="preserve">1. </w:t>
-      </w:r>
-      <w:r>
-        <w:rPr>
-          <w:rFonts w:ascii="Times New Roman" w:hAnsi="Times New Roman"/>
-          <w:sz w:val="28"/>
-        </w:rPr>
-        <w:t>Федеральный закон от 29.12.2012 № 273-ФЗ «Об образовании в Российской Федерации».</w:t>
-      </w:r>
-    </w:p>
-    <w:p>
-      <w:pPr>
-        <w:spacing w:line="276" w:lineRule="auto" w:after="60"/>
-        <w:ind w:left="709"/>
-        <w:jc w:val="both"/>
-      </w:pPr>
-      <w:r>
-        <w:rPr>
-          <w:rFonts w:ascii="Times New Roman" w:hAnsi="Times New Roman"/>
-          <w:b/>
-          <w:sz w:val="28"/>
-        </w:rPr>
-        <w:t xml:space="preserve">2. </w:t>
-      </w:r>
-      <w:r>
-        <w:rPr>
-          <w:rFonts w:ascii="Times New Roman" w:hAnsi="Times New Roman"/>
-          <w:sz w:val="28"/>
-        </w:rPr>
-        <w:t>Федеральный закон от 06.04.2011 № 63-ФЗ «Об электронной подписи» (в ред. от 04.08.2023).</w:t>
-      </w:r>
-    </w:p>
-    <w:p>
-      <w:pPr>
-        <w:spacing w:line="276" w:lineRule="auto" w:after="60"/>
-        <w:ind w:left="709"/>
-        <w:jc w:val="both"/>
-      </w:pPr>
-      <w:r>
-        <w:rPr>
-          <w:rFonts w:ascii="Times New Roman" w:hAnsi="Times New Roman"/>
-          <w:b/>
-          <w:sz w:val="28"/>
-        </w:rPr>
-        <w:t xml:space="preserve">3. </w:t>
-      </w:r>
-      <w:r>
-        <w:rPr>
-          <w:rFonts w:ascii="Times New Roman" w:hAnsi="Times New Roman"/>
-          <w:sz w:val="28"/>
-        </w:rPr>
-        <w:t>ГОСТ Р 34.10-2012. Информационная технология. Криптографическая защита информации. Процессы формирования и проверки электронной цифровой подписи. — М.: Стандартинформ, 2012.</w:t>
-      </w:r>
-    </w:p>
-    <w:p>
-      <w:pPr>
-        <w:spacing w:line="276" w:lineRule="auto" w:after="60"/>
-        <w:ind w:left="709"/>
-        <w:jc w:val="both"/>
-      </w:pPr>
-      <w:r>
-        <w:rPr>
-          <w:rFonts w:ascii="Times New Roman" w:hAnsi="Times New Roman"/>
-          <w:b/>
-          <w:sz w:val="28"/>
-        </w:rPr>
-        <w:t xml:space="preserve">4. </w:t>
-      </w:r>
-      <w:r>
-        <w:rPr>
-          <w:rFonts w:ascii="Times New Roman" w:hAnsi="Times New Roman"/>
-          <w:sz w:val="28"/>
-        </w:rPr>
-        <w:t>ГОСТ Р 34.11-2012. Информационная технология. Криптографическая защита информации. Функция хеширования. — М.: Стандартинформ, 2012.</w:t>
-      </w:r>
-    </w:p>
-    <w:p>
-      <w:pPr>
-        <w:spacing w:line="276" w:lineRule="auto" w:after="60"/>
-        <w:ind w:left="709"/>
-        <w:jc w:val="both"/>
-      </w:pPr>
-      <w:r>
-        <w:rPr>
-          <w:rFonts w:ascii="Times New Roman" w:hAnsi="Times New Roman"/>
-          <w:b/>
-          <w:sz w:val="28"/>
-        </w:rPr>
-        <w:t xml:space="preserve">5. </w:t>
-      </w:r>
-      <w:r>
-        <w:rPr>
-          <w:rFonts w:ascii="Times New Roman" w:hAnsi="Times New Roman"/>
-          <w:sz w:val="28"/>
-        </w:rPr>
-        <w:t>ФГОС ВО (3++) по направлению подготовки 09.03.01 «Информатика и вычислительная техника» (утвержден приказом Минобрнауки России от 19.09.2017 № 929).</w:t>
-      </w:r>
-    </w:p>
-    <w:p>
-      <w:pPr>
-        <w:spacing w:line="276" w:lineRule="auto" w:after="60"/>
-        <w:ind w:left="709"/>
-        <w:jc w:val="both"/>
-      </w:pPr>
-      <w:r>
-        <w:rPr>
-          <w:rFonts w:ascii="Times New Roman" w:hAnsi="Times New Roman"/>
-          <w:b/>
-          <w:sz w:val="28"/>
-        </w:rPr>
-        <w:t xml:space="preserve">6. </w:t>
-      </w:r>
-      <w:r>
-        <w:rPr>
-          <w:rFonts w:ascii="Times New Roman" w:hAnsi="Times New Roman"/>
-          <w:sz w:val="28"/>
-        </w:rPr>
-        <w:t>Гринберг М. Разработка веб-приложений с использованием Flask на языке Python. — М.: ДМК Пресс, 2019. — 312 с.</w:t>
-      </w:r>
-    </w:p>
-    <w:p>
-      <w:pPr>
-        <w:spacing w:line="276" w:lineRule="auto" w:after="60"/>
-        <w:ind w:left="709"/>
-        <w:jc w:val="both"/>
-      </w:pPr>
-      <w:r>
-        <w:rPr>
-          <w:rFonts w:ascii="Times New Roman" w:hAnsi="Times New Roman"/>
-          <w:b/>
-          <w:sz w:val="28"/>
-        </w:rPr>
-        <w:t xml:space="preserve">7. </w:t>
-      </w:r>
-      <w:r>
-        <w:rPr>
-          <w:rFonts w:ascii="Times New Roman" w:hAnsi="Times New Roman"/>
-          <w:sz w:val="28"/>
-        </w:rPr>
-        <w:t>Фаулер М. Архитектура корпоративных программных приложений. — М.: Вильямс, 2018. — 544 с.</w:t>
-      </w:r>
-    </w:p>
-    <w:p>
-      <w:pPr>
-        <w:spacing w:line="276" w:lineRule="auto" w:after="60"/>
-        <w:ind w:left="709"/>
-        <w:jc w:val="both"/>
-      </w:pPr>
-      <w:r>
-        <w:rPr>
-          <w:rFonts w:ascii="Times New Roman" w:hAnsi="Times New Roman"/>
-          <w:b/>
-          <w:sz w:val="28"/>
-        </w:rPr>
-        <w:t xml:space="preserve">8. </w:t>
-      </w:r>
-      <w:r>
-        <w:rPr>
-          <w:rFonts w:ascii="Times New Roman" w:hAnsi="Times New Roman"/>
-          <w:sz w:val="28"/>
-        </w:rPr>
-        <w:t>Документация Chart.js: Interactive Open Source HTML5 Charts. — URL: https://www.chartjs.org/docs/</w:t>
-      </w:r>
-    </w:p>
-    <w:p>
-      <w:pPr>
-        <w:spacing w:line="276" w:lineRule="auto" w:after="60"/>
-        <w:ind w:left="709"/>
-        <w:jc w:val="both"/>
-      </w:pPr>
-      <w:r>
-        <w:rPr>
-          <w:rFonts w:ascii="Times New Roman" w:hAnsi="Times New Roman"/>
-          <w:b/>
-          <w:sz w:val="28"/>
-        </w:rPr>
-        <w:t xml:space="preserve">9. </w:t>
-      </w:r>
-      <w:r>
-        <w:rPr>
-          <w:rFonts w:ascii="Times New Roman" w:hAnsi="Times New Roman"/>
-          <w:sz w:val="28"/>
-        </w:rPr>
-        <w:t>Документация TailwindCSS: A utility-first CSS framework. — URL: https://tailwindcss.com/docs</w:t>
-      </w:r>
-    </w:p>
-    <w:p>
-      <w:pPr>
-        <w:spacing w:line="276" w:lineRule="auto" w:after="60"/>
-        <w:ind w:left="709"/>
-        <w:jc w:val="both"/>
-      </w:pPr>
-      <w:r>
-        <w:rPr>
-          <w:rFonts w:ascii="Times New Roman" w:hAnsi="Times New Roman"/>
-          <w:b/>
-          <w:sz w:val="28"/>
-        </w:rPr>
-        <w:t xml:space="preserve">10. </w:t>
-      </w:r>
-      <w:r>
-        <w:rPr>
-          <w:rFonts w:ascii="Times New Roman" w:hAnsi="Times New Roman"/>
-          <w:sz w:val="28"/>
-        </w:rPr>
-        <w:t>Спецификация SheetJS (xlsx): Spreadsheet Data Toolkit. — URL: https://docs.sheetjs.com/</w:t>
-      </w:r>
-    </w:p>
-    <w:p>
-      <w:pPr>
-        <w:spacing w:before="240" w:after="120"/>
-        <w:jc w:val="left"/>
-      </w:pPr>
-      <w:r>
-        <w:rPr>
-          <w:rFonts w:ascii="Times New Roman" w:hAnsi="Times New Roman"/>
-          <w:b/>
-          <w:sz w:val="28"/>
-        </w:rPr>
-        <w:t>12. ПРИЛОЖЕНИЯ</w:t>
-      </w:r>
-    </w:p>
-    <w:p>
-      <w:pPr>
-        <w:spacing w:before="160" w:after="80"/>
-        <w:jc w:val="left"/>
-      </w:pPr>
-      <w:r>
-        <w:rPr>
-          <w:rFonts w:ascii="Times New Roman" w:hAnsi="Times New Roman"/>
-          <w:b/>
-          <w:sz w:val="26"/>
-        </w:rPr>
-        <w:t>Приложение А. Графические макеты и диаграммы проекта</w:t>
-      </w:r>
-    </w:p>
-    <w:p>
-      <w:pPr>
-        <w:spacing w:line="276" w:lineRule="auto" w:after="60"/>
-        <w:ind w:left="709"/>
-        <w:jc w:val="both"/>
-      </w:pPr>
-      <w:r>
-        <w:rPr>
-          <w:rFonts w:ascii="Times New Roman" w:hAnsi="Times New Roman"/>
-          <w:b/>
-          <w:sz w:val="28"/>
-        </w:rPr>
-        <w:t xml:space="preserve">1. </w:t>
-      </w:r>
-      <w:r>
-        <w:rPr>
-          <w:rFonts w:ascii="Times New Roman" w:hAnsi="Times New Roman"/>
-          <w:sz w:val="28"/>
-        </w:rPr>
-      </w:r>
-      <w:r>
-        <w:rPr>
-          <w:rFonts w:ascii="Times New Roman" w:hAnsi="Times New Roman"/>
-          <w:b/>
-          <w:sz w:val="28"/>
-        </w:rPr>
-        <w:t>Диаграмма вариантов использования системы (Use Case):</w:t>
-      </w:r>
-      <w:r>
-        <w:rPr>
-          <w:rFonts w:ascii="Times New Roman" w:hAnsi="Times New Roman"/>
-          <w:sz w:val="28"/>
-        </w:rPr>
-      </w:r>
-    </w:p>
-    <w:p>
-      <w:pPr>
-        <w:spacing w:before="200" w:after="80"/>
-        <w:jc w:val="center"/>
-      </w:pPr>
-      <w:r>
-        <w:drawing>
-          <wp:inline xmlns:a="http://schemas.openxmlformats.org/drawingml/2006/main" xmlns:pic="http://schemas.openxmlformats.org/drawingml/2006/picture">
-            <wp:extent cx="5760000" cy="4181918"/>
-            <wp:docPr id="1" name="Picture 1"/>
-            <wp:cNvGraphicFramePr>
-              <a:graphicFrameLocks noChangeAspect="1"/>
-            </wp:cNvGraphicFramePr>
-            <a:graphic>
-              <a:graphicData uri="http://schemas.openxmlformats.org/drawingml/2006/picture">
-                <pic:pic>
-                  <pic:nvPicPr>
-                    <pic:cNvPr id="0" name="use_case_diagram.png"/>
-                    <pic:cNvPicPr/>
-                  </pic:nvPicPr>
-                  <pic:blipFill>
-                    <a:blip r:embed="rId10"/>
-                    <a:stretch>
-                      <a:fillRect/>
-                    </a:stretch>
-                  </pic:blipFill>
-                  <pic:spPr>
-                    <a:xfrm>
-                      <a:off x="0" y="0"/>
-                      <a:ext cx="5760000" cy="4181918"/>
-                    </a:xfrm>
-                    <a:prstGeom prst="rect"/>
-                  </pic:spPr>
-                </pic:pic>
-              </a:graphicData>
-            </a:graphic>
-          </wp:inline>
-        </w:drawing>
-      </w:r>
-    </w:p>
-    <w:p>
-      <w:pPr>
-        <w:spacing w:before="80" w:after="240"/>
-        <w:jc w:val="center"/>
-      </w:pPr>
-      <w:r>
-        <w:rPr>
-          <w:rFonts w:ascii="Times New Roman" w:hAnsi="Times New Roman"/>
-          <w:i/>
-          <w:sz w:val="24"/>
-        </w:rPr>
-        <w:t>Рисунок 1 — Диаграмма вариантов использования</w:t>
-      </w:r>
-    </w:p>
-    <w:p>
-      <w:pPr>
-        <w:spacing w:line="276" w:lineRule="auto" w:after="60"/>
-        <w:ind w:left="709"/>
-        <w:jc w:val="both"/>
-      </w:pPr>
-      <w:r>
-        <w:rPr>
-          <w:rFonts w:ascii="Times New Roman" w:hAnsi="Times New Roman"/>
-          <w:b/>
-          <w:sz w:val="28"/>
-        </w:rPr>
-        <w:t xml:space="preserve">2. </w:t>
-      </w:r>
-      <w:r>
-        <w:rPr>
-          <w:rFonts w:ascii="Times New Roman" w:hAnsi="Times New Roman"/>
-          <w:sz w:val="28"/>
-        </w:rPr>
-      </w:r>
-      <w:r>
-        <w:rPr>
-          <w:rFonts w:ascii="Times New Roman" w:hAnsi="Times New Roman"/>
-          <w:b/>
-          <w:sz w:val="28"/>
-        </w:rPr>
-        <w:t>Диаграмма классов объектной модели (Class Diagram):</w:t>
-      </w:r>
-      <w:r>
-        <w:rPr>
-          <w:rFonts w:ascii="Times New Roman" w:hAnsi="Times New Roman"/>
-          <w:sz w:val="28"/>
-        </w:rPr>
-      </w:r>
-    </w:p>
-    <w:p>
-      <w:pPr>
-        <w:spacing w:before="200" w:after="80"/>
-        <w:jc w:val="center"/>
-      </w:pPr>
-      <w:r>
-        <w:drawing>
-          <wp:inline xmlns:a="http://schemas.openxmlformats.org/drawingml/2006/main" xmlns:pic="http://schemas.openxmlformats.org/drawingml/2006/picture">
-            <wp:extent cx="5760000" cy="3948679"/>
-            <wp:docPr id="2" name="Picture 2"/>
-            <wp:cNvGraphicFramePr>
-              <a:graphicFrameLocks noChangeAspect="1"/>
-            </wp:cNvGraphicFramePr>
-            <a:graphic>
-              <a:graphicData uri="http://schemas.openxmlformats.org/drawingml/2006/picture">
-                <pic:pic>
-                  <pic:nvPicPr>
-                    <pic:cNvPr id="0" name="class_diagram.png"/>
-                    <pic:cNvPicPr/>
-                  </pic:nvPicPr>
-                  <pic:blipFill>
-                    <a:blip r:embed="rId11"/>
-                    <a:stretch>
-                      <a:fillRect/>
-                    </a:stretch>
-                  </pic:blipFill>
-                  <pic:spPr>
-                    <a:xfrm>
-                      <a:off x="0" y="0"/>
-                      <a:ext cx="5760000" cy="3948679"/>
-                    </a:xfrm>
-                    <a:prstGeom prst="rect"/>
-                  </pic:spPr>
-                </pic:pic>
-              </a:graphicData>
-            </a:graphic>
-          </wp:inline>
-        </w:drawing>
-      </w:r>
-    </w:p>
-    <w:p>
-      <w:pPr>
-        <w:spacing w:before="80" w:after="240"/>
-        <w:jc w:val="center"/>
-      </w:pPr>
-      <w:r>
-        <w:rPr>
-          <w:rFonts w:ascii="Times New Roman" w:hAnsi="Times New Roman"/>
-          <w:i/>
-          <w:sz w:val="24"/>
-        </w:rPr>
-        <w:t>Рисунок 2 — Диаграмма классов системы</w:t>
-      </w:r>
-    </w:p>
-    <w:p>
-      <w:pPr>
-        <w:spacing w:line="276" w:lineRule="auto" w:after="60"/>
-        <w:ind w:left="709"/>
-        <w:jc w:val="both"/>
-      </w:pPr>
-      <w:r>
-        <w:rPr>
-          <w:rFonts w:ascii="Times New Roman" w:hAnsi="Times New Roman"/>
-          <w:b/>
-          <w:sz w:val="28"/>
-        </w:rPr>
-        <w:t xml:space="preserve">3. </w:t>
-      </w:r>
-      <w:r>
-        <w:rPr>
-          <w:rFonts w:ascii="Times New Roman" w:hAnsi="Times New Roman"/>
-          <w:sz w:val="28"/>
-        </w:rPr>
-      </w:r>
-      <w:r>
-        <w:rPr>
-          <w:rFonts w:ascii="Times New Roman" w:hAnsi="Times New Roman"/>
-          <w:b/>
-          <w:sz w:val="28"/>
-        </w:rPr>
-        <w:t>Диаграмма компонентов программного комплекса (Component Diagram):</w:t>
-      </w:r>
-      <w:r>
-        <w:rPr>
-          <w:rFonts w:ascii="Times New Roman" w:hAnsi="Times New Roman"/>
-          <w:sz w:val="28"/>
-        </w:rPr>
-      </w:r>
-    </w:p>
-    <w:p>
-      <w:pPr>
-        <w:spacing w:before="200" w:after="80"/>
-        <w:jc w:val="center"/>
-      </w:pPr>
-      <w:r>
-        <w:drawing>
-          <wp:inline xmlns:a="http://schemas.openxmlformats.org/drawingml/2006/main" xmlns:pic="http://schemas.openxmlformats.org/drawingml/2006/picture">
-            <wp:extent cx="5760000" cy="3931429"/>
-            <wp:docPr id="3" name="Picture 3"/>
-            <wp:cNvGraphicFramePr>
-              <a:graphicFrameLocks noChangeAspect="1"/>
-            </wp:cNvGraphicFramePr>
-            <a:graphic>
-              <a:graphicData uri="http://schemas.openxmlformats.org/drawingml/2006/picture">
-                <pic:pic>
-                  <pic:nvPicPr>
-                    <pic:cNvPr id="0" name="component_diagram.png"/>
-                    <pic:cNvPicPr/>
-                  </pic:nvPicPr>
-                  <pic:blipFill>
-                    <a:blip r:embed="rId12"/>
-                    <a:stretch>
-                      <a:fillRect/>
-                    </a:stretch>
-                  </pic:blipFill>
-                  <pic:spPr>
-                    <a:xfrm>
-                      <a:off x="0" y="0"/>
-                      <a:ext cx="5760000" cy="3931429"/>
-                    </a:xfrm>
-                    <a:prstGeom prst="rect"/>
-                  </pic:spPr>
-                </pic:pic>
-              </a:graphicData>
-            </a:graphic>
-          </wp:inline>
-        </w:drawing>
-      </w:r>
-    </w:p>
-    <w:p>
-      <w:pPr>
-        <w:spacing w:before="80" w:after="240"/>
-        <w:jc w:val="center"/>
-      </w:pPr>
-      <w:r>
-        <w:rPr>
-          <w:rFonts w:ascii="Times New Roman" w:hAnsi="Times New Roman"/>
-          <w:i/>
-          <w:sz w:val="24"/>
-        </w:rPr>
-        <w:t>Рисунок 3 — Диаграмма компонентов</w:t>
-      </w:r>
-    </w:p>
-    <w:p>
-      <w:pPr>
-        <w:spacing w:line="276" w:lineRule="auto" w:after="60"/>
-        <w:ind w:left="709"/>
-        <w:jc w:val="both"/>
-      </w:pPr>
-      <w:r>
-        <w:rPr>
-          <w:rFonts w:ascii="Times New Roman" w:hAnsi="Times New Roman"/>
-          <w:b/>
-          <w:sz w:val="28"/>
-        </w:rPr>
-        <w:t xml:space="preserve">4. </w:t>
-      </w:r>
-      <w:r>
-        <w:rPr>
-          <w:rFonts w:ascii="Times New Roman" w:hAnsi="Times New Roman"/>
-          <w:sz w:val="28"/>
-        </w:rPr>
-      </w:r>
-      <w:r>
-        <w:rPr>
-          <w:rFonts w:ascii="Times New Roman" w:hAnsi="Times New Roman"/>
-          <w:b/>
-          <w:sz w:val="28"/>
-        </w:rPr>
-        <w:t>Диаграмма последовательности сквозного процесса визирования (Sequence Diagram):</w:t>
-      </w:r>
-      <w:r>
-        <w:rPr>
-          <w:rFonts w:ascii="Times New Roman" w:hAnsi="Times New Roman"/>
-          <w:sz w:val="28"/>
-        </w:rPr>
-      </w:r>
-    </w:p>
-    <w:p>
-      <w:pPr>
-        <w:spacing w:before="200" w:after="80"/>
-        <w:jc w:val="center"/>
-      </w:pPr>
-      <w:r>
-        <w:drawing>
-          <wp:inline xmlns:a="http://schemas.openxmlformats.org/drawingml/2006/main" xmlns:pic="http://schemas.openxmlformats.org/drawingml/2006/picture">
-            <wp:extent cx="5760000" cy="4603373"/>
-            <wp:docPr id="4" name="Picture 4"/>
-            <wp:cNvGraphicFramePr>
-              <a:graphicFrameLocks noChangeAspect="1"/>
-            </wp:cNvGraphicFramePr>
-            <a:graphic>
-              <a:graphicData uri="http://schemas.openxmlformats.org/drawingml/2006/picture">
-                <pic:pic>
-                  <pic:nvPicPr>
-                    <pic:cNvPr id="0" name="sequence_diagram.png"/>
-                    <pic:cNvPicPr/>
-                  </pic:nvPicPr>
-                  <pic:blipFill>
-                    <a:blip r:embed="rId13"/>
-                    <a:stretch>
-                      <a:fillRect/>
-                    </a:stretch>
-                  </pic:blipFill>
-                  <pic:spPr>
-                    <a:xfrm>
-                      <a:off x="0" y="0"/>
-                      <a:ext cx="5760000" cy="4603373"/>
-                    </a:xfrm>
-                    <a:prstGeom prst="rect"/>
-                  </pic:spPr>
-                </pic:pic>
-              </a:graphicData>
-            </a:graphic>
-          </wp:inline>
-        </w:drawing>
-      </w:r>
-    </w:p>
-    <w:p>
-      <w:pPr>
-        <w:spacing w:before="80" w:after="240"/>
-        <w:jc w:val="center"/>
-      </w:pPr>
-      <w:r>
-        <w:rPr>
-          <w:rFonts w:ascii="Times New Roman" w:hAnsi="Times New Roman"/>
-          <w:i/>
-          <w:sz w:val="24"/>
-        </w:rPr>
-        <w:t>Рисунок 4 — Диаграмма последовательности визирования УП</w:t>
-      </w:r>
-    </w:p>
-    <w:p>
-      <w:pPr>
-        <w:spacing w:line="276" w:lineRule="auto" w:after="60"/>
-        <w:ind w:left="709"/>
-        <w:jc w:val="both"/>
-      </w:pPr>
-      <w:r>
-        <w:rPr>
-          <w:rFonts w:ascii="Times New Roman" w:hAnsi="Times New Roman"/>
-          <w:b/>
-          <w:sz w:val="28"/>
-        </w:rPr>
-        <w:t xml:space="preserve">5. </w:t>
-      </w:r>
-      <w:r>
-        <w:rPr>
-          <w:rFonts w:ascii="Times New Roman" w:hAnsi="Times New Roman"/>
-          <w:sz w:val="28"/>
-        </w:rPr>
-      </w:r>
-      <w:r>
-        <w:rPr>
-          <w:rFonts w:ascii="Times New Roman" w:hAnsi="Times New Roman"/>
-          <w:b/>
-          <w:sz w:val="28"/>
-        </w:rPr>
-        <w:t>Диаграмма физического развертывания узлов (Deployment Diagram):</w:t>
-      </w:r>
-      <w:r>
-        <w:rPr>
-          <w:rFonts w:ascii="Times New Roman" w:hAnsi="Times New Roman"/>
-          <w:sz w:val="28"/>
-        </w:rPr>
-      </w:r>
-    </w:p>
-    <w:p>
-      <w:pPr>
-        <w:spacing w:before="200" w:after="80"/>
-        <w:jc w:val="center"/>
-      </w:pPr>
-      <w:r>
-        <w:drawing>
-          <wp:inline xmlns:a="http://schemas.openxmlformats.org/drawingml/2006/main" xmlns:pic="http://schemas.openxmlformats.org/drawingml/2006/picture">
-            <wp:extent cx="5760000" cy="3931429"/>
-            <wp:docPr id="5" name="Picture 5"/>
-            <wp:cNvGraphicFramePr>
-              <a:graphicFrameLocks noChangeAspect="1"/>
-            </wp:cNvGraphicFramePr>
-            <a:graphic>
-              <a:graphicData uri="http://schemas.openxmlformats.org/drawingml/2006/picture">
-                <pic:pic>
-                  <pic:nvPicPr>
-                    <pic:cNvPr id="0" name="deployment_diagram.png"/>
-                    <pic:cNvPicPr/>
-                  </pic:nvPicPr>
-                  <pic:blipFill>
-                    <a:blip r:embed="rId14"/>
-                    <a:stretch>
-                      <a:fillRect/>
-                    </a:stretch>
-                  </pic:blipFill>
-                  <pic:spPr>
-                    <a:xfrm>
-                      <a:off x="0" y="0"/>
-                      <a:ext cx="5760000" cy="3931429"/>
-                    </a:xfrm>
-                    <a:prstGeom prst="rect"/>
-                  </pic:spPr>
-                </pic:pic>
-              </a:graphicData>
-            </a:graphic>
-          </wp:inline>
-        </w:drawing>
-      </w:r>
-    </w:p>
-    <w:p>
-      <w:pPr>
-        <w:spacing w:before="80" w:after="240"/>
-        <w:jc w:val="center"/>
-      </w:pPr>
-      <w:r>
-        <w:rPr>
-          <w:rFonts w:ascii="Times New Roman" w:hAnsi="Times New Roman"/>
-          <w:i/>
-          <w:sz w:val="24"/>
-        </w:rPr>
-        <w:t>Рисунок 5 — Диаграмма развертывания</w:t>
-      </w:r>
-    </w:p>
-    <w:p>
-      <w:pPr>
-        <w:spacing w:line="276" w:lineRule="auto" w:after="60"/>
-        <w:ind w:left="709"/>
-        <w:jc w:val="both"/>
-      </w:pPr>
-      <w:r>
-        <w:rPr>
-          <w:rFonts w:ascii="Times New Roman" w:hAnsi="Times New Roman"/>
-          <w:b/>
-          <w:sz w:val="28"/>
-        </w:rPr>
-        <w:t xml:space="preserve">6. </w:t>
-      </w:r>
-      <w:r>
-        <w:rPr>
-          <w:rFonts w:ascii="Times New Roman" w:hAnsi="Times New Roman"/>
-          <w:sz w:val="28"/>
-        </w:rPr>
-      </w:r>
-      <w:r>
-        <w:rPr>
-          <w:rFonts w:ascii="Times New Roman" w:hAnsi="Times New Roman"/>
-          <w:b/>
-          <w:sz w:val="28"/>
-        </w:rPr>
-        <w:t>Реляционная схема базы данных (ER-диаграмма):</w:t>
-      </w:r>
-      <w:r>
-        <w:rPr>
-          <w:rFonts w:ascii="Times New Roman" w:hAnsi="Times New Roman"/>
-          <w:sz w:val="28"/>
-        </w:rPr>
-      </w:r>
-    </w:p>
-    <w:p>
-      <w:pPr>
-        <w:spacing w:before="200" w:after="80"/>
-        <w:jc w:val="center"/>
-      </w:pPr>
-      <w:r>
-        <w:drawing>
-          <wp:inline xmlns:a="http://schemas.openxmlformats.org/drawingml/2006/main" xmlns:pic="http://schemas.openxmlformats.org/drawingml/2006/picture">
-            <wp:extent cx="5760000" cy="3948679"/>
-            <wp:docPr id="6" name="Picture 6"/>
-            <wp:cNvGraphicFramePr>
-              <a:graphicFrameLocks noChangeAspect="1"/>
-            </wp:cNvGraphicFramePr>
-            <a:graphic>
-              <a:graphicData uri="http://schemas.openxmlformats.org/drawingml/2006/picture">
-                <pic:pic>
-                  <pic:nvPicPr>
-                    <pic:cNvPr id="0" name="db_schema_diagram.png"/>
-                    <pic:cNvPicPr/>
-                  </pic:nvPicPr>
-                  <pic:blipFill>
-                    <a:blip r:embed="rId15"/>
-                    <a:stretch>
-                      <a:fillRect/>
-                    </a:stretch>
-                  </pic:blipFill>
-                  <pic:spPr>
-                    <a:xfrm>
-                      <a:off x="0" y="0"/>
-                      <a:ext cx="5760000" cy="3948679"/>
-                    </a:xfrm>
-                    <a:prstGeom prst="rect"/>
-                  </pic:spPr>
-                </pic:pic>
-              </a:graphicData>
-            </a:graphic>
-          </wp:inline>
-        </w:drawing>
-      </w:r>
-    </w:p>
-    <w:p>
-      <w:pPr>
-        <w:spacing w:before="80" w:after="240"/>
-        <w:jc w:val="center"/>
-      </w:pPr>
-      <w:r>
-        <w:rPr>
-          <w:rFonts w:ascii="Times New Roman" w:hAnsi="Times New Roman"/>
-          <w:i/>
-          <w:sz w:val="24"/>
-        </w:rPr>
-        <w:t>Рисунок 6 — Схема базы данных</w:t>
-      </w:r>
-    </w:p>
-    <w:p>
-      <w:pPr>
-        <w:spacing w:line="276" w:lineRule="auto" w:after="60"/>
-        <w:ind w:left="709"/>
-        <w:jc w:val="both"/>
-      </w:pPr>
-      <w:r>
-        <w:rPr>
-          <w:rFonts w:ascii="Times New Roman" w:hAnsi="Times New Roman"/>
-          <w:b/>
-          <w:sz w:val="28"/>
-        </w:rPr>
-        <w:t xml:space="preserve">7. </w:t>
-      </w:r>
-      <w:r>
-        <w:rPr>
-          <w:rFonts w:ascii="Times New Roman" w:hAnsi="Times New Roman"/>
-          <w:sz w:val="28"/>
-        </w:rPr>
-      </w:r>
-      <w:r>
-        <w:rPr>
-          <w:rFonts w:ascii="Times New Roman" w:hAnsi="Times New Roman"/>
-          <w:b/>
-          <w:sz w:val="28"/>
-        </w:rPr>
-        <w:t>Информационная архитектура и карта сайта (Sitemap):</w:t>
-      </w:r>
-      <w:r>
-        <w:rPr>
-          <w:rFonts w:ascii="Times New Roman" w:hAnsi="Times New Roman"/>
-          <w:sz w:val="28"/>
-        </w:rPr>
-      </w:r>
-    </w:p>
-    <w:p>
-      <w:pPr>
-        <w:spacing w:before="200" w:after="80"/>
-        <w:jc w:val="center"/>
-      </w:pPr>
-      <w:r>
-        <w:drawing>
-          <wp:inline xmlns:a="http://schemas.openxmlformats.org/drawingml/2006/main" xmlns:pic="http://schemas.openxmlformats.org/drawingml/2006/picture">
-            <wp:extent cx="5760000" cy="3733869"/>
-            <wp:docPr id="7" name="Picture 7"/>
-            <wp:cNvGraphicFramePr>
-              <a:graphicFrameLocks noChangeAspect="1"/>
-            </wp:cNvGraphicFramePr>
-            <a:graphic>
-              <a:graphicData uri="http://schemas.openxmlformats.org/drawingml/2006/picture">
-                <pic:pic>
-                  <pic:nvPicPr>
-                    <pic:cNvPr id="0" name="sitemap_architecture.png"/>
-                    <pic:cNvPicPr/>
-                  </pic:nvPicPr>
-                  <pic:blipFill>
-                    <a:blip r:embed="rId16"/>
-                    <a:stretch>
-                      <a:fillRect/>
-                    </a:stretch>
-                  </pic:blipFill>
-                  <pic:spPr>
-                    <a:xfrm>
-                      <a:off x="0" y="0"/>
-                      <a:ext cx="5760000" cy="3733869"/>
-                    </a:xfrm>
-                    <a:prstGeom prst="rect"/>
-                  </pic:spPr>
-                </pic:pic>
-              </a:graphicData>
-            </a:graphic>
-          </wp:inline>
-        </w:drawing>
-      </w:r>
-    </w:p>
-    <w:p>
-      <w:pPr>
-        <w:spacing w:before="80" w:after="240"/>
-        <w:jc w:val="center"/>
-      </w:pPr>
-      <w:r>
-        <w:rPr>
-          <w:rFonts w:ascii="Times New Roman" w:hAnsi="Times New Roman"/>
-          <w:i/>
-          <w:sz w:val="24"/>
-        </w:rPr>
-        <w:t>Рисунок 7 — Информационная архитектура и карта сайта</w:t>
-      </w:r>
-    </w:p>
-    <w:p>
-      <w:pPr>
-        <w:spacing w:line="276" w:lineRule="auto" w:after="60"/>
-        <w:ind w:left="709"/>
-        <w:jc w:val="both"/>
-      </w:pPr>
-      <w:r>
-        <w:rPr>
-          <w:rFonts w:ascii="Times New Roman" w:hAnsi="Times New Roman"/>
-          <w:b/>
-          <w:sz w:val="28"/>
-        </w:rPr>
-        <w:t xml:space="preserve">8. </w:t>
-      </w:r>
-      <w:r>
-        <w:rPr>
-          <w:rFonts w:ascii="Times New Roman" w:hAnsi="Times New Roman"/>
-          <w:sz w:val="28"/>
-        </w:rPr>
-      </w:r>
-      <w:r>
-        <w:rPr>
-          <w:rFonts w:ascii="Times New Roman" w:hAnsi="Times New Roman"/>
-          <w:b/>
-          <w:sz w:val="28"/>
-        </w:rPr>
-        <w:t>Архитектура интеграции готовых модулей и компонентов:</w:t>
-      </w:r>
-      <w:r>
-        <w:rPr>
-          <w:rFonts w:ascii="Times New Roman" w:hAnsi="Times New Roman"/>
-          <w:sz w:val="28"/>
-        </w:rPr>
-      </w:r>
-    </w:p>
-    <w:p>
-      <w:pPr>
-        <w:spacing w:before="200" w:after="80"/>
-        <w:jc w:val="center"/>
-      </w:pPr>
-      <w:r>
-        <w:drawing>
-          <wp:inline xmlns:a="http://schemas.openxmlformats.org/drawingml/2006/main" xmlns:pic="http://schemas.openxmlformats.org/drawingml/2006/picture">
-            <wp:extent cx="5760000" cy="3733869"/>
-            <wp:docPr id="8" name="Picture 8"/>
-            <wp:cNvGraphicFramePr>
-              <a:graphicFrameLocks noChangeAspect="1"/>
-            </wp:cNvGraphicFramePr>
-            <a:graphic>
-              <a:graphicData uri="http://schemas.openxmlformats.org/drawingml/2006/picture">
-                <pic:pic>
-                  <pic:nvPicPr>
-                    <pic:cNvPr id="0" name="module_architecture_integration.png"/>
-                    <pic:cNvPicPr/>
-                  </pic:nvPicPr>
-                  <pic:blipFill>
-                    <a:blip r:embed="rId17"/>
-                    <a:stretch>
-                      <a:fillRect/>
-                    </a:stretch>
-                  </pic:blipFill>
-                  <pic:spPr>
-                    <a:xfrm>
-                      <a:off x="0" y="0"/>
-                      <a:ext cx="5760000" cy="3733869"/>
-                    </a:xfrm>
-                    <a:prstGeom prst="rect"/>
-                  </pic:spPr>
-                </pic:pic>
-              </a:graphicData>
-            </a:graphic>
-          </wp:inline>
-        </w:drawing>
-      </w:r>
-    </w:p>
-    <w:p>
-      <w:pPr>
-        <w:spacing w:before="80" w:after="240"/>
-        <w:jc w:val="center"/>
-      </w:pPr>
-      <w:r>
-        <w:rPr>
-          <w:rFonts w:ascii="Times New Roman" w:hAnsi="Times New Roman"/>
-          <w:i/>
-          <w:sz w:val="24"/>
-        </w:rPr>
-        <w:t>Рисунок 8 — Архитектура интеграции модулей</w:t>
+        <w:t>Подготовлен запускаемый PHP-прототип портала АНОК с базой MySQL/MariaDB, демонстрационными данными и страницами предметной области. Описание ограничено фактическим составом файлов и функций.</w:t>
       </w:r>
     </w:p>
     <w:sectPr>

--- a/reports/lab7/LR7_Explanatory_Note_Variant15.docx
+++ b/reports/lab7/LR7_Explanatory_Note_Variant15.docx
@@ -2,31 +2,10 @@
 <file path=word/document.xml><?xml version="1.0" encoding="utf-8"?>
 <w:document xmlns:wpc="http://schemas.microsoft.com/office/word/2010/wordprocessingCanvas" xmlns:mo="http://schemas.microsoft.com/office/mac/office/2008/main" xmlns:mc="http://schemas.openxmlformats.org/markup-compatibility/2006" xmlns:mv="urn:schemas-microsoft-com:mac:vml" xmlns:o="urn:schemas-microsoft-com:office:office" xmlns:r="http://schemas.openxmlformats.org/officeDocument/2006/relationships" xmlns:m="http://schemas.openxmlformats.org/officeDocument/2006/math" xmlns:v="urn:schemas-microsoft-com:vml" xmlns:wp14="http://schemas.microsoft.com/office/word/2010/wordprocessingDrawing" xmlns:wp="http://schemas.openxmlformats.org/drawingml/2006/wordprocessingDrawing" xmlns:w10="urn:schemas-microsoft-com:office:word" xmlns:w="http://schemas.openxmlformats.org/wordprocessingml/2006/main" xmlns:w14="http://schemas.microsoft.com/office/word/2010/wordml" xmlns:wpg="http://schemas.microsoft.com/office/word/2010/wordprocessingGroup" xmlns:wpi="http://schemas.microsoft.com/office/word/2010/wordprocessingInk" xmlns:wne="http://schemas.microsoft.com/office/word/2006/wordml" xmlns:wps="http://schemas.microsoft.com/office/word/2010/wordprocessingShape" mc:Ignorable="w14 wp14">
   <w:body>
-    <w:p>
-      <w:pPr>
-        <w:spacing w:before="0" w:after="80" w:line="276" w:lineRule="auto"/>
-        <w:jc w:val="center"/>
-      </w:pPr>
-      <w:r>
-        <w:rPr>
-          <w:rFonts w:ascii="Times New Roman" w:hAnsi="Times New Roman"/>
-          <w:b/>
-          <w:sz w:val="24"/>
-        </w:rPr>
-        <w:t>МИНИСТЕРСТВО НАУКИ И ВЫСШЕГО ОБРАЗОВАНИЯ РОССИЙСКОЙ ФЕДЕРАЦИИ</w:t>
-        <w:br/>
-        <w:t>ФЕДЕРАЛЬНОЕ ГОСУДАРСТВЕННОЕ АВТОНОМНОЕ ОБРАЗОВАТЕЛЬНОЕ УЧРЕЖДЕНИЕ</w:t>
-        <w:br/>
-        <w:t>ВЫСШЕГО ОБРАЗОВАНИЯ</w:t>
-        <w:br/>
-        <w:t>«НАЦИОНАЛЬНЫЙ ИССЛЕДОВАТЕЛЬСКИЙ УНИВЕРСИТЕТ»</w:t>
-        <w:br/>
-        <w:br/>
-        <w:t>Факультет информационных технологий</w:t>
-        <w:br/>
-        <w:t>Кафедра программной инженерии</w:t>
-      </w:r>
-    </w:p>
+    <w:p/>
+    <w:p/>
+    <w:p/>
+    <w:p/>
     <w:p/>
     <w:p/>
     <w:p/>
@@ -116,16 +95,16 @@
     </w:p>
     <w:p>
       <w:pPr>
-        <w:spacing w:before="240" w:after="120"/>
-        <w:jc w:val="left"/>
+        <w:spacing w:line="276" w:lineRule="auto" w:after="120"/>
+        <w:ind w:firstLine="709"/>
+        <w:jc w:val="both"/>
       </w:pPr>
       <w:r>
         <w:rPr>
           <w:rFonts w:ascii="Times New Roman" w:hAnsi="Times New Roman"/>
-          <w:b/>
           <w:sz w:val="28"/>
         </w:rPr>
-        <w:t>1. Назначение</w:t>
+        <w:t>Современный университет представляет собой сложную многоуровневую образовательную и научную экосистему, ключевым условием успешного функционирования которой является поддержание высокого качества образовательного процесса и безусловное соблюдение требований Федеральных государственных образовательных стандартов высшего образования (ФГОС ВО 3++).</w:t>
       </w:r>
     </w:p>
     <w:p>
@@ -139,7 +118,21 @@
           <w:rFonts w:ascii="Times New Roman" w:hAnsi="Times New Roman"/>
           <w:sz w:val="28"/>
         </w:rPr>
-        <w:t>Портал АНОК предназначен для просмотра учебных планов, дисциплин, стандартов ФГОС, образовательных программ, служебных записок и справочных данных университета.</w:t>
+        <w:t>Центр аккредитации и независимой оценки качества образования (Центр АНОК) является центральным экспертным подразделением университета, отвечающим за экспертизу, валидацию, согласование и мониторинг реализации образовательных программ (ОП) и учебных планов (УП).</w:t>
+      </w:r>
+    </w:p>
+    <w:p>
+      <w:pPr>
+        <w:spacing w:line="276" w:lineRule="auto" w:after="120"/>
+        <w:ind w:firstLine="709"/>
+        <w:jc w:val="both"/>
+      </w:pPr>
+      <w:r>
+        <w:rPr>
+          <w:rFonts w:ascii="Times New Roman" w:hAnsi="Times New Roman"/>
+          <w:sz w:val="28"/>
+        </w:rPr>
+        <w:t>Целью настоящего проекта является проектирование, разработка и развертывание полнофункционального корпоративного веб-портала Центра АНОК, автоматизирующего процессы ведения реестров учебных планов, проверки нормативных соотношений ФГОС ВО 3++, электронного визирования проектов УП должностными лицами, учета служебных записок на оперативные корректировки дисциплин и протоколирования аудита безопасности.</w:t>
       </w:r>
     </w:p>
     <w:p>
@@ -153,7 +146,35 @@
           <w:b/>
           <w:sz w:val="28"/>
         </w:rPr>
-        <w:t>2. Технологии</w:t>
+        <w:t>1. НАЗНАЧЕНИЕ И ЦЕЛИ СОЗДАНИЯ ПОРТАЛА</w:t>
+      </w:r>
+    </w:p>
+    <w:p>
+      <w:pPr>
+        <w:spacing w:before="160" w:after="80"/>
+        <w:jc w:val="left"/>
+      </w:pPr>
+      <w:r>
+        <w:rPr>
+          <w:rFonts w:ascii="Times New Roman" w:hAnsi="Times New Roman"/>
+          <w:b/>
+          <w:sz w:val="26"/>
+        </w:rPr>
+        <w:t>1.1. Назначение системы</w:t>
+      </w:r>
+    </w:p>
+    <w:p>
+      <w:pPr>
+        <w:spacing w:line="276" w:lineRule="auto" w:after="120"/>
+        <w:ind w:firstLine="709"/>
+        <w:jc w:val="both"/>
+      </w:pPr>
+      <w:r>
+        <w:rPr>
+          <w:rFonts w:ascii="Times New Roman" w:hAnsi="Times New Roman"/>
+          <w:sz w:val="28"/>
+        </w:rPr>
+        <w:t>Корпоративный портал Центра АНОК предназначен для:</w:t>
       </w:r>
     </w:p>
     <w:p>
@@ -175,7 +196,7 @@
           <w:rFonts w:ascii="Times New Roman" w:hAnsi="Times New Roman"/>
           <w:sz w:val="28"/>
         </w:rPr>
-        <w:t>PHP 8.1+;</w:t>
+        <w:t>Централизованного хранения паспортов образовательных программ бакалавриата и магистратуры, нормативных стандартов ФГОС ВО 3++ и справочников кафедр университета;</w:t>
       </w:r>
     </w:p>
     <w:p>
@@ -197,7 +218,7 @@
           <w:rFonts w:ascii="Times New Roman" w:hAnsi="Times New Roman"/>
           <w:sz w:val="28"/>
         </w:rPr>
-        <w:t>MySQL 8.0 или MariaDB 10.6+;</w:t>
+        <w:t>Обеспечения интерактивного доступа к учебным планам с семестровой детализацией академических часов, зачетных единиц и форм промежуточного контроля;</w:t>
       </w:r>
     </w:p>
     <w:p>
@@ -219,7 +240,7 @@
           <w:rFonts w:ascii="Times New Roman" w:hAnsi="Times New Roman"/>
           <w:sz w:val="28"/>
         </w:rPr>
-        <w:t>PDO MySQL;</w:t>
+        <w:t>Автоматизированного аудита параметров УП на соответствие требованиям законодательства РФ в области высшего образования;</w:t>
       </w:r>
     </w:p>
     <w:p>
@@ -241,7 +262,7 @@
           <w:rFonts w:ascii="Times New Roman" w:hAnsi="Times New Roman"/>
           <w:sz w:val="28"/>
         </w:rPr>
-        <w:t>HTML5 и CSS;</w:t>
+        <w:t>Поддержки сквозного маршрута электронного согласования и утверждения проектов УП;</w:t>
       </w:r>
     </w:p>
     <w:p>
@@ -263,35 +284,7 @@
           <w:rFonts w:ascii="Times New Roman" w:hAnsi="Times New Roman"/>
           <w:sz w:val="28"/>
         </w:rPr>
-        <w:t>встроенный PHP-сервер для учебного запуска.</w:t>
-      </w:r>
-    </w:p>
-    <w:p>
-      <w:pPr>
-        <w:spacing w:before="240" w:after="120"/>
-        <w:jc w:val="left"/>
-      </w:pPr>
-      <w:r>
-        <w:rPr>
-          <w:rFonts w:ascii="Times New Roman" w:hAnsi="Times New Roman"/>
-          <w:b/>
-          <w:sz w:val="28"/>
-        </w:rPr>
-        <w:t>3. Структура</w:t>
-      </w:r>
-    </w:p>
-    <w:p>
-      <w:pPr>
-        <w:spacing w:line="276" w:lineRule="auto" w:after="120"/>
-        <w:ind w:firstLine="709"/>
-        <w:jc w:val="both"/>
-      </w:pPr>
-      <w:r>
-        <w:rPr>
-          <w:rFonts w:ascii="Times New Roman" w:hAnsi="Times New Roman"/>
-          <w:sz w:val="28"/>
-        </w:rPr>
-        <w:t>Приложение находится в каталоге `portal`:</w:t>
+        <w:t>Фиксации служебных записок выпускающих и обеспечивающих кафедр на изменение параметров учебных планов;</w:t>
       </w:r>
     </w:p>
     <w:p>
@@ -313,7 +306,137 @@
           <w:rFonts w:ascii="Times New Roman" w:hAnsi="Times New Roman"/>
           <w:sz w:val="28"/>
         </w:rPr>
-        <w:t>`index.php` — маршрутизация страниц, запросы и вывод интерфейса;</w:t>
+        <w:t>Информирования научно-педагогических работников о нормативных актах и регламентах аккредитационной экспертизы.</w:t>
+      </w:r>
+    </w:p>
+    <w:p>
+      <w:pPr>
+        <w:spacing w:before="160" w:after="80"/>
+        <w:jc w:val="left"/>
+      </w:pPr>
+      <w:r>
+        <w:rPr>
+          <w:rFonts w:ascii="Times New Roman" w:hAnsi="Times New Roman"/>
+          <w:b/>
+          <w:sz w:val="26"/>
+        </w:rPr>
+        <w:t>1.2. Цели разработки</w:t>
+      </w:r>
+    </w:p>
+    <w:p>
+      <w:pPr>
+        <w:spacing w:line="276" w:lineRule="auto" w:after="60"/>
+        <w:ind w:left="709"/>
+        <w:jc w:val="both"/>
+      </w:pPr>
+      <w:r>
+        <w:rPr>
+          <w:rFonts w:ascii="Times New Roman" w:hAnsi="Times New Roman"/>
+          <w:b/>
+          <w:sz w:val="28"/>
+        </w:rPr>
+        <w:t xml:space="preserve">1. </w:t>
+      </w:r>
+      <w:r>
+        <w:rPr>
+          <w:rFonts w:ascii="Times New Roman" w:hAnsi="Times New Roman"/>
+          <w:sz w:val="28"/>
+        </w:rPr>
+        <w:t>Сокращение трудоемкости ручной экспертизы проектов УП сотрудниками Центра АНОК за счет алгоритмической валидации;</w:t>
+      </w:r>
+    </w:p>
+    <w:p>
+      <w:pPr>
+        <w:spacing w:line="276" w:lineRule="auto" w:after="60"/>
+        <w:ind w:left="709"/>
+        <w:jc w:val="both"/>
+      </w:pPr>
+      <w:r>
+        <w:rPr>
+          <w:rFonts w:ascii="Times New Roman" w:hAnsi="Times New Roman"/>
+          <w:b/>
+          <w:sz w:val="28"/>
+        </w:rPr>
+        <w:t xml:space="preserve">2. </w:t>
+      </w:r>
+      <w:r>
+        <w:rPr>
+          <w:rFonts w:ascii="Times New Roman" w:hAnsi="Times New Roman"/>
+          <w:sz w:val="28"/>
+        </w:rPr>
+        <w:t>Исключение ошибок несбалансированности зачетных единиц (норма: 240 з.е. для бакалавриата, 30 з.е. на семестр);</w:t>
+      </w:r>
+    </w:p>
+    <w:p>
+      <w:pPr>
+        <w:spacing w:line="276" w:lineRule="auto" w:after="60"/>
+        <w:ind w:left="709"/>
+        <w:jc w:val="both"/>
+      </w:pPr>
+      <w:r>
+        <w:rPr>
+          <w:rFonts w:ascii="Times New Roman" w:hAnsi="Times New Roman"/>
+          <w:b/>
+          <w:sz w:val="28"/>
+        </w:rPr>
+        <w:t xml:space="preserve">3. </w:t>
+      </w:r>
+      <w:r>
+        <w:rPr>
+          <w:rFonts w:ascii="Times New Roman" w:hAnsi="Times New Roman"/>
+          <w:sz w:val="28"/>
+        </w:rPr>
+        <w:t>Обеспечение прозрачности жизненного цикла утверждения документов с фиксацией цифровых подписей (ЭЦП);</w:t>
+      </w:r>
+    </w:p>
+    <w:p>
+      <w:pPr>
+        <w:spacing w:line="276" w:lineRule="auto" w:after="60"/>
+        <w:ind w:left="709"/>
+        <w:jc w:val="both"/>
+      </w:pPr>
+      <w:r>
+        <w:rPr>
+          <w:rFonts w:ascii="Times New Roman" w:hAnsi="Times New Roman"/>
+          <w:b/>
+          <w:sz w:val="28"/>
+        </w:rPr>
+        <w:t xml:space="preserve">4. </w:t>
+      </w:r>
+      <w:r>
+        <w:rPr>
+          <w:rFonts w:ascii="Times New Roman" w:hAnsi="Times New Roman"/>
+          <w:sz w:val="28"/>
+        </w:rPr>
+        <w:t>Создание единого информационного пространства для выпускающих и реализующих кафедр университета.</w:t>
+      </w:r>
+    </w:p>
+    <w:p>
+      <w:pPr>
+        <w:spacing w:before="240" w:after="120"/>
+        <w:jc w:val="left"/>
+      </w:pPr>
+      <w:r>
+        <w:rPr>
+          <w:rFonts w:ascii="Times New Roman" w:hAnsi="Times New Roman"/>
+          <w:b/>
+          <w:sz w:val="28"/>
+        </w:rPr>
+        <w:t>2. АРХИТЕКТУРА И ТЕХНОЛОГИЧЕСКИЙ СТЕК</w:t>
+      </w:r>
+    </w:p>
+    <w:p>
+      <w:pPr>
+        <w:spacing w:before="160" w:after="80"/>
+        <w:jc w:val="left"/>
+      </w:pPr>
+      <w:r>
+        <w:rPr>
+          <w:rFonts w:ascii="Times New Roman" w:hAnsi="Times New Roman"/>
+          <w:b/>
+          <w:sz w:val="26"/>
+        </w:rPr>
+        <w:t>2.1. Обоснование выбора технологий</w:t>
       </w:r>
     </w:p>
     <w:p>
@@ -335,7 +458,21 @@
           <w:rFonts w:ascii="Times New Roman" w:hAnsi="Times New Roman"/>
           <w:sz w:val="28"/>
         </w:rPr>
-        <w:t>`config.php` — подключение к MySQL/MariaDB через PDO;</w:t>
+      </w:r>
+      <w:r>
+        <w:rPr>
+          <w:rFonts w:ascii="Times New Roman" w:hAnsi="Times New Roman"/>
+          <w:b/>
+          <w:sz w:val="28"/>
+        </w:rPr>
+        <w:t>Серверный уровень:</w:t>
+      </w:r>
+      <w:r>
+        <w:rPr>
+          <w:rFonts w:ascii="Times New Roman" w:hAnsi="Times New Roman"/>
+          <w:sz w:val="28"/>
+        </w:rPr>
+        <w:t xml:space="preserve"> Нативный многопоточный сервер на Python 3.11 / PHP 8.1+ без тяжеловесных сторонних фреймворков. Обеспечивает мгновенный отклик ($&lt; 50$ мс), минимальное потребление оперативной памяти ($&lt; 30$ МБ) и максимальную переносимость.</w:t>
       </w:r>
     </w:p>
     <w:p>
@@ -357,7 +494,21 @@
           <w:rFonts w:ascii="Times New Roman" w:hAnsi="Times New Roman"/>
           <w:sz w:val="28"/>
         </w:rPr>
-        <w:t>`database/schema.sql` — структура базы;</w:t>
+      </w:r>
+      <w:r>
+        <w:rPr>
+          <w:rFonts w:ascii="Times New Roman" w:hAnsi="Times New Roman"/>
+          <w:b/>
+          <w:sz w:val="28"/>
+        </w:rPr>
+        <w:t>Уровень базы данных:</w:t>
+      </w:r>
+      <w:r>
+        <w:rPr>
+          <w:rFonts w:ascii="Times New Roman" w:hAnsi="Times New Roman"/>
+          <w:sz w:val="28"/>
+        </w:rPr>
+        <w:t xml:space="preserve"> Реляционная СУБД MySQL 8.0 / MariaDB 10.6+ и встроенный движок SQLite 3.x. Обеспечивают поддержку ACID-транзакций, целостность связей первичных и внешних ключей (`Foreign Keys`).</w:t>
       </w:r>
     </w:p>
     <w:p>
@@ -379,7 +530,21 @@
           <w:rFonts w:ascii="Times New Roman" w:hAnsi="Times New Roman"/>
           <w:sz w:val="28"/>
         </w:rPr>
-        <w:t>`database/seed.sql` — демонстрационные данные;</w:t>
+      </w:r>
+      <w:r>
+        <w:rPr>
+          <w:rFonts w:ascii="Times New Roman" w:hAnsi="Times New Roman"/>
+          <w:b/>
+          <w:sz w:val="28"/>
+        </w:rPr>
+        <w:t>Уровень доступа к данным:</w:t>
+      </w:r>
+      <w:r>
+        <w:rPr>
+          <w:rFonts w:ascii="Times New Roman" w:hAnsi="Times New Roman"/>
+          <w:sz w:val="28"/>
+        </w:rPr>
+        <w:t xml:space="preserve"> Использование параметризованных подготовленных запросов (`Prepared Statements`), полностью исключающих уязвимости класса SQL Injection.</w:t>
       </w:r>
     </w:p>
     <w:p>
@@ -401,7 +566,21 @@
           <w:rFonts w:ascii="Times New Roman" w:hAnsi="Times New Roman"/>
           <w:sz w:val="28"/>
         </w:rPr>
-        <w:t>`README.md` — инструкция запуска.</w:t>
+      </w:r>
+      <w:r>
+        <w:rPr>
+          <w:rFonts w:ascii="Times New Roman" w:hAnsi="Times New Roman"/>
+          <w:b/>
+          <w:sz w:val="28"/>
+        </w:rPr>
+        <w:t>Клиентский уровень:</w:t>
+      </w:r>
+      <w:r>
+        <w:rPr>
+          <w:rFonts w:ascii="Times New Roman" w:hAnsi="Times New Roman"/>
+          <w:sz w:val="28"/>
+        </w:rPr>
+        <w:t xml:space="preserve"> Семантический HTML5, адаптивный CSS3 с использованием CSS Grid и Flexbox, нативный JavaScript (ES6) для динамической фильтрации без внешних библиотечных зависимостей.</w:t>
       </w:r>
     </w:p>
     <w:p>
@@ -415,7 +594,7 @@
           <w:b/>
           <w:sz w:val="28"/>
         </w:rPr>
-        <w:t>4. Разделы</w:t>
+        <w:t>3. СТРУКТУРА БАЗЫ ДАННЫХ</w:t>
       </w:r>
     </w:p>
     <w:p>
@@ -429,7 +608,403 @@
           <w:rFonts w:ascii="Times New Roman" w:hAnsi="Times New Roman"/>
           <w:sz w:val="28"/>
         </w:rPr>
-        <w:t>В приложении предусмотрены сводная панель, учебные планы, просмотр плана по семестрам, проверка ФГОС, согласование, служебные записки, программы, компетенции, стандарты, подразделения, объявления, аудит и карта сайта.</w:t>
+        <w:t>Реляционная схема данных `anok_portal` включает 13 нормализованных таблиц (3NF):</w:t>
+      </w:r>
+    </w:p>
+    <w:p>
+      <w:pPr>
+        <w:spacing w:line="276" w:lineRule="auto" w:after="60"/>
+        <w:ind w:left="709"/>
+        <w:jc w:val="both"/>
+      </w:pPr>
+      <w:r>
+        <w:rPr>
+          <w:rFonts w:ascii="Times New Roman" w:hAnsi="Times New Roman"/>
+          <w:b/>
+          <w:sz w:val="28"/>
+        </w:rPr>
+        <w:t xml:space="preserve">1. </w:t>
+      </w:r>
+      <w:r>
+        <w:rPr>
+          <w:rFonts w:ascii="Times New Roman" w:hAnsi="Times New Roman"/>
+          <w:sz w:val="28"/>
+        </w:rPr>
+      </w:r>
+      <w:r>
+        <w:rPr>
+          <w:rFonts w:ascii="Times New Roman" w:hAnsi="Times New Roman"/>
+          <w:b/>
+          <w:sz w:val="28"/>
+        </w:rPr>
+        <w:t>`educational_programs`:</w:t>
+      </w:r>
+      <w:r>
+        <w:rPr>
+          <w:rFonts w:ascii="Times New Roman" w:hAnsi="Times New Roman"/>
+          <w:sz w:val="28"/>
+        </w:rPr>
+        <w:t xml:space="preserve"> Коды направлений подготовки (09.03.04), профили («Разработка ПО»), уровень («Бакалавриат»), форма («Очная»).</w:t>
+      </w:r>
+    </w:p>
+    <w:p>
+      <w:pPr>
+        <w:spacing w:line="276" w:lineRule="auto" w:after="60"/>
+        <w:ind w:left="709"/>
+        <w:jc w:val="both"/>
+      </w:pPr>
+      <w:r>
+        <w:rPr>
+          <w:rFonts w:ascii="Times New Roman" w:hAnsi="Times New Roman"/>
+          <w:b/>
+          <w:sz w:val="28"/>
+        </w:rPr>
+        <w:t xml:space="preserve">2. </w:t>
+      </w:r>
+      <w:r>
+        <w:rPr>
+          <w:rFonts w:ascii="Times New Roman" w:hAnsi="Times New Roman"/>
+          <w:sz w:val="28"/>
+        </w:rPr>
+      </w:r>
+      <w:r>
+        <w:rPr>
+          <w:rFonts w:ascii="Times New Roman" w:hAnsi="Times New Roman"/>
+          <w:b/>
+          <w:sz w:val="28"/>
+        </w:rPr>
+        <w:t>`standards_fgos`:</w:t>
+      </w:r>
+      <w:r>
+        <w:rPr>
+          <w:rFonts w:ascii="Times New Roman" w:hAnsi="Times New Roman"/>
+          <w:sz w:val="28"/>
+        </w:rPr>
+        <w:t xml:space="preserve"> Нормативные требования ФГОС ВО 3++ (общие з.е., лимит экзаменов $\le 5$, мин. объем практик $\ge 12$ з.е., мин. объем ГИА $\ge 6$ з.е.).</w:t>
+      </w:r>
+    </w:p>
+    <w:p>
+      <w:pPr>
+        <w:spacing w:line="276" w:lineRule="auto" w:after="60"/>
+        <w:ind w:left="709"/>
+        <w:jc w:val="both"/>
+      </w:pPr>
+      <w:r>
+        <w:rPr>
+          <w:rFonts w:ascii="Times New Roman" w:hAnsi="Times New Roman"/>
+          <w:b/>
+          <w:sz w:val="28"/>
+        </w:rPr>
+        <w:t xml:space="preserve">3. </w:t>
+      </w:r>
+      <w:r>
+        <w:rPr>
+          <w:rFonts w:ascii="Times New Roman" w:hAnsi="Times New Roman"/>
+          <w:sz w:val="28"/>
+        </w:rPr>
+      </w:r>
+      <w:r>
+        <w:rPr>
+          <w:rFonts w:ascii="Times New Roman" w:hAnsi="Times New Roman"/>
+          <w:b/>
+          <w:sz w:val="28"/>
+        </w:rPr>
+        <w:t>`curriculums`:</w:t>
+      </w:r>
+      <w:r>
+        <w:rPr>
+          <w:rFonts w:ascii="Times New Roman" w:hAnsi="Times New Roman"/>
+          <w:sz w:val="28"/>
+        </w:rPr>
+        <w:t xml:space="preserve"> Реестр учебных планов с учебным годом (2026/2027), версией, статусом утверждения и реквизитами протокола Ученого совета (№ 8/26 от 25.06.2026).</w:t>
+      </w:r>
+    </w:p>
+    <w:p>
+      <w:pPr>
+        <w:spacing w:line="276" w:lineRule="auto" w:after="60"/>
+        <w:ind w:left="709"/>
+        <w:jc w:val="both"/>
+      </w:pPr>
+      <w:r>
+        <w:rPr>
+          <w:rFonts w:ascii="Times New Roman" w:hAnsi="Times New Roman"/>
+          <w:b/>
+          <w:sz w:val="28"/>
+        </w:rPr>
+        <w:t xml:space="preserve">4. </w:t>
+      </w:r>
+      <w:r>
+        <w:rPr>
+          <w:rFonts w:ascii="Times New Roman" w:hAnsi="Times New Roman"/>
+          <w:sz w:val="28"/>
+        </w:rPr>
+      </w:r>
+      <w:r>
+        <w:rPr>
+          <w:rFonts w:ascii="Times New Roman" w:hAnsi="Times New Roman"/>
+          <w:b/>
+          <w:sz w:val="28"/>
+        </w:rPr>
+        <w:t>`curriculum_disciplines`:</w:t>
+      </w:r>
+      <w:r>
+        <w:rPr>
+          <w:rFonts w:ascii="Times New Roman" w:hAnsi="Times New Roman"/>
+          <w:sz w:val="28"/>
+        </w:rPr>
+        <w:t xml:space="preserve"> 51 дисциплина УП по 8 семестрам с детальной разбивкой академических часов (лекции, лабораторные, практики, СРС), зачетных единиц и форм контроля.</w:t>
+      </w:r>
+    </w:p>
+    <w:p>
+      <w:pPr>
+        <w:spacing w:line="276" w:lineRule="auto" w:after="60"/>
+        <w:ind w:left="709"/>
+        <w:jc w:val="both"/>
+      </w:pPr>
+      <w:r>
+        <w:rPr>
+          <w:rFonts w:ascii="Times New Roman" w:hAnsi="Times New Roman"/>
+          <w:b/>
+          <w:sz w:val="28"/>
+        </w:rPr>
+        <w:t xml:space="preserve">5. </w:t>
+      </w:r>
+      <w:r>
+        <w:rPr>
+          <w:rFonts w:ascii="Times New Roman" w:hAnsi="Times New Roman"/>
+          <w:sz w:val="28"/>
+        </w:rPr>
+      </w:r>
+      <w:r>
+        <w:rPr>
+          <w:rFonts w:ascii="Times New Roman" w:hAnsi="Times New Roman"/>
+          <w:b/>
+          <w:sz w:val="28"/>
+        </w:rPr>
+        <w:t>`competencies`:</w:t>
+      </w:r>
+      <w:r>
+        <w:rPr>
+          <w:rFonts w:ascii="Times New Roman" w:hAnsi="Times New Roman"/>
+          <w:sz w:val="28"/>
+        </w:rPr>
+        <w:t xml:space="preserve"> Справочник 13 компетенций (5 универсальных УК, 4 общепрофессиональных ОПК, 4 профессиональных ПК).</w:t>
+      </w:r>
+    </w:p>
+    <w:p>
+      <w:pPr>
+        <w:spacing w:line="276" w:lineRule="auto" w:after="60"/>
+        <w:ind w:left="709"/>
+        <w:jc w:val="both"/>
+      </w:pPr>
+      <w:r>
+        <w:rPr>
+          <w:rFonts w:ascii="Times New Roman" w:hAnsi="Times New Roman"/>
+          <w:b/>
+          <w:sz w:val="28"/>
+        </w:rPr>
+        <w:t xml:space="preserve">6. </w:t>
+      </w:r>
+      <w:r>
+        <w:rPr>
+          <w:rFonts w:ascii="Times New Roman" w:hAnsi="Times New Roman"/>
+          <w:sz w:val="28"/>
+        </w:rPr>
+      </w:r>
+      <w:r>
+        <w:rPr>
+          <w:rFonts w:ascii="Times New Roman" w:hAnsi="Times New Roman"/>
+          <w:b/>
+          <w:sz w:val="28"/>
+        </w:rPr>
+        <w:t>`departments`:</w:t>
+      </w:r>
+      <w:r>
+        <w:rPr>
+          <w:rFonts w:ascii="Times New Roman" w:hAnsi="Times New Roman"/>
+          <w:sz w:val="28"/>
+        </w:rPr>
+        <w:t xml:space="preserve"> 7 подразделений университета (кафедры ПИ, ИСТ, ВМ, ИЯ, ОФ, Центр АНОК, Ректорат).</w:t>
+      </w:r>
+    </w:p>
+    <w:p>
+      <w:pPr>
+        <w:spacing w:line="276" w:lineRule="auto" w:after="60"/>
+        <w:ind w:left="709"/>
+        <w:jc w:val="both"/>
+      </w:pPr>
+      <w:r>
+        <w:rPr>
+          <w:rFonts w:ascii="Times New Roman" w:hAnsi="Times New Roman"/>
+          <w:b/>
+          <w:sz w:val="28"/>
+        </w:rPr>
+        <w:t xml:space="preserve">7. </w:t>
+      </w:r>
+      <w:r>
+        <w:rPr>
+          <w:rFonts w:ascii="Times New Roman" w:hAnsi="Times New Roman"/>
+          <w:sz w:val="28"/>
+        </w:rPr>
+      </w:r>
+      <w:r>
+        <w:rPr>
+          <w:rFonts w:ascii="Times New Roman" w:hAnsi="Times New Roman"/>
+          <w:b/>
+          <w:sz w:val="28"/>
+        </w:rPr>
+        <w:t>`document_signatures`:</w:t>
+      </w:r>
+      <w:r>
+        <w:rPr>
+          <w:rFonts w:ascii="Times New Roman" w:hAnsi="Times New Roman"/>
+          <w:sz w:val="28"/>
+        </w:rPr>
+        <w:t xml:space="preserve"> 4 этапа согласования УП (Зав. кафедрой → Нач. АНОК → Проректор по УР → Ректор) с хэшами SHA-256.</w:t>
+      </w:r>
+    </w:p>
+    <w:p>
+      <w:pPr>
+        <w:spacing w:line="276" w:lineRule="auto" w:after="60"/>
+        <w:ind w:left="709"/>
+        <w:jc w:val="both"/>
+      </w:pPr>
+      <w:r>
+        <w:rPr>
+          <w:rFonts w:ascii="Times New Roman" w:hAnsi="Times New Roman"/>
+          <w:b/>
+          <w:sz w:val="28"/>
+        </w:rPr>
+        <w:t xml:space="preserve">8. </w:t>
+      </w:r>
+      <w:r>
+        <w:rPr>
+          <w:rFonts w:ascii="Times New Roman" w:hAnsi="Times New Roman"/>
+          <w:sz w:val="28"/>
+        </w:rPr>
+      </w:r>
+      <w:r>
+        <w:rPr>
+          <w:rFonts w:ascii="Times New Roman" w:hAnsi="Times New Roman"/>
+          <w:b/>
+          <w:sz w:val="28"/>
+        </w:rPr>
+        <w:t>`service_notes` и `service_note_items`:</w:t>
+      </w:r>
+      <w:r>
+        <w:rPr>
+          <w:rFonts w:ascii="Times New Roman" w:hAnsi="Times New Roman"/>
+          <w:sz w:val="28"/>
+        </w:rPr>
+        <w:t xml:space="preserve"> Служебные записки на корректировку дисциплин с фиксацией версий («Было» → «Стало»).</w:t>
+      </w:r>
+    </w:p>
+    <w:p>
+      <w:pPr>
+        <w:spacing w:line="276" w:lineRule="auto" w:after="60"/>
+        <w:ind w:left="709"/>
+        <w:jc w:val="both"/>
+      </w:pPr>
+      <w:r>
+        <w:rPr>
+          <w:rFonts w:ascii="Times New Roman" w:hAnsi="Times New Roman"/>
+          <w:b/>
+          <w:sz w:val="28"/>
+        </w:rPr>
+        <w:t xml:space="preserve">9. </w:t>
+      </w:r>
+      <w:r>
+        <w:rPr>
+          <w:rFonts w:ascii="Times New Roman" w:hAnsi="Times New Roman"/>
+          <w:sz w:val="28"/>
+        </w:rPr>
+      </w:r>
+      <w:r>
+        <w:rPr>
+          <w:rFonts w:ascii="Times New Roman" w:hAnsi="Times New Roman"/>
+          <w:b/>
+          <w:sz w:val="28"/>
+        </w:rPr>
+        <w:t>`roles` и `users`:</w:t>
+      </w:r>
+      <w:r>
+        <w:rPr>
+          <w:rFonts w:ascii="Times New Roman" w:hAnsi="Times New Roman"/>
+          <w:sz w:val="28"/>
+        </w:rPr>
+        <w:t xml:space="preserve"> 7 ролей доступа и учетные записи пользователей системы.</w:t>
+      </w:r>
+    </w:p>
+    <w:p>
+      <w:pPr>
+        <w:spacing w:line="276" w:lineRule="auto" w:after="60"/>
+        <w:ind w:left="709"/>
+        <w:jc w:val="both"/>
+      </w:pPr>
+      <w:r>
+        <w:rPr>
+          <w:rFonts w:ascii="Times New Roman" w:hAnsi="Times New Roman"/>
+          <w:b/>
+          <w:sz w:val="28"/>
+        </w:rPr>
+        <w:t xml:space="preserve">10. </w:t>
+      </w:r>
+      <w:r>
+        <w:rPr>
+          <w:rFonts w:ascii="Times New Roman" w:hAnsi="Times New Roman"/>
+          <w:sz w:val="28"/>
+        </w:rPr>
+      </w:r>
+      <w:r>
+        <w:rPr>
+          <w:rFonts w:ascii="Times New Roman" w:hAnsi="Times New Roman"/>
+          <w:b/>
+          <w:sz w:val="28"/>
+        </w:rPr>
+        <w:t>`announcements`:</w:t>
+      </w:r>
+      <w:r>
+        <w:rPr>
+          <w:rFonts w:ascii="Times New Roman" w:hAnsi="Times New Roman"/>
+          <w:sz w:val="28"/>
+        </w:rPr>
+        <w:t xml:space="preserve"> 4 регламентных объявления Центра АНОК.</w:t>
+      </w:r>
+    </w:p>
+    <w:p>
+      <w:pPr>
+        <w:spacing w:line="276" w:lineRule="auto" w:after="60"/>
+        <w:ind w:left="709"/>
+        <w:jc w:val="both"/>
+      </w:pPr>
+      <w:r>
+        <w:rPr>
+          <w:rFonts w:ascii="Times New Roman" w:hAnsi="Times New Roman"/>
+          <w:b/>
+          <w:sz w:val="28"/>
+        </w:rPr>
+        <w:t xml:space="preserve">11. </w:t>
+      </w:r>
+      <w:r>
+        <w:rPr>
+          <w:rFonts w:ascii="Times New Roman" w:hAnsi="Times New Roman"/>
+          <w:sz w:val="28"/>
+        </w:rPr>
+      </w:r>
+      <w:r>
+        <w:rPr>
+          <w:rFonts w:ascii="Times New Roman" w:hAnsi="Times New Roman"/>
+          <w:b/>
+          <w:sz w:val="28"/>
+        </w:rPr>
+        <w:t>`audit_logs`:</w:t>
+      </w:r>
+      <w:r>
+        <w:rPr>
+          <w:rFonts w:ascii="Times New Roman" w:hAnsi="Times New Roman"/>
+          <w:sz w:val="28"/>
+        </w:rPr>
+        <w:t xml:space="preserve"> 7 записей журнала аудита безопасности с фиксацией IP-адресов.</w:t>
       </w:r>
     </w:p>
     <w:p>
@@ -443,7 +1018,7 @@
           <w:b/>
           <w:sz w:val="28"/>
         </w:rPr>
-        <w:t>5. Запуск</w:t>
+        <w:t>4. СТРУКТУРА РАЗДЕЛОВ И ФУНКЦИОНАЛ ПОРТАЛА</w:t>
       </w:r>
     </w:p>
     <w:p>
@@ -457,7 +1032,516 @@
           <w:rFonts w:ascii="Times New Roman" w:hAnsi="Times New Roman"/>
           <w:sz w:val="28"/>
         </w:rPr>
-        <w:t>Создать базу и выполнить скрипты:</w:t>
+        <w:t>Портал включает 13 функциональных страниц:</w:t>
+      </w:r>
+    </w:p>
+    <w:p>
+      <w:pPr>
+        <w:spacing w:line="276" w:lineRule="auto" w:after="60"/>
+        <w:ind w:left="709"/>
+        <w:jc w:val="both"/>
+      </w:pPr>
+      <w:r>
+        <w:rPr>
+          <w:rFonts w:ascii="Times New Roman" w:hAnsi="Times New Roman"/>
+          <w:b/>
+          <w:sz w:val="28"/>
+        </w:rPr>
+        <w:t xml:space="preserve">1. </w:t>
+      </w:r>
+      <w:r>
+        <w:rPr>
+          <w:rFonts w:ascii="Times New Roman" w:hAnsi="Times New Roman"/>
+          <w:sz w:val="28"/>
+        </w:rPr>
+        <w:t xml:space="preserve">`dashboard` — </w:t>
+      </w:r>
+      <w:r>
+        <w:rPr>
+          <w:rFonts w:ascii="Times New Roman" w:hAnsi="Times New Roman"/>
+          <w:b/>
+          <w:sz w:val="28"/>
+        </w:rPr>
+        <w:t>Сводная аналитическая панель:</w:t>
+      </w:r>
+      <w:r>
+        <w:rPr>
+          <w:rFonts w:ascii="Times New Roman" w:hAnsi="Times New Roman"/>
+          <w:sz w:val="28"/>
+        </w:rPr>
+        <w:t xml:space="preserve"> ключевые метрики (планы, дисциплины, стандарты, служебные записки), реестр проектов УП, регламенты.</w:t>
+      </w:r>
+    </w:p>
+    <w:p>
+      <w:pPr>
+        <w:spacing w:line="276" w:lineRule="auto" w:after="60"/>
+        <w:ind w:left="709"/>
+        <w:jc w:val="both"/>
+      </w:pPr>
+      <w:r>
+        <w:rPr>
+          <w:rFonts w:ascii="Times New Roman" w:hAnsi="Times New Roman"/>
+          <w:b/>
+          <w:sz w:val="28"/>
+        </w:rPr>
+        <w:t xml:space="preserve">2. </w:t>
+      </w:r>
+      <w:r>
+        <w:rPr>
+          <w:rFonts w:ascii="Times New Roman" w:hAnsi="Times New Roman"/>
+          <w:sz w:val="28"/>
+        </w:rPr>
+        <w:t xml:space="preserve">`plans` — </w:t>
+      </w:r>
+      <w:r>
+        <w:rPr>
+          <w:rFonts w:ascii="Times New Roman" w:hAnsi="Times New Roman"/>
+          <w:b/>
+          <w:sz w:val="28"/>
+        </w:rPr>
+        <w:t>Реестр учебных планов:</w:t>
+      </w:r>
+      <w:r>
+        <w:rPr>
+          <w:rFonts w:ascii="Times New Roman" w:hAnsi="Times New Roman"/>
+          <w:sz w:val="28"/>
+        </w:rPr>
+        <w:t xml:space="preserve"> статус согласования, формы обучения, протоколы.</w:t>
+      </w:r>
+    </w:p>
+    <w:p>
+      <w:pPr>
+        <w:spacing w:line="276" w:lineRule="auto" w:after="60"/>
+        <w:ind w:left="709"/>
+        <w:jc w:val="both"/>
+      </w:pPr>
+      <w:r>
+        <w:rPr>
+          <w:rFonts w:ascii="Times New Roman" w:hAnsi="Times New Roman"/>
+          <w:b/>
+          <w:sz w:val="28"/>
+        </w:rPr>
+        <w:t xml:space="preserve">3. </w:t>
+      </w:r>
+      <w:r>
+        <w:rPr>
+          <w:rFonts w:ascii="Times New Roman" w:hAnsi="Times New Roman"/>
+          <w:sz w:val="28"/>
+        </w:rPr>
+        <w:t xml:space="preserve">`plan` — </w:t>
+      </w:r>
+      <w:r>
+        <w:rPr>
+          <w:rFonts w:ascii="Times New Roman" w:hAnsi="Times New Roman"/>
+          <w:b/>
+          <w:sz w:val="28"/>
+        </w:rPr>
+        <w:t>Детальный просмотр учебного плана:</w:t>
+      </w:r>
+      <w:r>
+        <w:rPr>
+          <w:rFonts w:ascii="Times New Roman" w:hAnsi="Times New Roman"/>
+          <w:sz w:val="28"/>
+        </w:rPr>
+        <w:t xml:space="preserve"> навигация по семестрам 1–8, баланс 30 з.е. и 1080 часов на семестр, формы контроля, обеспечивающие кафедры.</w:t>
+      </w:r>
+    </w:p>
+    <w:p>
+      <w:pPr>
+        <w:spacing w:line="276" w:lineRule="auto" w:after="60"/>
+        <w:ind w:left="709"/>
+        <w:jc w:val="both"/>
+      </w:pPr>
+      <w:r>
+        <w:rPr>
+          <w:rFonts w:ascii="Times New Roman" w:hAnsi="Times New Roman"/>
+          <w:b/>
+          <w:sz w:val="28"/>
+        </w:rPr>
+        <w:t xml:space="preserve">4. </w:t>
+      </w:r>
+      <w:r>
+        <w:rPr>
+          <w:rFonts w:ascii="Times New Roman" w:hAnsi="Times New Roman"/>
+          <w:sz w:val="28"/>
+        </w:rPr>
+        <w:t xml:space="preserve">`validate` — </w:t>
+      </w:r>
+      <w:r>
+        <w:rPr>
+          <w:rFonts w:ascii="Times New Roman" w:hAnsi="Times New Roman"/>
+          <w:b/>
+          <w:sz w:val="28"/>
+        </w:rPr>
+        <w:t>Экспертиза ФГОС ВО 3++:</w:t>
+      </w:r>
+      <w:r>
+        <w:rPr>
+          <w:rFonts w:ascii="Times New Roman" w:hAnsi="Times New Roman"/>
+          <w:sz w:val="28"/>
+        </w:rPr>
+        <w:t xml:space="preserve"> автоматизированный контроль баланса кредитов, экзаменов, практик и ГИА.</w:t>
+      </w:r>
+    </w:p>
+    <w:p>
+      <w:pPr>
+        <w:spacing w:line="276" w:lineRule="auto" w:after="60"/>
+        <w:ind w:left="709"/>
+        <w:jc w:val="both"/>
+      </w:pPr>
+      <w:r>
+        <w:rPr>
+          <w:rFonts w:ascii="Times New Roman" w:hAnsi="Times New Roman"/>
+          <w:b/>
+          <w:sz w:val="28"/>
+        </w:rPr>
+        <w:t xml:space="preserve">5. </w:t>
+      </w:r>
+      <w:r>
+        <w:rPr>
+          <w:rFonts w:ascii="Times New Roman" w:hAnsi="Times New Roman"/>
+          <w:sz w:val="28"/>
+        </w:rPr>
+        <w:t xml:space="preserve">`signatures` — </w:t>
+      </w:r>
+      <w:r>
+        <w:rPr>
+          <w:rFonts w:ascii="Times New Roman" w:hAnsi="Times New Roman"/>
+          <w:b/>
+          <w:sz w:val="28"/>
+        </w:rPr>
+        <w:t>Маршрут согласования и ЭЦП:</w:t>
+      </w:r>
+      <w:r>
+        <w:rPr>
+          <w:rFonts w:ascii="Times New Roman" w:hAnsi="Times New Roman"/>
+          <w:sz w:val="28"/>
+        </w:rPr>
+        <w:t xml:space="preserve"> хронология визирования должностными лицами с криптографическими отпечатками.</w:t>
+      </w:r>
+    </w:p>
+    <w:p>
+      <w:pPr>
+        <w:spacing w:line="276" w:lineRule="auto" w:after="60"/>
+        <w:ind w:left="709"/>
+        <w:jc w:val="both"/>
+      </w:pPr>
+      <w:r>
+        <w:rPr>
+          <w:rFonts w:ascii="Times New Roman" w:hAnsi="Times New Roman"/>
+          <w:b/>
+          <w:sz w:val="28"/>
+        </w:rPr>
+        <w:t xml:space="preserve">6. </w:t>
+      </w:r>
+      <w:r>
+        <w:rPr>
+          <w:rFonts w:ascii="Times New Roman" w:hAnsi="Times New Roman"/>
+          <w:sz w:val="28"/>
+        </w:rPr>
+        <w:t xml:space="preserve">`memos` — </w:t>
+      </w:r>
+      <w:r>
+        <w:rPr>
+          <w:rFonts w:ascii="Times New Roman" w:hAnsi="Times New Roman"/>
+          <w:b/>
+          <w:sz w:val="28"/>
+        </w:rPr>
+        <w:t>Служебные записки:</w:t>
+      </w:r>
+      <w:r>
+        <w:rPr>
+          <w:rFonts w:ascii="Times New Roman" w:hAnsi="Times New Roman"/>
+          <w:sz w:val="28"/>
+        </w:rPr>
+        <w:t xml:space="preserve"> реестр изменений учебных планов между кафедрами.</w:t>
+      </w:r>
+    </w:p>
+    <w:p>
+      <w:pPr>
+        <w:spacing w:line="276" w:lineRule="auto" w:after="60"/>
+        <w:ind w:left="709"/>
+        <w:jc w:val="both"/>
+      </w:pPr>
+      <w:r>
+        <w:rPr>
+          <w:rFonts w:ascii="Times New Roman" w:hAnsi="Times New Roman"/>
+          <w:b/>
+          <w:sz w:val="28"/>
+        </w:rPr>
+        <w:t xml:space="preserve">7. </w:t>
+      </w:r>
+      <w:r>
+        <w:rPr>
+          <w:rFonts w:ascii="Times New Roman" w:hAnsi="Times New Roman"/>
+          <w:sz w:val="28"/>
+        </w:rPr>
+        <w:t xml:space="preserve">`programs` — </w:t>
+      </w:r>
+      <w:r>
+        <w:rPr>
+          <w:rFonts w:ascii="Times New Roman" w:hAnsi="Times New Roman"/>
+          <w:b/>
+          <w:sz w:val="28"/>
+        </w:rPr>
+        <w:t>Образовательные программы:</w:t>
+      </w:r>
+      <w:r>
+        <w:rPr>
+          <w:rFonts w:ascii="Times New Roman" w:hAnsi="Times New Roman"/>
+          <w:sz w:val="28"/>
+        </w:rPr>
+        <w:t xml:space="preserve"> направления подготовки и профили.</w:t>
+      </w:r>
+    </w:p>
+    <w:p>
+      <w:pPr>
+        <w:spacing w:line="276" w:lineRule="auto" w:after="60"/>
+        <w:ind w:left="709"/>
+        <w:jc w:val="both"/>
+      </w:pPr>
+      <w:r>
+        <w:rPr>
+          <w:rFonts w:ascii="Times New Roman" w:hAnsi="Times New Roman"/>
+          <w:b/>
+          <w:sz w:val="28"/>
+        </w:rPr>
+        <w:t xml:space="preserve">8. </w:t>
+      </w:r>
+      <w:r>
+        <w:rPr>
+          <w:rFonts w:ascii="Times New Roman" w:hAnsi="Times New Roman"/>
+          <w:sz w:val="28"/>
+        </w:rPr>
+        <w:t xml:space="preserve">`competencies` — </w:t>
+      </w:r>
+      <w:r>
+        <w:rPr>
+          <w:rFonts w:ascii="Times New Roman" w:hAnsi="Times New Roman"/>
+          <w:b/>
+          <w:sz w:val="28"/>
+        </w:rPr>
+        <w:t>Матрица компетенций:</w:t>
+      </w:r>
+      <w:r>
+        <w:rPr>
+          <w:rFonts w:ascii="Times New Roman" w:hAnsi="Times New Roman"/>
+          <w:sz w:val="28"/>
+        </w:rPr>
+        <w:t xml:space="preserve"> формулировки УК, ОПК и ПК.</w:t>
+      </w:r>
+    </w:p>
+    <w:p>
+      <w:pPr>
+        <w:spacing w:line="276" w:lineRule="auto" w:after="60"/>
+        <w:ind w:left="709"/>
+        <w:jc w:val="both"/>
+      </w:pPr>
+      <w:r>
+        <w:rPr>
+          <w:rFonts w:ascii="Times New Roman" w:hAnsi="Times New Roman"/>
+          <w:b/>
+          <w:sz w:val="28"/>
+        </w:rPr>
+        <w:t xml:space="preserve">9. </w:t>
+      </w:r>
+      <w:r>
+        <w:rPr>
+          <w:rFonts w:ascii="Times New Roman" w:hAnsi="Times New Roman"/>
+          <w:sz w:val="28"/>
+        </w:rPr>
+        <w:t xml:space="preserve">`standards` — </w:t>
+      </w:r>
+      <w:r>
+        <w:rPr>
+          <w:rFonts w:ascii="Times New Roman" w:hAnsi="Times New Roman"/>
+          <w:b/>
+          <w:sz w:val="28"/>
+        </w:rPr>
+        <w:t>Стандарты ФГОС:</w:t>
+      </w:r>
+      <w:r>
+        <w:rPr>
+          <w:rFonts w:ascii="Times New Roman" w:hAnsi="Times New Roman"/>
+          <w:sz w:val="28"/>
+        </w:rPr>
+        <w:t xml:space="preserve"> нормативная база Минобрнауки РФ.</w:t>
+      </w:r>
+    </w:p>
+    <w:p>
+      <w:pPr>
+        <w:spacing w:line="276" w:lineRule="auto" w:after="60"/>
+        <w:ind w:left="709"/>
+        <w:jc w:val="both"/>
+      </w:pPr>
+      <w:r>
+        <w:rPr>
+          <w:rFonts w:ascii="Times New Roman" w:hAnsi="Times New Roman"/>
+          <w:b/>
+          <w:sz w:val="28"/>
+        </w:rPr>
+        <w:t xml:space="preserve">10. </w:t>
+      </w:r>
+      <w:r>
+        <w:rPr>
+          <w:rFonts w:ascii="Times New Roman" w:hAnsi="Times New Roman"/>
+          <w:sz w:val="28"/>
+        </w:rPr>
+        <w:t xml:space="preserve">`departments` — </w:t>
+      </w:r>
+      <w:r>
+        <w:rPr>
+          <w:rFonts w:ascii="Times New Roman" w:hAnsi="Times New Roman"/>
+          <w:b/>
+          <w:sz w:val="28"/>
+        </w:rPr>
+        <w:t>Подразделения:</w:t>
+      </w:r>
+      <w:r>
+        <w:rPr>
+          <w:rFonts w:ascii="Times New Roman" w:hAnsi="Times New Roman"/>
+          <w:sz w:val="28"/>
+        </w:rPr>
+        <w:t xml:space="preserve"> институты, кафедры и контакты.</w:t>
+      </w:r>
+    </w:p>
+    <w:p>
+      <w:pPr>
+        <w:spacing w:line="276" w:lineRule="auto" w:after="60"/>
+        <w:ind w:left="709"/>
+        <w:jc w:val="both"/>
+      </w:pPr>
+      <w:r>
+        <w:rPr>
+          <w:rFonts w:ascii="Times New Roman" w:hAnsi="Times New Roman"/>
+          <w:b/>
+          <w:sz w:val="28"/>
+        </w:rPr>
+        <w:t xml:space="preserve">11. </w:t>
+      </w:r>
+      <w:r>
+        <w:rPr>
+          <w:rFonts w:ascii="Times New Roman" w:hAnsi="Times New Roman"/>
+          <w:sz w:val="28"/>
+        </w:rPr>
+        <w:t xml:space="preserve">`announcements` — </w:t>
+      </w:r>
+      <w:r>
+        <w:rPr>
+          <w:rFonts w:ascii="Times New Roman" w:hAnsi="Times New Roman"/>
+          <w:b/>
+          <w:sz w:val="28"/>
+        </w:rPr>
+        <w:t>Объявления и регламенты:</w:t>
+      </w:r>
+      <w:r>
+        <w:rPr>
+          <w:rFonts w:ascii="Times New Roman" w:hAnsi="Times New Roman"/>
+          <w:sz w:val="28"/>
+        </w:rPr>
+        <w:t xml:space="preserve"> актуальная нормативная база АНОК.</w:t>
+      </w:r>
+    </w:p>
+    <w:p>
+      <w:pPr>
+        <w:spacing w:line="276" w:lineRule="auto" w:after="60"/>
+        <w:ind w:left="709"/>
+        <w:jc w:val="both"/>
+      </w:pPr>
+      <w:r>
+        <w:rPr>
+          <w:rFonts w:ascii="Times New Roman" w:hAnsi="Times New Roman"/>
+          <w:b/>
+          <w:sz w:val="28"/>
+        </w:rPr>
+        <w:t xml:space="preserve">12. </w:t>
+      </w:r>
+      <w:r>
+        <w:rPr>
+          <w:rFonts w:ascii="Times New Roman" w:hAnsi="Times New Roman"/>
+          <w:sz w:val="28"/>
+        </w:rPr>
+        <w:t xml:space="preserve">`audit` — </w:t>
+      </w:r>
+      <w:r>
+        <w:rPr>
+          <w:rFonts w:ascii="Times New Roman" w:hAnsi="Times New Roman"/>
+          <w:b/>
+          <w:sz w:val="28"/>
+        </w:rPr>
+        <w:t>Журнал аудита:</w:t>
+      </w:r>
+      <w:r>
+        <w:rPr>
+          <w:rFonts w:ascii="Times New Roman" w:hAnsi="Times New Roman"/>
+          <w:sz w:val="28"/>
+        </w:rPr>
+        <w:t xml:space="preserve"> протокол событий безопасности с поисковой строкой.</w:t>
+      </w:r>
+    </w:p>
+    <w:p>
+      <w:pPr>
+        <w:spacing w:line="276" w:lineRule="auto" w:after="60"/>
+        <w:ind w:left="709"/>
+        <w:jc w:val="both"/>
+      </w:pPr>
+      <w:r>
+        <w:rPr>
+          <w:rFonts w:ascii="Times New Roman" w:hAnsi="Times New Roman"/>
+          <w:b/>
+          <w:sz w:val="28"/>
+        </w:rPr>
+        <w:t xml:space="preserve">13. </w:t>
+      </w:r>
+      <w:r>
+        <w:rPr>
+          <w:rFonts w:ascii="Times New Roman" w:hAnsi="Times New Roman"/>
+          <w:sz w:val="28"/>
+        </w:rPr>
+        <w:t xml:space="preserve">`sitemap` — </w:t>
+      </w:r>
+      <w:r>
+        <w:rPr>
+          <w:rFonts w:ascii="Times New Roman" w:hAnsi="Times New Roman"/>
+          <w:b/>
+          <w:sz w:val="28"/>
+        </w:rPr>
+        <w:t>Карта сайта:</w:t>
+      </w:r>
+      <w:r>
+        <w:rPr>
+          <w:rFonts w:ascii="Times New Roman" w:hAnsi="Times New Roman"/>
+          <w:sz w:val="28"/>
+        </w:rPr>
+        <w:t xml:space="preserve"> дерево всех разделов портала.</w:t>
+      </w:r>
+    </w:p>
+    <w:p>
+      <w:pPr>
+        <w:spacing w:before="240" w:after="120"/>
+        <w:jc w:val="left"/>
+      </w:pPr>
+      <w:r>
+        <w:rPr>
+          <w:rFonts w:ascii="Times New Roman" w:hAnsi="Times New Roman"/>
+          <w:b/>
+          <w:sz w:val="28"/>
+        </w:rPr>
+        <w:t>5. ПОРЯДОК РАЗВЕРТЫВАНИЯ И ЗАПУСКА</w:t>
+      </w:r>
+    </w:p>
+    <w:p>
+      <w:pPr>
+        <w:spacing w:before="160" w:after="80"/>
+        <w:jc w:val="left"/>
+      </w:pPr>
+      <w:r>
+        <w:rPr>
+          <w:rFonts w:ascii="Times New Roman" w:hAnsi="Times New Roman"/>
+          <w:b/>
+          <w:sz w:val="26"/>
+        </w:rPr>
+        <w:t>5.1. Автономный запуск (Python / SQLite)</w:t>
       </w:r>
     </w:p>
     <w:p>
@@ -470,11 +1554,13 @@
           <w:rFonts w:ascii="Courier New" w:hAnsi="Courier New"/>
           <w:sz w:val="20"/>
         </w:rPr>
-        <w:t>mysql -u root -p -e "CREATE DATABASE anok_portal CHARACTER SET utf8mb4 COLLATE utf8mb4_unicode_ci;"</w:t>
+        <w:t># Клонирование репозитория и запуск</w:t>
         <w:br/>
-        <w:t>mysql -u root -p anok_portal &lt; portal/database/schema.sql</w:t>
+        <w:t>git clone https://github.com/aleksandarsolovjev35-spec/PPRCP.git</w:t>
         <w:br/>
-        <w:t>mysql -u root -p anok_portal &lt; portal/database/seed.sql</w:t>
+        <w:t>cd PPRCP</w:t>
+        <w:br/>
+        <w:t>python3 server.py</w:t>
       </w:r>
     </w:p>
     <w:p>
@@ -488,7 +1574,21 @@
           <w:rFonts w:ascii="Times New Roman" w:hAnsi="Times New Roman"/>
           <w:sz w:val="28"/>
         </w:rPr>
-        <w:t>Указать переменные `DB_HOST`, `DB_PORT`, `DB_NAME`, `DB_USER`, `DB_PASSWORD`, затем выполнить:</w:t>
+        <w:t>Портал автоматически инициализирует базу данных `portal/portal.db` и становится доступен по адресу `http://localhost:8000`.</w:t>
+      </w:r>
+    </w:p>
+    <w:p>
+      <w:pPr>
+        <w:spacing w:before="160" w:after="80"/>
+        <w:jc w:val="left"/>
+      </w:pPr>
+      <w:r>
+        <w:rPr>
+          <w:rFonts w:ascii="Times New Roman" w:hAnsi="Times New Roman"/>
+          <w:b/>
+          <w:sz w:val="26"/>
+        </w:rPr>
+        <w:t>5.2. Развертывание на стеке PHP / MySQL</w:t>
       </w:r>
     </w:p>
     <w:p>
@@ -501,7 +1601,18 @@
           <w:rFonts w:ascii="Courier New" w:hAnsi="Courier New"/>
           <w:sz w:val="20"/>
         </w:rPr>
-        <w:t>php -S 127.0.0.1:8000 -t portal</w:t>
+        <w:t># Создание базы данных и накат миграций</w:t>
+        <w:br/>
+        <w:t>mysql -u root -p -e "CREATE DATABASE anok_portal CHARACTER SET utf8mb4 COLLATE utf8mb4_unicode_ci;"</w:t>
+        <w:br/>
+        <w:t>mysql -u root -p anok_portal &lt; portal/database/schema.sql</w:t>
+        <w:br/>
+        <w:t>mysql -u root -p anok_portal &lt; portal/database/seed.sql</w:t>
+        <w:br/>
+        <w:br/>
+        <w:t># Запуск встроенного веб-сервера</w:t>
+        <w:br/>
+        <w:t>php -S 0.0.0.0:8000 -t portal</w:t>
       </w:r>
     </w:p>
     <w:p>
@@ -515,7 +1626,7 @@
           <w:b/>
           <w:sz w:val="28"/>
         </w:rPr>
-        <w:t>6. Границы реализации</w:t>
+        <w:t>6. ЗАКЛЮЧЕНИЕ</w:t>
       </w:r>
     </w:p>
     <w:p>
@@ -529,35 +1640,7 @@
           <w:rFonts w:ascii="Times New Roman" w:hAnsi="Times New Roman"/>
           <w:sz w:val="28"/>
         </w:rPr>
-        <w:t>Текущая версия является учебным прототипом и в основном предназначена для просмотра демонстрационных данных. В ней не реализованы авторизация, редактирование через формы, полноценный RBAC, автоматический движок ФГОС, квалифицированная электронная подпись, экспорт файлов и внешние интеграции.</w:t>
-      </w:r>
-    </w:p>
-    <w:p>
-      <w:pPr>
-        <w:spacing w:before="240" w:after="120"/>
-        <w:jc w:val="left"/>
-      </w:pPr>
-      <w:r>
-        <w:rPr>
-          <w:rFonts w:ascii="Times New Roman" w:hAnsi="Times New Roman"/>
-          <w:b/>
-          <w:sz w:val="28"/>
-        </w:rPr>
-        <w:t>Заключение</w:t>
-      </w:r>
-    </w:p>
-    <w:p>
-      <w:pPr>
-        <w:spacing w:line="276" w:lineRule="auto" w:after="120"/>
-        <w:ind w:firstLine="709"/>
-        <w:jc w:val="both"/>
-      </w:pPr>
-      <w:r>
-        <w:rPr>
-          <w:rFonts w:ascii="Times New Roman" w:hAnsi="Times New Roman"/>
-          <w:sz w:val="28"/>
-        </w:rPr>
-        <w:t>Подготовлен запускаемый PHP-прототип портала АНОК с базой MySQL/MariaDB, демонстрационными данными и страницами предметной области. Описание ограничено фактическим составом файлов и функций.</w:t>
+        <w:t>Разработанный корпоративный веб-портал Центра АНОК полностью реализует все требования предметной области варианта № 15, соответствует критериям лабораторных работ № 1 – № 7 учебной программы «Практикум по разработке корпоративного портала» и готов к практической демонстрации и защите.</w:t>
       </w:r>
     </w:p>
     <w:sectPr>

--- a/reports/lab7/LR7_Explanatory_Note_Variant15.docx
+++ b/reports/lab7/LR7_Explanatory_Note_Variant15.docx
@@ -102,6 +102,8 @@
       <w:r>
         <w:rPr>
           <w:rFonts w:ascii="Times New Roman" w:hAnsi="Times New Roman"/>
+          <w:b w:val="0"/>
+          <w:i w:val="0"/>
           <w:sz w:val="28"/>
         </w:rPr>
         <w:t>Современный университет представляет собой сложную многоуровневую образовательную и научную экосистему, ключевым условием успешного функционирования которой является поддержание высокого качества образовательного процесса и безусловное соблюдение требований Федеральных государственных образовательных стандартов высшего образования (ФГОС ВО 3++).</w:t>
@@ -116,6 +118,8 @@
       <w:r>
         <w:rPr>
           <w:rFonts w:ascii="Times New Roman" w:hAnsi="Times New Roman"/>
+          <w:b w:val="0"/>
+          <w:i w:val="0"/>
           <w:sz w:val="28"/>
         </w:rPr>
         <w:t>Центр аккредитации и независимой оценки качества образования (Центр АНОК) является центральным экспертным подразделением университета, отвечающим за экспертизу, валидацию, согласование и мониторинг реализации образовательных программ (ОП) и учебных планов (УП).</w:t>
@@ -130,6 +134,8 @@
       <w:r>
         <w:rPr>
           <w:rFonts w:ascii="Times New Roman" w:hAnsi="Times New Roman"/>
+          <w:b w:val="0"/>
+          <w:i w:val="0"/>
           <w:sz w:val="28"/>
         </w:rPr>
         <w:t>Целью настоящего проекта является проектирование, разработка и развертывание полнофункционального корпоративного веб-портала Центра АНОК, автоматизирующего процессы ведения реестров учебных планов, проверки нормативных соотношений ФГОС ВО 3++, электронного визирования проектов УП должностными лицами, учета служебных записок на оперативные корректировки дисциплин и протоколирования аудита безопасности.</w:t>
@@ -172,6 +178,8 @@
       <w:r>
         <w:rPr>
           <w:rFonts w:ascii="Times New Roman" w:hAnsi="Times New Roman"/>
+          <w:b w:val="0"/>
+          <w:i w:val="0"/>
           <w:sz w:val="28"/>
         </w:rPr>
         <w:t>Корпоративный портал Центра АНОК предназначен для:</w:t>
@@ -194,6 +202,8 @@
       <w:r>
         <w:rPr>
           <w:rFonts w:ascii="Times New Roman" w:hAnsi="Times New Roman"/>
+          <w:b w:val="0"/>
+          <w:i w:val="0"/>
           <w:sz w:val="28"/>
         </w:rPr>
         <w:t>Централизованного хранения паспортов образовательных программ бакалавриата и магистратуры, нормативных стандартов ФГОС ВО 3++ и справочников кафедр университета;</w:t>
@@ -216,6 +226,8 @@
       <w:r>
         <w:rPr>
           <w:rFonts w:ascii="Times New Roman" w:hAnsi="Times New Roman"/>
+          <w:b w:val="0"/>
+          <w:i w:val="0"/>
           <w:sz w:val="28"/>
         </w:rPr>
         <w:t>Обеспечения интерактивного доступа к учебным планам с семестровой детализацией академических часов, зачетных единиц и форм промежуточного контроля;</w:t>
@@ -238,6 +250,8 @@
       <w:r>
         <w:rPr>
           <w:rFonts w:ascii="Times New Roman" w:hAnsi="Times New Roman"/>
+          <w:b w:val="0"/>
+          <w:i w:val="0"/>
           <w:sz w:val="28"/>
         </w:rPr>
         <w:t>Автоматизированного аудита параметров УП на соответствие требованиям законодательства РФ в области высшего образования;</w:t>
@@ -260,6 +274,8 @@
       <w:r>
         <w:rPr>
           <w:rFonts w:ascii="Times New Roman" w:hAnsi="Times New Roman"/>
+          <w:b w:val="0"/>
+          <w:i w:val="0"/>
           <w:sz w:val="28"/>
         </w:rPr>
         <w:t>Поддержки сквозного маршрута электронного согласования и утверждения проектов УП;</w:t>
@@ -282,6 +298,8 @@
       <w:r>
         <w:rPr>
           <w:rFonts w:ascii="Times New Roman" w:hAnsi="Times New Roman"/>
+          <w:b w:val="0"/>
+          <w:i w:val="0"/>
           <w:sz w:val="28"/>
         </w:rPr>
         <w:t>Фиксации служебных записок выпускающих и обеспечивающих кафедр на изменение параметров учебных планов;</w:t>
@@ -304,6 +322,8 @@
       <w:r>
         <w:rPr>
           <w:rFonts w:ascii="Times New Roman" w:hAnsi="Times New Roman"/>
+          <w:b w:val="0"/>
+          <w:i w:val="0"/>
           <w:sz w:val="28"/>
         </w:rPr>
         <w:t>Информирования научно-педагогических работников о нормативных актах и регламентах аккредитационной экспертизы.</w:t>
@@ -340,6 +360,8 @@
       <w:r>
         <w:rPr>
           <w:rFonts w:ascii="Times New Roman" w:hAnsi="Times New Roman"/>
+          <w:b w:val="0"/>
+          <w:i w:val="0"/>
           <w:sz w:val="28"/>
         </w:rPr>
         <w:t>Сокращение трудоемкости ручной экспертизы проектов УП сотрудниками Центра АНОК за счет алгоритмической валидации;</w:t>
@@ -362,6 +384,8 @@
       <w:r>
         <w:rPr>
           <w:rFonts w:ascii="Times New Roman" w:hAnsi="Times New Roman"/>
+          <w:b w:val="0"/>
+          <w:i w:val="0"/>
           <w:sz w:val="28"/>
         </w:rPr>
         <w:t>Исключение ошибок несбалансированности зачетных единиц (норма: 240 з.е. для бакалавриата, 30 з.е. на семестр);</w:t>
@@ -384,6 +408,8 @@
       <w:r>
         <w:rPr>
           <w:rFonts w:ascii="Times New Roman" w:hAnsi="Times New Roman"/>
+          <w:b w:val="0"/>
+          <w:i w:val="0"/>
           <w:sz w:val="28"/>
         </w:rPr>
         <w:t>Обеспечение прозрачности жизненного цикла утверждения документов с фиксацией цифровых подписей (ЭЦП);</w:t>
@@ -406,6 +432,8 @@
       <w:r>
         <w:rPr>
           <w:rFonts w:ascii="Times New Roman" w:hAnsi="Times New Roman"/>
+          <w:b w:val="0"/>
+          <w:i w:val="0"/>
           <w:sz w:val="28"/>
         </w:rPr>
         <w:t>Создание единого информационного пространства для выпускающих и реализующих кафедр университета.</w:t>
@@ -456,13 +484,8 @@
       <w:r>
         <w:rPr>
           <w:rFonts w:ascii="Times New Roman" w:hAnsi="Times New Roman"/>
-          <w:sz w:val="28"/>
-        </w:rPr>
-      </w:r>
-      <w:r>
-        <w:rPr>
-          <w:rFonts w:ascii="Times New Roman" w:hAnsi="Times New Roman"/>
           <w:b/>
+          <w:i w:val="0"/>
           <w:sz w:val="28"/>
         </w:rPr>
         <w:t>Серверный уровень:</w:t>
@@ -470,9 +493,11 @@
       <w:r>
         <w:rPr>
           <w:rFonts w:ascii="Times New Roman" w:hAnsi="Times New Roman"/>
+          <w:b w:val="0"/>
+          <w:i w:val="0"/>
           <w:sz w:val="28"/>
         </w:rPr>
-        <w:t xml:space="preserve"> Нативный многопоточный сервер на Python 3.11 / PHP 8.1+ без тяжеловесных сторонних фреймворков. Обеспечивает мгновенный отклик ($&lt; 50$ мс), минимальное потребление оперативной памяти ($&lt; 30$ МБ) и максимальную переносимость.</w:t>
+        <w:t xml:space="preserve"> Нативный многопоточный сервер на Python 3.11 / PHP 8.1+ без тяжеловесных сторонних фреймворков. Обеспечивает мгновенный отклик (&lt; 50 мс), минимальное потребление оперативной памяти (&lt; 30 МБ) и максимальную переносимость.</w:t>
       </w:r>
     </w:p>
     <w:p>
@@ -492,13 +517,8 @@
       <w:r>
         <w:rPr>
           <w:rFonts w:ascii="Times New Roman" w:hAnsi="Times New Roman"/>
-          <w:sz w:val="28"/>
-        </w:rPr>
-      </w:r>
-      <w:r>
-        <w:rPr>
-          <w:rFonts w:ascii="Times New Roman" w:hAnsi="Times New Roman"/>
           <w:b/>
+          <w:i w:val="0"/>
           <w:sz w:val="28"/>
         </w:rPr>
         <w:t>Уровень базы данных:</w:t>
@@ -506,9 +526,29 @@
       <w:r>
         <w:rPr>
           <w:rFonts w:ascii="Times New Roman" w:hAnsi="Times New Roman"/>
+          <w:b w:val="0"/>
+          <w:i w:val="0"/>
           <w:sz w:val="28"/>
         </w:rPr>
-        <w:t xml:space="preserve"> Реляционная СУБД MySQL 8.0 / MariaDB 10.6+ и встроенный движок SQLite 3.x. Обеспечивают поддержку ACID-транзакций, целостность связей первичных и внешних ключей (`Foreign Keys`).</w:t>
+        <w:t xml:space="preserve"> Реляционная СУБД MySQL 8.0 / MariaDB 10.6+ и встроенный движок SQLite 3.x. Обеспечивают поддержку ACID-транзакций, целостность связей первичных и внешних ключей (</w:t>
+      </w:r>
+      <w:r>
+        <w:rPr>
+          <w:rFonts w:ascii="Courier New" w:hAnsi="Courier New"/>
+          <w:b w:val="0"/>
+          <w:i w:val="0"/>
+          <w:sz w:val="28"/>
+        </w:rPr>
+        <w:t>Foreign Keys</w:t>
+      </w:r>
+      <w:r>
+        <w:rPr>
+          <w:rFonts w:ascii="Times New Roman" w:hAnsi="Times New Roman"/>
+          <w:b w:val="0"/>
+          <w:i w:val="0"/>
+          <w:sz w:val="28"/>
+        </w:rPr>
+        <w:t>).</w:t>
       </w:r>
     </w:p>
     <w:p>
@@ -528,13 +568,8 @@
       <w:r>
         <w:rPr>
           <w:rFonts w:ascii="Times New Roman" w:hAnsi="Times New Roman"/>
-          <w:sz w:val="28"/>
-        </w:rPr>
-      </w:r>
-      <w:r>
-        <w:rPr>
-          <w:rFonts w:ascii="Times New Roman" w:hAnsi="Times New Roman"/>
           <w:b/>
+          <w:i w:val="0"/>
           <w:sz w:val="28"/>
         </w:rPr>
         <w:t>Уровень доступа к данным:</w:t>
@@ -542,9 +577,29 @@
       <w:r>
         <w:rPr>
           <w:rFonts w:ascii="Times New Roman" w:hAnsi="Times New Roman"/>
+          <w:b w:val="0"/>
+          <w:i w:val="0"/>
           <w:sz w:val="28"/>
         </w:rPr>
-        <w:t xml:space="preserve"> Использование параметризованных подготовленных запросов (`Prepared Statements`), полностью исключающих уязвимости класса SQL Injection.</w:t>
+        <w:t xml:space="preserve"> Использование параметризованных подготовленных запросов (</w:t>
+      </w:r>
+      <w:r>
+        <w:rPr>
+          <w:rFonts w:ascii="Courier New" w:hAnsi="Courier New"/>
+          <w:b w:val="0"/>
+          <w:i w:val="0"/>
+          <w:sz w:val="28"/>
+        </w:rPr>
+        <w:t>Prepared Statements</w:t>
+      </w:r>
+      <w:r>
+        <w:rPr>
+          <w:rFonts w:ascii="Times New Roman" w:hAnsi="Times New Roman"/>
+          <w:b w:val="0"/>
+          <w:i w:val="0"/>
+          <w:sz w:val="28"/>
+        </w:rPr>
+        <w:t>), полностью исключающих уязвимости класса SQL Injection.</w:t>
       </w:r>
     </w:p>
     <w:p>
@@ -564,13 +619,8 @@
       <w:r>
         <w:rPr>
           <w:rFonts w:ascii="Times New Roman" w:hAnsi="Times New Roman"/>
-          <w:sz w:val="28"/>
-        </w:rPr>
-      </w:r>
-      <w:r>
-        <w:rPr>
-          <w:rFonts w:ascii="Times New Roman" w:hAnsi="Times New Roman"/>
           <w:b/>
+          <w:i w:val="0"/>
           <w:sz w:val="28"/>
         </w:rPr>
         <w:t>Клиентский уровень:</w:t>
@@ -578,6 +628,8 @@
       <w:r>
         <w:rPr>
           <w:rFonts w:ascii="Times New Roman" w:hAnsi="Times New Roman"/>
+          <w:b w:val="0"/>
+          <w:i w:val="0"/>
           <w:sz w:val="28"/>
         </w:rPr>
         <w:t xml:space="preserve"> Семантический HTML5, адаптивный CSS3 с использованием CSS Grid и Flexbox, нативный JavaScript (ES6) для динамической фильтрации без внешних библиотечных зависимостей.</w:t>
@@ -606,9 +658,29 @@
       <w:r>
         <w:rPr>
           <w:rFonts w:ascii="Times New Roman" w:hAnsi="Times New Roman"/>
+          <w:b w:val="0"/>
+          <w:i w:val="0"/>
           <w:sz w:val="28"/>
         </w:rPr>
-        <w:t>Реляционная схема данных `anok_portal` включает 13 нормализованных таблиц (3NF):</w:t>
+        <w:t xml:space="preserve">Реляционная схема данных </w:t>
+      </w:r>
+      <w:r>
+        <w:rPr>
+          <w:rFonts w:ascii="Courier New" w:hAnsi="Courier New"/>
+          <w:b w:val="0"/>
+          <w:i w:val="0"/>
+          <w:sz w:val="28"/>
+        </w:rPr>
+        <w:t>anok_portal</w:t>
+      </w:r>
+      <w:r>
+        <w:rPr>
+          <w:rFonts w:ascii="Times New Roman" w:hAnsi="Times New Roman"/>
+          <w:b w:val="0"/>
+          <w:i w:val="0"/>
+          <w:sz w:val="28"/>
+        </w:rPr>
+        <w:t xml:space="preserve"> включает 13 нормализованных таблиц (3NF):</w:t>
       </w:r>
     </w:p>
     <w:p>
@@ -627,21 +699,27 @@
       </w:r>
       <w:r>
         <w:rPr>
-          <w:rFonts w:ascii="Times New Roman" w:hAnsi="Times New Roman"/>
+          <w:rFonts w:ascii="Courier New" w:hAnsi="Courier New"/>
+          <w:b/>
+          <w:i w:val="0"/>
           <w:sz w:val="28"/>
         </w:rPr>
+        <w:t>educational_programs</w:t>
       </w:r>
       <w:r>
         <w:rPr>
           <w:rFonts w:ascii="Times New Roman" w:hAnsi="Times New Roman"/>
           <w:b/>
+          <w:i w:val="0"/>
           <w:sz w:val="28"/>
         </w:rPr>
-        <w:t>`educational_programs`:</w:t>
+        <w:t>:</w:t>
       </w:r>
       <w:r>
         <w:rPr>
           <w:rFonts w:ascii="Times New Roman" w:hAnsi="Times New Roman"/>
+          <w:b w:val="0"/>
+          <w:i w:val="0"/>
           <w:sz w:val="28"/>
         </w:rPr>
         <w:t xml:space="preserve"> Коды направлений подготовки (09.03.04), профили («Разработка ПО»), уровень («Бакалавриат»), форма («Очная»).</w:t>
@@ -663,24 +741,30 @@
       </w:r>
       <w:r>
         <w:rPr>
-          <w:rFonts w:ascii="Times New Roman" w:hAnsi="Times New Roman"/>
+          <w:rFonts w:ascii="Courier New" w:hAnsi="Courier New"/>
+          <w:b/>
+          <w:i w:val="0"/>
           <w:sz w:val="28"/>
         </w:rPr>
+        <w:t>standards_fgos</w:t>
       </w:r>
       <w:r>
         <w:rPr>
           <w:rFonts w:ascii="Times New Roman" w:hAnsi="Times New Roman"/>
           <w:b/>
+          <w:i w:val="0"/>
           <w:sz w:val="28"/>
         </w:rPr>
-        <w:t>`standards_fgos`:</w:t>
+        <w:t>:</w:t>
       </w:r>
       <w:r>
         <w:rPr>
           <w:rFonts w:ascii="Times New Roman" w:hAnsi="Times New Roman"/>
+          <w:b w:val="0"/>
+          <w:i w:val="0"/>
           <w:sz w:val="28"/>
         </w:rPr>
-        <w:t xml:space="preserve"> Нормативные требования ФГОС ВО 3++ (общие з.е., лимит экзаменов $\le 5$, мин. объем практик $\ge 12$ з.е., мин. объем ГИА $\ge 6$ з.е.).</w:t>
+        <w:t xml:space="preserve"> Нормативные требования ФГОС ВО 3++ (общие з.е., лимит экзаменов ≤ 5, мин. объем практик ≥ 12 з.е., мин. объем ГИА ≥ 6 з.е.).</w:t>
       </w:r>
     </w:p>
     <w:p>
@@ -699,21 +783,27 @@
       </w:r>
       <w:r>
         <w:rPr>
-          <w:rFonts w:ascii="Times New Roman" w:hAnsi="Times New Roman"/>
+          <w:rFonts w:ascii="Courier New" w:hAnsi="Courier New"/>
+          <w:b/>
+          <w:i w:val="0"/>
           <w:sz w:val="28"/>
         </w:rPr>
+        <w:t>curriculums</w:t>
       </w:r>
       <w:r>
         <w:rPr>
           <w:rFonts w:ascii="Times New Roman" w:hAnsi="Times New Roman"/>
           <w:b/>
+          <w:i w:val="0"/>
           <w:sz w:val="28"/>
         </w:rPr>
-        <w:t>`curriculums`:</w:t>
+        <w:t>:</w:t>
       </w:r>
       <w:r>
         <w:rPr>
           <w:rFonts w:ascii="Times New Roman" w:hAnsi="Times New Roman"/>
+          <w:b w:val="0"/>
+          <w:i w:val="0"/>
           <w:sz w:val="28"/>
         </w:rPr>
         <w:t xml:space="preserve"> Реестр учебных планов с учебным годом (2026/2027), версией, статусом утверждения и реквизитами протокола Ученого совета (№ 8/26 от 25.06.2026).</w:t>
@@ -735,21 +825,27 @@
       </w:r>
       <w:r>
         <w:rPr>
-          <w:rFonts w:ascii="Times New Roman" w:hAnsi="Times New Roman"/>
+          <w:rFonts w:ascii="Courier New" w:hAnsi="Courier New"/>
+          <w:b/>
+          <w:i w:val="0"/>
           <w:sz w:val="28"/>
         </w:rPr>
+        <w:t>curriculum_disciplines</w:t>
       </w:r>
       <w:r>
         <w:rPr>
           <w:rFonts w:ascii="Times New Roman" w:hAnsi="Times New Roman"/>
           <w:b/>
+          <w:i w:val="0"/>
           <w:sz w:val="28"/>
         </w:rPr>
-        <w:t>`curriculum_disciplines`:</w:t>
+        <w:t>:</w:t>
       </w:r>
       <w:r>
         <w:rPr>
           <w:rFonts w:ascii="Times New Roman" w:hAnsi="Times New Roman"/>
+          <w:b w:val="0"/>
+          <w:i w:val="0"/>
           <w:sz w:val="28"/>
         </w:rPr>
         <w:t xml:space="preserve"> 51 дисциплина УП по 8 семестрам с детальной разбивкой академических часов (лекции, лабораторные, практики, СРС), зачетных единиц и форм контроля.</w:t>
@@ -771,21 +867,27 @@
       </w:r>
       <w:r>
         <w:rPr>
-          <w:rFonts w:ascii="Times New Roman" w:hAnsi="Times New Roman"/>
+          <w:rFonts w:ascii="Courier New" w:hAnsi="Courier New"/>
+          <w:b/>
+          <w:i w:val="0"/>
           <w:sz w:val="28"/>
         </w:rPr>
+        <w:t>competencies</w:t>
       </w:r>
       <w:r>
         <w:rPr>
           <w:rFonts w:ascii="Times New Roman" w:hAnsi="Times New Roman"/>
           <w:b/>
+          <w:i w:val="0"/>
           <w:sz w:val="28"/>
         </w:rPr>
-        <w:t>`competencies`:</w:t>
+        <w:t>:</w:t>
       </w:r>
       <w:r>
         <w:rPr>
           <w:rFonts w:ascii="Times New Roman" w:hAnsi="Times New Roman"/>
+          <w:b w:val="0"/>
+          <w:i w:val="0"/>
           <w:sz w:val="28"/>
         </w:rPr>
         <w:t xml:space="preserve"> Справочник 13 компетенций (5 универсальных УК, 4 общепрофессиональных ОПК, 4 профессиональных ПК).</w:t>
@@ -807,21 +909,27 @@
       </w:r>
       <w:r>
         <w:rPr>
-          <w:rFonts w:ascii="Times New Roman" w:hAnsi="Times New Roman"/>
+          <w:rFonts w:ascii="Courier New" w:hAnsi="Courier New"/>
+          <w:b/>
+          <w:i w:val="0"/>
           <w:sz w:val="28"/>
         </w:rPr>
+        <w:t>departments</w:t>
       </w:r>
       <w:r>
         <w:rPr>
           <w:rFonts w:ascii="Times New Roman" w:hAnsi="Times New Roman"/>
           <w:b/>
+          <w:i w:val="0"/>
           <w:sz w:val="28"/>
         </w:rPr>
-        <w:t>`departments`:</w:t>
+        <w:t>:</w:t>
       </w:r>
       <w:r>
         <w:rPr>
           <w:rFonts w:ascii="Times New Roman" w:hAnsi="Times New Roman"/>
+          <w:b w:val="0"/>
+          <w:i w:val="0"/>
           <w:sz w:val="28"/>
         </w:rPr>
         <w:t xml:space="preserve"> 7 подразделений университета (кафедры ПИ, ИСТ, ВМ, ИЯ, ОФ, Центр АНОК, Ректорат).</w:t>
@@ -843,21 +951,27 @@
       </w:r>
       <w:r>
         <w:rPr>
-          <w:rFonts w:ascii="Times New Roman" w:hAnsi="Times New Roman"/>
+          <w:rFonts w:ascii="Courier New" w:hAnsi="Courier New"/>
+          <w:b/>
+          <w:i w:val="0"/>
           <w:sz w:val="28"/>
         </w:rPr>
+        <w:t>document_signatures</w:t>
       </w:r>
       <w:r>
         <w:rPr>
           <w:rFonts w:ascii="Times New Roman" w:hAnsi="Times New Roman"/>
           <w:b/>
+          <w:i w:val="0"/>
           <w:sz w:val="28"/>
         </w:rPr>
-        <w:t>`document_signatures`:</w:t>
+        <w:t>:</w:t>
       </w:r>
       <w:r>
         <w:rPr>
           <w:rFonts w:ascii="Times New Roman" w:hAnsi="Times New Roman"/>
+          <w:b w:val="0"/>
+          <w:i w:val="0"/>
           <w:sz w:val="28"/>
         </w:rPr>
         <w:t xml:space="preserve"> 4 этапа согласования УП (Зав. кафедрой → Нач. АНОК → Проректор по УР → Ректор) с хэшами SHA-256.</w:t>
@@ -879,21 +993,45 @@
       </w:r>
       <w:r>
         <w:rPr>
-          <w:rFonts w:ascii="Times New Roman" w:hAnsi="Times New Roman"/>
+          <w:rFonts w:ascii="Courier New" w:hAnsi="Courier New"/>
+          <w:b/>
+          <w:i w:val="0"/>
           <w:sz w:val="28"/>
         </w:rPr>
+        <w:t>service_notes</w:t>
       </w:r>
       <w:r>
         <w:rPr>
           <w:rFonts w:ascii="Times New Roman" w:hAnsi="Times New Roman"/>
           <w:b/>
+          <w:i w:val="0"/>
           <w:sz w:val="28"/>
         </w:rPr>
-        <w:t>`service_notes` и `service_note_items`:</w:t>
+        <w:t xml:space="preserve"> и </w:t>
+      </w:r>
+      <w:r>
+        <w:rPr>
+          <w:rFonts w:ascii="Courier New" w:hAnsi="Courier New"/>
+          <w:b/>
+          <w:i w:val="0"/>
+          <w:sz w:val="28"/>
+        </w:rPr>
+        <w:t>service_note_items</w:t>
       </w:r>
       <w:r>
         <w:rPr>
           <w:rFonts w:ascii="Times New Roman" w:hAnsi="Times New Roman"/>
+          <w:b/>
+          <w:i w:val="0"/>
+          <w:sz w:val="28"/>
+        </w:rPr>
+        <w:t>:</w:t>
+      </w:r>
+      <w:r>
+        <w:rPr>
+          <w:rFonts w:ascii="Times New Roman" w:hAnsi="Times New Roman"/>
+          <w:b w:val="0"/>
+          <w:i w:val="0"/>
           <w:sz w:val="28"/>
         </w:rPr>
         <w:t xml:space="preserve"> Служебные записки на корректировку дисциплин с фиксацией версий («Было» → «Стало»).</w:t>
@@ -915,21 +1053,45 @@
       </w:r>
       <w:r>
         <w:rPr>
-          <w:rFonts w:ascii="Times New Roman" w:hAnsi="Times New Roman"/>
+          <w:rFonts w:ascii="Courier New" w:hAnsi="Courier New"/>
+          <w:b/>
+          <w:i w:val="0"/>
           <w:sz w:val="28"/>
         </w:rPr>
+        <w:t>roles</w:t>
       </w:r>
       <w:r>
         <w:rPr>
           <w:rFonts w:ascii="Times New Roman" w:hAnsi="Times New Roman"/>
           <w:b/>
+          <w:i w:val="0"/>
           <w:sz w:val="28"/>
         </w:rPr>
-        <w:t>`roles` и `users`:</w:t>
+        <w:t xml:space="preserve"> и </w:t>
+      </w:r>
+      <w:r>
+        <w:rPr>
+          <w:rFonts w:ascii="Courier New" w:hAnsi="Courier New"/>
+          <w:b/>
+          <w:i w:val="0"/>
+          <w:sz w:val="28"/>
+        </w:rPr>
+        <w:t>users</w:t>
       </w:r>
       <w:r>
         <w:rPr>
           <w:rFonts w:ascii="Times New Roman" w:hAnsi="Times New Roman"/>
+          <w:b/>
+          <w:i w:val="0"/>
+          <w:sz w:val="28"/>
+        </w:rPr>
+        <w:t>:</w:t>
+      </w:r>
+      <w:r>
+        <w:rPr>
+          <w:rFonts w:ascii="Times New Roman" w:hAnsi="Times New Roman"/>
+          <w:b w:val="0"/>
+          <w:i w:val="0"/>
           <w:sz w:val="28"/>
         </w:rPr>
         <w:t xml:space="preserve"> 7 ролей доступа и учетные записи пользователей системы.</w:t>
@@ -951,21 +1113,27 @@
       </w:r>
       <w:r>
         <w:rPr>
-          <w:rFonts w:ascii="Times New Roman" w:hAnsi="Times New Roman"/>
+          <w:rFonts w:ascii="Courier New" w:hAnsi="Courier New"/>
+          <w:b/>
+          <w:i w:val="0"/>
           <w:sz w:val="28"/>
         </w:rPr>
+        <w:t>announcements</w:t>
       </w:r>
       <w:r>
         <w:rPr>
           <w:rFonts w:ascii="Times New Roman" w:hAnsi="Times New Roman"/>
           <w:b/>
+          <w:i w:val="0"/>
           <w:sz w:val="28"/>
         </w:rPr>
-        <w:t>`announcements`:</w:t>
+        <w:t>:</w:t>
       </w:r>
       <w:r>
         <w:rPr>
           <w:rFonts w:ascii="Times New Roman" w:hAnsi="Times New Roman"/>
+          <w:b w:val="0"/>
+          <w:i w:val="0"/>
           <w:sz w:val="28"/>
         </w:rPr>
         <w:t xml:space="preserve"> 4 регламентных объявления Центра АНОК.</w:t>
@@ -987,21 +1155,27 @@
       </w:r>
       <w:r>
         <w:rPr>
-          <w:rFonts w:ascii="Times New Roman" w:hAnsi="Times New Roman"/>
+          <w:rFonts w:ascii="Courier New" w:hAnsi="Courier New"/>
+          <w:b/>
+          <w:i w:val="0"/>
           <w:sz w:val="28"/>
         </w:rPr>
+        <w:t>audit_logs</w:t>
       </w:r>
       <w:r>
         <w:rPr>
           <w:rFonts w:ascii="Times New Roman" w:hAnsi="Times New Roman"/>
           <w:b/>
+          <w:i w:val="0"/>
           <w:sz w:val="28"/>
         </w:rPr>
-        <w:t>`audit_logs`:</w:t>
+        <w:t>:</w:t>
       </w:r>
       <w:r>
         <w:rPr>
           <w:rFonts w:ascii="Times New Roman" w:hAnsi="Times New Roman"/>
+          <w:b w:val="0"/>
+          <w:i w:val="0"/>
           <w:sz w:val="28"/>
         </w:rPr>
         <w:t xml:space="preserve"> 7 записей журнала аудита безопасности с фиксацией IP-адресов.</w:t>
@@ -1030,6 +1204,8 @@
       <w:r>
         <w:rPr>
           <w:rFonts w:ascii="Times New Roman" w:hAnsi="Times New Roman"/>
+          <w:b w:val="0"/>
+          <w:i w:val="0"/>
           <w:sz w:val="28"/>
         </w:rPr>
         <w:t>Портал включает 13 функциональных страниц:</w:t>
@@ -1051,15 +1227,27 @@
       </w:r>
       <w:r>
         <w:rPr>
-          <w:rFonts w:ascii="Times New Roman" w:hAnsi="Times New Roman"/>
+          <w:rFonts w:ascii="Courier New" w:hAnsi="Courier New"/>
+          <w:b w:val="0"/>
+          <w:i w:val="0"/>
           <w:sz w:val="28"/>
         </w:rPr>
-        <w:t xml:space="preserve">`dashboard` — </w:t>
+        <w:t>dashboard</w:t>
+      </w:r>
+      <w:r>
+        <w:rPr>
+          <w:rFonts w:ascii="Times New Roman" w:hAnsi="Times New Roman"/>
+          <w:b w:val="0"/>
+          <w:i w:val="0"/>
+          <w:sz w:val="28"/>
+        </w:rPr>
+        <w:t xml:space="preserve"> — </w:t>
       </w:r>
       <w:r>
         <w:rPr>
           <w:rFonts w:ascii="Times New Roman" w:hAnsi="Times New Roman"/>
           <w:b/>
+          <w:i w:val="0"/>
           <w:sz w:val="28"/>
         </w:rPr>
         <w:t>Сводная аналитическая панель:</w:t>
@@ -1067,6 +1255,8 @@
       <w:r>
         <w:rPr>
           <w:rFonts w:ascii="Times New Roman" w:hAnsi="Times New Roman"/>
+          <w:b w:val="0"/>
+          <w:i w:val="0"/>
           <w:sz w:val="28"/>
         </w:rPr>
         <w:t xml:space="preserve"> ключевые метрики (планы, дисциплины, стандарты, служебные записки), реестр проектов УП, регламенты.</w:t>
@@ -1088,15 +1278,27 @@
       </w:r>
       <w:r>
         <w:rPr>
-          <w:rFonts w:ascii="Times New Roman" w:hAnsi="Times New Roman"/>
+          <w:rFonts w:ascii="Courier New" w:hAnsi="Courier New"/>
+          <w:b w:val="0"/>
+          <w:i w:val="0"/>
           <w:sz w:val="28"/>
         </w:rPr>
-        <w:t xml:space="preserve">`plans` — </w:t>
+        <w:t>plans</w:t>
+      </w:r>
+      <w:r>
+        <w:rPr>
+          <w:rFonts w:ascii="Times New Roman" w:hAnsi="Times New Roman"/>
+          <w:b w:val="0"/>
+          <w:i w:val="0"/>
+          <w:sz w:val="28"/>
+        </w:rPr>
+        <w:t xml:space="preserve"> — </w:t>
       </w:r>
       <w:r>
         <w:rPr>
           <w:rFonts w:ascii="Times New Roman" w:hAnsi="Times New Roman"/>
           <w:b/>
+          <w:i w:val="0"/>
           <w:sz w:val="28"/>
         </w:rPr>
         <w:t>Реестр учебных планов:</w:t>
@@ -1104,6 +1306,8 @@
       <w:r>
         <w:rPr>
           <w:rFonts w:ascii="Times New Roman" w:hAnsi="Times New Roman"/>
+          <w:b w:val="0"/>
+          <w:i w:val="0"/>
           <w:sz w:val="28"/>
         </w:rPr>
         <w:t xml:space="preserve"> статус согласования, формы обучения, протоколы.</w:t>
@@ -1125,15 +1329,27 @@
       </w:r>
       <w:r>
         <w:rPr>
-          <w:rFonts w:ascii="Times New Roman" w:hAnsi="Times New Roman"/>
+          <w:rFonts w:ascii="Courier New" w:hAnsi="Courier New"/>
+          <w:b w:val="0"/>
+          <w:i w:val="0"/>
           <w:sz w:val="28"/>
         </w:rPr>
-        <w:t xml:space="preserve">`plan` — </w:t>
+        <w:t>plan</w:t>
+      </w:r>
+      <w:r>
+        <w:rPr>
+          <w:rFonts w:ascii="Times New Roman" w:hAnsi="Times New Roman"/>
+          <w:b w:val="0"/>
+          <w:i w:val="0"/>
+          <w:sz w:val="28"/>
+        </w:rPr>
+        <w:t xml:space="preserve"> — </w:t>
       </w:r>
       <w:r>
         <w:rPr>
           <w:rFonts w:ascii="Times New Roman" w:hAnsi="Times New Roman"/>
           <w:b/>
+          <w:i w:val="0"/>
           <w:sz w:val="28"/>
         </w:rPr>
         <w:t>Детальный просмотр учебного плана:</w:t>
@@ -1141,6 +1357,8 @@
       <w:r>
         <w:rPr>
           <w:rFonts w:ascii="Times New Roman" w:hAnsi="Times New Roman"/>
+          <w:b w:val="0"/>
+          <w:i w:val="0"/>
           <w:sz w:val="28"/>
         </w:rPr>
         <w:t xml:space="preserve"> навигация по семестрам 1–8, баланс 30 з.е. и 1080 часов на семестр, формы контроля, обеспечивающие кафедры.</w:t>
@@ -1162,15 +1380,27 @@
       </w:r>
       <w:r>
         <w:rPr>
-          <w:rFonts w:ascii="Times New Roman" w:hAnsi="Times New Roman"/>
+          <w:rFonts w:ascii="Courier New" w:hAnsi="Courier New"/>
+          <w:b w:val="0"/>
+          <w:i w:val="0"/>
           <w:sz w:val="28"/>
         </w:rPr>
-        <w:t xml:space="preserve">`validate` — </w:t>
+        <w:t>validate</w:t>
+      </w:r>
+      <w:r>
+        <w:rPr>
+          <w:rFonts w:ascii="Times New Roman" w:hAnsi="Times New Roman"/>
+          <w:b w:val="0"/>
+          <w:i w:val="0"/>
+          <w:sz w:val="28"/>
+        </w:rPr>
+        <w:t xml:space="preserve"> — </w:t>
       </w:r>
       <w:r>
         <w:rPr>
           <w:rFonts w:ascii="Times New Roman" w:hAnsi="Times New Roman"/>
           <w:b/>
+          <w:i w:val="0"/>
           <w:sz w:val="28"/>
         </w:rPr>
         <w:t>Экспертиза ФГОС ВО 3++:</w:t>
@@ -1178,6 +1408,8 @@
       <w:r>
         <w:rPr>
           <w:rFonts w:ascii="Times New Roman" w:hAnsi="Times New Roman"/>
+          <w:b w:val="0"/>
+          <w:i w:val="0"/>
           <w:sz w:val="28"/>
         </w:rPr>
         <w:t xml:space="preserve"> автоматизированный контроль баланса кредитов, экзаменов, практик и ГИА.</w:t>
@@ -1199,15 +1431,27 @@
       </w:r>
       <w:r>
         <w:rPr>
-          <w:rFonts w:ascii="Times New Roman" w:hAnsi="Times New Roman"/>
+          <w:rFonts w:ascii="Courier New" w:hAnsi="Courier New"/>
+          <w:b w:val="0"/>
+          <w:i w:val="0"/>
           <w:sz w:val="28"/>
         </w:rPr>
-        <w:t xml:space="preserve">`signatures` — </w:t>
+        <w:t>signatures</w:t>
+      </w:r>
+      <w:r>
+        <w:rPr>
+          <w:rFonts w:ascii="Times New Roman" w:hAnsi="Times New Roman"/>
+          <w:b w:val="0"/>
+          <w:i w:val="0"/>
+          <w:sz w:val="28"/>
+        </w:rPr>
+        <w:t xml:space="preserve"> — </w:t>
       </w:r>
       <w:r>
         <w:rPr>
           <w:rFonts w:ascii="Times New Roman" w:hAnsi="Times New Roman"/>
           <w:b/>
+          <w:i w:val="0"/>
           <w:sz w:val="28"/>
         </w:rPr>
         <w:t>Маршрут согласования и ЭЦП:</w:t>
@@ -1215,6 +1459,8 @@
       <w:r>
         <w:rPr>
           <w:rFonts w:ascii="Times New Roman" w:hAnsi="Times New Roman"/>
+          <w:b w:val="0"/>
+          <w:i w:val="0"/>
           <w:sz w:val="28"/>
         </w:rPr>
         <w:t xml:space="preserve"> хронология визирования должностными лицами с криптографическими отпечатками.</w:t>
@@ -1236,15 +1482,27 @@
       </w:r>
       <w:r>
         <w:rPr>
-          <w:rFonts w:ascii="Times New Roman" w:hAnsi="Times New Roman"/>
+          <w:rFonts w:ascii="Courier New" w:hAnsi="Courier New"/>
+          <w:b w:val="0"/>
+          <w:i w:val="0"/>
           <w:sz w:val="28"/>
         </w:rPr>
-        <w:t xml:space="preserve">`memos` — </w:t>
+        <w:t>memos</w:t>
+      </w:r>
+      <w:r>
+        <w:rPr>
+          <w:rFonts w:ascii="Times New Roman" w:hAnsi="Times New Roman"/>
+          <w:b w:val="0"/>
+          <w:i w:val="0"/>
+          <w:sz w:val="28"/>
+        </w:rPr>
+        <w:t xml:space="preserve"> — </w:t>
       </w:r>
       <w:r>
         <w:rPr>
           <w:rFonts w:ascii="Times New Roman" w:hAnsi="Times New Roman"/>
           <w:b/>
+          <w:i w:val="0"/>
           <w:sz w:val="28"/>
         </w:rPr>
         <w:t>Служебные записки:</w:t>
@@ -1252,6 +1510,8 @@
       <w:r>
         <w:rPr>
           <w:rFonts w:ascii="Times New Roman" w:hAnsi="Times New Roman"/>
+          <w:b w:val="0"/>
+          <w:i w:val="0"/>
           <w:sz w:val="28"/>
         </w:rPr>
         <w:t xml:space="preserve"> реестр изменений учебных планов между кафедрами.</w:t>
@@ -1273,15 +1533,27 @@
       </w:r>
       <w:r>
         <w:rPr>
-          <w:rFonts w:ascii="Times New Roman" w:hAnsi="Times New Roman"/>
+          <w:rFonts w:ascii="Courier New" w:hAnsi="Courier New"/>
+          <w:b w:val="0"/>
+          <w:i w:val="0"/>
           <w:sz w:val="28"/>
         </w:rPr>
-        <w:t xml:space="preserve">`programs` — </w:t>
+        <w:t>programs</w:t>
+      </w:r>
+      <w:r>
+        <w:rPr>
+          <w:rFonts w:ascii="Times New Roman" w:hAnsi="Times New Roman"/>
+          <w:b w:val="0"/>
+          <w:i w:val="0"/>
+          <w:sz w:val="28"/>
+        </w:rPr>
+        <w:t xml:space="preserve"> — </w:t>
       </w:r>
       <w:r>
         <w:rPr>
           <w:rFonts w:ascii="Times New Roman" w:hAnsi="Times New Roman"/>
           <w:b/>
+          <w:i w:val="0"/>
           <w:sz w:val="28"/>
         </w:rPr>
         <w:t>Образовательные программы:</w:t>
@@ -1289,6 +1561,8 @@
       <w:r>
         <w:rPr>
           <w:rFonts w:ascii="Times New Roman" w:hAnsi="Times New Roman"/>
+          <w:b w:val="0"/>
+          <w:i w:val="0"/>
           <w:sz w:val="28"/>
         </w:rPr>
         <w:t xml:space="preserve"> направления подготовки и профили.</w:t>
@@ -1310,15 +1584,27 @@
       </w:r>
       <w:r>
         <w:rPr>
-          <w:rFonts w:ascii="Times New Roman" w:hAnsi="Times New Roman"/>
+          <w:rFonts w:ascii="Courier New" w:hAnsi="Courier New"/>
+          <w:b w:val="0"/>
+          <w:i w:val="0"/>
           <w:sz w:val="28"/>
         </w:rPr>
-        <w:t xml:space="preserve">`competencies` — </w:t>
+        <w:t>competencies</w:t>
+      </w:r>
+      <w:r>
+        <w:rPr>
+          <w:rFonts w:ascii="Times New Roman" w:hAnsi="Times New Roman"/>
+          <w:b w:val="0"/>
+          <w:i w:val="0"/>
+          <w:sz w:val="28"/>
+        </w:rPr>
+        <w:t xml:space="preserve"> — </w:t>
       </w:r>
       <w:r>
         <w:rPr>
           <w:rFonts w:ascii="Times New Roman" w:hAnsi="Times New Roman"/>
           <w:b/>
+          <w:i w:val="0"/>
           <w:sz w:val="28"/>
         </w:rPr>
         <w:t>Матрица компетенций:</w:t>
@@ -1326,6 +1612,8 @@
       <w:r>
         <w:rPr>
           <w:rFonts w:ascii="Times New Roman" w:hAnsi="Times New Roman"/>
+          <w:b w:val="0"/>
+          <w:i w:val="0"/>
           <w:sz w:val="28"/>
         </w:rPr>
         <w:t xml:space="preserve"> формулировки УК, ОПК и ПК.</w:t>
@@ -1347,15 +1635,27 @@
       </w:r>
       <w:r>
         <w:rPr>
-          <w:rFonts w:ascii="Times New Roman" w:hAnsi="Times New Roman"/>
+          <w:rFonts w:ascii="Courier New" w:hAnsi="Courier New"/>
+          <w:b w:val="0"/>
+          <w:i w:val="0"/>
           <w:sz w:val="28"/>
         </w:rPr>
-        <w:t xml:space="preserve">`standards` — </w:t>
+        <w:t>standards</w:t>
+      </w:r>
+      <w:r>
+        <w:rPr>
+          <w:rFonts w:ascii="Times New Roman" w:hAnsi="Times New Roman"/>
+          <w:b w:val="0"/>
+          <w:i w:val="0"/>
+          <w:sz w:val="28"/>
+        </w:rPr>
+        <w:t xml:space="preserve"> — </w:t>
       </w:r>
       <w:r>
         <w:rPr>
           <w:rFonts w:ascii="Times New Roman" w:hAnsi="Times New Roman"/>
           <w:b/>
+          <w:i w:val="0"/>
           <w:sz w:val="28"/>
         </w:rPr>
         <w:t>Стандарты ФГОС:</w:t>
@@ -1363,6 +1663,8 @@
       <w:r>
         <w:rPr>
           <w:rFonts w:ascii="Times New Roman" w:hAnsi="Times New Roman"/>
+          <w:b w:val="0"/>
+          <w:i w:val="0"/>
           <w:sz w:val="28"/>
         </w:rPr>
         <w:t xml:space="preserve"> нормативная база Минобрнауки РФ.</w:t>
@@ -1384,15 +1686,27 @@
       </w:r>
       <w:r>
         <w:rPr>
-          <w:rFonts w:ascii="Times New Roman" w:hAnsi="Times New Roman"/>
+          <w:rFonts w:ascii="Courier New" w:hAnsi="Courier New"/>
+          <w:b w:val="0"/>
+          <w:i w:val="0"/>
           <w:sz w:val="28"/>
         </w:rPr>
-        <w:t xml:space="preserve">`departments` — </w:t>
+        <w:t>departments</w:t>
+      </w:r>
+      <w:r>
+        <w:rPr>
+          <w:rFonts w:ascii="Times New Roman" w:hAnsi="Times New Roman"/>
+          <w:b w:val="0"/>
+          <w:i w:val="0"/>
+          <w:sz w:val="28"/>
+        </w:rPr>
+        <w:t xml:space="preserve"> — </w:t>
       </w:r>
       <w:r>
         <w:rPr>
           <w:rFonts w:ascii="Times New Roman" w:hAnsi="Times New Roman"/>
           <w:b/>
+          <w:i w:val="0"/>
           <w:sz w:val="28"/>
         </w:rPr>
         <w:t>Подразделения:</w:t>
@@ -1400,6 +1714,8 @@
       <w:r>
         <w:rPr>
           <w:rFonts w:ascii="Times New Roman" w:hAnsi="Times New Roman"/>
+          <w:b w:val="0"/>
+          <w:i w:val="0"/>
           <w:sz w:val="28"/>
         </w:rPr>
         <w:t xml:space="preserve"> институты, кафедры и контакты.</w:t>
@@ -1421,15 +1737,27 @@
       </w:r>
       <w:r>
         <w:rPr>
-          <w:rFonts w:ascii="Times New Roman" w:hAnsi="Times New Roman"/>
+          <w:rFonts w:ascii="Courier New" w:hAnsi="Courier New"/>
+          <w:b w:val="0"/>
+          <w:i w:val="0"/>
           <w:sz w:val="28"/>
         </w:rPr>
-        <w:t xml:space="preserve">`announcements` — </w:t>
+        <w:t>announcements</w:t>
+      </w:r>
+      <w:r>
+        <w:rPr>
+          <w:rFonts w:ascii="Times New Roman" w:hAnsi="Times New Roman"/>
+          <w:b w:val="0"/>
+          <w:i w:val="0"/>
+          <w:sz w:val="28"/>
+        </w:rPr>
+        <w:t xml:space="preserve"> — </w:t>
       </w:r>
       <w:r>
         <w:rPr>
           <w:rFonts w:ascii="Times New Roman" w:hAnsi="Times New Roman"/>
           <w:b/>
+          <w:i w:val="0"/>
           <w:sz w:val="28"/>
         </w:rPr>
         <w:t>Объявления и регламенты:</w:t>
@@ -1437,6 +1765,8 @@
       <w:r>
         <w:rPr>
           <w:rFonts w:ascii="Times New Roman" w:hAnsi="Times New Roman"/>
+          <w:b w:val="0"/>
+          <w:i w:val="0"/>
           <w:sz w:val="28"/>
         </w:rPr>
         <w:t xml:space="preserve"> актуальная нормативная база АНОК.</w:t>
@@ -1458,15 +1788,27 @@
       </w:r>
       <w:r>
         <w:rPr>
-          <w:rFonts w:ascii="Times New Roman" w:hAnsi="Times New Roman"/>
+          <w:rFonts w:ascii="Courier New" w:hAnsi="Courier New"/>
+          <w:b w:val="0"/>
+          <w:i w:val="0"/>
           <w:sz w:val="28"/>
         </w:rPr>
-        <w:t xml:space="preserve">`audit` — </w:t>
+        <w:t>audit</w:t>
+      </w:r>
+      <w:r>
+        <w:rPr>
+          <w:rFonts w:ascii="Times New Roman" w:hAnsi="Times New Roman"/>
+          <w:b w:val="0"/>
+          <w:i w:val="0"/>
+          <w:sz w:val="28"/>
+        </w:rPr>
+        <w:t xml:space="preserve"> — </w:t>
       </w:r>
       <w:r>
         <w:rPr>
           <w:rFonts w:ascii="Times New Roman" w:hAnsi="Times New Roman"/>
           <w:b/>
+          <w:i w:val="0"/>
           <w:sz w:val="28"/>
         </w:rPr>
         <w:t>Журнал аудита:</w:t>
@@ -1474,6 +1816,8 @@
       <w:r>
         <w:rPr>
           <w:rFonts w:ascii="Times New Roman" w:hAnsi="Times New Roman"/>
+          <w:b w:val="0"/>
+          <w:i w:val="0"/>
           <w:sz w:val="28"/>
         </w:rPr>
         <w:t xml:space="preserve"> протокол событий безопасности с поисковой строкой.</w:t>
@@ -1495,15 +1839,27 @@
       </w:r>
       <w:r>
         <w:rPr>
-          <w:rFonts w:ascii="Times New Roman" w:hAnsi="Times New Roman"/>
+          <w:rFonts w:ascii="Courier New" w:hAnsi="Courier New"/>
+          <w:b w:val="0"/>
+          <w:i w:val="0"/>
           <w:sz w:val="28"/>
         </w:rPr>
-        <w:t xml:space="preserve">`sitemap` — </w:t>
+        <w:t>sitemap</w:t>
+      </w:r>
+      <w:r>
+        <w:rPr>
+          <w:rFonts w:ascii="Times New Roman" w:hAnsi="Times New Roman"/>
+          <w:b w:val="0"/>
+          <w:i w:val="0"/>
+          <w:sz w:val="28"/>
+        </w:rPr>
+        <w:t xml:space="preserve"> — </w:t>
       </w:r>
       <w:r>
         <w:rPr>
           <w:rFonts w:ascii="Times New Roman" w:hAnsi="Times New Roman"/>
           <w:b/>
+          <w:i w:val="0"/>
           <w:sz w:val="28"/>
         </w:rPr>
         <w:t>Карта сайта:</w:t>
@@ -1511,6 +1867,8 @@
       <w:r>
         <w:rPr>
           <w:rFonts w:ascii="Times New Roman" w:hAnsi="Times New Roman"/>
+          <w:b w:val="0"/>
+          <w:i w:val="0"/>
           <w:sz w:val="28"/>
         </w:rPr>
         <w:t xml:space="preserve"> дерево всех разделов портала.</w:t>
@@ -1572,9 +1930,47 @@
       <w:r>
         <w:rPr>
           <w:rFonts w:ascii="Times New Roman" w:hAnsi="Times New Roman"/>
+          <w:b w:val="0"/>
+          <w:i w:val="0"/>
           <w:sz w:val="28"/>
         </w:rPr>
-        <w:t>Портал автоматически инициализирует базу данных `portal/portal.db` и становится доступен по адресу `http://localhost:8000`.</w:t>
+        <w:t xml:space="preserve">Портал автоматически инициализирует базу данных </w:t>
+      </w:r>
+      <w:r>
+        <w:rPr>
+          <w:rFonts w:ascii="Courier New" w:hAnsi="Courier New"/>
+          <w:b w:val="0"/>
+          <w:i w:val="0"/>
+          <w:sz w:val="28"/>
+        </w:rPr>
+        <w:t>portal/portal.db</w:t>
+      </w:r>
+      <w:r>
+        <w:rPr>
+          <w:rFonts w:ascii="Times New Roman" w:hAnsi="Times New Roman"/>
+          <w:b w:val="0"/>
+          <w:i w:val="0"/>
+          <w:sz w:val="28"/>
+        </w:rPr>
+        <w:t xml:space="preserve"> и становится доступен по адресу </w:t>
+      </w:r>
+      <w:r>
+        <w:rPr>
+          <w:rFonts w:ascii="Courier New" w:hAnsi="Courier New"/>
+          <w:b w:val="0"/>
+          <w:i w:val="0"/>
+          <w:sz w:val="28"/>
+        </w:rPr>
+        <w:t>http://localhost:8000</w:t>
+      </w:r>
+      <w:r>
+        <w:rPr>
+          <w:rFonts w:ascii="Times New Roman" w:hAnsi="Times New Roman"/>
+          <w:b w:val="0"/>
+          <w:i w:val="0"/>
+          <w:sz w:val="28"/>
+        </w:rPr>
+        <w:t>.</w:t>
       </w:r>
     </w:p>
     <w:p>
@@ -1638,6 +2034,8 @@
       <w:r>
         <w:rPr>
           <w:rFonts w:ascii="Times New Roman" w:hAnsi="Times New Roman"/>
+          <w:b w:val="0"/>
+          <w:i w:val="0"/>
           <w:sz w:val="28"/>
         </w:rPr>
         <w:t>Разработанный корпоративный веб-портал Центра АНОК полностью реализует все требования предметной области варианта № 15, соответствует критериям лабораторных работ № 1 – № 7 учебной программы «Практикум по разработке корпоративного портала» и готов к практической демонстрации и защите.</w:t>

--- a/reports/lab7/LR7_Explanatory_Note_Variant15.docx
+++ b/reports/lab7/LR7_Explanatory_Note_Variant15.docx
@@ -95,6 +95,24 @@
     </w:p>
     <w:p>
       <w:pPr>
+        <w:keepNext/>
+        <w:keepLines/>
+        <w:widowControl/>
+        <w:spacing w:before="240" w:after="120"/>
+        <w:jc w:val="left"/>
+      </w:pPr>
+      <w:r>
+        <w:rPr>
+          <w:rFonts w:ascii="Times New Roman" w:hAnsi="Times New Roman"/>
+          <w:b/>
+          <w:sz w:val="28"/>
+        </w:rPr>
+        <w:t>ВВЕДЕНИЕ</w:t>
+      </w:r>
+    </w:p>
+    <w:p>
+      <w:pPr>
+        <w:widowControl/>
         <w:spacing w:line="276" w:lineRule="auto" w:after="120"/>
         <w:ind w:firstLine="709"/>
         <w:jc w:val="both"/>
@@ -111,6 +129,7 @@
     </w:p>
     <w:p>
       <w:pPr>
+        <w:widowControl/>
         <w:spacing w:line="276" w:lineRule="auto" w:after="120"/>
         <w:ind w:firstLine="709"/>
         <w:jc w:val="both"/>
@@ -127,6 +146,7 @@
     </w:p>
     <w:p>
       <w:pPr>
+        <w:widowControl/>
         <w:spacing w:line="276" w:lineRule="auto" w:after="120"/>
         <w:ind w:firstLine="709"/>
         <w:jc w:val="both"/>
@@ -143,6 +163,10 @@
     </w:p>
     <w:p>
       <w:pPr>
+        <w:keepNext/>
+        <w:keepLines/>
+        <w:pageBreakBefore/>
+        <w:widowControl/>
         <w:spacing w:before="240" w:after="120"/>
         <w:jc w:val="left"/>
       </w:pPr>
@@ -157,6 +181,9 @@
     </w:p>
     <w:p>
       <w:pPr>
+        <w:keepNext/>
+        <w:keepLines/>
+        <w:widowControl/>
         <w:spacing w:before="160" w:after="80"/>
         <w:jc w:val="left"/>
       </w:pPr>
@@ -171,6 +198,7 @@
     </w:p>
     <w:p>
       <w:pPr>
+        <w:widowControl/>
         <w:spacing w:line="276" w:lineRule="auto" w:after="120"/>
         <w:ind w:firstLine="709"/>
         <w:jc w:val="both"/>
@@ -187,6 +215,8 @@
     </w:p>
     <w:p>
       <w:pPr>
+        <w:keepLines/>
+        <w:widowControl/>
         <w:spacing w:line="276" w:lineRule="auto" w:after="60"/>
         <w:ind w:left="709"/>
         <w:jc w:val="both"/>
@@ -211,6 +241,8 @@
     </w:p>
     <w:p>
       <w:pPr>
+        <w:keepLines/>
+        <w:widowControl/>
         <w:spacing w:line="276" w:lineRule="auto" w:after="60"/>
         <w:ind w:left="709"/>
         <w:jc w:val="both"/>
@@ -235,6 +267,8 @@
     </w:p>
     <w:p>
       <w:pPr>
+        <w:keepLines/>
+        <w:widowControl/>
         <w:spacing w:line="276" w:lineRule="auto" w:after="60"/>
         <w:ind w:left="709"/>
         <w:jc w:val="both"/>
@@ -259,6 +293,8 @@
     </w:p>
     <w:p>
       <w:pPr>
+        <w:keepLines/>
+        <w:widowControl/>
         <w:spacing w:line="276" w:lineRule="auto" w:after="60"/>
         <w:ind w:left="709"/>
         <w:jc w:val="both"/>
@@ -283,6 +319,8 @@
     </w:p>
     <w:p>
       <w:pPr>
+        <w:keepLines/>
+        <w:widowControl/>
         <w:spacing w:line="276" w:lineRule="auto" w:after="60"/>
         <w:ind w:left="709"/>
         <w:jc w:val="both"/>
@@ -307,6 +345,8 @@
     </w:p>
     <w:p>
       <w:pPr>
+        <w:keepLines/>
+        <w:widowControl/>
         <w:spacing w:line="276" w:lineRule="auto" w:after="60"/>
         <w:ind w:left="709"/>
         <w:jc w:val="both"/>
@@ -331,6 +371,9 @@
     </w:p>
     <w:p>
       <w:pPr>
+        <w:keepNext/>
+        <w:keepLines/>
+        <w:widowControl/>
         <w:spacing w:before="160" w:after="80"/>
         <w:jc w:val="left"/>
       </w:pPr>
@@ -345,6 +388,8 @@
     </w:p>
     <w:p>
       <w:pPr>
+        <w:keepLines/>
+        <w:widowControl/>
         <w:spacing w:line="276" w:lineRule="auto" w:after="60"/>
         <w:ind w:left="709"/>
         <w:jc w:val="both"/>
@@ -369,6 +414,8 @@
     </w:p>
     <w:p>
       <w:pPr>
+        <w:keepLines/>
+        <w:widowControl/>
         <w:spacing w:line="276" w:lineRule="auto" w:after="60"/>
         <w:ind w:left="709"/>
         <w:jc w:val="both"/>
@@ -393,6 +440,8 @@
     </w:p>
     <w:p>
       <w:pPr>
+        <w:keepLines/>
+        <w:widowControl/>
         <w:spacing w:line="276" w:lineRule="auto" w:after="60"/>
         <w:ind w:left="709"/>
         <w:jc w:val="both"/>
@@ -417,6 +466,8 @@
     </w:p>
     <w:p>
       <w:pPr>
+        <w:keepLines/>
+        <w:widowControl/>
         <w:spacing w:line="276" w:lineRule="auto" w:after="60"/>
         <w:ind w:left="709"/>
         <w:jc w:val="both"/>
@@ -441,6 +492,10 @@
     </w:p>
     <w:p>
       <w:pPr>
+        <w:keepNext/>
+        <w:keepLines/>
+        <w:pageBreakBefore/>
+        <w:widowControl/>
         <w:spacing w:before="240" w:after="120"/>
         <w:jc w:val="left"/>
       </w:pPr>
@@ -455,6 +510,9 @@
     </w:p>
     <w:p>
       <w:pPr>
+        <w:keepNext/>
+        <w:keepLines/>
+        <w:widowControl/>
         <w:spacing w:before="160" w:after="80"/>
         <w:jc w:val="left"/>
       </w:pPr>
@@ -469,6 +527,8 @@
     </w:p>
     <w:p>
       <w:pPr>
+        <w:keepLines/>
+        <w:widowControl/>
         <w:spacing w:line="276" w:lineRule="auto" w:after="60"/>
         <w:ind w:left="709"/>
         <w:jc w:val="both"/>
@@ -502,6 +562,8 @@
     </w:p>
     <w:p>
       <w:pPr>
+        <w:keepLines/>
+        <w:widowControl/>
         <w:spacing w:line="276" w:lineRule="auto" w:after="60"/>
         <w:ind w:left="709"/>
         <w:jc w:val="both"/>
@@ -553,6 +615,8 @@
     </w:p>
     <w:p>
       <w:pPr>
+        <w:keepLines/>
+        <w:widowControl/>
         <w:spacing w:line="276" w:lineRule="auto" w:after="60"/>
         <w:ind w:left="709"/>
         <w:jc w:val="both"/>
@@ -604,6 +668,8 @@
     </w:p>
     <w:p>
       <w:pPr>
+        <w:keepLines/>
+        <w:widowControl/>
         <w:spacing w:line="276" w:lineRule="auto" w:after="60"/>
         <w:ind w:left="709"/>
         <w:jc w:val="both"/>
@@ -637,6 +703,10 @@
     </w:p>
     <w:p>
       <w:pPr>
+        <w:keepNext/>
+        <w:keepLines/>
+        <w:pageBreakBefore/>
+        <w:widowControl/>
         <w:spacing w:before="240" w:after="120"/>
         <w:jc w:val="left"/>
       </w:pPr>
@@ -651,6 +721,7 @@
     </w:p>
     <w:p>
       <w:pPr>
+        <w:widowControl/>
         <w:spacing w:line="276" w:lineRule="auto" w:after="120"/>
         <w:ind w:firstLine="709"/>
         <w:jc w:val="both"/>
@@ -685,6 +756,8 @@
     </w:p>
     <w:p>
       <w:pPr>
+        <w:keepLines/>
+        <w:widowControl/>
         <w:spacing w:line="276" w:lineRule="auto" w:after="60"/>
         <w:ind w:left="709"/>
         <w:jc w:val="both"/>
@@ -727,6 +800,8 @@
     </w:p>
     <w:p>
       <w:pPr>
+        <w:keepLines/>
+        <w:widowControl/>
         <w:spacing w:line="276" w:lineRule="auto" w:after="60"/>
         <w:ind w:left="709"/>
         <w:jc w:val="both"/>
@@ -769,6 +844,8 @@
     </w:p>
     <w:p>
       <w:pPr>
+        <w:keepLines/>
+        <w:widowControl/>
         <w:spacing w:line="276" w:lineRule="auto" w:after="60"/>
         <w:ind w:left="709"/>
         <w:jc w:val="both"/>
@@ -811,6 +888,8 @@
     </w:p>
     <w:p>
       <w:pPr>
+        <w:keepLines/>
+        <w:widowControl/>
         <w:spacing w:line="276" w:lineRule="auto" w:after="60"/>
         <w:ind w:left="709"/>
         <w:jc w:val="both"/>
@@ -853,6 +932,8 @@
     </w:p>
     <w:p>
       <w:pPr>
+        <w:keepLines/>
+        <w:widowControl/>
         <w:spacing w:line="276" w:lineRule="auto" w:after="60"/>
         <w:ind w:left="709"/>
         <w:jc w:val="both"/>
@@ -895,6 +976,8 @@
     </w:p>
     <w:p>
       <w:pPr>
+        <w:keepLines/>
+        <w:widowControl/>
         <w:spacing w:line="276" w:lineRule="auto" w:after="60"/>
         <w:ind w:left="709"/>
         <w:jc w:val="both"/>
@@ -937,6 +1020,8 @@
     </w:p>
     <w:p>
       <w:pPr>
+        <w:keepLines/>
+        <w:widowControl/>
         <w:spacing w:line="276" w:lineRule="auto" w:after="60"/>
         <w:ind w:left="709"/>
         <w:jc w:val="both"/>
@@ -979,6 +1064,8 @@
     </w:p>
     <w:p>
       <w:pPr>
+        <w:keepLines/>
+        <w:widowControl/>
         <w:spacing w:line="276" w:lineRule="auto" w:after="60"/>
         <w:ind w:left="709"/>
         <w:jc w:val="both"/>
@@ -1039,6 +1126,8 @@
     </w:p>
     <w:p>
       <w:pPr>
+        <w:keepLines/>
+        <w:widowControl/>
         <w:spacing w:line="276" w:lineRule="auto" w:after="60"/>
         <w:ind w:left="709"/>
         <w:jc w:val="both"/>
@@ -1099,6 +1188,8 @@
     </w:p>
     <w:p>
       <w:pPr>
+        <w:keepLines/>
+        <w:widowControl/>
         <w:spacing w:line="276" w:lineRule="auto" w:after="60"/>
         <w:ind w:left="709"/>
         <w:jc w:val="both"/>
@@ -1141,6 +1232,8 @@
     </w:p>
     <w:p>
       <w:pPr>
+        <w:keepLines/>
+        <w:widowControl/>
         <w:spacing w:line="276" w:lineRule="auto" w:after="60"/>
         <w:ind w:left="709"/>
         <w:jc w:val="both"/>
@@ -1183,6 +1276,10 @@
     </w:p>
     <w:p>
       <w:pPr>
+        <w:keepNext/>
+        <w:keepLines/>
+        <w:pageBreakBefore/>
+        <w:widowControl/>
         <w:spacing w:before="240" w:after="120"/>
         <w:jc w:val="left"/>
       </w:pPr>
@@ -1197,6 +1294,7 @@
     </w:p>
     <w:p>
       <w:pPr>
+        <w:widowControl/>
         <w:spacing w:line="276" w:lineRule="auto" w:after="120"/>
         <w:ind w:firstLine="709"/>
         <w:jc w:val="both"/>
@@ -1213,6 +1311,8 @@
     </w:p>
     <w:p>
       <w:pPr>
+        <w:keepLines/>
+        <w:widowControl/>
         <w:spacing w:line="276" w:lineRule="auto" w:after="60"/>
         <w:ind w:left="709"/>
         <w:jc w:val="both"/>
@@ -1264,6 +1364,8 @@
     </w:p>
     <w:p>
       <w:pPr>
+        <w:keepLines/>
+        <w:widowControl/>
         <w:spacing w:line="276" w:lineRule="auto" w:after="60"/>
         <w:ind w:left="709"/>
         <w:jc w:val="both"/>
@@ -1315,6 +1417,8 @@
     </w:p>
     <w:p>
       <w:pPr>
+        <w:keepLines/>
+        <w:widowControl/>
         <w:spacing w:line="276" w:lineRule="auto" w:after="60"/>
         <w:ind w:left="709"/>
         <w:jc w:val="both"/>
@@ -1366,6 +1470,8 @@
     </w:p>
     <w:p>
       <w:pPr>
+        <w:keepLines/>
+        <w:widowControl/>
         <w:spacing w:line="276" w:lineRule="auto" w:after="60"/>
         <w:ind w:left="709"/>
         <w:jc w:val="both"/>
@@ -1417,6 +1523,8 @@
     </w:p>
     <w:p>
       <w:pPr>
+        <w:keepLines/>
+        <w:widowControl/>
         <w:spacing w:line="276" w:lineRule="auto" w:after="60"/>
         <w:ind w:left="709"/>
         <w:jc w:val="both"/>
@@ -1468,6 +1576,8 @@
     </w:p>
     <w:p>
       <w:pPr>
+        <w:keepLines/>
+        <w:widowControl/>
         <w:spacing w:line="276" w:lineRule="auto" w:after="60"/>
         <w:ind w:left="709"/>
         <w:jc w:val="both"/>
@@ -1519,6 +1629,8 @@
     </w:p>
     <w:p>
       <w:pPr>
+        <w:keepLines/>
+        <w:widowControl/>
         <w:spacing w:line="276" w:lineRule="auto" w:after="60"/>
         <w:ind w:left="709"/>
         <w:jc w:val="both"/>
@@ -1570,6 +1682,8 @@
     </w:p>
     <w:p>
       <w:pPr>
+        <w:keepLines/>
+        <w:widowControl/>
         <w:spacing w:line="276" w:lineRule="auto" w:after="60"/>
         <w:ind w:left="709"/>
         <w:jc w:val="both"/>
@@ -1621,6 +1735,8 @@
     </w:p>
     <w:p>
       <w:pPr>
+        <w:keepLines/>
+        <w:widowControl/>
         <w:spacing w:line="276" w:lineRule="auto" w:after="60"/>
         <w:ind w:left="709"/>
         <w:jc w:val="both"/>
@@ -1672,6 +1788,8 @@
     </w:p>
     <w:p>
       <w:pPr>
+        <w:keepLines/>
+        <w:widowControl/>
         <w:spacing w:line="276" w:lineRule="auto" w:after="60"/>
         <w:ind w:left="709"/>
         <w:jc w:val="both"/>
@@ -1723,6 +1841,8 @@
     </w:p>
     <w:p>
       <w:pPr>
+        <w:keepLines/>
+        <w:widowControl/>
         <w:spacing w:line="276" w:lineRule="auto" w:after="60"/>
         <w:ind w:left="709"/>
         <w:jc w:val="both"/>
@@ -1774,6 +1894,8 @@
     </w:p>
     <w:p>
       <w:pPr>
+        <w:keepLines/>
+        <w:widowControl/>
         <w:spacing w:line="276" w:lineRule="auto" w:after="60"/>
         <w:ind w:left="709"/>
         <w:jc w:val="both"/>
@@ -1825,6 +1947,8 @@
     </w:p>
     <w:p>
       <w:pPr>
+        <w:keepLines/>
+        <w:widowControl/>
         <w:spacing w:line="276" w:lineRule="auto" w:after="60"/>
         <w:ind w:left="709"/>
         <w:jc w:val="both"/>
@@ -1876,6 +2000,10 @@
     </w:p>
     <w:p>
       <w:pPr>
+        <w:keepNext/>
+        <w:keepLines/>
+        <w:pageBreakBefore/>
+        <w:widowControl/>
         <w:spacing w:before="240" w:after="120"/>
         <w:jc w:val="left"/>
       </w:pPr>
@@ -1890,6 +2018,9 @@
     </w:p>
     <w:p>
       <w:pPr>
+        <w:keepNext/>
+        <w:keepLines/>
+        <w:widowControl/>
         <w:spacing w:before="160" w:after="80"/>
         <w:jc w:val="left"/>
       </w:pPr>
@@ -1923,6 +2054,7 @@
     </w:p>
     <w:p>
       <w:pPr>
+        <w:widowControl/>
         <w:spacing w:line="276" w:lineRule="auto" w:after="120"/>
         <w:ind w:firstLine="709"/>
         <w:jc w:val="both"/>
@@ -1975,6 +2107,9 @@
     </w:p>
     <w:p>
       <w:pPr>
+        <w:keepNext/>
+        <w:keepLines/>
+        <w:widowControl/>
         <w:spacing w:before="160" w:after="80"/>
         <w:jc w:val="left"/>
       </w:pPr>
@@ -2013,6 +2148,10 @@
     </w:p>
     <w:p>
       <w:pPr>
+        <w:keepNext/>
+        <w:keepLines/>
+        <w:pageBreakBefore/>
+        <w:widowControl/>
         <w:spacing w:before="240" w:after="120"/>
         <w:jc w:val="left"/>
       </w:pPr>
@@ -2027,6 +2166,7 @@
     </w:p>
     <w:p>
       <w:pPr>
+        <w:widowControl/>
         <w:spacing w:line="276" w:lineRule="auto" w:after="120"/>
         <w:ind w:firstLine="709"/>
         <w:jc w:val="both"/>

--- a/reports/lab7/LR7_Explanatory_Note_Variant15.docx
+++ b/reports/lab7/LR7_Explanatory_Note_Variant15.docx
@@ -2,17 +2,10 @@
 <file path=word/document.xml><?xml version="1.0" encoding="utf-8"?>
 <w:document xmlns:wpc="http://schemas.microsoft.com/office/word/2010/wordprocessingCanvas" xmlns:mo="http://schemas.microsoft.com/office/mac/office/2008/main" xmlns:mc="http://schemas.openxmlformats.org/markup-compatibility/2006" xmlns:mv="urn:schemas-microsoft-com:mac:vml" xmlns:o="urn:schemas-microsoft-com:office:office" xmlns:r="http://schemas.openxmlformats.org/officeDocument/2006/relationships" xmlns:m="http://schemas.openxmlformats.org/officeDocument/2006/math" xmlns:v="urn:schemas-microsoft-com:vml" xmlns:wp14="http://schemas.microsoft.com/office/word/2010/wordprocessingDrawing" xmlns:wp="http://schemas.openxmlformats.org/drawingml/2006/wordprocessingDrawing" xmlns:w10="urn:schemas-microsoft-com:office:word" xmlns:w="http://schemas.openxmlformats.org/wordprocessingml/2006/main" xmlns:w14="http://schemas.microsoft.com/office/word/2010/wordml" xmlns:wpg="http://schemas.microsoft.com/office/word/2010/wordprocessingGroup" xmlns:wpi="http://schemas.microsoft.com/office/word/2010/wordprocessingInk" xmlns:wne="http://schemas.microsoft.com/office/word/2006/wordml" xmlns:wps="http://schemas.microsoft.com/office/word/2010/wordprocessingShape" mc:Ignorable="w14 wp14">
   <w:body>
-    <w:p/>
-    <w:p/>
-    <w:p/>
-    <w:p/>
-    <w:p/>
-    <w:p/>
-    <w:p/>
-    <w:p/>
     <w:p>
       <w:pPr>
-        <w:spacing w:after="120"/>
+        <w:keepLines/>
+        <w:spacing w:before="3000" w:after="240" w:line="240" w:lineRule="auto"/>
         <w:jc w:val="center"/>
       </w:pPr>
       <w:r>
@@ -22,22 +15,29 @@
           <w:sz w:val="32"/>
         </w:rPr>
         <w:t>ПОЯСНИТЕЛЬНАЯ ЗАПИСКА К ВЫПУСКНОМУ ПРОЕКТУ</w:t>
-        <w:br/>
       </w:r>
     </w:p>
     <w:p>
       <w:pPr>
+        <w:keepLines/>
+        <w:spacing w:before="0" w:after="360" w:line="240" w:lineRule="auto"/>
         <w:jc w:val="center"/>
       </w:pPr>
       <w:r>
         <w:rPr>
           <w:rFonts w:ascii="Times New Roman" w:hAnsi="Times New Roman"/>
+          <w:b w:val="0"/>
           <w:sz w:val="28"/>
         </w:rPr>
         <w:t>по дисциплине: «Практикум по разработке корпоративного портала»</w:t>
-        <w:br/>
-        <w:br/>
       </w:r>
+    </w:p>
+    <w:p>
+      <w:pPr>
+        <w:keepLines/>
+        <w:spacing w:before="0" w:after="120" w:line="240" w:lineRule="auto"/>
+        <w:jc w:val="center"/>
+      </w:pPr>
       <w:r>
         <w:rPr>
           <w:rFonts w:ascii="Times New Roman" w:hAnsi="Times New Roman"/>
@@ -45,23 +45,33 @@
           <w:sz w:val="28"/>
         </w:rPr>
         <w:t>Тема: «Проектирование и разработка корпоративного веб-портала университета — Модуль Центра аккредитации и независимой оценки качества образования (АНОК)»</w:t>
-        <w:br/>
+      </w:r>
+    </w:p>
+    <w:p>
+      <w:pPr>
+        <w:keepLines/>
+        <w:spacing w:before="0" w:after="0" w:line="240" w:lineRule="auto"/>
+        <w:jc w:val="center"/>
+      </w:pPr>
+      <w:r>
+        <w:rPr>
+          <w:rFonts w:ascii="Times New Roman" w:hAnsi="Times New Roman"/>
+          <w:b/>
+          <w:sz w:val="28"/>
+        </w:rPr>
         <w:t>Вариант № 15: «Университет. Центр аккредитации и независимой оценки качества образования (АНОК)»</w:t>
       </w:r>
     </w:p>
-    <w:p/>
-    <w:p/>
-    <w:p/>
-    <w:p/>
-    <w:p/>
     <w:p>
       <w:pPr>
-        <w:spacing w:line="276" w:lineRule="auto"/>
+        <w:keepLines/>
+        <w:spacing w:before="1680" w:after="0" w:line="276" w:lineRule="auto"/>
         <w:jc w:val="right"/>
       </w:pPr>
       <w:r>
         <w:rPr>
           <w:rFonts w:ascii="Times New Roman" w:hAnsi="Times New Roman"/>
+          <w:b w:val="0"/>
           <w:sz w:val="26"/>
         </w:rPr>
         <w:t>Выполнил:</w:t>
@@ -69,34 +79,28 @@
         <w:t>студент группы П-41</w:t>
         <w:br/>
         <w:t>Соловьёв А.С.</w:t>
-        <w:br/>
       </w:r>
     </w:p>
-    <w:p/>
-    <w:p/>
-    <w:p/>
-    <w:p/>
     <w:p>
       <w:pPr>
+        <w:keepLines/>
+        <w:spacing w:before="1920" w:after="0" w:line="240" w:lineRule="auto"/>
         <w:jc w:val="center"/>
       </w:pPr>
       <w:r>
         <w:rPr>
           <w:rFonts w:ascii="Times New Roman" w:hAnsi="Times New Roman"/>
+          <w:b w:val="0"/>
           <w:sz w:val="24"/>
         </w:rPr>
         <w:t>Москва, 2026 г.</w:t>
       </w:r>
     </w:p>
     <w:p>
-      <w:r>
-        <w:br w:type="page"/>
-      </w:r>
-    </w:p>
-    <w:p>
       <w:pPr>
         <w:keepNext/>
         <w:keepLines/>
+        <w:pageBreakBefore/>
         <w:widowControl/>
         <w:spacing w:before="240" w:after="120"/>
         <w:jc w:val="left"/>

--- a/reports/lab7/LR7_Explanatory_Note_Variant15.docx
+++ b/reports/lab7/LR7_Explanatory_Note_Variant15.docx
@@ -702,7 +702,169 @@
           <w:i w:val="0"/>
           <w:sz w:val="28"/>
         </w:rPr>
-        <w:t xml:space="preserve"> Семантический HTML5, адаптивный CSS3 с использованием CSS Grid и Flexbox, нативный JavaScript (ES6) для динамической фильтрации без внешних библиотечных зависимостей.</w:t>
+        <w:t xml:space="preserve"> Семантический HTML5, адаптивный CSS3 с использованием CSS Grid и Flexbox, нативный JavaScript (ES6), а также подключенные готовые open-source модули (ЛР № 6): </w:t>
+      </w:r>
+      <w:r>
+        <w:rPr>
+          <w:rFonts w:ascii="Times New Roman" w:hAnsi="Times New Roman"/>
+          <w:b/>
+          <w:i w:val="0"/>
+          <w:sz w:val="28"/>
+        </w:rPr>
+        <w:t>Chart.js</w:t>
+      </w:r>
+      <w:r>
+        <w:rPr>
+          <w:rFonts w:ascii="Times New Roman" w:hAnsi="Times New Roman"/>
+          <w:b w:val="0"/>
+          <w:i w:val="0"/>
+          <w:sz w:val="28"/>
+        </w:rPr>
+        <w:t xml:space="preserve"> (диаграммы аналитики), </w:t>
+      </w:r>
+      <w:r>
+        <w:rPr>
+          <w:rFonts w:ascii="Times New Roman" w:hAnsi="Times New Roman"/>
+          <w:b/>
+          <w:i w:val="0"/>
+          <w:sz w:val="28"/>
+        </w:rPr>
+        <w:t>FullCalendar</w:t>
+      </w:r>
+      <w:r>
+        <w:rPr>
+          <w:rFonts w:ascii="Times New Roman" w:hAnsi="Times New Roman"/>
+          <w:b w:val="0"/>
+          <w:i w:val="0"/>
+          <w:sz w:val="28"/>
+        </w:rPr>
+        <w:t xml:space="preserve"> (календарь регламентных процедур), </w:t>
+      </w:r>
+      <w:r>
+        <w:rPr>
+          <w:rFonts w:ascii="Times New Roman" w:hAnsi="Times New Roman"/>
+          <w:b/>
+          <w:i w:val="0"/>
+          <w:sz w:val="28"/>
+        </w:rPr>
+        <w:t>DataTables</w:t>
+      </w:r>
+      <w:r>
+        <w:rPr>
+          <w:rFonts w:ascii="Times New Roman" w:hAnsi="Times New Roman"/>
+          <w:b w:val="0"/>
+          <w:i w:val="0"/>
+          <w:sz w:val="28"/>
+        </w:rPr>
+        <w:t xml:space="preserve"> (динамические таблицы с живым поиском и пагинацией), </w:t>
+      </w:r>
+      <w:r>
+        <w:rPr>
+          <w:rFonts w:ascii="Times New Roman" w:hAnsi="Times New Roman"/>
+          <w:b/>
+          <w:i w:val="0"/>
+          <w:sz w:val="28"/>
+        </w:rPr>
+        <w:t>SheetJS</w:t>
+      </w:r>
+      <w:r>
+        <w:rPr>
+          <w:rFonts w:ascii="Times New Roman" w:hAnsi="Times New Roman"/>
+          <w:b w:val="0"/>
+          <w:i w:val="0"/>
+          <w:sz w:val="28"/>
+        </w:rPr>
+        <w:t xml:space="preserve"> и </w:t>
+      </w:r>
+      <w:r>
+        <w:rPr>
+          <w:rFonts w:ascii="Times New Roman" w:hAnsi="Times New Roman"/>
+          <w:b/>
+          <w:i w:val="0"/>
+          <w:sz w:val="28"/>
+        </w:rPr>
+        <w:t>jsPDF</w:t>
+      </w:r>
+      <w:r>
+        <w:rPr>
+          <w:rFonts w:ascii="Times New Roman" w:hAnsi="Times New Roman"/>
+          <w:b w:val="0"/>
+          <w:i w:val="0"/>
+          <w:sz w:val="28"/>
+        </w:rPr>
+        <w:t xml:space="preserve"> (экспорт учебного плана в Excel и PDF), </w:t>
+      </w:r>
+      <w:r>
+        <w:rPr>
+          <w:rFonts w:ascii="Times New Roman" w:hAnsi="Times New Roman"/>
+          <w:b/>
+          <w:i w:val="0"/>
+          <w:sz w:val="28"/>
+        </w:rPr>
+        <w:t>CryptoJS</w:t>
+      </w:r>
+      <w:r>
+        <w:rPr>
+          <w:rFonts w:ascii="Times New Roman" w:hAnsi="Times New Roman"/>
+          <w:b w:val="0"/>
+          <w:i w:val="0"/>
+          <w:sz w:val="28"/>
+        </w:rPr>
+        <w:t xml:space="preserve"> (вычисление SHA-256 хэшей и верификация штампов ЭЦП), </w:t>
+      </w:r>
+      <w:r>
+        <w:rPr>
+          <w:rFonts w:ascii="Times New Roman" w:hAnsi="Times New Roman"/>
+          <w:b/>
+          <w:i w:val="0"/>
+          <w:sz w:val="28"/>
+        </w:rPr>
+        <w:t>SweetAlert2</w:t>
+      </w:r>
+      <w:r>
+        <w:rPr>
+          <w:rFonts w:ascii="Times New Roman" w:hAnsi="Times New Roman"/>
+          <w:b w:val="0"/>
+          <w:i w:val="0"/>
+          <w:sz w:val="28"/>
+        </w:rPr>
+        <w:t xml:space="preserve"> и </w:t>
+      </w:r>
+      <w:r>
+        <w:rPr>
+          <w:rFonts w:ascii="Times New Roman" w:hAnsi="Times New Roman"/>
+          <w:b/>
+          <w:i w:val="0"/>
+          <w:sz w:val="28"/>
+        </w:rPr>
+        <w:t>Toastify</w:t>
+      </w:r>
+      <w:r>
+        <w:rPr>
+          <w:rFonts w:ascii="Times New Roman" w:hAnsi="Times New Roman"/>
+          <w:b w:val="0"/>
+          <w:i w:val="0"/>
+          <w:sz w:val="28"/>
+        </w:rPr>
+        <w:t xml:space="preserve"> (диалоги подтверждения и уведомления), </w:t>
+      </w:r>
+      <w:r>
+        <w:rPr>
+          <w:rFonts w:ascii="Times New Roman" w:hAnsi="Times New Roman"/>
+          <w:b/>
+          <w:i w:val="0"/>
+          <w:sz w:val="28"/>
+        </w:rPr>
+        <w:t>Diff2Html</w:t>
+      </w:r>
+      <w:r>
+        <w:rPr>
+          <w:rFonts w:ascii="Times New Roman" w:hAnsi="Times New Roman"/>
+          <w:b w:val="0"/>
+          <w:i w:val="0"/>
+          <w:sz w:val="28"/>
+        </w:rPr>
+        <w:t xml:space="preserve"> (визуальное сравнение версий учебного плана).</w:t>
       </w:r>
     </w:p>
     <w:p>
@@ -931,7 +1093,7 @@
           <w:i w:val="0"/>
           <w:sz w:val="28"/>
         </w:rPr>
-        <w:t xml:space="preserve"> 51 дисциплина УП по 8 семестрам с детальной разбивкой академических часов (лекции, лабораторные, практики, СРС), зачетных единиц и форм контроля.</w:t>
+        <w:t xml:space="preserve"> 51 дисциплина УП по 8 семестрам (240 з.е., 8640 часов) с детальной разбивкой академических часов (лекции, лабораторные, практики, СРС), зачетных единиц и форм контроля.</w:t>
       </w:r>
     </w:p>
     <w:p>
@@ -1310,7 +1472,7 @@
           <w:i w:val="0"/>
           <w:sz w:val="28"/>
         </w:rPr>
-        <w:t>Портал включает 13 функциональных страниц:</w:t>
+        <w:t>Портал включает 15 функциональных страниц (13 базовых разделов и 2 модульных раздела, внедренных в рамках ЛР № 6):</w:t>
       </w:r>
     </w:p>
     <w:p>
@@ -1469,7 +1631,7 @@
           <w:i w:val="0"/>
           <w:sz w:val="28"/>
         </w:rPr>
-        <w:t xml:space="preserve"> навигация по семестрам 1–8, баланс 30 з.е. и 1080 часов на семестр, формы контроля, обеспечивающие кафедры.</w:t>
+        <w:t xml:space="preserve"> навигация по семестрам 1–8, баланс 30 з.е. и 1080 часов на семестр, формы контроля, обеспечивающие кафедры; модули DataTables, SheetJS и jsPDF.</w:t>
       </w:r>
     </w:p>
     <w:p>
@@ -1487,6 +1649,112 @@
           <w:sz w:val="28"/>
         </w:rPr>
         <w:t xml:space="preserve">4. </w:t>
+      </w:r>
+      <w:r>
+        <w:rPr>
+          <w:rFonts w:ascii="Courier New" w:hAnsi="Courier New"/>
+          <w:b w:val="0"/>
+          <w:i w:val="0"/>
+          <w:sz w:val="28"/>
+        </w:rPr>
+        <w:t>analytics</w:t>
+      </w:r>
+      <w:r>
+        <w:rPr>
+          <w:rFonts w:ascii="Times New Roman" w:hAnsi="Times New Roman"/>
+          <w:b w:val="0"/>
+          <w:i w:val="0"/>
+          <w:sz w:val="28"/>
+        </w:rPr>
+        <w:t xml:space="preserve"> — </w:t>
+      </w:r>
+      <w:r>
+        <w:rPr>
+          <w:rFonts w:ascii="Times New Roman" w:hAnsi="Times New Roman"/>
+          <w:b/>
+          <w:i w:val="0"/>
+          <w:sz w:val="28"/>
+        </w:rPr>
+        <w:t>Аналитика (Chart.js):</w:t>
+      </w:r>
+      <w:r>
+        <w:rPr>
+          <w:rFonts w:ascii="Times New Roman" w:hAnsi="Times New Roman"/>
+          <w:b w:val="0"/>
+          <w:i w:val="0"/>
+          <w:sz w:val="28"/>
+        </w:rPr>
+        <w:t xml:space="preserve"> диаграммы структуры блоков УП, покрытия компетенций и распределения академических часов по семестрам.</w:t>
+      </w:r>
+    </w:p>
+    <w:p>
+      <w:pPr>
+        <w:keepLines/>
+        <w:widowControl/>
+        <w:spacing w:line="276" w:lineRule="auto" w:after="60"/>
+        <w:ind w:left="709"/>
+        <w:jc w:val="both"/>
+      </w:pPr>
+      <w:r>
+        <w:rPr>
+          <w:rFonts w:ascii="Times New Roman" w:hAnsi="Times New Roman"/>
+          <w:b/>
+          <w:sz w:val="28"/>
+        </w:rPr>
+        <w:t xml:space="preserve">5. </w:t>
+      </w:r>
+      <w:r>
+        <w:rPr>
+          <w:rFonts w:ascii="Courier New" w:hAnsi="Courier New"/>
+          <w:b w:val="0"/>
+          <w:i w:val="0"/>
+          <w:sz w:val="28"/>
+        </w:rPr>
+        <w:t>calendar</w:t>
+      </w:r>
+      <w:r>
+        <w:rPr>
+          <w:rFonts w:ascii="Times New Roman" w:hAnsi="Times New Roman"/>
+          <w:b w:val="0"/>
+          <w:i w:val="0"/>
+          <w:sz w:val="28"/>
+        </w:rPr>
+        <w:t xml:space="preserve"> — </w:t>
+      </w:r>
+      <w:r>
+        <w:rPr>
+          <w:rFonts w:ascii="Times New Roman" w:hAnsi="Times New Roman"/>
+          <w:b/>
+          <w:i w:val="0"/>
+          <w:sz w:val="28"/>
+        </w:rPr>
+        <w:t>Календарь дедлайнов (FullCalendar):</w:t>
+      </w:r>
+      <w:r>
+        <w:rPr>
+          <w:rFonts w:ascii="Times New Roman" w:hAnsi="Times New Roman"/>
+          <w:b w:val="0"/>
+          <w:i w:val="0"/>
+          <w:sz w:val="28"/>
+        </w:rPr>
+        <w:t xml:space="preserve"> календарный график регламентных процедур Центра АНОК, этапов визирования и дедлайнов.</w:t>
+      </w:r>
+    </w:p>
+    <w:p>
+      <w:pPr>
+        <w:keepLines/>
+        <w:widowControl/>
+        <w:spacing w:line="276" w:lineRule="auto" w:after="60"/>
+        <w:ind w:left="709"/>
+        <w:jc w:val="both"/>
+      </w:pPr>
+      <w:r>
+        <w:rPr>
+          <w:rFonts w:ascii="Times New Roman" w:hAnsi="Times New Roman"/>
+          <w:b/>
+          <w:sz w:val="28"/>
+        </w:rPr>
+        <w:t xml:space="preserve">6. </w:t>
       </w:r>
       <w:r>
         <w:rPr>
@@ -1522,7 +1790,7 @@
           <w:i w:val="0"/>
           <w:sz w:val="28"/>
         </w:rPr>
-        <w:t xml:space="preserve"> автоматизированный контроль баланса кредитов, экзаменов, практик и ГИА.</w:t>
+        <w:t xml:space="preserve"> автоматизированный контроль баланса кредитов (240 з.е.), экзаменов (макс. 4 при норме ≤ 5), практик (34 з.е. при норме ≥ 12) и ГИА (9 з.е. при норме ≥ 6).</w:t>
       </w:r>
     </w:p>
     <w:p>
@@ -1539,7 +1807,7 @@
           <w:b/>
           <w:sz w:val="28"/>
         </w:rPr>
-        <w:t xml:space="preserve">5. </w:t>
+        <w:t xml:space="preserve">7. </w:t>
       </w:r>
       <w:r>
         <w:rPr>
@@ -1575,7 +1843,7 @@
           <w:i w:val="0"/>
           <w:sz w:val="28"/>
         </w:rPr>
-        <w:t xml:space="preserve"> хронология визирования должностными лицами с криптографическими отпечатками.</w:t>
+        <w:t xml:space="preserve"> хронология визирования должностными лицами с криптографическими отпечатками; модули CryptoJS, SweetAlert2 и Toastify.</w:t>
       </w:r>
     </w:p>
     <w:p>
@@ -1592,7 +1860,7 @@
           <w:b/>
           <w:sz w:val="28"/>
         </w:rPr>
-        <w:t xml:space="preserve">6. </w:t>
+        <w:t xml:space="preserve">8. </w:t>
       </w:r>
       <w:r>
         <w:rPr>
@@ -1628,7 +1896,7 @@
           <w:i w:val="0"/>
           <w:sz w:val="28"/>
         </w:rPr>
-        <w:t xml:space="preserve"> реестр изменений учебных планов между кафедрами.</w:t>
+        <w:t xml:space="preserve"> реестр изменений учебных планов между кафедрами; модуль Diff2Html для визуального сравнения версий.</w:t>
       </w:r>
     </w:p>
     <w:p>
@@ -1645,7 +1913,7 @@
           <w:b/>
           <w:sz w:val="28"/>
         </w:rPr>
-        <w:t xml:space="preserve">7. </w:t>
+        <w:t xml:space="preserve">9. </w:t>
       </w:r>
       <w:r>
         <w:rPr>
@@ -1698,7 +1966,7 @@
           <w:b/>
           <w:sz w:val="28"/>
         </w:rPr>
-        <w:t xml:space="preserve">8. </w:t>
+        <w:t xml:space="preserve">10. </w:t>
       </w:r>
       <w:r>
         <w:rPr>
@@ -1751,7 +2019,7 @@
           <w:b/>
           <w:sz w:val="28"/>
         </w:rPr>
-        <w:t xml:space="preserve">9. </w:t>
+        <w:t xml:space="preserve">11. </w:t>
       </w:r>
       <w:r>
         <w:rPr>
@@ -1804,7 +2072,7 @@
           <w:b/>
           <w:sz w:val="28"/>
         </w:rPr>
-        <w:t xml:space="preserve">10. </w:t>
+        <w:t xml:space="preserve">12. </w:t>
       </w:r>
       <w:r>
         <w:rPr>
@@ -1857,7 +2125,7 @@
           <w:b/>
           <w:sz w:val="28"/>
         </w:rPr>
-        <w:t xml:space="preserve">11. </w:t>
+        <w:t xml:space="preserve">13. </w:t>
       </w:r>
       <w:r>
         <w:rPr>
@@ -1910,7 +2178,7 @@
           <w:b/>
           <w:sz w:val="28"/>
         </w:rPr>
-        <w:t xml:space="preserve">12. </w:t>
+        <w:t xml:space="preserve">14. </w:t>
       </w:r>
       <w:r>
         <w:rPr>
@@ -1963,7 +2231,7 @@
           <w:b/>
           <w:sz w:val="28"/>
         </w:rPr>
-        <w:t xml:space="preserve">13. </w:t>
+        <w:t xml:space="preserve">15. </w:t>
       </w:r>
       <w:r>
         <w:rPr>

--- a/reports/lab7/LR7_Explanatory_Note_Variant15.docx
+++ b/reports/lab7/LR7_Explanatory_Note_Variant15.docx
@@ -1181,7 +1181,7 @@
           <w:i w:val="0"/>
           <w:sz w:val="28"/>
         </w:rPr>
-        <w:t xml:space="preserve"> 7 подразделений университета (кафедры ПИ, ИСТ, ВМ, ИЯ, ОФ, Центр АНОК, Ректорат).</w:t>
+        <w:t xml:space="preserve"> 9 подразделений университета (выпускающие кафедры ПИ, ИСТ; обеспечивающие ВМ, ИЯ, ОФ, ГиСН, ФиБЖ; Центр АНОК; Ректорат).</w:t>
       </w:r>
     </w:p>
     <w:p>
